--- a/essencial receitas.docx
+++ b/essencial receitas.docx
@@ -4025,16 +4025,6 @@
     </w:p>
     <w:p>
       <w:pPr>
-        <w:rPr/>
-      </w:pPr>
-      <w:r>
-        <w:rPr>
-          <w:rtl w:val="0"/>
-        </w:rPr>
-      </w:r>
-    </w:p>
-    <w:p>
-      <w:pPr>
         <w:spacing w:line="360" w:lineRule="auto"/>
         <w:jc w:val="both"/>
         <w:rPr>
@@ -5663,7 +5653,10 @@
       <w:pPr>
         <w:spacing w:line="360" w:lineRule="auto"/>
         <w:jc w:val="both"/>
-        <w:rPr/>
+        <w:rPr>
+          <w:sz w:val="24"/>
+          <w:szCs w:val="24"/>
+        </w:rPr>
       </w:pPr>
       <w:r>
         <w:rPr>
@@ -5675,327 +5668,18 @@
       <w:pPr>
         <w:spacing w:line="360" w:lineRule="auto"/>
         <w:jc w:val="both"/>
-        <w:rPr/>
-      </w:pPr>
-      <w:r>
-        <w:rPr>
-          <w:rtl w:val="0"/>
-        </w:rPr>
-      </w:r>
-    </w:p>
-    <w:p>
-      <w:pPr>
-        <w:spacing w:line="360" w:lineRule="auto"/>
-        <w:jc w:val="both"/>
-        <w:rPr/>
-      </w:pPr>
-      <w:r>
-        <w:rPr>
-          <w:rtl w:val="0"/>
-        </w:rPr>
-      </w:r>
-    </w:p>
-    <w:p>
-      <w:pPr>
-        <w:spacing w:line="360" w:lineRule="auto"/>
-        <w:jc w:val="both"/>
-        <w:rPr/>
-      </w:pPr>
-      <w:r>
-        <w:rPr>
-          <w:rtl w:val="0"/>
-        </w:rPr>
-      </w:r>
-    </w:p>
-    <w:p>
-      <w:pPr>
-        <w:spacing w:line="360" w:lineRule="auto"/>
-        <w:jc w:val="both"/>
-        <w:rPr/>
-      </w:pPr>
-      <w:r>
-        <w:rPr>
-          <w:rtl w:val="0"/>
-        </w:rPr>
-      </w:r>
-    </w:p>
-    <w:p>
-      <w:pPr>
-        <w:spacing w:line="360" w:lineRule="auto"/>
-        <w:jc w:val="both"/>
-        <w:rPr/>
-      </w:pPr>
-      <w:r>
-        <w:rPr>
-          <w:rtl w:val="0"/>
-        </w:rPr>
-      </w:r>
-    </w:p>
-    <w:p>
-      <w:pPr>
-        <w:spacing w:line="360" w:lineRule="auto"/>
-        <w:jc w:val="both"/>
-        <w:rPr/>
-      </w:pPr>
-      <w:r>
-        <w:rPr>
-          <w:rtl w:val="0"/>
-        </w:rPr>
-      </w:r>
-    </w:p>
-    <w:p>
-      <w:pPr>
-        <w:spacing w:line="360" w:lineRule="auto"/>
-        <w:jc w:val="both"/>
-        <w:rPr/>
-      </w:pPr>
-      <w:r>
-        <w:rPr>
-          <w:rtl w:val="0"/>
-        </w:rPr>
-      </w:r>
-    </w:p>
-    <w:p>
-      <w:pPr>
-        <w:spacing w:line="360" w:lineRule="auto"/>
-        <w:jc w:val="both"/>
-        <w:rPr/>
-      </w:pPr>
-      <w:r>
-        <w:rPr>
-          <w:rtl w:val="0"/>
-        </w:rPr>
-      </w:r>
-    </w:p>
-    <w:p>
-      <w:pPr>
-        <w:spacing w:line="360" w:lineRule="auto"/>
-        <w:jc w:val="both"/>
-        <w:rPr/>
-      </w:pPr>
-      <w:r>
-        <w:rPr>
-          <w:rtl w:val="0"/>
-        </w:rPr>
-      </w:r>
-    </w:p>
-    <w:p>
-      <w:pPr>
-        <w:spacing w:line="360" w:lineRule="auto"/>
-        <w:jc w:val="both"/>
-        <w:rPr/>
-      </w:pPr>
-      <w:r>
-        <w:rPr>
-          <w:rtl w:val="0"/>
-        </w:rPr>
-      </w:r>
-    </w:p>
-    <w:p>
-      <w:pPr>
-        <w:spacing w:line="360" w:lineRule="auto"/>
-        <w:jc w:val="both"/>
-        <w:rPr/>
-      </w:pPr>
-      <w:r>
-        <w:rPr>
-          <w:rtl w:val="0"/>
-        </w:rPr>
-      </w:r>
-    </w:p>
-    <w:p>
-      <w:pPr>
-        <w:spacing w:line="360" w:lineRule="auto"/>
-        <w:jc w:val="both"/>
-        <w:rPr/>
-      </w:pPr>
-      <w:r>
-        <w:rPr>
-          <w:rtl w:val="0"/>
-        </w:rPr>
-      </w:r>
-    </w:p>
-    <w:p>
-      <w:pPr>
-        <w:spacing w:line="360" w:lineRule="auto"/>
-        <w:jc w:val="both"/>
-        <w:rPr/>
-      </w:pPr>
-      <w:r>
-        <w:rPr>
-          <w:rtl w:val="0"/>
-        </w:rPr>
-      </w:r>
-    </w:p>
-    <w:p>
-      <w:pPr>
-        <w:spacing w:line="360" w:lineRule="auto"/>
-        <w:jc w:val="both"/>
-        <w:rPr/>
-      </w:pPr>
-      <w:r>
-        <w:rPr>
-          <w:rtl w:val="0"/>
-        </w:rPr>
-      </w:r>
-    </w:p>
-    <w:p>
-      <w:pPr>
-        <w:spacing w:line="360" w:lineRule="auto"/>
-        <w:jc w:val="both"/>
-        <w:rPr/>
-      </w:pPr>
-      <w:r>
-        <w:rPr>
-          <w:rtl w:val="0"/>
-        </w:rPr>
-      </w:r>
-    </w:p>
-    <w:p>
-      <w:pPr>
-        <w:spacing w:line="360" w:lineRule="auto"/>
-        <w:jc w:val="both"/>
-        <w:rPr/>
-      </w:pPr>
-      <w:r>
-        <w:rPr>
-          <w:rtl w:val="0"/>
-        </w:rPr>
-      </w:r>
-    </w:p>
-    <w:p>
-      <w:pPr>
-        <w:spacing w:line="360" w:lineRule="auto"/>
-        <w:jc w:val="both"/>
-        <w:rPr/>
-      </w:pPr>
-      <w:r>
-        <w:rPr>
-          <w:rtl w:val="0"/>
-        </w:rPr>
-      </w:r>
-    </w:p>
-    <w:p>
-      <w:pPr>
-        <w:spacing w:line="360" w:lineRule="auto"/>
-        <w:jc w:val="both"/>
-        <w:rPr/>
-      </w:pPr>
-      <w:r>
-        <w:rPr>
-          <w:rtl w:val="0"/>
-        </w:rPr>
-      </w:r>
-    </w:p>
-    <w:p>
-      <w:pPr>
-        <w:spacing w:line="360" w:lineRule="auto"/>
-        <w:jc w:val="both"/>
-        <w:rPr/>
-      </w:pPr>
-      <w:r>
-        <w:rPr>
-          <w:rtl w:val="0"/>
-        </w:rPr>
-      </w:r>
-    </w:p>
-    <w:p>
-      <w:pPr>
-        <w:spacing w:line="360" w:lineRule="auto"/>
-        <w:jc w:val="both"/>
-        <w:rPr/>
-      </w:pPr>
-      <w:r>
-        <w:rPr>
-          <w:rtl w:val="0"/>
-        </w:rPr>
-      </w:r>
-    </w:p>
-    <w:p>
-      <w:pPr>
-        <w:spacing w:line="360" w:lineRule="auto"/>
-        <w:jc w:val="both"/>
-        <w:rPr/>
-      </w:pPr>
-      <w:r>
-        <w:rPr>
-          <w:rtl w:val="0"/>
-        </w:rPr>
-      </w:r>
-    </w:p>
-    <w:p>
-      <w:pPr>
-        <w:spacing w:line="360" w:lineRule="auto"/>
-        <w:jc w:val="both"/>
-        <w:rPr/>
-      </w:pPr>
-      <w:r>
-        <w:rPr>
-          <w:rtl w:val="0"/>
-        </w:rPr>
-      </w:r>
-    </w:p>
-    <w:p>
-      <w:pPr>
-        <w:spacing w:line="360" w:lineRule="auto"/>
-        <w:jc w:val="both"/>
-        <w:rPr/>
-      </w:pPr>
-      <w:r>
-        <w:rPr>
-          <w:rtl w:val="0"/>
-        </w:rPr>
-      </w:r>
-    </w:p>
-    <w:p>
-      <w:pPr>
-        <w:spacing w:line="360" w:lineRule="auto"/>
-        <w:jc w:val="both"/>
-        <w:rPr/>
-      </w:pPr>
-      <w:r>
-        <w:rPr>
-          <w:rtl w:val="0"/>
-        </w:rPr>
-      </w:r>
-    </w:p>
-    <w:p>
-      <w:pPr>
-        <w:spacing w:line="360" w:lineRule="auto"/>
-        <w:jc w:val="both"/>
-        <w:rPr/>
-      </w:pPr>
-      <w:r>
-        <w:rPr>
-          <w:rtl w:val="0"/>
-        </w:rPr>
-      </w:r>
-    </w:p>
-    <w:p>
-      <w:pPr>
-        <w:spacing w:line="360" w:lineRule="auto"/>
-        <w:jc w:val="both"/>
-        <w:rPr/>
-      </w:pPr>
-      <w:r>
-        <w:rPr>
-          <w:rtl w:val="0"/>
-        </w:rPr>
-      </w:r>
-    </w:p>
-    <w:p>
-      <w:pPr>
-        <w:spacing w:line="360" w:lineRule="auto"/>
-        <w:jc w:val="both"/>
-        <w:rPr>
-          <w:sz w:val="24"/>
-          <w:szCs w:val="24"/>
-        </w:rPr>
-      </w:pPr>
-      <w:r>
-        <w:rPr>
-          <w:rtl w:val="0"/>
-        </w:rPr>
+        <w:rPr>
+          <w:sz w:val="24"/>
+          <w:szCs w:val="24"/>
+        </w:rPr>
+      </w:pPr>
+      <w:r>
+        <w:rPr>
+          <w:sz w:val="24"/>
+          <w:szCs w:val="24"/>
+          <w:rtl w:val="0"/>
+        </w:rPr>
+        <w:t xml:space="preserve">Jhosef</w:t>
       </w:r>
     </w:p>
     <w:tbl>
@@ -6177,7 +5861,7 @@
                 <w:szCs w:val="27"/>
                 <w:rtl w:val="0"/>
               </w:rPr>
-              <w:t xml:space="preserve">Usuário </w:t>
+              <w:t xml:space="preserve">Usuário, Sistema</w:t>
             </w:r>
             <w:r>
               <w:rPr>
@@ -6413,17 +6097,52 @@
           </w:tcPr>
           <w:p>
             <w:pPr>
-              <w:widowControl w:val="0"/>
-              <w:spacing w:line="240" w:lineRule="auto"/>
-              <w:rPr>
-                <w:sz w:val="24"/>
-                <w:szCs w:val="24"/>
-              </w:rPr>
-            </w:pPr>
-            <w:r>
-              <w:rPr>
-                <w:rtl w:val="0"/>
-              </w:rPr>
+              <w:rPr>
+                <w:sz w:val="24"/>
+                <w:szCs w:val="24"/>
+              </w:rPr>
+            </w:pPr>
+            <w:r>
+              <w:rPr>
+                <w:sz w:val="24"/>
+                <w:szCs w:val="24"/>
+                <w:rtl w:val="0"/>
+              </w:rPr>
+              <w:t xml:space="preserve">A despensa do usuário é atualizada com sucesso.</w:t>
+            </w:r>
+          </w:p>
+          <w:p>
+            <w:pPr>
+              <w:rPr>
+                <w:sz w:val="24"/>
+                <w:szCs w:val="24"/>
+              </w:rPr>
+            </w:pPr>
+            <w:r>
+              <w:rPr>
+                <w:sz w:val="24"/>
+                <w:szCs w:val="24"/>
+                <w:rtl w:val="0"/>
+              </w:rPr>
+              <w:t xml:space="preserve">* Os dados sensíveis (CPF, e-mail) permanecem </w:t>
+            </w:r>
+            <w:r>
+              <w:rPr>
+                <w:b w:val="1"/>
+                <w:bCs w:val="1"/>
+                <w:sz w:val="24"/>
+                <w:szCs w:val="24"/>
+                <w:rtl w:val="0"/>
+              </w:rPr>
+              <w:t xml:space="preserve">criptografados com AES-256</w:t>
+            </w:r>
+            <w:r>
+              <w:rPr>
+                <w:sz w:val="24"/>
+                <w:szCs w:val="24"/>
+                <w:rtl w:val="0"/>
+              </w:rPr>
+              <w:t xml:space="preserve"> em conformidade com a LGPD</w:t>
             </w:r>
           </w:p>
         </w:tc>
@@ -6480,119 +6199,276 @@
           </w:tcPr>
           <w:p>
             <w:pPr>
-              <w:widowControl w:val="0"/>
-              <w:spacing w:line="240" w:lineRule="auto"/>
-              <w:rPr>
-                <w:sz w:val="24"/>
-                <w:szCs w:val="24"/>
-              </w:rPr>
-            </w:pPr>
-            <w:r>
-              <w:rPr>
-                <w:sz w:val="24"/>
-                <w:szCs w:val="24"/>
-                <w:rtl w:val="0"/>
-              </w:rPr>
-              <w:t xml:space="preserve">1. O cliente informa o CEP de destino ou seleciona um endereço cadastrado</w:t>
-            </w:r>
-          </w:p>
-          <w:p>
-            <w:pPr>
-              <w:widowControl w:val="0"/>
-              <w:spacing w:line="240" w:lineRule="auto"/>
-              <w:rPr>
-                <w:sz w:val="24"/>
-                <w:szCs w:val="24"/>
-              </w:rPr>
-            </w:pPr>
-            <w:r>
-              <w:rPr>
-                <w:rtl w:val="0"/>
-              </w:rPr>
-            </w:r>
-          </w:p>
-          <w:p>
-            <w:pPr>
-              <w:widowControl w:val="0"/>
-              <w:spacing w:line="240" w:lineRule="auto"/>
-              <w:rPr>
-                <w:sz w:val="24"/>
-                <w:szCs w:val="24"/>
-              </w:rPr>
-            </w:pPr>
-            <w:r>
-              <w:rPr>
-                <w:sz w:val="24"/>
-                <w:szCs w:val="24"/>
-                <w:rtl w:val="0"/>
-              </w:rPr>
-              <w:t xml:space="preserve">2. O sistema consulta as tabelas de CEP e geolocalização via API sob protocolo TLS</w:t>
-            </w:r>
-          </w:p>
-          <w:p>
-            <w:pPr>
-              <w:widowControl w:val="0"/>
-              <w:spacing w:line="240" w:lineRule="auto"/>
-              <w:rPr>
-                <w:sz w:val="24"/>
-                <w:szCs w:val="24"/>
-              </w:rPr>
-            </w:pPr>
-            <w:r>
-              <w:rPr>
-                <w:rtl w:val="0"/>
-              </w:rPr>
-            </w:r>
-          </w:p>
-          <w:p>
-            <w:pPr>
-              <w:widowControl w:val="0"/>
-              <w:spacing w:line="240" w:lineRule="auto"/>
-              <w:rPr>
-                <w:sz w:val="24"/>
-                <w:szCs w:val="24"/>
-              </w:rPr>
-            </w:pPr>
-            <w:r>
-              <w:rPr>
-                <w:sz w:val="24"/>
-                <w:szCs w:val="24"/>
-                <w:rtl w:val="0"/>
-              </w:rPr>
-              <w:t xml:space="preserve">3. O sistema verifica a elegibilidade para gratuidade regional ou do programa de fidelidade.</w:t>
-            </w:r>
-          </w:p>
-          <w:p>
-            <w:pPr>
-              <w:widowControl w:val="0"/>
-              <w:spacing w:line="240" w:lineRule="auto"/>
-              <w:rPr>
-                <w:sz w:val="24"/>
-                <w:szCs w:val="24"/>
-              </w:rPr>
-            </w:pPr>
-            <w:r>
-              <w:rPr>
-                <w:rtl w:val="0"/>
-              </w:rPr>
-            </w:r>
-          </w:p>
-          <w:p>
-            <w:pPr>
-              <w:widowControl w:val="0"/>
-              <w:spacing w:line="240" w:lineRule="auto"/>
-              <w:rPr>
-                <w:sz w:val="24"/>
-                <w:szCs w:val="24"/>
-              </w:rPr>
-            </w:pPr>
-            <w:r>
-              <w:rPr>
-                <w:sz w:val="24"/>
-                <w:szCs w:val="24"/>
-                <w:rtl w:val="0"/>
-              </w:rPr>
-              <w:t xml:space="preserve">4. O sistema calcula o valor final do frete em até 1,5 segundos e o exibe no resumo da compra </w:t>
+              <w:rPr>
+                <w:sz w:val="24"/>
+                <w:szCs w:val="24"/>
+              </w:rPr>
+            </w:pPr>
+            <w:r>
+              <w:rPr>
+                <w:b w:val="1"/>
+                <w:bCs w:val="1"/>
+                <w:sz w:val="24"/>
+                <w:szCs w:val="24"/>
+                <w:rtl w:val="0"/>
+              </w:rPr>
+              <w:t xml:space="preserve">1.</w:t>
+            </w:r>
+            <w:r>
+              <w:rPr>
+                <w:sz w:val="24"/>
+                <w:szCs w:val="24"/>
+                <w:rtl w:val="0"/>
+              </w:rPr>
+              <w:t xml:space="preserve"> O usuário acessa a tela "Minha Despensa".</w:t>
+            </w:r>
+          </w:p>
+          <w:p>
+            <w:pPr>
+              <w:rPr>
+                <w:sz w:val="24"/>
+                <w:szCs w:val="24"/>
+              </w:rPr>
+            </w:pPr>
+            <w:r>
+              <w:rPr>
+                <w:b w:val="1"/>
+                <w:bCs w:val="1"/>
+                <w:sz w:val="24"/>
+                <w:szCs w:val="24"/>
+                <w:rtl w:val="0"/>
+              </w:rPr>
+              <w:t xml:space="preserve">2.</w:t>
+            </w:r>
+            <w:r>
+              <w:rPr>
+                <w:sz w:val="24"/>
+                <w:szCs w:val="24"/>
+                <w:rtl w:val="0"/>
+              </w:rPr>
+              <w:t xml:space="preserve"> O usuário digita as iniciais de um ingrediente no campo de busca.</w:t>
+            </w:r>
+          </w:p>
+          <w:p>
+            <w:pPr>
+              <w:rPr>
+                <w:sz w:val="24"/>
+                <w:szCs w:val="24"/>
+              </w:rPr>
+            </w:pPr>
+            <w:r>
+              <w:rPr>
+                <w:b w:val="1"/>
+                <w:bCs w:val="1"/>
+                <w:sz w:val="24"/>
+                <w:szCs w:val="24"/>
+                <w:rtl w:val="0"/>
+              </w:rPr>
+              <w:t xml:space="preserve">3.</w:t>
+            </w:r>
+            <w:r>
+              <w:rPr>
+                <w:sz w:val="24"/>
+                <w:szCs w:val="24"/>
+                <w:rtl w:val="0"/>
+              </w:rPr>
+              <w:t xml:space="preserve"> O sistema retorna o </w:t>
+            </w:r>
+            <w:r>
+              <w:rPr>
+                <w:sz w:val="24"/>
+                <w:szCs w:val="24"/>
+                <w:rtl w:val="0"/>
+              </w:rPr>
+              <w:t xml:space="preserve">autocompletar em até 300ms</w:t>
+            </w:r>
+            <w:r>
+              <w:rPr>
+                <w:sz w:val="24"/>
+                <w:szCs w:val="24"/>
+                <w:rtl w:val="0"/>
+              </w:rPr>
+              <w:t xml:space="preserve"> </w:t>
+            </w:r>
+            <w:r>
+              <w:rPr>
+                <w:rFonts w:ascii="Courier New" w:cs="Courier New" w:eastAsia="Courier New" w:hAnsi="Courier New"/>
+                <w:sz w:val="24"/>
+                <w:szCs w:val="24"/>
+                <w:rtl w:val="0"/>
+              </w:rPr>
+              <w:t xml:space="preserve">[RFN 01.02]</w:t>
+            </w:r>
+            <w:r>
+              <w:rPr>
+                <w:sz w:val="24"/>
+                <w:szCs w:val="24"/>
+                <w:rtl w:val="0"/>
+              </w:rPr>
+              <w:t xml:space="preserve">.</w:t>
+            </w:r>
+          </w:p>
+          <w:p>
+            <w:pPr>
+              <w:rPr>
+                <w:sz w:val="24"/>
+                <w:szCs w:val="24"/>
+              </w:rPr>
+            </w:pPr>
+            <w:r>
+              <w:rPr>
+                <w:b w:val="1"/>
+                <w:bCs w:val="1"/>
+                <w:sz w:val="24"/>
+                <w:szCs w:val="24"/>
+                <w:rtl w:val="0"/>
+              </w:rPr>
+              <w:t xml:space="preserve">4.</w:t>
+            </w:r>
+            <w:r>
+              <w:rPr>
+                <w:sz w:val="24"/>
+                <w:szCs w:val="24"/>
+                <w:rtl w:val="0"/>
+              </w:rPr>
+              <w:t xml:space="preserve"> O usuário seleciona o ingrediente e clica em "Adicionar".</w:t>
+            </w:r>
+          </w:p>
+          <w:p>
+            <w:pPr>
+              <w:rPr>
+                <w:sz w:val="24"/>
+                <w:szCs w:val="24"/>
+              </w:rPr>
+            </w:pPr>
+            <w:r>
+              <w:rPr>
+                <w:b w:val="1"/>
+                <w:bCs w:val="1"/>
+                <w:sz w:val="24"/>
+                <w:szCs w:val="24"/>
+                <w:rtl w:val="0"/>
+              </w:rPr>
+              <w:t xml:space="preserve">5.</w:t>
+            </w:r>
+            <w:r>
+              <w:rPr>
+                <w:sz w:val="24"/>
+                <w:szCs w:val="24"/>
+                <w:rtl w:val="0"/>
+              </w:rPr>
+              <w:t xml:space="preserve"> O sistema atualiza a lista da despensa virtual.</w:t>
+            </w:r>
+          </w:p>
+          <w:p>
+            <w:pPr>
+              <w:rPr>
+                <w:sz w:val="24"/>
+                <w:szCs w:val="24"/>
+              </w:rPr>
+            </w:pPr>
+            <w:r>
+              <w:rPr>
+                <w:b w:val="1"/>
+                <w:bCs w:val="1"/>
+                <w:sz w:val="24"/>
+                <w:szCs w:val="24"/>
+                <w:rtl w:val="0"/>
+              </w:rPr>
+              <w:t xml:space="preserve">6.</w:t>
+            </w:r>
+            <w:r>
+              <w:rPr>
+                <w:sz w:val="24"/>
+                <w:szCs w:val="24"/>
+                <w:rtl w:val="0"/>
+              </w:rPr>
+              <w:t xml:space="preserve"> O usuário clica em "Buscar Receitas".</w:t>
+            </w:r>
+          </w:p>
+          <w:p>
+            <w:pPr>
+              <w:rPr>
+                <w:sz w:val="24"/>
+                <w:szCs w:val="24"/>
+              </w:rPr>
+            </w:pPr>
+            <w:r>
+              <w:rPr>
+                <w:b w:val="1"/>
+                <w:bCs w:val="1"/>
+                <w:sz w:val="24"/>
+                <w:szCs w:val="24"/>
+                <w:rtl w:val="0"/>
+              </w:rPr>
+              <w:t xml:space="preserve">7.</w:t>
+            </w:r>
+            <w:r>
+              <w:rPr>
+                <w:sz w:val="24"/>
+                <w:szCs w:val="24"/>
+                <w:rtl w:val="0"/>
+              </w:rPr>
+              <w:t xml:space="preserve"> O sistema cruza os dados e </w:t>
+            </w:r>
+            <w:r>
+              <w:rPr>
+                <w:sz w:val="24"/>
+                <w:szCs w:val="24"/>
+                <w:rtl w:val="0"/>
+              </w:rPr>
+              <w:t xml:space="preserve">processa a matriz em até 1,5 segundos</w:t>
+            </w:r>
+            <w:r>
+              <w:rPr>
+                <w:sz w:val="24"/>
+                <w:szCs w:val="24"/>
+                <w:rtl w:val="0"/>
+              </w:rPr>
+              <w:t xml:space="preserve"> </w:t>
+            </w:r>
+            <w:r>
+              <w:rPr>
+                <w:rFonts w:ascii="Courier New" w:cs="Courier New" w:eastAsia="Courier New" w:hAnsi="Courier New"/>
+                <w:sz w:val="24"/>
+                <w:szCs w:val="24"/>
+                <w:rtl w:val="0"/>
+              </w:rPr>
+              <w:t xml:space="preserve">[RFN 02.01]</w:t>
+            </w:r>
+            <w:r>
+              <w:rPr>
+                <w:sz w:val="24"/>
+                <w:szCs w:val="24"/>
+                <w:rtl w:val="0"/>
+              </w:rPr>
+              <w:t xml:space="preserve">.</w:t>
+            </w:r>
+          </w:p>
+          <w:p>
+            <w:pPr>
+              <w:rPr>
+                <w:sz w:val="24"/>
+                <w:szCs w:val="24"/>
+              </w:rPr>
+            </w:pPr>
+            <w:r>
+              <w:rPr>
+                <w:b w:val="1"/>
+                <w:bCs w:val="1"/>
+                <w:sz w:val="24"/>
+                <w:szCs w:val="24"/>
+                <w:rtl w:val="0"/>
+              </w:rPr>
+              <w:t xml:space="preserve">8.</w:t>
+            </w:r>
+            <w:r>
+              <w:rPr>
+                <w:sz w:val="24"/>
+                <w:szCs w:val="24"/>
+                <w:rtl w:val="0"/>
+              </w:rPr>
+              <w:t xml:space="preserve"> O sistema exibe as receitas viáveis na tela.</w:t>
             </w:r>
           </w:p>
         </w:tc>
@@ -6652,129 +6528,164 @@
               <w:widowControl w:val="0"/>
               <w:spacing w:line="240" w:lineRule="auto"/>
               <w:rPr>
-                <w:b w:val="1"/>
-                <w:bCs w:val="1"/>
-                <w:sz w:val="24"/>
-                <w:szCs w:val="24"/>
-              </w:rPr>
-            </w:pPr>
-            <w:r>
-              <w:rPr>
-                <w:b w:val="1"/>
-                <w:bCs w:val="1"/>
-                <w:sz w:val="24"/>
-                <w:szCs w:val="24"/>
-                <w:rtl w:val="0"/>
-              </w:rPr>
-              <w:t xml:space="preserve">FA01 - Aplicação de Frete Grátis:</w:t>
-            </w:r>
-          </w:p>
-          <w:p>
-            <w:pPr>
-              <w:widowControl w:val="0"/>
-              <w:spacing w:line="240" w:lineRule="auto"/>
-              <w:rPr>
-                <w:sz w:val="24"/>
-                <w:szCs w:val="24"/>
-              </w:rPr>
-            </w:pPr>
-            <w:r>
-              <w:rPr>
-                <w:rtl w:val="0"/>
-              </w:rPr>
-            </w:r>
-          </w:p>
-          <w:p>
-            <w:pPr>
-              <w:widowControl w:val="0"/>
-              <w:numPr>
-                <w:ilvl w:val="0"/>
-                <w:numId w:val="1"/>
-              </w:numPr>
-              <w:spacing w:line="240" w:lineRule="auto"/>
-              <w:ind w:left="720" w:hanging="360"/>
-              <w:rPr>
-                <w:sz w:val="24"/>
-                <w:szCs w:val="24"/>
-              </w:rPr>
-            </w:pPr>
-            <w:r>
-              <w:rPr>
-                <w:b w:val="1"/>
-                <w:bCs w:val="1"/>
-                <w:sz w:val="24"/>
-                <w:szCs w:val="24"/>
-                <w:rtl w:val="0"/>
-              </w:rPr>
-              <w:t xml:space="preserve">3a.</w:t>
-            </w:r>
-            <w:r>
-              <w:rPr>
-                <w:sz w:val="24"/>
-                <w:szCs w:val="24"/>
-                <w:rtl w:val="0"/>
-              </w:rPr>
-              <w:t xml:space="preserve"> O sistema identifica que o CEP pertence à mesma região metropolitana do CD ou que o cliente é membro ativo do programa de fidelidade. </w:t>
-            </w:r>
-          </w:p>
-          <w:p>
-            <w:pPr>
-              <w:widowControl w:val="0"/>
-              <w:spacing w:line="240" w:lineRule="auto"/>
-              <w:ind w:left="720" w:firstLine="0"/>
-              <w:rPr>
-                <w:sz w:val="24"/>
-                <w:szCs w:val="24"/>
-              </w:rPr>
-            </w:pPr>
-            <w:r>
-              <w:rPr>
-                <w:rtl w:val="0"/>
-              </w:rPr>
-            </w:r>
-          </w:p>
-          <w:p>
-            <w:pPr>
-              <w:widowControl w:val="0"/>
-              <w:numPr>
-                <w:ilvl w:val="0"/>
-                <w:numId w:val="1"/>
-              </w:numPr>
-              <w:spacing w:line="240" w:lineRule="auto"/>
-              <w:ind w:left="720" w:hanging="360"/>
-              <w:rPr>
-                <w:sz w:val="24"/>
-                <w:szCs w:val="24"/>
-              </w:rPr>
-            </w:pPr>
-            <w:r>
-              <w:rPr>
-                <w:b w:val="1"/>
-                <w:bCs w:val="1"/>
-                <w:sz w:val="24"/>
-                <w:szCs w:val="24"/>
-                <w:rtl w:val="0"/>
-              </w:rPr>
-              <w:t xml:space="preserve">3b.</w:t>
-            </w:r>
-            <w:r>
-              <w:rPr>
-                <w:sz w:val="24"/>
-                <w:szCs w:val="24"/>
-                <w:rtl w:val="0"/>
-              </w:rPr>
-              <w:t xml:space="preserve"> O sistema aplica isenção total de frete (R$ 0,00) ao carrinho. </w:t>
-            </w:r>
-          </w:p>
-          <w:p>
-            <w:pPr>
-              <w:widowControl w:val="0"/>
-              <w:spacing w:line="240" w:lineRule="auto"/>
-              <w:rPr>
-                <w:sz w:val="24"/>
-                <w:szCs w:val="24"/>
-              </w:rPr>
-            </w:pPr>
+                <w:sz w:val="24"/>
+                <w:szCs w:val="24"/>
+              </w:rPr>
+            </w:pPr>
+            <w:r>
+              <w:rPr>
+                <w:b w:val="1"/>
+                <w:bCs w:val="1"/>
+                <w:sz w:val="24"/>
+                <w:szCs w:val="24"/>
+                <w:rtl w:val="0"/>
+              </w:rPr>
+              <w:t xml:space="preserve">A: 1.</w:t>
+            </w:r>
+            <w:r>
+              <w:rPr>
+                <w:sz w:val="24"/>
+                <w:szCs w:val="24"/>
+                <w:rtl w:val="0"/>
+              </w:rPr>
+              <w:t xml:space="preserve"> No passo 7, o sistema detecta receitas com ingredientes ausentes.</w:t>
+            </w:r>
+          </w:p>
+          <w:p>
+            <w:pPr>
+              <w:rPr>
+                <w:sz w:val="24"/>
+                <w:szCs w:val="24"/>
+              </w:rPr>
+            </w:pPr>
+            <w:r>
+              <w:rPr>
+                <w:b w:val="1"/>
+                <w:bCs w:val="1"/>
+                <w:sz w:val="24"/>
+                <w:szCs w:val="24"/>
+                <w:rtl w:val="0"/>
+              </w:rPr>
+              <w:t xml:space="preserve">2.</w:t>
+            </w:r>
+            <w:r>
+              <w:rPr>
+                <w:sz w:val="24"/>
+                <w:szCs w:val="24"/>
+                <w:rtl w:val="0"/>
+              </w:rPr>
+              <w:t xml:space="preserve"> O sistema busca alternativas equivalentes no banco de dados.</w:t>
+            </w:r>
+          </w:p>
+          <w:p>
+            <w:pPr>
+              <w:rPr>
+                <w:sz w:val="24"/>
+                <w:szCs w:val="24"/>
+              </w:rPr>
+            </w:pPr>
+            <w:r>
+              <w:rPr>
+                <w:b w:val="1"/>
+                <w:bCs w:val="1"/>
+                <w:sz w:val="24"/>
+                <w:szCs w:val="24"/>
+                <w:rtl w:val="0"/>
+              </w:rPr>
+              <w:t xml:space="preserve">3.</w:t>
+            </w:r>
+            <w:r>
+              <w:rPr>
+                <w:sz w:val="24"/>
+                <w:szCs w:val="24"/>
+                <w:rtl w:val="0"/>
+              </w:rPr>
+              <w:t xml:space="preserve"> No passo 8, a receita é exibida com um alerta e a sugestão de substitutos viáveis </w:t>
+            </w:r>
+            <w:r>
+              <w:rPr>
+                <w:rFonts w:ascii="Courier New" w:cs="Courier New" w:eastAsia="Courier New" w:hAnsi="Courier New"/>
+                <w:sz w:val="24"/>
+                <w:szCs w:val="24"/>
+                <w:rtl w:val="0"/>
+              </w:rPr>
+              <w:t xml:space="preserve">[RF02]</w:t>
+            </w:r>
+            <w:r>
+              <w:rPr>
+                <w:sz w:val="24"/>
+                <w:szCs w:val="24"/>
+                <w:rtl w:val="0"/>
+              </w:rPr>
+              <w:t xml:space="preserve">.</w:t>
+            </w:r>
+          </w:p>
+          <w:p>
+            <w:pPr>
+              <w:rPr>
+                <w:sz w:val="24"/>
+                <w:szCs w:val="24"/>
+              </w:rPr>
+            </w:pPr>
+            <w:r>
+              <w:rPr>
+                <w:rtl w:val="0"/>
+              </w:rPr>
+            </w:r>
+          </w:p>
+          <w:p>
+            <w:pPr>
+              <w:rPr>
+                <w:sz w:val="24"/>
+                <w:szCs w:val="24"/>
+              </w:rPr>
+            </w:pPr>
+            <w:r>
+              <w:rPr>
+                <w:b w:val="1"/>
+                <w:bCs w:val="1"/>
+                <w:sz w:val="24"/>
+                <w:szCs w:val="24"/>
+                <w:rtl w:val="0"/>
+              </w:rPr>
+              <w:t xml:space="preserve">B  1.</w:t>
+            </w:r>
+            <w:r>
+              <w:rPr>
+                <w:sz w:val="24"/>
+                <w:szCs w:val="24"/>
+                <w:rtl w:val="0"/>
+              </w:rPr>
+              <w:t xml:space="preserve"> Na tela da despensa, o usuário clica em "Remover" ao lado de um ingrediente.</w:t>
+            </w:r>
+          </w:p>
+          <w:p>
+            <w:pPr>
+              <w:rPr>
+                <w:b w:val="1"/>
+                <w:bCs w:val="1"/>
+                <w:sz w:val="24"/>
+                <w:szCs w:val="24"/>
+              </w:rPr>
+            </w:pPr>
+            <w:r>
+              <w:rPr>
+                <w:b w:val="1"/>
+                <w:bCs w:val="1"/>
+                <w:sz w:val="24"/>
+                <w:szCs w:val="24"/>
+                <w:rtl w:val="0"/>
+              </w:rPr>
+              <w:t xml:space="preserve">2.</w:t>
+            </w:r>
+            <w:r>
+              <w:rPr>
+                <w:sz w:val="24"/>
+                <w:szCs w:val="24"/>
+                <w:rtl w:val="0"/>
+              </w:rPr>
+              <w:t xml:space="preserve"> O sistema exclui o item e atualiza a lista instantaneamente.</w:t>
+            </w:r>
             <w:r>
               <w:rPr>
                 <w:rtl w:val="0"/>
@@ -6838,118 +6749,24 @@
               <w:widowControl w:val="0"/>
               <w:spacing w:line="240" w:lineRule="auto"/>
               <w:rPr>
-                <w:b w:val="1"/>
-                <w:bCs w:val="1"/>
-                <w:sz w:val="24"/>
-                <w:szCs w:val="24"/>
-              </w:rPr>
-            </w:pPr>
-            <w:r>
-              <w:rPr>
-                <w:b w:val="1"/>
-                <w:bCs w:val="1"/>
-                <w:sz w:val="24"/>
-                <w:szCs w:val="24"/>
-                <w:rtl w:val="0"/>
-              </w:rPr>
-              <w:t xml:space="preserve">FE01 - Indisponibilidade na API da Transportadora:</w:t>
-            </w:r>
-          </w:p>
-          <w:p>
-            <w:pPr>
-              <w:widowControl w:val="0"/>
-              <w:spacing w:line="240" w:lineRule="auto"/>
-              <w:rPr>
-                <w:sz w:val="24"/>
-                <w:szCs w:val="24"/>
-              </w:rPr>
-            </w:pPr>
-            <w:r>
-              <w:rPr>
-                <w:rtl w:val="0"/>
-              </w:rPr>
-            </w:r>
-          </w:p>
-          <w:p>
-            <w:pPr>
-              <w:widowControl w:val="0"/>
-              <w:numPr>
-                <w:ilvl w:val="0"/>
-                <w:numId w:val="2"/>
-              </w:numPr>
-              <w:spacing w:line="240" w:lineRule="auto"/>
-              <w:ind w:left="720" w:hanging="360"/>
-              <w:rPr>
-                <w:sz w:val="24"/>
-                <w:szCs w:val="24"/>
-              </w:rPr>
-            </w:pPr>
-            <w:r>
-              <w:rPr>
-                <w:b w:val="1"/>
-                <w:bCs w:val="1"/>
-                <w:sz w:val="24"/>
-                <w:szCs w:val="24"/>
-                <w:rtl w:val="0"/>
-              </w:rPr>
-              <w:t xml:space="preserve">2a.</w:t>
-            </w:r>
-            <w:r>
-              <w:rPr>
-                <w:sz w:val="24"/>
-                <w:szCs w:val="24"/>
-                <w:rtl w:val="0"/>
-              </w:rPr>
-              <w:t xml:space="preserve"> A API de cálculo da transportadora não responde no tempo limite. </w:t>
-            </w:r>
-          </w:p>
-          <w:p>
-            <w:pPr>
-              <w:widowControl w:val="0"/>
-              <w:spacing w:line="240" w:lineRule="auto"/>
-              <w:ind w:left="720" w:firstLine="0"/>
-              <w:rPr>
-                <w:sz w:val="24"/>
-                <w:szCs w:val="24"/>
-              </w:rPr>
-            </w:pPr>
-            <w:r>
-              <w:rPr>
-                <w:rtl w:val="0"/>
-              </w:rPr>
-            </w:r>
-          </w:p>
-          <w:p>
-            <w:pPr>
-              <w:widowControl w:val="0"/>
-              <w:numPr>
-                <w:ilvl w:val="0"/>
-                <w:numId w:val="2"/>
-              </w:numPr>
-              <w:spacing w:line="240" w:lineRule="auto"/>
-              <w:ind w:left="720" w:hanging="360"/>
-              <w:rPr>
-                <w:sz w:val="24"/>
-                <w:szCs w:val="24"/>
-              </w:rPr>
-            </w:pPr>
-            <w:r>
-              <w:rPr>
-                <w:b w:val="1"/>
-                <w:bCs w:val="1"/>
-                <w:sz w:val="24"/>
-                <w:szCs w:val="24"/>
-                <w:rtl w:val="0"/>
-              </w:rPr>
-              <w:t xml:space="preserve">2b.</w:t>
-            </w:r>
-            <w:r>
-              <w:rPr>
-                <w:sz w:val="24"/>
-                <w:szCs w:val="24"/>
-                <w:rtl w:val="0"/>
-              </w:rPr>
-              <w:t xml:space="preserve"> O sistema utiliza a tabela de contingência offline de frete estimado e exibe aviso ao usuário. (Pode ter alteração no valor - Deve ser consultado posteriormente)</w:t>
+                <w:sz w:val="24"/>
+                <w:szCs w:val="24"/>
+              </w:rPr>
+            </w:pPr>
+            <w:r>
+              <w:rPr>
+                <w:b w:val="1"/>
+                <w:bCs w:val="1"/>
+                <w:sz w:val="24"/>
+                <w:szCs w:val="24"/>
+                <w:rtl w:val="0"/>
+              </w:rPr>
+              <w:t xml:space="preserve">FE01 -</w:t>
+            </w:r>
+            <w:r>
+              <w:rPr>
+                <w:rtl w:val="0"/>
+              </w:rPr>
             </w:r>
           </w:p>
         </w:tc>
@@ -7123,6 +6940,1741 @@
         </w:rPr>
       </w:r>
     </w:p>
+    <w:p>
+      <w:pPr>
+        <w:spacing w:line="360" w:lineRule="auto"/>
+        <w:jc w:val="both"/>
+        <w:rPr/>
+      </w:pPr>
+      <w:r>
+        <w:rPr>
+          <w:rtl w:val="0"/>
+        </w:rPr>
+      </w:r>
+    </w:p>
+    <w:p>
+      <w:pPr>
+        <w:spacing w:line="360" w:lineRule="auto"/>
+        <w:jc w:val="both"/>
+        <w:rPr/>
+      </w:pPr>
+      <w:r>
+        <w:rPr>
+          <w:rtl w:val="0"/>
+        </w:rPr>
+      </w:r>
+    </w:p>
+    <w:p>
+      <w:pPr>
+        <w:spacing w:line="360" w:lineRule="auto"/>
+        <w:jc w:val="both"/>
+        <w:rPr/>
+      </w:pPr>
+      <w:r>
+        <w:rPr>
+          <w:rtl w:val="0"/>
+        </w:rPr>
+      </w:r>
+    </w:p>
+    <w:p>
+      <w:pPr>
+        <w:spacing w:line="360" w:lineRule="auto"/>
+        <w:jc w:val="both"/>
+        <w:rPr/>
+      </w:pPr>
+      <w:r>
+        <w:rPr>
+          <w:rtl w:val="0"/>
+        </w:rPr>
+      </w:r>
+    </w:p>
+    <w:p>
+      <w:pPr>
+        <w:spacing w:line="360" w:lineRule="auto"/>
+        <w:jc w:val="both"/>
+        <w:rPr/>
+      </w:pPr>
+      <w:r>
+        <w:rPr>
+          <w:rtl w:val="0"/>
+        </w:rPr>
+      </w:r>
+    </w:p>
+    <w:p>
+      <w:pPr>
+        <w:spacing w:line="360" w:lineRule="auto"/>
+        <w:jc w:val="both"/>
+        <w:rPr/>
+      </w:pPr>
+      <w:r>
+        <w:rPr>
+          <w:rtl w:val="0"/>
+        </w:rPr>
+      </w:r>
+    </w:p>
+    <w:p>
+      <w:pPr>
+        <w:spacing w:line="360" w:lineRule="auto"/>
+        <w:jc w:val="both"/>
+        <w:rPr/>
+      </w:pPr>
+      <w:r>
+        <w:rPr>
+          <w:rtl w:val="0"/>
+        </w:rPr>
+      </w:r>
+    </w:p>
+    <w:p>
+      <w:pPr>
+        <w:spacing w:line="360" w:lineRule="auto"/>
+        <w:jc w:val="both"/>
+        <w:rPr/>
+      </w:pPr>
+      <w:r>
+        <w:rPr>
+          <w:rtl w:val="0"/>
+        </w:rPr>
+      </w:r>
+    </w:p>
+    <w:p>
+      <w:pPr>
+        <w:spacing w:line="360" w:lineRule="auto"/>
+        <w:jc w:val="both"/>
+        <w:rPr/>
+      </w:pPr>
+      <w:r>
+        <w:rPr>
+          <w:rtl w:val="0"/>
+        </w:rPr>
+      </w:r>
+    </w:p>
+    <w:p>
+      <w:pPr>
+        <w:spacing w:line="360" w:lineRule="auto"/>
+        <w:jc w:val="both"/>
+        <w:rPr/>
+      </w:pPr>
+      <w:r>
+        <w:rPr>
+          <w:rtl w:val="0"/>
+        </w:rPr>
+      </w:r>
+    </w:p>
+    <w:p>
+      <w:pPr>
+        <w:spacing w:line="360" w:lineRule="auto"/>
+        <w:jc w:val="both"/>
+        <w:rPr/>
+      </w:pPr>
+      <w:r>
+        <w:rPr>
+          <w:rtl w:val="0"/>
+        </w:rPr>
+      </w:r>
+    </w:p>
+    <w:p>
+      <w:pPr>
+        <w:spacing w:line="360" w:lineRule="auto"/>
+        <w:jc w:val="both"/>
+        <w:rPr/>
+      </w:pPr>
+      <w:r>
+        <w:rPr>
+          <w:rtl w:val="0"/>
+        </w:rPr>
+      </w:r>
+    </w:p>
+    <w:p>
+      <w:pPr>
+        <w:spacing w:line="360" w:lineRule="auto"/>
+        <w:jc w:val="both"/>
+        <w:rPr/>
+      </w:pPr>
+      <w:r>
+        <w:rPr>
+          <w:rtl w:val="0"/>
+        </w:rPr>
+      </w:r>
+    </w:p>
+    <w:p>
+      <w:pPr>
+        <w:spacing w:line="360" w:lineRule="auto"/>
+        <w:jc w:val="both"/>
+        <w:rPr/>
+      </w:pPr>
+      <w:r>
+        <w:rPr>
+          <w:rtl w:val="0"/>
+        </w:rPr>
+      </w:r>
+    </w:p>
+    <w:p>
+      <w:pPr>
+        <w:spacing w:line="360" w:lineRule="auto"/>
+        <w:jc w:val="both"/>
+        <w:rPr/>
+      </w:pPr>
+      <w:r>
+        <w:rPr>
+          <w:rtl w:val="0"/>
+        </w:rPr>
+      </w:r>
+    </w:p>
+    <w:p>
+      <w:pPr>
+        <w:spacing w:after="180" w:before="360" w:line="360" w:lineRule="auto"/>
+        <w:jc w:val="both"/>
+        <w:rPr>
+          <w:sz w:val="30"/>
+          <w:szCs w:val="30"/>
+        </w:rPr>
+      </w:pPr>
+      <w:r>
+        <w:rPr>
+          <w:sz w:val="30"/>
+          <w:szCs w:val="30"/>
+          <w:rtl w:val="0"/>
+        </w:rPr>
+        <w:t xml:space="preserve">Caso de Uso Expandido: UC03 – Localizar Mercados e Compra Expressa</w:t>
+      </w:r>
+    </w:p>
+    <w:p>
+      <w:pPr>
+        <w:numPr>
+          <w:ilvl w:val="0"/>
+          <w:numId w:val="1"/>
+        </w:numPr>
+        <w:spacing w:after="0" w:afterAutospacing="0" w:before="180" w:line="360" w:lineRule="auto"/>
+        <w:ind w:left="720" w:hanging="360"/>
+      </w:pPr>
+      <w:r>
+        <w:rPr>
+          <w:b w:val="1"/>
+          <w:bCs w:val="1"/>
+          <w:sz w:val="24"/>
+          <w:szCs w:val="24"/>
+          <w:rtl w:val="0"/>
+        </w:rPr>
+        <w:t xml:space="preserve">Atores Principais:</w:t>
+      </w:r>
+      <w:r>
+        <w:rPr>
+          <w:sz w:val="24"/>
+          <w:szCs w:val="24"/>
+          <w:rtl w:val="0"/>
+        </w:rPr>
+        <w:t xml:space="preserve"> Cliente (Usuário do app).</w:t>
+      </w:r>
+    </w:p>
+    <w:p>
+      <w:pPr>
+        <w:numPr>
+          <w:ilvl w:val="0"/>
+          <w:numId w:val="1"/>
+        </w:numPr>
+        <w:spacing w:after="0" w:afterAutospacing="0" w:before="0" w:beforeAutospacing="0" w:line="360" w:lineRule="auto"/>
+        <w:ind w:left="720" w:hanging="360"/>
+      </w:pPr>
+      <w:r>
+        <w:rPr>
+          <w:b w:val="1"/>
+          <w:bCs w:val="1"/>
+          <w:sz w:val="24"/>
+          <w:szCs w:val="24"/>
+          <w:rtl w:val="0"/>
+        </w:rPr>
+        <w:t xml:space="preserve">Atores Secundários:</w:t>
+      </w:r>
+      <w:r>
+        <w:rPr>
+          <w:sz w:val="24"/>
+          <w:szCs w:val="24"/>
+          <w:rtl w:val="0"/>
+        </w:rPr>
+        <w:t xml:space="preserve"> API de Geolocalização (ex: Google Maps / CoreLocation), Sistema de Inventário dos Mercados.</w:t>
+      </w:r>
+    </w:p>
+    <w:p>
+      <w:pPr>
+        <w:numPr>
+          <w:ilvl w:val="0"/>
+          <w:numId w:val="1"/>
+        </w:numPr>
+        <w:spacing w:after="0" w:afterAutospacing="0" w:before="0" w:beforeAutospacing="0" w:line="360" w:lineRule="auto"/>
+        <w:ind w:left="720" w:hanging="360"/>
+      </w:pPr>
+      <w:r>
+        <w:rPr>
+          <w:b w:val="1"/>
+          <w:bCs w:val="1"/>
+          <w:sz w:val="24"/>
+          <w:szCs w:val="24"/>
+          <w:rtl w:val="0"/>
+        </w:rPr>
+        <w:t xml:space="preserve">Pré-condições:</w:t>
+      </w:r>
+      <w:r>
+        <w:rPr>
+          <w:sz w:val="24"/>
+          <w:szCs w:val="24"/>
+          <w:rtl w:val="0"/>
+        </w:rPr>
+        <w:t xml:space="preserve"> O Cliente deve estar autenticado no sistema e o dispositivo deve estar com o GPS ativado.</w:t>
+      </w:r>
+    </w:p>
+    <w:p>
+      <w:pPr>
+        <w:numPr>
+          <w:ilvl w:val="0"/>
+          <w:numId w:val="1"/>
+        </w:numPr>
+        <w:spacing w:after="240" w:before="0" w:beforeAutospacing="0" w:line="360" w:lineRule="auto"/>
+        <w:ind w:left="720" w:hanging="360"/>
+      </w:pPr>
+      <w:r>
+        <w:rPr>
+          <w:b w:val="1"/>
+          <w:bCs w:val="1"/>
+          <w:sz w:val="24"/>
+          <w:szCs w:val="24"/>
+          <w:rtl w:val="0"/>
+        </w:rPr>
+        <w:t xml:space="preserve">Pós-condições:</w:t>
+      </w:r>
+      <w:r>
+        <w:rPr>
+          <w:sz w:val="24"/>
+          <w:szCs w:val="24"/>
+          <w:rtl w:val="0"/>
+        </w:rPr>
+        <w:t xml:space="preserve"> Os mercados próximos são exibidos e os itens selecionados são inseridos com sucesso no carrinho de compras.</w:t>
+      </w:r>
+    </w:p>
+    <w:p>
+      <w:pPr>
+        <w:spacing w:after="180" w:before="360" w:line="360" w:lineRule="auto"/>
+        <w:jc w:val="both"/>
+        <w:rPr>
+          <w:b w:val="1"/>
+          <w:bCs w:val="1"/>
+          <w:sz w:val="24"/>
+          <w:szCs w:val="24"/>
+        </w:rPr>
+      </w:pPr>
+      <w:r>
+        <w:rPr>
+          <w:b w:val="1"/>
+          <w:bCs w:val="1"/>
+          <w:sz w:val="24"/>
+          <w:szCs w:val="24"/>
+          <w:rtl w:val="0"/>
+        </w:rPr>
+        <w:t xml:space="preserve">Fluxo Principal (Cenário de Sucesso)</w:t>
+      </w:r>
+    </w:p>
+    <w:p>
+      <w:pPr>
+        <w:numPr>
+          <w:ilvl w:val="0"/>
+          <w:numId w:val="2"/>
+        </w:numPr>
+        <w:spacing w:after="0" w:afterAutospacing="0" w:before="180" w:line="360" w:lineRule="auto"/>
+        <w:ind w:left="720" w:hanging="360"/>
+      </w:pPr>
+      <w:r>
+        <w:rPr>
+          <w:sz w:val="24"/>
+          <w:szCs w:val="24"/>
+          <w:rtl w:val="0"/>
+        </w:rPr>
+        <w:t xml:space="preserve">O Cliente acessa a tela de busca de ingredientes ou a área de compras do sistema.</w:t>
+      </w:r>
+    </w:p>
+    <w:p>
+      <w:pPr>
+        <w:numPr>
+          <w:ilvl w:val="0"/>
+          <w:numId w:val="2"/>
+        </w:numPr>
+        <w:spacing w:after="0" w:afterAutospacing="0" w:before="0" w:beforeAutospacing="0" w:line="360" w:lineRule="auto"/>
+        <w:ind w:left="720" w:hanging="360"/>
+      </w:pPr>
+      <w:r>
+        <w:rPr>
+          <w:sz w:val="24"/>
+          <w:szCs w:val="24"/>
+          <w:rtl w:val="0"/>
+        </w:rPr>
+        <w:t xml:space="preserve">O sistema solicita a geolocalização atual do dispositivo do Cliente através da API de GPS.</w:t>
+      </w:r>
+    </w:p>
+    <w:p>
+      <w:pPr>
+        <w:numPr>
+          <w:ilvl w:val="0"/>
+          <w:numId w:val="2"/>
+        </w:numPr>
+        <w:spacing w:after="0" w:afterAutospacing="0" w:before="0" w:beforeAutospacing="0" w:line="360" w:lineRule="auto"/>
+        <w:ind w:left="720" w:hanging="360"/>
+      </w:pPr>
+      <w:r>
+        <w:rPr>
+          <w:sz w:val="24"/>
+          <w:szCs w:val="24"/>
+          <w:rtl w:val="0"/>
+        </w:rPr>
+        <w:t xml:space="preserve">O sistema recebe as coordenadas com uma </w:t>
+      </w:r>
+      <w:r>
+        <w:rPr>
+          <w:b w:val="1"/>
+          <w:bCs w:val="1"/>
+          <w:sz w:val="24"/>
+          <w:szCs w:val="24"/>
+          <w:rtl w:val="0"/>
+        </w:rPr>
+        <w:t xml:space="preserve">precisão de raio inferior a 50 metros [RFN 03.01]</w:t>
+      </w:r>
+      <w:r>
+        <w:rPr>
+          <w:sz w:val="24"/>
+          <w:szCs w:val="24"/>
+          <w:rtl w:val="0"/>
+        </w:rPr>
+        <w:t xml:space="preserve">.</w:t>
+      </w:r>
+    </w:p>
+    <w:p>
+      <w:pPr>
+        <w:numPr>
+          <w:ilvl w:val="0"/>
+          <w:numId w:val="2"/>
+        </w:numPr>
+        <w:spacing w:after="0" w:afterAutospacing="0" w:before="0" w:beforeAutospacing="0" w:line="360" w:lineRule="auto"/>
+        <w:ind w:left="720" w:hanging="360"/>
+      </w:pPr>
+      <w:r>
+        <w:rPr>
+          <w:sz w:val="24"/>
+          <w:szCs w:val="24"/>
+          <w:rtl w:val="0"/>
+        </w:rPr>
+        <w:t xml:space="preserve">O sistema consulta a base de dados e identifica os supermercados parceiros credenciados que estão no raio de cobertura daquela localização.</w:t>
+      </w:r>
+    </w:p>
+    <w:p>
+      <w:pPr>
+        <w:numPr>
+          <w:ilvl w:val="0"/>
+          <w:numId w:val="2"/>
+        </w:numPr>
+        <w:spacing w:after="0" w:afterAutospacing="0" w:before="0" w:beforeAutospacing="0" w:line="360" w:lineRule="auto"/>
+        <w:ind w:left="720" w:hanging="360"/>
+      </w:pPr>
+      <w:r>
+        <w:rPr>
+          <w:sz w:val="24"/>
+          <w:szCs w:val="24"/>
+          <w:rtl w:val="0"/>
+        </w:rPr>
+        <w:t xml:space="preserve">O sistema apresenta ao Cliente a lista de mercados parceiros mais próximos e os produtos/ingredientes disponíveis neles.</w:t>
+      </w:r>
+    </w:p>
+    <w:p>
+      <w:pPr>
+        <w:numPr>
+          <w:ilvl w:val="0"/>
+          <w:numId w:val="2"/>
+        </w:numPr>
+        <w:spacing w:after="0" w:afterAutospacing="0" w:before="0" w:beforeAutospacing="0" w:line="360" w:lineRule="auto"/>
+        <w:ind w:left="720" w:hanging="360"/>
+      </w:pPr>
+      <w:r>
+        <w:rPr>
+          <w:sz w:val="24"/>
+          <w:szCs w:val="24"/>
+          <w:rtl w:val="0"/>
+        </w:rPr>
+        <w:t xml:space="preserve">O Cliente seleciona os ingredientes faltantes que deseja adquirir.</w:t>
+      </w:r>
+    </w:p>
+    <w:p>
+      <w:pPr>
+        <w:numPr>
+          <w:ilvl w:val="0"/>
+          <w:numId w:val="2"/>
+        </w:numPr>
+        <w:spacing w:after="0" w:afterAutospacing="0" w:before="0" w:beforeAutospacing="0" w:line="360" w:lineRule="auto"/>
+        <w:ind w:left="720" w:hanging="360"/>
+      </w:pPr>
+      <w:r>
+        <w:rPr>
+          <w:sz w:val="24"/>
+          <w:szCs w:val="24"/>
+          <w:rtl w:val="0"/>
+        </w:rPr>
+        <w:t xml:space="preserve">O Cliente clica na opção de "Compra Expressa" (Adicionar ao carrinho).</w:t>
+      </w:r>
+    </w:p>
+    <w:p>
+      <w:pPr>
+        <w:numPr>
+          <w:ilvl w:val="0"/>
+          <w:numId w:val="2"/>
+        </w:numPr>
+        <w:spacing w:after="420" w:before="0" w:beforeAutospacing="0" w:line="360" w:lineRule="auto"/>
+        <w:ind w:left="720" w:hanging="360"/>
+      </w:pPr>
+      <w:r>
+        <w:rPr>
+          <w:sz w:val="24"/>
+          <w:szCs w:val="24"/>
+          <w:rtl w:val="0"/>
+        </w:rPr>
+        <w:t xml:space="preserve">O sistema valida o estoque do item no mercado selecionado e adiciona os produtos ao carrinho de compras do Cliente.</w:t>
+      </w:r>
+    </w:p>
+    <w:p>
+      <w:pPr>
+        <w:spacing w:after="180" w:before="360" w:line="360" w:lineRule="auto"/>
+        <w:jc w:val="both"/>
+        <w:rPr>
+          <w:b w:val="1"/>
+          <w:bCs w:val="1"/>
+          <w:sz w:val="24"/>
+          <w:szCs w:val="24"/>
+        </w:rPr>
+      </w:pPr>
+      <w:r>
+        <w:rPr>
+          <w:b w:val="1"/>
+          <w:bCs w:val="1"/>
+          <w:sz w:val="24"/>
+          <w:szCs w:val="24"/>
+          <w:rtl w:val="0"/>
+        </w:rPr>
+        <w:t xml:space="preserve">Fluxos Alternativos e de Exceção</w:t>
+      </w:r>
+    </w:p>
+    <w:p>
+      <w:pPr>
+        <w:numPr>
+          <w:ilvl w:val="0"/>
+          <w:numId w:val="4"/>
+        </w:numPr>
+        <w:spacing w:after="0" w:afterAutospacing="0" w:before="180" w:line="360" w:lineRule="auto"/>
+        <w:ind w:left="720" w:hanging="360"/>
+      </w:pPr>
+      <w:r>
+        <w:rPr>
+          <w:b w:val="1"/>
+          <w:bCs w:val="1"/>
+          <w:sz w:val="24"/>
+          <w:szCs w:val="24"/>
+          <w:rtl w:val="0"/>
+        </w:rPr>
+        <w:t xml:space="preserve">Fluxo Alternativo 2a: Permissão de GPS negada pelo usuário</w:t>
+      </w:r>
+    </w:p>
+    <w:p>
+      <w:pPr>
+        <w:numPr>
+          <w:ilvl w:val="1"/>
+          <w:numId w:val="4"/>
+        </w:numPr>
+        <w:spacing w:after="0" w:afterAutospacing="0" w:before="0" w:beforeAutospacing="0" w:line="360" w:lineRule="auto"/>
+        <w:ind w:left="1440" w:hanging="360"/>
+      </w:pPr>
+      <w:r>
+        <w:rPr>
+          <w:sz w:val="24"/>
+          <w:szCs w:val="24"/>
+          <w:rtl w:val="0"/>
+        </w:rPr>
+        <w:t xml:space="preserve">O sistema identifica que a permissão de localização foi recusada.</w:t>
+      </w:r>
+    </w:p>
+    <w:p>
+      <w:pPr>
+        <w:numPr>
+          <w:ilvl w:val="1"/>
+          <w:numId w:val="4"/>
+        </w:numPr>
+        <w:spacing w:after="0" w:afterAutospacing="0" w:before="0" w:beforeAutospacing="0" w:line="360" w:lineRule="auto"/>
+        <w:ind w:left="1440" w:hanging="360"/>
+      </w:pPr>
+      <w:r>
+        <w:rPr>
+          <w:sz w:val="24"/>
+          <w:szCs w:val="24"/>
+          <w:rtl w:val="0"/>
+        </w:rPr>
+        <w:t xml:space="preserve">O sistema exibe uma mensagem solicitando que o Cliente insira um endereço manualmente (Ex: CEP ou Nome da Rua).</w:t>
+      </w:r>
+    </w:p>
+    <w:p>
+      <w:pPr>
+        <w:numPr>
+          <w:ilvl w:val="1"/>
+          <w:numId w:val="4"/>
+        </w:numPr>
+        <w:spacing w:after="0" w:afterAutospacing="0" w:before="0" w:beforeAutospacing="0" w:line="360" w:lineRule="auto"/>
+        <w:ind w:left="1440" w:hanging="360"/>
+      </w:pPr>
+      <w:r>
+        <w:rPr>
+          <w:sz w:val="24"/>
+          <w:szCs w:val="24"/>
+          <w:rtl w:val="0"/>
+        </w:rPr>
+        <w:t xml:space="preserve">O Cliente insira o endereço.</w:t>
+      </w:r>
+    </w:p>
+    <w:p>
+      <w:pPr>
+        <w:numPr>
+          <w:ilvl w:val="1"/>
+          <w:numId w:val="4"/>
+        </w:numPr>
+        <w:spacing w:after="0" w:afterAutospacing="0" w:before="0" w:beforeAutospacing="0" w:line="360" w:lineRule="auto"/>
+        <w:ind w:left="1440" w:hanging="360"/>
+      </w:pPr>
+      <w:r>
+        <w:rPr>
+          <w:sz w:val="24"/>
+          <w:szCs w:val="24"/>
+          <w:rtl w:val="0"/>
+        </w:rPr>
+        <w:t xml:space="preserve">O sistema valida o endereço e prossegue para o passo 4 do fluxo principal.</w:t>
+      </w:r>
+    </w:p>
+    <w:p>
+      <w:pPr>
+        <w:numPr>
+          <w:ilvl w:val="0"/>
+          <w:numId w:val="4"/>
+        </w:numPr>
+        <w:spacing w:after="0" w:afterAutospacing="0" w:before="0" w:beforeAutospacing="0" w:line="360" w:lineRule="auto"/>
+        <w:ind w:left="720" w:hanging="360"/>
+      </w:pPr>
+      <w:r>
+        <w:rPr>
+          <w:b w:val="1"/>
+          <w:bCs w:val="1"/>
+          <w:sz w:val="24"/>
+          <w:szCs w:val="24"/>
+          <w:rtl w:val="0"/>
+        </w:rPr>
+        <w:t xml:space="preserve">Fluxo de Exceção 3a: Baixa precisão do sinal de GPS (Raio maior que 50 metros)</w:t>
+      </w:r>
+    </w:p>
+    <w:p>
+      <w:pPr>
+        <w:numPr>
+          <w:ilvl w:val="1"/>
+          <w:numId w:val="4"/>
+        </w:numPr>
+        <w:spacing w:after="0" w:afterAutospacing="0" w:before="0" w:beforeAutospacing="0" w:line="360" w:lineRule="auto"/>
+        <w:ind w:left="1440" w:hanging="360"/>
+      </w:pPr>
+      <w:r>
+        <w:rPr>
+          <w:sz w:val="24"/>
+          <w:szCs w:val="24"/>
+          <w:rtl w:val="0"/>
+        </w:rPr>
+        <w:t xml:space="preserve">O sistema detecta que o sinal do GPS está fraco ou impreciso.</w:t>
+      </w:r>
+    </w:p>
+    <w:p>
+      <w:pPr>
+        <w:numPr>
+          <w:ilvl w:val="1"/>
+          <w:numId w:val="4"/>
+        </w:numPr>
+        <w:spacing w:after="0" w:afterAutospacing="0" w:before="0" w:beforeAutospacing="0" w:line="360" w:lineRule="auto"/>
+        <w:ind w:left="1440" w:hanging="360"/>
+      </w:pPr>
+      <w:r>
+        <w:rPr>
+          <w:sz w:val="24"/>
+          <w:szCs w:val="24"/>
+          <w:rtl w:val="0"/>
+        </w:rPr>
+        <w:t xml:space="preserve">O sistema tenta utilizar métodos complementares (como redes Wi-Fi ou triangulação de antenas) para refinar a posição.</w:t>
+      </w:r>
+    </w:p>
+    <w:p>
+      <w:pPr>
+        <w:numPr>
+          <w:ilvl w:val="1"/>
+          <w:numId w:val="4"/>
+        </w:numPr>
+        <w:spacing w:after="0" w:afterAutospacing="0" w:before="0" w:beforeAutospacing="0" w:line="360" w:lineRule="auto"/>
+        <w:ind w:left="1440" w:hanging="360"/>
+      </w:pPr>
+      <w:r>
+        <w:rPr>
+          <w:sz w:val="24"/>
+          <w:szCs w:val="24"/>
+          <w:rtl w:val="0"/>
+        </w:rPr>
+        <w:t xml:space="preserve">Se ainda assim não atingir a precisão exigida, o sistema notifica o Cliente e solicita a confirmação do endereço na tela antes de prosseguir.</w:t>
+      </w:r>
+    </w:p>
+    <w:p>
+      <w:pPr>
+        <w:numPr>
+          <w:ilvl w:val="0"/>
+          <w:numId w:val="4"/>
+        </w:numPr>
+        <w:spacing w:after="0" w:afterAutospacing="0" w:before="0" w:beforeAutospacing="0" w:line="360" w:lineRule="auto"/>
+        <w:ind w:left="720" w:hanging="360"/>
+      </w:pPr>
+      <w:r>
+        <w:rPr>
+          <w:b w:val="1"/>
+          <w:bCs w:val="1"/>
+          <w:sz w:val="24"/>
+          <w:szCs w:val="24"/>
+          <w:rtl w:val="0"/>
+        </w:rPr>
+        <w:t xml:space="preserve">Fluxo de Exceção 8a: Item indisponível no estoque do mercado parceiro</w:t>
+      </w:r>
+    </w:p>
+    <w:p>
+      <w:pPr>
+        <w:numPr>
+          <w:ilvl w:val="1"/>
+          <w:numId w:val="4"/>
+        </w:numPr>
+        <w:spacing w:after="0" w:afterAutospacing="0" w:before="0" w:beforeAutospacing="0" w:line="360" w:lineRule="auto"/>
+        <w:ind w:left="1440" w:hanging="360"/>
+      </w:pPr>
+      <w:r>
+        <w:rPr>
+          <w:sz w:val="24"/>
+          <w:szCs w:val="24"/>
+          <w:rtl w:val="0"/>
+        </w:rPr>
+        <w:t xml:space="preserve">O sistema identifica que o ingrediente escolhido esgotou no mercado selecionado.</w:t>
+      </w:r>
+    </w:p>
+    <w:p>
+      <w:pPr>
+        <w:numPr>
+          <w:ilvl w:val="1"/>
+          <w:numId w:val="4"/>
+        </w:numPr>
+        <w:spacing w:after="0" w:afterAutospacing="0" w:before="0" w:beforeAutospacing="0" w:line="360" w:lineRule="auto"/>
+        <w:ind w:left="1440" w:hanging="360"/>
+      </w:pPr>
+      <w:r>
+        <w:rPr>
+          <w:sz w:val="24"/>
+          <w:szCs w:val="24"/>
+          <w:rtl w:val="0"/>
+        </w:rPr>
+        <w:t xml:space="preserve">O sistema exibe um aviso informando a indisponibilidade.</w:t>
+      </w:r>
+    </w:p>
+    <w:p>
+      <w:pPr>
+        <w:numPr>
+          <w:ilvl w:val="1"/>
+          <w:numId w:val="4"/>
+        </w:numPr>
+        <w:spacing w:after="480" w:before="0" w:beforeAutospacing="0" w:line="360" w:lineRule="auto"/>
+        <w:ind w:left="1440" w:hanging="360"/>
+      </w:pPr>
+      <w:r>
+        <w:rPr>
+          <w:sz w:val="24"/>
+          <w:szCs w:val="24"/>
+          <w:rtl w:val="0"/>
+        </w:rPr>
+        <w:t xml:space="preserve">O sistema sugere o mercado parceiro mais próximo subsequente que possua o item em estoque.</w:t>
+      </w:r>
+    </w:p>
+    <w:p>
+      <w:pPr>
+        <w:spacing w:line="360" w:lineRule="auto"/>
+        <w:jc w:val="both"/>
+        <w:rPr/>
+      </w:pPr>
+      <w:r>
+        <w:pict>
+          <v:rect style="width:0.0pt;height:1.5pt" o:hr="t" o:hrstd="t" o:hralign="center" fillcolor="#A0A0A0" stroked="f"/>
+        </w:pict>
+      </w:r>
+      <w:r>
+        <w:rPr>
+          <w:rtl w:val="0"/>
+        </w:rPr>
+      </w:r>
+    </w:p>
+    <w:p>
+      <w:pPr>
+        <w:spacing w:line="360" w:lineRule="auto"/>
+        <w:jc w:val="both"/>
+        <w:rPr/>
+      </w:pPr>
+      <w:r>
+        <w:rPr>
+          <w:rtl w:val="0"/>
+        </w:rPr>
+      </w:r>
+    </w:p>
+    <w:p>
+      <w:pPr>
+        <w:spacing w:line="360" w:lineRule="auto"/>
+        <w:jc w:val="both"/>
+        <w:rPr/>
+      </w:pPr>
+      <w:r>
+        <w:rPr>
+          <w:rtl w:val="0"/>
+        </w:rPr>
+        <w:t xml:space="preserve">Caso de Uso Expandido: UC03 – Localizar Mercados e Compra Expressa</w:t>
+      </w:r>
+    </w:p>
+    <w:p>
+      <w:pPr>
+        <w:spacing w:line="360" w:lineRule="auto"/>
+        <w:jc w:val="both"/>
+        <w:rPr/>
+      </w:pPr>
+      <w:r>
+        <w:rPr>
+          <w:rtl w:val="0"/>
+        </w:rPr>
+      </w:r>
+    </w:p>
+    <w:p>
+      <w:pPr>
+        <w:spacing w:line="360" w:lineRule="auto"/>
+        <w:jc w:val="both"/>
+        <w:rPr/>
+      </w:pPr>
+      <w:r>
+        <w:rPr>
+          <w:rtl w:val="0"/>
+        </w:rPr>
+        <w:t xml:space="preserve">• Atores Principais: Cliente (Usuário do app).</w:t>
+      </w:r>
+    </w:p>
+    <w:p>
+      <w:pPr>
+        <w:spacing w:line="360" w:lineRule="auto"/>
+        <w:jc w:val="both"/>
+        <w:rPr/>
+      </w:pPr>
+      <w:r>
+        <w:rPr>
+          <w:rtl w:val="0"/>
+        </w:rPr>
+        <w:t xml:space="preserve">• Atores Secundários: API de Geolocalização (ex: Google Maps / CoreLocation), Sistema de Inventário dos Mercados.</w:t>
+      </w:r>
+    </w:p>
+    <w:p>
+      <w:pPr>
+        <w:spacing w:line="360" w:lineRule="auto"/>
+        <w:jc w:val="both"/>
+        <w:rPr/>
+      </w:pPr>
+      <w:r>
+        <w:rPr>
+          <w:rtl w:val="0"/>
+        </w:rPr>
+        <w:t xml:space="preserve">• Pré-condições: O Cliente deve estar autenticado no sistema e o dispositivo deve estar com o GPS ativado.</w:t>
+      </w:r>
+    </w:p>
+    <w:p>
+      <w:pPr>
+        <w:spacing w:line="360" w:lineRule="auto"/>
+        <w:jc w:val="both"/>
+        <w:rPr/>
+      </w:pPr>
+      <w:r>
+        <w:rPr>
+          <w:rtl w:val="0"/>
+        </w:rPr>
+        <w:t xml:space="preserve">• Pós-condições: Os mercados próximos são exibidos e os itens selecionados são inseridos com sucesso no carrinho de compras.</w:t>
+      </w:r>
+    </w:p>
+    <w:p>
+      <w:pPr>
+        <w:spacing w:line="360" w:lineRule="auto"/>
+        <w:jc w:val="both"/>
+        <w:rPr/>
+      </w:pPr>
+      <w:r>
+        <w:rPr>
+          <w:rtl w:val="0"/>
+        </w:rPr>
+      </w:r>
+    </w:p>
+    <w:p>
+      <w:pPr>
+        <w:spacing w:line="360" w:lineRule="auto"/>
+        <w:jc w:val="both"/>
+        <w:rPr/>
+      </w:pPr>
+      <w:r>
+        <w:rPr>
+          <w:rtl w:val="0"/>
+        </w:rPr>
+        <w:t xml:space="preserve">Fluxo Principal (Cenário de Sucesso)</w:t>
+      </w:r>
+    </w:p>
+    <w:p>
+      <w:pPr>
+        <w:spacing w:line="360" w:lineRule="auto"/>
+        <w:jc w:val="both"/>
+        <w:rPr/>
+      </w:pPr>
+      <w:r>
+        <w:rPr>
+          <w:rtl w:val="0"/>
+        </w:rPr>
+      </w:r>
+    </w:p>
+    <w:p>
+      <w:pPr>
+        <w:spacing w:line="360" w:lineRule="auto"/>
+        <w:jc w:val="both"/>
+        <w:rPr/>
+      </w:pPr>
+      <w:r>
+        <w:rPr>
+          <w:rtl w:val="0"/>
+        </w:rPr>
+        <w:t xml:space="preserve">1. O Cliente acessa a tela de busca de ingredientes ou a área de compras do sistema.</w:t>
+      </w:r>
+    </w:p>
+    <w:p>
+      <w:pPr>
+        <w:spacing w:line="360" w:lineRule="auto"/>
+        <w:jc w:val="both"/>
+        <w:rPr/>
+      </w:pPr>
+      <w:r>
+        <w:rPr>
+          <w:rtl w:val="0"/>
+        </w:rPr>
+        <w:t xml:space="preserve">2. O sistema solicita a geolocalização atual do dispositivo do Cliente através da API de GPS.</w:t>
+      </w:r>
+    </w:p>
+    <w:p>
+      <w:pPr>
+        <w:spacing w:line="360" w:lineRule="auto"/>
+        <w:jc w:val="both"/>
+        <w:rPr/>
+      </w:pPr>
+      <w:r>
+        <w:rPr>
+          <w:rtl w:val="0"/>
+        </w:rPr>
+        <w:t xml:space="preserve">3. O sistema recebe as coordenadas com uma precisão de raio inferior a 50 metros [RFN 03.01].</w:t>
+      </w:r>
+    </w:p>
+    <w:p>
+      <w:pPr>
+        <w:spacing w:line="360" w:lineRule="auto"/>
+        <w:jc w:val="both"/>
+        <w:rPr/>
+      </w:pPr>
+      <w:r>
+        <w:rPr>
+          <w:rtl w:val="0"/>
+        </w:rPr>
+        <w:t xml:space="preserve">4. O sistema consulta a base de dados e identifica os supermercados parceiros credenciados que estão no raio de cobertura daquela localização.</w:t>
+      </w:r>
+    </w:p>
+    <w:p>
+      <w:pPr>
+        <w:spacing w:line="360" w:lineRule="auto"/>
+        <w:jc w:val="both"/>
+        <w:rPr/>
+      </w:pPr>
+      <w:r>
+        <w:rPr>
+          <w:rtl w:val="0"/>
+        </w:rPr>
+        <w:t xml:space="preserve">5. O sistema apresenta ao Cliente a lista de mercados parceiros mais próximos e os produtos/ingredientes disponíveis neles.</w:t>
+      </w:r>
+    </w:p>
+    <w:p>
+      <w:pPr>
+        <w:spacing w:line="360" w:lineRule="auto"/>
+        <w:jc w:val="both"/>
+        <w:rPr/>
+      </w:pPr>
+      <w:r>
+        <w:rPr>
+          <w:rtl w:val="0"/>
+        </w:rPr>
+        <w:t xml:space="preserve">6. O Cliente seleciona os ingredientes faltantes que deseja adquirir.</w:t>
+      </w:r>
+    </w:p>
+    <w:p>
+      <w:pPr>
+        <w:spacing w:line="360" w:lineRule="auto"/>
+        <w:jc w:val="both"/>
+        <w:rPr/>
+      </w:pPr>
+      <w:r>
+        <w:rPr>
+          <w:rtl w:val="0"/>
+        </w:rPr>
+        <w:t xml:space="preserve">7. O Cliente clica na opção de "Compra Expressa" (Adicionar ao carrinho).</w:t>
+      </w:r>
+    </w:p>
+    <w:p>
+      <w:pPr>
+        <w:spacing w:line="360" w:lineRule="auto"/>
+        <w:jc w:val="both"/>
+        <w:rPr/>
+      </w:pPr>
+      <w:r>
+        <w:rPr>
+          <w:rtl w:val="0"/>
+        </w:rPr>
+        <w:t xml:space="preserve">8. O sistema valida o estoque do item no mercado selecionado e adiciona os produtos ao carrinho de compras do Cliente.</w:t>
+      </w:r>
+    </w:p>
+    <w:p>
+      <w:pPr>
+        <w:spacing w:line="360" w:lineRule="auto"/>
+        <w:jc w:val="both"/>
+        <w:rPr/>
+      </w:pPr>
+      <w:r>
+        <w:rPr>
+          <w:rtl w:val="0"/>
+        </w:rPr>
+      </w:r>
+    </w:p>
+    <w:p>
+      <w:pPr>
+        <w:spacing w:line="360" w:lineRule="auto"/>
+        <w:jc w:val="both"/>
+        <w:rPr/>
+      </w:pPr>
+      <w:r>
+        <w:rPr>
+          <w:rtl w:val="0"/>
+        </w:rPr>
+        <w:t xml:space="preserve">Fluxos Alternativos e de Exceção</w:t>
+      </w:r>
+    </w:p>
+    <w:p>
+      <w:pPr>
+        <w:spacing w:line="360" w:lineRule="auto"/>
+        <w:jc w:val="both"/>
+        <w:rPr/>
+      </w:pPr>
+      <w:r>
+        <w:rPr>
+          <w:rtl w:val="0"/>
+        </w:rPr>
+      </w:r>
+    </w:p>
+    <w:p>
+      <w:pPr>
+        <w:spacing w:line="360" w:lineRule="auto"/>
+        <w:jc w:val="both"/>
+        <w:rPr/>
+      </w:pPr>
+      <w:r>
+        <w:rPr>
+          <w:rtl w:val="0"/>
+        </w:rPr>
+        <w:t xml:space="preserve">• Fluxo Alternativo 2a: Permissão de GPS negada pelo usuário</w:t>
+      </w:r>
+    </w:p>
+    <w:p>
+      <w:pPr>
+        <w:spacing w:line="360" w:lineRule="auto"/>
+        <w:jc w:val="both"/>
+        <w:rPr/>
+      </w:pPr>
+      <w:r>
+        <w:rPr>
+          <w:rtl w:val="0"/>
+        </w:rPr>
+        <w:tab/>
+        <w:t xml:space="preserve">1. O sistema identifica que a permissão de localização foi recusada.</w:t>
+      </w:r>
+    </w:p>
+    <w:p>
+      <w:pPr>
+        <w:spacing w:line="360" w:lineRule="auto"/>
+        <w:jc w:val="both"/>
+        <w:rPr/>
+      </w:pPr>
+      <w:r>
+        <w:rPr>
+          <w:rtl w:val="0"/>
+        </w:rPr>
+        <w:tab/>
+        <w:t xml:space="preserve">2. O sistema exibe uma mensagem solicitando que o Cliente insira um endereço manualmente (Ex: CEP ou Nome da Rua).</w:t>
+      </w:r>
+    </w:p>
+    <w:p>
+      <w:pPr>
+        <w:spacing w:line="360" w:lineRule="auto"/>
+        <w:jc w:val="both"/>
+        <w:rPr/>
+      </w:pPr>
+      <w:r>
+        <w:rPr>
+          <w:rtl w:val="0"/>
+        </w:rPr>
+        <w:tab/>
+        <w:t xml:space="preserve">3. O Cliente insira o endereço.</w:t>
+      </w:r>
+    </w:p>
+    <w:p>
+      <w:pPr>
+        <w:spacing w:line="360" w:lineRule="auto"/>
+        <w:jc w:val="both"/>
+        <w:rPr/>
+      </w:pPr>
+      <w:r>
+        <w:rPr>
+          <w:rtl w:val="0"/>
+        </w:rPr>
+        <w:tab/>
+        <w:t xml:space="preserve">4. O sistema valida o endereço e prossegue para o passo 4 do fluxo principal.</w:t>
+      </w:r>
+    </w:p>
+    <w:p>
+      <w:pPr>
+        <w:spacing w:line="360" w:lineRule="auto"/>
+        <w:jc w:val="both"/>
+        <w:rPr/>
+      </w:pPr>
+      <w:r>
+        <w:rPr>
+          <w:rtl w:val="0"/>
+        </w:rPr>
+        <w:t xml:space="preserve">• Fluxo de Exceção 3a: Baixa precisão do sinal de GPS (Raio maior que 50 metros)</w:t>
+      </w:r>
+    </w:p>
+    <w:p>
+      <w:pPr>
+        <w:spacing w:line="360" w:lineRule="auto"/>
+        <w:jc w:val="both"/>
+        <w:rPr/>
+      </w:pPr>
+      <w:r>
+        <w:rPr>
+          <w:rtl w:val="0"/>
+        </w:rPr>
+        <w:tab/>
+        <w:t xml:space="preserve">1. O sistema detecta que o sinal do GPS está fraco ou impreciso.</w:t>
+      </w:r>
+    </w:p>
+    <w:p>
+      <w:pPr>
+        <w:spacing w:line="360" w:lineRule="auto"/>
+        <w:jc w:val="both"/>
+        <w:rPr/>
+      </w:pPr>
+      <w:r>
+        <w:rPr>
+          <w:rtl w:val="0"/>
+        </w:rPr>
+        <w:tab/>
+        <w:t xml:space="preserve">2. O sistema tenta utilizar métodos complementares (como redes Wi-Fi ou triangulação de antenas) para refinar a posição.</w:t>
+      </w:r>
+    </w:p>
+    <w:p>
+      <w:pPr>
+        <w:spacing w:line="360" w:lineRule="auto"/>
+        <w:jc w:val="both"/>
+        <w:rPr/>
+      </w:pPr>
+      <w:r>
+        <w:rPr>
+          <w:rtl w:val="0"/>
+        </w:rPr>
+        <w:tab/>
+        <w:t xml:space="preserve">3. Se ainda assim não atingir a precisão exigida, o sistema notifica o Cliente e solicita a confirmação do endereço na tela antes de prosseguir.</w:t>
+      </w:r>
+    </w:p>
+    <w:p>
+      <w:pPr>
+        <w:spacing w:line="360" w:lineRule="auto"/>
+        <w:jc w:val="both"/>
+        <w:rPr/>
+      </w:pPr>
+      <w:r>
+        <w:rPr>
+          <w:rtl w:val="0"/>
+        </w:rPr>
+        <w:t xml:space="preserve">• Fluxo de Exceção 8a: Item indisponível no estoque do mercado parceiro</w:t>
+      </w:r>
+    </w:p>
+    <w:p>
+      <w:pPr>
+        <w:spacing w:line="360" w:lineRule="auto"/>
+        <w:jc w:val="both"/>
+        <w:rPr/>
+      </w:pPr>
+      <w:r>
+        <w:rPr>
+          <w:rtl w:val="0"/>
+        </w:rPr>
+        <w:tab/>
+        <w:t xml:space="preserve">1. O sistema identifica que o ingrediente escolhido esgotou no mercado selecionado.</w:t>
+      </w:r>
+    </w:p>
+    <w:p>
+      <w:pPr>
+        <w:spacing w:line="360" w:lineRule="auto"/>
+        <w:jc w:val="both"/>
+        <w:rPr/>
+      </w:pPr>
+      <w:r>
+        <w:rPr>
+          <w:rtl w:val="0"/>
+        </w:rPr>
+        <w:tab/>
+        <w:t xml:space="preserve">2. O sistema exibe um aviso informando a indisponibilidade.</w:t>
+      </w:r>
+    </w:p>
+    <w:p>
+      <w:pPr>
+        <w:spacing w:line="360" w:lineRule="auto"/>
+        <w:jc w:val="both"/>
+        <w:rPr/>
+      </w:pPr>
+      <w:r>
+        <w:rPr>
+          <w:rtl w:val="0"/>
+        </w:rPr>
+        <w:tab/>
+        <w:t xml:space="preserve">3. O sistema sugere o mercado parceiro mais próximo subsequente que possua o item em estoque.</w:t>
+      </w:r>
+    </w:p>
+    <w:p>
+      <w:pPr>
+        <w:spacing w:line="360" w:lineRule="auto"/>
+        <w:jc w:val="both"/>
+        <w:rPr/>
+      </w:pPr>
+      <w:r>
+        <w:rPr>
+          <w:rtl w:val="0"/>
+        </w:rPr>
+      </w:r>
+    </w:p>
+    <w:tbl>
+      <w:tblPr>
+        <w:tblStyle w:val="Table6"/>
+        <w:tblW w:w="14010.0" w:type="dxa"/>
+        <w:jc w:val="left"/>
+        <w:tblBorders>
+          <w:top w:color="000000" w:space="0" w:sz="8" w:val="single"/>
+          <w:left w:color="000000" w:space="0" w:sz="8" w:val="single"/>
+          <w:bottom w:color="000000" w:space="0" w:sz="8" w:val="single"/>
+          <w:right w:color="000000" w:space="0" w:sz="8" w:val="single"/>
+          <w:insideH w:color="000000" w:space="0" w:sz="8" w:val="single"/>
+          <w:insideV w:color="000000" w:space="0" w:sz="8" w:val="single"/>
+        </w:tblBorders>
+        <w:tblLayout w:type="fixed"/>
+        <w:tblLook w:val="0600"/>
+      </w:tblPr>
+      <w:tblGrid>
+        <w:gridCol w:w="1905"/>
+        <w:gridCol w:w="12105"/>
+        <w:tblGridChange w:id="0">
+          <w:tblGrid>
+            <w:gridCol w:w="1905"/>
+            <w:gridCol w:w="12105"/>
+          </w:tblGrid>
+        </w:tblGridChange>
+      </w:tblGrid>
+      <w:tr>
+        <w:trPr>
+          <w:cantSplit w:val="0"/>
+          <w:tblHeader w:val="0"/>
+        </w:trPr>
+        <w:tc>
+          <w:tcPr>
+            <w:shd w:fill="auto" w:val="clear"/>
+            <w:tcMar>
+              <w:top w:w="100.0" w:type="dxa"/>
+              <w:left w:w="100.0" w:type="dxa"/>
+              <w:bottom w:w="100.0" w:type="dxa"/>
+              <w:right w:w="100.0" w:type="dxa"/>
+            </w:tcMar>
+            <w:vAlign w:val="top"/>
+          </w:tcPr>
+          <w:p>
+            <w:pPr>
+              <w:widowControl w:val="0"/>
+              <w:spacing w:line="240" w:lineRule="auto"/>
+              <w:rPr/>
+            </w:pPr>
+            <w:r>
+              <w:rPr>
+                <w:b w:val="1"/>
+                <w:bCs w:val="1"/>
+                <w:sz w:val="24"/>
+                <w:szCs w:val="24"/>
+                <w:rtl w:val="0"/>
+              </w:rPr>
+              <w:t xml:space="preserve">CASO DE USO EXPANDIDO-</w:t>
+            </w:r>
+            <w:r>
+              <w:rPr>
+                <w:rtl w:val="0"/>
+              </w:rPr>
+            </w:r>
+          </w:p>
+        </w:tc>
+        <w:tc>
+          <w:tcPr>
+            <w:shd w:fill="auto" w:val="clear"/>
+            <w:tcMar>
+              <w:top w:w="100.0" w:type="dxa"/>
+              <w:left w:w="100.0" w:type="dxa"/>
+              <w:bottom w:w="100.0" w:type="dxa"/>
+              <w:right w:w="100.0" w:type="dxa"/>
+            </w:tcMar>
+            <w:vAlign w:val="top"/>
+          </w:tcPr>
+          <w:p>
+            <w:pPr>
+              <w:keepNext w:val="0"/>
+              <w:keepLines w:val="0"/>
+              <w:pageBreakBefore w:val="0"/>
+              <w:widowControl w:val="0"/>
+              <w:pBdr>
+                <w:top w:space="0" w:sz="0" w:val="nil"/>
+                <w:left w:space="0" w:sz="0" w:val="nil"/>
+                <w:bottom w:space="0" w:sz="0" w:val="nil"/>
+                <w:right w:space="0" w:sz="0" w:val="nil"/>
+                <w:between w:space="0" w:sz="0" w:val="nil"/>
+              </w:pBdr>
+              <w:shd w:fill="auto" w:val="clear"/>
+              <w:spacing w:after="0" w:before="0" w:line="240" w:lineRule="auto"/>
+              <w:ind w:left="0" w:right="0" w:firstLine="0"/>
+              <w:jc w:val="left"/>
+              <w:rPr/>
+            </w:pPr>
+            <w:r>
+              <w:rPr>
+                <w:rtl w:val="0"/>
+              </w:rPr>
+            </w:r>
+          </w:p>
+        </w:tc>
+      </w:tr>
+      <w:tr>
+        <w:trPr>
+          <w:cantSplit w:val="0"/>
+          <w:tblHeader w:val="0"/>
+        </w:trPr>
+        <w:tc>
+          <w:tcPr>
+            <w:shd w:fill="auto" w:val="clear"/>
+            <w:tcMar>
+              <w:top w:w="100.0" w:type="dxa"/>
+              <w:left w:w="100.0" w:type="dxa"/>
+              <w:bottom w:w="100.0" w:type="dxa"/>
+              <w:right w:w="100.0" w:type="dxa"/>
+            </w:tcMar>
+            <w:vAlign w:val="top"/>
+          </w:tcPr>
+          <w:p>
+            <w:pPr>
+              <w:keepNext w:val="0"/>
+              <w:keepLines w:val="0"/>
+              <w:pageBreakBefore w:val="0"/>
+              <w:widowControl w:val="0"/>
+              <w:pBdr>
+                <w:top w:space="0" w:sz="0" w:val="nil"/>
+                <w:left w:space="0" w:sz="0" w:val="nil"/>
+                <w:bottom w:space="0" w:sz="0" w:val="nil"/>
+                <w:right w:space="0" w:sz="0" w:val="nil"/>
+                <w:between w:space="0" w:sz="0" w:val="nil"/>
+              </w:pBdr>
+              <w:shd w:fill="auto" w:val="clear"/>
+              <w:spacing w:after="0" w:before="0" w:line="240" w:lineRule="auto"/>
+              <w:ind w:left="0" w:right="0" w:firstLine="0"/>
+              <w:jc w:val="left"/>
+              <w:rPr/>
+            </w:pPr>
+            <w:r>
+              <w:rPr>
+                <w:rtl w:val="0"/>
+              </w:rPr>
+            </w:r>
+          </w:p>
+        </w:tc>
+        <w:tc>
+          <w:tcPr>
+            <w:shd w:fill="auto" w:val="clear"/>
+            <w:tcMar>
+              <w:top w:w="100.0" w:type="dxa"/>
+              <w:left w:w="100.0" w:type="dxa"/>
+              <w:bottom w:w="100.0" w:type="dxa"/>
+              <w:right w:w="100.0" w:type="dxa"/>
+            </w:tcMar>
+            <w:vAlign w:val="top"/>
+          </w:tcPr>
+          <w:p>
+            <w:pPr>
+              <w:keepNext w:val="0"/>
+              <w:keepLines w:val="0"/>
+              <w:pageBreakBefore w:val="0"/>
+              <w:widowControl w:val="0"/>
+              <w:pBdr>
+                <w:top w:space="0" w:sz="0" w:val="nil"/>
+                <w:left w:space="0" w:sz="0" w:val="nil"/>
+                <w:bottom w:space="0" w:sz="0" w:val="nil"/>
+                <w:right w:space="0" w:sz="0" w:val="nil"/>
+                <w:between w:space="0" w:sz="0" w:val="nil"/>
+              </w:pBdr>
+              <w:shd w:fill="auto" w:val="clear"/>
+              <w:spacing w:after="0" w:before="0" w:line="240" w:lineRule="auto"/>
+              <w:ind w:left="0" w:right="0" w:firstLine="0"/>
+              <w:jc w:val="left"/>
+              <w:rPr/>
+            </w:pPr>
+            <w:r>
+              <w:rPr>
+                <w:rtl w:val="0"/>
+              </w:rPr>
+            </w:r>
+          </w:p>
+        </w:tc>
+      </w:tr>
+      <w:tr>
+        <w:trPr>
+          <w:cantSplit w:val="0"/>
+          <w:tblHeader w:val="0"/>
+        </w:trPr>
+        <w:tc>
+          <w:tcPr>
+            <w:shd w:fill="auto" w:val="clear"/>
+            <w:tcMar>
+              <w:top w:w="100.0" w:type="dxa"/>
+              <w:left w:w="100.0" w:type="dxa"/>
+              <w:bottom w:w="100.0" w:type="dxa"/>
+              <w:right w:w="100.0" w:type="dxa"/>
+            </w:tcMar>
+            <w:vAlign w:val="top"/>
+          </w:tcPr>
+          <w:p>
+            <w:pPr>
+              <w:keepNext w:val="0"/>
+              <w:keepLines w:val="0"/>
+              <w:pageBreakBefore w:val="0"/>
+              <w:widowControl w:val="0"/>
+              <w:pBdr>
+                <w:top w:space="0" w:sz="0" w:val="nil"/>
+                <w:left w:space="0" w:sz="0" w:val="nil"/>
+                <w:bottom w:space="0" w:sz="0" w:val="nil"/>
+                <w:right w:space="0" w:sz="0" w:val="nil"/>
+                <w:between w:space="0" w:sz="0" w:val="nil"/>
+              </w:pBdr>
+              <w:shd w:fill="auto" w:val="clear"/>
+              <w:spacing w:after="0" w:before="0" w:line="240" w:lineRule="auto"/>
+              <w:ind w:left="0" w:right="0" w:firstLine="0"/>
+              <w:jc w:val="left"/>
+              <w:rPr/>
+            </w:pPr>
+            <w:r>
+              <w:rPr>
+                <w:rtl w:val="0"/>
+              </w:rPr>
+            </w:r>
+          </w:p>
+        </w:tc>
+        <w:tc>
+          <w:tcPr>
+            <w:shd w:fill="auto" w:val="clear"/>
+            <w:tcMar>
+              <w:top w:w="100.0" w:type="dxa"/>
+              <w:left w:w="100.0" w:type="dxa"/>
+              <w:bottom w:w="100.0" w:type="dxa"/>
+              <w:right w:w="100.0" w:type="dxa"/>
+            </w:tcMar>
+            <w:vAlign w:val="top"/>
+          </w:tcPr>
+          <w:p>
+            <w:pPr>
+              <w:keepNext w:val="0"/>
+              <w:keepLines w:val="0"/>
+              <w:pageBreakBefore w:val="0"/>
+              <w:widowControl w:val="0"/>
+              <w:pBdr>
+                <w:top w:space="0" w:sz="0" w:val="nil"/>
+                <w:left w:space="0" w:sz="0" w:val="nil"/>
+                <w:bottom w:space="0" w:sz="0" w:val="nil"/>
+                <w:right w:space="0" w:sz="0" w:val="nil"/>
+                <w:between w:space="0" w:sz="0" w:val="nil"/>
+              </w:pBdr>
+              <w:shd w:fill="auto" w:val="clear"/>
+              <w:spacing w:after="0" w:before="0" w:line="240" w:lineRule="auto"/>
+              <w:ind w:left="0" w:right="0" w:firstLine="0"/>
+              <w:jc w:val="left"/>
+              <w:rPr/>
+            </w:pPr>
+            <w:r>
+              <w:rPr>
+                <w:rtl w:val="0"/>
+              </w:rPr>
+            </w:r>
+          </w:p>
+        </w:tc>
+      </w:tr>
+      <w:tr>
+        <w:trPr>
+          <w:cantSplit w:val="0"/>
+          <w:tblHeader w:val="0"/>
+        </w:trPr>
+        <w:tc>
+          <w:tcPr>
+            <w:shd w:fill="auto" w:val="clear"/>
+            <w:tcMar>
+              <w:top w:w="100.0" w:type="dxa"/>
+              <w:left w:w="100.0" w:type="dxa"/>
+              <w:bottom w:w="100.0" w:type="dxa"/>
+              <w:right w:w="100.0" w:type="dxa"/>
+            </w:tcMar>
+            <w:vAlign w:val="top"/>
+          </w:tcPr>
+          <w:p>
+            <w:pPr>
+              <w:keepNext w:val="0"/>
+              <w:keepLines w:val="0"/>
+              <w:pageBreakBefore w:val="0"/>
+              <w:widowControl w:val="0"/>
+              <w:pBdr>
+                <w:top w:space="0" w:sz="0" w:val="nil"/>
+                <w:left w:space="0" w:sz="0" w:val="nil"/>
+                <w:bottom w:space="0" w:sz="0" w:val="nil"/>
+                <w:right w:space="0" w:sz="0" w:val="nil"/>
+                <w:between w:space="0" w:sz="0" w:val="nil"/>
+              </w:pBdr>
+              <w:shd w:fill="auto" w:val="clear"/>
+              <w:spacing w:after="0" w:before="0" w:line="240" w:lineRule="auto"/>
+              <w:ind w:left="0" w:right="0" w:firstLine="0"/>
+              <w:jc w:val="left"/>
+              <w:rPr/>
+            </w:pPr>
+            <w:r>
+              <w:rPr>
+                <w:rtl w:val="0"/>
+              </w:rPr>
+            </w:r>
+          </w:p>
+        </w:tc>
+        <w:tc>
+          <w:tcPr>
+            <w:shd w:fill="auto" w:val="clear"/>
+            <w:tcMar>
+              <w:top w:w="100.0" w:type="dxa"/>
+              <w:left w:w="100.0" w:type="dxa"/>
+              <w:bottom w:w="100.0" w:type="dxa"/>
+              <w:right w:w="100.0" w:type="dxa"/>
+            </w:tcMar>
+            <w:vAlign w:val="top"/>
+          </w:tcPr>
+          <w:p>
+            <w:pPr>
+              <w:keepNext w:val="0"/>
+              <w:keepLines w:val="0"/>
+              <w:pageBreakBefore w:val="0"/>
+              <w:widowControl w:val="0"/>
+              <w:pBdr>
+                <w:top w:space="0" w:sz="0" w:val="nil"/>
+                <w:left w:space="0" w:sz="0" w:val="nil"/>
+                <w:bottom w:space="0" w:sz="0" w:val="nil"/>
+                <w:right w:space="0" w:sz="0" w:val="nil"/>
+                <w:between w:space="0" w:sz="0" w:val="nil"/>
+              </w:pBdr>
+              <w:shd w:fill="auto" w:val="clear"/>
+              <w:spacing w:after="0" w:before="0" w:line="240" w:lineRule="auto"/>
+              <w:ind w:left="0" w:right="0" w:firstLine="0"/>
+              <w:jc w:val="left"/>
+              <w:rPr/>
+            </w:pPr>
+            <w:r>
+              <w:rPr>
+                <w:rtl w:val="0"/>
+              </w:rPr>
+            </w:r>
+          </w:p>
+        </w:tc>
+      </w:tr>
+      <w:tr>
+        <w:trPr>
+          <w:cantSplit w:val="0"/>
+          <w:tblHeader w:val="0"/>
+        </w:trPr>
+        <w:tc>
+          <w:tcPr>
+            <w:shd w:fill="auto" w:val="clear"/>
+            <w:tcMar>
+              <w:top w:w="100.0" w:type="dxa"/>
+              <w:left w:w="100.0" w:type="dxa"/>
+              <w:bottom w:w="100.0" w:type="dxa"/>
+              <w:right w:w="100.0" w:type="dxa"/>
+            </w:tcMar>
+            <w:vAlign w:val="top"/>
+          </w:tcPr>
+          <w:p>
+            <w:pPr>
+              <w:keepNext w:val="0"/>
+              <w:keepLines w:val="0"/>
+              <w:pageBreakBefore w:val="0"/>
+              <w:widowControl w:val="0"/>
+              <w:pBdr>
+                <w:top w:space="0" w:sz="0" w:val="nil"/>
+                <w:left w:space="0" w:sz="0" w:val="nil"/>
+                <w:bottom w:space="0" w:sz="0" w:val="nil"/>
+                <w:right w:space="0" w:sz="0" w:val="nil"/>
+                <w:between w:space="0" w:sz="0" w:val="nil"/>
+              </w:pBdr>
+              <w:shd w:fill="auto" w:val="clear"/>
+              <w:spacing w:after="0" w:before="0" w:line="240" w:lineRule="auto"/>
+              <w:ind w:left="0" w:right="0" w:firstLine="0"/>
+              <w:jc w:val="left"/>
+              <w:rPr/>
+            </w:pPr>
+            <w:r>
+              <w:rPr>
+                <w:rtl w:val="0"/>
+              </w:rPr>
+            </w:r>
+          </w:p>
+        </w:tc>
+        <w:tc>
+          <w:tcPr>
+            <w:shd w:fill="auto" w:val="clear"/>
+            <w:tcMar>
+              <w:top w:w="100.0" w:type="dxa"/>
+              <w:left w:w="100.0" w:type="dxa"/>
+              <w:bottom w:w="100.0" w:type="dxa"/>
+              <w:right w:w="100.0" w:type="dxa"/>
+            </w:tcMar>
+            <w:vAlign w:val="top"/>
+          </w:tcPr>
+          <w:p>
+            <w:pPr>
+              <w:keepNext w:val="0"/>
+              <w:keepLines w:val="0"/>
+              <w:pageBreakBefore w:val="0"/>
+              <w:widowControl w:val="0"/>
+              <w:pBdr>
+                <w:top w:space="0" w:sz="0" w:val="nil"/>
+                <w:left w:space="0" w:sz="0" w:val="nil"/>
+                <w:bottom w:space="0" w:sz="0" w:val="nil"/>
+                <w:right w:space="0" w:sz="0" w:val="nil"/>
+                <w:between w:space="0" w:sz="0" w:val="nil"/>
+              </w:pBdr>
+              <w:shd w:fill="auto" w:val="clear"/>
+              <w:spacing w:after="0" w:before="0" w:line="240" w:lineRule="auto"/>
+              <w:ind w:left="0" w:right="0" w:firstLine="0"/>
+              <w:jc w:val="left"/>
+              <w:rPr/>
+            </w:pPr>
+            <w:r>
+              <w:rPr>
+                <w:rtl w:val="0"/>
+              </w:rPr>
+            </w:r>
+          </w:p>
+        </w:tc>
+      </w:tr>
+      <w:tr>
+        <w:trPr>
+          <w:cantSplit w:val="0"/>
+          <w:tblHeader w:val="0"/>
+        </w:trPr>
+        <w:tc>
+          <w:tcPr>
+            <w:shd w:fill="auto" w:val="clear"/>
+            <w:tcMar>
+              <w:top w:w="100.0" w:type="dxa"/>
+              <w:left w:w="100.0" w:type="dxa"/>
+              <w:bottom w:w="100.0" w:type="dxa"/>
+              <w:right w:w="100.0" w:type="dxa"/>
+            </w:tcMar>
+            <w:vAlign w:val="top"/>
+          </w:tcPr>
+          <w:p>
+            <w:pPr>
+              <w:keepNext w:val="0"/>
+              <w:keepLines w:val="0"/>
+              <w:pageBreakBefore w:val="0"/>
+              <w:widowControl w:val="0"/>
+              <w:pBdr>
+                <w:top w:space="0" w:sz="0" w:val="nil"/>
+                <w:left w:space="0" w:sz="0" w:val="nil"/>
+                <w:bottom w:space="0" w:sz="0" w:val="nil"/>
+                <w:right w:space="0" w:sz="0" w:val="nil"/>
+                <w:between w:space="0" w:sz="0" w:val="nil"/>
+              </w:pBdr>
+              <w:shd w:fill="auto" w:val="clear"/>
+              <w:spacing w:after="0" w:before="0" w:line="240" w:lineRule="auto"/>
+              <w:ind w:left="0" w:right="0" w:firstLine="0"/>
+              <w:jc w:val="left"/>
+              <w:rPr/>
+            </w:pPr>
+            <w:r>
+              <w:rPr>
+                <w:rtl w:val="0"/>
+              </w:rPr>
+            </w:r>
+          </w:p>
+        </w:tc>
+        <w:tc>
+          <w:tcPr>
+            <w:shd w:fill="auto" w:val="clear"/>
+            <w:tcMar>
+              <w:top w:w="100.0" w:type="dxa"/>
+              <w:left w:w="100.0" w:type="dxa"/>
+              <w:bottom w:w="100.0" w:type="dxa"/>
+              <w:right w:w="100.0" w:type="dxa"/>
+            </w:tcMar>
+            <w:vAlign w:val="top"/>
+          </w:tcPr>
+          <w:p>
+            <w:pPr>
+              <w:keepNext w:val="0"/>
+              <w:keepLines w:val="0"/>
+              <w:pageBreakBefore w:val="0"/>
+              <w:widowControl w:val="0"/>
+              <w:pBdr>
+                <w:top w:space="0" w:sz="0" w:val="nil"/>
+                <w:left w:space="0" w:sz="0" w:val="nil"/>
+                <w:bottom w:space="0" w:sz="0" w:val="nil"/>
+                <w:right w:space="0" w:sz="0" w:val="nil"/>
+                <w:between w:space="0" w:sz="0" w:val="nil"/>
+              </w:pBdr>
+              <w:shd w:fill="auto" w:val="clear"/>
+              <w:spacing w:after="0" w:before="0" w:line="240" w:lineRule="auto"/>
+              <w:ind w:left="0" w:right="0" w:firstLine="0"/>
+              <w:jc w:val="left"/>
+              <w:rPr/>
+            </w:pPr>
+            <w:r>
+              <w:rPr>
+                <w:rtl w:val="0"/>
+              </w:rPr>
+            </w:r>
+          </w:p>
+        </w:tc>
+      </w:tr>
+    </w:tbl>
     <w:p>
       <w:pPr>
         <w:spacing w:line="360" w:lineRule="auto"/>
@@ -7171,6 +8723,16 @@
       </w:rPr>
     </w:r>
   </w:p>
+  <w:p>
+    <w:pPr>
+      <w:rPr/>
+    </w:pPr>
+    <w:r>
+      <w:rPr>
+        <w:rtl w:val="0"/>
+      </w:rPr>
+    </w:r>
+  </w:p>
 </w:hdr>
 </file>
 
@@ -7186,6 +8748,12 @@
         <w:ind w:left="720" w:hanging="360"/>
       </w:pPr>
       <w:rPr>
+        <w:rFonts w:ascii="Arial" w:cs="Arial" w:eastAsia="Arial" w:hAnsi="Arial"/>
+        <w:b w:val="0"/>
+        <w:bCs w:val="0"/>
+        <w:strike w:val="0"/>
+        <w:sz w:val="24"/>
+        <w:szCs w:val="24"/>
         <w:u w:val="none"/>
       </w:rPr>
     </w:lvl>
@@ -7289,20 +8857,26 @@
   <w:abstractNum w:abstractNumId="2">
     <w:lvl w:ilvl="0">
       <w:start w:val="1"/>
-      <w:numFmt w:val="bullet"/>
-      <w:lvlText w:val="●"/>
+      <w:numFmt w:val="decimal"/>
+      <w:lvlText w:val="%1."/>
       <w:lvlJc w:val="left"/>
       <w:pPr>
         <w:ind w:left="720" w:hanging="360"/>
       </w:pPr>
       <w:rPr>
+        <w:rFonts w:ascii="Arial" w:cs="Arial" w:eastAsia="Arial" w:hAnsi="Arial"/>
+        <w:b w:val="0"/>
+        <w:bCs w:val="0"/>
+        <w:strike w:val="0"/>
+        <w:sz w:val="24"/>
+        <w:szCs w:val="24"/>
         <w:u w:val="none"/>
       </w:rPr>
     </w:lvl>
     <w:lvl w:ilvl="1">
       <w:start w:val="1"/>
-      <w:numFmt w:val="bullet"/>
-      <w:lvlText w:val="○"/>
+      <w:numFmt w:val="lowerLetter"/>
+      <w:lvlText w:val="%2."/>
       <w:lvlJc w:val="left"/>
       <w:pPr>
         <w:ind w:left="1440" w:hanging="360"/>
@@ -7313,8 +8887,8 @@
     </w:lvl>
     <w:lvl w:ilvl="2">
       <w:start w:val="1"/>
-      <w:numFmt w:val="bullet"/>
-      <w:lvlText w:val="■"/>
+      <w:numFmt w:val="lowerRoman"/>
+      <w:lvlText w:val="%3."/>
       <w:lvlJc w:val="left"/>
       <w:pPr>
         <w:ind w:left="2160" w:hanging="360"/>
@@ -7325,8 +8899,8 @@
     </w:lvl>
     <w:lvl w:ilvl="3">
       <w:start w:val="1"/>
-      <w:numFmt w:val="bullet"/>
-      <w:lvlText w:val="●"/>
+      <w:numFmt w:val="decimal"/>
+      <w:lvlText w:val="%4."/>
       <w:lvlJc w:val="left"/>
       <w:pPr>
         <w:ind w:left="2880" w:hanging="360"/>
@@ -7337,8 +8911,8 @@
     </w:lvl>
     <w:lvl w:ilvl="4">
       <w:start w:val="1"/>
-      <w:numFmt w:val="bullet"/>
-      <w:lvlText w:val="○"/>
+      <w:numFmt w:val="lowerLetter"/>
+      <w:lvlText w:val="%5."/>
       <w:lvlJc w:val="left"/>
       <w:pPr>
         <w:ind w:left="3600" w:hanging="360"/>
@@ -7349,8 +8923,8 @@
     </w:lvl>
     <w:lvl w:ilvl="5">
       <w:start w:val="1"/>
-      <w:numFmt w:val="bullet"/>
-      <w:lvlText w:val="■"/>
+      <w:numFmt w:val="lowerRoman"/>
+      <w:lvlText w:val="%6."/>
       <w:lvlJc w:val="left"/>
       <w:pPr>
         <w:ind w:left="4320" w:hanging="360"/>
@@ -7361,8 +8935,8 @@
     </w:lvl>
     <w:lvl w:ilvl="6">
       <w:start w:val="1"/>
-      <w:numFmt w:val="bullet"/>
-      <w:lvlText w:val="●"/>
+      <w:numFmt w:val="decimal"/>
+      <w:lvlText w:val="%7."/>
       <w:lvlJc w:val="left"/>
       <w:pPr>
         <w:ind w:left="5040" w:hanging="360"/>
@@ -7373,8 +8947,8 @@
     </w:lvl>
     <w:lvl w:ilvl="7">
       <w:start w:val="1"/>
-      <w:numFmt w:val="bullet"/>
-      <w:lvlText w:val="○"/>
+      <w:numFmt w:val="lowerLetter"/>
+      <w:lvlText w:val="%8."/>
       <w:lvlJc w:val="left"/>
       <w:pPr>
         <w:ind w:left="5760" w:hanging="360"/>
@@ -7385,8 +8959,8 @@
     </w:lvl>
     <w:lvl w:ilvl="8">
       <w:start w:val="1"/>
-      <w:numFmt w:val="bullet"/>
-      <w:lvlText w:val="■"/>
+      <w:numFmt w:val="lowerRoman"/>
+      <w:lvlText w:val="%9."/>
       <w:lvlJc w:val="left"/>
       <w:pPr>
         <w:ind w:left="6480" w:hanging="360"/>
@@ -7418,6 +8992,128 @@
         <w:ind w:left="1440" w:hanging="360"/>
       </w:pPr>
       <w:rPr>
+        <w:u w:val="none"/>
+      </w:rPr>
+    </w:lvl>
+    <w:lvl w:ilvl="2">
+      <w:start w:val="1"/>
+      <w:numFmt w:val="bullet"/>
+      <w:lvlText w:val="■"/>
+      <w:lvlJc w:val="left"/>
+      <w:pPr>
+        <w:ind w:left="2160" w:hanging="360"/>
+      </w:pPr>
+      <w:rPr>
+        <w:u w:val="none"/>
+      </w:rPr>
+    </w:lvl>
+    <w:lvl w:ilvl="3">
+      <w:start w:val="1"/>
+      <w:numFmt w:val="bullet"/>
+      <w:lvlText w:val="●"/>
+      <w:lvlJc w:val="left"/>
+      <w:pPr>
+        <w:ind w:left="2880" w:hanging="360"/>
+      </w:pPr>
+      <w:rPr>
+        <w:u w:val="none"/>
+      </w:rPr>
+    </w:lvl>
+    <w:lvl w:ilvl="4">
+      <w:start w:val="1"/>
+      <w:numFmt w:val="bullet"/>
+      <w:lvlText w:val="○"/>
+      <w:lvlJc w:val="left"/>
+      <w:pPr>
+        <w:ind w:left="3600" w:hanging="360"/>
+      </w:pPr>
+      <w:rPr>
+        <w:u w:val="none"/>
+      </w:rPr>
+    </w:lvl>
+    <w:lvl w:ilvl="5">
+      <w:start w:val="1"/>
+      <w:numFmt w:val="bullet"/>
+      <w:lvlText w:val="■"/>
+      <w:lvlJc w:val="left"/>
+      <w:pPr>
+        <w:ind w:left="4320" w:hanging="360"/>
+      </w:pPr>
+      <w:rPr>
+        <w:u w:val="none"/>
+      </w:rPr>
+    </w:lvl>
+    <w:lvl w:ilvl="6">
+      <w:start w:val="1"/>
+      <w:numFmt w:val="bullet"/>
+      <w:lvlText w:val="●"/>
+      <w:lvlJc w:val="left"/>
+      <w:pPr>
+        <w:ind w:left="5040" w:hanging="360"/>
+      </w:pPr>
+      <w:rPr>
+        <w:u w:val="none"/>
+      </w:rPr>
+    </w:lvl>
+    <w:lvl w:ilvl="7">
+      <w:start w:val="1"/>
+      <w:numFmt w:val="bullet"/>
+      <w:lvlText w:val="○"/>
+      <w:lvlJc w:val="left"/>
+      <w:pPr>
+        <w:ind w:left="5760" w:hanging="360"/>
+      </w:pPr>
+      <w:rPr>
+        <w:u w:val="none"/>
+      </w:rPr>
+    </w:lvl>
+    <w:lvl w:ilvl="8">
+      <w:start w:val="1"/>
+      <w:numFmt w:val="bullet"/>
+      <w:lvlText w:val="■"/>
+      <w:lvlJc w:val="left"/>
+      <w:pPr>
+        <w:ind w:left="6480" w:hanging="360"/>
+      </w:pPr>
+      <w:rPr>
+        <w:u w:val="none"/>
+      </w:rPr>
+    </w:lvl>
+  </w:abstractNum>
+  <w:abstractNum w:abstractNumId="4">
+    <w:lvl w:ilvl="0">
+      <w:start w:val="1"/>
+      <w:numFmt w:val="bullet"/>
+      <w:lvlText w:val="●"/>
+      <w:lvlJc w:val="left"/>
+      <w:pPr>
+        <w:ind w:left="720" w:hanging="360"/>
+      </w:pPr>
+      <w:rPr>
+        <w:rFonts w:ascii="Arial" w:cs="Arial" w:eastAsia="Arial" w:hAnsi="Arial"/>
+        <w:b w:val="0"/>
+        <w:bCs w:val="0"/>
+        <w:strike w:val="0"/>
+        <w:sz w:val="24"/>
+        <w:szCs w:val="24"/>
+        <w:u w:val="none"/>
+      </w:rPr>
+    </w:lvl>
+    <w:lvl w:ilvl="1">
+      <w:start w:val="1"/>
+      <w:numFmt w:val="decimal"/>
+      <w:lvlText w:val="%2."/>
+      <w:lvlJc w:val="left"/>
+      <w:pPr>
+        <w:ind w:left="1440" w:hanging="360"/>
+      </w:pPr>
+      <w:rPr>
+        <w:rFonts w:ascii="Arial" w:cs="Arial" w:eastAsia="Arial" w:hAnsi="Arial"/>
+        <w:b w:val="0"/>
+        <w:bCs w:val="0"/>
+        <w:strike w:val="0"/>
+        <w:sz w:val="24"/>
+        <w:szCs w:val="24"/>
         <w:u w:val="none"/>
       </w:rPr>
     </w:lvl>
@@ -7514,6 +9210,9 @@
   </w:num>
   <w:num w:numId="3">
     <w:abstractNumId w:val="3"/>
+  </w:num>
+  <w:num w:numId="4">
+    <w:abstractNumId w:val="4"/>
   </w:num>
 </w:numbering>
 </file>
@@ -7712,6 +9411,13 @@
     </w:tblPr>
   </w:style>
   <w:style w:type="table" w:styleId="Table5">
+    <w:basedOn w:val="TableNormal"/>
+    <w:tblPr>
+      <w:tblStyleRowBandSize w:val="1"/>
+      <w:tblStyleColBandSize w:val="1"/>
+    </w:tblPr>
+  </w:style>
+  <w:style w:type="table" w:styleId="Table6">
     <w:basedOn w:val="TableNormal"/>
     <w:tblPr>
       <w:tblStyleRowBandSize w:val="1"/>

--- a/essencial receitas.docx
+++ b/essencial receitas.docx
@@ -6124,25 +6124,23 @@
                 <w:szCs w:val="24"/>
                 <w:rtl w:val="0"/>
               </w:rPr>
-              <w:t xml:space="preserve">* Os dados sensíveis (CPF, e-mail) permanecem </w:t>
-            </w:r>
-            <w:r>
-              <w:rPr>
-                <w:b w:val="1"/>
-                <w:bCs w:val="1"/>
-                <w:sz w:val="24"/>
-                <w:szCs w:val="24"/>
-                <w:rtl w:val="0"/>
-              </w:rPr>
-              <w:t xml:space="preserve">criptografados com AES-256</w:t>
-            </w:r>
-            <w:r>
-              <w:rPr>
-                <w:sz w:val="24"/>
-                <w:szCs w:val="24"/>
-                <w:rtl w:val="0"/>
-              </w:rPr>
-              <w:t xml:space="preserve"> em conformidade com a LGPD</w:t>
+              <w:t xml:space="preserve">*Os dados sensíveis (CPF, e-mail) permanecem </w:t>
+            </w:r>
+            <w:r>
+              <w:rPr>
+                <w:sz w:val="24"/>
+                <w:szCs w:val="24"/>
+                <w:rtl w:val="0"/>
+              </w:rPr>
+              <w:t xml:space="preserve">criptografados </w:t>
+            </w:r>
+            <w:r>
+              <w:rPr>
+                <w:sz w:val="24"/>
+                <w:szCs w:val="24"/>
+                <w:rtl w:val="0"/>
+              </w:rPr>
+              <w:t xml:space="preserve">em conformidade com a LGPD</w:t>
             </w:r>
           </w:p>
         </w:tc>
@@ -6761,7 +6759,15 @@
                 <w:szCs w:val="24"/>
                 <w:rtl w:val="0"/>
               </w:rPr>
-              <w:t xml:space="preserve">FE01 -</w:t>
+              <w:t xml:space="preserve">RFN 02.01 </w:t>
+            </w:r>
+            <w:r>
+              <w:rPr>
+                <w:sz w:val="24"/>
+                <w:szCs w:val="24"/>
+                <w:rtl w:val="0"/>
+              </w:rPr>
+              <w:t xml:space="preserve">Se o cruzamento de dados estipulado no Passo 7 exceder 1,5 segundos, o sistema interrompe a operação e exibe mensagem de erro amigável.</w:t>
             </w:r>
             <w:r>
               <w:rPr>
@@ -6826,7 +6832,7 @@
               <w:widowControl w:val="0"/>
               <w:numPr>
                 <w:ilvl w:val="0"/>
-                <w:numId w:val="3"/>
+                <w:numId w:val="2"/>
               </w:numPr>
               <w:spacing w:line="240" w:lineRule="auto"/>
               <w:ind w:left="720" w:hanging="360"/>
@@ -6875,7 +6881,7 @@
               <w:widowControl w:val="0"/>
               <w:numPr>
                 <w:ilvl w:val="0"/>
-                <w:numId w:val="3"/>
+                <w:numId w:val="2"/>
               </w:numPr>
               <w:spacing w:line="240" w:lineRule="auto"/>
               <w:ind w:left="720" w:hanging="360"/>
@@ -7122,592 +7128,11 @@
     </w:p>
     <w:p>
       <w:pPr>
-        <w:spacing w:after="180" w:before="360" w:line="360" w:lineRule="auto"/>
-        <w:jc w:val="both"/>
-        <w:rPr>
-          <w:sz w:val="30"/>
-          <w:szCs w:val="30"/>
-        </w:rPr>
-      </w:pPr>
-      <w:r>
-        <w:rPr>
-          <w:sz w:val="30"/>
-          <w:szCs w:val="30"/>
-          <w:rtl w:val="0"/>
-        </w:rPr>
-        <w:t xml:space="preserve">Caso de Uso Expandido: UC03 – Localizar Mercados e Compra Expressa</w:t>
-      </w:r>
-    </w:p>
-    <w:p>
-      <w:pPr>
-        <w:numPr>
-          <w:ilvl w:val="0"/>
-          <w:numId w:val="1"/>
-        </w:numPr>
-        <w:spacing w:after="0" w:afterAutospacing="0" w:before="180" w:line="360" w:lineRule="auto"/>
-        <w:ind w:left="720" w:hanging="360"/>
-      </w:pPr>
-      <w:r>
-        <w:rPr>
-          <w:b w:val="1"/>
-          <w:bCs w:val="1"/>
-          <w:sz w:val="24"/>
-          <w:szCs w:val="24"/>
-          <w:rtl w:val="0"/>
-        </w:rPr>
-        <w:t xml:space="preserve">Atores Principais:</w:t>
-      </w:r>
-      <w:r>
-        <w:rPr>
-          <w:sz w:val="24"/>
-          <w:szCs w:val="24"/>
-          <w:rtl w:val="0"/>
-        </w:rPr>
-        <w:t xml:space="preserve"> Cliente (Usuário do app).</w:t>
-      </w:r>
-    </w:p>
-    <w:p>
-      <w:pPr>
-        <w:numPr>
-          <w:ilvl w:val="0"/>
-          <w:numId w:val="1"/>
-        </w:numPr>
-        <w:spacing w:after="0" w:afterAutospacing="0" w:before="0" w:beforeAutospacing="0" w:line="360" w:lineRule="auto"/>
-        <w:ind w:left="720" w:hanging="360"/>
-      </w:pPr>
-      <w:r>
-        <w:rPr>
-          <w:b w:val="1"/>
-          <w:bCs w:val="1"/>
-          <w:sz w:val="24"/>
-          <w:szCs w:val="24"/>
-          <w:rtl w:val="0"/>
-        </w:rPr>
-        <w:t xml:space="preserve">Atores Secundários:</w:t>
-      </w:r>
-      <w:r>
-        <w:rPr>
-          <w:sz w:val="24"/>
-          <w:szCs w:val="24"/>
-          <w:rtl w:val="0"/>
-        </w:rPr>
-        <w:t xml:space="preserve"> API de Geolocalização (ex: Google Maps / CoreLocation), Sistema de Inventário dos Mercados.</w:t>
-      </w:r>
-    </w:p>
-    <w:p>
-      <w:pPr>
-        <w:numPr>
-          <w:ilvl w:val="0"/>
-          <w:numId w:val="1"/>
-        </w:numPr>
-        <w:spacing w:after="0" w:afterAutospacing="0" w:before="0" w:beforeAutospacing="0" w:line="360" w:lineRule="auto"/>
-        <w:ind w:left="720" w:hanging="360"/>
-      </w:pPr>
-      <w:r>
-        <w:rPr>
-          <w:b w:val="1"/>
-          <w:bCs w:val="1"/>
-          <w:sz w:val="24"/>
-          <w:szCs w:val="24"/>
-          <w:rtl w:val="0"/>
-        </w:rPr>
-        <w:t xml:space="preserve">Pré-condições:</w:t>
-      </w:r>
-      <w:r>
-        <w:rPr>
-          <w:sz w:val="24"/>
-          <w:szCs w:val="24"/>
-          <w:rtl w:val="0"/>
-        </w:rPr>
-        <w:t xml:space="preserve"> O Cliente deve estar autenticado no sistema e o dispositivo deve estar com o GPS ativado.</w:t>
-      </w:r>
-    </w:p>
-    <w:p>
-      <w:pPr>
-        <w:numPr>
-          <w:ilvl w:val="0"/>
-          <w:numId w:val="1"/>
-        </w:numPr>
-        <w:spacing w:after="240" w:before="0" w:beforeAutospacing="0" w:line="360" w:lineRule="auto"/>
-        <w:ind w:left="720" w:hanging="360"/>
-      </w:pPr>
-      <w:r>
-        <w:rPr>
-          <w:b w:val="1"/>
-          <w:bCs w:val="1"/>
-          <w:sz w:val="24"/>
-          <w:szCs w:val="24"/>
-          <w:rtl w:val="0"/>
-        </w:rPr>
-        <w:t xml:space="preserve">Pós-condições:</w:t>
-      </w:r>
-      <w:r>
-        <w:rPr>
-          <w:sz w:val="24"/>
-          <w:szCs w:val="24"/>
-          <w:rtl w:val="0"/>
-        </w:rPr>
-        <w:t xml:space="preserve"> Os mercados próximos são exibidos e os itens selecionados são inseridos com sucesso no carrinho de compras.</w:t>
-      </w:r>
-    </w:p>
-    <w:p>
-      <w:pPr>
-        <w:spacing w:after="180" w:before="360" w:line="360" w:lineRule="auto"/>
-        <w:jc w:val="both"/>
-        <w:rPr>
-          <w:b w:val="1"/>
-          <w:bCs w:val="1"/>
-          <w:sz w:val="24"/>
-          <w:szCs w:val="24"/>
-        </w:rPr>
-      </w:pPr>
-      <w:r>
-        <w:rPr>
-          <w:b w:val="1"/>
-          <w:bCs w:val="1"/>
-          <w:sz w:val="24"/>
-          <w:szCs w:val="24"/>
-          <w:rtl w:val="0"/>
-        </w:rPr>
-        <w:t xml:space="preserve">Fluxo Principal (Cenário de Sucesso)</w:t>
-      </w:r>
-    </w:p>
-    <w:p>
-      <w:pPr>
-        <w:numPr>
-          <w:ilvl w:val="0"/>
-          <w:numId w:val="2"/>
-        </w:numPr>
-        <w:spacing w:after="0" w:afterAutospacing="0" w:before="180" w:line="360" w:lineRule="auto"/>
-        <w:ind w:left="720" w:hanging="360"/>
-      </w:pPr>
-      <w:r>
-        <w:rPr>
-          <w:sz w:val="24"/>
-          <w:szCs w:val="24"/>
-          <w:rtl w:val="0"/>
-        </w:rPr>
-        <w:t xml:space="preserve">O Cliente acessa a tela de busca de ingredientes ou a área de compras do sistema.</w:t>
-      </w:r>
-    </w:p>
-    <w:p>
-      <w:pPr>
-        <w:numPr>
-          <w:ilvl w:val="0"/>
-          <w:numId w:val="2"/>
-        </w:numPr>
-        <w:spacing w:after="0" w:afterAutospacing="0" w:before="0" w:beforeAutospacing="0" w:line="360" w:lineRule="auto"/>
-        <w:ind w:left="720" w:hanging="360"/>
-      </w:pPr>
-      <w:r>
-        <w:rPr>
-          <w:sz w:val="24"/>
-          <w:szCs w:val="24"/>
-          <w:rtl w:val="0"/>
-        </w:rPr>
-        <w:t xml:space="preserve">O sistema solicita a geolocalização atual do dispositivo do Cliente através da API de GPS.</w:t>
-      </w:r>
-    </w:p>
-    <w:p>
-      <w:pPr>
-        <w:numPr>
-          <w:ilvl w:val="0"/>
-          <w:numId w:val="2"/>
-        </w:numPr>
-        <w:spacing w:after="0" w:afterAutospacing="0" w:before="0" w:beforeAutospacing="0" w:line="360" w:lineRule="auto"/>
-        <w:ind w:left="720" w:hanging="360"/>
-      </w:pPr>
-      <w:r>
-        <w:rPr>
-          <w:sz w:val="24"/>
-          <w:szCs w:val="24"/>
-          <w:rtl w:val="0"/>
-        </w:rPr>
-        <w:t xml:space="preserve">O sistema recebe as coordenadas com uma </w:t>
-      </w:r>
-      <w:r>
-        <w:rPr>
-          <w:b w:val="1"/>
-          <w:bCs w:val="1"/>
-          <w:sz w:val="24"/>
-          <w:szCs w:val="24"/>
-          <w:rtl w:val="0"/>
-        </w:rPr>
-        <w:t xml:space="preserve">precisão de raio inferior a 50 metros [RFN 03.01]</w:t>
-      </w:r>
-      <w:r>
-        <w:rPr>
-          <w:sz w:val="24"/>
-          <w:szCs w:val="24"/>
-          <w:rtl w:val="0"/>
-        </w:rPr>
-        <w:t xml:space="preserve">.</w:t>
-      </w:r>
-    </w:p>
-    <w:p>
-      <w:pPr>
-        <w:numPr>
-          <w:ilvl w:val="0"/>
-          <w:numId w:val="2"/>
-        </w:numPr>
-        <w:spacing w:after="0" w:afterAutospacing="0" w:before="0" w:beforeAutospacing="0" w:line="360" w:lineRule="auto"/>
-        <w:ind w:left="720" w:hanging="360"/>
-      </w:pPr>
-      <w:r>
-        <w:rPr>
-          <w:sz w:val="24"/>
-          <w:szCs w:val="24"/>
-          <w:rtl w:val="0"/>
-        </w:rPr>
-        <w:t xml:space="preserve">O sistema consulta a base de dados e identifica os supermercados parceiros credenciados que estão no raio de cobertura daquela localização.</w:t>
-      </w:r>
-    </w:p>
-    <w:p>
-      <w:pPr>
-        <w:numPr>
-          <w:ilvl w:val="0"/>
-          <w:numId w:val="2"/>
-        </w:numPr>
-        <w:spacing w:after="0" w:afterAutospacing="0" w:before="0" w:beforeAutospacing="0" w:line="360" w:lineRule="auto"/>
-        <w:ind w:left="720" w:hanging="360"/>
-      </w:pPr>
-      <w:r>
-        <w:rPr>
-          <w:sz w:val="24"/>
-          <w:szCs w:val="24"/>
-          <w:rtl w:val="0"/>
-        </w:rPr>
-        <w:t xml:space="preserve">O sistema apresenta ao Cliente a lista de mercados parceiros mais próximos e os produtos/ingredientes disponíveis neles.</w:t>
-      </w:r>
-    </w:p>
-    <w:p>
-      <w:pPr>
-        <w:numPr>
-          <w:ilvl w:val="0"/>
-          <w:numId w:val="2"/>
-        </w:numPr>
-        <w:spacing w:after="0" w:afterAutospacing="0" w:before="0" w:beforeAutospacing="0" w:line="360" w:lineRule="auto"/>
-        <w:ind w:left="720" w:hanging="360"/>
-      </w:pPr>
-      <w:r>
-        <w:rPr>
-          <w:sz w:val="24"/>
-          <w:szCs w:val="24"/>
-          <w:rtl w:val="0"/>
-        </w:rPr>
-        <w:t xml:space="preserve">O Cliente seleciona os ingredientes faltantes que deseja adquirir.</w:t>
-      </w:r>
-    </w:p>
-    <w:p>
-      <w:pPr>
-        <w:numPr>
-          <w:ilvl w:val="0"/>
-          <w:numId w:val="2"/>
-        </w:numPr>
-        <w:spacing w:after="0" w:afterAutospacing="0" w:before="0" w:beforeAutospacing="0" w:line="360" w:lineRule="auto"/>
-        <w:ind w:left="720" w:hanging="360"/>
-      </w:pPr>
-      <w:r>
-        <w:rPr>
-          <w:sz w:val="24"/>
-          <w:szCs w:val="24"/>
-          <w:rtl w:val="0"/>
-        </w:rPr>
-        <w:t xml:space="preserve">O Cliente clica na opção de "Compra Expressa" (Adicionar ao carrinho).</w:t>
-      </w:r>
-    </w:p>
-    <w:p>
-      <w:pPr>
-        <w:numPr>
-          <w:ilvl w:val="0"/>
-          <w:numId w:val="2"/>
-        </w:numPr>
-        <w:spacing w:after="420" w:before="0" w:beforeAutospacing="0" w:line="360" w:lineRule="auto"/>
-        <w:ind w:left="720" w:hanging="360"/>
-      </w:pPr>
-      <w:r>
-        <w:rPr>
-          <w:sz w:val="24"/>
-          <w:szCs w:val="24"/>
-          <w:rtl w:val="0"/>
-        </w:rPr>
-        <w:t xml:space="preserve">O sistema valida o estoque do item no mercado selecionado e adiciona os produtos ao carrinho de compras do Cliente.</w:t>
-      </w:r>
-    </w:p>
-    <w:p>
-      <w:pPr>
-        <w:spacing w:after="180" w:before="360" w:line="360" w:lineRule="auto"/>
-        <w:jc w:val="both"/>
-        <w:rPr>
-          <w:b w:val="1"/>
-          <w:bCs w:val="1"/>
-          <w:sz w:val="24"/>
-          <w:szCs w:val="24"/>
-        </w:rPr>
-      </w:pPr>
-      <w:r>
-        <w:rPr>
-          <w:b w:val="1"/>
-          <w:bCs w:val="1"/>
-          <w:sz w:val="24"/>
-          <w:szCs w:val="24"/>
-          <w:rtl w:val="0"/>
-        </w:rPr>
-        <w:t xml:space="preserve">Fluxos Alternativos e de Exceção</w:t>
-      </w:r>
-    </w:p>
-    <w:p>
-      <w:pPr>
-        <w:numPr>
-          <w:ilvl w:val="0"/>
-          <w:numId w:val="4"/>
-        </w:numPr>
-        <w:spacing w:after="0" w:afterAutospacing="0" w:before="180" w:line="360" w:lineRule="auto"/>
-        <w:ind w:left="720" w:hanging="360"/>
-      </w:pPr>
-      <w:r>
-        <w:rPr>
-          <w:b w:val="1"/>
-          <w:bCs w:val="1"/>
-          <w:sz w:val="24"/>
-          <w:szCs w:val="24"/>
-          <w:rtl w:val="0"/>
-        </w:rPr>
-        <w:t xml:space="preserve">Fluxo Alternativo 2a: Permissão de GPS negada pelo usuário</w:t>
-      </w:r>
-    </w:p>
-    <w:p>
-      <w:pPr>
-        <w:numPr>
-          <w:ilvl w:val="1"/>
-          <w:numId w:val="4"/>
-        </w:numPr>
-        <w:spacing w:after="0" w:afterAutospacing="0" w:before="0" w:beforeAutospacing="0" w:line="360" w:lineRule="auto"/>
-        <w:ind w:left="1440" w:hanging="360"/>
-      </w:pPr>
-      <w:r>
-        <w:rPr>
-          <w:sz w:val="24"/>
-          <w:szCs w:val="24"/>
-          <w:rtl w:val="0"/>
-        </w:rPr>
-        <w:t xml:space="preserve">O sistema identifica que a permissão de localização foi recusada.</w:t>
-      </w:r>
-    </w:p>
-    <w:p>
-      <w:pPr>
-        <w:numPr>
-          <w:ilvl w:val="1"/>
-          <w:numId w:val="4"/>
-        </w:numPr>
-        <w:spacing w:after="0" w:afterAutospacing="0" w:before="0" w:beforeAutospacing="0" w:line="360" w:lineRule="auto"/>
-        <w:ind w:left="1440" w:hanging="360"/>
-      </w:pPr>
-      <w:r>
-        <w:rPr>
-          <w:sz w:val="24"/>
-          <w:szCs w:val="24"/>
-          <w:rtl w:val="0"/>
-        </w:rPr>
-        <w:t xml:space="preserve">O sistema exibe uma mensagem solicitando que o Cliente insira um endereço manualmente (Ex: CEP ou Nome da Rua).</w:t>
-      </w:r>
-    </w:p>
-    <w:p>
-      <w:pPr>
-        <w:numPr>
-          <w:ilvl w:val="1"/>
-          <w:numId w:val="4"/>
-        </w:numPr>
-        <w:spacing w:after="0" w:afterAutospacing="0" w:before="0" w:beforeAutospacing="0" w:line="360" w:lineRule="auto"/>
-        <w:ind w:left="1440" w:hanging="360"/>
-      </w:pPr>
-      <w:r>
-        <w:rPr>
-          <w:sz w:val="24"/>
-          <w:szCs w:val="24"/>
-          <w:rtl w:val="0"/>
-        </w:rPr>
-        <w:t xml:space="preserve">O Cliente insira o endereço.</w:t>
-      </w:r>
-    </w:p>
-    <w:p>
-      <w:pPr>
-        <w:numPr>
-          <w:ilvl w:val="1"/>
-          <w:numId w:val="4"/>
-        </w:numPr>
-        <w:spacing w:after="0" w:afterAutospacing="0" w:before="0" w:beforeAutospacing="0" w:line="360" w:lineRule="auto"/>
-        <w:ind w:left="1440" w:hanging="360"/>
-      </w:pPr>
-      <w:r>
-        <w:rPr>
-          <w:sz w:val="24"/>
-          <w:szCs w:val="24"/>
-          <w:rtl w:val="0"/>
-        </w:rPr>
-        <w:t xml:space="preserve">O sistema valida o endereço e prossegue para o passo 4 do fluxo principal.</w:t>
-      </w:r>
-    </w:p>
-    <w:p>
-      <w:pPr>
-        <w:numPr>
-          <w:ilvl w:val="0"/>
-          <w:numId w:val="4"/>
-        </w:numPr>
-        <w:spacing w:after="0" w:afterAutospacing="0" w:before="0" w:beforeAutospacing="0" w:line="360" w:lineRule="auto"/>
-        <w:ind w:left="720" w:hanging="360"/>
-      </w:pPr>
-      <w:r>
-        <w:rPr>
-          <w:b w:val="1"/>
-          <w:bCs w:val="1"/>
-          <w:sz w:val="24"/>
-          <w:szCs w:val="24"/>
-          <w:rtl w:val="0"/>
-        </w:rPr>
-        <w:t xml:space="preserve">Fluxo de Exceção 3a: Baixa precisão do sinal de GPS (Raio maior que 50 metros)</w:t>
-      </w:r>
-    </w:p>
-    <w:p>
-      <w:pPr>
-        <w:numPr>
-          <w:ilvl w:val="1"/>
-          <w:numId w:val="4"/>
-        </w:numPr>
-        <w:spacing w:after="0" w:afterAutospacing="0" w:before="0" w:beforeAutospacing="0" w:line="360" w:lineRule="auto"/>
-        <w:ind w:left="1440" w:hanging="360"/>
-      </w:pPr>
-      <w:r>
-        <w:rPr>
-          <w:sz w:val="24"/>
-          <w:szCs w:val="24"/>
-          <w:rtl w:val="0"/>
-        </w:rPr>
-        <w:t xml:space="preserve">O sistema detecta que o sinal do GPS está fraco ou impreciso.</w:t>
-      </w:r>
-    </w:p>
-    <w:p>
-      <w:pPr>
-        <w:numPr>
-          <w:ilvl w:val="1"/>
-          <w:numId w:val="4"/>
-        </w:numPr>
-        <w:spacing w:after="0" w:afterAutospacing="0" w:before="0" w:beforeAutospacing="0" w:line="360" w:lineRule="auto"/>
-        <w:ind w:left="1440" w:hanging="360"/>
-      </w:pPr>
-      <w:r>
-        <w:rPr>
-          <w:sz w:val="24"/>
-          <w:szCs w:val="24"/>
-          <w:rtl w:val="0"/>
-        </w:rPr>
-        <w:t xml:space="preserve">O sistema tenta utilizar métodos complementares (como redes Wi-Fi ou triangulação de antenas) para refinar a posição.</w:t>
-      </w:r>
-    </w:p>
-    <w:p>
-      <w:pPr>
-        <w:numPr>
-          <w:ilvl w:val="1"/>
-          <w:numId w:val="4"/>
-        </w:numPr>
-        <w:spacing w:after="0" w:afterAutospacing="0" w:before="0" w:beforeAutospacing="0" w:line="360" w:lineRule="auto"/>
-        <w:ind w:left="1440" w:hanging="360"/>
-      </w:pPr>
-      <w:r>
-        <w:rPr>
-          <w:sz w:val="24"/>
-          <w:szCs w:val="24"/>
-          <w:rtl w:val="0"/>
-        </w:rPr>
-        <w:t xml:space="preserve">Se ainda assim não atingir a precisão exigida, o sistema notifica o Cliente e solicita a confirmação do endereço na tela antes de prosseguir.</w:t>
-      </w:r>
-    </w:p>
-    <w:p>
-      <w:pPr>
-        <w:numPr>
-          <w:ilvl w:val="0"/>
-          <w:numId w:val="4"/>
-        </w:numPr>
-        <w:spacing w:after="0" w:afterAutospacing="0" w:before="0" w:beforeAutospacing="0" w:line="360" w:lineRule="auto"/>
-        <w:ind w:left="720" w:hanging="360"/>
-      </w:pPr>
-      <w:r>
-        <w:rPr>
-          <w:b w:val="1"/>
-          <w:bCs w:val="1"/>
-          <w:sz w:val="24"/>
-          <w:szCs w:val="24"/>
-          <w:rtl w:val="0"/>
-        </w:rPr>
-        <w:t xml:space="preserve">Fluxo de Exceção 8a: Item indisponível no estoque do mercado parceiro</w:t>
-      </w:r>
-    </w:p>
-    <w:p>
-      <w:pPr>
-        <w:numPr>
-          <w:ilvl w:val="1"/>
-          <w:numId w:val="4"/>
-        </w:numPr>
-        <w:spacing w:after="0" w:afterAutospacing="0" w:before="0" w:beforeAutospacing="0" w:line="360" w:lineRule="auto"/>
-        <w:ind w:left="1440" w:hanging="360"/>
-      </w:pPr>
-      <w:r>
-        <w:rPr>
-          <w:sz w:val="24"/>
-          <w:szCs w:val="24"/>
-          <w:rtl w:val="0"/>
-        </w:rPr>
-        <w:t xml:space="preserve">O sistema identifica que o ingrediente escolhido esgotou no mercado selecionado.</w:t>
-      </w:r>
-    </w:p>
-    <w:p>
-      <w:pPr>
-        <w:numPr>
-          <w:ilvl w:val="1"/>
-          <w:numId w:val="4"/>
-        </w:numPr>
-        <w:spacing w:after="0" w:afterAutospacing="0" w:before="0" w:beforeAutospacing="0" w:line="360" w:lineRule="auto"/>
-        <w:ind w:left="1440" w:hanging="360"/>
-      </w:pPr>
-      <w:r>
-        <w:rPr>
-          <w:sz w:val="24"/>
-          <w:szCs w:val="24"/>
-          <w:rtl w:val="0"/>
-        </w:rPr>
-        <w:t xml:space="preserve">O sistema exibe um aviso informando a indisponibilidade.</w:t>
-      </w:r>
-    </w:p>
-    <w:p>
-      <w:pPr>
-        <w:numPr>
-          <w:ilvl w:val="1"/>
-          <w:numId w:val="4"/>
-        </w:numPr>
-        <w:spacing w:after="480" w:before="0" w:beforeAutospacing="0" w:line="360" w:lineRule="auto"/>
-        <w:ind w:left="1440" w:hanging="360"/>
-      </w:pPr>
-      <w:r>
-        <w:rPr>
-          <w:sz w:val="24"/>
-          <w:szCs w:val="24"/>
-          <w:rtl w:val="0"/>
-        </w:rPr>
-        <w:t xml:space="preserve">O sistema sugere o mercado parceiro mais próximo subsequente que possua o item em estoque.</w:t>
-      </w:r>
-    </w:p>
-    <w:p>
-      <w:pPr>
         <w:spacing w:line="360" w:lineRule="auto"/>
         <w:jc w:val="both"/>
         <w:rPr/>
       </w:pPr>
       <w:r>
-        <w:pict>
-          <v:rect style="width:0.0pt;height:1.5pt" o:hr="t" o:hrstd="t" o:hralign="center" fillcolor="#A0A0A0" stroked="f"/>
-        </w:pict>
-      </w:r>
-      <w:r>
         <w:rPr>
           <w:rtl w:val="0"/>
         </w:rPr>
@@ -7729,441 +7154,10 @@
       <w:pPr>
         <w:spacing w:line="360" w:lineRule="auto"/>
         <w:jc w:val="both"/>
-        <w:rPr/>
-      </w:pPr>
-      <w:r>
-        <w:rPr>
-          <w:rtl w:val="0"/>
-        </w:rPr>
-        <w:t xml:space="preserve">Caso de Uso Expandido: UC03 – Localizar Mercados e Compra Expressa</w:t>
-      </w:r>
-    </w:p>
-    <w:p>
-      <w:pPr>
-        <w:spacing w:line="360" w:lineRule="auto"/>
-        <w:jc w:val="both"/>
-        <w:rPr/>
-      </w:pPr>
-      <w:r>
-        <w:rPr>
-          <w:rtl w:val="0"/>
-        </w:rPr>
-      </w:r>
-    </w:p>
-    <w:p>
-      <w:pPr>
-        <w:spacing w:line="360" w:lineRule="auto"/>
-        <w:jc w:val="both"/>
-        <w:rPr/>
-      </w:pPr>
-      <w:r>
-        <w:rPr>
-          <w:rtl w:val="0"/>
-        </w:rPr>
-        <w:t xml:space="preserve">• Atores Principais: Cliente (Usuário do app).</w:t>
-      </w:r>
-    </w:p>
-    <w:p>
-      <w:pPr>
-        <w:spacing w:line="360" w:lineRule="auto"/>
-        <w:jc w:val="both"/>
-        <w:rPr/>
-      </w:pPr>
-      <w:r>
-        <w:rPr>
-          <w:rtl w:val="0"/>
-        </w:rPr>
-        <w:t xml:space="preserve">• Atores Secundários: API de Geolocalização (ex: Google Maps / CoreLocation), Sistema de Inventário dos Mercados.</w:t>
-      </w:r>
-    </w:p>
-    <w:p>
-      <w:pPr>
-        <w:spacing w:line="360" w:lineRule="auto"/>
-        <w:jc w:val="both"/>
-        <w:rPr/>
-      </w:pPr>
-      <w:r>
-        <w:rPr>
-          <w:rtl w:val="0"/>
-        </w:rPr>
-        <w:t xml:space="preserve">• Pré-condições: O Cliente deve estar autenticado no sistema e o dispositivo deve estar com o GPS ativado.</w:t>
-      </w:r>
-    </w:p>
-    <w:p>
-      <w:pPr>
-        <w:spacing w:line="360" w:lineRule="auto"/>
-        <w:jc w:val="both"/>
-        <w:rPr/>
-      </w:pPr>
-      <w:r>
-        <w:rPr>
-          <w:rtl w:val="0"/>
-        </w:rPr>
-        <w:t xml:space="preserve">• Pós-condições: Os mercados próximos são exibidos e os itens selecionados são inseridos com sucesso no carrinho de compras.</w:t>
-      </w:r>
-    </w:p>
-    <w:p>
-      <w:pPr>
-        <w:spacing w:line="360" w:lineRule="auto"/>
-        <w:jc w:val="both"/>
-        <w:rPr/>
-      </w:pPr>
-      <w:r>
-        <w:rPr>
-          <w:rtl w:val="0"/>
-        </w:rPr>
-      </w:r>
-    </w:p>
-    <w:p>
-      <w:pPr>
-        <w:spacing w:line="360" w:lineRule="auto"/>
-        <w:jc w:val="both"/>
-        <w:rPr/>
-      </w:pPr>
-      <w:r>
-        <w:rPr>
-          <w:rtl w:val="0"/>
-        </w:rPr>
-        <w:t xml:space="preserve">Fluxo Principal (Cenário de Sucesso)</w:t>
-      </w:r>
-    </w:p>
-    <w:p>
-      <w:pPr>
-        <w:spacing w:line="360" w:lineRule="auto"/>
-        <w:jc w:val="both"/>
-        <w:rPr/>
-      </w:pPr>
-      <w:r>
-        <w:rPr>
-          <w:rtl w:val="0"/>
-        </w:rPr>
-      </w:r>
-    </w:p>
-    <w:p>
-      <w:pPr>
-        <w:spacing w:line="360" w:lineRule="auto"/>
-        <w:jc w:val="both"/>
-        <w:rPr/>
-      </w:pPr>
-      <w:r>
-        <w:rPr>
-          <w:rtl w:val="0"/>
-        </w:rPr>
-        <w:t xml:space="preserve">1. O Cliente acessa a tela de busca de ingredientes ou a área de compras do sistema.</w:t>
-      </w:r>
-    </w:p>
-    <w:p>
-      <w:pPr>
-        <w:spacing w:line="360" w:lineRule="auto"/>
-        <w:jc w:val="both"/>
-        <w:rPr/>
-      </w:pPr>
-      <w:r>
-        <w:rPr>
-          <w:rtl w:val="0"/>
-        </w:rPr>
-        <w:t xml:space="preserve">2. O sistema solicita a geolocalização atual do dispositivo do Cliente através da API de GPS.</w:t>
-      </w:r>
-    </w:p>
-    <w:p>
-      <w:pPr>
-        <w:spacing w:line="360" w:lineRule="auto"/>
-        <w:jc w:val="both"/>
-        <w:rPr/>
-      </w:pPr>
-      <w:r>
-        <w:rPr>
-          <w:rtl w:val="0"/>
-        </w:rPr>
-        <w:t xml:space="preserve">3. O sistema recebe as coordenadas com uma precisão de raio inferior a 50 metros [RFN 03.01].</w:t>
-      </w:r>
-    </w:p>
-    <w:p>
-      <w:pPr>
-        <w:spacing w:line="360" w:lineRule="auto"/>
-        <w:jc w:val="both"/>
-        <w:rPr/>
-      </w:pPr>
-      <w:r>
-        <w:rPr>
-          <w:rtl w:val="0"/>
-        </w:rPr>
-        <w:t xml:space="preserve">4. O sistema consulta a base de dados e identifica os supermercados parceiros credenciados que estão no raio de cobertura daquela localização.</w:t>
-      </w:r>
-    </w:p>
-    <w:p>
-      <w:pPr>
-        <w:spacing w:line="360" w:lineRule="auto"/>
-        <w:jc w:val="both"/>
-        <w:rPr/>
-      </w:pPr>
-      <w:r>
-        <w:rPr>
-          <w:rtl w:val="0"/>
-        </w:rPr>
-        <w:t xml:space="preserve">5. O sistema apresenta ao Cliente a lista de mercados parceiros mais próximos e os produtos/ingredientes disponíveis neles.</w:t>
-      </w:r>
-    </w:p>
-    <w:p>
-      <w:pPr>
-        <w:spacing w:line="360" w:lineRule="auto"/>
-        <w:jc w:val="both"/>
-        <w:rPr/>
-      </w:pPr>
-      <w:r>
-        <w:rPr>
-          <w:rtl w:val="0"/>
-        </w:rPr>
-        <w:t xml:space="preserve">6. O Cliente seleciona os ingredientes faltantes que deseja adquirir.</w:t>
-      </w:r>
-    </w:p>
-    <w:p>
-      <w:pPr>
-        <w:spacing w:line="360" w:lineRule="auto"/>
-        <w:jc w:val="both"/>
-        <w:rPr/>
-      </w:pPr>
-      <w:r>
-        <w:rPr>
-          <w:rtl w:val="0"/>
-        </w:rPr>
-        <w:t xml:space="preserve">7. O Cliente clica na opção de "Compra Expressa" (Adicionar ao carrinho).</w:t>
-      </w:r>
-    </w:p>
-    <w:p>
-      <w:pPr>
-        <w:spacing w:line="360" w:lineRule="auto"/>
-        <w:jc w:val="both"/>
-        <w:rPr/>
-      </w:pPr>
-      <w:r>
-        <w:rPr>
-          <w:rtl w:val="0"/>
-        </w:rPr>
-        <w:t xml:space="preserve">8. O sistema valida o estoque do item no mercado selecionado e adiciona os produtos ao carrinho de compras do Cliente.</w:t>
-      </w:r>
-    </w:p>
-    <w:p>
-      <w:pPr>
-        <w:spacing w:line="360" w:lineRule="auto"/>
-        <w:jc w:val="both"/>
-        <w:rPr/>
-      </w:pPr>
-      <w:r>
-        <w:rPr>
-          <w:rtl w:val="0"/>
-        </w:rPr>
-      </w:r>
-    </w:p>
-    <w:p>
-      <w:pPr>
-        <w:spacing w:line="360" w:lineRule="auto"/>
-        <w:jc w:val="both"/>
-        <w:rPr/>
-      </w:pPr>
-      <w:r>
-        <w:rPr>
-          <w:rtl w:val="0"/>
-        </w:rPr>
-        <w:t xml:space="preserve">Fluxos Alternativos e de Exceção</w:t>
-      </w:r>
-    </w:p>
-    <w:p>
-      <w:pPr>
-        <w:spacing w:line="360" w:lineRule="auto"/>
-        <w:jc w:val="both"/>
-        <w:rPr/>
-      </w:pPr>
-      <w:r>
-        <w:rPr>
-          <w:rtl w:val="0"/>
-        </w:rPr>
-      </w:r>
-    </w:p>
-    <w:p>
-      <w:pPr>
-        <w:spacing w:line="360" w:lineRule="auto"/>
-        <w:jc w:val="both"/>
-        <w:rPr/>
-      </w:pPr>
-      <w:r>
-        <w:rPr>
-          <w:rtl w:val="0"/>
-        </w:rPr>
-        <w:t xml:space="preserve">• Fluxo Alternativo 2a: Permissão de GPS negada pelo usuário</w:t>
-      </w:r>
-    </w:p>
-    <w:p>
-      <w:pPr>
-        <w:spacing w:line="360" w:lineRule="auto"/>
-        <w:jc w:val="both"/>
-        <w:rPr/>
-      </w:pPr>
-      <w:r>
-        <w:rPr>
-          <w:rtl w:val="0"/>
-        </w:rPr>
-        <w:tab/>
-        <w:t xml:space="preserve">1. O sistema identifica que a permissão de localização foi recusada.</w:t>
-      </w:r>
-    </w:p>
-    <w:p>
-      <w:pPr>
-        <w:spacing w:line="360" w:lineRule="auto"/>
-        <w:jc w:val="both"/>
-        <w:rPr/>
-      </w:pPr>
-      <w:r>
-        <w:rPr>
-          <w:rtl w:val="0"/>
-        </w:rPr>
-        <w:tab/>
-        <w:t xml:space="preserve">2. O sistema exibe uma mensagem solicitando que o Cliente insira um endereço manualmente (Ex: CEP ou Nome da Rua).</w:t>
-      </w:r>
-    </w:p>
-    <w:p>
-      <w:pPr>
-        <w:spacing w:line="360" w:lineRule="auto"/>
-        <w:jc w:val="both"/>
-        <w:rPr/>
-      </w:pPr>
-      <w:r>
-        <w:rPr>
-          <w:rtl w:val="0"/>
-        </w:rPr>
-        <w:tab/>
-        <w:t xml:space="preserve">3. O Cliente insira o endereço.</w:t>
-      </w:r>
-    </w:p>
-    <w:p>
-      <w:pPr>
-        <w:spacing w:line="360" w:lineRule="auto"/>
-        <w:jc w:val="both"/>
-        <w:rPr/>
-      </w:pPr>
-      <w:r>
-        <w:rPr>
-          <w:rtl w:val="0"/>
-        </w:rPr>
-        <w:tab/>
-        <w:t xml:space="preserve">4. O sistema valida o endereço e prossegue para o passo 4 do fluxo principal.</w:t>
-      </w:r>
-    </w:p>
-    <w:p>
-      <w:pPr>
-        <w:spacing w:line="360" w:lineRule="auto"/>
-        <w:jc w:val="both"/>
-        <w:rPr/>
-      </w:pPr>
-      <w:r>
-        <w:rPr>
-          <w:rtl w:val="0"/>
-        </w:rPr>
-        <w:t xml:space="preserve">• Fluxo de Exceção 3a: Baixa precisão do sinal de GPS (Raio maior que 50 metros)</w:t>
-      </w:r>
-    </w:p>
-    <w:p>
-      <w:pPr>
-        <w:spacing w:line="360" w:lineRule="auto"/>
-        <w:jc w:val="both"/>
-        <w:rPr/>
-      </w:pPr>
-      <w:r>
-        <w:rPr>
-          <w:rtl w:val="0"/>
-        </w:rPr>
-        <w:tab/>
-        <w:t xml:space="preserve">1. O sistema detecta que o sinal do GPS está fraco ou impreciso.</w:t>
-      </w:r>
-    </w:p>
-    <w:p>
-      <w:pPr>
-        <w:spacing w:line="360" w:lineRule="auto"/>
-        <w:jc w:val="both"/>
-        <w:rPr/>
-      </w:pPr>
-      <w:r>
-        <w:rPr>
-          <w:rtl w:val="0"/>
-        </w:rPr>
-        <w:tab/>
-        <w:t xml:space="preserve">2. O sistema tenta utilizar métodos complementares (como redes Wi-Fi ou triangulação de antenas) para refinar a posição.</w:t>
-      </w:r>
-    </w:p>
-    <w:p>
-      <w:pPr>
-        <w:spacing w:line="360" w:lineRule="auto"/>
-        <w:jc w:val="both"/>
-        <w:rPr/>
-      </w:pPr>
-      <w:r>
-        <w:rPr>
-          <w:rtl w:val="0"/>
-        </w:rPr>
-        <w:tab/>
-        <w:t xml:space="preserve">3. Se ainda assim não atingir a precisão exigida, o sistema notifica o Cliente e solicita a confirmação do endereço na tela antes de prosseguir.</w:t>
-      </w:r>
-    </w:p>
-    <w:p>
-      <w:pPr>
-        <w:spacing w:line="360" w:lineRule="auto"/>
-        <w:jc w:val="both"/>
-        <w:rPr/>
-      </w:pPr>
-      <w:r>
-        <w:rPr>
-          <w:rtl w:val="0"/>
-        </w:rPr>
-        <w:t xml:space="preserve">• Fluxo de Exceção 8a: Item indisponível no estoque do mercado parceiro</w:t>
-      </w:r>
-    </w:p>
-    <w:p>
-      <w:pPr>
-        <w:spacing w:line="360" w:lineRule="auto"/>
-        <w:jc w:val="both"/>
-        <w:rPr/>
-      </w:pPr>
-      <w:r>
-        <w:rPr>
-          <w:rtl w:val="0"/>
-        </w:rPr>
-        <w:tab/>
-        <w:t xml:space="preserve">1. O sistema identifica que o ingrediente escolhido esgotou no mercado selecionado.</w:t>
-      </w:r>
-    </w:p>
-    <w:p>
-      <w:pPr>
-        <w:spacing w:line="360" w:lineRule="auto"/>
-        <w:jc w:val="both"/>
-        <w:rPr/>
-      </w:pPr>
-      <w:r>
-        <w:rPr>
-          <w:rtl w:val="0"/>
-        </w:rPr>
-        <w:tab/>
-        <w:t xml:space="preserve">2. O sistema exibe um aviso informando a indisponibilidade.</w:t>
-      </w:r>
-    </w:p>
-    <w:p>
-      <w:pPr>
-        <w:spacing w:line="360" w:lineRule="auto"/>
-        <w:jc w:val="both"/>
-        <w:rPr/>
-      </w:pPr>
-      <w:r>
-        <w:rPr>
-          <w:rtl w:val="0"/>
-        </w:rPr>
-        <w:tab/>
-        <w:t xml:space="preserve">3. O sistema sugere o mercado parceiro mais próximo subsequente que possua o item em estoque.</w:t>
-      </w:r>
-    </w:p>
-    <w:p>
-      <w:pPr>
-        <w:spacing w:line="360" w:lineRule="auto"/>
-        <w:jc w:val="both"/>
-        <w:rPr/>
+        <w:rPr>
+          <w:sz w:val="24"/>
+          <w:szCs w:val="24"/>
+        </w:rPr>
       </w:pPr>
       <w:r>
         <w:rPr>
@@ -8188,12 +7182,12 @@
         <w:tblLook w:val="0600"/>
       </w:tblPr>
       <w:tblGrid>
-        <w:gridCol w:w="1905"/>
-        <w:gridCol w:w="12105"/>
+        <w:gridCol w:w="2535"/>
+        <w:gridCol w:w="11475"/>
         <w:tblGridChange w:id="0">
           <w:tblGrid>
-            <w:gridCol w:w="1905"/>
-            <w:gridCol w:w="12105"/>
+            <w:gridCol w:w="2535"/>
+            <w:gridCol w:w="11475"/>
           </w:tblGrid>
         </w:tblGridChange>
       </w:tblGrid>
@@ -8202,6 +7196,117 @@
           <w:cantSplit w:val="0"/>
           <w:tblHeader w:val="0"/>
         </w:trPr>
+        <w:tc>
+          <w:tcPr>
+            <w:shd w:fill="999999" w:val="clear"/>
+            <w:tcMar>
+              <w:top w:w="100.0" w:type="dxa"/>
+              <w:left w:w="100.0" w:type="dxa"/>
+              <w:bottom w:w="100.0" w:type="dxa"/>
+              <w:right w:w="100.0" w:type="dxa"/>
+            </w:tcMar>
+            <w:vAlign w:val="top"/>
+          </w:tcPr>
+          <w:p>
+            <w:pPr>
+              <w:widowControl w:val="0"/>
+              <w:spacing w:line="240" w:lineRule="auto"/>
+              <w:rPr>
+                <w:b w:val="1"/>
+                <w:bCs w:val="1"/>
+                <w:sz w:val="24"/>
+                <w:szCs w:val="24"/>
+              </w:rPr>
+            </w:pPr>
+            <w:r>
+              <w:rPr>
+                <w:b w:val="1"/>
+                <w:bCs w:val="1"/>
+                <w:sz w:val="24"/>
+                <w:szCs w:val="24"/>
+                <w:rtl w:val="0"/>
+              </w:rPr>
+              <w:t xml:space="preserve">CASO DE USO EXPANDIDO - UC03</w:t>
+            </w:r>
+          </w:p>
+        </w:tc>
+        <w:tc>
+          <w:tcPr>
+            <w:shd w:fill="999999" w:val="clear"/>
+            <w:tcMar>
+              <w:top w:w="100.0" w:type="dxa"/>
+              <w:left w:w="100.0" w:type="dxa"/>
+              <w:bottom w:w="100.0" w:type="dxa"/>
+              <w:right w:w="100.0" w:type="dxa"/>
+            </w:tcMar>
+            <w:vAlign w:val="top"/>
+          </w:tcPr>
+          <w:p>
+            <w:pPr>
+              <w:spacing w:after="180" w:before="360" w:line="360" w:lineRule="auto"/>
+              <w:jc w:val="both"/>
+              <w:rPr>
+                <w:b w:val="1"/>
+                <w:bCs w:val="1"/>
+                <w:sz w:val="24"/>
+                <w:szCs w:val="24"/>
+              </w:rPr>
+            </w:pPr>
+            <w:r>
+              <w:rPr>
+                <w:sz w:val="30"/>
+                <w:szCs w:val="30"/>
+                <w:rtl w:val="0"/>
+              </w:rPr>
+              <w:t xml:space="preserve">                      Localizar Mercados e Compra Expressa</w:t>
+            </w:r>
+            <w:r>
+              <w:rPr>
+                <w:rtl w:val="0"/>
+              </w:rPr>
+            </w:r>
+          </w:p>
+        </w:tc>
+      </w:tr>
+      <w:tr>
+        <w:trPr>
+          <w:cantSplit w:val="0"/>
+          <w:tblHeader w:val="0"/>
+        </w:trPr>
+        <w:tc>
+          <w:tcPr>
+            <w:shd w:fill="999999" w:val="clear"/>
+            <w:tcMar>
+              <w:top w:w="100.0" w:type="dxa"/>
+              <w:left w:w="100.0" w:type="dxa"/>
+              <w:bottom w:w="100.0" w:type="dxa"/>
+              <w:right w:w="100.0" w:type="dxa"/>
+            </w:tcMar>
+            <w:vAlign w:val="top"/>
+          </w:tcPr>
+          <w:p>
+            <w:pPr>
+              <w:widowControl w:val="0"/>
+              <w:spacing w:line="240" w:lineRule="auto"/>
+              <w:rPr>
+                <w:b w:val="1"/>
+                <w:bCs w:val="1"/>
+                <w:sz w:val="24"/>
+                <w:szCs w:val="24"/>
+              </w:rPr>
+            </w:pPr>
+            <w:r>
+              <w:rPr>
+                <w:b w:val="1"/>
+                <w:bCs w:val="1"/>
+                <w:sz w:val="24"/>
+                <w:szCs w:val="24"/>
+                <w:rtl w:val="0"/>
+              </w:rPr>
+              <w:t xml:space="preserve">Ator Principal: </w:t>
+            </w:r>
+          </w:p>
+        </w:tc>
         <w:tc>
           <w:tcPr>
             <w:shd w:fill="auto" w:val="clear"/>
@@ -8215,24 +7320,78 @@
           </w:tcPr>
           <w:p>
             <w:pPr>
-              <w:widowControl w:val="0"/>
-              <w:spacing w:line="240" w:lineRule="auto"/>
-              <w:rPr/>
-            </w:pPr>
-            <w:r>
-              <w:rPr>
-                <w:b w:val="1"/>
-                <w:bCs w:val="1"/>
-                <w:sz w:val="24"/>
-                <w:szCs w:val="24"/>
-                <w:rtl w:val="0"/>
-              </w:rPr>
-              <w:t xml:space="preserve">CASO DE USO EXPANDIDO-</w:t>
-            </w:r>
-            <w:r>
-              <w:rPr>
-                <w:rtl w:val="0"/>
-              </w:rPr>
+              <w:numPr>
+                <w:ilvl w:val="0"/>
+                <w:numId w:val="6"/>
+              </w:numPr>
+              <w:spacing w:after="0" w:afterAutospacing="0" w:before="180" w:line="360" w:lineRule="auto"/>
+              <w:ind w:left="720" w:hanging="360"/>
+            </w:pPr>
+            <w:r>
+              <w:rPr>
+                <w:sz w:val="24"/>
+                <w:szCs w:val="24"/>
+                <w:rtl w:val="0"/>
+              </w:rPr>
+              <w:t xml:space="preserve">Cliente (Usuário do app)</w:t>
+            </w:r>
+          </w:p>
+          <w:p>
+            <w:pPr>
+              <w:numPr>
+                <w:ilvl w:val="0"/>
+                <w:numId w:val="6"/>
+              </w:numPr>
+              <w:spacing w:after="420" w:before="0" w:beforeAutospacing="0" w:line="360" w:lineRule="auto"/>
+              <w:ind w:left="720" w:hanging="360"/>
+            </w:pPr>
+            <w:r>
+              <w:rPr>
+                <w:sz w:val="24"/>
+                <w:szCs w:val="24"/>
+                <w:rtl w:val="0"/>
+              </w:rPr>
+              <w:t xml:space="preserve">.</w:t>
+            </w:r>
+          </w:p>
+        </w:tc>
+      </w:tr>
+      <w:tr>
+        <w:trPr>
+          <w:cantSplit w:val="0"/>
+          <w:tblHeader w:val="0"/>
+        </w:trPr>
+        <w:tc>
+          <w:tcPr>
+            <w:shd w:fill="999999" w:val="clear"/>
+            <w:tcMar>
+              <w:top w:w="100.0" w:type="dxa"/>
+              <w:left w:w="100.0" w:type="dxa"/>
+              <w:bottom w:w="100.0" w:type="dxa"/>
+              <w:right w:w="100.0" w:type="dxa"/>
+            </w:tcMar>
+            <w:vAlign w:val="top"/>
+          </w:tcPr>
+          <w:p>
+            <w:pPr>
+              <w:widowControl w:val="0"/>
+              <w:spacing w:line="240" w:lineRule="auto"/>
+              <w:rPr>
+                <w:b w:val="1"/>
+                <w:bCs w:val="1"/>
+                <w:sz w:val="24"/>
+                <w:szCs w:val="24"/>
+              </w:rPr>
+            </w:pPr>
+            <w:r>
+              <w:rPr>
+                <w:b w:val="1"/>
+                <w:bCs w:val="1"/>
+                <w:sz w:val="24"/>
+                <w:szCs w:val="24"/>
+                <w:rtl w:val="0"/>
+              </w:rPr>
+              <w:t xml:space="preserve">Resumo: </w:t>
             </w:r>
           </w:p>
         </w:tc>
@@ -8249,27 +7408,20 @@
           </w:tcPr>
           <w:p>
             <w:pPr>
-              <w:keepNext w:val="0"/>
-              <w:keepLines w:val="0"/>
-              <w:pageBreakBefore w:val="0"/>
-              <w:widowControl w:val="0"/>
-              <w:pBdr>
-                <w:top w:space="0" w:sz="0" w:val="nil"/>
-                <w:left w:space="0" w:sz="0" w:val="nil"/>
-                <w:bottom w:space="0" w:sz="0" w:val="nil"/>
-                <w:right w:space="0" w:sz="0" w:val="nil"/>
-                <w:between w:space="0" w:sz="0" w:val="nil"/>
-              </w:pBdr>
-              <w:shd w:fill="auto" w:val="clear"/>
-              <w:spacing w:after="0" w:before="0" w:line="240" w:lineRule="auto"/>
-              <w:ind w:left="0" w:right="0" w:firstLine="0"/>
-              <w:jc w:val="left"/>
-              <w:rPr/>
-            </w:pPr>
-            <w:r>
-              <w:rPr>
-                <w:rtl w:val="0"/>
-              </w:rPr>
+              <w:widowControl w:val="0"/>
+              <w:spacing w:line="240" w:lineRule="auto"/>
+              <w:rPr>
+                <w:sz w:val="24"/>
+                <w:szCs w:val="24"/>
+              </w:rPr>
+            </w:pPr>
+            <w:r>
+              <w:rPr>
+                <w:sz w:val="24"/>
+                <w:szCs w:val="24"/>
+                <w:rtl w:val="0"/>
+              </w:rPr>
+              <w:t xml:space="preserve">Permitir o cálculo dinâmico do valor de envio do pedido aplicando isenção regional/fidelidade ou tarifas internacionais. </w:t>
             </w:r>
           </w:p>
         </w:tc>
@@ -8279,6 +7431,40 @@
           <w:cantSplit w:val="0"/>
           <w:tblHeader w:val="0"/>
         </w:trPr>
+        <w:tc>
+          <w:tcPr>
+            <w:shd w:fill="999999" w:val="clear"/>
+            <w:tcMar>
+              <w:top w:w="100.0" w:type="dxa"/>
+              <w:left w:w="100.0" w:type="dxa"/>
+              <w:bottom w:w="100.0" w:type="dxa"/>
+              <w:right w:w="100.0" w:type="dxa"/>
+            </w:tcMar>
+            <w:vAlign w:val="top"/>
+          </w:tcPr>
+          <w:p>
+            <w:pPr>
+              <w:widowControl w:val="0"/>
+              <w:spacing w:line="240" w:lineRule="auto"/>
+              <w:rPr>
+                <w:b w:val="1"/>
+                <w:bCs w:val="1"/>
+                <w:sz w:val="24"/>
+                <w:szCs w:val="24"/>
+              </w:rPr>
+            </w:pPr>
+            <w:r>
+              <w:rPr>
+                <w:b w:val="1"/>
+                <w:bCs w:val="1"/>
+                <w:sz w:val="24"/>
+                <w:szCs w:val="24"/>
+                <w:rtl w:val="0"/>
+              </w:rPr>
+              <w:t xml:space="preserve">Pré-condições: </w:t>
+            </w:r>
+          </w:p>
+        </w:tc>
         <w:tc>
           <w:tcPr>
             <w:shd w:fill="auto" w:val="clear"/>
@@ -8292,27 +7478,60 @@
           </w:tcPr>
           <w:p>
             <w:pPr>
-              <w:keepNext w:val="0"/>
-              <w:keepLines w:val="0"/>
-              <w:pageBreakBefore w:val="0"/>
-              <w:widowControl w:val="0"/>
-              <w:pBdr>
-                <w:top w:space="0" w:sz="0" w:val="nil"/>
-                <w:left w:space="0" w:sz="0" w:val="nil"/>
-                <w:bottom w:space="0" w:sz="0" w:val="nil"/>
-                <w:right w:space="0" w:sz="0" w:val="nil"/>
-                <w:between w:space="0" w:sz="0" w:val="nil"/>
-              </w:pBdr>
-              <w:shd w:fill="auto" w:val="clear"/>
-              <w:spacing w:after="0" w:before="0" w:line="240" w:lineRule="auto"/>
-              <w:ind w:left="0" w:right="0" w:firstLine="0"/>
-              <w:jc w:val="left"/>
-              <w:rPr/>
-            </w:pPr>
-            <w:r>
-              <w:rPr>
-                <w:rtl w:val="0"/>
-              </w:rPr>
+              <w:widowControl w:val="0"/>
+              <w:spacing w:line="240" w:lineRule="auto"/>
+              <w:rPr>
+                <w:sz w:val="24"/>
+                <w:szCs w:val="24"/>
+              </w:rPr>
+            </w:pPr>
+            <w:r>
+              <w:rPr>
+                <w:sz w:val="24"/>
+                <w:szCs w:val="24"/>
+                <w:rtl w:val="0"/>
+              </w:rPr>
+              <w:t xml:space="preserve">Cliente com itens no carrinho e CEP/endereço de entrega informado. </w:t>
+            </w:r>
+          </w:p>
+        </w:tc>
+      </w:tr>
+      <w:tr>
+        <w:trPr>
+          <w:cantSplit w:val="0"/>
+          <w:tblHeader w:val="0"/>
+        </w:trPr>
+        <w:tc>
+          <w:tcPr>
+            <w:shd w:fill="999999" w:val="clear"/>
+            <w:tcMar>
+              <w:top w:w="100.0" w:type="dxa"/>
+              <w:left w:w="100.0" w:type="dxa"/>
+              <w:bottom w:w="100.0" w:type="dxa"/>
+              <w:right w:w="100.0" w:type="dxa"/>
+            </w:tcMar>
+            <w:vAlign w:val="top"/>
+          </w:tcPr>
+          <w:p>
+            <w:pPr>
+              <w:widowControl w:val="0"/>
+              <w:spacing w:line="240" w:lineRule="auto"/>
+              <w:rPr>
+                <w:b w:val="1"/>
+                <w:bCs w:val="1"/>
+                <w:sz w:val="24"/>
+                <w:szCs w:val="24"/>
+              </w:rPr>
+            </w:pPr>
+            <w:r>
+              <w:rPr>
+                <w:b w:val="1"/>
+                <w:bCs w:val="1"/>
+                <w:sz w:val="24"/>
+                <w:szCs w:val="24"/>
+                <w:rtl w:val="0"/>
+              </w:rPr>
+              <w:t xml:space="preserve">Pós-condições: </w:t>
             </w:r>
           </w:p>
         </w:tc>
@@ -8329,27 +7548,20 @@
           </w:tcPr>
           <w:p>
             <w:pPr>
-              <w:keepNext w:val="0"/>
-              <w:keepLines w:val="0"/>
-              <w:pageBreakBefore w:val="0"/>
-              <w:widowControl w:val="0"/>
-              <w:pBdr>
-                <w:top w:space="0" w:sz="0" w:val="nil"/>
-                <w:left w:space="0" w:sz="0" w:val="nil"/>
-                <w:bottom w:space="0" w:sz="0" w:val="nil"/>
-                <w:right w:space="0" w:sz="0" w:val="nil"/>
-                <w:between w:space="0" w:sz="0" w:val="nil"/>
-              </w:pBdr>
-              <w:shd w:fill="auto" w:val="clear"/>
-              <w:spacing w:after="0" w:before="0" w:line="240" w:lineRule="auto"/>
-              <w:ind w:left="0" w:right="0" w:firstLine="0"/>
-              <w:jc w:val="left"/>
-              <w:rPr/>
-            </w:pPr>
-            <w:r>
-              <w:rPr>
-                <w:rtl w:val="0"/>
-              </w:rPr>
+              <w:widowControl w:val="0"/>
+              <w:spacing w:line="240" w:lineRule="auto"/>
+              <w:rPr>
+                <w:sz w:val="24"/>
+                <w:szCs w:val="24"/>
+              </w:rPr>
+            </w:pPr>
+            <w:r>
+              <w:rPr>
+                <w:sz w:val="24"/>
+                <w:szCs w:val="24"/>
+                <w:rtl w:val="0"/>
+              </w:rPr>
+              <w:t xml:space="preserve">Valor do frete calculado e adicionado ao total do pedido </w:t>
             </w:r>
           </w:p>
         </w:tc>
@@ -8359,6 +7571,40 @@
           <w:cantSplit w:val="0"/>
           <w:tblHeader w:val="0"/>
         </w:trPr>
+        <w:tc>
+          <w:tcPr>
+            <w:shd w:fill="999999" w:val="clear"/>
+            <w:tcMar>
+              <w:top w:w="100.0" w:type="dxa"/>
+              <w:left w:w="100.0" w:type="dxa"/>
+              <w:bottom w:w="100.0" w:type="dxa"/>
+              <w:right w:w="100.0" w:type="dxa"/>
+            </w:tcMar>
+            <w:vAlign w:val="top"/>
+          </w:tcPr>
+          <w:p>
+            <w:pPr>
+              <w:widowControl w:val="0"/>
+              <w:spacing w:line="240" w:lineRule="auto"/>
+              <w:rPr>
+                <w:b w:val="1"/>
+                <w:bCs w:val="1"/>
+                <w:sz w:val="24"/>
+                <w:szCs w:val="24"/>
+              </w:rPr>
+            </w:pPr>
+            <w:r>
+              <w:rPr>
+                <w:b w:val="1"/>
+                <w:bCs w:val="1"/>
+                <w:sz w:val="24"/>
+                <w:szCs w:val="24"/>
+                <w:rtl w:val="0"/>
+              </w:rPr>
+              <w:t xml:space="preserve">Fluxo Principal: </w:t>
+            </w:r>
+          </w:p>
+        </w:tc>
         <w:tc>
           <w:tcPr>
             <w:shd w:fill="auto" w:val="clear"/>
@@ -8372,27 +7618,57 @@
           </w:tcPr>
           <w:p>
             <w:pPr>
-              <w:keepNext w:val="0"/>
-              <w:keepLines w:val="0"/>
-              <w:pageBreakBefore w:val="0"/>
-              <w:widowControl w:val="0"/>
-              <w:pBdr>
-                <w:top w:space="0" w:sz="0" w:val="nil"/>
-                <w:left w:space="0" w:sz="0" w:val="nil"/>
-                <w:bottom w:space="0" w:sz="0" w:val="nil"/>
-                <w:right w:space="0" w:sz="0" w:val="nil"/>
-                <w:between w:space="0" w:sz="0" w:val="nil"/>
-              </w:pBdr>
-              <w:shd w:fill="auto" w:val="clear"/>
-              <w:spacing w:after="0" w:before="0" w:line="240" w:lineRule="auto"/>
-              <w:ind w:left="0" w:right="0" w:firstLine="0"/>
-              <w:jc w:val="left"/>
-              <w:rPr/>
-            </w:pPr>
-            <w:r>
-              <w:rPr>
-                <w:rtl w:val="0"/>
-              </w:rPr>
+              <w:widowControl w:val="0"/>
+              <w:spacing w:line="240" w:lineRule="auto"/>
+              <w:rPr>
+                <w:sz w:val="24"/>
+                <w:szCs w:val="24"/>
+              </w:rPr>
+            </w:pPr>
+            <w:r>
+              <w:rPr>
+                <w:rtl w:val="0"/>
+              </w:rPr>
+            </w:r>
+          </w:p>
+        </w:tc>
+      </w:tr>
+      <w:tr>
+        <w:trPr>
+          <w:cantSplit w:val="0"/>
+          <w:tblHeader w:val="0"/>
+        </w:trPr>
+        <w:tc>
+          <w:tcPr>
+            <w:shd w:fill="999999" w:val="clear"/>
+            <w:tcMar>
+              <w:top w:w="100.0" w:type="dxa"/>
+              <w:left w:w="100.0" w:type="dxa"/>
+              <w:bottom w:w="100.0" w:type="dxa"/>
+              <w:right w:w="100.0" w:type="dxa"/>
+            </w:tcMar>
+            <w:vAlign w:val="top"/>
+          </w:tcPr>
+          <w:p>
+            <w:pPr>
+              <w:widowControl w:val="0"/>
+              <w:spacing w:line="240" w:lineRule="auto"/>
+              <w:rPr>
+                <w:b w:val="1"/>
+                <w:bCs w:val="1"/>
+                <w:sz w:val="24"/>
+                <w:szCs w:val="24"/>
+              </w:rPr>
+            </w:pPr>
+            <w:r>
+              <w:rPr>
+                <w:b w:val="1"/>
+                <w:bCs w:val="1"/>
+                <w:sz w:val="24"/>
+                <w:szCs w:val="24"/>
+                <w:rtl w:val="0"/>
+              </w:rPr>
+              <w:t xml:space="preserve">Fluxos Alternativos: </w:t>
             </w:r>
           </w:p>
         </w:tc>
@@ -8409,22 +7685,131 @@
           </w:tcPr>
           <w:p>
             <w:pPr>
-              <w:keepNext w:val="0"/>
-              <w:keepLines w:val="0"/>
-              <w:pageBreakBefore w:val="0"/>
-              <w:widowControl w:val="0"/>
-              <w:pBdr>
-                <w:top w:space="0" w:sz="0" w:val="nil"/>
-                <w:left w:space="0" w:sz="0" w:val="nil"/>
-                <w:bottom w:space="0" w:sz="0" w:val="nil"/>
-                <w:right w:space="0" w:sz="0" w:val="nil"/>
-                <w:between w:space="0" w:sz="0" w:val="nil"/>
-              </w:pBdr>
-              <w:shd w:fill="auto" w:val="clear"/>
-              <w:spacing w:after="0" w:before="0" w:line="240" w:lineRule="auto"/>
-              <w:ind w:left="0" w:right="0" w:firstLine="0"/>
-              <w:jc w:val="left"/>
-              <w:rPr/>
+              <w:widowControl w:val="0"/>
+              <w:spacing w:line="240" w:lineRule="auto"/>
+              <w:rPr>
+                <w:b w:val="1"/>
+                <w:bCs w:val="1"/>
+                <w:sz w:val="24"/>
+                <w:szCs w:val="24"/>
+              </w:rPr>
+            </w:pPr>
+            <w:r>
+              <w:rPr>
+                <w:b w:val="1"/>
+                <w:bCs w:val="1"/>
+                <w:sz w:val="24"/>
+                <w:szCs w:val="24"/>
+                <w:rtl w:val="0"/>
+              </w:rPr>
+              <w:t xml:space="preserve">FA01 - Aplicação de Frete Grátis:</w:t>
+            </w:r>
+          </w:p>
+          <w:p>
+            <w:pPr>
+              <w:widowControl w:val="0"/>
+              <w:spacing w:line="240" w:lineRule="auto"/>
+              <w:rPr>
+                <w:sz w:val="24"/>
+                <w:szCs w:val="24"/>
+              </w:rPr>
+            </w:pPr>
+            <w:r>
+              <w:rPr>
+                <w:rtl w:val="0"/>
+              </w:rPr>
+            </w:r>
+          </w:p>
+          <w:p>
+            <w:pPr>
+              <w:widowControl w:val="0"/>
+              <w:numPr>
+                <w:ilvl w:val="0"/>
+                <w:numId w:val="1"/>
+              </w:numPr>
+              <w:spacing w:line="240" w:lineRule="auto"/>
+              <w:ind w:left="720" w:hanging="360"/>
+              <w:rPr>
+                <w:sz w:val="24"/>
+                <w:szCs w:val="24"/>
+              </w:rPr>
+            </w:pPr>
+            <w:r>
+              <w:rPr>
+                <w:b w:val="1"/>
+                <w:bCs w:val="1"/>
+                <w:sz w:val="24"/>
+                <w:szCs w:val="24"/>
+                <w:rtl w:val="0"/>
+              </w:rPr>
+              <w:t xml:space="preserve">3a.</w:t>
+            </w:r>
+            <w:r>
+              <w:rPr>
+                <w:sz w:val="24"/>
+                <w:szCs w:val="24"/>
+                <w:rtl w:val="0"/>
+              </w:rPr>
+              <w:t xml:space="preserve"> O sistema identifica que o CEP pertence à mesma região metropolitana do CD ou que o cliente é membro ativo do programa de fidelidade. </w:t>
+            </w:r>
+          </w:p>
+          <w:p>
+            <w:pPr>
+              <w:widowControl w:val="0"/>
+              <w:spacing w:line="240" w:lineRule="auto"/>
+              <w:ind w:left="720" w:firstLine="0"/>
+              <w:rPr>
+                <w:sz w:val="24"/>
+                <w:szCs w:val="24"/>
+              </w:rPr>
+            </w:pPr>
+            <w:r>
+              <w:rPr>
+                <w:rtl w:val="0"/>
+              </w:rPr>
+            </w:r>
+          </w:p>
+          <w:p>
+            <w:pPr>
+              <w:widowControl w:val="0"/>
+              <w:numPr>
+                <w:ilvl w:val="0"/>
+                <w:numId w:val="1"/>
+              </w:numPr>
+              <w:spacing w:line="240" w:lineRule="auto"/>
+              <w:ind w:left="720" w:hanging="360"/>
+              <w:rPr>
+                <w:sz w:val="24"/>
+                <w:szCs w:val="24"/>
+              </w:rPr>
+            </w:pPr>
+            <w:r>
+              <w:rPr>
+                <w:b w:val="1"/>
+                <w:bCs w:val="1"/>
+                <w:sz w:val="24"/>
+                <w:szCs w:val="24"/>
+                <w:rtl w:val="0"/>
+              </w:rPr>
+              <w:t xml:space="preserve">3b.</w:t>
+            </w:r>
+            <w:r>
+              <w:rPr>
+                <w:sz w:val="24"/>
+                <w:szCs w:val="24"/>
+                <w:rtl w:val="0"/>
+              </w:rPr>
+              <w:t xml:space="preserve"> O sistema aplica isenção total de frete (R$ 0,00) ao carrinho. </w:t>
+            </w:r>
+          </w:p>
+          <w:p>
+            <w:pPr>
+              <w:widowControl w:val="0"/>
+              <w:spacing w:line="240" w:lineRule="auto"/>
+              <w:rPr>
+                <w:sz w:val="24"/>
+                <w:szCs w:val="24"/>
+              </w:rPr>
             </w:pPr>
             <w:r>
               <w:rPr>
@@ -8439,6 +7824,40 @@
           <w:cantSplit w:val="0"/>
           <w:tblHeader w:val="0"/>
         </w:trPr>
+        <w:tc>
+          <w:tcPr>
+            <w:shd w:fill="999999" w:val="clear"/>
+            <w:tcMar>
+              <w:top w:w="100.0" w:type="dxa"/>
+              <w:left w:w="100.0" w:type="dxa"/>
+              <w:bottom w:w="100.0" w:type="dxa"/>
+              <w:right w:w="100.0" w:type="dxa"/>
+            </w:tcMar>
+            <w:vAlign w:val="top"/>
+          </w:tcPr>
+          <w:p>
+            <w:pPr>
+              <w:widowControl w:val="0"/>
+              <w:spacing w:line="240" w:lineRule="auto"/>
+              <w:rPr>
+                <w:b w:val="1"/>
+                <w:bCs w:val="1"/>
+                <w:sz w:val="24"/>
+                <w:szCs w:val="24"/>
+              </w:rPr>
+            </w:pPr>
+            <w:r>
+              <w:rPr>
+                <w:b w:val="1"/>
+                <w:bCs w:val="1"/>
+                <w:sz w:val="24"/>
+                <w:szCs w:val="24"/>
+                <w:rtl w:val="0"/>
+              </w:rPr>
+              <w:t xml:space="preserve">Fluxos de Exceção: </w:t>
+            </w:r>
+          </w:p>
+        </w:tc>
         <w:tc>
           <w:tcPr>
             <w:shd w:fill="auto" w:val="clear"/>
@@ -8452,27 +7871,161 @@
           </w:tcPr>
           <w:p>
             <w:pPr>
-              <w:keepNext w:val="0"/>
-              <w:keepLines w:val="0"/>
-              <w:pageBreakBefore w:val="0"/>
-              <w:widowControl w:val="0"/>
-              <w:pBdr>
-                <w:top w:space="0" w:sz="0" w:val="nil"/>
-                <w:left w:space="0" w:sz="0" w:val="nil"/>
-                <w:bottom w:space="0" w:sz="0" w:val="nil"/>
-                <w:right w:space="0" w:sz="0" w:val="nil"/>
-                <w:between w:space="0" w:sz="0" w:val="nil"/>
-              </w:pBdr>
-              <w:shd w:fill="auto" w:val="clear"/>
-              <w:spacing w:after="0" w:before="0" w:line="240" w:lineRule="auto"/>
-              <w:ind w:left="0" w:right="0" w:firstLine="0"/>
-              <w:jc w:val="left"/>
-              <w:rPr/>
-            </w:pPr>
-            <w:r>
-              <w:rPr>
-                <w:rtl w:val="0"/>
-              </w:rPr>
+              <w:widowControl w:val="0"/>
+              <w:spacing w:line="240" w:lineRule="auto"/>
+              <w:rPr>
+                <w:b w:val="1"/>
+                <w:bCs w:val="1"/>
+                <w:sz w:val="24"/>
+                <w:szCs w:val="24"/>
+              </w:rPr>
+            </w:pPr>
+            <w:r>
+              <w:rPr>
+                <w:b w:val="1"/>
+                <w:bCs w:val="1"/>
+                <w:sz w:val="24"/>
+                <w:szCs w:val="24"/>
+                <w:rtl w:val="0"/>
+              </w:rPr>
+              <w:t xml:space="preserve">FE01 - Indisponibilidade na API da Transportadora:</w:t>
+            </w:r>
+          </w:p>
+          <w:p>
+            <w:pPr>
+              <w:widowControl w:val="0"/>
+              <w:spacing w:line="240" w:lineRule="auto"/>
+              <w:rPr>
+                <w:sz w:val="24"/>
+                <w:szCs w:val="24"/>
+              </w:rPr>
+            </w:pPr>
+            <w:r>
+              <w:rPr>
+                <w:rtl w:val="0"/>
+              </w:rPr>
+            </w:r>
+          </w:p>
+          <w:p>
+            <w:pPr>
+              <w:widowControl w:val="0"/>
+              <w:numPr>
+                <w:ilvl w:val="0"/>
+                <w:numId w:val="5"/>
+              </w:numPr>
+              <w:spacing w:line="240" w:lineRule="auto"/>
+              <w:ind w:left="720" w:hanging="360"/>
+              <w:rPr>
+                <w:sz w:val="24"/>
+                <w:szCs w:val="24"/>
+              </w:rPr>
+            </w:pPr>
+            <w:r>
+              <w:rPr>
+                <w:b w:val="1"/>
+                <w:bCs w:val="1"/>
+                <w:sz w:val="24"/>
+                <w:szCs w:val="24"/>
+                <w:rtl w:val="0"/>
+              </w:rPr>
+              <w:t xml:space="preserve">2a.</w:t>
+            </w:r>
+            <w:r>
+              <w:rPr>
+                <w:sz w:val="24"/>
+                <w:szCs w:val="24"/>
+                <w:rtl w:val="0"/>
+              </w:rPr>
+              <w:t xml:space="preserve"> A API de cálculo da transportadora não responde no tempo limite. </w:t>
+            </w:r>
+          </w:p>
+          <w:p>
+            <w:pPr>
+              <w:widowControl w:val="0"/>
+              <w:spacing w:line="240" w:lineRule="auto"/>
+              <w:ind w:left="720" w:firstLine="0"/>
+              <w:rPr>
+                <w:sz w:val="24"/>
+                <w:szCs w:val="24"/>
+              </w:rPr>
+            </w:pPr>
+            <w:r>
+              <w:rPr>
+                <w:rtl w:val="0"/>
+              </w:rPr>
+            </w:r>
+          </w:p>
+          <w:p>
+            <w:pPr>
+              <w:widowControl w:val="0"/>
+              <w:numPr>
+                <w:ilvl w:val="0"/>
+                <w:numId w:val="5"/>
+              </w:numPr>
+              <w:spacing w:line="240" w:lineRule="auto"/>
+              <w:ind w:left="720" w:hanging="360"/>
+              <w:rPr>
+                <w:sz w:val="24"/>
+                <w:szCs w:val="24"/>
+              </w:rPr>
+            </w:pPr>
+            <w:r>
+              <w:rPr>
+                <w:b w:val="1"/>
+                <w:bCs w:val="1"/>
+                <w:sz w:val="24"/>
+                <w:szCs w:val="24"/>
+                <w:rtl w:val="0"/>
+              </w:rPr>
+              <w:t xml:space="preserve">2b.</w:t>
+            </w:r>
+            <w:r>
+              <w:rPr>
+                <w:sz w:val="24"/>
+                <w:szCs w:val="24"/>
+                <w:rtl w:val="0"/>
+              </w:rPr>
+              <w:t xml:space="preserve"> O sistema utiliza a tabela de contingência offline de frete estimado e exibe aviso ao usuário. (Pode ter alteração no valor - Deve ser consultado posteriormente)</w:t>
+            </w:r>
+          </w:p>
+        </w:tc>
+      </w:tr>
+      <w:tr>
+        <w:trPr>
+          <w:cantSplit w:val="0"/>
+          <w:tblHeader w:val="0"/>
+        </w:trPr>
+        <w:tc>
+          <w:tcPr>
+            <w:shd w:fill="999999" w:val="clear"/>
+            <w:tcMar>
+              <w:top w:w="100.0" w:type="dxa"/>
+              <w:left w:w="100.0" w:type="dxa"/>
+              <w:bottom w:w="100.0" w:type="dxa"/>
+              <w:right w:w="100.0" w:type="dxa"/>
+            </w:tcMar>
+            <w:vAlign w:val="top"/>
+          </w:tcPr>
+          <w:p>
+            <w:pPr>
+              <w:widowControl w:val="0"/>
+              <w:spacing w:line="240" w:lineRule="auto"/>
+              <w:rPr>
+                <w:b w:val="1"/>
+                <w:bCs w:val="1"/>
+                <w:sz w:val="24"/>
+                <w:szCs w:val="24"/>
+              </w:rPr>
+            </w:pPr>
+            <w:r>
+              <w:rPr>
+                <w:b w:val="1"/>
+                <w:bCs w:val="1"/>
+                <w:sz w:val="24"/>
+                <w:szCs w:val="24"/>
+                <w:rtl w:val="0"/>
+              </w:rPr>
+              <w:t xml:space="preserve">Relações de Regras de Negócio: </w:t>
             </w:r>
           </w:p>
         </w:tc>
@@ -8489,192 +8042,820 @@
           </w:tcPr>
           <w:p>
             <w:pPr>
-              <w:keepNext w:val="0"/>
-              <w:keepLines w:val="0"/>
-              <w:pageBreakBefore w:val="0"/>
-              <w:widowControl w:val="0"/>
-              <w:pBdr>
-                <w:top w:space="0" w:sz="0" w:val="nil"/>
-                <w:left w:space="0" w:sz="0" w:val="nil"/>
-                <w:bottom w:space="0" w:sz="0" w:val="nil"/>
-                <w:right w:space="0" w:sz="0" w:val="nil"/>
-                <w:between w:space="0" w:sz="0" w:val="nil"/>
-              </w:pBdr>
-              <w:shd w:fill="auto" w:val="clear"/>
-              <w:spacing w:after="0" w:before="0" w:line="240" w:lineRule="auto"/>
-              <w:ind w:left="0" w:right="0" w:firstLine="0"/>
-              <w:jc w:val="left"/>
-              <w:rPr/>
-            </w:pPr>
-            <w:r>
-              <w:rPr>
-                <w:rtl w:val="0"/>
-              </w:rPr>
-            </w:r>
-          </w:p>
-        </w:tc>
-      </w:tr>
-      <w:tr>
-        <w:trPr>
-          <w:cantSplit w:val="0"/>
-          <w:tblHeader w:val="0"/>
-        </w:trPr>
-        <w:tc>
-          <w:tcPr>
-            <w:shd w:fill="auto" w:val="clear"/>
-            <w:tcMar>
-              <w:top w:w="100.0" w:type="dxa"/>
-              <w:left w:w="100.0" w:type="dxa"/>
-              <w:bottom w:w="100.0" w:type="dxa"/>
-              <w:right w:w="100.0" w:type="dxa"/>
-            </w:tcMar>
-            <w:vAlign w:val="top"/>
-          </w:tcPr>
-          <w:p>
-            <w:pPr>
-              <w:keepNext w:val="0"/>
-              <w:keepLines w:val="0"/>
-              <w:pageBreakBefore w:val="0"/>
-              <w:widowControl w:val="0"/>
-              <w:pBdr>
-                <w:top w:space="0" w:sz="0" w:val="nil"/>
-                <w:left w:space="0" w:sz="0" w:val="nil"/>
-                <w:bottom w:space="0" w:sz="0" w:val="nil"/>
-                <w:right w:space="0" w:sz="0" w:val="nil"/>
-                <w:between w:space="0" w:sz="0" w:val="nil"/>
-              </w:pBdr>
-              <w:shd w:fill="auto" w:val="clear"/>
-              <w:spacing w:after="0" w:before="0" w:line="240" w:lineRule="auto"/>
-              <w:ind w:left="0" w:right="0" w:firstLine="0"/>
-              <w:jc w:val="left"/>
-              <w:rPr/>
-            </w:pPr>
-            <w:r>
-              <w:rPr>
-                <w:rtl w:val="0"/>
-              </w:rPr>
-            </w:r>
-          </w:p>
-        </w:tc>
-        <w:tc>
-          <w:tcPr>
-            <w:shd w:fill="auto" w:val="clear"/>
-            <w:tcMar>
-              <w:top w:w="100.0" w:type="dxa"/>
-              <w:left w:w="100.0" w:type="dxa"/>
-              <w:bottom w:w="100.0" w:type="dxa"/>
-              <w:right w:w="100.0" w:type="dxa"/>
-            </w:tcMar>
-            <w:vAlign w:val="top"/>
-          </w:tcPr>
-          <w:p>
-            <w:pPr>
-              <w:keepNext w:val="0"/>
-              <w:keepLines w:val="0"/>
-              <w:pageBreakBefore w:val="0"/>
-              <w:widowControl w:val="0"/>
-              <w:pBdr>
-                <w:top w:space="0" w:sz="0" w:val="nil"/>
-                <w:left w:space="0" w:sz="0" w:val="nil"/>
-                <w:bottom w:space="0" w:sz="0" w:val="nil"/>
-                <w:right w:space="0" w:sz="0" w:val="nil"/>
-                <w:between w:space="0" w:sz="0" w:val="nil"/>
-              </w:pBdr>
-              <w:shd w:fill="auto" w:val="clear"/>
-              <w:spacing w:after="0" w:before="0" w:line="240" w:lineRule="auto"/>
-              <w:ind w:left="0" w:right="0" w:firstLine="0"/>
-              <w:jc w:val="left"/>
-              <w:rPr/>
-            </w:pPr>
-            <w:r>
-              <w:rPr>
-                <w:rtl w:val="0"/>
-              </w:rPr>
-            </w:r>
-          </w:p>
-        </w:tc>
-      </w:tr>
-      <w:tr>
-        <w:trPr>
-          <w:cantSplit w:val="0"/>
-          <w:tblHeader w:val="0"/>
-        </w:trPr>
-        <w:tc>
-          <w:tcPr>
-            <w:shd w:fill="auto" w:val="clear"/>
-            <w:tcMar>
-              <w:top w:w="100.0" w:type="dxa"/>
-              <w:left w:w="100.0" w:type="dxa"/>
-              <w:bottom w:w="100.0" w:type="dxa"/>
-              <w:right w:w="100.0" w:type="dxa"/>
-            </w:tcMar>
-            <w:vAlign w:val="top"/>
-          </w:tcPr>
-          <w:p>
-            <w:pPr>
-              <w:keepNext w:val="0"/>
-              <w:keepLines w:val="0"/>
-              <w:pageBreakBefore w:val="0"/>
-              <w:widowControl w:val="0"/>
-              <w:pBdr>
-                <w:top w:space="0" w:sz="0" w:val="nil"/>
-                <w:left w:space="0" w:sz="0" w:val="nil"/>
-                <w:bottom w:space="0" w:sz="0" w:val="nil"/>
-                <w:right w:space="0" w:sz="0" w:val="nil"/>
-                <w:between w:space="0" w:sz="0" w:val="nil"/>
-              </w:pBdr>
-              <w:shd w:fill="auto" w:val="clear"/>
-              <w:spacing w:after="0" w:before="0" w:line="240" w:lineRule="auto"/>
-              <w:ind w:left="0" w:right="0" w:firstLine="0"/>
-              <w:jc w:val="left"/>
-              <w:rPr/>
-            </w:pPr>
-            <w:r>
-              <w:rPr>
-                <w:rtl w:val="0"/>
-              </w:rPr>
-            </w:r>
-          </w:p>
-        </w:tc>
-        <w:tc>
-          <w:tcPr>
-            <w:shd w:fill="auto" w:val="clear"/>
-            <w:tcMar>
-              <w:top w:w="100.0" w:type="dxa"/>
-              <w:left w:w="100.0" w:type="dxa"/>
-              <w:bottom w:w="100.0" w:type="dxa"/>
-              <w:right w:w="100.0" w:type="dxa"/>
-            </w:tcMar>
-            <w:vAlign w:val="top"/>
-          </w:tcPr>
-          <w:p>
-            <w:pPr>
-              <w:keepNext w:val="0"/>
-              <w:keepLines w:val="0"/>
-              <w:pageBreakBefore w:val="0"/>
-              <w:widowControl w:val="0"/>
-              <w:pBdr>
-                <w:top w:space="0" w:sz="0" w:val="nil"/>
-                <w:left w:space="0" w:sz="0" w:val="nil"/>
-                <w:bottom w:space="0" w:sz="0" w:val="nil"/>
-                <w:right w:space="0" w:sz="0" w:val="nil"/>
-                <w:between w:space="0" w:sz="0" w:val="nil"/>
-              </w:pBdr>
-              <w:shd w:fill="auto" w:val="clear"/>
-              <w:spacing w:after="0" w:before="0" w:line="240" w:lineRule="auto"/>
-              <w:ind w:left="0" w:right="0" w:firstLine="0"/>
-              <w:jc w:val="left"/>
-              <w:rPr/>
-            </w:pPr>
-            <w:r>
-              <w:rPr>
-                <w:rtl w:val="0"/>
-              </w:rPr>
+              <w:widowControl w:val="0"/>
+              <w:numPr>
+                <w:ilvl w:val="0"/>
+                <w:numId w:val="4"/>
+              </w:numPr>
+              <w:spacing w:line="240" w:lineRule="auto"/>
+              <w:ind w:left="720" w:hanging="360"/>
+              <w:rPr>
+                <w:sz w:val="24"/>
+                <w:szCs w:val="24"/>
+              </w:rPr>
+            </w:pPr>
+            <w:r>
+              <w:rPr>
+                <w:b w:val="1"/>
+                <w:bCs w:val="1"/>
+                <w:sz w:val="24"/>
+                <w:szCs w:val="24"/>
+                <w:rtl w:val="0"/>
+              </w:rPr>
+              <w:t xml:space="preserve">RN03</w:t>
+            </w:r>
+            <w:r>
+              <w:rPr>
+                <w:sz w:val="24"/>
+                <w:szCs w:val="24"/>
+                <w:rtl w:val="0"/>
+              </w:rPr>
+              <w:t xml:space="preserve"> </w:t>
+            </w:r>
+          </w:p>
+          <w:p>
+            <w:pPr>
+              <w:widowControl w:val="0"/>
+              <w:spacing w:line="240" w:lineRule="auto"/>
+              <w:ind w:left="720" w:firstLine="0"/>
+              <w:rPr>
+                <w:sz w:val="24"/>
+                <w:szCs w:val="24"/>
+              </w:rPr>
+            </w:pPr>
+            <w:r>
+              <w:rPr>
+                <w:rtl w:val="0"/>
+              </w:rPr>
+            </w:r>
+          </w:p>
+          <w:p>
+            <w:pPr>
+              <w:widowControl w:val="0"/>
+              <w:numPr>
+                <w:ilvl w:val="0"/>
+                <w:numId w:val="4"/>
+              </w:numPr>
+              <w:spacing w:line="240" w:lineRule="auto"/>
+              <w:ind w:left="720" w:hanging="360"/>
+              <w:rPr>
+                <w:b w:val="1"/>
+                <w:bCs w:val="1"/>
+                <w:sz w:val="24"/>
+                <w:szCs w:val="24"/>
+              </w:rPr>
+            </w:pPr>
+            <w:r>
+              <w:rPr>
+                <w:b w:val="1"/>
+                <w:bCs w:val="1"/>
+                <w:sz w:val="24"/>
+                <w:szCs w:val="24"/>
+                <w:rtl w:val="0"/>
+              </w:rPr>
+              <w:t xml:space="preserve">RF02 </w:t>
             </w:r>
           </w:p>
         </w:tc>
       </w:tr>
     </w:tbl>
+    <w:p>
+      <w:pPr>
+        <w:spacing w:line="360" w:lineRule="auto"/>
+        <w:jc w:val="both"/>
+        <w:rPr/>
+      </w:pPr>
+      <w:r>
+        <w:rPr>
+          <w:rtl w:val="0"/>
+        </w:rPr>
+      </w:r>
+    </w:p>
+    <w:p>
+      <w:pPr>
+        <w:spacing w:line="360" w:lineRule="auto"/>
+        <w:jc w:val="both"/>
+        <w:rPr/>
+      </w:pPr>
+      <w:r>
+        <w:rPr>
+          <w:rtl w:val="0"/>
+        </w:rPr>
+      </w:r>
+    </w:p>
+    <w:p>
+      <w:pPr>
+        <w:spacing w:line="360" w:lineRule="auto"/>
+        <w:jc w:val="both"/>
+        <w:rPr/>
+      </w:pPr>
+      <w:r>
+        <w:rPr>
+          <w:rtl w:val="0"/>
+        </w:rPr>
+      </w:r>
+    </w:p>
+    <w:p>
+      <w:pPr>
+        <w:spacing w:line="360" w:lineRule="auto"/>
+        <w:jc w:val="both"/>
+        <w:rPr/>
+      </w:pPr>
+      <w:r>
+        <w:rPr>
+          <w:rtl w:val="0"/>
+        </w:rPr>
+      </w:r>
+    </w:p>
+    <w:p>
+      <w:pPr>
+        <w:spacing w:line="360" w:lineRule="auto"/>
+        <w:jc w:val="both"/>
+        <w:rPr/>
+      </w:pPr>
+      <w:r>
+        <w:rPr>
+          <w:rtl w:val="0"/>
+        </w:rPr>
+      </w:r>
+    </w:p>
+    <w:p>
+      <w:pPr>
+        <w:spacing w:after="180" w:before="360" w:line="360" w:lineRule="auto"/>
+        <w:jc w:val="both"/>
+        <w:rPr>
+          <w:sz w:val="30"/>
+          <w:szCs w:val="30"/>
+        </w:rPr>
+      </w:pPr>
+      <w:r>
+        <w:rPr>
+          <w:sz w:val="30"/>
+          <w:szCs w:val="30"/>
+          <w:rtl w:val="0"/>
+        </w:rPr>
+        <w:t xml:space="preserve">Caso de Uso Expandido: UC03 – Localizar Mercados e Compra Expressa</w:t>
+      </w:r>
+    </w:p>
+    <w:p>
+      <w:pPr>
+        <w:numPr>
+          <w:ilvl w:val="0"/>
+          <w:numId w:val="6"/>
+        </w:numPr>
+        <w:spacing w:after="0" w:afterAutospacing="0" w:before="180" w:line="360" w:lineRule="auto"/>
+        <w:ind w:left="720" w:hanging="360"/>
+      </w:pPr>
+      <w:r>
+        <w:rPr>
+          <w:b w:val="1"/>
+          <w:bCs w:val="1"/>
+          <w:sz w:val="24"/>
+          <w:szCs w:val="24"/>
+          <w:rtl w:val="0"/>
+        </w:rPr>
+        <w:t xml:space="preserve">Atores Principais:</w:t>
+      </w:r>
+      <w:r>
+        <w:rPr>
+          <w:sz w:val="24"/>
+          <w:szCs w:val="24"/>
+          <w:rtl w:val="0"/>
+        </w:rPr>
+        <w:t xml:space="preserve"> Cliente (Usuário do app).</w:t>
+      </w:r>
+    </w:p>
+    <w:p>
+      <w:pPr>
+        <w:numPr>
+          <w:ilvl w:val="0"/>
+          <w:numId w:val="6"/>
+        </w:numPr>
+        <w:spacing w:after="0" w:afterAutospacing="0" w:before="0" w:beforeAutospacing="0" w:line="360" w:lineRule="auto"/>
+        <w:ind w:left="720" w:hanging="360"/>
+      </w:pPr>
+      <w:r>
+        <w:rPr>
+          <w:b w:val="1"/>
+          <w:bCs w:val="1"/>
+          <w:sz w:val="24"/>
+          <w:szCs w:val="24"/>
+          <w:rtl w:val="0"/>
+        </w:rPr>
+        <w:t xml:space="preserve">Atores Secundários:</w:t>
+      </w:r>
+      <w:r>
+        <w:rPr>
+          <w:sz w:val="24"/>
+          <w:szCs w:val="24"/>
+          <w:rtl w:val="0"/>
+        </w:rPr>
+        <w:t xml:space="preserve"> API de Geolocalização (ex: Google Maps / CoreLocation), Sistema de Inventário dos Mercados.</w:t>
+      </w:r>
+    </w:p>
+    <w:p>
+      <w:pPr>
+        <w:numPr>
+          <w:ilvl w:val="0"/>
+          <w:numId w:val="6"/>
+        </w:numPr>
+        <w:spacing w:after="0" w:afterAutospacing="0" w:before="0" w:beforeAutospacing="0" w:line="360" w:lineRule="auto"/>
+        <w:ind w:left="720" w:hanging="360"/>
+      </w:pPr>
+      <w:r>
+        <w:rPr>
+          <w:b w:val="1"/>
+          <w:bCs w:val="1"/>
+          <w:sz w:val="24"/>
+          <w:szCs w:val="24"/>
+          <w:rtl w:val="0"/>
+        </w:rPr>
+        <w:t xml:space="preserve">Pré-condições:</w:t>
+      </w:r>
+      <w:r>
+        <w:rPr>
+          <w:sz w:val="24"/>
+          <w:szCs w:val="24"/>
+          <w:rtl w:val="0"/>
+        </w:rPr>
+        <w:t xml:space="preserve"> O Cliente deve estar autenticado no sistema e o dispositivo deve estar com o GPS ativado.</w:t>
+      </w:r>
+    </w:p>
+    <w:p>
+      <w:pPr>
+        <w:numPr>
+          <w:ilvl w:val="0"/>
+          <w:numId w:val="6"/>
+        </w:numPr>
+        <w:spacing w:after="240" w:before="0" w:beforeAutospacing="0" w:line="360" w:lineRule="auto"/>
+        <w:ind w:left="720" w:hanging="360"/>
+      </w:pPr>
+      <w:r>
+        <w:rPr>
+          <w:b w:val="1"/>
+          <w:bCs w:val="1"/>
+          <w:sz w:val="24"/>
+          <w:szCs w:val="24"/>
+          <w:rtl w:val="0"/>
+        </w:rPr>
+        <w:t xml:space="preserve">Pós-condições:</w:t>
+      </w:r>
+      <w:r>
+        <w:rPr>
+          <w:sz w:val="24"/>
+          <w:szCs w:val="24"/>
+          <w:rtl w:val="0"/>
+        </w:rPr>
+        <w:t xml:space="preserve"> Os mercados próximos são exibidos e os itens selecionados são inseridos com sucesso no carrinho de compras.</w:t>
+      </w:r>
+    </w:p>
+    <w:p>
+      <w:pPr>
+        <w:spacing w:after="180" w:before="360" w:line="360" w:lineRule="auto"/>
+        <w:jc w:val="both"/>
+        <w:rPr>
+          <w:b w:val="1"/>
+          <w:bCs w:val="1"/>
+          <w:sz w:val="24"/>
+          <w:szCs w:val="24"/>
+        </w:rPr>
+      </w:pPr>
+      <w:r>
+        <w:rPr>
+          <w:b w:val="1"/>
+          <w:bCs w:val="1"/>
+          <w:sz w:val="24"/>
+          <w:szCs w:val="24"/>
+          <w:rtl w:val="0"/>
+        </w:rPr>
+        <w:t xml:space="preserve">Fluxo Principal (Cenário de Sucesso)</w:t>
+      </w:r>
+    </w:p>
+    <w:p>
+      <w:pPr>
+        <w:numPr>
+          <w:ilvl w:val="0"/>
+          <w:numId w:val="3"/>
+        </w:numPr>
+        <w:spacing w:after="0" w:afterAutospacing="0" w:before="180" w:line="360" w:lineRule="auto"/>
+        <w:ind w:left="720" w:hanging="360"/>
+      </w:pPr>
+      <w:r>
+        <w:rPr>
+          <w:sz w:val="24"/>
+          <w:szCs w:val="24"/>
+          <w:rtl w:val="0"/>
+        </w:rPr>
+        <w:t xml:space="preserve">O Cliente acessa a tela de busca de ingredientes ou a área de compras do sistema.</w:t>
+      </w:r>
+    </w:p>
+    <w:p>
+      <w:pPr>
+        <w:numPr>
+          <w:ilvl w:val="0"/>
+          <w:numId w:val="3"/>
+        </w:numPr>
+        <w:spacing w:after="0" w:afterAutospacing="0" w:before="0" w:beforeAutospacing="0" w:line="360" w:lineRule="auto"/>
+        <w:ind w:left="720" w:hanging="360"/>
+      </w:pPr>
+      <w:r>
+        <w:rPr>
+          <w:sz w:val="24"/>
+          <w:szCs w:val="24"/>
+          <w:rtl w:val="0"/>
+        </w:rPr>
+        <w:t xml:space="preserve">O sistema solicita a geolocalização atual do dispositivo do Cliente através da API de GPS.</w:t>
+      </w:r>
+    </w:p>
+    <w:p>
+      <w:pPr>
+        <w:numPr>
+          <w:ilvl w:val="0"/>
+          <w:numId w:val="3"/>
+        </w:numPr>
+        <w:spacing w:after="0" w:afterAutospacing="0" w:before="0" w:beforeAutospacing="0" w:line="360" w:lineRule="auto"/>
+        <w:ind w:left="720" w:hanging="360"/>
+      </w:pPr>
+      <w:r>
+        <w:rPr>
+          <w:sz w:val="24"/>
+          <w:szCs w:val="24"/>
+          <w:rtl w:val="0"/>
+        </w:rPr>
+        <w:t xml:space="preserve">O sistema recebe as coordenadas com uma </w:t>
+      </w:r>
+      <w:r>
+        <w:rPr>
+          <w:b w:val="1"/>
+          <w:bCs w:val="1"/>
+          <w:sz w:val="24"/>
+          <w:szCs w:val="24"/>
+          <w:rtl w:val="0"/>
+        </w:rPr>
+        <w:t xml:space="preserve">precisão de raio inferior a 50 metros [RFN 03.01]</w:t>
+      </w:r>
+      <w:r>
+        <w:rPr>
+          <w:sz w:val="24"/>
+          <w:szCs w:val="24"/>
+          <w:rtl w:val="0"/>
+        </w:rPr>
+        <w:t xml:space="preserve">.</w:t>
+      </w:r>
+    </w:p>
+    <w:p>
+      <w:pPr>
+        <w:numPr>
+          <w:ilvl w:val="0"/>
+          <w:numId w:val="3"/>
+        </w:numPr>
+        <w:spacing w:after="0" w:afterAutospacing="0" w:before="0" w:beforeAutospacing="0" w:line="360" w:lineRule="auto"/>
+        <w:ind w:left="720" w:hanging="360"/>
+      </w:pPr>
+      <w:r>
+        <w:rPr>
+          <w:sz w:val="24"/>
+          <w:szCs w:val="24"/>
+          <w:rtl w:val="0"/>
+        </w:rPr>
+        <w:t xml:space="preserve">O sistema consulta a base de dados e identifica os supermercados parceiros credenciados que estão no raio de cobertura daquela localização.</w:t>
+      </w:r>
+    </w:p>
+    <w:p>
+      <w:pPr>
+        <w:numPr>
+          <w:ilvl w:val="0"/>
+          <w:numId w:val="3"/>
+        </w:numPr>
+        <w:spacing w:after="0" w:afterAutospacing="0" w:before="0" w:beforeAutospacing="0" w:line="360" w:lineRule="auto"/>
+        <w:ind w:left="720" w:hanging="360"/>
+      </w:pPr>
+      <w:r>
+        <w:rPr>
+          <w:sz w:val="24"/>
+          <w:szCs w:val="24"/>
+          <w:rtl w:val="0"/>
+        </w:rPr>
+        <w:t xml:space="preserve">O sistema apresenta ao Cliente a lista de mercados parceiros mais próximos e os produtos/ingredientes disponíveis neles.</w:t>
+      </w:r>
+    </w:p>
+    <w:p>
+      <w:pPr>
+        <w:numPr>
+          <w:ilvl w:val="0"/>
+          <w:numId w:val="3"/>
+        </w:numPr>
+        <w:spacing w:after="0" w:afterAutospacing="0" w:before="0" w:beforeAutospacing="0" w:line="360" w:lineRule="auto"/>
+        <w:ind w:left="720" w:hanging="360"/>
+      </w:pPr>
+      <w:r>
+        <w:rPr>
+          <w:sz w:val="24"/>
+          <w:szCs w:val="24"/>
+          <w:rtl w:val="0"/>
+        </w:rPr>
+        <w:t xml:space="preserve">O Cliente seleciona os ingredientes faltantes que deseja adquirir.</w:t>
+      </w:r>
+    </w:p>
+    <w:p>
+      <w:pPr>
+        <w:numPr>
+          <w:ilvl w:val="0"/>
+          <w:numId w:val="3"/>
+        </w:numPr>
+        <w:spacing w:after="0" w:afterAutospacing="0" w:before="0" w:beforeAutospacing="0" w:line="360" w:lineRule="auto"/>
+        <w:ind w:left="720" w:hanging="360"/>
+      </w:pPr>
+      <w:r>
+        <w:rPr>
+          <w:sz w:val="24"/>
+          <w:szCs w:val="24"/>
+          <w:rtl w:val="0"/>
+        </w:rPr>
+        <w:t xml:space="preserve">O Cliente clica na opção de "Compra Expressa" (Adicionar ao carrinho).</w:t>
+      </w:r>
+    </w:p>
+    <w:p>
+      <w:pPr>
+        <w:numPr>
+          <w:ilvl w:val="0"/>
+          <w:numId w:val="3"/>
+        </w:numPr>
+        <w:spacing w:after="420" w:before="0" w:beforeAutospacing="0" w:line="360" w:lineRule="auto"/>
+        <w:ind w:left="720" w:hanging="360"/>
+      </w:pPr>
+      <w:r>
+        <w:rPr>
+          <w:sz w:val="24"/>
+          <w:szCs w:val="24"/>
+          <w:rtl w:val="0"/>
+        </w:rPr>
+        <w:t xml:space="preserve">O sistema valida o estoque do item no mercado selecionado e adiciona os produtos ao carrinho de compras do Cliente.</w:t>
+      </w:r>
+    </w:p>
+    <w:p>
+      <w:pPr>
+        <w:spacing w:after="180" w:before="360" w:line="360" w:lineRule="auto"/>
+        <w:jc w:val="both"/>
+        <w:rPr>
+          <w:b w:val="1"/>
+          <w:bCs w:val="1"/>
+          <w:sz w:val="24"/>
+          <w:szCs w:val="24"/>
+        </w:rPr>
+      </w:pPr>
+      <w:r>
+        <w:rPr>
+          <w:b w:val="1"/>
+          <w:bCs w:val="1"/>
+          <w:sz w:val="24"/>
+          <w:szCs w:val="24"/>
+          <w:rtl w:val="0"/>
+        </w:rPr>
+        <w:t xml:space="preserve">Fluxos Alternativos e de Exceção</w:t>
+      </w:r>
+    </w:p>
+    <w:p>
+      <w:pPr>
+        <w:numPr>
+          <w:ilvl w:val="0"/>
+          <w:numId w:val="7"/>
+        </w:numPr>
+        <w:spacing w:after="0" w:afterAutospacing="0" w:before="180" w:line="360" w:lineRule="auto"/>
+        <w:ind w:left="720" w:hanging="360"/>
+      </w:pPr>
+      <w:r>
+        <w:rPr>
+          <w:b w:val="1"/>
+          <w:bCs w:val="1"/>
+          <w:sz w:val="24"/>
+          <w:szCs w:val="24"/>
+          <w:rtl w:val="0"/>
+        </w:rPr>
+        <w:t xml:space="preserve">Fluxo Alternativo 2a: Permissão de GPS negada pelo usuário</w:t>
+      </w:r>
+    </w:p>
+    <w:p>
+      <w:pPr>
+        <w:numPr>
+          <w:ilvl w:val="1"/>
+          <w:numId w:val="7"/>
+        </w:numPr>
+        <w:spacing w:after="0" w:afterAutospacing="0" w:before="0" w:beforeAutospacing="0" w:line="360" w:lineRule="auto"/>
+        <w:ind w:left="1440" w:hanging="360"/>
+      </w:pPr>
+      <w:r>
+        <w:rPr>
+          <w:sz w:val="24"/>
+          <w:szCs w:val="24"/>
+          <w:rtl w:val="0"/>
+        </w:rPr>
+        <w:t xml:space="preserve">O sistema identifica que a permissão de localização foi recusada.</w:t>
+      </w:r>
+    </w:p>
+    <w:p>
+      <w:pPr>
+        <w:numPr>
+          <w:ilvl w:val="1"/>
+          <w:numId w:val="7"/>
+        </w:numPr>
+        <w:spacing w:after="0" w:afterAutospacing="0" w:before="0" w:beforeAutospacing="0" w:line="360" w:lineRule="auto"/>
+        <w:ind w:left="1440" w:hanging="360"/>
+      </w:pPr>
+      <w:r>
+        <w:rPr>
+          <w:sz w:val="24"/>
+          <w:szCs w:val="24"/>
+          <w:rtl w:val="0"/>
+        </w:rPr>
+        <w:t xml:space="preserve">O sistema exibe uma mensagem solicitando que o Cliente insira um endereço manualmente (Ex: CEP ou Nome da Rua).</w:t>
+      </w:r>
+    </w:p>
+    <w:p>
+      <w:pPr>
+        <w:numPr>
+          <w:ilvl w:val="1"/>
+          <w:numId w:val="7"/>
+        </w:numPr>
+        <w:spacing w:after="0" w:afterAutospacing="0" w:before="0" w:beforeAutospacing="0" w:line="360" w:lineRule="auto"/>
+        <w:ind w:left="1440" w:hanging="360"/>
+      </w:pPr>
+      <w:r>
+        <w:rPr>
+          <w:sz w:val="24"/>
+          <w:szCs w:val="24"/>
+          <w:rtl w:val="0"/>
+        </w:rPr>
+        <w:t xml:space="preserve">O Cliente insira o endereço.</w:t>
+      </w:r>
+    </w:p>
+    <w:p>
+      <w:pPr>
+        <w:numPr>
+          <w:ilvl w:val="1"/>
+          <w:numId w:val="7"/>
+        </w:numPr>
+        <w:spacing w:after="0" w:afterAutospacing="0" w:before="0" w:beforeAutospacing="0" w:line="360" w:lineRule="auto"/>
+        <w:ind w:left="1440" w:hanging="360"/>
+      </w:pPr>
+      <w:r>
+        <w:rPr>
+          <w:sz w:val="24"/>
+          <w:szCs w:val="24"/>
+          <w:rtl w:val="0"/>
+        </w:rPr>
+        <w:t xml:space="preserve">O sistema valida o endereço e prossegue para o passo 4 do fluxo principal.</w:t>
+      </w:r>
+    </w:p>
+    <w:p>
+      <w:pPr>
+        <w:numPr>
+          <w:ilvl w:val="0"/>
+          <w:numId w:val="7"/>
+        </w:numPr>
+        <w:spacing w:after="0" w:afterAutospacing="0" w:before="0" w:beforeAutospacing="0" w:line="360" w:lineRule="auto"/>
+        <w:ind w:left="720" w:hanging="360"/>
+      </w:pPr>
+      <w:r>
+        <w:rPr>
+          <w:b w:val="1"/>
+          <w:bCs w:val="1"/>
+          <w:sz w:val="24"/>
+          <w:szCs w:val="24"/>
+          <w:rtl w:val="0"/>
+        </w:rPr>
+        <w:t xml:space="preserve">Fluxo de Exceção 3a: Baixa precisão do sinal de GPS (Raio maior que 50 metros)</w:t>
+      </w:r>
+    </w:p>
+    <w:p>
+      <w:pPr>
+        <w:numPr>
+          <w:ilvl w:val="1"/>
+          <w:numId w:val="7"/>
+        </w:numPr>
+        <w:spacing w:after="0" w:afterAutospacing="0" w:before="0" w:beforeAutospacing="0" w:line="360" w:lineRule="auto"/>
+        <w:ind w:left="1440" w:hanging="360"/>
+      </w:pPr>
+      <w:r>
+        <w:rPr>
+          <w:sz w:val="24"/>
+          <w:szCs w:val="24"/>
+          <w:rtl w:val="0"/>
+        </w:rPr>
+        <w:t xml:space="preserve">O sistema detecta que o sinal do GPS está fraco ou impreciso.</w:t>
+      </w:r>
+    </w:p>
+    <w:p>
+      <w:pPr>
+        <w:numPr>
+          <w:ilvl w:val="1"/>
+          <w:numId w:val="7"/>
+        </w:numPr>
+        <w:spacing w:after="0" w:afterAutospacing="0" w:before="0" w:beforeAutospacing="0" w:line="360" w:lineRule="auto"/>
+        <w:ind w:left="1440" w:hanging="360"/>
+      </w:pPr>
+      <w:r>
+        <w:rPr>
+          <w:sz w:val="24"/>
+          <w:szCs w:val="24"/>
+          <w:rtl w:val="0"/>
+        </w:rPr>
+        <w:t xml:space="preserve">O sistema tenta utilizar métodos complementares (como redes Wi-Fi ou triangulação de antenas) para refinar a posição.</w:t>
+      </w:r>
+    </w:p>
+    <w:p>
+      <w:pPr>
+        <w:numPr>
+          <w:ilvl w:val="1"/>
+          <w:numId w:val="7"/>
+        </w:numPr>
+        <w:spacing w:after="0" w:afterAutospacing="0" w:before="0" w:beforeAutospacing="0" w:line="360" w:lineRule="auto"/>
+        <w:ind w:left="1440" w:hanging="360"/>
+      </w:pPr>
+      <w:r>
+        <w:rPr>
+          <w:sz w:val="24"/>
+          <w:szCs w:val="24"/>
+          <w:rtl w:val="0"/>
+        </w:rPr>
+        <w:t xml:space="preserve">Se ainda assim não atingir a precisão exigida, o sistema notifica o Cliente e solicita a confirmação do endereço na tela antes de prosseguir.</w:t>
+      </w:r>
+    </w:p>
+    <w:p>
+      <w:pPr>
+        <w:numPr>
+          <w:ilvl w:val="0"/>
+          <w:numId w:val="7"/>
+        </w:numPr>
+        <w:spacing w:after="0" w:afterAutospacing="0" w:before="0" w:beforeAutospacing="0" w:line="360" w:lineRule="auto"/>
+        <w:ind w:left="720" w:hanging="360"/>
+      </w:pPr>
+      <w:r>
+        <w:rPr>
+          <w:b w:val="1"/>
+          <w:bCs w:val="1"/>
+          <w:sz w:val="24"/>
+          <w:szCs w:val="24"/>
+          <w:rtl w:val="0"/>
+        </w:rPr>
+        <w:t xml:space="preserve">Fluxo de Exceção 8a: Item indisponível no estoque do mercado parceiro</w:t>
+      </w:r>
+    </w:p>
+    <w:p>
+      <w:pPr>
+        <w:numPr>
+          <w:ilvl w:val="1"/>
+          <w:numId w:val="7"/>
+        </w:numPr>
+        <w:spacing w:after="0" w:afterAutospacing="0" w:before="0" w:beforeAutospacing="0" w:line="360" w:lineRule="auto"/>
+        <w:ind w:left="1440" w:hanging="360"/>
+      </w:pPr>
+      <w:r>
+        <w:rPr>
+          <w:sz w:val="24"/>
+          <w:szCs w:val="24"/>
+          <w:rtl w:val="0"/>
+        </w:rPr>
+        <w:t xml:space="preserve">O sistema identifica que o ingrediente escolhido esgotou no mercado selecionado.</w:t>
+      </w:r>
+    </w:p>
+    <w:p>
+      <w:pPr>
+        <w:numPr>
+          <w:ilvl w:val="1"/>
+          <w:numId w:val="7"/>
+        </w:numPr>
+        <w:spacing w:after="0" w:afterAutospacing="0" w:before="0" w:beforeAutospacing="0" w:line="360" w:lineRule="auto"/>
+        <w:ind w:left="1440" w:hanging="360"/>
+      </w:pPr>
+      <w:r>
+        <w:rPr>
+          <w:sz w:val="24"/>
+          <w:szCs w:val="24"/>
+          <w:rtl w:val="0"/>
+        </w:rPr>
+        <w:t xml:space="preserve">O sistema exibe um aviso informando a indisponibilidade.</w:t>
+      </w:r>
+    </w:p>
+    <w:p>
+      <w:pPr>
+        <w:numPr>
+          <w:ilvl w:val="1"/>
+          <w:numId w:val="7"/>
+        </w:numPr>
+        <w:spacing w:after="480" w:before="0" w:beforeAutospacing="0" w:line="360" w:lineRule="auto"/>
+        <w:ind w:left="1440" w:hanging="360"/>
+      </w:pPr>
+      <w:r>
+        <w:rPr>
+          <w:sz w:val="24"/>
+          <w:szCs w:val="24"/>
+          <w:rtl w:val="0"/>
+        </w:rPr>
+        <w:t xml:space="preserve">O sistema sugere o mercado parceiro mais próximo subsequente que possua o item em estoque.</w:t>
+      </w:r>
+    </w:p>
+    <w:p>
+      <w:pPr>
+        <w:spacing w:line="360" w:lineRule="auto"/>
+        <w:jc w:val="both"/>
+        <w:rPr/>
+      </w:pPr>
+      <w:r>
+        <w:pict>
+          <v:rect style="width:0.0pt;height:1.5pt" o:hr="t" o:hrstd="t" o:hralign="center" fillcolor="#A0A0A0" stroked="f"/>
+        </w:pict>
+      </w:r>
+      <w:r>
+        <w:rPr>
+          <w:rtl w:val="0"/>
+        </w:rPr>
+      </w:r>
+    </w:p>
+    <w:p>
+      <w:pPr>
+        <w:spacing w:line="360" w:lineRule="auto"/>
+        <w:jc w:val="both"/>
+        <w:rPr/>
+      </w:pPr>
+      <w:r>
+        <w:rPr>
+          <w:rtl w:val="0"/>
+        </w:rPr>
+      </w:r>
+    </w:p>
+    <w:p>
+      <w:pPr>
+        <w:spacing w:line="360" w:lineRule="auto"/>
+        <w:jc w:val="both"/>
+        <w:rPr/>
+      </w:pPr>
+      <w:r>
+        <w:rPr>
+          <w:rtl w:val="0"/>
+        </w:rPr>
+      </w:r>
+    </w:p>
+    <w:p>
+      <w:pPr>
+        <w:spacing w:line="360" w:lineRule="auto"/>
+        <w:jc w:val="both"/>
+        <w:rPr/>
+      </w:pPr>
+      <w:r>
+        <w:rPr>
+          <w:rtl w:val="0"/>
+        </w:rPr>
+      </w:r>
+    </w:p>
+    <w:p>
+      <w:pPr>
+        <w:spacing w:line="360" w:lineRule="auto"/>
+        <w:jc w:val="both"/>
+        <w:rPr/>
+      </w:pPr>
+      <w:r>
+        <w:rPr>
+          <w:rtl w:val="0"/>
+        </w:rPr>
+      </w:r>
+    </w:p>
+    <w:p>
+      <w:pPr>
+        <w:spacing w:line="360" w:lineRule="auto"/>
+        <w:jc w:val="both"/>
+        <w:rPr/>
+      </w:pPr>
+      <w:r>
+        <w:rPr>
+          <w:rtl w:val="0"/>
+        </w:rPr>
+      </w:r>
+    </w:p>
+    <w:p>
+      <w:pPr>
+        <w:spacing w:line="360" w:lineRule="auto"/>
+        <w:jc w:val="both"/>
+        <w:rPr/>
+      </w:pPr>
+      <w:r>
+        <w:rPr>
+          <w:rtl w:val="0"/>
+        </w:rPr>
+      </w:r>
+    </w:p>
+    <w:p>
+      <w:pPr>
+        <w:spacing w:line="360" w:lineRule="auto"/>
+        <w:jc w:val="both"/>
+        <w:rPr/>
+      </w:pPr>
+      <w:r>
+        <w:rPr>
+          <w:rtl w:val="0"/>
+        </w:rPr>
+      </w:r>
+    </w:p>
     <w:p>
       <w:pPr>
         <w:spacing w:line="360" w:lineRule="auto"/>
@@ -8748,12 +8929,6 @@
         <w:ind w:left="720" w:hanging="360"/>
       </w:pPr>
       <w:rPr>
-        <w:rFonts w:ascii="Arial" w:cs="Arial" w:eastAsia="Arial" w:hAnsi="Arial"/>
-        <w:b w:val="0"/>
-        <w:bCs w:val="0"/>
-        <w:strike w:val="0"/>
-        <w:sz w:val="24"/>
-        <w:szCs w:val="24"/>
         <w:u w:val="none"/>
       </w:rPr>
     </w:lvl>
@@ -8855,6 +9030,116 @@
     </w:lvl>
   </w:abstractNum>
   <w:abstractNum w:abstractNumId="2">
+    <w:lvl w:ilvl="0">
+      <w:start w:val="1"/>
+      <w:numFmt w:val="bullet"/>
+      <w:lvlText w:val="●"/>
+      <w:lvlJc w:val="left"/>
+      <w:pPr>
+        <w:ind w:left="720" w:hanging="360"/>
+      </w:pPr>
+      <w:rPr>
+        <w:u w:val="none"/>
+      </w:rPr>
+    </w:lvl>
+    <w:lvl w:ilvl="1">
+      <w:start w:val="1"/>
+      <w:numFmt w:val="bullet"/>
+      <w:lvlText w:val="○"/>
+      <w:lvlJc w:val="left"/>
+      <w:pPr>
+        <w:ind w:left="1440" w:hanging="360"/>
+      </w:pPr>
+      <w:rPr>
+        <w:u w:val="none"/>
+      </w:rPr>
+    </w:lvl>
+    <w:lvl w:ilvl="2">
+      <w:start w:val="1"/>
+      <w:numFmt w:val="bullet"/>
+      <w:lvlText w:val="■"/>
+      <w:lvlJc w:val="left"/>
+      <w:pPr>
+        <w:ind w:left="2160" w:hanging="360"/>
+      </w:pPr>
+      <w:rPr>
+        <w:u w:val="none"/>
+      </w:rPr>
+    </w:lvl>
+    <w:lvl w:ilvl="3">
+      <w:start w:val="1"/>
+      <w:numFmt w:val="bullet"/>
+      <w:lvlText w:val="●"/>
+      <w:lvlJc w:val="left"/>
+      <w:pPr>
+        <w:ind w:left="2880" w:hanging="360"/>
+      </w:pPr>
+      <w:rPr>
+        <w:u w:val="none"/>
+      </w:rPr>
+    </w:lvl>
+    <w:lvl w:ilvl="4">
+      <w:start w:val="1"/>
+      <w:numFmt w:val="bullet"/>
+      <w:lvlText w:val="○"/>
+      <w:lvlJc w:val="left"/>
+      <w:pPr>
+        <w:ind w:left="3600" w:hanging="360"/>
+      </w:pPr>
+      <w:rPr>
+        <w:u w:val="none"/>
+      </w:rPr>
+    </w:lvl>
+    <w:lvl w:ilvl="5">
+      <w:start w:val="1"/>
+      <w:numFmt w:val="bullet"/>
+      <w:lvlText w:val="■"/>
+      <w:lvlJc w:val="left"/>
+      <w:pPr>
+        <w:ind w:left="4320" w:hanging="360"/>
+      </w:pPr>
+      <w:rPr>
+        <w:u w:val="none"/>
+      </w:rPr>
+    </w:lvl>
+    <w:lvl w:ilvl="6">
+      <w:start w:val="1"/>
+      <w:numFmt w:val="bullet"/>
+      <w:lvlText w:val="●"/>
+      <w:lvlJc w:val="left"/>
+      <w:pPr>
+        <w:ind w:left="5040" w:hanging="360"/>
+      </w:pPr>
+      <w:rPr>
+        <w:u w:val="none"/>
+      </w:rPr>
+    </w:lvl>
+    <w:lvl w:ilvl="7">
+      <w:start w:val="1"/>
+      <w:numFmt w:val="bullet"/>
+      <w:lvlText w:val="○"/>
+      <w:lvlJc w:val="left"/>
+      <w:pPr>
+        <w:ind w:left="5760" w:hanging="360"/>
+      </w:pPr>
+      <w:rPr>
+        <w:u w:val="none"/>
+      </w:rPr>
+    </w:lvl>
+    <w:lvl w:ilvl="8">
+      <w:start w:val="1"/>
+      <w:numFmt w:val="bullet"/>
+      <w:lvlText w:val="■"/>
+      <w:lvlJc w:val="left"/>
+      <w:pPr>
+        <w:ind w:left="6480" w:hanging="360"/>
+      </w:pPr>
+      <w:rPr>
+        <w:u w:val="none"/>
+      </w:rPr>
+    </w:lvl>
+  </w:abstractNum>
+  <w:abstractNum w:abstractNumId="3">
     <w:lvl w:ilvl="0">
       <w:start w:val="1"/>
       <w:numFmt w:val="decimal"/>
@@ -8970,7 +9255,7 @@
       </w:rPr>
     </w:lvl>
   </w:abstractNum>
-  <w:abstractNum w:abstractNumId="3">
+  <w:abstractNum w:abstractNumId="4">
     <w:lvl w:ilvl="0">
       <w:start w:val="1"/>
       <w:numFmt w:val="bullet"/>
@@ -9080,7 +9365,233 @@
       </w:rPr>
     </w:lvl>
   </w:abstractNum>
-  <w:abstractNum w:abstractNumId="4">
+  <w:abstractNum w:abstractNumId="5">
+    <w:lvl w:ilvl="0">
+      <w:start w:val="1"/>
+      <w:numFmt w:val="bullet"/>
+      <w:lvlText w:val="●"/>
+      <w:lvlJc w:val="left"/>
+      <w:pPr>
+        <w:ind w:left="720" w:hanging="360"/>
+      </w:pPr>
+      <w:rPr>
+        <w:u w:val="none"/>
+      </w:rPr>
+    </w:lvl>
+    <w:lvl w:ilvl="1">
+      <w:start w:val="1"/>
+      <w:numFmt w:val="bullet"/>
+      <w:lvlText w:val="○"/>
+      <w:lvlJc w:val="left"/>
+      <w:pPr>
+        <w:ind w:left="1440" w:hanging="360"/>
+      </w:pPr>
+      <w:rPr>
+        <w:u w:val="none"/>
+      </w:rPr>
+    </w:lvl>
+    <w:lvl w:ilvl="2">
+      <w:start w:val="1"/>
+      <w:numFmt w:val="bullet"/>
+      <w:lvlText w:val="■"/>
+      <w:lvlJc w:val="left"/>
+      <w:pPr>
+        <w:ind w:left="2160" w:hanging="360"/>
+      </w:pPr>
+      <w:rPr>
+        <w:u w:val="none"/>
+      </w:rPr>
+    </w:lvl>
+    <w:lvl w:ilvl="3">
+      <w:start w:val="1"/>
+      <w:numFmt w:val="bullet"/>
+      <w:lvlText w:val="●"/>
+      <w:lvlJc w:val="left"/>
+      <w:pPr>
+        <w:ind w:left="2880" w:hanging="360"/>
+      </w:pPr>
+      <w:rPr>
+        <w:u w:val="none"/>
+      </w:rPr>
+    </w:lvl>
+    <w:lvl w:ilvl="4">
+      <w:start w:val="1"/>
+      <w:numFmt w:val="bullet"/>
+      <w:lvlText w:val="○"/>
+      <w:lvlJc w:val="left"/>
+      <w:pPr>
+        <w:ind w:left="3600" w:hanging="360"/>
+      </w:pPr>
+      <w:rPr>
+        <w:u w:val="none"/>
+      </w:rPr>
+    </w:lvl>
+    <w:lvl w:ilvl="5">
+      <w:start w:val="1"/>
+      <w:numFmt w:val="bullet"/>
+      <w:lvlText w:val="■"/>
+      <w:lvlJc w:val="left"/>
+      <w:pPr>
+        <w:ind w:left="4320" w:hanging="360"/>
+      </w:pPr>
+      <w:rPr>
+        <w:u w:val="none"/>
+      </w:rPr>
+    </w:lvl>
+    <w:lvl w:ilvl="6">
+      <w:start w:val="1"/>
+      <w:numFmt w:val="bullet"/>
+      <w:lvlText w:val="●"/>
+      <w:lvlJc w:val="left"/>
+      <w:pPr>
+        <w:ind w:left="5040" w:hanging="360"/>
+      </w:pPr>
+      <w:rPr>
+        <w:u w:val="none"/>
+      </w:rPr>
+    </w:lvl>
+    <w:lvl w:ilvl="7">
+      <w:start w:val="1"/>
+      <w:numFmt w:val="bullet"/>
+      <w:lvlText w:val="○"/>
+      <w:lvlJc w:val="left"/>
+      <w:pPr>
+        <w:ind w:left="5760" w:hanging="360"/>
+      </w:pPr>
+      <w:rPr>
+        <w:u w:val="none"/>
+      </w:rPr>
+    </w:lvl>
+    <w:lvl w:ilvl="8">
+      <w:start w:val="1"/>
+      <w:numFmt w:val="bullet"/>
+      <w:lvlText w:val="■"/>
+      <w:lvlJc w:val="left"/>
+      <w:pPr>
+        <w:ind w:left="6480" w:hanging="360"/>
+      </w:pPr>
+      <w:rPr>
+        <w:u w:val="none"/>
+      </w:rPr>
+    </w:lvl>
+  </w:abstractNum>
+  <w:abstractNum w:abstractNumId="6">
+    <w:lvl w:ilvl="0">
+      <w:start w:val="1"/>
+      <w:numFmt w:val="bullet"/>
+      <w:lvlText w:val="●"/>
+      <w:lvlJc w:val="left"/>
+      <w:pPr>
+        <w:ind w:left="720" w:hanging="360"/>
+      </w:pPr>
+      <w:rPr>
+        <w:rFonts w:ascii="Arial" w:cs="Arial" w:eastAsia="Arial" w:hAnsi="Arial"/>
+        <w:b w:val="0"/>
+        <w:bCs w:val="0"/>
+        <w:strike w:val="0"/>
+        <w:sz w:val="24"/>
+        <w:szCs w:val="24"/>
+        <w:u w:val="none"/>
+      </w:rPr>
+    </w:lvl>
+    <w:lvl w:ilvl="1">
+      <w:start w:val="1"/>
+      <w:numFmt w:val="bullet"/>
+      <w:lvlText w:val="○"/>
+      <w:lvlJc w:val="left"/>
+      <w:pPr>
+        <w:ind w:left="1440" w:hanging="360"/>
+      </w:pPr>
+      <w:rPr>
+        <w:u w:val="none"/>
+      </w:rPr>
+    </w:lvl>
+    <w:lvl w:ilvl="2">
+      <w:start w:val="1"/>
+      <w:numFmt w:val="bullet"/>
+      <w:lvlText w:val="■"/>
+      <w:lvlJc w:val="left"/>
+      <w:pPr>
+        <w:ind w:left="2160" w:hanging="360"/>
+      </w:pPr>
+      <w:rPr>
+        <w:u w:val="none"/>
+      </w:rPr>
+    </w:lvl>
+    <w:lvl w:ilvl="3">
+      <w:start w:val="1"/>
+      <w:numFmt w:val="bullet"/>
+      <w:lvlText w:val="●"/>
+      <w:lvlJc w:val="left"/>
+      <w:pPr>
+        <w:ind w:left="2880" w:hanging="360"/>
+      </w:pPr>
+      <w:rPr>
+        <w:u w:val="none"/>
+      </w:rPr>
+    </w:lvl>
+    <w:lvl w:ilvl="4">
+      <w:start w:val="1"/>
+      <w:numFmt w:val="bullet"/>
+      <w:lvlText w:val="○"/>
+      <w:lvlJc w:val="left"/>
+      <w:pPr>
+        <w:ind w:left="3600" w:hanging="360"/>
+      </w:pPr>
+      <w:rPr>
+        <w:u w:val="none"/>
+      </w:rPr>
+    </w:lvl>
+    <w:lvl w:ilvl="5">
+      <w:start w:val="1"/>
+      <w:numFmt w:val="bullet"/>
+      <w:lvlText w:val="■"/>
+      <w:lvlJc w:val="left"/>
+      <w:pPr>
+        <w:ind w:left="4320" w:hanging="360"/>
+      </w:pPr>
+      <w:rPr>
+        <w:u w:val="none"/>
+      </w:rPr>
+    </w:lvl>
+    <w:lvl w:ilvl="6">
+      <w:start w:val="1"/>
+      <w:numFmt w:val="bullet"/>
+      <w:lvlText w:val="●"/>
+      <w:lvlJc w:val="left"/>
+      <w:pPr>
+        <w:ind w:left="5040" w:hanging="360"/>
+      </w:pPr>
+      <w:rPr>
+        <w:u w:val="none"/>
+      </w:rPr>
+    </w:lvl>
+    <w:lvl w:ilvl="7">
+      <w:start w:val="1"/>
+      <w:numFmt w:val="bullet"/>
+      <w:lvlText w:val="○"/>
+      <w:lvlJc w:val="left"/>
+      <w:pPr>
+        <w:ind w:left="5760" w:hanging="360"/>
+      </w:pPr>
+      <w:rPr>
+        <w:u w:val="none"/>
+      </w:rPr>
+    </w:lvl>
+    <w:lvl w:ilvl="8">
+      <w:start w:val="1"/>
+      <w:numFmt w:val="bullet"/>
+      <w:lvlText w:val="■"/>
+      <w:lvlJc w:val="left"/>
+      <w:pPr>
+        <w:ind w:left="6480" w:hanging="360"/>
+      </w:pPr>
+      <w:rPr>
+        <w:u w:val="none"/>
+      </w:rPr>
+    </w:lvl>
+  </w:abstractNum>
+  <w:abstractNum w:abstractNumId="7">
     <w:lvl w:ilvl="0">
       <w:start w:val="1"/>
       <w:numFmt w:val="bullet"/>
@@ -9213,6 +9724,15 @@
   </w:num>
   <w:num w:numId="4">
     <w:abstractNumId w:val="4"/>
+  </w:num>
+  <w:num w:numId="5">
+    <w:abstractNumId w:val="5"/>
+  </w:num>
+  <w:num w:numId="6">
+    <w:abstractNumId w:val="6"/>
+  </w:num>
+  <w:num w:numId="7">
+    <w:abstractNumId w:val="7"/>
   </w:num>
 </w:numbering>
 </file>

--- a/essencial receitas.docx
+++ b/essencial receitas.docx
@@ -6857,7 +6857,7 @@
                 <w:szCs w:val="24"/>
                 <w:rtl w:val="0"/>
               </w:rPr>
-              <w:t xml:space="preserve"> </w:t>
+              <w:t xml:space="preserve"> Inteligência de Equivalência   Banco de dados que mapeia quais ingredientes substituem outros na falta do item principal (alimenta o Fluxo Alternativo A).</w:t>
             </w:r>
           </w:p>
           <w:p>
@@ -6900,7 +6900,15 @@
                 <w:szCs w:val="24"/>
                 <w:rtl w:val="0"/>
               </w:rPr>
-              <w:t xml:space="preserve">RF02 </w:t>
+              <w:t xml:space="preserve">RF02</w:t>
+            </w:r>
+            <w:r>
+              <w:rPr>
+                <w:sz w:val="24"/>
+                <w:szCs w:val="24"/>
+                <w:rtl w:val="0"/>
+              </w:rPr>
+              <w:t xml:space="preserve"> interface de Alerta Componente visual na tela de receitas que avisa o usuário sobre a falta do item e sugere a troca com base na RN03.</w:t>
             </w:r>
           </w:p>
         </w:tc>
@@ -7148,6 +7156,7 @@
         <w:rPr>
           <w:rtl w:val="0"/>
         </w:rPr>
+        <w:t xml:space="preserve">Nathan arthur folletto dos santos</w:t>
       </w:r>
     </w:p>
     <w:p>
@@ -7320,38 +7329,20 @@
           </w:tcPr>
           <w:p>
             <w:pPr>
-              <w:numPr>
-                <w:ilvl w:val="0"/>
-                <w:numId w:val="6"/>
-              </w:numPr>
-              <w:spacing w:after="0" w:afterAutospacing="0" w:before="180" w:line="360" w:lineRule="auto"/>
-              <w:ind w:left="720" w:hanging="360"/>
-            </w:pPr>
-            <w:r>
-              <w:rPr>
-                <w:sz w:val="24"/>
-                <w:szCs w:val="24"/>
-                <w:rtl w:val="0"/>
-              </w:rPr>
-              <w:t xml:space="preserve">Cliente (Usuário do app)</w:t>
-            </w:r>
-          </w:p>
-          <w:p>
-            <w:pPr>
-              <w:numPr>
-                <w:ilvl w:val="0"/>
-                <w:numId w:val="6"/>
-              </w:numPr>
-              <w:spacing w:after="420" w:before="0" w:beforeAutospacing="0" w:line="360" w:lineRule="auto"/>
-              <w:ind w:left="720" w:hanging="360"/>
-            </w:pPr>
-            <w:r>
-              <w:rPr>
-                <w:sz w:val="24"/>
-                <w:szCs w:val="24"/>
-                <w:rtl w:val="0"/>
-              </w:rPr>
-              <w:t xml:space="preserve">.</w:t>
+              <w:widowControl w:val="0"/>
+              <w:spacing w:line="240" w:lineRule="auto"/>
+              <w:rPr>
+                <w:sz w:val="24"/>
+                <w:szCs w:val="24"/>
+              </w:rPr>
+            </w:pPr>
+            <w:r>
+              <w:rPr>
+                <w:sz w:val="24"/>
+                <w:szCs w:val="24"/>
+                <w:rtl w:val="0"/>
+              </w:rPr>
+              <w:t xml:space="preserve">Cliente (usuario/app)</w:t>
             </w:r>
           </w:p>
         </w:tc>
@@ -7618,17 +7609,92 @@
           </w:tcPr>
           <w:p>
             <w:pPr>
-              <w:widowControl w:val="0"/>
-              <w:spacing w:line="240" w:lineRule="auto"/>
-              <w:rPr>
-                <w:sz w:val="24"/>
-                <w:szCs w:val="24"/>
-              </w:rPr>
-            </w:pPr>
-            <w:r>
-              <w:rPr>
-                <w:rtl w:val="0"/>
-              </w:rPr>
+              <w:numPr>
+                <w:ilvl w:val="0"/>
+                <w:numId w:val="3"/>
+              </w:numPr>
+              <w:spacing w:after="0" w:afterAutospacing="0" w:before="180" w:line="360" w:lineRule="auto"/>
+              <w:ind w:left="720" w:hanging="360"/>
+            </w:pPr>
+            <w:r>
+              <w:rPr>
+                <w:sz w:val="24"/>
+                <w:szCs w:val="24"/>
+                <w:rtl w:val="0"/>
+              </w:rPr>
+              <w:t xml:space="preserve">O Cliente acessa a tela de busca de ingredientes ou a área de compras do sistema.</w:t>
+            </w:r>
+          </w:p>
+          <w:p>
+            <w:pPr>
+              <w:numPr>
+                <w:ilvl w:val="0"/>
+                <w:numId w:val="3"/>
+              </w:numPr>
+              <w:spacing w:after="0" w:afterAutospacing="0" w:before="0" w:beforeAutospacing="0" w:line="360" w:lineRule="auto"/>
+              <w:ind w:left="720" w:hanging="360"/>
+            </w:pPr>
+            <w:r>
+              <w:rPr>
+                <w:sz w:val="24"/>
+                <w:szCs w:val="24"/>
+                <w:rtl w:val="0"/>
+              </w:rPr>
+              <w:t xml:space="preserve">O sistema solicita a geolocalização atual do dispositivo do Cliente através da API de GPS.</w:t>
+            </w:r>
+          </w:p>
+          <w:p>
+            <w:pPr>
+              <w:numPr>
+                <w:ilvl w:val="0"/>
+                <w:numId w:val="3"/>
+              </w:numPr>
+              <w:spacing w:after="0" w:afterAutospacing="0" w:before="0" w:beforeAutospacing="0" w:line="360" w:lineRule="auto"/>
+              <w:ind w:left="720" w:hanging="360"/>
+            </w:pPr>
+            <w:r>
+              <w:rPr>
+                <w:sz w:val="24"/>
+                <w:szCs w:val="24"/>
+                <w:rtl w:val="0"/>
+              </w:rPr>
+              <w:t xml:space="preserve">O sistema recebe as coordenadas com uma </w:t>
+            </w:r>
+            <w:r>
+              <w:rPr>
+                <w:b w:val="1"/>
+                <w:bCs w:val="1"/>
+                <w:sz w:val="24"/>
+                <w:szCs w:val="24"/>
+                <w:rtl w:val="0"/>
+              </w:rPr>
+              <w:t xml:space="preserve">precisão de raio inferior a 50 metros [RFN 03.01]</w:t>
+            </w:r>
+            <w:r>
+              <w:rPr>
+                <w:sz w:val="24"/>
+                <w:szCs w:val="24"/>
+                <w:rtl w:val="0"/>
+              </w:rPr>
+              <w:t xml:space="preserve">.</w:t>
+            </w:r>
+          </w:p>
+          <w:p>
+            <w:pPr>
+              <w:numPr>
+                <w:ilvl w:val="0"/>
+                <w:numId w:val="3"/>
+              </w:numPr>
+              <w:spacing w:after="420" w:before="0" w:beforeAutospacing="0" w:line="360" w:lineRule="auto"/>
+              <w:ind w:left="720" w:hanging="360"/>
+            </w:pPr>
+            <w:r>
+              <w:rPr>
+                <w:sz w:val="24"/>
+                <w:szCs w:val="24"/>
+                <w:rtl w:val="0"/>
+              </w:rPr>
+              <w:t xml:space="preserve">O sistema consulta a base de dados e identifica os supermercados parceiros credenciados que estão no raio de cobertura daquela localização.</w:t>
             </w:r>
           </w:p>
         </w:tc>
@@ -7685,121 +7751,148 @@
           </w:tcPr>
           <w:p>
             <w:pPr>
-              <w:widowControl w:val="0"/>
-              <w:spacing w:line="240" w:lineRule="auto"/>
-              <w:rPr>
-                <w:b w:val="1"/>
-                <w:bCs w:val="1"/>
-                <w:sz w:val="24"/>
-                <w:szCs w:val="24"/>
-              </w:rPr>
-            </w:pPr>
-            <w:r>
-              <w:rPr>
-                <w:b w:val="1"/>
-                <w:bCs w:val="1"/>
-                <w:sz w:val="24"/>
-                <w:szCs w:val="24"/>
-                <w:rtl w:val="0"/>
-              </w:rPr>
-              <w:t xml:space="preserve">FA01 - Aplicação de Frete Grátis:</w:t>
-            </w:r>
-          </w:p>
-          <w:p>
-            <w:pPr>
-              <w:widowControl w:val="0"/>
-              <w:spacing w:line="240" w:lineRule="auto"/>
-              <w:rPr>
-                <w:sz w:val="24"/>
-                <w:szCs w:val="24"/>
-              </w:rPr>
-            </w:pPr>
-            <w:r>
-              <w:rPr>
-                <w:rtl w:val="0"/>
-              </w:rPr>
-            </w:r>
-          </w:p>
-          <w:p>
-            <w:pPr>
-              <w:widowControl w:val="0"/>
               <w:numPr>
                 <w:ilvl w:val="0"/>
-                <w:numId w:val="1"/>
+                <w:numId w:val="5"/>
               </w:numPr>
-              <w:spacing w:line="240" w:lineRule="auto"/>
+              <w:spacing w:after="0" w:afterAutospacing="0" w:before="180" w:line="360" w:lineRule="auto"/>
               <w:ind w:left="720" w:hanging="360"/>
-              <w:rPr>
-                <w:sz w:val="24"/>
-                <w:szCs w:val="24"/>
-              </w:rPr>
-            </w:pPr>
-            <w:r>
-              <w:rPr>
-                <w:b w:val="1"/>
-                <w:bCs w:val="1"/>
-                <w:sz w:val="24"/>
-                <w:szCs w:val="24"/>
-                <w:rtl w:val="0"/>
-              </w:rPr>
-              <w:t xml:space="preserve">3a.</w:t>
-            </w:r>
-            <w:r>
-              <w:rPr>
-                <w:sz w:val="24"/>
-                <w:szCs w:val="24"/>
-                <w:rtl w:val="0"/>
-              </w:rPr>
-              <w:t xml:space="preserve"> O sistema identifica que o CEP pertence à mesma região metropolitana do CD ou que o cliente é membro ativo do programa de fidelidade. </w:t>
-            </w:r>
-          </w:p>
-          <w:p>
-            <w:pPr>
-              <w:widowControl w:val="0"/>
-              <w:spacing w:line="240" w:lineRule="auto"/>
-              <w:ind w:left="720" w:firstLine="0"/>
-              <w:rPr>
-                <w:sz w:val="24"/>
-                <w:szCs w:val="24"/>
-              </w:rPr>
-            </w:pPr>
-            <w:r>
-              <w:rPr>
-                <w:rtl w:val="0"/>
-              </w:rPr>
-            </w:r>
-          </w:p>
-          <w:p>
-            <w:pPr>
-              <w:widowControl w:val="0"/>
+            </w:pPr>
+            <w:r>
+              <w:rPr>
+                <w:b w:val="1"/>
+                <w:bCs w:val="1"/>
+                <w:sz w:val="24"/>
+                <w:szCs w:val="24"/>
+                <w:rtl w:val="0"/>
+              </w:rPr>
+              <w:t xml:space="preserve">Fluxo Alternativo 2a: Permissão de GPS negada pelo usuário</w:t>
+            </w:r>
+          </w:p>
+          <w:p>
+            <w:pPr>
+              <w:numPr>
+                <w:ilvl w:val="1"/>
+                <w:numId w:val="5"/>
+              </w:numPr>
+              <w:spacing w:after="0" w:afterAutospacing="0" w:before="0" w:beforeAutospacing="0" w:line="360" w:lineRule="auto"/>
+              <w:ind w:left="1440" w:hanging="360"/>
+            </w:pPr>
+            <w:r>
+              <w:rPr>
+                <w:sz w:val="24"/>
+                <w:szCs w:val="24"/>
+                <w:rtl w:val="0"/>
+              </w:rPr>
+              <w:t xml:space="preserve">O sistema identifica que a permissão de localização foi recusada.</w:t>
+            </w:r>
+          </w:p>
+          <w:p>
+            <w:pPr>
+              <w:numPr>
+                <w:ilvl w:val="1"/>
+                <w:numId w:val="5"/>
+              </w:numPr>
+              <w:spacing w:after="0" w:afterAutospacing="0" w:before="0" w:beforeAutospacing="0" w:line="360" w:lineRule="auto"/>
+              <w:ind w:left="1440" w:hanging="360"/>
+            </w:pPr>
+            <w:r>
+              <w:rPr>
+                <w:sz w:val="24"/>
+                <w:szCs w:val="24"/>
+                <w:rtl w:val="0"/>
+              </w:rPr>
+              <w:t xml:space="preserve">O sistema exibe uma mensagem solicitando que o Cliente insira um endereço manualmente (Ex: CEP ou Nome da Rua).</w:t>
+            </w:r>
+          </w:p>
+          <w:p>
+            <w:pPr>
+              <w:numPr>
+                <w:ilvl w:val="1"/>
+                <w:numId w:val="5"/>
+              </w:numPr>
+              <w:spacing w:after="0" w:afterAutospacing="0" w:before="0" w:beforeAutospacing="0" w:line="360" w:lineRule="auto"/>
+              <w:ind w:left="1440" w:hanging="360"/>
+            </w:pPr>
+            <w:r>
+              <w:rPr>
+                <w:sz w:val="24"/>
+                <w:szCs w:val="24"/>
+                <w:rtl w:val="0"/>
+              </w:rPr>
+              <w:t xml:space="preserve">O Cliente insira o endereço.</w:t>
+            </w:r>
+          </w:p>
+          <w:p>
+            <w:pPr>
+              <w:numPr>
+                <w:ilvl w:val="1"/>
+                <w:numId w:val="5"/>
+              </w:numPr>
+              <w:spacing w:after="0" w:afterAutospacing="0" w:before="0" w:beforeAutospacing="0" w:line="360" w:lineRule="auto"/>
+              <w:ind w:left="1440" w:hanging="360"/>
+            </w:pPr>
+            <w:r>
+              <w:rPr>
+                <w:sz w:val="24"/>
+                <w:szCs w:val="24"/>
+                <w:rtl w:val="0"/>
+              </w:rPr>
+              <w:t xml:space="preserve">O sistema valida o endereço e prossegue para o passo 4 do fluxo principal.</w:t>
+            </w:r>
+          </w:p>
+          <w:p>
+            <w:pPr>
               <w:numPr>
                 <w:ilvl w:val="0"/>
-                <w:numId w:val="1"/>
+                <w:numId w:val="5"/>
               </w:numPr>
-              <w:spacing w:line="240" w:lineRule="auto"/>
+              <w:spacing w:after="0" w:afterAutospacing="0" w:before="0" w:beforeAutospacing="0" w:line="360" w:lineRule="auto"/>
               <w:ind w:left="720" w:hanging="360"/>
-              <w:rPr>
-                <w:sz w:val="24"/>
-                <w:szCs w:val="24"/>
-              </w:rPr>
-            </w:pPr>
-            <w:r>
-              <w:rPr>
-                <w:b w:val="1"/>
-                <w:bCs w:val="1"/>
-                <w:sz w:val="24"/>
-                <w:szCs w:val="24"/>
-                <w:rtl w:val="0"/>
-              </w:rPr>
-              <w:t xml:space="preserve">3b.</w:t>
-            </w:r>
-            <w:r>
-              <w:rPr>
-                <w:sz w:val="24"/>
-                <w:szCs w:val="24"/>
-                <w:rtl w:val="0"/>
-              </w:rPr>
-              <w:t xml:space="preserve"> O sistema aplica isenção total de frete (R$ 0,00) ao carrinho. </w:t>
+            </w:pPr>
+            <w:r>
+              <w:rPr>
+                <w:b w:val="1"/>
+                <w:bCs w:val="1"/>
+                <w:sz w:val="24"/>
+                <w:szCs w:val="24"/>
+                <w:rtl w:val="0"/>
+              </w:rPr>
+              <w:t xml:space="preserve">Fluxo de Exceção 3a: Baixa precisão do sinal de GPS (Raio maior que 50 metros)</w:t>
+            </w:r>
+          </w:p>
+          <w:p>
+            <w:pPr>
+              <w:numPr>
+                <w:ilvl w:val="1"/>
+                <w:numId w:val="5"/>
+              </w:numPr>
+              <w:spacing w:after="840" w:before="0" w:beforeAutospacing="0" w:line="360" w:lineRule="auto"/>
+              <w:ind w:left="1440" w:hanging="360"/>
+            </w:pPr>
+            <w:r>
+              <w:rPr>
+                <w:sz w:val="24"/>
+                <w:szCs w:val="24"/>
+                <w:rtl w:val="0"/>
+              </w:rPr>
+              <w:t xml:space="preserve">O sistema detecta que o sinal do GPS está fraco ou impreciso.</w:t>
+            </w:r>
+          </w:p>
+          <w:p>
+            <w:pPr>
+              <w:widowControl w:val="0"/>
+              <w:spacing w:line="240" w:lineRule="auto"/>
+              <w:ind w:left="0" w:firstLine="0"/>
+              <w:rPr>
+                <w:sz w:val="24"/>
+                <w:szCs w:val="24"/>
+              </w:rPr>
+            </w:pPr>
+            <w:r>
+              <w:rPr>
+                <w:rtl w:val="0"/>
+              </w:rPr>
             </w:r>
           </w:p>
           <w:p>
@@ -7871,121 +7964,99 @@
           </w:tcPr>
           <w:p>
             <w:pPr>
-              <w:widowControl w:val="0"/>
-              <w:spacing w:line="240" w:lineRule="auto"/>
-              <w:rPr>
-                <w:b w:val="1"/>
-                <w:bCs w:val="1"/>
-                <w:sz w:val="24"/>
-                <w:szCs w:val="24"/>
-              </w:rPr>
-            </w:pPr>
-            <w:r>
-              <w:rPr>
-                <w:b w:val="1"/>
-                <w:bCs w:val="1"/>
-                <w:sz w:val="24"/>
-                <w:szCs w:val="24"/>
-                <w:rtl w:val="0"/>
-              </w:rPr>
-              <w:t xml:space="preserve">FE01 - Indisponibilidade na API da Transportadora:</w:t>
-            </w:r>
-          </w:p>
-          <w:p>
-            <w:pPr>
-              <w:widowControl w:val="0"/>
-              <w:spacing w:line="240" w:lineRule="auto"/>
-              <w:rPr>
-                <w:sz w:val="24"/>
-                <w:szCs w:val="24"/>
-              </w:rPr>
-            </w:pPr>
-            <w:r>
-              <w:rPr>
-                <w:rtl w:val="0"/>
-              </w:rPr>
-            </w:r>
-          </w:p>
-          <w:p>
-            <w:pPr>
-              <w:widowControl w:val="0"/>
               <w:numPr>
                 <w:ilvl w:val="0"/>
                 <w:numId w:val="5"/>
               </w:numPr>
-              <w:spacing w:line="240" w:lineRule="auto"/>
+              <w:spacing w:after="0" w:afterAutospacing="0" w:before="180" w:line="360" w:lineRule="auto"/>
               <w:ind w:left="720" w:hanging="360"/>
-              <w:rPr>
-                <w:sz w:val="24"/>
-                <w:szCs w:val="24"/>
-              </w:rPr>
-            </w:pPr>
-            <w:r>
-              <w:rPr>
-                <w:b w:val="1"/>
-                <w:bCs w:val="1"/>
-                <w:sz w:val="24"/>
-                <w:szCs w:val="24"/>
-                <w:rtl w:val="0"/>
-              </w:rPr>
-              <w:t xml:space="preserve">2a.</w:t>
-            </w:r>
-            <w:r>
-              <w:rPr>
-                <w:sz w:val="24"/>
-                <w:szCs w:val="24"/>
-                <w:rtl w:val="0"/>
-              </w:rPr>
-              <w:t xml:space="preserve"> A API de cálculo da transportadora não responde no tempo limite. </w:t>
-            </w:r>
-          </w:p>
-          <w:p>
-            <w:pPr>
-              <w:widowControl w:val="0"/>
-              <w:spacing w:line="240" w:lineRule="auto"/>
-              <w:ind w:left="720" w:firstLine="0"/>
-              <w:rPr>
-                <w:sz w:val="24"/>
-                <w:szCs w:val="24"/>
-              </w:rPr>
-            </w:pPr>
-            <w:r>
-              <w:rPr>
-                <w:rtl w:val="0"/>
-              </w:rPr>
-            </w:r>
-          </w:p>
-          <w:p>
-            <w:pPr>
-              <w:widowControl w:val="0"/>
+            </w:pPr>
+            <w:r>
+              <w:rPr>
+                <w:b w:val="1"/>
+                <w:bCs w:val="1"/>
+                <w:sz w:val="24"/>
+                <w:szCs w:val="24"/>
+                <w:rtl w:val="0"/>
+              </w:rPr>
+              <w:t xml:space="preserve">Fluxo Alternativo 2a: Permissão de GPS negada pelo usuário</w:t>
+            </w:r>
+          </w:p>
+          <w:p>
+            <w:pPr>
               <w:numPr>
-                <w:ilvl w:val="0"/>
+                <w:ilvl w:val="1"/>
                 <w:numId w:val="5"/>
               </w:numPr>
-              <w:spacing w:line="240" w:lineRule="auto"/>
-              <w:ind w:left="720" w:hanging="360"/>
-              <w:rPr>
-                <w:sz w:val="24"/>
-                <w:szCs w:val="24"/>
-              </w:rPr>
-            </w:pPr>
-            <w:r>
-              <w:rPr>
-                <w:b w:val="1"/>
-                <w:bCs w:val="1"/>
-                <w:sz w:val="24"/>
-                <w:szCs w:val="24"/>
-                <w:rtl w:val="0"/>
-              </w:rPr>
-              <w:t xml:space="preserve">2b.</w:t>
-            </w:r>
-            <w:r>
-              <w:rPr>
-                <w:sz w:val="24"/>
-                <w:szCs w:val="24"/>
-                <w:rtl w:val="0"/>
-              </w:rPr>
-              <w:t xml:space="preserve"> O sistema utiliza a tabela de contingência offline de frete estimado e exibe aviso ao usuário. (Pode ter alteração no valor - Deve ser consultado posteriormente)</w:t>
+              <w:spacing w:after="0" w:afterAutospacing="0" w:before="0" w:beforeAutospacing="0" w:line="360" w:lineRule="auto"/>
+              <w:ind w:left="1440" w:hanging="360"/>
+            </w:pPr>
+            <w:r>
+              <w:rPr>
+                <w:sz w:val="24"/>
+                <w:szCs w:val="24"/>
+                <w:rtl w:val="0"/>
+              </w:rPr>
+              <w:t xml:space="preserve">O sistema identifica que a permissão de localização foi recusada.</w:t>
+            </w:r>
+          </w:p>
+          <w:p>
+            <w:pPr>
+              <w:numPr>
+                <w:ilvl w:val="1"/>
+                <w:numId w:val="5"/>
+              </w:numPr>
+              <w:spacing w:after="0" w:afterAutospacing="0" w:before="0" w:beforeAutospacing="0" w:line="360" w:lineRule="auto"/>
+              <w:ind w:left="1440" w:hanging="360"/>
+            </w:pPr>
+            <w:r>
+              <w:rPr>
+                <w:sz w:val="24"/>
+                <w:szCs w:val="24"/>
+                <w:rtl w:val="0"/>
+              </w:rPr>
+              <w:t xml:space="preserve">O sistema exibe uma mensagem solicitando que o Cliente insira um endereço manualmente (Ex: CEP ou Nome da Rua).</w:t>
+            </w:r>
+          </w:p>
+          <w:p>
+            <w:pPr>
+              <w:numPr>
+                <w:ilvl w:val="1"/>
+                <w:numId w:val="5"/>
+              </w:numPr>
+              <w:spacing w:after="0" w:afterAutospacing="0" w:before="0" w:beforeAutospacing="0" w:line="360" w:lineRule="auto"/>
+              <w:ind w:left="1440" w:hanging="360"/>
+            </w:pPr>
+            <w:r>
+              <w:rPr>
+                <w:sz w:val="24"/>
+                <w:szCs w:val="24"/>
+                <w:rtl w:val="0"/>
+              </w:rPr>
+              <w:t xml:space="preserve">O Cliente insira o endereço.</w:t>
+            </w:r>
+          </w:p>
+          <w:p>
+            <w:pPr>
+              <w:numPr>
+                <w:ilvl w:val="1"/>
+                <w:numId w:val="5"/>
+              </w:numPr>
+              <w:spacing w:after="660" w:before="0" w:beforeAutospacing="0" w:line="360" w:lineRule="auto"/>
+              <w:ind w:left="1440" w:hanging="360"/>
+            </w:pPr>
+            <w:r>
+              <w:rPr>
+                <w:sz w:val="24"/>
+                <w:szCs w:val="24"/>
+                <w:rtl w:val="0"/>
+              </w:rPr>
+              <w:t xml:space="preserve">O sistema valida o endereço e prossegue para o passo 4 do fluxo principal</w:t>
+            </w:r>
+            <w:r>
+              <w:rPr>
+                <w:rtl w:val="0"/>
+              </w:rPr>
             </w:r>
           </w:p>
         </w:tc>
@@ -8045,48 +8116,28 @@
               <w:widowControl w:val="0"/>
               <w:numPr>
                 <w:ilvl w:val="0"/>
-                <w:numId w:val="4"/>
+                <w:numId w:val="1"/>
               </w:numPr>
-              <w:spacing w:line="240" w:lineRule="auto"/>
+              <w:spacing w:after="0" w:afterAutospacing="0" w:before="180" w:line="240" w:lineRule="auto"/>
               <w:ind w:left="720" w:hanging="360"/>
-              <w:rPr>
-                <w:sz w:val="24"/>
-                <w:szCs w:val="24"/>
-              </w:rPr>
-            </w:pPr>
-            <w:r>
-              <w:rPr>
-                <w:b w:val="1"/>
-                <w:bCs w:val="1"/>
-                <w:sz w:val="24"/>
-                <w:szCs w:val="24"/>
-                <w:rtl w:val="0"/>
-              </w:rPr>
-              <w:t xml:space="preserve">RN03</w:t>
-            </w:r>
-            <w:r>
-              <w:rPr>
-                <w:sz w:val="24"/>
-                <w:szCs w:val="24"/>
-                <w:rtl w:val="0"/>
-              </w:rPr>
-              <w:t xml:space="preserve"> </w:t>
-            </w:r>
-          </w:p>
-          <w:p>
-            <w:pPr>
-              <w:widowControl w:val="0"/>
-              <w:spacing w:line="240" w:lineRule="auto"/>
-              <w:ind w:left="720" w:firstLine="0"/>
-              <w:rPr>
-                <w:sz w:val="24"/>
-                <w:szCs w:val="24"/>
-              </w:rPr>
-            </w:pPr>
-            <w:r>
-              <w:rPr>
-                <w:rtl w:val="0"/>
-              </w:rPr>
+            </w:pPr>
+            <w:r>
+              <w:rPr>
+                <w:b w:val="1"/>
+                <w:bCs w:val="1"/>
+                <w:sz w:val="24"/>
+                <w:szCs w:val="24"/>
+                <w:rtl w:val="0"/>
+              </w:rPr>
+              <w:t xml:space="preserve">[RN01] Raio de Cobertura:</w:t>
+            </w:r>
+            <w:r>
+              <w:rPr>
+                <w:sz w:val="24"/>
+                <w:szCs w:val="24"/>
+                <w:rtl w:val="0"/>
+              </w:rPr>
+              <w:t xml:space="preserve"> Um mercado parceiro só será elegível para exibição se a distância linear até as coordenadas do cliente for menor ou igual ao raio máximo de entrega cadastrado pelo estabelecimento.</w:t>
             </w:r>
           </w:p>
           <w:p>
@@ -8094,26 +8145,91 @@
               <w:widowControl w:val="0"/>
               <w:numPr>
                 <w:ilvl w:val="0"/>
-                <w:numId w:val="4"/>
+                <w:numId w:val="1"/>
               </w:numPr>
-              <w:spacing w:line="240" w:lineRule="auto"/>
+              <w:spacing w:after="0" w:afterAutospacing="0" w:before="0" w:beforeAutospacing="0" w:line="240" w:lineRule="auto"/>
               <w:ind w:left="720" w:hanging="360"/>
-              <w:rPr>
-                <w:b w:val="1"/>
-                <w:bCs w:val="1"/>
-                <w:sz w:val="24"/>
-                <w:szCs w:val="24"/>
-              </w:rPr>
-            </w:pPr>
-            <w:r>
-              <w:rPr>
-                <w:b w:val="1"/>
-                <w:bCs w:val="1"/>
-                <w:sz w:val="24"/>
-                <w:szCs w:val="24"/>
-                <w:rtl w:val="0"/>
-              </w:rPr>
-              <w:t xml:space="preserve">RF02 </w:t>
+            </w:pPr>
+            <w:r>
+              <w:rPr>
+                <w:b w:val="1"/>
+                <w:bCs w:val="1"/>
+                <w:sz w:val="24"/>
+                <w:szCs w:val="24"/>
+                <w:rtl w:val="0"/>
+              </w:rPr>
+              <w:t xml:space="preserve">[RN02] Cálculo do Frete Base:</w:t>
+            </w:r>
+            <w:r>
+              <w:rPr>
+                <w:sz w:val="24"/>
+                <w:szCs w:val="24"/>
+                <w:rtl w:val="0"/>
+              </w:rPr>
+              <w:t xml:space="preserve"> O frete base é composto por um valor fixo de partida mais um valor variável por quilômetro rodado estimado de rota entre o mercado e o destino.</w:t>
+            </w:r>
+          </w:p>
+          <w:p>
+            <w:pPr>
+              <w:widowControl w:val="0"/>
+              <w:numPr>
+                <w:ilvl w:val="0"/>
+                <w:numId w:val="1"/>
+              </w:numPr>
+              <w:spacing w:after="0" w:afterAutospacing="0" w:before="0" w:beforeAutospacing="0" w:line="240" w:lineRule="auto"/>
+              <w:ind w:left="720" w:hanging="360"/>
+            </w:pPr>
+            <w:r>
+              <w:rPr>
+                <w:b w:val="1"/>
+                <w:bCs w:val="1"/>
+                <w:sz w:val="24"/>
+                <w:szCs w:val="24"/>
+                <w:rtl w:val="0"/>
+              </w:rPr>
+              <w:t xml:space="preserve">[RN03] Isenção por Fidelidade e Região:</w:t>
+            </w:r>
+            <w:r>
+              <w:rPr>
+                <w:sz w:val="24"/>
+                <w:szCs w:val="24"/>
+                <w:rtl w:val="0"/>
+              </w:rPr>
+              <w:t xml:space="preserve"> Se o cliente pertencer a um programa de fidelidade premium (ex: Clube de Vantagens) ou se o endereço estiver em uma zona promocional ativa, o valor do frete calculado no passo anterior deve ser zerado (R$ 0,00).</w:t>
+            </w:r>
+          </w:p>
+          <w:p>
+            <w:pPr>
+              <w:widowControl w:val="0"/>
+              <w:numPr>
+                <w:ilvl w:val="0"/>
+                <w:numId w:val="1"/>
+              </w:numPr>
+              <w:spacing w:after="240" w:before="0" w:beforeAutospacing="0" w:line="240" w:lineRule="auto"/>
+              <w:ind w:left="720" w:hanging="360"/>
+            </w:pPr>
+            <w:r>
+              <w:rPr>
+                <w:b w:val="1"/>
+                <w:bCs w:val="1"/>
+                <w:sz w:val="24"/>
+                <w:szCs w:val="24"/>
+                <w:rtl w:val="0"/>
+              </w:rPr>
+              <w:t xml:space="preserve">[RN04] Tarifas Internacionais:</w:t>
+            </w:r>
+            <w:r>
+              <w:rPr>
+                <w:sz w:val="24"/>
+                <w:szCs w:val="24"/>
+                <w:rtl w:val="0"/>
+              </w:rPr>
+              <w:t xml:space="preserve"> Caso o mercado parceiro selecionado esteja localizado em uma zona alfandegária ou país vizinho (compras transfronteiriças), o sistema deve aplicar uma taxa fixa de importação/internacional sobre o frete base determinado.</w:t>
+            </w:r>
+            <w:r>
+              <w:rPr>
+                <w:rtl w:val="0"/>
+              </w:rPr>
             </w:r>
           </w:p>
         </w:tc>
@@ -8181,6 +8297,282 @@
     </w:p>
     <w:p>
       <w:pPr>
+        <w:spacing w:line="360" w:lineRule="auto"/>
+        <w:jc w:val="both"/>
+        <w:rPr/>
+      </w:pPr>
+      <w:r>
+        <w:rPr>
+          <w:rtl w:val="0"/>
+        </w:rPr>
+      </w:r>
+    </w:p>
+    <w:p>
+      <w:pPr>
+        <w:spacing w:line="360" w:lineRule="auto"/>
+        <w:jc w:val="both"/>
+        <w:rPr/>
+      </w:pPr>
+      <w:r>
+        <w:rPr>
+          <w:rtl w:val="0"/>
+        </w:rPr>
+      </w:r>
+    </w:p>
+    <w:p>
+      <w:pPr>
+        <w:spacing w:line="360" w:lineRule="auto"/>
+        <w:jc w:val="both"/>
+        <w:rPr/>
+      </w:pPr>
+      <w:r>
+        <w:rPr>
+          <w:rtl w:val="0"/>
+        </w:rPr>
+      </w:r>
+    </w:p>
+    <w:p>
+      <w:pPr>
+        <w:spacing w:line="360" w:lineRule="auto"/>
+        <w:jc w:val="both"/>
+        <w:rPr/>
+      </w:pPr>
+      <w:r>
+        <w:rPr>
+          <w:rtl w:val="0"/>
+        </w:rPr>
+      </w:r>
+    </w:p>
+    <w:p>
+      <w:pPr>
+        <w:spacing w:line="360" w:lineRule="auto"/>
+        <w:jc w:val="both"/>
+        <w:rPr/>
+      </w:pPr>
+      <w:r>
+        <w:rPr>
+          <w:rtl w:val="0"/>
+        </w:rPr>
+      </w:r>
+    </w:p>
+    <w:p>
+      <w:pPr>
+        <w:spacing w:line="360" w:lineRule="auto"/>
+        <w:jc w:val="both"/>
+        <w:rPr/>
+      </w:pPr>
+      <w:r>
+        <w:rPr>
+          <w:rtl w:val="0"/>
+        </w:rPr>
+      </w:r>
+    </w:p>
+    <w:p>
+      <w:pPr>
+        <w:spacing w:line="360" w:lineRule="auto"/>
+        <w:jc w:val="both"/>
+        <w:rPr/>
+      </w:pPr>
+      <w:r>
+        <w:rPr>
+          <w:rtl w:val="0"/>
+        </w:rPr>
+      </w:r>
+    </w:p>
+    <w:p>
+      <w:pPr>
+        <w:spacing w:line="360" w:lineRule="auto"/>
+        <w:jc w:val="both"/>
+        <w:rPr/>
+      </w:pPr>
+      <w:r>
+        <w:rPr>
+          <w:rtl w:val="0"/>
+        </w:rPr>
+      </w:r>
+    </w:p>
+    <w:p>
+      <w:pPr>
+        <w:spacing w:line="360" w:lineRule="auto"/>
+        <w:jc w:val="both"/>
+        <w:rPr/>
+      </w:pPr>
+      <w:r>
+        <w:rPr>
+          <w:rtl w:val="0"/>
+        </w:rPr>
+      </w:r>
+    </w:p>
+    <w:p>
+      <w:pPr>
+        <w:spacing w:line="360" w:lineRule="auto"/>
+        <w:jc w:val="both"/>
+        <w:rPr/>
+      </w:pPr>
+      <w:r>
+        <w:rPr>
+          <w:rtl w:val="0"/>
+        </w:rPr>
+      </w:r>
+    </w:p>
+    <w:p>
+      <w:pPr>
+        <w:spacing w:line="360" w:lineRule="auto"/>
+        <w:jc w:val="both"/>
+        <w:rPr/>
+      </w:pPr>
+      <w:r>
+        <w:rPr>
+          <w:rtl w:val="0"/>
+        </w:rPr>
+      </w:r>
+    </w:p>
+    <w:p>
+      <w:pPr>
+        <w:spacing w:line="360" w:lineRule="auto"/>
+        <w:jc w:val="both"/>
+        <w:rPr/>
+      </w:pPr>
+      <w:r>
+        <w:rPr>
+          <w:rtl w:val="0"/>
+        </w:rPr>
+      </w:r>
+    </w:p>
+    <w:p>
+      <w:pPr>
+        <w:spacing w:line="360" w:lineRule="auto"/>
+        <w:jc w:val="both"/>
+        <w:rPr/>
+      </w:pPr>
+      <w:r>
+        <w:rPr>
+          <w:rtl w:val="0"/>
+        </w:rPr>
+      </w:r>
+    </w:p>
+    <w:p>
+      <w:pPr>
+        <w:spacing w:line="360" w:lineRule="auto"/>
+        <w:jc w:val="both"/>
+        <w:rPr/>
+      </w:pPr>
+      <w:r>
+        <w:rPr>
+          <w:rtl w:val="0"/>
+        </w:rPr>
+      </w:r>
+    </w:p>
+    <w:p>
+      <w:pPr>
+        <w:spacing w:line="360" w:lineRule="auto"/>
+        <w:jc w:val="both"/>
+        <w:rPr/>
+      </w:pPr>
+      <w:r>
+        <w:rPr>
+          <w:rtl w:val="0"/>
+        </w:rPr>
+      </w:r>
+    </w:p>
+    <w:p>
+      <w:pPr>
+        <w:spacing w:line="360" w:lineRule="auto"/>
+        <w:jc w:val="both"/>
+        <w:rPr/>
+      </w:pPr>
+      <w:r>
+        <w:rPr>
+          <w:rtl w:val="0"/>
+        </w:rPr>
+      </w:r>
+    </w:p>
+    <w:p>
+      <w:pPr>
+        <w:spacing w:line="360" w:lineRule="auto"/>
+        <w:jc w:val="both"/>
+        <w:rPr/>
+      </w:pPr>
+      <w:r>
+        <w:rPr>
+          <w:rtl w:val="0"/>
+        </w:rPr>
+      </w:r>
+    </w:p>
+    <w:p>
+      <w:pPr>
+        <w:spacing w:line="360" w:lineRule="auto"/>
+        <w:jc w:val="both"/>
+        <w:rPr/>
+      </w:pPr>
+      <w:r>
+        <w:rPr>
+          <w:rtl w:val="0"/>
+        </w:rPr>
+      </w:r>
+    </w:p>
+    <w:p>
+      <w:pPr>
+        <w:spacing w:line="360" w:lineRule="auto"/>
+        <w:jc w:val="both"/>
+        <w:rPr/>
+      </w:pPr>
+      <w:r>
+        <w:rPr>
+          <w:rtl w:val="0"/>
+        </w:rPr>
+      </w:r>
+    </w:p>
+    <w:p>
+      <w:pPr>
+        <w:spacing w:line="360" w:lineRule="auto"/>
+        <w:jc w:val="both"/>
+        <w:rPr/>
+      </w:pPr>
+      <w:r>
+        <w:rPr>
+          <w:rtl w:val="0"/>
+        </w:rPr>
+      </w:r>
+    </w:p>
+    <w:p>
+      <w:pPr>
+        <w:spacing w:line="360" w:lineRule="auto"/>
+        <w:jc w:val="both"/>
+        <w:rPr/>
+      </w:pPr>
+      <w:r>
+        <w:rPr>
+          <w:rtl w:val="0"/>
+        </w:rPr>
+      </w:r>
+    </w:p>
+    <w:p>
+      <w:pPr>
+        <w:spacing w:line="360" w:lineRule="auto"/>
+        <w:jc w:val="both"/>
+        <w:rPr/>
+      </w:pPr>
+      <w:r>
+        <w:rPr>
+          <w:rtl w:val="0"/>
+        </w:rPr>
+      </w:r>
+    </w:p>
+    <w:p>
+      <w:pPr>
+        <w:spacing w:line="360" w:lineRule="auto"/>
+        <w:jc w:val="both"/>
+        <w:rPr/>
+      </w:pPr>
+      <w:r>
+        <w:rPr>
+          <w:rtl w:val="0"/>
+        </w:rPr>
+      </w:r>
+    </w:p>
+    <w:p>
+      <w:pPr>
         <w:spacing w:after="180" w:before="360" w:line="360" w:lineRule="auto"/>
         <w:jc w:val="both"/>
         <w:rPr>
@@ -8201,7 +8593,7 @@
       <w:pPr>
         <w:numPr>
           <w:ilvl w:val="0"/>
-          <w:numId w:val="6"/>
+          <w:numId w:val="4"/>
         </w:numPr>
         <w:spacing w:after="0" w:afterAutospacing="0" w:before="180" w:line="360" w:lineRule="auto"/>
         <w:ind w:left="720" w:hanging="360"/>
@@ -8229,7 +8621,7 @@
       <w:pPr>
         <w:numPr>
           <w:ilvl w:val="0"/>
-          <w:numId w:val="6"/>
+          <w:numId w:val="4"/>
         </w:numPr>
         <w:spacing w:after="0" w:afterAutospacing="0" w:before="0" w:beforeAutospacing="0" w:line="360" w:lineRule="auto"/>
         <w:ind w:left="720" w:hanging="360"/>
@@ -8257,7 +8649,7 @@
       <w:pPr>
         <w:numPr>
           <w:ilvl w:val="0"/>
-          <w:numId w:val="6"/>
+          <w:numId w:val="4"/>
         </w:numPr>
         <w:spacing w:after="0" w:afterAutospacing="0" w:before="0" w:beforeAutospacing="0" w:line="360" w:lineRule="auto"/>
         <w:ind w:left="720" w:hanging="360"/>
@@ -8285,7 +8677,7 @@
       <w:pPr>
         <w:numPr>
           <w:ilvl w:val="0"/>
-          <w:numId w:val="6"/>
+          <w:numId w:val="4"/>
         </w:numPr>
         <w:spacing w:after="240" w:before="0" w:beforeAutospacing="0" w:line="360" w:lineRule="auto"/>
         <w:ind w:left="720" w:hanging="360"/>
@@ -8519,7 +8911,7 @@
       <w:pPr>
         <w:numPr>
           <w:ilvl w:val="0"/>
-          <w:numId w:val="7"/>
+          <w:numId w:val="5"/>
         </w:numPr>
         <w:spacing w:after="0" w:afterAutospacing="0" w:before="180" w:line="360" w:lineRule="auto"/>
         <w:ind w:left="720" w:hanging="360"/>
@@ -8539,7 +8931,7 @@
       <w:pPr>
         <w:numPr>
           <w:ilvl w:val="1"/>
-          <w:numId w:val="7"/>
+          <w:numId w:val="5"/>
         </w:numPr>
         <w:spacing w:after="0" w:afterAutospacing="0" w:before="0" w:beforeAutospacing="0" w:line="360" w:lineRule="auto"/>
         <w:ind w:left="1440" w:hanging="360"/>
@@ -8557,7 +8949,7 @@
       <w:pPr>
         <w:numPr>
           <w:ilvl w:val="1"/>
-          <w:numId w:val="7"/>
+          <w:numId w:val="5"/>
         </w:numPr>
         <w:spacing w:after="0" w:afterAutospacing="0" w:before="0" w:beforeAutospacing="0" w:line="360" w:lineRule="auto"/>
         <w:ind w:left="1440" w:hanging="360"/>
@@ -8575,7 +8967,7 @@
       <w:pPr>
         <w:numPr>
           <w:ilvl w:val="1"/>
-          <w:numId w:val="7"/>
+          <w:numId w:val="5"/>
         </w:numPr>
         <w:spacing w:after="0" w:afterAutospacing="0" w:before="0" w:beforeAutospacing="0" w:line="360" w:lineRule="auto"/>
         <w:ind w:left="1440" w:hanging="360"/>
@@ -8593,7 +8985,7 @@
       <w:pPr>
         <w:numPr>
           <w:ilvl w:val="1"/>
-          <w:numId w:val="7"/>
+          <w:numId w:val="5"/>
         </w:numPr>
         <w:spacing w:after="0" w:afterAutospacing="0" w:before="0" w:beforeAutospacing="0" w:line="360" w:lineRule="auto"/>
         <w:ind w:left="1440" w:hanging="360"/>
@@ -8611,7 +9003,7 @@
       <w:pPr>
         <w:numPr>
           <w:ilvl w:val="0"/>
-          <w:numId w:val="7"/>
+          <w:numId w:val="5"/>
         </w:numPr>
         <w:spacing w:after="0" w:afterAutospacing="0" w:before="0" w:beforeAutospacing="0" w:line="360" w:lineRule="auto"/>
         <w:ind w:left="720" w:hanging="360"/>
@@ -8631,7 +9023,7 @@
       <w:pPr>
         <w:numPr>
           <w:ilvl w:val="1"/>
-          <w:numId w:val="7"/>
+          <w:numId w:val="5"/>
         </w:numPr>
         <w:spacing w:after="0" w:afterAutospacing="0" w:before="0" w:beforeAutospacing="0" w:line="360" w:lineRule="auto"/>
         <w:ind w:left="1440" w:hanging="360"/>
@@ -8649,7 +9041,7 @@
       <w:pPr>
         <w:numPr>
           <w:ilvl w:val="1"/>
-          <w:numId w:val="7"/>
+          <w:numId w:val="5"/>
         </w:numPr>
         <w:spacing w:after="0" w:afterAutospacing="0" w:before="0" w:beforeAutospacing="0" w:line="360" w:lineRule="auto"/>
         <w:ind w:left="1440" w:hanging="360"/>
@@ -8667,7 +9059,7 @@
       <w:pPr>
         <w:numPr>
           <w:ilvl w:val="1"/>
-          <w:numId w:val="7"/>
+          <w:numId w:val="5"/>
         </w:numPr>
         <w:spacing w:after="0" w:afterAutospacing="0" w:before="0" w:beforeAutospacing="0" w:line="360" w:lineRule="auto"/>
         <w:ind w:left="1440" w:hanging="360"/>
@@ -8685,7 +9077,7 @@
       <w:pPr>
         <w:numPr>
           <w:ilvl w:val="0"/>
-          <w:numId w:val="7"/>
+          <w:numId w:val="5"/>
         </w:numPr>
         <w:spacing w:after="0" w:afterAutospacing="0" w:before="0" w:beforeAutospacing="0" w:line="360" w:lineRule="auto"/>
         <w:ind w:left="720" w:hanging="360"/>
@@ -8705,7 +9097,7 @@
       <w:pPr>
         <w:numPr>
           <w:ilvl w:val="1"/>
-          <w:numId w:val="7"/>
+          <w:numId w:val="5"/>
         </w:numPr>
         <w:spacing w:after="0" w:afterAutospacing="0" w:before="0" w:beforeAutospacing="0" w:line="360" w:lineRule="auto"/>
         <w:ind w:left="1440" w:hanging="360"/>
@@ -8723,7 +9115,7 @@
       <w:pPr>
         <w:numPr>
           <w:ilvl w:val="1"/>
-          <w:numId w:val="7"/>
+          <w:numId w:val="5"/>
         </w:numPr>
         <w:spacing w:after="0" w:afterAutospacing="0" w:before="0" w:beforeAutospacing="0" w:line="360" w:lineRule="auto"/>
         <w:ind w:left="1440" w:hanging="360"/>
@@ -8741,7 +9133,7 @@
       <w:pPr>
         <w:numPr>
           <w:ilvl w:val="1"/>
-          <w:numId w:val="7"/>
+          <w:numId w:val="5"/>
         </w:numPr>
         <w:spacing w:after="480" w:before="0" w:beforeAutospacing="0" w:line="360" w:lineRule="auto"/>
         <w:ind w:left="1440" w:hanging="360"/>
@@ -8929,6 +9321,12 @@
         <w:ind w:left="720" w:hanging="360"/>
       </w:pPr>
       <w:rPr>
+        <w:rFonts w:ascii="Arial" w:cs="Arial" w:eastAsia="Arial" w:hAnsi="Arial"/>
+        <w:b w:val="0"/>
+        <w:bCs w:val="0"/>
+        <w:strike w:val="0"/>
+        <w:sz w:val="24"/>
+        <w:szCs w:val="24"/>
         <w:u w:val="none"/>
       </w:rPr>
     </w:lvl>
@@ -9265,226 +9663,6 @@
         <w:ind w:left="720" w:hanging="360"/>
       </w:pPr>
       <w:rPr>
-        <w:u w:val="none"/>
-      </w:rPr>
-    </w:lvl>
-    <w:lvl w:ilvl="1">
-      <w:start w:val="1"/>
-      <w:numFmt w:val="bullet"/>
-      <w:lvlText w:val="○"/>
-      <w:lvlJc w:val="left"/>
-      <w:pPr>
-        <w:ind w:left="1440" w:hanging="360"/>
-      </w:pPr>
-      <w:rPr>
-        <w:u w:val="none"/>
-      </w:rPr>
-    </w:lvl>
-    <w:lvl w:ilvl="2">
-      <w:start w:val="1"/>
-      <w:numFmt w:val="bullet"/>
-      <w:lvlText w:val="■"/>
-      <w:lvlJc w:val="left"/>
-      <w:pPr>
-        <w:ind w:left="2160" w:hanging="360"/>
-      </w:pPr>
-      <w:rPr>
-        <w:u w:val="none"/>
-      </w:rPr>
-    </w:lvl>
-    <w:lvl w:ilvl="3">
-      <w:start w:val="1"/>
-      <w:numFmt w:val="bullet"/>
-      <w:lvlText w:val="●"/>
-      <w:lvlJc w:val="left"/>
-      <w:pPr>
-        <w:ind w:left="2880" w:hanging="360"/>
-      </w:pPr>
-      <w:rPr>
-        <w:u w:val="none"/>
-      </w:rPr>
-    </w:lvl>
-    <w:lvl w:ilvl="4">
-      <w:start w:val="1"/>
-      <w:numFmt w:val="bullet"/>
-      <w:lvlText w:val="○"/>
-      <w:lvlJc w:val="left"/>
-      <w:pPr>
-        <w:ind w:left="3600" w:hanging="360"/>
-      </w:pPr>
-      <w:rPr>
-        <w:u w:val="none"/>
-      </w:rPr>
-    </w:lvl>
-    <w:lvl w:ilvl="5">
-      <w:start w:val="1"/>
-      <w:numFmt w:val="bullet"/>
-      <w:lvlText w:val="■"/>
-      <w:lvlJc w:val="left"/>
-      <w:pPr>
-        <w:ind w:left="4320" w:hanging="360"/>
-      </w:pPr>
-      <w:rPr>
-        <w:u w:val="none"/>
-      </w:rPr>
-    </w:lvl>
-    <w:lvl w:ilvl="6">
-      <w:start w:val="1"/>
-      <w:numFmt w:val="bullet"/>
-      <w:lvlText w:val="●"/>
-      <w:lvlJc w:val="left"/>
-      <w:pPr>
-        <w:ind w:left="5040" w:hanging="360"/>
-      </w:pPr>
-      <w:rPr>
-        <w:u w:val="none"/>
-      </w:rPr>
-    </w:lvl>
-    <w:lvl w:ilvl="7">
-      <w:start w:val="1"/>
-      <w:numFmt w:val="bullet"/>
-      <w:lvlText w:val="○"/>
-      <w:lvlJc w:val="left"/>
-      <w:pPr>
-        <w:ind w:left="5760" w:hanging="360"/>
-      </w:pPr>
-      <w:rPr>
-        <w:u w:val="none"/>
-      </w:rPr>
-    </w:lvl>
-    <w:lvl w:ilvl="8">
-      <w:start w:val="1"/>
-      <w:numFmt w:val="bullet"/>
-      <w:lvlText w:val="■"/>
-      <w:lvlJc w:val="left"/>
-      <w:pPr>
-        <w:ind w:left="6480" w:hanging="360"/>
-      </w:pPr>
-      <w:rPr>
-        <w:u w:val="none"/>
-      </w:rPr>
-    </w:lvl>
-  </w:abstractNum>
-  <w:abstractNum w:abstractNumId="5">
-    <w:lvl w:ilvl="0">
-      <w:start w:val="1"/>
-      <w:numFmt w:val="bullet"/>
-      <w:lvlText w:val="●"/>
-      <w:lvlJc w:val="left"/>
-      <w:pPr>
-        <w:ind w:left="720" w:hanging="360"/>
-      </w:pPr>
-      <w:rPr>
-        <w:u w:val="none"/>
-      </w:rPr>
-    </w:lvl>
-    <w:lvl w:ilvl="1">
-      <w:start w:val="1"/>
-      <w:numFmt w:val="bullet"/>
-      <w:lvlText w:val="○"/>
-      <w:lvlJc w:val="left"/>
-      <w:pPr>
-        <w:ind w:left="1440" w:hanging="360"/>
-      </w:pPr>
-      <w:rPr>
-        <w:u w:val="none"/>
-      </w:rPr>
-    </w:lvl>
-    <w:lvl w:ilvl="2">
-      <w:start w:val="1"/>
-      <w:numFmt w:val="bullet"/>
-      <w:lvlText w:val="■"/>
-      <w:lvlJc w:val="left"/>
-      <w:pPr>
-        <w:ind w:left="2160" w:hanging="360"/>
-      </w:pPr>
-      <w:rPr>
-        <w:u w:val="none"/>
-      </w:rPr>
-    </w:lvl>
-    <w:lvl w:ilvl="3">
-      <w:start w:val="1"/>
-      <w:numFmt w:val="bullet"/>
-      <w:lvlText w:val="●"/>
-      <w:lvlJc w:val="left"/>
-      <w:pPr>
-        <w:ind w:left="2880" w:hanging="360"/>
-      </w:pPr>
-      <w:rPr>
-        <w:u w:val="none"/>
-      </w:rPr>
-    </w:lvl>
-    <w:lvl w:ilvl="4">
-      <w:start w:val="1"/>
-      <w:numFmt w:val="bullet"/>
-      <w:lvlText w:val="○"/>
-      <w:lvlJc w:val="left"/>
-      <w:pPr>
-        <w:ind w:left="3600" w:hanging="360"/>
-      </w:pPr>
-      <w:rPr>
-        <w:u w:val="none"/>
-      </w:rPr>
-    </w:lvl>
-    <w:lvl w:ilvl="5">
-      <w:start w:val="1"/>
-      <w:numFmt w:val="bullet"/>
-      <w:lvlText w:val="■"/>
-      <w:lvlJc w:val="left"/>
-      <w:pPr>
-        <w:ind w:left="4320" w:hanging="360"/>
-      </w:pPr>
-      <w:rPr>
-        <w:u w:val="none"/>
-      </w:rPr>
-    </w:lvl>
-    <w:lvl w:ilvl="6">
-      <w:start w:val="1"/>
-      <w:numFmt w:val="bullet"/>
-      <w:lvlText w:val="●"/>
-      <w:lvlJc w:val="left"/>
-      <w:pPr>
-        <w:ind w:left="5040" w:hanging="360"/>
-      </w:pPr>
-      <w:rPr>
-        <w:u w:val="none"/>
-      </w:rPr>
-    </w:lvl>
-    <w:lvl w:ilvl="7">
-      <w:start w:val="1"/>
-      <w:numFmt w:val="bullet"/>
-      <w:lvlText w:val="○"/>
-      <w:lvlJc w:val="left"/>
-      <w:pPr>
-        <w:ind w:left="5760" w:hanging="360"/>
-      </w:pPr>
-      <w:rPr>
-        <w:u w:val="none"/>
-      </w:rPr>
-    </w:lvl>
-    <w:lvl w:ilvl="8">
-      <w:start w:val="1"/>
-      <w:numFmt w:val="bullet"/>
-      <w:lvlText w:val="■"/>
-      <w:lvlJc w:val="left"/>
-      <w:pPr>
-        <w:ind w:left="6480" w:hanging="360"/>
-      </w:pPr>
-      <w:rPr>
-        <w:u w:val="none"/>
-      </w:rPr>
-    </w:lvl>
-  </w:abstractNum>
-  <w:abstractNum w:abstractNumId="6">
-    <w:lvl w:ilvl="0">
-      <w:start w:val="1"/>
-      <w:numFmt w:val="bullet"/>
-      <w:lvlText w:val="●"/>
-      <w:lvlJc w:val="left"/>
-      <w:pPr>
-        <w:ind w:left="720" w:hanging="360"/>
-      </w:pPr>
-      <w:rPr>
         <w:rFonts w:ascii="Arial" w:cs="Arial" w:eastAsia="Arial" w:hAnsi="Arial"/>
         <w:b w:val="0"/>
         <w:bCs w:val="0"/>
@@ -9591,7 +9769,7 @@
       </w:rPr>
     </w:lvl>
   </w:abstractNum>
-  <w:abstractNum w:abstractNumId="7">
+  <w:abstractNum w:abstractNumId="5">
     <w:lvl w:ilvl="0">
       <w:start w:val="1"/>
       <w:numFmt w:val="bullet"/>
@@ -9727,12 +9905,6 @@
   </w:num>
   <w:num w:numId="5">
     <w:abstractNumId w:val="5"/>
-  </w:num>
-  <w:num w:numId="6">
-    <w:abstractNumId w:val="6"/>
-  </w:num>
-  <w:num w:numId="7">
-    <w:abstractNumId w:val="7"/>
   </w:num>
 </w:numbering>
 </file>

--- a/essencial receitas.docx
+++ b/essencial receitas.docx
@@ -16,8 +16,84 @@
           <w:szCs w:val="24"/>
         </w:rPr>
       </w:pPr>
-      <w:bookmarkStart w:colFirst="0" w:colLast="0" w:name="_xev398so0r85" w:id="0"/>
+      <w:bookmarkStart w:colFirst="0" w:colLast="0" w:name="_mbkmdjgpht4c" w:id="0"/>
       <w:bookmarkEnd w:id="0"/>
+      <w:r>
+        <w:rPr>
+          <w:b w:val="1"/>
+          <w:bCs w:val="1"/>
+          <w:sz w:val="24"/>
+          <w:szCs w:val="24"/>
+          <w:rtl w:val="0"/>
+        </w:rPr>
+        <w:t xml:space="preserve">Personalize o Chrome para mudar o visual do navegador</w:t>
+      </w:r>
+    </w:p>
+    <w:p>
+      <w:pPr>
+        <w:pStyle w:val="Heading1"/>
+        <w:keepNext w:val="0"/>
+        <w:keepLines w:val="0"/>
+        <w:spacing w:before="480" w:line="360" w:lineRule="auto"/>
+        <w:jc w:val="both"/>
+        <w:rPr>
+          <w:b w:val="1"/>
+          <w:bCs w:val="1"/>
+          <w:sz w:val="24"/>
+          <w:szCs w:val="24"/>
+        </w:rPr>
+      </w:pPr>
+      <w:bookmarkStart w:colFirst="0" w:colLast="0" w:name="_dfjrxxj7aevb" w:id="1"/>
+      <w:bookmarkEnd w:id="1"/>
+      <w:r>
+        <w:rPr>
+          <w:rtl w:val="0"/>
+        </w:rPr>
+      </w:r>
+    </w:p>
+    <w:p>
+      <w:pPr>
+        <w:pStyle w:val="Heading1"/>
+        <w:keepNext w:val="0"/>
+        <w:keepLines w:val="0"/>
+        <w:spacing w:before="480" w:line="360" w:lineRule="auto"/>
+        <w:jc w:val="both"/>
+        <w:rPr>
+          <w:b w:val="1"/>
+          <w:bCs w:val="1"/>
+          <w:sz w:val="24"/>
+          <w:szCs w:val="24"/>
+        </w:rPr>
+      </w:pPr>
+      <w:bookmarkStart w:colFirst="0" w:colLast="0" w:name="_nyi60p2qe9sy" w:id="2"/>
+      <w:bookmarkEnd w:id="2"/>
+      <w:r>
+        <w:rPr>
+          <w:b w:val="1"/>
+          <w:bCs w:val="1"/>
+          <w:sz w:val="24"/>
+          <w:szCs w:val="24"/>
+          <w:rtl w:val="0"/>
+        </w:rPr>
+        <w:t xml:space="preserve">Personalizar o Chrome</w:t>
+      </w:r>
+    </w:p>
+    <w:p>
+      <w:pPr>
+        <w:pStyle w:val="Heading1"/>
+        <w:keepNext w:val="0"/>
+        <w:keepLines w:val="0"/>
+        <w:spacing w:before="480" w:line="360" w:lineRule="auto"/>
+        <w:jc w:val="both"/>
+        <w:rPr>
+          <w:b w:val="1"/>
+          <w:bCs w:val="1"/>
+          <w:sz w:val="24"/>
+          <w:szCs w:val="24"/>
+        </w:rPr>
+      </w:pPr>
+      <w:bookmarkStart w:colFirst="0" w:colLast="0" w:name="_xev398so0r85" w:id="3"/>
+      <w:bookmarkEnd w:id="3"/>
       <w:r>
         <w:rPr>
           <w:b w:val="1"/>
@@ -43,8 +119,8 @@
           <w:szCs w:val="24"/>
         </w:rPr>
       </w:pPr>
-      <w:bookmarkStart w:colFirst="0" w:colLast="0" w:name="_pck0boc0y308" w:id="1"/>
-      <w:bookmarkEnd w:id="1"/>
+      <w:bookmarkStart w:colFirst="0" w:colLast="0" w:name="_pck0boc0y308" w:id="4"/>
+      <w:bookmarkEnd w:id="4"/>
       <w:r>
         <w:rPr>
           <w:b w:val="1"/>
@@ -317,7 +393,7 @@
           <w:szCs w:val="24"/>
           <w:rtl w:val="0"/>
         </w:rPr>
-        <w:t xml:space="preserve"> Prof.norberto</w:t>
+        <w:t xml:space="preserve"> Prof.norbertoa</w:t>
       </w:r>
     </w:p>
     <w:p>
@@ -350,8 +426,8 @@
           <w:szCs w:val="24"/>
         </w:rPr>
       </w:pPr>
-      <w:bookmarkStart w:colFirst="0" w:colLast="0" w:name="_m198mjjljcqk" w:id="2"/>
-      <w:bookmarkEnd w:id="2"/>
+      <w:bookmarkStart w:colFirst="0" w:colLast="0" w:name="_m198mjjljcqk" w:id="5"/>
+      <w:bookmarkEnd w:id="5"/>
       <w:r>
         <w:rPr>
           <w:b w:val="1"/>
@@ -378,8 +454,8 @@
           <w:szCs w:val="24"/>
         </w:rPr>
       </w:pPr>
-      <w:bookmarkStart w:colFirst="0" w:colLast="0" w:name="_vmh97pbe81om" w:id="3"/>
-      <w:bookmarkEnd w:id="3"/>
+      <w:bookmarkStart w:colFirst="0" w:colLast="0" w:name="_vmh97pbe81om" w:id="6"/>
+      <w:bookmarkEnd w:id="6"/>
       <w:r>
         <w:rPr>
           <w:b w:val="1"/>
@@ -480,8 +556,8 @@
           <w:szCs w:val="24"/>
         </w:rPr>
       </w:pPr>
-      <w:bookmarkStart w:colFirst="0" w:colLast="0" w:name="_t2v5ukl5i531" w:id="4"/>
-      <w:bookmarkEnd w:id="4"/>
+      <w:bookmarkStart w:colFirst="0" w:colLast="0" w:name="_t2v5ukl5i531" w:id="7"/>
+      <w:bookmarkEnd w:id="7"/>
       <w:r>
         <w:rPr>
           <w:b w:val="1"/>
@@ -552,8 +628,8 @@
           <w:szCs w:val="24"/>
         </w:rPr>
       </w:pPr>
-      <w:bookmarkStart w:colFirst="0" w:colLast="0" w:name="_sy9umj6q3ee9" w:id="5"/>
-      <w:bookmarkEnd w:id="5"/>
+      <w:bookmarkStart w:colFirst="0" w:colLast="0" w:name="_sy9umj6q3ee9" w:id="8"/>
+      <w:bookmarkEnd w:id="8"/>
       <w:r>
         <w:rPr>
           <w:b w:val="1"/>
@@ -714,8 +790,8 @@
           <w:szCs w:val="24"/>
         </w:rPr>
       </w:pPr>
-      <w:bookmarkStart w:colFirst="0" w:colLast="0" w:name="_tgrdzwc27y9k" w:id="6"/>
-      <w:bookmarkEnd w:id="6"/>
+      <w:bookmarkStart w:colFirst="0" w:colLast="0" w:name="_tgrdzwc27y9k" w:id="9"/>
+      <w:bookmarkEnd w:id="9"/>
       <w:r>
         <w:rPr>
           <w:b w:val="1"/>
@@ -1473,8 +1549,8 @@
           <w:szCs w:val="24"/>
         </w:rPr>
       </w:pPr>
-      <w:bookmarkStart w:colFirst="0" w:colLast="0" w:name="_pbpfzlsrh135" w:id="7"/>
-      <w:bookmarkEnd w:id="7"/>
+      <w:bookmarkStart w:colFirst="0" w:colLast="0" w:name="_pbpfzlsrh135" w:id="10"/>
+      <w:bookmarkEnd w:id="10"/>
       <w:r>
         <w:rPr>
           <w:b w:val="1"/>
@@ -1862,8 +1938,8 @@
           <w:szCs w:val="24"/>
         </w:rPr>
       </w:pPr>
-      <w:bookmarkStart w:colFirst="0" w:colLast="0" w:name="_qsbb1moo1iye" w:id="8"/>
-      <w:bookmarkEnd w:id="8"/>
+      <w:bookmarkStart w:colFirst="0" w:colLast="0" w:name="_qsbb1moo1iye" w:id="11"/>
+      <w:bookmarkEnd w:id="11"/>
       <w:r>
         <w:rPr>
           <w:b w:val="1"/>
@@ -1890,8 +1966,8 @@
           <w:szCs w:val="24"/>
         </w:rPr>
       </w:pPr>
-      <w:bookmarkStart w:colFirst="0" w:colLast="0" w:name="_zd3zc2wxdns5" w:id="9"/>
-      <w:bookmarkEnd w:id="9"/>
+      <w:bookmarkStart w:colFirst="0" w:colLast="0" w:name="_zd3zc2wxdns5" w:id="12"/>
+      <w:bookmarkEnd w:id="12"/>
       <w:r>
         <w:rPr>
           <w:b w:val="1"/>
@@ -1977,8 +2053,8 @@
           <w:szCs w:val="24"/>
         </w:rPr>
       </w:pPr>
-      <w:bookmarkStart w:colFirst="0" w:colLast="0" w:name="_ojkjr24p5lmq" w:id="10"/>
-      <w:bookmarkEnd w:id="10"/>
+      <w:bookmarkStart w:colFirst="0" w:colLast="0" w:name="_ojkjr24p5lmq" w:id="13"/>
+      <w:bookmarkEnd w:id="13"/>
       <w:r>
         <w:rPr>
           <w:b w:val="1"/>
@@ -2093,8 +2169,8 @@
           <w:szCs w:val="24"/>
         </w:rPr>
       </w:pPr>
-      <w:bookmarkStart w:colFirst="0" w:colLast="0" w:name="_hid75fb7oub9" w:id="11"/>
-      <w:bookmarkEnd w:id="11"/>
+      <w:bookmarkStart w:colFirst="0" w:colLast="0" w:name="_hid75fb7oub9" w:id="14"/>
+      <w:bookmarkEnd w:id="14"/>
       <w:r>
         <w:rPr>
           <w:b w:val="1"/>
@@ -2194,18 +2270,7 @@
         <w:rPr>
           <w:rtl w:val="0"/>
         </w:rPr>
-        <w:t xml:space="preserve">Atendimento via Chat Bot integrado na central de ajuda, e-mail de</w:t>
-      </w:r>
-    </w:p>
-    <w:p>
-      <w:pPr>
-        <w:rPr/>
-      </w:pPr>
-      <w:r>
-        <w:rPr>
-          <w:rtl w:val="0"/>
-        </w:rPr>
-        <w:t xml:space="preserve">suporte e canal direto com o supermercado durante o envio do pedido.</w:t>
+        <w:t xml:space="preserve">Atendimento via Chat Bot integrado na central de ajuda, e-mail de suporte e canal direto com o supermercado durante o envio do pedido.</w:t>
       </w:r>
     </w:p>
     <w:p>
@@ -2467,7 +2532,7 @@
                 <w:szCs w:val="24"/>
                 <w:rtl w:val="0"/>
               </w:rPr>
-              <w:t xml:space="preserve">RF01 - </w:t>
+              <w:t xml:space="preserve">RF01 -                            Gestão de Cadastro e Despensa Virtual</w:t>
             </w:r>
           </w:p>
         </w:tc>
@@ -3227,6 +3292,51 @@
         </w:tc>
       </w:tr>
     </w:tbl>
+    <w:p>
+      <w:pPr>
+        <w:spacing w:line="360" w:lineRule="auto"/>
+        <w:jc w:val="both"/>
+        <w:rPr>
+          <w:sz w:val="24"/>
+          <w:szCs w:val="24"/>
+        </w:rPr>
+      </w:pPr>
+      <w:r>
+        <w:rPr>
+          <w:rtl w:val="0"/>
+        </w:rPr>
+      </w:r>
+    </w:p>
+    <w:p>
+      <w:pPr>
+        <w:spacing w:line="360" w:lineRule="auto"/>
+        <w:jc w:val="both"/>
+        <w:rPr>
+          <w:sz w:val="24"/>
+          <w:szCs w:val="24"/>
+        </w:rPr>
+      </w:pPr>
+      <w:r>
+        <w:rPr>
+          <w:rtl w:val="0"/>
+        </w:rPr>
+      </w:r>
+    </w:p>
+    <w:p>
+      <w:pPr>
+        <w:spacing w:line="360" w:lineRule="auto"/>
+        <w:jc w:val="both"/>
+        <w:rPr>
+          <w:sz w:val="24"/>
+          <w:szCs w:val="24"/>
+        </w:rPr>
+      </w:pPr>
+      <w:r>
+        <w:rPr>
+          <w:rtl w:val="0"/>
+        </w:rPr>
+      </w:r>
+    </w:p>
     <w:p>
       <w:pPr>
         <w:spacing w:line="360" w:lineRule="auto"/>
@@ -3335,7 +3445,7 @@
                 <w:szCs w:val="24"/>
                 <w:rtl w:val="0"/>
               </w:rPr>
-              <w:t xml:space="preserve">RF02 - </w:t>
+              <w:t xml:space="preserve">RF02 -                            Algoritmo de Busca e Match de Receitas</w:t>
             </w:r>
           </w:p>
         </w:tc>
@@ -4107,7 +4217,7 @@
                 <w:szCs w:val="24"/>
                 <w:rtl w:val="0"/>
               </w:rPr>
-              <w:t xml:space="preserve">RF01 - </w:t>
+              <w:t xml:space="preserve">RF03 -                             Localização de Mercados e Compra Expressa</w:t>
             </w:r>
           </w:p>
         </w:tc>
@@ -4975,7 +5085,6 @@
       <w:tr>
         <w:trPr>
           <w:cantSplit w:val="0"/>
-          <w:trHeight w:val="458.96484375" w:hRule="atLeast"/>
           <w:tblHeader w:val="0"/>
         </w:trPr>
         <w:tc>
@@ -5605,86 +5714,1587 @@
       <w:pPr>
         <w:spacing w:line="360" w:lineRule="auto"/>
         <w:jc w:val="both"/>
-        <w:rPr/>
-      </w:pPr>
-      <w:r>
-        <w:rPr>
-          <w:rtl w:val="0"/>
-        </w:rPr>
-      </w:r>
-    </w:p>
-    <w:p>
-      <w:pPr>
-        <w:spacing w:line="360" w:lineRule="auto"/>
-        <w:jc w:val="both"/>
-        <w:rPr/>
-      </w:pPr>
-      <w:r>
-        <w:rPr>
-          <w:rtl w:val="0"/>
-        </w:rPr>
-      </w:r>
-    </w:p>
-    <w:p>
-      <w:pPr>
-        <w:spacing w:line="360" w:lineRule="auto"/>
-        <w:jc w:val="both"/>
-        <w:rPr/>
-      </w:pPr>
-      <w:r>
-        <w:rPr>
-          <w:rtl w:val="0"/>
-        </w:rPr>
-      </w:r>
-    </w:p>
-    <w:p>
-      <w:pPr>
-        <w:spacing w:line="360" w:lineRule="auto"/>
-        <w:jc w:val="both"/>
-        <w:rPr/>
-      </w:pPr>
-      <w:r>
-        <w:rPr>
-          <w:rtl w:val="0"/>
-        </w:rPr>
-      </w:r>
-    </w:p>
-    <w:p>
-      <w:pPr>
-        <w:spacing w:line="360" w:lineRule="auto"/>
-        <w:jc w:val="both"/>
-        <w:rPr>
-          <w:sz w:val="24"/>
-          <w:szCs w:val="24"/>
-        </w:rPr>
-      </w:pPr>
-      <w:r>
-        <w:rPr>
-          <w:rtl w:val="0"/>
-        </w:rPr>
-      </w:r>
-    </w:p>
-    <w:p>
-      <w:pPr>
-        <w:spacing w:line="360" w:lineRule="auto"/>
-        <w:jc w:val="both"/>
-        <w:rPr>
-          <w:sz w:val="24"/>
-          <w:szCs w:val="24"/>
-        </w:rPr>
-      </w:pPr>
-      <w:r>
-        <w:rPr>
-          <w:sz w:val="24"/>
-          <w:szCs w:val="24"/>
-          <w:rtl w:val="0"/>
-        </w:rPr>
-        <w:t xml:space="preserve">Jhosef</w:t>
+        <w:rPr>
+          <w:sz w:val="24"/>
+          <w:szCs w:val="24"/>
+        </w:rPr>
+      </w:pPr>
+      <w:r>
+        <w:rPr>
+          <w:rtl w:val="0"/>
+        </w:rPr>
       </w:r>
     </w:p>
     <w:tbl>
       <w:tblPr>
         <w:tblStyle w:val="Table5"/>
+        <w:tblW w:w="13350.0" w:type="dxa"/>
+        <w:jc w:val="left"/>
+        <w:tblBorders>
+          <w:top w:color="000000" w:space="0" w:sz="8" w:val="single"/>
+          <w:left w:color="000000" w:space="0" w:sz="8" w:val="single"/>
+          <w:bottom w:color="000000" w:space="0" w:sz="8" w:val="single"/>
+          <w:right w:color="000000" w:space="0" w:sz="8" w:val="single"/>
+          <w:insideH w:color="000000" w:space="0" w:sz="8" w:val="single"/>
+          <w:insideV w:color="000000" w:space="0" w:sz="8" w:val="single"/>
+        </w:tblBorders>
+        <w:tblLayout w:type="fixed"/>
+        <w:tblLook w:val="0600"/>
+      </w:tblPr>
+      <w:tblGrid>
+        <w:gridCol w:w="3705"/>
+        <w:gridCol w:w="4740"/>
+        <w:gridCol w:w="2415"/>
+        <w:gridCol w:w="2490"/>
+        <w:tblGridChange w:id="0">
+          <w:tblGrid>
+            <w:gridCol w:w="3705"/>
+            <w:gridCol w:w="4740"/>
+            <w:gridCol w:w="2415"/>
+            <w:gridCol w:w="2490"/>
+          </w:tblGrid>
+        </w:tblGridChange>
+      </w:tblGrid>
+      <w:tr>
+        <w:trPr>
+          <w:cantSplit w:val="0"/>
+          <w:tblHeader w:val="0"/>
+        </w:trPr>
+        <w:tc>
+          <w:tcPr>
+            <w:gridSpan w:val="2"/>
+            <w:shd w:fill="b7b7b7" w:val="clear"/>
+            <w:tcMar>
+              <w:top w:w="100.0" w:type="dxa"/>
+              <w:left w:w="100.0" w:type="dxa"/>
+              <w:bottom w:w="100.0" w:type="dxa"/>
+              <w:right w:w="100.0" w:type="dxa"/>
+            </w:tcMar>
+            <w:vAlign w:val="top"/>
+          </w:tcPr>
+          <w:p>
+            <w:pPr>
+              <w:spacing w:line="360" w:lineRule="auto"/>
+              <w:jc w:val="both"/>
+              <w:rPr>
+                <w:b w:val="1"/>
+                <w:bCs w:val="1"/>
+                <w:sz w:val="24"/>
+                <w:szCs w:val="24"/>
+              </w:rPr>
+            </w:pPr>
+            <w:r>
+              <w:rPr>
+                <w:b w:val="1"/>
+                <w:bCs w:val="1"/>
+                <w:sz w:val="24"/>
+                <w:szCs w:val="24"/>
+                <w:rtl w:val="0"/>
+              </w:rPr>
+              <w:t xml:space="preserve">RF05-                  Roteamentos logisticos para entrega</w:t>
+            </w:r>
+          </w:p>
+        </w:tc>
+        <w:tc>
+          <w:tcPr>
+            <w:shd w:fill="auto" w:val="clear"/>
+            <w:tcMar>
+              <w:top w:w="100.0" w:type="dxa"/>
+              <w:left w:w="100.0" w:type="dxa"/>
+              <w:bottom w:w="100.0" w:type="dxa"/>
+              <w:right w:w="100.0" w:type="dxa"/>
+            </w:tcMar>
+            <w:vAlign w:val="top"/>
+          </w:tcPr>
+          <w:p>
+            <w:pPr>
+              <w:widowControl w:val="0"/>
+              <w:spacing w:line="240" w:lineRule="auto"/>
+              <w:rPr>
+                <w:b w:val="1"/>
+                <w:bCs w:val="1"/>
+                <w:sz w:val="24"/>
+                <w:szCs w:val="24"/>
+              </w:rPr>
+            </w:pPr>
+            <w:r>
+              <w:rPr>
+                <w:b w:val="1"/>
+                <w:bCs w:val="1"/>
+                <w:sz w:val="24"/>
+                <w:szCs w:val="24"/>
+                <w:rtl w:val="0"/>
+              </w:rPr>
+              <w:t xml:space="preserve">Evidente (  )</w:t>
+            </w:r>
+          </w:p>
+        </w:tc>
+        <w:tc>
+          <w:tcPr>
+            <w:shd w:fill="auto" w:val="clear"/>
+            <w:tcMar>
+              <w:top w:w="100.0" w:type="dxa"/>
+              <w:left w:w="100.0" w:type="dxa"/>
+              <w:bottom w:w="100.0" w:type="dxa"/>
+              <w:right w:w="100.0" w:type="dxa"/>
+            </w:tcMar>
+            <w:vAlign w:val="top"/>
+          </w:tcPr>
+          <w:p>
+            <w:pPr>
+              <w:widowControl w:val="0"/>
+              <w:spacing w:line="240" w:lineRule="auto"/>
+              <w:rPr>
+                <w:b w:val="1"/>
+                <w:bCs w:val="1"/>
+                <w:sz w:val="24"/>
+                <w:szCs w:val="24"/>
+              </w:rPr>
+            </w:pPr>
+            <w:r>
+              <w:rPr>
+                <w:b w:val="1"/>
+                <w:bCs w:val="1"/>
+                <w:sz w:val="24"/>
+                <w:szCs w:val="24"/>
+                <w:rtl w:val="0"/>
+              </w:rPr>
+              <w:t xml:space="preserve">Oculto ( X )</w:t>
+            </w:r>
+          </w:p>
+        </w:tc>
+      </w:tr>
+      <w:tr>
+        <w:trPr>
+          <w:cantSplit w:val="0"/>
+          <w:trHeight w:val="440" w:hRule="atLeast"/>
+          <w:tblHeader w:val="0"/>
+        </w:trPr>
+        <w:tc>
+          <w:tcPr>
+            <w:gridSpan w:val="4"/>
+            <w:shd w:fill="auto" w:val="clear"/>
+            <w:tcMar>
+              <w:top w:w="100.0" w:type="dxa"/>
+              <w:left w:w="100.0" w:type="dxa"/>
+              <w:bottom w:w="100.0" w:type="dxa"/>
+              <w:right w:w="100.0" w:type="dxa"/>
+            </w:tcMar>
+            <w:vAlign w:val="top"/>
+          </w:tcPr>
+          <w:p>
+            <w:pPr>
+              <w:widowControl w:val="0"/>
+              <w:spacing w:line="240" w:lineRule="auto"/>
+              <w:jc w:val="both"/>
+              <w:rPr>
+                <w:b w:val="1"/>
+                <w:bCs w:val="1"/>
+                <w:sz w:val="24"/>
+                <w:szCs w:val="24"/>
+              </w:rPr>
+            </w:pPr>
+            <w:r>
+              <w:rPr>
+                <w:b w:val="1"/>
+                <w:bCs w:val="1"/>
+                <w:sz w:val="24"/>
+                <w:szCs w:val="24"/>
+                <w:rtl w:val="0"/>
+              </w:rPr>
+              <w:t xml:space="preserve">Descrição:O sistema deve integrar-se a serviços de mapas para gerar a rota mais otimizada para o entregador</w:t>
+            </w:r>
+          </w:p>
+          <w:p>
+            <w:pPr>
+              <w:widowControl w:val="0"/>
+              <w:spacing w:line="240" w:lineRule="auto"/>
+              <w:jc w:val="both"/>
+              <w:rPr>
+                <w:b w:val="1"/>
+                <w:bCs w:val="1"/>
+                <w:sz w:val="24"/>
+                <w:szCs w:val="24"/>
+              </w:rPr>
+            </w:pPr>
+            <w:r>
+              <w:rPr>
+                <w:b w:val="1"/>
+                <w:bCs w:val="1"/>
+                <w:sz w:val="24"/>
+                <w:szCs w:val="24"/>
+                <w:rtl w:val="0"/>
+              </w:rPr>
+              <w:t xml:space="preserve">até o endereço de entrega do cliente.</w:t>
+            </w:r>
+          </w:p>
+          <w:p>
+            <w:pPr>
+              <w:widowControl w:val="0"/>
+              <w:spacing w:line="240" w:lineRule="auto"/>
+              <w:jc w:val="both"/>
+              <w:rPr>
+                <w:b w:val="1"/>
+                <w:bCs w:val="1"/>
+                <w:sz w:val="24"/>
+                <w:szCs w:val="24"/>
+              </w:rPr>
+            </w:pPr>
+            <w:r>
+              <w:rPr>
+                <w:rtl w:val="0"/>
+              </w:rPr>
+            </w:r>
+          </w:p>
+        </w:tc>
+      </w:tr>
+      <w:tr>
+        <w:trPr>
+          <w:cantSplit w:val="0"/>
+          <w:trHeight w:val="440" w:hRule="atLeast"/>
+          <w:tblHeader w:val="0"/>
+        </w:trPr>
+        <w:tc>
+          <w:tcPr>
+            <w:gridSpan w:val="4"/>
+            <w:shd w:fill="b7b7b7" w:val="clear"/>
+            <w:tcMar>
+              <w:top w:w="100.0" w:type="dxa"/>
+              <w:left w:w="100.0" w:type="dxa"/>
+              <w:bottom w:w="100.0" w:type="dxa"/>
+              <w:right w:w="100.0" w:type="dxa"/>
+            </w:tcMar>
+            <w:vAlign w:val="top"/>
+          </w:tcPr>
+          <w:p>
+            <w:pPr>
+              <w:widowControl w:val="0"/>
+              <w:spacing w:line="240" w:lineRule="auto"/>
+              <w:rPr>
+                <w:b w:val="1"/>
+                <w:bCs w:val="1"/>
+                <w:sz w:val="24"/>
+                <w:szCs w:val="24"/>
+              </w:rPr>
+            </w:pPr>
+            <w:r>
+              <w:rPr>
+                <w:b w:val="1"/>
+                <w:bCs w:val="1"/>
+                <w:sz w:val="24"/>
+                <w:szCs w:val="24"/>
+                <w:rtl w:val="0"/>
+              </w:rPr>
+              <w:t xml:space="preserve">Requisitos Não-Funcionais</w:t>
+            </w:r>
+          </w:p>
+        </w:tc>
+      </w:tr>
+      <w:tr>
+        <w:trPr>
+          <w:cantSplit w:val="0"/>
+          <w:trHeight w:val="440" w:hRule="atLeast"/>
+          <w:tblHeader w:val="0"/>
+        </w:trPr>
+        <w:tc>
+          <w:tcPr>
+            <w:shd w:fill="b7b7b7" w:val="clear"/>
+            <w:tcMar>
+              <w:top w:w="100.0" w:type="dxa"/>
+              <w:left w:w="100.0" w:type="dxa"/>
+              <w:bottom w:w="100.0" w:type="dxa"/>
+              <w:right w:w="100.0" w:type="dxa"/>
+            </w:tcMar>
+            <w:vAlign w:val="top"/>
+          </w:tcPr>
+          <w:p>
+            <w:pPr>
+              <w:widowControl w:val="0"/>
+              <w:spacing w:line="240" w:lineRule="auto"/>
+              <w:jc w:val="both"/>
+              <w:rPr>
+                <w:b w:val="1"/>
+                <w:bCs w:val="1"/>
+                <w:sz w:val="24"/>
+                <w:szCs w:val="24"/>
+              </w:rPr>
+            </w:pPr>
+            <w:r>
+              <w:rPr>
+                <w:b w:val="1"/>
+                <w:bCs w:val="1"/>
+                <w:sz w:val="24"/>
+                <w:szCs w:val="24"/>
+                <w:rtl w:val="0"/>
+              </w:rPr>
+              <w:t xml:space="preserve">Descrição</w:t>
+            </w:r>
+          </w:p>
+        </w:tc>
+        <w:tc>
+          <w:tcPr>
+            <w:shd w:fill="b7b7b7" w:val="clear"/>
+            <w:tcMar>
+              <w:top w:w="100.0" w:type="dxa"/>
+              <w:left w:w="100.0" w:type="dxa"/>
+              <w:bottom w:w="100.0" w:type="dxa"/>
+              <w:right w:w="100.0" w:type="dxa"/>
+            </w:tcMar>
+            <w:vAlign w:val="top"/>
+          </w:tcPr>
+          <w:p>
+            <w:pPr>
+              <w:widowControl w:val="0"/>
+              <w:spacing w:line="240" w:lineRule="auto"/>
+              <w:rPr>
+                <w:b w:val="1"/>
+                <w:bCs w:val="1"/>
+                <w:sz w:val="24"/>
+                <w:szCs w:val="24"/>
+              </w:rPr>
+            </w:pPr>
+            <w:r>
+              <w:rPr>
+                <w:b w:val="1"/>
+                <w:bCs w:val="1"/>
+                <w:sz w:val="24"/>
+                <w:szCs w:val="24"/>
+                <w:rtl w:val="0"/>
+              </w:rPr>
+              <w:t xml:space="preserve">Categoria</w:t>
+            </w:r>
+          </w:p>
+        </w:tc>
+        <w:tc>
+          <w:tcPr>
+            <w:shd w:fill="b7b7b7" w:val="clear"/>
+            <w:tcMar>
+              <w:top w:w="100.0" w:type="dxa"/>
+              <w:left w:w="100.0" w:type="dxa"/>
+              <w:bottom w:w="100.0" w:type="dxa"/>
+              <w:right w:w="100.0" w:type="dxa"/>
+            </w:tcMar>
+            <w:vAlign w:val="top"/>
+          </w:tcPr>
+          <w:p>
+            <w:pPr>
+              <w:widowControl w:val="0"/>
+              <w:spacing w:line="240" w:lineRule="auto"/>
+              <w:rPr>
+                <w:b w:val="1"/>
+                <w:bCs w:val="1"/>
+                <w:sz w:val="24"/>
+                <w:szCs w:val="24"/>
+              </w:rPr>
+            </w:pPr>
+            <w:r>
+              <w:rPr>
+                <w:b w:val="1"/>
+                <w:bCs w:val="1"/>
+                <w:sz w:val="24"/>
+                <w:szCs w:val="24"/>
+                <w:rtl w:val="0"/>
+              </w:rPr>
+              <w:t xml:space="preserve">Desejável</w:t>
+            </w:r>
+          </w:p>
+        </w:tc>
+        <w:tc>
+          <w:tcPr>
+            <w:shd w:fill="b7b7b7" w:val="clear"/>
+            <w:tcMar>
+              <w:top w:w="100.0" w:type="dxa"/>
+              <w:left w:w="100.0" w:type="dxa"/>
+              <w:bottom w:w="100.0" w:type="dxa"/>
+              <w:right w:w="100.0" w:type="dxa"/>
+            </w:tcMar>
+            <w:vAlign w:val="top"/>
+          </w:tcPr>
+          <w:p>
+            <w:pPr>
+              <w:widowControl w:val="0"/>
+              <w:spacing w:line="240" w:lineRule="auto"/>
+              <w:rPr>
+                <w:b w:val="1"/>
+                <w:bCs w:val="1"/>
+                <w:sz w:val="24"/>
+                <w:szCs w:val="24"/>
+              </w:rPr>
+            </w:pPr>
+            <w:r>
+              <w:rPr>
+                <w:b w:val="1"/>
+                <w:bCs w:val="1"/>
+                <w:sz w:val="24"/>
+                <w:szCs w:val="24"/>
+                <w:rtl w:val="0"/>
+              </w:rPr>
+              <w:t xml:space="preserve">Estável</w:t>
+            </w:r>
+          </w:p>
+        </w:tc>
+      </w:tr>
+      <w:tr>
+        <w:trPr>
+          <w:cantSplit w:val="0"/>
+          <w:trHeight w:val="440" w:hRule="atLeast"/>
+          <w:tblHeader w:val="0"/>
+        </w:trPr>
+        <w:tc>
+          <w:tcPr>
+            <w:shd w:fill="auto" w:val="clear"/>
+            <w:tcMar>
+              <w:top w:w="100.0" w:type="dxa"/>
+              <w:left w:w="100.0" w:type="dxa"/>
+              <w:bottom w:w="100.0" w:type="dxa"/>
+              <w:right w:w="100.0" w:type="dxa"/>
+            </w:tcMar>
+            <w:vAlign w:val="top"/>
+          </w:tcPr>
+          <w:p>
+            <w:pPr>
+              <w:widowControl w:val="0"/>
+              <w:spacing w:line="240" w:lineRule="auto"/>
+              <w:jc w:val="both"/>
+              <w:rPr>
+                <w:b w:val="1"/>
+                <w:bCs w:val="1"/>
+                <w:sz w:val="24"/>
+                <w:szCs w:val="24"/>
+              </w:rPr>
+            </w:pPr>
+            <w:r>
+              <w:rPr>
+                <w:b w:val="1"/>
+                <w:bCs w:val="1"/>
+                <w:sz w:val="24"/>
+                <w:szCs w:val="24"/>
+                <w:rtl w:val="0"/>
+              </w:rPr>
+              <w:t xml:space="preserve">O sistema deve integrar-se a serviços de mapas para gerar a rota mais otimizada para o entregador até o endereço de entrega do cliente.</w:t>
+            </w:r>
+          </w:p>
+          <w:p>
+            <w:pPr>
+              <w:widowControl w:val="0"/>
+              <w:spacing w:line="240" w:lineRule="auto"/>
+              <w:jc w:val="both"/>
+              <w:rPr>
+                <w:b w:val="1"/>
+                <w:bCs w:val="1"/>
+                <w:sz w:val="24"/>
+                <w:szCs w:val="24"/>
+              </w:rPr>
+            </w:pPr>
+            <w:r>
+              <w:rPr>
+                <w:rtl w:val="0"/>
+              </w:rPr>
+            </w:r>
+          </w:p>
+          <w:p>
+            <w:pPr>
+              <w:widowControl w:val="0"/>
+              <w:spacing w:line="240" w:lineRule="auto"/>
+              <w:jc w:val="both"/>
+              <w:rPr>
+                <w:b w:val="1"/>
+                <w:bCs w:val="1"/>
+                <w:sz w:val="24"/>
+                <w:szCs w:val="24"/>
+              </w:rPr>
+            </w:pPr>
+            <w:r>
+              <w:rPr>
+                <w:rtl w:val="0"/>
+              </w:rPr>
+            </w:r>
+          </w:p>
+          <w:p>
+            <w:pPr>
+              <w:widowControl w:val="0"/>
+              <w:spacing w:line="240" w:lineRule="auto"/>
+              <w:jc w:val="both"/>
+              <w:rPr>
+                <w:b w:val="1"/>
+                <w:bCs w:val="1"/>
+                <w:sz w:val="24"/>
+                <w:szCs w:val="24"/>
+              </w:rPr>
+            </w:pPr>
+            <w:r>
+              <w:rPr>
+                <w:rtl w:val="0"/>
+              </w:rPr>
+            </w:r>
+          </w:p>
+        </w:tc>
+        <w:tc>
+          <w:tcPr>
+            <w:shd w:fill="auto" w:val="clear"/>
+            <w:tcMar>
+              <w:top w:w="100.0" w:type="dxa"/>
+              <w:left w:w="100.0" w:type="dxa"/>
+              <w:bottom w:w="100.0" w:type="dxa"/>
+              <w:right w:w="100.0" w:type="dxa"/>
+            </w:tcMar>
+            <w:vAlign w:val="top"/>
+          </w:tcPr>
+          <w:p>
+            <w:pPr>
+              <w:widowControl w:val="0"/>
+              <w:spacing w:line="240" w:lineRule="auto"/>
+              <w:jc w:val="center"/>
+              <w:rPr>
+                <w:b w:val="1"/>
+                <w:bCs w:val="1"/>
+                <w:sz w:val="24"/>
+                <w:szCs w:val="24"/>
+              </w:rPr>
+            </w:pPr>
+            <w:r>
+              <w:rPr>
+                <w:b w:val="1"/>
+                <w:bCs w:val="1"/>
+                <w:sz w:val="24"/>
+                <w:szCs w:val="24"/>
+                <w:rtl w:val="0"/>
+              </w:rPr>
+              <w:t xml:space="preserve">Geolocalização / Logística</w:t>
+            </w:r>
+          </w:p>
+        </w:tc>
+        <w:tc>
+          <w:tcPr>
+            <w:shd w:fill="auto" w:val="clear"/>
+            <w:tcMar>
+              <w:top w:w="100.0" w:type="dxa"/>
+              <w:left w:w="100.0" w:type="dxa"/>
+              <w:bottom w:w="100.0" w:type="dxa"/>
+              <w:right w:w="100.0" w:type="dxa"/>
+            </w:tcMar>
+            <w:vAlign w:val="top"/>
+          </w:tcPr>
+          <w:p>
+            <w:pPr>
+              <w:widowControl w:val="0"/>
+              <w:spacing w:line="240" w:lineRule="auto"/>
+              <w:jc w:val="center"/>
+              <w:rPr>
+                <w:b w:val="1"/>
+                <w:bCs w:val="1"/>
+                <w:sz w:val="24"/>
+                <w:szCs w:val="24"/>
+              </w:rPr>
+            </w:pPr>
+            <w:r>
+              <w:rPr>
+                <w:b w:val="1"/>
+                <w:bCs w:val="1"/>
+                <w:sz w:val="24"/>
+                <w:szCs w:val="24"/>
+                <w:rtl w:val="0"/>
+              </w:rPr>
+              <w:t xml:space="preserve">Sim</w:t>
+            </w:r>
+          </w:p>
+        </w:tc>
+        <w:tc>
+          <w:tcPr>
+            <w:shd w:fill="auto" w:val="clear"/>
+            <w:tcMar>
+              <w:top w:w="100.0" w:type="dxa"/>
+              <w:left w:w="100.0" w:type="dxa"/>
+              <w:bottom w:w="100.0" w:type="dxa"/>
+              <w:right w:w="100.0" w:type="dxa"/>
+            </w:tcMar>
+            <w:vAlign w:val="top"/>
+          </w:tcPr>
+          <w:p>
+            <w:pPr>
+              <w:widowControl w:val="0"/>
+              <w:spacing w:line="240" w:lineRule="auto"/>
+              <w:jc w:val="center"/>
+              <w:rPr>
+                <w:b w:val="1"/>
+                <w:bCs w:val="1"/>
+                <w:sz w:val="24"/>
+                <w:szCs w:val="24"/>
+              </w:rPr>
+            </w:pPr>
+            <w:r>
+              <w:rPr>
+                <w:b w:val="1"/>
+                <w:bCs w:val="1"/>
+                <w:sz w:val="24"/>
+                <w:szCs w:val="24"/>
+                <w:rtl w:val="0"/>
+              </w:rPr>
+              <w:t xml:space="preserve">N</w:t>
+            </w:r>
+          </w:p>
+        </w:tc>
+      </w:tr>
+      <w:tr>
+        <w:trPr>
+          <w:cantSplit w:val="0"/>
+          <w:trHeight w:val="440" w:hRule="atLeast"/>
+          <w:tblHeader w:val="0"/>
+        </w:trPr>
+        <w:tc>
+          <w:tcPr>
+            <w:shd w:fill="auto" w:val="clear"/>
+            <w:tcMar>
+              <w:top w:w="100.0" w:type="dxa"/>
+              <w:left w:w="100.0" w:type="dxa"/>
+              <w:bottom w:w="100.0" w:type="dxa"/>
+              <w:right w:w="100.0" w:type="dxa"/>
+            </w:tcMar>
+            <w:vAlign w:val="top"/>
+          </w:tcPr>
+          <w:p>
+            <w:pPr>
+              <w:widowControl w:val="0"/>
+              <w:spacing w:line="240" w:lineRule="auto"/>
+              <w:jc w:val="both"/>
+              <w:rPr>
+                <w:b w:val="1"/>
+                <w:bCs w:val="1"/>
+                <w:sz w:val="24"/>
+                <w:szCs w:val="24"/>
+              </w:rPr>
+            </w:pPr>
+            <w:r>
+              <w:rPr>
+                <w:b w:val="1"/>
+                <w:bCs w:val="1"/>
+                <w:sz w:val="24"/>
+                <w:szCs w:val="24"/>
+                <w:rtl w:val="0"/>
+              </w:rPr>
+              <w:t xml:space="preserve">RFN 05.01:</w:t>
+            </w:r>
+          </w:p>
+        </w:tc>
+        <w:tc>
+          <w:tcPr>
+            <w:gridSpan w:val="3"/>
+            <w:shd w:fill="auto" w:val="clear"/>
+            <w:tcMar>
+              <w:top w:w="100.0" w:type="dxa"/>
+              <w:left w:w="100.0" w:type="dxa"/>
+              <w:bottom w:w="100.0" w:type="dxa"/>
+              <w:right w:w="100.0" w:type="dxa"/>
+            </w:tcMar>
+            <w:vAlign w:val="top"/>
+          </w:tcPr>
+          <w:p>
+            <w:pPr>
+              <w:widowControl w:val="0"/>
+              <w:spacing w:line="240" w:lineRule="auto"/>
+              <w:rPr>
+                <w:b w:val="1"/>
+                <w:bCs w:val="1"/>
+                <w:sz w:val="24"/>
+                <w:szCs w:val="24"/>
+              </w:rPr>
+            </w:pPr>
+            <w:r>
+              <w:rPr>
+                <w:b w:val="1"/>
+                <w:bCs w:val="1"/>
+                <w:sz w:val="24"/>
+                <w:szCs w:val="24"/>
+                <w:rtl w:val="0"/>
+              </w:rPr>
+              <w:t xml:space="preserve">A recalculagem dinâmica da rota em caso de desvio do motoboy deve responder em menos de 2,0 segundos.</w:t>
+            </w:r>
+          </w:p>
+          <w:p>
+            <w:pPr>
+              <w:widowControl w:val="0"/>
+              <w:spacing w:line="240" w:lineRule="auto"/>
+              <w:jc w:val="left"/>
+              <w:rPr>
+                <w:b w:val="1"/>
+                <w:bCs w:val="1"/>
+                <w:sz w:val="24"/>
+                <w:szCs w:val="24"/>
+              </w:rPr>
+            </w:pPr>
+            <w:r>
+              <w:rPr>
+                <w:rtl w:val="0"/>
+              </w:rPr>
+            </w:r>
+          </w:p>
+        </w:tc>
+      </w:tr>
+    </w:tbl>
+    <w:p>
+      <w:pPr>
+        <w:spacing w:line="360" w:lineRule="auto"/>
+        <w:jc w:val="both"/>
+        <w:rPr/>
+      </w:pPr>
+      <w:r>
+        <w:rPr>
+          <w:rtl w:val="0"/>
+        </w:rPr>
+      </w:r>
+    </w:p>
+    <w:p>
+      <w:pPr>
+        <w:spacing w:line="360" w:lineRule="auto"/>
+        <w:jc w:val="both"/>
+        <w:rPr/>
+      </w:pPr>
+      <w:r>
+        <w:rPr>
+          <w:rtl w:val="0"/>
+        </w:rPr>
+      </w:r>
+    </w:p>
+    <w:p>
+      <w:pPr>
+        <w:spacing w:line="360" w:lineRule="auto"/>
+        <w:jc w:val="both"/>
+        <w:rPr/>
+      </w:pPr>
+      <w:r>
+        <w:rPr>
+          <w:rtl w:val="0"/>
+        </w:rPr>
+      </w:r>
+    </w:p>
+    <w:p>
+      <w:pPr>
+        <w:spacing w:line="360" w:lineRule="auto"/>
+        <w:jc w:val="both"/>
+        <w:rPr/>
+      </w:pPr>
+      <w:r>
+        <w:rPr>
+          <w:rtl w:val="0"/>
+        </w:rPr>
+      </w:r>
+    </w:p>
+    <w:p>
+      <w:pPr>
+        <w:spacing w:line="360" w:lineRule="auto"/>
+        <w:jc w:val="both"/>
+        <w:rPr/>
+      </w:pPr>
+      <w:r>
+        <w:rPr>
+          <w:rtl w:val="0"/>
+        </w:rPr>
+      </w:r>
+    </w:p>
+    <w:p>
+      <w:pPr>
+        <w:spacing w:line="360" w:lineRule="auto"/>
+        <w:jc w:val="both"/>
+        <w:rPr/>
+      </w:pPr>
+      <w:r>
+        <w:rPr>
+          <w:rtl w:val="0"/>
+        </w:rPr>
+      </w:r>
+    </w:p>
+    <w:p>
+      <w:pPr>
+        <w:spacing w:line="360" w:lineRule="auto"/>
+        <w:jc w:val="both"/>
+        <w:rPr/>
+      </w:pPr>
+      <w:r>
+        <w:rPr>
+          <w:rtl w:val="0"/>
+        </w:rPr>
+      </w:r>
+    </w:p>
+    <w:p>
+      <w:pPr>
+        <w:spacing w:line="360" w:lineRule="auto"/>
+        <w:jc w:val="both"/>
+        <w:rPr>
+          <w:sz w:val="24"/>
+          <w:szCs w:val="24"/>
+        </w:rPr>
+      </w:pPr>
+      <w:r>
+        <w:rPr>
+          <w:rtl w:val="0"/>
+        </w:rPr>
+      </w:r>
+    </w:p>
+    <w:tbl>
+      <w:tblPr>
+        <w:tblStyle w:val="Table6"/>
+        <w:tblW w:w="13320.0" w:type="dxa"/>
+        <w:jc w:val="left"/>
+        <w:tblInd w:w="30.0" w:type="dxa"/>
+        <w:tblBorders>
+          <w:top w:color="000000" w:space="0" w:sz="8" w:val="single"/>
+          <w:left w:color="000000" w:space="0" w:sz="8" w:val="single"/>
+          <w:bottom w:color="000000" w:space="0" w:sz="8" w:val="single"/>
+          <w:right w:color="000000" w:space="0" w:sz="8" w:val="single"/>
+          <w:insideH w:color="000000" w:space="0" w:sz="8" w:val="single"/>
+          <w:insideV w:color="000000" w:space="0" w:sz="8" w:val="single"/>
+        </w:tblBorders>
+        <w:tblLayout w:type="fixed"/>
+        <w:tblLook w:val="0600"/>
+      </w:tblPr>
+      <w:tblGrid>
+        <w:gridCol w:w="3675"/>
+        <w:gridCol w:w="4740"/>
+        <w:gridCol w:w="2415"/>
+        <w:gridCol w:w="2490"/>
+        <w:tblGridChange w:id="0">
+          <w:tblGrid>
+            <w:gridCol w:w="3675"/>
+            <w:gridCol w:w="4740"/>
+            <w:gridCol w:w="2415"/>
+            <w:gridCol w:w="2490"/>
+          </w:tblGrid>
+        </w:tblGridChange>
+      </w:tblGrid>
+      <w:tr>
+        <w:trPr>
+          <w:cantSplit w:val="0"/>
+          <w:tblHeader w:val="0"/>
+        </w:trPr>
+        <w:tc>
+          <w:tcPr>
+            <w:gridSpan w:val="2"/>
+            <w:shd w:fill="b7b7b7" w:val="clear"/>
+            <w:tcMar>
+              <w:top w:w="100.0" w:type="dxa"/>
+              <w:left w:w="100.0" w:type="dxa"/>
+              <w:bottom w:w="100.0" w:type="dxa"/>
+              <w:right w:w="100.0" w:type="dxa"/>
+            </w:tcMar>
+            <w:vAlign w:val="top"/>
+          </w:tcPr>
+          <w:p>
+            <w:pPr>
+              <w:spacing w:line="360" w:lineRule="auto"/>
+              <w:jc w:val="both"/>
+              <w:rPr>
+                <w:b w:val="1"/>
+                <w:bCs w:val="1"/>
+                <w:sz w:val="24"/>
+                <w:szCs w:val="24"/>
+              </w:rPr>
+            </w:pPr>
+            <w:r>
+              <w:rPr>
+                <w:b w:val="1"/>
+                <w:bCs w:val="1"/>
+                <w:sz w:val="24"/>
+                <w:szCs w:val="24"/>
+                <w:rtl w:val="0"/>
+              </w:rPr>
+              <w:t xml:space="preserve">RF06-                  Internacionalização e Preferências (i18n)</w:t>
+            </w:r>
+          </w:p>
+        </w:tc>
+        <w:tc>
+          <w:tcPr>
+            <w:shd w:fill="auto" w:val="clear"/>
+            <w:tcMar>
+              <w:top w:w="100.0" w:type="dxa"/>
+              <w:left w:w="100.0" w:type="dxa"/>
+              <w:bottom w:w="100.0" w:type="dxa"/>
+              <w:right w:w="100.0" w:type="dxa"/>
+            </w:tcMar>
+            <w:vAlign w:val="top"/>
+          </w:tcPr>
+          <w:p>
+            <w:pPr>
+              <w:widowControl w:val="0"/>
+              <w:spacing w:line="240" w:lineRule="auto"/>
+              <w:rPr>
+                <w:b w:val="1"/>
+                <w:bCs w:val="1"/>
+                <w:sz w:val="24"/>
+                <w:szCs w:val="24"/>
+              </w:rPr>
+            </w:pPr>
+            <w:r>
+              <w:rPr>
+                <w:b w:val="1"/>
+                <w:bCs w:val="1"/>
+                <w:sz w:val="24"/>
+                <w:szCs w:val="24"/>
+                <w:rtl w:val="0"/>
+              </w:rPr>
+              <w:t xml:space="preserve">Evidente ( X )</w:t>
+            </w:r>
+          </w:p>
+        </w:tc>
+        <w:tc>
+          <w:tcPr>
+            <w:shd w:fill="auto" w:val="clear"/>
+            <w:tcMar>
+              <w:top w:w="100.0" w:type="dxa"/>
+              <w:left w:w="100.0" w:type="dxa"/>
+              <w:bottom w:w="100.0" w:type="dxa"/>
+              <w:right w:w="100.0" w:type="dxa"/>
+            </w:tcMar>
+            <w:vAlign w:val="top"/>
+          </w:tcPr>
+          <w:p>
+            <w:pPr>
+              <w:widowControl w:val="0"/>
+              <w:spacing w:line="240" w:lineRule="auto"/>
+              <w:rPr>
+                <w:b w:val="1"/>
+                <w:bCs w:val="1"/>
+                <w:sz w:val="24"/>
+                <w:szCs w:val="24"/>
+              </w:rPr>
+            </w:pPr>
+            <w:r>
+              <w:rPr>
+                <w:b w:val="1"/>
+                <w:bCs w:val="1"/>
+                <w:sz w:val="24"/>
+                <w:szCs w:val="24"/>
+                <w:rtl w:val="0"/>
+              </w:rPr>
+              <w:t xml:space="preserve">Oculto (  )</w:t>
+            </w:r>
+          </w:p>
+        </w:tc>
+      </w:tr>
+      <w:tr>
+        <w:trPr>
+          <w:cantSplit w:val="0"/>
+          <w:trHeight w:val="440" w:hRule="atLeast"/>
+          <w:tblHeader w:val="0"/>
+        </w:trPr>
+        <w:tc>
+          <w:tcPr>
+            <w:gridSpan w:val="4"/>
+            <w:shd w:fill="b7b7b7" w:val="clear"/>
+            <w:tcMar>
+              <w:top w:w="100.0" w:type="dxa"/>
+              <w:left w:w="100.0" w:type="dxa"/>
+              <w:bottom w:w="100.0" w:type="dxa"/>
+              <w:right w:w="100.0" w:type="dxa"/>
+            </w:tcMar>
+            <w:vAlign w:val="top"/>
+          </w:tcPr>
+          <w:p>
+            <w:pPr>
+              <w:widowControl w:val="0"/>
+              <w:spacing w:line="240" w:lineRule="auto"/>
+              <w:rPr>
+                <w:b w:val="1"/>
+                <w:bCs w:val="1"/>
+                <w:sz w:val="24"/>
+                <w:szCs w:val="24"/>
+              </w:rPr>
+            </w:pPr>
+            <w:r>
+              <w:rPr>
+                <w:b w:val="1"/>
+                <w:bCs w:val="1"/>
+                <w:sz w:val="24"/>
+                <w:szCs w:val="24"/>
+                <w:rtl w:val="0"/>
+              </w:rPr>
+              <w:t xml:space="preserve">Requisitos Não-Funcionais</w:t>
+            </w:r>
+          </w:p>
+        </w:tc>
+      </w:tr>
+      <w:tr>
+        <w:trPr>
+          <w:cantSplit w:val="0"/>
+          <w:trHeight w:val="440" w:hRule="atLeast"/>
+          <w:tblHeader w:val="0"/>
+        </w:trPr>
+        <w:tc>
+          <w:tcPr>
+            <w:shd w:fill="b7b7b7" w:val="clear"/>
+            <w:tcMar>
+              <w:top w:w="100.0" w:type="dxa"/>
+              <w:left w:w="100.0" w:type="dxa"/>
+              <w:bottom w:w="100.0" w:type="dxa"/>
+              <w:right w:w="100.0" w:type="dxa"/>
+            </w:tcMar>
+            <w:vAlign w:val="top"/>
+          </w:tcPr>
+          <w:p>
+            <w:pPr>
+              <w:widowControl w:val="0"/>
+              <w:spacing w:line="240" w:lineRule="auto"/>
+              <w:jc w:val="both"/>
+              <w:rPr>
+                <w:b w:val="1"/>
+                <w:bCs w:val="1"/>
+                <w:sz w:val="24"/>
+                <w:szCs w:val="24"/>
+              </w:rPr>
+            </w:pPr>
+            <w:r>
+              <w:rPr>
+                <w:b w:val="1"/>
+                <w:bCs w:val="1"/>
+                <w:sz w:val="24"/>
+                <w:szCs w:val="24"/>
+                <w:rtl w:val="0"/>
+              </w:rPr>
+              <w:t xml:space="preserve">Descrição</w:t>
+            </w:r>
+          </w:p>
+        </w:tc>
+        <w:tc>
+          <w:tcPr>
+            <w:shd w:fill="b7b7b7" w:val="clear"/>
+            <w:tcMar>
+              <w:top w:w="100.0" w:type="dxa"/>
+              <w:left w:w="100.0" w:type="dxa"/>
+              <w:bottom w:w="100.0" w:type="dxa"/>
+              <w:right w:w="100.0" w:type="dxa"/>
+            </w:tcMar>
+            <w:vAlign w:val="top"/>
+          </w:tcPr>
+          <w:p>
+            <w:pPr>
+              <w:widowControl w:val="0"/>
+              <w:spacing w:line="240" w:lineRule="auto"/>
+              <w:rPr>
+                <w:b w:val="1"/>
+                <w:bCs w:val="1"/>
+                <w:sz w:val="24"/>
+                <w:szCs w:val="24"/>
+              </w:rPr>
+            </w:pPr>
+            <w:r>
+              <w:rPr>
+                <w:b w:val="1"/>
+                <w:bCs w:val="1"/>
+                <w:sz w:val="24"/>
+                <w:szCs w:val="24"/>
+                <w:rtl w:val="0"/>
+              </w:rPr>
+              <w:t xml:space="preserve">Categoria</w:t>
+            </w:r>
+          </w:p>
+        </w:tc>
+        <w:tc>
+          <w:tcPr>
+            <w:shd w:fill="b7b7b7" w:val="clear"/>
+            <w:tcMar>
+              <w:top w:w="100.0" w:type="dxa"/>
+              <w:left w:w="100.0" w:type="dxa"/>
+              <w:bottom w:w="100.0" w:type="dxa"/>
+              <w:right w:w="100.0" w:type="dxa"/>
+            </w:tcMar>
+            <w:vAlign w:val="top"/>
+          </w:tcPr>
+          <w:p>
+            <w:pPr>
+              <w:widowControl w:val="0"/>
+              <w:spacing w:line="240" w:lineRule="auto"/>
+              <w:rPr>
+                <w:b w:val="1"/>
+                <w:bCs w:val="1"/>
+                <w:sz w:val="24"/>
+                <w:szCs w:val="24"/>
+              </w:rPr>
+            </w:pPr>
+            <w:r>
+              <w:rPr>
+                <w:b w:val="1"/>
+                <w:bCs w:val="1"/>
+                <w:sz w:val="24"/>
+                <w:szCs w:val="24"/>
+                <w:rtl w:val="0"/>
+              </w:rPr>
+              <w:t xml:space="preserve">Desejável</w:t>
+            </w:r>
+          </w:p>
+        </w:tc>
+        <w:tc>
+          <w:tcPr>
+            <w:shd w:fill="b7b7b7" w:val="clear"/>
+            <w:tcMar>
+              <w:top w:w="100.0" w:type="dxa"/>
+              <w:left w:w="100.0" w:type="dxa"/>
+              <w:bottom w:w="100.0" w:type="dxa"/>
+              <w:right w:w="100.0" w:type="dxa"/>
+            </w:tcMar>
+            <w:vAlign w:val="top"/>
+          </w:tcPr>
+          <w:p>
+            <w:pPr>
+              <w:widowControl w:val="0"/>
+              <w:spacing w:line="240" w:lineRule="auto"/>
+              <w:rPr>
+                <w:b w:val="1"/>
+                <w:bCs w:val="1"/>
+                <w:sz w:val="24"/>
+                <w:szCs w:val="24"/>
+              </w:rPr>
+            </w:pPr>
+            <w:r>
+              <w:rPr>
+                <w:b w:val="1"/>
+                <w:bCs w:val="1"/>
+                <w:sz w:val="24"/>
+                <w:szCs w:val="24"/>
+                <w:rtl w:val="0"/>
+              </w:rPr>
+              <w:t xml:space="preserve">Estável</w:t>
+            </w:r>
+          </w:p>
+        </w:tc>
+      </w:tr>
+      <w:tr>
+        <w:trPr>
+          <w:cantSplit w:val="0"/>
+          <w:trHeight w:val="440" w:hRule="atLeast"/>
+          <w:tblHeader w:val="0"/>
+        </w:trPr>
+        <w:tc>
+          <w:tcPr>
+            <w:shd w:fill="auto" w:val="clear"/>
+            <w:tcMar>
+              <w:top w:w="100.0" w:type="dxa"/>
+              <w:left w:w="100.0" w:type="dxa"/>
+              <w:bottom w:w="100.0" w:type="dxa"/>
+              <w:right w:w="100.0" w:type="dxa"/>
+            </w:tcMar>
+            <w:vAlign w:val="top"/>
+          </w:tcPr>
+          <w:p>
+            <w:pPr>
+              <w:widowControl w:val="0"/>
+              <w:spacing w:line="240" w:lineRule="auto"/>
+              <w:jc w:val="both"/>
+              <w:rPr>
+                <w:b w:val="1"/>
+                <w:bCs w:val="1"/>
+                <w:sz w:val="24"/>
+                <w:szCs w:val="24"/>
+              </w:rPr>
+            </w:pPr>
+            <w:r>
+              <w:rPr>
+                <w:b w:val="1"/>
+                <w:bCs w:val="1"/>
+                <w:sz w:val="24"/>
+                <w:szCs w:val="24"/>
+                <w:rtl w:val="0"/>
+              </w:rPr>
+              <w:t xml:space="preserve">O sistema deve se adaptar dinamicamente ao idioma nativo configurado no dispositivo do usuário ou selecionado nas preferências.</w:t>
+            </w:r>
+          </w:p>
+          <w:p>
+            <w:pPr>
+              <w:widowControl w:val="0"/>
+              <w:spacing w:line="240" w:lineRule="auto"/>
+              <w:jc w:val="both"/>
+              <w:rPr>
+                <w:b w:val="1"/>
+                <w:bCs w:val="1"/>
+                <w:sz w:val="24"/>
+                <w:szCs w:val="24"/>
+              </w:rPr>
+            </w:pPr>
+            <w:r>
+              <w:rPr>
+                <w:rtl w:val="0"/>
+              </w:rPr>
+            </w:r>
+          </w:p>
+          <w:p>
+            <w:pPr>
+              <w:widowControl w:val="0"/>
+              <w:spacing w:line="240" w:lineRule="auto"/>
+              <w:jc w:val="both"/>
+              <w:rPr>
+                <w:b w:val="1"/>
+                <w:bCs w:val="1"/>
+                <w:sz w:val="24"/>
+                <w:szCs w:val="24"/>
+              </w:rPr>
+            </w:pPr>
+            <w:r>
+              <w:rPr>
+                <w:rtl w:val="0"/>
+              </w:rPr>
+            </w:r>
+          </w:p>
+          <w:p>
+            <w:pPr>
+              <w:widowControl w:val="0"/>
+              <w:spacing w:line="240" w:lineRule="auto"/>
+              <w:jc w:val="both"/>
+              <w:rPr>
+                <w:b w:val="1"/>
+                <w:bCs w:val="1"/>
+                <w:sz w:val="24"/>
+                <w:szCs w:val="24"/>
+              </w:rPr>
+            </w:pPr>
+            <w:r>
+              <w:rPr>
+                <w:rtl w:val="0"/>
+              </w:rPr>
+            </w:r>
+          </w:p>
+          <w:p>
+            <w:pPr>
+              <w:widowControl w:val="0"/>
+              <w:spacing w:line="240" w:lineRule="auto"/>
+              <w:jc w:val="both"/>
+              <w:rPr>
+                <w:b w:val="1"/>
+                <w:bCs w:val="1"/>
+                <w:sz w:val="24"/>
+                <w:szCs w:val="24"/>
+              </w:rPr>
+            </w:pPr>
+            <w:r>
+              <w:rPr>
+                <w:rtl w:val="0"/>
+              </w:rPr>
+            </w:r>
+          </w:p>
+        </w:tc>
+        <w:tc>
+          <w:tcPr>
+            <w:shd w:fill="auto" w:val="clear"/>
+            <w:tcMar>
+              <w:top w:w="100.0" w:type="dxa"/>
+              <w:left w:w="100.0" w:type="dxa"/>
+              <w:bottom w:w="100.0" w:type="dxa"/>
+              <w:right w:w="100.0" w:type="dxa"/>
+            </w:tcMar>
+            <w:vAlign w:val="top"/>
+          </w:tcPr>
+          <w:p>
+            <w:pPr>
+              <w:widowControl w:val="0"/>
+              <w:spacing w:line="240" w:lineRule="auto"/>
+              <w:jc w:val="center"/>
+              <w:rPr>
+                <w:b w:val="1"/>
+                <w:bCs w:val="1"/>
+                <w:sz w:val="24"/>
+                <w:szCs w:val="24"/>
+              </w:rPr>
+            </w:pPr>
+            <w:r>
+              <w:rPr>
+                <w:b w:val="1"/>
+                <w:bCs w:val="1"/>
+                <w:sz w:val="24"/>
+                <w:szCs w:val="24"/>
+                <w:rtl w:val="0"/>
+              </w:rPr>
+              <w:t xml:space="preserve">Acessibilidade / Internacionalização</w:t>
+            </w:r>
+          </w:p>
+        </w:tc>
+        <w:tc>
+          <w:tcPr>
+            <w:shd w:fill="auto" w:val="clear"/>
+            <w:tcMar>
+              <w:top w:w="100.0" w:type="dxa"/>
+              <w:left w:w="100.0" w:type="dxa"/>
+              <w:bottom w:w="100.0" w:type="dxa"/>
+              <w:right w:w="100.0" w:type="dxa"/>
+            </w:tcMar>
+            <w:vAlign w:val="top"/>
+          </w:tcPr>
+          <w:p>
+            <w:pPr>
+              <w:widowControl w:val="0"/>
+              <w:spacing w:line="240" w:lineRule="auto"/>
+              <w:jc w:val="center"/>
+              <w:rPr>
+                <w:b w:val="1"/>
+                <w:bCs w:val="1"/>
+                <w:sz w:val="24"/>
+                <w:szCs w:val="24"/>
+              </w:rPr>
+            </w:pPr>
+            <w:r>
+              <w:rPr>
+                <w:b w:val="1"/>
+                <w:bCs w:val="1"/>
+                <w:sz w:val="24"/>
+                <w:szCs w:val="24"/>
+                <w:rtl w:val="0"/>
+              </w:rPr>
+              <w:t xml:space="preserve">Sim</w:t>
+            </w:r>
+          </w:p>
+        </w:tc>
+        <w:tc>
+          <w:tcPr>
+            <w:shd w:fill="auto" w:val="clear"/>
+            <w:tcMar>
+              <w:top w:w="100.0" w:type="dxa"/>
+              <w:left w:w="100.0" w:type="dxa"/>
+              <w:bottom w:w="100.0" w:type="dxa"/>
+              <w:right w:w="100.0" w:type="dxa"/>
+            </w:tcMar>
+            <w:vAlign w:val="top"/>
+          </w:tcPr>
+          <w:p>
+            <w:pPr>
+              <w:widowControl w:val="0"/>
+              <w:spacing w:line="240" w:lineRule="auto"/>
+              <w:jc w:val="center"/>
+              <w:rPr>
+                <w:b w:val="1"/>
+                <w:bCs w:val="1"/>
+                <w:sz w:val="24"/>
+                <w:szCs w:val="24"/>
+              </w:rPr>
+            </w:pPr>
+            <w:r>
+              <w:rPr>
+                <w:b w:val="1"/>
+                <w:bCs w:val="1"/>
+                <w:sz w:val="24"/>
+                <w:szCs w:val="24"/>
+                <w:rtl w:val="0"/>
+              </w:rPr>
+              <w:t xml:space="preserve">Nao</w:t>
+            </w:r>
+          </w:p>
+        </w:tc>
+      </w:tr>
+      <w:tr>
+        <w:trPr>
+          <w:cantSplit w:val="0"/>
+          <w:trHeight w:val="440" w:hRule="atLeast"/>
+          <w:tblHeader w:val="0"/>
+        </w:trPr>
+        <w:tc>
+          <w:tcPr>
+            <w:shd w:fill="auto" w:val="clear"/>
+            <w:tcMar>
+              <w:top w:w="100.0" w:type="dxa"/>
+              <w:left w:w="100.0" w:type="dxa"/>
+              <w:bottom w:w="100.0" w:type="dxa"/>
+              <w:right w:w="100.0" w:type="dxa"/>
+            </w:tcMar>
+            <w:vAlign w:val="top"/>
+          </w:tcPr>
+          <w:p>
+            <w:pPr>
+              <w:widowControl w:val="0"/>
+              <w:spacing w:line="240" w:lineRule="auto"/>
+              <w:jc w:val="both"/>
+              <w:rPr>
+                <w:b w:val="1"/>
+                <w:bCs w:val="1"/>
+                <w:sz w:val="24"/>
+                <w:szCs w:val="24"/>
+              </w:rPr>
+            </w:pPr>
+            <w:r>
+              <w:rPr>
+                <w:b w:val="1"/>
+                <w:bCs w:val="1"/>
+                <w:sz w:val="24"/>
+                <w:szCs w:val="24"/>
+                <w:rtl w:val="0"/>
+              </w:rPr>
+              <w:t xml:space="preserve">RFN 06.01:</w:t>
+            </w:r>
+          </w:p>
+        </w:tc>
+        <w:tc>
+          <w:tcPr>
+            <w:gridSpan w:val="3"/>
+            <w:shd w:fill="auto" w:val="clear"/>
+            <w:tcMar>
+              <w:top w:w="100.0" w:type="dxa"/>
+              <w:left w:w="100.0" w:type="dxa"/>
+              <w:bottom w:w="100.0" w:type="dxa"/>
+              <w:right w:w="100.0" w:type="dxa"/>
+            </w:tcMar>
+            <w:vAlign w:val="top"/>
+          </w:tcPr>
+          <w:p>
+            <w:pPr>
+              <w:widowControl w:val="0"/>
+              <w:spacing w:line="240" w:lineRule="auto"/>
+              <w:rPr>
+                <w:sz w:val="24"/>
+                <w:szCs w:val="24"/>
+              </w:rPr>
+            </w:pPr>
+            <w:r>
+              <w:rPr>
+                <w:sz w:val="24"/>
+                <w:szCs w:val="24"/>
+                <w:rtl w:val="0"/>
+              </w:rPr>
+              <w:t xml:space="preserve">O carregamento dos arquivos de tradução i18n/dictionary não pode exceder 50KB por idioma suportado.</w:t>
+            </w:r>
+          </w:p>
+          <w:p>
+            <w:pPr>
+              <w:widowControl w:val="0"/>
+              <w:spacing w:line="240" w:lineRule="auto"/>
+              <w:rPr>
+                <w:sz w:val="24"/>
+                <w:szCs w:val="24"/>
+              </w:rPr>
+            </w:pPr>
+            <w:r>
+              <w:rPr>
+                <w:rtl w:val="0"/>
+              </w:rPr>
+            </w:r>
+          </w:p>
+          <w:p>
+            <w:pPr>
+              <w:widowControl w:val="0"/>
+              <w:spacing w:line="240" w:lineRule="auto"/>
+              <w:rPr>
+                <w:b w:val="1"/>
+                <w:bCs w:val="1"/>
+                <w:sz w:val="24"/>
+                <w:szCs w:val="24"/>
+              </w:rPr>
+            </w:pPr>
+            <w:r>
+              <w:rPr>
+                <w:rtl w:val="0"/>
+              </w:rPr>
+            </w:r>
+          </w:p>
+        </w:tc>
+      </w:tr>
+    </w:tbl>
+    <w:p>
+      <w:pPr>
+        <w:spacing w:line="360" w:lineRule="auto"/>
+        <w:jc w:val="both"/>
+        <w:rPr/>
+      </w:pPr>
+      <w:r>
+        <w:rPr>
+          <w:rtl w:val="0"/>
+        </w:rPr>
+      </w:r>
+    </w:p>
+    <w:p>
+      <w:pPr>
+        <w:spacing w:line="360" w:lineRule="auto"/>
+        <w:jc w:val="both"/>
+        <w:rPr/>
+      </w:pPr>
+      <w:r>
+        <w:rPr>
+          <w:rtl w:val="0"/>
+        </w:rPr>
+      </w:r>
+    </w:p>
+    <w:p>
+      <w:pPr>
+        <w:spacing w:line="360" w:lineRule="auto"/>
+        <w:jc w:val="both"/>
+        <w:rPr/>
+      </w:pPr>
+      <w:r>
+        <w:rPr>
+          <w:rtl w:val="0"/>
+        </w:rPr>
+      </w:r>
+    </w:p>
+    <w:p>
+      <w:pPr>
+        <w:spacing w:line="360" w:lineRule="auto"/>
+        <w:jc w:val="both"/>
+        <w:rPr/>
+      </w:pPr>
+      <w:r>
+        <w:rPr>
+          <w:rtl w:val="0"/>
+        </w:rPr>
+      </w:r>
+    </w:p>
+    <w:p>
+      <w:pPr>
+        <w:spacing w:line="360" w:lineRule="auto"/>
+        <w:jc w:val="both"/>
+        <w:rPr>
+          <w:sz w:val="24"/>
+          <w:szCs w:val="24"/>
+        </w:rPr>
+      </w:pPr>
+      <w:r>
+        <w:rPr>
+          <w:rtl w:val="0"/>
+        </w:rPr>
+      </w:r>
+    </w:p>
+    <w:p>
+      <w:pPr>
+        <w:spacing w:line="360" w:lineRule="auto"/>
+        <w:jc w:val="both"/>
+        <w:rPr>
+          <w:sz w:val="24"/>
+          <w:szCs w:val="24"/>
+        </w:rPr>
+      </w:pPr>
+      <w:r>
+        <w:rPr>
+          <w:rtl w:val="0"/>
+        </w:rPr>
+      </w:r>
+    </w:p>
+    <w:p>
+      <w:pPr>
+        <w:spacing w:line="360" w:lineRule="auto"/>
+        <w:jc w:val="both"/>
+        <w:rPr>
+          <w:sz w:val="24"/>
+          <w:szCs w:val="24"/>
+        </w:rPr>
+      </w:pPr>
+      <w:r>
+        <w:rPr>
+          <w:rtl w:val="0"/>
+        </w:rPr>
+      </w:r>
+    </w:p>
+    <w:p>
+      <w:pPr>
+        <w:spacing w:line="360" w:lineRule="auto"/>
+        <w:jc w:val="both"/>
+        <w:rPr>
+          <w:sz w:val="24"/>
+          <w:szCs w:val="24"/>
+        </w:rPr>
+      </w:pPr>
+      <w:r>
+        <w:rPr>
+          <w:sz w:val="24"/>
+          <w:szCs w:val="24"/>
+          <w:rtl w:val="0"/>
+        </w:rPr>
+        <w:t xml:space="preserve">Jhosef</w:t>
+      </w:r>
+    </w:p>
+    <w:tbl>
+      <w:tblPr>
+        <w:tblStyle w:val="Table7"/>
         <w:tblW w:w="14010.0" w:type="dxa"/>
         <w:jc w:val="left"/>
         <w:tblBorders>
@@ -6048,6 +7658,7 @@
       <w:tr>
         <w:trPr>
           <w:cantSplit w:val="0"/>
+          <w:trHeight w:val="1209.4921875" w:hRule="atLeast"/>
           <w:tblHeader w:val="0"/>
         </w:trPr>
         <w:tc>
@@ -6097,50 +7708,19 @@
           </w:tcPr>
           <w:p>
             <w:pPr>
-              <w:rPr>
-                <w:sz w:val="24"/>
-                <w:szCs w:val="24"/>
-              </w:rPr>
-            </w:pPr>
-            <w:r>
-              <w:rPr>
-                <w:sz w:val="24"/>
-                <w:szCs w:val="24"/>
-                <w:rtl w:val="0"/>
-              </w:rPr>
-              <w:t xml:space="preserve">A despensa do usuário é atualizada com sucesso.</w:t>
-            </w:r>
-          </w:p>
-          <w:p>
-            <w:pPr>
-              <w:rPr>
-                <w:sz w:val="24"/>
-                <w:szCs w:val="24"/>
-              </w:rPr>
-            </w:pPr>
-            <w:r>
-              <w:rPr>
-                <w:sz w:val="24"/>
-                <w:szCs w:val="24"/>
-                <w:rtl w:val="0"/>
-              </w:rPr>
-              <w:t xml:space="preserve">*Os dados sensíveis (CPF, e-mail) permanecem </w:t>
-            </w:r>
-            <w:r>
-              <w:rPr>
-                <w:sz w:val="24"/>
-                <w:szCs w:val="24"/>
-                <w:rtl w:val="0"/>
-              </w:rPr>
-              <w:t xml:space="preserve">criptografados </w:t>
-            </w:r>
-            <w:r>
-              <w:rPr>
-                <w:sz w:val="24"/>
-                <w:szCs w:val="24"/>
-                <w:rtl w:val="0"/>
-              </w:rPr>
-              <w:t xml:space="preserve">em conformidade com a LGPD</w:t>
+              <w:spacing w:before="240" w:lineRule="auto"/>
+              <w:rPr>
+                <w:sz w:val="24"/>
+                <w:szCs w:val="24"/>
+              </w:rPr>
+            </w:pPr>
+            <w:r>
+              <w:rPr>
+                <w:sz w:val="24"/>
+                <w:szCs w:val="24"/>
+                <w:rtl w:val="0"/>
+              </w:rPr>
+              <w:t xml:space="preserve">A despensa do usuário é atualizada com sucesso.*Os dados sensíveis (CPF, e-mail) permanecem criptografados em conformidade com a LGPD</w:t>
             </w:r>
           </w:p>
         </w:tc>
@@ -6197,276 +7777,159 @@
           </w:tcPr>
           <w:p>
             <w:pPr>
-              <w:rPr>
-                <w:sz w:val="24"/>
-                <w:szCs w:val="24"/>
-              </w:rPr>
-            </w:pPr>
-            <w:r>
-              <w:rPr>
-                <w:b w:val="1"/>
-                <w:bCs w:val="1"/>
-                <w:sz w:val="24"/>
-                <w:szCs w:val="24"/>
-                <w:rtl w:val="0"/>
-              </w:rPr>
-              <w:t xml:space="preserve">1.</w:t>
-            </w:r>
-            <w:r>
-              <w:rPr>
-                <w:sz w:val="24"/>
-                <w:szCs w:val="24"/>
-                <w:rtl w:val="0"/>
-              </w:rPr>
-              <w:t xml:space="preserve"> O usuário acessa a tela "Minha Despensa".</w:t>
-            </w:r>
-          </w:p>
-          <w:p>
-            <w:pPr>
-              <w:rPr>
-                <w:sz w:val="24"/>
-                <w:szCs w:val="24"/>
-              </w:rPr>
-            </w:pPr>
-            <w:r>
-              <w:rPr>
-                <w:b w:val="1"/>
-                <w:bCs w:val="1"/>
-                <w:sz w:val="24"/>
-                <w:szCs w:val="24"/>
-                <w:rtl w:val="0"/>
-              </w:rPr>
-              <w:t xml:space="preserve">2.</w:t>
-            </w:r>
-            <w:r>
-              <w:rPr>
-                <w:sz w:val="24"/>
-                <w:szCs w:val="24"/>
-                <w:rtl w:val="0"/>
-              </w:rPr>
-              <w:t xml:space="preserve"> O usuário digita as iniciais de um ingrediente no campo de busca.</w:t>
-            </w:r>
-          </w:p>
-          <w:p>
-            <w:pPr>
-              <w:rPr>
-                <w:sz w:val="24"/>
-                <w:szCs w:val="24"/>
-              </w:rPr>
-            </w:pPr>
-            <w:r>
-              <w:rPr>
-                <w:b w:val="1"/>
-                <w:bCs w:val="1"/>
-                <w:sz w:val="24"/>
-                <w:szCs w:val="24"/>
-                <w:rtl w:val="0"/>
-              </w:rPr>
-              <w:t xml:space="preserve">3.</w:t>
-            </w:r>
-            <w:r>
-              <w:rPr>
-                <w:sz w:val="24"/>
-                <w:szCs w:val="24"/>
-                <w:rtl w:val="0"/>
-              </w:rPr>
-              <w:t xml:space="preserve"> O sistema retorna o </w:t>
-            </w:r>
-            <w:r>
-              <w:rPr>
-                <w:sz w:val="24"/>
-                <w:szCs w:val="24"/>
-                <w:rtl w:val="0"/>
-              </w:rPr>
-              <w:t xml:space="preserve">autocompletar em até 300ms</w:t>
-            </w:r>
-            <w:r>
-              <w:rPr>
-                <w:sz w:val="24"/>
-                <w:szCs w:val="24"/>
-                <w:rtl w:val="0"/>
-              </w:rPr>
-              <w:t xml:space="preserve"> </w:t>
-            </w:r>
-            <w:r>
-              <w:rPr>
-                <w:rFonts w:ascii="Courier New" w:cs="Courier New" w:eastAsia="Courier New" w:hAnsi="Courier New"/>
-                <w:sz w:val="24"/>
-                <w:szCs w:val="24"/>
-                <w:rtl w:val="0"/>
-              </w:rPr>
-              <w:t xml:space="preserve">[RFN 01.02]</w:t>
-            </w:r>
-            <w:r>
-              <w:rPr>
-                <w:sz w:val="24"/>
-                <w:szCs w:val="24"/>
-                <w:rtl w:val="0"/>
-              </w:rPr>
-              <w:t xml:space="preserve">.</w:t>
-            </w:r>
-          </w:p>
-          <w:p>
-            <w:pPr>
-              <w:rPr>
-                <w:sz w:val="24"/>
-                <w:szCs w:val="24"/>
-              </w:rPr>
-            </w:pPr>
-            <w:r>
-              <w:rPr>
-                <w:b w:val="1"/>
-                <w:bCs w:val="1"/>
-                <w:sz w:val="24"/>
-                <w:szCs w:val="24"/>
-                <w:rtl w:val="0"/>
-              </w:rPr>
-              <w:t xml:space="preserve">4.</w:t>
-            </w:r>
-            <w:r>
-              <w:rPr>
-                <w:sz w:val="24"/>
-                <w:szCs w:val="24"/>
-                <w:rtl w:val="0"/>
-              </w:rPr>
-              <w:t xml:space="preserve"> O usuário seleciona o ingrediente e clica em "Adicionar".</w:t>
-            </w:r>
-          </w:p>
-          <w:p>
-            <w:pPr>
-              <w:rPr>
-                <w:sz w:val="24"/>
-                <w:szCs w:val="24"/>
-              </w:rPr>
-            </w:pPr>
-            <w:r>
-              <w:rPr>
-                <w:b w:val="1"/>
-                <w:bCs w:val="1"/>
-                <w:sz w:val="24"/>
-                <w:szCs w:val="24"/>
-                <w:rtl w:val="0"/>
-              </w:rPr>
-              <w:t xml:space="preserve">5.</w:t>
-            </w:r>
-            <w:r>
-              <w:rPr>
-                <w:sz w:val="24"/>
-                <w:szCs w:val="24"/>
-                <w:rtl w:val="0"/>
-              </w:rPr>
-              <w:t xml:space="preserve"> O sistema atualiza a lista da despensa virtual.</w:t>
-            </w:r>
-          </w:p>
-          <w:p>
-            <w:pPr>
-              <w:rPr>
-                <w:sz w:val="24"/>
-                <w:szCs w:val="24"/>
-              </w:rPr>
-            </w:pPr>
-            <w:r>
-              <w:rPr>
-                <w:b w:val="1"/>
-                <w:bCs w:val="1"/>
-                <w:sz w:val="24"/>
-                <w:szCs w:val="24"/>
-                <w:rtl w:val="0"/>
-              </w:rPr>
-              <w:t xml:space="preserve">6.</w:t>
-            </w:r>
-            <w:r>
-              <w:rPr>
-                <w:sz w:val="24"/>
-                <w:szCs w:val="24"/>
-                <w:rtl w:val="0"/>
-              </w:rPr>
-              <w:t xml:space="preserve"> O usuário clica em "Buscar Receitas".</w:t>
-            </w:r>
-          </w:p>
-          <w:p>
-            <w:pPr>
-              <w:rPr>
-                <w:sz w:val="24"/>
-                <w:szCs w:val="24"/>
-              </w:rPr>
-            </w:pPr>
-            <w:r>
-              <w:rPr>
-                <w:b w:val="1"/>
-                <w:bCs w:val="1"/>
-                <w:sz w:val="24"/>
-                <w:szCs w:val="24"/>
-                <w:rtl w:val="0"/>
-              </w:rPr>
-              <w:t xml:space="preserve">7.</w:t>
-            </w:r>
-            <w:r>
-              <w:rPr>
-                <w:sz w:val="24"/>
-                <w:szCs w:val="24"/>
-                <w:rtl w:val="0"/>
-              </w:rPr>
-              <w:t xml:space="preserve"> O sistema cruza os dados e </w:t>
-            </w:r>
-            <w:r>
-              <w:rPr>
-                <w:sz w:val="24"/>
-                <w:szCs w:val="24"/>
-                <w:rtl w:val="0"/>
-              </w:rPr>
-              <w:t xml:space="preserve">processa a matriz em até 1,5 segundos</w:t>
-            </w:r>
-            <w:r>
-              <w:rPr>
-                <w:sz w:val="24"/>
-                <w:szCs w:val="24"/>
-                <w:rtl w:val="0"/>
-              </w:rPr>
-              <w:t xml:space="preserve"> </w:t>
-            </w:r>
-            <w:r>
-              <w:rPr>
-                <w:rFonts w:ascii="Courier New" w:cs="Courier New" w:eastAsia="Courier New" w:hAnsi="Courier New"/>
-                <w:sz w:val="24"/>
-                <w:szCs w:val="24"/>
-                <w:rtl w:val="0"/>
-              </w:rPr>
-              <w:t xml:space="preserve">[RFN 02.01]</w:t>
-            </w:r>
-            <w:r>
-              <w:rPr>
-                <w:sz w:val="24"/>
-                <w:szCs w:val="24"/>
-                <w:rtl w:val="0"/>
-              </w:rPr>
-              <w:t xml:space="preserve">.</w:t>
-            </w:r>
-          </w:p>
-          <w:p>
-            <w:pPr>
-              <w:rPr>
-                <w:sz w:val="24"/>
-                <w:szCs w:val="24"/>
-              </w:rPr>
-            </w:pPr>
-            <w:r>
-              <w:rPr>
-                <w:b w:val="1"/>
-                <w:bCs w:val="1"/>
-                <w:sz w:val="24"/>
-                <w:szCs w:val="24"/>
-                <w:rtl w:val="0"/>
-              </w:rPr>
-              <w:t xml:space="preserve">8.</w:t>
-            </w:r>
-            <w:r>
-              <w:rPr>
-                <w:sz w:val="24"/>
-                <w:szCs w:val="24"/>
-                <w:rtl w:val="0"/>
-              </w:rPr>
-              <w:t xml:space="preserve"> O sistema exibe as receitas viáveis na tela.</w:t>
+              <w:numPr>
+                <w:ilvl w:val="0"/>
+                <w:numId w:val="7"/>
+              </w:numPr>
+              <w:spacing w:after="0" w:afterAutospacing="0" w:before="180" w:lineRule="auto"/>
+              <w:ind w:left="720" w:hanging="360"/>
+              <w:rPr/>
+            </w:pPr>
+            <w:r>
+              <w:rPr>
+                <w:sz w:val="24"/>
+                <w:szCs w:val="24"/>
+                <w:rtl w:val="0"/>
+              </w:rPr>
+              <w:t xml:space="preserve">O usuário acessa a tela Minha Despensa .</w:t>
+            </w:r>
+          </w:p>
+          <w:p>
+            <w:pPr>
+              <w:numPr>
+                <w:ilvl w:val="0"/>
+                <w:numId w:val="7"/>
+              </w:numPr>
+              <w:spacing w:after="0" w:afterAutospacing="0" w:before="0" w:beforeAutospacing="0" w:lineRule="auto"/>
+              <w:ind w:left="720" w:hanging="360"/>
+              <w:rPr/>
+            </w:pPr>
+            <w:r>
+              <w:rPr>
+                <w:sz w:val="24"/>
+                <w:szCs w:val="24"/>
+                <w:rtl w:val="0"/>
+              </w:rPr>
+              <w:t xml:space="preserve">O usuário digita as iniciais de um ingrediente no campo de busca.</w:t>
+            </w:r>
+          </w:p>
+          <w:p>
+            <w:pPr>
+              <w:numPr>
+                <w:ilvl w:val="0"/>
+                <w:numId w:val="7"/>
+              </w:numPr>
+              <w:spacing w:after="0" w:afterAutospacing="0" w:before="0" w:beforeAutospacing="0" w:lineRule="auto"/>
+              <w:ind w:left="720" w:hanging="360"/>
+              <w:rPr/>
+            </w:pPr>
+            <w:r>
+              <w:rPr>
+                <w:sz w:val="24"/>
+                <w:szCs w:val="24"/>
+                <w:rtl w:val="0"/>
+              </w:rPr>
+              <w:t xml:space="preserve">O sistema retorna o autocompletar em até 300ms [RFN 01.02].</w:t>
+            </w:r>
+          </w:p>
+          <w:p>
+            <w:pPr>
+              <w:numPr>
+                <w:ilvl w:val="0"/>
+                <w:numId w:val="7"/>
+              </w:numPr>
+              <w:spacing w:after="0" w:afterAutospacing="0" w:before="0" w:beforeAutospacing="0" w:lineRule="auto"/>
+              <w:ind w:left="720" w:hanging="360"/>
+              <w:rPr/>
+            </w:pPr>
+            <w:r>
+              <w:rPr>
+                <w:sz w:val="24"/>
+                <w:szCs w:val="24"/>
+                <w:rtl w:val="0"/>
+              </w:rPr>
+              <w:t xml:space="preserve">O usuário seleciona o ingrediente e clica em Adicionar .</w:t>
+            </w:r>
+          </w:p>
+          <w:p>
+            <w:pPr>
+              <w:numPr>
+                <w:ilvl w:val="0"/>
+                <w:numId w:val="7"/>
+              </w:numPr>
+              <w:spacing w:after="0" w:afterAutospacing="0" w:before="0" w:beforeAutospacing="0" w:lineRule="auto"/>
+              <w:ind w:left="720" w:hanging="360"/>
+              <w:rPr/>
+            </w:pPr>
+            <w:r>
+              <w:rPr>
+                <w:sz w:val="24"/>
+                <w:szCs w:val="24"/>
+                <w:rtl w:val="0"/>
+              </w:rPr>
+              <w:t xml:space="preserve">O sistema atualiza a lista da despensa virtual.</w:t>
+            </w:r>
+          </w:p>
+          <w:p>
+            <w:pPr>
+              <w:numPr>
+                <w:ilvl w:val="0"/>
+                <w:numId w:val="7"/>
+              </w:numPr>
+              <w:spacing w:after="0" w:afterAutospacing="0" w:before="0" w:beforeAutospacing="0" w:lineRule="auto"/>
+              <w:ind w:left="720" w:hanging="360"/>
+              <w:rPr/>
+            </w:pPr>
+            <w:r>
+              <w:rPr>
+                <w:sz w:val="24"/>
+                <w:szCs w:val="24"/>
+                <w:rtl w:val="0"/>
+              </w:rPr>
+              <w:t xml:space="preserve">O usuário clica em Buscar Receitas .</w:t>
+            </w:r>
+          </w:p>
+          <w:p>
+            <w:pPr>
+              <w:numPr>
+                <w:ilvl w:val="0"/>
+                <w:numId w:val="7"/>
+              </w:numPr>
+              <w:spacing w:after="0" w:afterAutospacing="0" w:before="0" w:beforeAutospacing="0" w:lineRule="auto"/>
+              <w:ind w:left="720" w:hanging="360"/>
+              <w:rPr/>
+            </w:pPr>
+            <w:r>
+              <w:rPr>
+                <w:sz w:val="24"/>
+                <w:szCs w:val="24"/>
+                <w:rtl w:val="0"/>
+              </w:rPr>
+              <w:t xml:space="preserve">O sistema cruza os dados e processa a matriz em até 1,5 segundos [RFN 02.01].</w:t>
+            </w:r>
+          </w:p>
+          <w:p>
+            <w:pPr>
+              <w:numPr>
+                <w:ilvl w:val="0"/>
+                <w:numId w:val="7"/>
+              </w:numPr>
+              <w:spacing w:after="420" w:before="0" w:beforeAutospacing="0" w:lineRule="auto"/>
+              <w:ind w:left="720" w:hanging="360"/>
+              <w:rPr/>
+            </w:pPr>
+            <w:r>
+              <w:rPr>
+                <w:sz w:val="24"/>
+                <w:szCs w:val="24"/>
+                <w:rtl w:val="0"/>
+              </w:rPr>
+              <w:t xml:space="preserve">O sistema exibe as receitas viáveis na tela.</w:t>
+            </w:r>
+            <w:r>
+              <w:rPr>
+                <w:rtl w:val="0"/>
+              </w:rPr>
             </w:r>
           </w:p>
         </w:tc>
@@ -6523,167 +7986,13 @@
           </w:tcPr>
           <w:p>
             <w:pPr>
-              <w:widowControl w:val="0"/>
-              <w:spacing w:line="240" w:lineRule="auto"/>
-              <w:rPr>
-                <w:sz w:val="24"/>
-                <w:szCs w:val="24"/>
-              </w:rPr>
-            </w:pPr>
-            <w:r>
-              <w:rPr>
-                <w:b w:val="1"/>
-                <w:bCs w:val="1"/>
-                <w:sz w:val="24"/>
-                <w:szCs w:val="24"/>
-                <w:rtl w:val="0"/>
-              </w:rPr>
-              <w:t xml:space="preserve">A: 1.</w:t>
-            </w:r>
-            <w:r>
-              <w:rPr>
-                <w:sz w:val="24"/>
-                <w:szCs w:val="24"/>
-                <w:rtl w:val="0"/>
-              </w:rPr>
-              <w:t xml:space="preserve"> No passo 7, o sistema detecta receitas com ingredientes ausentes.</w:t>
-            </w:r>
-          </w:p>
-          <w:p>
-            <w:pPr>
-              <w:rPr>
-                <w:sz w:val="24"/>
-                <w:szCs w:val="24"/>
-              </w:rPr>
-            </w:pPr>
-            <w:r>
-              <w:rPr>
-                <w:b w:val="1"/>
-                <w:bCs w:val="1"/>
-                <w:sz w:val="24"/>
-                <w:szCs w:val="24"/>
-                <w:rtl w:val="0"/>
-              </w:rPr>
-              <w:t xml:space="preserve">2.</w:t>
-            </w:r>
-            <w:r>
-              <w:rPr>
-                <w:sz w:val="24"/>
-                <w:szCs w:val="24"/>
-                <w:rtl w:val="0"/>
-              </w:rPr>
-              <w:t xml:space="preserve"> O sistema busca alternativas equivalentes no banco de dados.</w:t>
-            </w:r>
-          </w:p>
-          <w:p>
-            <w:pPr>
-              <w:rPr>
-                <w:sz w:val="24"/>
-                <w:szCs w:val="24"/>
-              </w:rPr>
-            </w:pPr>
-            <w:r>
-              <w:rPr>
-                <w:b w:val="1"/>
-                <w:bCs w:val="1"/>
-                <w:sz w:val="24"/>
-                <w:szCs w:val="24"/>
-                <w:rtl w:val="0"/>
-              </w:rPr>
-              <w:t xml:space="preserve">3.</w:t>
-            </w:r>
-            <w:r>
-              <w:rPr>
-                <w:sz w:val="24"/>
-                <w:szCs w:val="24"/>
-                <w:rtl w:val="0"/>
-              </w:rPr>
-              <w:t xml:space="preserve"> No passo 8, a receita é exibida com um alerta e a sugestão de substitutos viáveis </w:t>
-            </w:r>
-            <w:r>
-              <w:rPr>
-                <w:rFonts w:ascii="Courier New" w:cs="Courier New" w:eastAsia="Courier New" w:hAnsi="Courier New"/>
-                <w:sz w:val="24"/>
-                <w:szCs w:val="24"/>
-                <w:rtl w:val="0"/>
-              </w:rPr>
-              <w:t xml:space="preserve">[RF02]</w:t>
-            </w:r>
-            <w:r>
-              <w:rPr>
-                <w:sz w:val="24"/>
-                <w:szCs w:val="24"/>
-                <w:rtl w:val="0"/>
-              </w:rPr>
-              <w:t xml:space="preserve">.</w:t>
-            </w:r>
-          </w:p>
-          <w:p>
-            <w:pPr>
-              <w:rPr>
-                <w:sz w:val="24"/>
-                <w:szCs w:val="24"/>
-              </w:rPr>
-            </w:pPr>
-            <w:r>
-              <w:rPr>
-                <w:rtl w:val="0"/>
-              </w:rPr>
-            </w:r>
-          </w:p>
-          <w:p>
-            <w:pPr>
-              <w:rPr>
-                <w:sz w:val="24"/>
-                <w:szCs w:val="24"/>
-              </w:rPr>
-            </w:pPr>
-            <w:r>
-              <w:rPr>
-                <w:b w:val="1"/>
-                <w:bCs w:val="1"/>
-                <w:sz w:val="24"/>
-                <w:szCs w:val="24"/>
-                <w:rtl w:val="0"/>
-              </w:rPr>
-              <w:t xml:space="preserve">B  1.</w:t>
-            </w:r>
-            <w:r>
-              <w:rPr>
-                <w:sz w:val="24"/>
-                <w:szCs w:val="24"/>
-                <w:rtl w:val="0"/>
-              </w:rPr>
-              <w:t xml:space="preserve"> Na tela da despensa, o usuário clica em "Remover" ao lado de um ingrediente.</w:t>
-            </w:r>
-          </w:p>
-          <w:p>
-            <w:pPr>
-              <w:rPr>
-                <w:b w:val="1"/>
-                <w:bCs w:val="1"/>
-                <w:sz w:val="24"/>
-                <w:szCs w:val="24"/>
-              </w:rPr>
-            </w:pPr>
-            <w:r>
-              <w:rPr>
-                <w:b w:val="1"/>
-                <w:bCs w:val="1"/>
-                <w:sz w:val="24"/>
-                <w:szCs w:val="24"/>
-                <w:rtl w:val="0"/>
-              </w:rPr>
-              <w:t xml:space="preserve">2.</w:t>
-            </w:r>
-            <w:r>
-              <w:rPr>
-                <w:sz w:val="24"/>
-                <w:szCs w:val="24"/>
-                <w:rtl w:val="0"/>
-              </w:rPr>
-              <w:t xml:space="preserve"> O sistema exclui o item e atualiza a lista instantaneamente.</w:t>
-            </w:r>
+              <w:rPr>
+                <w:b w:val="1"/>
+                <w:bCs w:val="1"/>
+                <w:sz w:val="24"/>
+                <w:szCs w:val="24"/>
+              </w:rPr>
+            </w:pPr>
             <w:r>
               <w:rPr>
                 <w:rtl w:val="0"/>
@@ -6832,7 +8141,7 @@
               <w:widowControl w:val="0"/>
               <w:numPr>
                 <w:ilvl w:val="0"/>
-                <w:numId w:val="2"/>
+                <w:numId w:val="4"/>
               </w:numPr>
               <w:spacing w:line="240" w:lineRule="auto"/>
               <w:ind w:left="720" w:hanging="360"/>
@@ -6881,7 +8190,7 @@
               <w:widowControl w:val="0"/>
               <w:numPr>
                 <w:ilvl w:val="0"/>
-                <w:numId w:val="2"/>
+                <w:numId w:val="4"/>
               </w:numPr>
               <w:spacing w:line="240" w:lineRule="auto"/>
               <w:ind w:left="720" w:hanging="360"/>
@@ -6918,10 +8227,7 @@
       <w:pPr>
         <w:spacing w:line="360" w:lineRule="auto"/>
         <w:jc w:val="both"/>
-        <w:rPr>
-          <w:sz w:val="24"/>
-          <w:szCs w:val="24"/>
-        </w:rPr>
+        <w:rPr/>
       </w:pPr>
       <w:r>
         <w:rPr>
@@ -6933,19 +8239,18 @@
       <w:pPr>
         <w:spacing w:line="360" w:lineRule="auto"/>
         <w:jc w:val="both"/>
-        <w:rPr>
-          <w:sz w:val="24"/>
-          <w:szCs w:val="24"/>
-        </w:rPr>
-      </w:pPr>
-      <w:r>
-        <w:rPr>
-          <w:rtl w:val="0"/>
-        </w:rPr>
-      </w:r>
-    </w:p>
-    <w:p>
-      <w:pPr>
+        <w:rPr/>
+      </w:pPr>
+      <w:r>
+        <w:rPr>
+          <w:rtl w:val="0"/>
+        </w:rPr>
+      </w:r>
+    </w:p>
+    <w:p>
+      <w:pPr>
+        <w:spacing w:line="360" w:lineRule="auto"/>
+        <w:jc w:val="both"/>
         <w:rPr/>
       </w:pPr>
       <w:r>
@@ -7176,7 +8481,7 @@
     </w:p>
     <w:tbl>
       <w:tblPr>
-        <w:tblStyle w:val="Table6"/>
+        <w:tblStyle w:val="Table8"/>
         <w:tblW w:w="14010.0" w:type="dxa"/>
         <w:jc w:val="left"/>
         <w:tblBorders>
@@ -7611,7 +8916,7 @@
             <w:pPr>
               <w:numPr>
                 <w:ilvl w:val="0"/>
-                <w:numId w:val="3"/>
+                <w:numId w:val="6"/>
               </w:numPr>
               <w:spacing w:after="0" w:afterAutospacing="0" w:before="180" w:line="360" w:lineRule="auto"/>
               <w:ind w:left="720" w:hanging="360"/>
@@ -7629,7 +8934,7 @@
             <w:pPr>
               <w:numPr>
                 <w:ilvl w:val="0"/>
-                <w:numId w:val="3"/>
+                <w:numId w:val="6"/>
               </w:numPr>
               <w:spacing w:after="0" w:afterAutospacing="0" w:before="0" w:beforeAutospacing="0" w:line="360" w:lineRule="auto"/>
               <w:ind w:left="720" w:hanging="360"/>
@@ -7647,7 +8952,7 @@
             <w:pPr>
               <w:numPr>
                 <w:ilvl w:val="0"/>
-                <w:numId w:val="3"/>
+                <w:numId w:val="6"/>
               </w:numPr>
               <w:spacing w:after="0" w:afterAutospacing="0" w:before="0" w:beforeAutospacing="0" w:line="360" w:lineRule="auto"/>
               <w:ind w:left="720" w:hanging="360"/>
@@ -7683,7 +8988,7 @@
             <w:pPr>
               <w:numPr>
                 <w:ilvl w:val="0"/>
-                <w:numId w:val="3"/>
+                <w:numId w:val="6"/>
               </w:numPr>
               <w:spacing w:after="420" w:before="0" w:beforeAutospacing="0" w:line="360" w:lineRule="auto"/>
               <w:ind w:left="720" w:hanging="360"/>
@@ -7753,7 +9058,7 @@
             <w:pPr>
               <w:numPr>
                 <w:ilvl w:val="0"/>
-                <w:numId w:val="5"/>
+                <w:numId w:val="9"/>
               </w:numPr>
               <w:spacing w:after="0" w:afterAutospacing="0" w:before="180" w:line="360" w:lineRule="auto"/>
               <w:ind w:left="720" w:hanging="360"/>
@@ -7773,7 +9078,7 @@
             <w:pPr>
               <w:numPr>
                 <w:ilvl w:val="1"/>
-                <w:numId w:val="5"/>
+                <w:numId w:val="9"/>
               </w:numPr>
               <w:spacing w:after="0" w:afterAutospacing="0" w:before="0" w:beforeAutospacing="0" w:line="360" w:lineRule="auto"/>
               <w:ind w:left="1440" w:hanging="360"/>
@@ -7791,7 +9096,7 @@
             <w:pPr>
               <w:numPr>
                 <w:ilvl w:val="1"/>
-                <w:numId w:val="5"/>
+                <w:numId w:val="9"/>
               </w:numPr>
               <w:spacing w:after="0" w:afterAutospacing="0" w:before="0" w:beforeAutospacing="0" w:line="360" w:lineRule="auto"/>
               <w:ind w:left="1440" w:hanging="360"/>
@@ -7809,7 +9114,7 @@
             <w:pPr>
               <w:numPr>
                 <w:ilvl w:val="1"/>
-                <w:numId w:val="5"/>
+                <w:numId w:val="9"/>
               </w:numPr>
               <w:spacing w:after="0" w:afterAutospacing="0" w:before="0" w:beforeAutospacing="0" w:line="360" w:lineRule="auto"/>
               <w:ind w:left="1440" w:hanging="360"/>
@@ -7827,7 +9132,7 @@
             <w:pPr>
               <w:numPr>
                 <w:ilvl w:val="1"/>
-                <w:numId w:val="5"/>
+                <w:numId w:val="9"/>
               </w:numPr>
               <w:spacing w:after="0" w:afterAutospacing="0" w:before="0" w:beforeAutospacing="0" w:line="360" w:lineRule="auto"/>
               <w:ind w:left="1440" w:hanging="360"/>
@@ -7845,7 +9150,7 @@
             <w:pPr>
               <w:numPr>
                 <w:ilvl w:val="0"/>
-                <w:numId w:val="5"/>
+                <w:numId w:val="9"/>
               </w:numPr>
               <w:spacing w:after="0" w:afterAutospacing="0" w:before="0" w:beforeAutospacing="0" w:line="360" w:lineRule="auto"/>
               <w:ind w:left="720" w:hanging="360"/>
@@ -7865,7 +9170,7 @@
             <w:pPr>
               <w:numPr>
                 <w:ilvl w:val="1"/>
-                <w:numId w:val="5"/>
+                <w:numId w:val="9"/>
               </w:numPr>
               <w:spacing w:after="840" w:before="0" w:beforeAutospacing="0" w:line="360" w:lineRule="auto"/>
               <w:ind w:left="1440" w:hanging="360"/>
@@ -7877,37 +9182,6 @@
                 <w:rtl w:val="0"/>
               </w:rPr>
               <w:t xml:space="preserve">O sistema detecta que o sinal do GPS está fraco ou impreciso.</w:t>
-            </w:r>
-          </w:p>
-          <w:p>
-            <w:pPr>
-              <w:widowControl w:val="0"/>
-              <w:spacing w:line="240" w:lineRule="auto"/>
-              <w:ind w:left="0" w:firstLine="0"/>
-              <w:rPr>
-                <w:sz w:val="24"/>
-                <w:szCs w:val="24"/>
-              </w:rPr>
-            </w:pPr>
-            <w:r>
-              <w:rPr>
-                <w:rtl w:val="0"/>
-              </w:rPr>
-            </w:r>
-          </w:p>
-          <w:p>
-            <w:pPr>
-              <w:widowControl w:val="0"/>
-              <w:spacing w:line="240" w:lineRule="auto"/>
-              <w:rPr>
-                <w:sz w:val="24"/>
-                <w:szCs w:val="24"/>
-              </w:rPr>
-            </w:pPr>
-            <w:r>
-              <w:rPr>
-                <w:rtl w:val="0"/>
-              </w:rPr>
             </w:r>
           </w:p>
         </w:tc>
@@ -7966,7 +9240,7 @@
             <w:pPr>
               <w:numPr>
                 <w:ilvl w:val="0"/>
-                <w:numId w:val="5"/>
+                <w:numId w:val="9"/>
               </w:numPr>
               <w:spacing w:after="0" w:afterAutospacing="0" w:before="180" w:line="360" w:lineRule="auto"/>
               <w:ind w:left="720" w:hanging="360"/>
@@ -7986,7 +9260,7 @@
             <w:pPr>
               <w:numPr>
                 <w:ilvl w:val="1"/>
-                <w:numId w:val="5"/>
+                <w:numId w:val="9"/>
               </w:numPr>
               <w:spacing w:after="0" w:afterAutospacing="0" w:before="0" w:beforeAutospacing="0" w:line="360" w:lineRule="auto"/>
               <w:ind w:left="1440" w:hanging="360"/>
@@ -8004,7 +9278,7 @@
             <w:pPr>
               <w:numPr>
                 <w:ilvl w:val="1"/>
-                <w:numId w:val="5"/>
+                <w:numId w:val="9"/>
               </w:numPr>
               <w:spacing w:after="0" w:afterAutospacing="0" w:before="0" w:beforeAutospacing="0" w:line="360" w:lineRule="auto"/>
               <w:ind w:left="1440" w:hanging="360"/>
@@ -8022,7 +9296,7 @@
             <w:pPr>
               <w:numPr>
                 <w:ilvl w:val="1"/>
-                <w:numId w:val="5"/>
+                <w:numId w:val="9"/>
               </w:numPr>
               <w:spacing w:after="0" w:afterAutospacing="0" w:before="0" w:beforeAutospacing="0" w:line="360" w:lineRule="auto"/>
               <w:ind w:left="1440" w:hanging="360"/>
@@ -8040,7 +9314,7 @@
             <w:pPr>
               <w:numPr>
                 <w:ilvl w:val="1"/>
-                <w:numId w:val="5"/>
+                <w:numId w:val="9"/>
               </w:numPr>
               <w:spacing w:after="660" w:before="0" w:beforeAutospacing="0" w:line="360" w:lineRule="auto"/>
               <w:ind w:left="1440" w:hanging="360"/>
@@ -8052,11 +9326,6 @@
                 <w:rtl w:val="0"/>
               </w:rPr>
               <w:t xml:space="preserve">O sistema valida o endereço e prossegue para o passo 4 do fluxo principal</w:t>
-            </w:r>
-            <w:r>
-              <w:rPr>
-                <w:rtl w:val="0"/>
-              </w:rPr>
             </w:r>
           </w:p>
         </w:tc>
@@ -8116,7 +9385,7 @@
               <w:widowControl w:val="0"/>
               <w:numPr>
                 <w:ilvl w:val="0"/>
-                <w:numId w:val="1"/>
+                <w:numId w:val="3"/>
               </w:numPr>
               <w:spacing w:after="0" w:afterAutospacing="0" w:before="180" w:line="240" w:lineRule="auto"/>
               <w:ind w:left="720" w:hanging="360"/>
@@ -8138,6 +9407,1023 @@
                 <w:rtl w:val="0"/>
               </w:rPr>
               <w:t xml:space="preserve"> Um mercado parceiro só será elegível para exibição se a distância linear até as coordenadas do cliente for menor ou igual ao raio máximo de entrega cadastrado pelo estabelecimento.</w:t>
+            </w:r>
+          </w:p>
+          <w:p>
+            <w:pPr>
+              <w:widowControl w:val="0"/>
+              <w:numPr>
+                <w:ilvl w:val="0"/>
+                <w:numId w:val="3"/>
+              </w:numPr>
+              <w:spacing w:after="0" w:afterAutospacing="0" w:before="0" w:beforeAutospacing="0" w:line="240" w:lineRule="auto"/>
+              <w:ind w:left="720" w:hanging="360"/>
+            </w:pPr>
+            <w:r>
+              <w:rPr>
+                <w:b w:val="1"/>
+                <w:bCs w:val="1"/>
+                <w:sz w:val="24"/>
+                <w:szCs w:val="24"/>
+                <w:rtl w:val="0"/>
+              </w:rPr>
+              <w:t xml:space="preserve">[RN02] Cálculo do Frete Base:</w:t>
+            </w:r>
+            <w:r>
+              <w:rPr>
+                <w:sz w:val="24"/>
+                <w:szCs w:val="24"/>
+                <w:rtl w:val="0"/>
+              </w:rPr>
+              <w:t xml:space="preserve"> O frete base é composto por um valor fixo de partida mais um valor variável por quilômetro rodado estimado de rota entre o mercado e o destino.</w:t>
+            </w:r>
+          </w:p>
+          <w:p>
+            <w:pPr>
+              <w:widowControl w:val="0"/>
+              <w:numPr>
+                <w:ilvl w:val="0"/>
+                <w:numId w:val="3"/>
+              </w:numPr>
+              <w:spacing w:after="0" w:afterAutospacing="0" w:before="0" w:beforeAutospacing="0" w:line="240" w:lineRule="auto"/>
+              <w:ind w:left="720" w:hanging="360"/>
+            </w:pPr>
+            <w:r>
+              <w:rPr>
+                <w:b w:val="1"/>
+                <w:bCs w:val="1"/>
+                <w:sz w:val="24"/>
+                <w:szCs w:val="24"/>
+                <w:rtl w:val="0"/>
+              </w:rPr>
+              <w:t xml:space="preserve">[RN03] Isenção por Fidelidade e Região:</w:t>
+            </w:r>
+            <w:r>
+              <w:rPr>
+                <w:sz w:val="24"/>
+                <w:szCs w:val="24"/>
+                <w:rtl w:val="0"/>
+              </w:rPr>
+              <w:t xml:space="preserve"> Se o cliente pertencer a um programa de fidelidade premium (ex: Clube de Vantagens) ou se o endereço estiver em uma zona promocional ativa, o valor do frete calculado no passo anterior deve ser zerado (R$ 0,00).</w:t>
+            </w:r>
+          </w:p>
+          <w:p>
+            <w:pPr>
+              <w:widowControl w:val="0"/>
+              <w:numPr>
+                <w:ilvl w:val="0"/>
+                <w:numId w:val="3"/>
+              </w:numPr>
+              <w:spacing w:after="240" w:before="0" w:beforeAutospacing="0" w:line="240" w:lineRule="auto"/>
+              <w:ind w:left="720" w:hanging="360"/>
+            </w:pPr>
+            <w:r>
+              <w:rPr>
+                <w:b w:val="1"/>
+                <w:bCs w:val="1"/>
+                <w:sz w:val="24"/>
+                <w:szCs w:val="24"/>
+                <w:rtl w:val="0"/>
+              </w:rPr>
+              <w:t xml:space="preserve">[RN04] Tarifas Internacionais:</w:t>
+            </w:r>
+            <w:r>
+              <w:rPr>
+                <w:sz w:val="24"/>
+                <w:szCs w:val="24"/>
+                <w:rtl w:val="0"/>
+              </w:rPr>
+              <w:t xml:space="preserve"> Caso o mercado parceiro selecionado esteja localizado em uma zona alfandegária ou país vizinho (compras transfronteiriças), o sistema deve aplicar uma taxa fixa de importação/internacional sobre o frete base determinado.</w:t>
+            </w:r>
+            <w:r>
+              <w:rPr>
+                <w:rtl w:val="0"/>
+              </w:rPr>
+            </w:r>
+          </w:p>
+        </w:tc>
+      </w:tr>
+    </w:tbl>
+    <w:p>
+      <w:pPr>
+        <w:spacing w:line="360" w:lineRule="auto"/>
+        <w:jc w:val="both"/>
+        <w:rPr/>
+      </w:pPr>
+      <w:r>
+        <w:rPr>
+          <w:rtl w:val="0"/>
+        </w:rPr>
+      </w:r>
+    </w:p>
+    <w:p>
+      <w:pPr>
+        <w:spacing w:line="360" w:lineRule="auto"/>
+        <w:jc w:val="both"/>
+        <w:rPr/>
+      </w:pPr>
+      <w:r>
+        <w:rPr>
+          <w:rtl w:val="0"/>
+        </w:rPr>
+      </w:r>
+    </w:p>
+    <w:p>
+      <w:pPr>
+        <w:spacing w:line="360" w:lineRule="auto"/>
+        <w:jc w:val="both"/>
+        <w:rPr/>
+      </w:pPr>
+      <w:r>
+        <w:rPr>
+          <w:rtl w:val="0"/>
+        </w:rPr>
+      </w:r>
+    </w:p>
+    <w:p>
+      <w:pPr>
+        <w:spacing w:line="360" w:lineRule="auto"/>
+        <w:jc w:val="both"/>
+        <w:rPr/>
+      </w:pPr>
+      <w:r>
+        <w:rPr>
+          <w:rtl w:val="0"/>
+        </w:rPr>
+      </w:r>
+    </w:p>
+    <w:p>
+      <w:pPr>
+        <w:spacing w:line="360" w:lineRule="auto"/>
+        <w:jc w:val="both"/>
+        <w:rPr/>
+      </w:pPr>
+      <w:r>
+        <w:rPr>
+          <w:rtl w:val="0"/>
+        </w:rPr>
+      </w:r>
+    </w:p>
+    <w:p>
+      <w:pPr>
+        <w:spacing w:line="360" w:lineRule="auto"/>
+        <w:jc w:val="both"/>
+        <w:rPr/>
+      </w:pPr>
+      <w:r>
+        <w:rPr>
+          <w:rtl w:val="0"/>
+        </w:rPr>
+      </w:r>
+    </w:p>
+    <w:p>
+      <w:pPr>
+        <w:spacing w:line="360" w:lineRule="auto"/>
+        <w:jc w:val="both"/>
+        <w:rPr/>
+      </w:pPr>
+      <w:r>
+        <w:rPr>
+          <w:rtl w:val="0"/>
+        </w:rPr>
+      </w:r>
+    </w:p>
+    <w:p>
+      <w:pPr>
+        <w:spacing w:line="360" w:lineRule="auto"/>
+        <w:jc w:val="both"/>
+        <w:rPr/>
+      </w:pPr>
+      <w:r>
+        <w:rPr>
+          <w:rtl w:val="0"/>
+        </w:rPr>
+      </w:r>
+    </w:p>
+    <w:p>
+      <w:pPr>
+        <w:spacing w:line="360" w:lineRule="auto"/>
+        <w:jc w:val="both"/>
+        <w:rPr/>
+      </w:pPr>
+      <w:r>
+        <w:rPr>
+          <w:rtl w:val="0"/>
+        </w:rPr>
+      </w:r>
+    </w:p>
+    <w:p>
+      <w:pPr>
+        <w:spacing w:line="360" w:lineRule="auto"/>
+        <w:jc w:val="both"/>
+        <w:rPr/>
+      </w:pPr>
+      <w:r>
+        <w:rPr>
+          <w:rtl w:val="0"/>
+        </w:rPr>
+      </w:r>
+    </w:p>
+    <w:p>
+      <w:pPr>
+        <w:spacing w:line="360" w:lineRule="auto"/>
+        <w:jc w:val="both"/>
+        <w:rPr/>
+      </w:pPr>
+      <w:r>
+        <w:rPr>
+          <w:rtl w:val="0"/>
+        </w:rPr>
+      </w:r>
+    </w:p>
+    <w:p>
+      <w:pPr>
+        <w:spacing w:line="360" w:lineRule="auto"/>
+        <w:jc w:val="both"/>
+        <w:rPr/>
+      </w:pPr>
+      <w:r>
+        <w:rPr>
+          <w:rtl w:val="0"/>
+        </w:rPr>
+      </w:r>
+    </w:p>
+    <w:p>
+      <w:pPr>
+        <w:spacing w:line="360" w:lineRule="auto"/>
+        <w:jc w:val="both"/>
+        <w:rPr/>
+      </w:pPr>
+      <w:r>
+        <w:rPr>
+          <w:rtl w:val="0"/>
+        </w:rPr>
+      </w:r>
+    </w:p>
+    <w:p>
+      <w:pPr>
+        <w:spacing w:line="360" w:lineRule="auto"/>
+        <w:jc w:val="both"/>
+        <w:rPr/>
+      </w:pPr>
+      <w:r>
+        <w:rPr>
+          <w:rtl w:val="0"/>
+        </w:rPr>
+      </w:r>
+    </w:p>
+    <w:p>
+      <w:pPr>
+        <w:spacing w:line="360" w:lineRule="auto"/>
+        <w:jc w:val="both"/>
+        <w:rPr/>
+      </w:pPr>
+      <w:r>
+        <w:rPr>
+          <w:rtl w:val="0"/>
+        </w:rPr>
+      </w:r>
+    </w:p>
+    <w:p>
+      <w:pPr>
+        <w:spacing w:line="360" w:lineRule="auto"/>
+        <w:jc w:val="both"/>
+        <w:rPr/>
+      </w:pPr>
+      <w:r>
+        <w:rPr>
+          <w:rtl w:val="0"/>
+        </w:rPr>
+      </w:r>
+    </w:p>
+    <w:p>
+      <w:pPr>
+        <w:spacing w:line="360" w:lineRule="auto"/>
+        <w:jc w:val="both"/>
+        <w:rPr/>
+      </w:pPr>
+      <w:r>
+        <w:rPr>
+          <w:rtl w:val="0"/>
+        </w:rPr>
+      </w:r>
+    </w:p>
+    <w:p>
+      <w:pPr>
+        <w:spacing w:line="360" w:lineRule="auto"/>
+        <w:jc w:val="both"/>
+        <w:rPr/>
+      </w:pPr>
+      <w:r>
+        <w:rPr>
+          <w:rtl w:val="0"/>
+        </w:rPr>
+      </w:r>
+    </w:p>
+    <w:p>
+      <w:pPr>
+        <w:spacing w:line="360" w:lineRule="auto"/>
+        <w:jc w:val="both"/>
+        <w:rPr/>
+      </w:pPr>
+      <w:r>
+        <w:rPr>
+          <w:rtl w:val="0"/>
+        </w:rPr>
+        <w:t xml:space="preserve">brayan narloch ferreira </w:t>
+      </w:r>
+    </w:p>
+    <w:p>
+      <w:pPr>
+        <w:spacing w:line="360" w:lineRule="auto"/>
+        <w:jc w:val="both"/>
+        <w:rPr/>
+      </w:pPr>
+      <w:r>
+        <w:rPr>
+          <w:rtl w:val="0"/>
+        </w:rPr>
+      </w:r>
+    </w:p>
+    <w:p>
+      <w:pPr>
+        <w:spacing w:line="360" w:lineRule="auto"/>
+        <w:jc w:val="both"/>
+        <w:rPr>
+          <w:sz w:val="24"/>
+          <w:szCs w:val="24"/>
+        </w:rPr>
+      </w:pPr>
+      <w:r>
+        <w:rPr>
+          <w:rtl w:val="0"/>
+        </w:rPr>
+      </w:r>
+    </w:p>
+    <w:tbl>
+      <w:tblPr>
+        <w:tblStyle w:val="Table9"/>
+        <w:tblW w:w="14010.0" w:type="dxa"/>
+        <w:jc w:val="left"/>
+        <w:tblBorders>
+          <w:top w:color="000000" w:space="0" w:sz="8" w:val="single"/>
+          <w:left w:color="000000" w:space="0" w:sz="8" w:val="single"/>
+          <w:bottom w:color="000000" w:space="0" w:sz="8" w:val="single"/>
+          <w:right w:color="000000" w:space="0" w:sz="8" w:val="single"/>
+          <w:insideH w:color="000000" w:space="0" w:sz="8" w:val="single"/>
+          <w:insideV w:color="000000" w:space="0" w:sz="8" w:val="single"/>
+        </w:tblBorders>
+        <w:tblLayout w:type="fixed"/>
+        <w:tblLook w:val="0600"/>
+      </w:tblPr>
+      <w:tblGrid>
+        <w:gridCol w:w="2535"/>
+        <w:gridCol w:w="11475"/>
+        <w:tblGridChange w:id="0">
+          <w:tblGrid>
+            <w:gridCol w:w="2535"/>
+            <w:gridCol w:w="11475"/>
+          </w:tblGrid>
+        </w:tblGridChange>
+      </w:tblGrid>
+      <w:tr>
+        <w:trPr>
+          <w:cantSplit w:val="0"/>
+          <w:tblHeader w:val="0"/>
+        </w:trPr>
+        <w:tc>
+          <w:tcPr>
+            <w:shd w:fill="999999" w:val="clear"/>
+            <w:tcMar>
+              <w:top w:w="100.0" w:type="dxa"/>
+              <w:left w:w="100.0" w:type="dxa"/>
+              <w:bottom w:w="100.0" w:type="dxa"/>
+              <w:right w:w="100.0" w:type="dxa"/>
+            </w:tcMar>
+            <w:vAlign w:val="top"/>
+          </w:tcPr>
+          <w:p>
+            <w:pPr>
+              <w:widowControl w:val="0"/>
+              <w:spacing w:line="240" w:lineRule="auto"/>
+              <w:rPr>
+                <w:b w:val="1"/>
+                <w:bCs w:val="1"/>
+                <w:sz w:val="24"/>
+                <w:szCs w:val="24"/>
+              </w:rPr>
+            </w:pPr>
+            <w:r>
+              <w:rPr>
+                <w:b w:val="1"/>
+                <w:bCs w:val="1"/>
+                <w:sz w:val="24"/>
+                <w:szCs w:val="24"/>
+                <w:rtl w:val="0"/>
+              </w:rPr>
+              <w:t xml:space="preserve">CASO DE USO EXPANDIDO - 001</w:t>
+            </w:r>
+          </w:p>
+        </w:tc>
+        <w:tc>
+          <w:tcPr>
+            <w:shd w:fill="999999" w:val="clear"/>
+            <w:tcMar>
+              <w:top w:w="100.0" w:type="dxa"/>
+              <w:left w:w="100.0" w:type="dxa"/>
+              <w:bottom w:w="100.0" w:type="dxa"/>
+              <w:right w:w="100.0" w:type="dxa"/>
+            </w:tcMar>
+            <w:vAlign w:val="top"/>
+          </w:tcPr>
+          <w:p>
+            <w:pPr>
+              <w:spacing w:line="360" w:lineRule="auto"/>
+              <w:jc w:val="both"/>
+              <w:rPr>
+                <w:b w:val="1"/>
+                <w:bCs w:val="1"/>
+                <w:sz w:val="24"/>
+                <w:szCs w:val="24"/>
+              </w:rPr>
+            </w:pPr>
+            <w:r>
+              <w:rPr>
+                <w:b w:val="1"/>
+                <w:bCs w:val="1"/>
+                <w:sz w:val="24"/>
+                <w:szCs w:val="24"/>
+                <w:rtl w:val="0"/>
+              </w:rPr>
+              <w:t xml:space="preserve">Roteamentos logisticos para entrega e </w:t>
+            </w:r>
+          </w:p>
+        </w:tc>
+      </w:tr>
+      <w:tr>
+        <w:trPr>
+          <w:cantSplit w:val="0"/>
+          <w:tblHeader w:val="0"/>
+        </w:trPr>
+        <w:tc>
+          <w:tcPr>
+            <w:shd w:fill="999999" w:val="clear"/>
+            <w:tcMar>
+              <w:top w:w="100.0" w:type="dxa"/>
+              <w:left w:w="100.0" w:type="dxa"/>
+              <w:bottom w:w="100.0" w:type="dxa"/>
+              <w:right w:w="100.0" w:type="dxa"/>
+            </w:tcMar>
+            <w:vAlign w:val="top"/>
+          </w:tcPr>
+          <w:p>
+            <w:pPr>
+              <w:widowControl w:val="0"/>
+              <w:spacing w:line="240" w:lineRule="auto"/>
+              <w:rPr>
+                <w:b w:val="1"/>
+                <w:bCs w:val="1"/>
+                <w:sz w:val="24"/>
+                <w:szCs w:val="24"/>
+              </w:rPr>
+            </w:pPr>
+            <w:r>
+              <w:rPr>
+                <w:b w:val="1"/>
+                <w:bCs w:val="1"/>
+                <w:sz w:val="24"/>
+                <w:szCs w:val="24"/>
+                <w:rtl w:val="0"/>
+              </w:rPr>
+              <w:t xml:space="preserve">Ator Principal: </w:t>
+            </w:r>
+          </w:p>
+        </w:tc>
+        <w:tc>
+          <w:tcPr>
+            <w:shd w:fill="auto" w:val="clear"/>
+            <w:tcMar>
+              <w:top w:w="100.0" w:type="dxa"/>
+              <w:left w:w="100.0" w:type="dxa"/>
+              <w:bottom w:w="100.0" w:type="dxa"/>
+              <w:right w:w="100.0" w:type="dxa"/>
+            </w:tcMar>
+            <w:vAlign w:val="top"/>
+          </w:tcPr>
+          <w:p>
+            <w:pPr>
+              <w:widowControl w:val="0"/>
+              <w:spacing w:line="240" w:lineRule="auto"/>
+              <w:rPr>
+                <w:sz w:val="24"/>
+                <w:szCs w:val="24"/>
+              </w:rPr>
+            </w:pPr>
+            <w:r>
+              <w:rPr>
+                <w:color w:val="0d0d0d"/>
+                <w:sz w:val="24"/>
+                <w:szCs w:val="24"/>
+                <w:shd w:fill="fcfcfc" w:val="clear"/>
+                <w:rtl w:val="0"/>
+              </w:rPr>
+              <w:t xml:space="preserve">Usuário</w:t>
+            </w:r>
+            <w:r>
+              <w:rPr>
+                <w:rtl w:val="0"/>
+              </w:rPr>
+            </w:r>
+          </w:p>
+        </w:tc>
+      </w:tr>
+      <w:tr>
+        <w:trPr>
+          <w:cantSplit w:val="0"/>
+          <w:tblHeader w:val="0"/>
+        </w:trPr>
+        <w:tc>
+          <w:tcPr>
+            <w:shd w:fill="999999" w:val="clear"/>
+            <w:tcMar>
+              <w:top w:w="100.0" w:type="dxa"/>
+              <w:left w:w="100.0" w:type="dxa"/>
+              <w:bottom w:w="100.0" w:type="dxa"/>
+              <w:right w:w="100.0" w:type="dxa"/>
+            </w:tcMar>
+            <w:vAlign w:val="top"/>
+          </w:tcPr>
+          <w:p>
+            <w:pPr>
+              <w:widowControl w:val="0"/>
+              <w:spacing w:line="240" w:lineRule="auto"/>
+              <w:rPr>
+                <w:b w:val="1"/>
+                <w:bCs w:val="1"/>
+                <w:sz w:val="24"/>
+                <w:szCs w:val="24"/>
+              </w:rPr>
+            </w:pPr>
+            <w:r>
+              <w:rPr>
+                <w:b w:val="1"/>
+                <w:bCs w:val="1"/>
+                <w:sz w:val="24"/>
+                <w:szCs w:val="24"/>
+                <w:rtl w:val="0"/>
+              </w:rPr>
+              <w:t xml:space="preserve">Resumo: </w:t>
+            </w:r>
+          </w:p>
+        </w:tc>
+        <w:tc>
+          <w:tcPr>
+            <w:shd w:fill="auto" w:val="clear"/>
+            <w:tcMar>
+              <w:top w:w="100.0" w:type="dxa"/>
+              <w:left w:w="100.0" w:type="dxa"/>
+              <w:bottom w:w="100.0" w:type="dxa"/>
+              <w:right w:w="100.0" w:type="dxa"/>
+            </w:tcMar>
+            <w:vAlign w:val="top"/>
+          </w:tcPr>
+          <w:p>
+            <w:pPr>
+              <w:widowControl w:val="0"/>
+              <w:shd w:fill="fcfcfc" w:val="clear"/>
+              <w:spacing w:after="180" w:before="180" w:line="240" w:lineRule="auto"/>
+              <w:rPr>
+                <w:sz w:val="24"/>
+                <w:szCs w:val="24"/>
+              </w:rPr>
+            </w:pPr>
+            <w:r>
+              <w:rPr>
+                <w:color w:val="0d0d0d"/>
+                <w:sz w:val="24"/>
+                <w:szCs w:val="24"/>
+                <w:rtl w:val="0"/>
+              </w:rPr>
+              <w:t xml:space="preserve">Este caso de uso descreve o processo pelo qual um usuário interage com o sistema para gerenciar receitas culinárias. O usuário pode registrar novas receitas, informando dados como nome, ingredientes, quantidades, modo de preparo, tempo de execução, rendimento e categoria. O sistema valida as informações fornecidas e armazena os dados para permitir consultas e futuras alterações.</w:t>
+            </w:r>
+            <w:r>
+              <w:rPr>
+                <w:rtl w:val="0"/>
+              </w:rPr>
+            </w:r>
+          </w:p>
+        </w:tc>
+      </w:tr>
+      <w:tr>
+        <w:trPr>
+          <w:cantSplit w:val="0"/>
+          <w:tblHeader w:val="0"/>
+        </w:trPr>
+        <w:tc>
+          <w:tcPr>
+            <w:shd w:fill="999999" w:val="clear"/>
+            <w:tcMar>
+              <w:top w:w="100.0" w:type="dxa"/>
+              <w:left w:w="100.0" w:type="dxa"/>
+              <w:bottom w:w="100.0" w:type="dxa"/>
+              <w:right w:w="100.0" w:type="dxa"/>
+            </w:tcMar>
+            <w:vAlign w:val="top"/>
+          </w:tcPr>
+          <w:p>
+            <w:pPr>
+              <w:widowControl w:val="0"/>
+              <w:spacing w:line="240" w:lineRule="auto"/>
+              <w:rPr>
+                <w:b w:val="1"/>
+                <w:bCs w:val="1"/>
+                <w:sz w:val="24"/>
+                <w:szCs w:val="24"/>
+              </w:rPr>
+            </w:pPr>
+            <w:r>
+              <w:rPr>
+                <w:b w:val="1"/>
+                <w:bCs w:val="1"/>
+                <w:sz w:val="24"/>
+                <w:szCs w:val="24"/>
+                <w:rtl w:val="0"/>
+              </w:rPr>
+              <w:t xml:space="preserve">Pré-condições: </w:t>
+            </w:r>
+          </w:p>
+        </w:tc>
+        <w:tc>
+          <w:tcPr>
+            <w:shd w:fill="auto" w:val="clear"/>
+            <w:tcMar>
+              <w:top w:w="100.0" w:type="dxa"/>
+              <w:left w:w="100.0" w:type="dxa"/>
+              <w:bottom w:w="100.0" w:type="dxa"/>
+              <w:right w:w="100.0" w:type="dxa"/>
+            </w:tcMar>
+            <w:vAlign w:val="top"/>
+          </w:tcPr>
+          <w:p>
+            <w:pPr>
+              <w:widowControl w:val="0"/>
+              <w:shd w:fill="fcfcfc" w:val="clear"/>
+              <w:spacing w:after="180" w:before="180" w:line="240" w:lineRule="auto"/>
+              <w:rPr>
+                <w:sz w:val="24"/>
+                <w:szCs w:val="24"/>
+              </w:rPr>
+            </w:pPr>
+            <w:r>
+              <w:rPr>
+                <w:color w:val="0d0d0d"/>
+                <w:sz w:val="24"/>
+                <w:szCs w:val="24"/>
+                <w:rtl w:val="0"/>
+              </w:rPr>
+              <w:t xml:space="preserve">O sistema deve estar disponível para uso.</w:t>
+            </w:r>
+            <w:r>
+              <w:rPr>
+                <w:rtl w:val="0"/>
+              </w:rPr>
+            </w:r>
+          </w:p>
+        </w:tc>
+      </w:tr>
+      <w:tr>
+        <w:trPr>
+          <w:cantSplit w:val="0"/>
+          <w:tblHeader w:val="0"/>
+        </w:trPr>
+        <w:tc>
+          <w:tcPr>
+            <w:shd w:fill="999999" w:val="clear"/>
+            <w:tcMar>
+              <w:top w:w="100.0" w:type="dxa"/>
+              <w:left w:w="100.0" w:type="dxa"/>
+              <w:bottom w:w="100.0" w:type="dxa"/>
+              <w:right w:w="100.0" w:type="dxa"/>
+            </w:tcMar>
+            <w:vAlign w:val="top"/>
+          </w:tcPr>
+          <w:p>
+            <w:pPr>
+              <w:widowControl w:val="0"/>
+              <w:spacing w:line="240" w:lineRule="auto"/>
+              <w:rPr>
+                <w:b w:val="1"/>
+                <w:bCs w:val="1"/>
+                <w:sz w:val="24"/>
+                <w:szCs w:val="24"/>
+              </w:rPr>
+            </w:pPr>
+            <w:r>
+              <w:rPr>
+                <w:b w:val="1"/>
+                <w:bCs w:val="1"/>
+                <w:sz w:val="24"/>
+                <w:szCs w:val="24"/>
+                <w:rtl w:val="0"/>
+              </w:rPr>
+              <w:t xml:space="preserve">Pós-condições: </w:t>
+            </w:r>
+          </w:p>
+        </w:tc>
+        <w:tc>
+          <w:tcPr>
+            <w:shd w:fill="auto" w:val="clear"/>
+            <w:tcMar>
+              <w:top w:w="100.0" w:type="dxa"/>
+              <w:left w:w="100.0" w:type="dxa"/>
+              <w:bottom w:w="100.0" w:type="dxa"/>
+              <w:right w:w="100.0" w:type="dxa"/>
+            </w:tcMar>
+            <w:vAlign w:val="top"/>
+          </w:tcPr>
+          <w:p>
+            <w:pPr>
+              <w:widowControl w:val="0"/>
+              <w:shd w:fill="fcfcfc" w:val="clear"/>
+              <w:spacing w:after="180" w:before="180" w:line="240" w:lineRule="auto"/>
+              <w:rPr>
+                <w:sz w:val="24"/>
+                <w:szCs w:val="24"/>
+              </w:rPr>
+            </w:pPr>
+            <w:r>
+              <w:rPr>
+                <w:color w:val="0d0d0d"/>
+                <w:sz w:val="24"/>
+                <w:szCs w:val="24"/>
+                <w:rtl w:val="0"/>
+              </w:rPr>
+              <w:t xml:space="preserve">A receita é cadastrada, atualizada, consultada ou excluída conforme a operação realizada.</w:t>
+            </w:r>
+            <w:r>
+              <w:rPr>
+                <w:rtl w:val="0"/>
+              </w:rPr>
+            </w:r>
+          </w:p>
+        </w:tc>
+      </w:tr>
+      <w:tr>
+        <w:trPr>
+          <w:cantSplit w:val="0"/>
+          <w:tblHeader w:val="0"/>
+        </w:trPr>
+        <w:tc>
+          <w:tcPr>
+            <w:shd w:fill="999999" w:val="clear"/>
+            <w:tcMar>
+              <w:top w:w="100.0" w:type="dxa"/>
+              <w:left w:w="100.0" w:type="dxa"/>
+              <w:bottom w:w="100.0" w:type="dxa"/>
+              <w:right w:w="100.0" w:type="dxa"/>
+            </w:tcMar>
+            <w:vAlign w:val="top"/>
+          </w:tcPr>
+          <w:p>
+            <w:pPr>
+              <w:widowControl w:val="0"/>
+              <w:spacing w:line="240" w:lineRule="auto"/>
+              <w:rPr>
+                <w:b w:val="1"/>
+                <w:bCs w:val="1"/>
+                <w:sz w:val="24"/>
+                <w:szCs w:val="24"/>
+              </w:rPr>
+            </w:pPr>
+            <w:r>
+              <w:rPr>
+                <w:b w:val="1"/>
+                <w:bCs w:val="1"/>
+                <w:sz w:val="24"/>
+                <w:szCs w:val="24"/>
+                <w:rtl w:val="0"/>
+              </w:rPr>
+              <w:t xml:space="preserve">Fluxo Principal: </w:t>
+            </w:r>
+          </w:p>
+        </w:tc>
+        <w:tc>
+          <w:tcPr>
+            <w:shd w:fill="auto" w:val="clear"/>
+            <w:tcMar>
+              <w:top w:w="100.0" w:type="dxa"/>
+              <w:left w:w="100.0" w:type="dxa"/>
+              <w:bottom w:w="100.0" w:type="dxa"/>
+              <w:right w:w="100.0" w:type="dxa"/>
+            </w:tcMar>
+            <w:vAlign w:val="top"/>
+          </w:tcPr>
+          <w:p>
+            <w:pPr>
+              <w:widowControl w:val="0"/>
+              <w:numPr>
+                <w:ilvl w:val="0"/>
+                <w:numId w:val="5"/>
+              </w:numPr>
+              <w:shd w:fill="fcfcfc" w:val="clear"/>
+              <w:spacing w:after="0" w:afterAutospacing="0" w:before="180" w:line="240" w:lineRule="auto"/>
+              <w:ind w:left="720" w:hanging="360"/>
+              <w:rPr>
+                <w:color w:val="0d0d0d"/>
+                <w:sz w:val="24"/>
+                <w:szCs w:val="24"/>
+              </w:rPr>
+            </w:pPr>
+            <w:r>
+              <w:rPr>
+                <w:color w:val="0d0d0d"/>
+                <w:sz w:val="24"/>
+                <w:szCs w:val="24"/>
+                <w:rtl w:val="0"/>
+              </w:rPr>
+              <w:t xml:space="preserve">O usuário acessa o sistema de receitas.</w:t>
+            </w:r>
+          </w:p>
+          <w:p>
+            <w:pPr>
+              <w:widowControl w:val="0"/>
+              <w:numPr>
+                <w:ilvl w:val="0"/>
+                <w:numId w:val="5"/>
+              </w:numPr>
+              <w:shd w:fill="fcfcfc" w:val="clear"/>
+              <w:spacing w:after="0" w:afterAutospacing="0" w:before="0" w:beforeAutospacing="0" w:line="240" w:lineRule="auto"/>
+              <w:ind w:left="720" w:hanging="360"/>
+              <w:rPr>
+                <w:color w:val="0d0d0d"/>
+                <w:sz w:val="24"/>
+                <w:szCs w:val="24"/>
+              </w:rPr>
+            </w:pPr>
+            <w:r>
+              <w:rPr>
+                <w:color w:val="0d0d0d"/>
+                <w:sz w:val="24"/>
+                <w:szCs w:val="24"/>
+                <w:rtl w:val="0"/>
+              </w:rPr>
+              <w:t xml:space="preserve">O sistema apresenta a tela principal com as opções disponíveis.</w:t>
+            </w:r>
+          </w:p>
+          <w:p>
+            <w:pPr>
+              <w:widowControl w:val="0"/>
+              <w:numPr>
+                <w:ilvl w:val="0"/>
+                <w:numId w:val="5"/>
+              </w:numPr>
+              <w:shd w:fill="fcfcfc" w:val="clear"/>
+              <w:spacing w:after="0" w:afterAutospacing="0" w:before="0" w:beforeAutospacing="0" w:line="240" w:lineRule="auto"/>
+              <w:ind w:left="720" w:hanging="360"/>
+              <w:rPr>
+                <w:color w:val="0d0d0d"/>
+                <w:sz w:val="24"/>
+                <w:szCs w:val="24"/>
+              </w:rPr>
+            </w:pPr>
+            <w:r>
+              <w:rPr>
+                <w:color w:val="0d0d0d"/>
+                <w:sz w:val="24"/>
+                <w:szCs w:val="24"/>
+                <w:rtl w:val="0"/>
+              </w:rPr>
+              <w:t xml:space="preserve">O usuário seleciona a opção “Cadastrar receita”.</w:t>
+            </w:r>
+          </w:p>
+          <w:p>
+            <w:pPr>
+              <w:widowControl w:val="0"/>
+              <w:numPr>
+                <w:ilvl w:val="0"/>
+                <w:numId w:val="5"/>
+              </w:numPr>
+              <w:shd w:fill="fcfcfc" w:val="clear"/>
+              <w:spacing w:after="180" w:before="0" w:beforeAutospacing="0" w:line="240" w:lineRule="auto"/>
+              <w:ind w:left="720" w:hanging="360"/>
+              <w:rPr>
+                <w:color w:val="0d0d0d"/>
+                <w:sz w:val="24"/>
+                <w:szCs w:val="24"/>
+              </w:rPr>
+            </w:pPr>
+            <w:r>
+              <w:rPr>
+                <w:color w:val="0d0d0d"/>
+                <w:sz w:val="24"/>
+                <w:szCs w:val="24"/>
+                <w:rtl w:val="0"/>
+              </w:rPr>
+              <w:t xml:space="preserve">O sistema apresenta um formulário para preenchimento dos dados da receita.</w:t>
+            </w:r>
+          </w:p>
+          <w:p>
+            <w:pPr>
+              <w:widowControl w:val="0"/>
+              <w:spacing w:line="240" w:lineRule="auto"/>
+              <w:rPr>
+                <w:sz w:val="24"/>
+                <w:szCs w:val="24"/>
+              </w:rPr>
+            </w:pPr>
+            <w:r>
+              <w:rPr>
+                <w:rtl w:val="0"/>
+              </w:rPr>
+            </w:r>
+          </w:p>
+        </w:tc>
+      </w:tr>
+      <w:tr>
+        <w:trPr>
+          <w:cantSplit w:val="0"/>
+          <w:tblHeader w:val="0"/>
+        </w:trPr>
+        <w:tc>
+          <w:tcPr>
+            <w:shd w:fill="999999" w:val="clear"/>
+            <w:tcMar>
+              <w:top w:w="100.0" w:type="dxa"/>
+              <w:left w:w="100.0" w:type="dxa"/>
+              <w:bottom w:w="100.0" w:type="dxa"/>
+              <w:right w:w="100.0" w:type="dxa"/>
+            </w:tcMar>
+            <w:vAlign w:val="top"/>
+          </w:tcPr>
+          <w:p>
+            <w:pPr>
+              <w:widowControl w:val="0"/>
+              <w:spacing w:line="240" w:lineRule="auto"/>
+              <w:rPr>
+                <w:b w:val="1"/>
+                <w:bCs w:val="1"/>
+                <w:sz w:val="24"/>
+                <w:szCs w:val="24"/>
+              </w:rPr>
+            </w:pPr>
+            <w:r>
+              <w:rPr>
+                <w:b w:val="1"/>
+                <w:bCs w:val="1"/>
+                <w:sz w:val="24"/>
+                <w:szCs w:val="24"/>
+                <w:rtl w:val="0"/>
+              </w:rPr>
+              <w:t xml:space="preserve">Fluxos Alternativos: </w:t>
+            </w:r>
+          </w:p>
+        </w:tc>
+        <w:tc>
+          <w:tcPr>
+            <w:shd w:fill="auto" w:val="clear"/>
+            <w:tcMar>
+              <w:top w:w="100.0" w:type="dxa"/>
+              <w:left w:w="100.0" w:type="dxa"/>
+              <w:bottom w:w="100.0" w:type="dxa"/>
+              <w:right w:w="100.0" w:type="dxa"/>
+            </w:tcMar>
+            <w:vAlign w:val="top"/>
+          </w:tcPr>
+          <w:p>
+            <w:pPr>
+              <w:widowControl w:val="0"/>
+              <w:spacing w:line="240" w:lineRule="auto"/>
+              <w:rPr>
+                <w:b w:val="1"/>
+                <w:bCs w:val="1"/>
+                <w:sz w:val="24"/>
+                <w:szCs w:val="24"/>
+              </w:rPr>
+            </w:pPr>
+            <w:r>
+              <w:rPr>
+                <w:b w:val="1"/>
+                <w:bCs w:val="1"/>
+                <w:sz w:val="24"/>
+                <w:szCs w:val="24"/>
+                <w:rtl w:val="0"/>
+              </w:rPr>
+              <w:t xml:space="preserve">FA01 - Aplicação de Frete Grátis:</w:t>
+            </w:r>
+          </w:p>
+          <w:p>
+            <w:pPr>
+              <w:widowControl w:val="0"/>
+              <w:spacing w:line="240" w:lineRule="auto"/>
+              <w:rPr>
+                <w:sz w:val="24"/>
+                <w:szCs w:val="24"/>
+              </w:rPr>
+            </w:pPr>
+            <w:r>
+              <w:rPr>
+                <w:rtl w:val="0"/>
+              </w:rPr>
             </w:r>
           </w:p>
           <w:p>
@@ -8147,26 +10433,46 @@
                 <w:ilvl w:val="0"/>
                 <w:numId w:val="1"/>
               </w:numPr>
-              <w:spacing w:after="0" w:afterAutospacing="0" w:before="0" w:beforeAutospacing="0" w:line="240" w:lineRule="auto"/>
+              <w:spacing w:line="240" w:lineRule="auto"/>
               <w:ind w:left="720" w:hanging="360"/>
-            </w:pPr>
-            <w:r>
-              <w:rPr>
-                <w:b w:val="1"/>
-                <w:bCs w:val="1"/>
-                <w:sz w:val="24"/>
-                <w:szCs w:val="24"/>
-                <w:rtl w:val="0"/>
-              </w:rPr>
-              <w:t xml:space="preserve">[RN02] Cálculo do Frete Base:</w:t>
-            </w:r>
-            <w:r>
-              <w:rPr>
-                <w:sz w:val="24"/>
-                <w:szCs w:val="24"/>
-                <w:rtl w:val="0"/>
-              </w:rPr>
-              <w:t xml:space="preserve"> O frete base é composto por um valor fixo de partida mais um valor variável por quilômetro rodado estimado de rota entre o mercado e o destino.</w:t>
+              <w:rPr>
+                <w:sz w:val="24"/>
+                <w:szCs w:val="24"/>
+              </w:rPr>
+            </w:pPr>
+            <w:r>
+              <w:rPr>
+                <w:b w:val="1"/>
+                <w:bCs w:val="1"/>
+                <w:sz w:val="24"/>
+                <w:szCs w:val="24"/>
+                <w:rtl w:val="0"/>
+              </w:rPr>
+              <w:t xml:space="preserve">3a.</w:t>
+            </w:r>
+            <w:r>
+              <w:rPr>
+                <w:sz w:val="24"/>
+                <w:szCs w:val="24"/>
+                <w:rtl w:val="0"/>
+              </w:rPr>
+              <w:t xml:space="preserve"> O sistema identifica que o CEP pertence à mesma região metropolitana do CD ou que o cliente é membro ativo do programa de fidelidade. </w:t>
+            </w:r>
+          </w:p>
+          <w:p>
+            <w:pPr>
+              <w:widowControl w:val="0"/>
+              <w:spacing w:line="240" w:lineRule="auto"/>
+              <w:ind w:left="720" w:firstLine="0"/>
+              <w:rPr>
+                <w:sz w:val="24"/>
+                <w:szCs w:val="24"/>
+              </w:rPr>
+            </w:pPr>
+            <w:r>
+              <w:rPr>
+                <w:rtl w:val="0"/>
+              </w:rPr>
             </w:r>
           </w:p>
           <w:p>
@@ -8176,26 +10482,1097 @@
                 <w:ilvl w:val="0"/>
                 <w:numId w:val="1"/>
               </w:numPr>
-              <w:spacing w:after="0" w:afterAutospacing="0" w:before="0" w:beforeAutospacing="0" w:line="240" w:lineRule="auto"/>
+              <w:spacing w:line="240" w:lineRule="auto"/>
               <w:ind w:left="720" w:hanging="360"/>
-            </w:pPr>
-            <w:r>
-              <w:rPr>
-                <w:b w:val="1"/>
-                <w:bCs w:val="1"/>
-                <w:sz w:val="24"/>
-                <w:szCs w:val="24"/>
-                <w:rtl w:val="0"/>
-              </w:rPr>
-              <w:t xml:space="preserve">[RN03] Isenção por Fidelidade e Região:</w:t>
-            </w:r>
-            <w:r>
-              <w:rPr>
-                <w:sz w:val="24"/>
-                <w:szCs w:val="24"/>
-                <w:rtl w:val="0"/>
-              </w:rPr>
-              <w:t xml:space="preserve"> Se o cliente pertencer a um programa de fidelidade premium (ex: Clube de Vantagens) ou se o endereço estiver em uma zona promocional ativa, o valor do frete calculado no passo anterior deve ser zerado (R$ 0,00).</w:t>
+              <w:rPr>
+                <w:sz w:val="24"/>
+                <w:szCs w:val="24"/>
+              </w:rPr>
+            </w:pPr>
+            <w:r>
+              <w:rPr>
+                <w:b w:val="1"/>
+                <w:bCs w:val="1"/>
+                <w:sz w:val="24"/>
+                <w:szCs w:val="24"/>
+                <w:rtl w:val="0"/>
+              </w:rPr>
+              <w:t xml:space="preserve">3b.</w:t>
+            </w:r>
+            <w:r>
+              <w:rPr>
+                <w:sz w:val="24"/>
+                <w:szCs w:val="24"/>
+                <w:rtl w:val="0"/>
+              </w:rPr>
+              <w:t xml:space="preserve"> O sistema aplica isenção total de frete (R$ 0,00) ao carrinho. </w:t>
+            </w:r>
+          </w:p>
+          <w:p>
+            <w:pPr>
+              <w:widowControl w:val="0"/>
+              <w:spacing w:line="240" w:lineRule="auto"/>
+              <w:rPr>
+                <w:sz w:val="24"/>
+                <w:szCs w:val="24"/>
+              </w:rPr>
+            </w:pPr>
+            <w:r>
+              <w:rPr>
+                <w:rtl w:val="0"/>
+              </w:rPr>
+            </w:r>
+          </w:p>
+        </w:tc>
+      </w:tr>
+      <w:tr>
+        <w:trPr>
+          <w:cantSplit w:val="0"/>
+          <w:tblHeader w:val="0"/>
+        </w:trPr>
+        <w:tc>
+          <w:tcPr>
+            <w:shd w:fill="999999" w:val="clear"/>
+            <w:tcMar>
+              <w:top w:w="100.0" w:type="dxa"/>
+              <w:left w:w="100.0" w:type="dxa"/>
+              <w:bottom w:w="100.0" w:type="dxa"/>
+              <w:right w:w="100.0" w:type="dxa"/>
+            </w:tcMar>
+            <w:vAlign w:val="top"/>
+          </w:tcPr>
+          <w:p>
+            <w:pPr>
+              <w:widowControl w:val="0"/>
+              <w:spacing w:line="240" w:lineRule="auto"/>
+              <w:rPr>
+                <w:b w:val="1"/>
+                <w:bCs w:val="1"/>
+                <w:sz w:val="24"/>
+                <w:szCs w:val="24"/>
+              </w:rPr>
+            </w:pPr>
+            <w:r>
+              <w:rPr>
+                <w:b w:val="1"/>
+                <w:bCs w:val="1"/>
+                <w:sz w:val="24"/>
+                <w:szCs w:val="24"/>
+                <w:rtl w:val="0"/>
+              </w:rPr>
+              <w:t xml:space="preserve">Fluxos de Exceção: </w:t>
+            </w:r>
+          </w:p>
+        </w:tc>
+        <w:tc>
+          <w:tcPr>
+            <w:shd w:fill="auto" w:val="clear"/>
+            <w:tcMar>
+              <w:top w:w="100.0" w:type="dxa"/>
+              <w:left w:w="100.0" w:type="dxa"/>
+              <w:bottom w:w="100.0" w:type="dxa"/>
+              <w:right w:w="100.0" w:type="dxa"/>
+            </w:tcMar>
+            <w:vAlign w:val="top"/>
+          </w:tcPr>
+          <w:p>
+            <w:pPr>
+              <w:widowControl w:val="0"/>
+              <w:spacing w:line="240" w:lineRule="auto"/>
+              <w:rPr>
+                <w:b w:val="1"/>
+                <w:bCs w:val="1"/>
+                <w:sz w:val="24"/>
+                <w:szCs w:val="24"/>
+              </w:rPr>
+            </w:pPr>
+            <w:r>
+              <w:rPr>
+                <w:b w:val="1"/>
+                <w:bCs w:val="1"/>
+                <w:sz w:val="24"/>
+                <w:szCs w:val="24"/>
+                <w:rtl w:val="0"/>
+              </w:rPr>
+              <w:t xml:space="preserve">FE01 - Indisponibilidade na API da Transportadora:</w:t>
+            </w:r>
+          </w:p>
+          <w:p>
+            <w:pPr>
+              <w:widowControl w:val="0"/>
+              <w:spacing w:line="240" w:lineRule="auto"/>
+              <w:rPr>
+                <w:sz w:val="24"/>
+                <w:szCs w:val="24"/>
+              </w:rPr>
+            </w:pPr>
+            <w:r>
+              <w:rPr>
+                <w:sz w:val="24"/>
+                <w:szCs w:val="24"/>
+                <w:rtl w:val="0"/>
+              </w:rPr>
+              <w:t xml:space="preserve">CASO DE USO EXPANDIDO - 001</w:t>
+            </w:r>
+          </w:p>
+          <w:p>
+            <w:pPr>
+              <w:widowControl w:val="0"/>
+              <w:spacing w:line="240" w:lineRule="auto"/>
+              <w:rPr>
+                <w:sz w:val="24"/>
+                <w:szCs w:val="24"/>
+              </w:rPr>
+            </w:pPr>
+            <w:r>
+              <w:rPr>
+                <w:rtl w:val="0"/>
+              </w:rPr>
+            </w:r>
+          </w:p>
+          <w:p>
+            <w:pPr>
+              <w:widowControl w:val="0"/>
+              <w:spacing w:line="240" w:lineRule="auto"/>
+              <w:rPr>
+                <w:sz w:val="24"/>
+                <w:szCs w:val="24"/>
+              </w:rPr>
+            </w:pPr>
+            <w:r>
+              <w:rPr>
+                <w:sz w:val="24"/>
+                <w:szCs w:val="24"/>
+                <w:rtl w:val="0"/>
+              </w:rPr>
+              <w:t xml:space="preserve">Calcular Frete Regional e Internacional </w:t>
+            </w:r>
+          </w:p>
+          <w:p>
+            <w:pPr>
+              <w:widowControl w:val="0"/>
+              <w:spacing w:line="240" w:lineRule="auto"/>
+              <w:rPr>
+                <w:sz w:val="24"/>
+                <w:szCs w:val="24"/>
+              </w:rPr>
+            </w:pPr>
+            <w:r>
+              <w:rPr>
+                <w:rtl w:val="0"/>
+              </w:rPr>
+            </w:r>
+          </w:p>
+          <w:p>
+            <w:pPr>
+              <w:widowControl w:val="0"/>
+              <w:spacing w:line="240" w:lineRule="auto"/>
+              <w:rPr>
+                <w:sz w:val="24"/>
+                <w:szCs w:val="24"/>
+              </w:rPr>
+            </w:pPr>
+            <w:r>
+              <w:rPr>
+                <w:sz w:val="24"/>
+                <w:szCs w:val="24"/>
+                <w:rtl w:val="0"/>
+              </w:rPr>
+              <w:t xml:space="preserve">Ator Principal: </w:t>
+            </w:r>
+          </w:p>
+          <w:p>
+            <w:pPr>
+              <w:widowControl w:val="0"/>
+              <w:spacing w:line="240" w:lineRule="auto"/>
+              <w:rPr>
+                <w:sz w:val="24"/>
+                <w:szCs w:val="24"/>
+              </w:rPr>
+            </w:pPr>
+            <w:r>
+              <w:rPr>
+                <w:rtl w:val="0"/>
+              </w:rPr>
+            </w:r>
+          </w:p>
+          <w:p>
+            <w:pPr>
+              <w:widowControl w:val="0"/>
+              <w:spacing w:line="240" w:lineRule="auto"/>
+              <w:rPr>
+                <w:sz w:val="24"/>
+                <w:szCs w:val="24"/>
+              </w:rPr>
+            </w:pPr>
+            <w:r>
+              <w:rPr>
+                <w:sz w:val="24"/>
+                <w:szCs w:val="24"/>
+                <w:rtl w:val="0"/>
+              </w:rPr>
+              <w:t xml:space="preserve">Cliente / Comprador </w:t>
+            </w:r>
+          </w:p>
+          <w:p>
+            <w:pPr>
+              <w:widowControl w:val="0"/>
+              <w:spacing w:line="240" w:lineRule="auto"/>
+              <w:rPr>
+                <w:sz w:val="24"/>
+                <w:szCs w:val="24"/>
+              </w:rPr>
+            </w:pPr>
+            <w:r>
+              <w:rPr>
+                <w:rtl w:val="0"/>
+              </w:rPr>
+            </w:r>
+          </w:p>
+          <w:p>
+            <w:pPr>
+              <w:widowControl w:val="0"/>
+              <w:spacing w:line="240" w:lineRule="auto"/>
+              <w:rPr>
+                <w:sz w:val="24"/>
+                <w:szCs w:val="24"/>
+              </w:rPr>
+            </w:pPr>
+            <w:r>
+              <w:rPr>
+                <w:sz w:val="24"/>
+                <w:szCs w:val="24"/>
+                <w:rtl w:val="0"/>
+              </w:rPr>
+              <w:t xml:space="preserve">Resumo: </w:t>
+            </w:r>
+          </w:p>
+          <w:p>
+            <w:pPr>
+              <w:widowControl w:val="0"/>
+              <w:spacing w:line="240" w:lineRule="auto"/>
+              <w:rPr>
+                <w:sz w:val="24"/>
+                <w:szCs w:val="24"/>
+              </w:rPr>
+            </w:pPr>
+            <w:r>
+              <w:rPr>
+                <w:rtl w:val="0"/>
+              </w:rPr>
+            </w:r>
+          </w:p>
+          <w:p>
+            <w:pPr>
+              <w:widowControl w:val="0"/>
+              <w:spacing w:line="240" w:lineRule="auto"/>
+              <w:rPr>
+                <w:sz w:val="24"/>
+                <w:szCs w:val="24"/>
+              </w:rPr>
+            </w:pPr>
+            <w:r>
+              <w:rPr>
+                <w:sz w:val="24"/>
+                <w:szCs w:val="24"/>
+                <w:rtl w:val="0"/>
+              </w:rPr>
+              <w:t xml:space="preserve">Permitir o cálculo dinâmico do valor de envio do pedido aplicando isenção regional/fidelidade ou tarifas internacionais. </w:t>
+            </w:r>
+          </w:p>
+          <w:p>
+            <w:pPr>
+              <w:widowControl w:val="0"/>
+              <w:spacing w:line="240" w:lineRule="auto"/>
+              <w:rPr>
+                <w:sz w:val="24"/>
+                <w:szCs w:val="24"/>
+              </w:rPr>
+            </w:pPr>
+            <w:r>
+              <w:rPr>
+                <w:rtl w:val="0"/>
+              </w:rPr>
+            </w:r>
+          </w:p>
+          <w:p>
+            <w:pPr>
+              <w:widowControl w:val="0"/>
+              <w:spacing w:line="240" w:lineRule="auto"/>
+              <w:rPr>
+                <w:sz w:val="24"/>
+                <w:szCs w:val="24"/>
+              </w:rPr>
+            </w:pPr>
+            <w:r>
+              <w:rPr>
+                <w:sz w:val="24"/>
+                <w:szCs w:val="24"/>
+                <w:rtl w:val="0"/>
+              </w:rPr>
+              <w:t xml:space="preserve">Pré-condições: </w:t>
+            </w:r>
+          </w:p>
+          <w:p>
+            <w:pPr>
+              <w:widowControl w:val="0"/>
+              <w:spacing w:line="240" w:lineRule="auto"/>
+              <w:rPr>
+                <w:sz w:val="24"/>
+                <w:szCs w:val="24"/>
+              </w:rPr>
+            </w:pPr>
+            <w:r>
+              <w:rPr>
+                <w:rtl w:val="0"/>
+              </w:rPr>
+            </w:r>
+          </w:p>
+          <w:p>
+            <w:pPr>
+              <w:widowControl w:val="0"/>
+              <w:spacing w:line="240" w:lineRule="auto"/>
+              <w:rPr>
+                <w:sz w:val="24"/>
+                <w:szCs w:val="24"/>
+              </w:rPr>
+            </w:pPr>
+            <w:r>
+              <w:rPr>
+                <w:sz w:val="24"/>
+                <w:szCs w:val="24"/>
+                <w:rtl w:val="0"/>
+              </w:rPr>
+              <w:t xml:space="preserve">Cliente com itens no carrinho e CEP/endereço de entrega informado. </w:t>
+            </w:r>
+          </w:p>
+          <w:p>
+            <w:pPr>
+              <w:widowControl w:val="0"/>
+              <w:spacing w:line="240" w:lineRule="auto"/>
+              <w:rPr>
+                <w:sz w:val="24"/>
+                <w:szCs w:val="24"/>
+              </w:rPr>
+            </w:pPr>
+            <w:r>
+              <w:rPr>
+                <w:rtl w:val="0"/>
+              </w:rPr>
+            </w:r>
+          </w:p>
+          <w:p>
+            <w:pPr>
+              <w:widowControl w:val="0"/>
+              <w:spacing w:line="240" w:lineRule="auto"/>
+              <w:rPr>
+                <w:sz w:val="24"/>
+                <w:szCs w:val="24"/>
+              </w:rPr>
+            </w:pPr>
+            <w:r>
+              <w:rPr>
+                <w:sz w:val="24"/>
+                <w:szCs w:val="24"/>
+                <w:rtl w:val="0"/>
+              </w:rPr>
+              <w:t xml:space="preserve">Pós-condições: </w:t>
+            </w:r>
+          </w:p>
+          <w:p>
+            <w:pPr>
+              <w:widowControl w:val="0"/>
+              <w:spacing w:line="240" w:lineRule="auto"/>
+              <w:rPr>
+                <w:sz w:val="24"/>
+                <w:szCs w:val="24"/>
+              </w:rPr>
+            </w:pPr>
+            <w:r>
+              <w:rPr>
+                <w:rtl w:val="0"/>
+              </w:rPr>
+            </w:r>
+          </w:p>
+          <w:p>
+            <w:pPr>
+              <w:widowControl w:val="0"/>
+              <w:spacing w:line="240" w:lineRule="auto"/>
+              <w:rPr>
+                <w:sz w:val="24"/>
+                <w:szCs w:val="24"/>
+              </w:rPr>
+            </w:pPr>
+            <w:r>
+              <w:rPr>
+                <w:sz w:val="24"/>
+                <w:szCs w:val="24"/>
+                <w:rtl w:val="0"/>
+              </w:rPr>
+              <w:t xml:space="preserve">Valor do frete calculado e adicionado ao total do pedido </w:t>
+            </w:r>
+          </w:p>
+          <w:p>
+            <w:pPr>
+              <w:widowControl w:val="0"/>
+              <w:spacing w:line="240" w:lineRule="auto"/>
+              <w:rPr>
+                <w:sz w:val="24"/>
+                <w:szCs w:val="24"/>
+              </w:rPr>
+            </w:pPr>
+            <w:r>
+              <w:rPr>
+                <w:rtl w:val="0"/>
+              </w:rPr>
+            </w:r>
+          </w:p>
+          <w:p>
+            <w:pPr>
+              <w:widowControl w:val="0"/>
+              <w:spacing w:line="240" w:lineRule="auto"/>
+              <w:rPr>
+                <w:sz w:val="24"/>
+                <w:szCs w:val="24"/>
+              </w:rPr>
+            </w:pPr>
+            <w:r>
+              <w:rPr>
+                <w:sz w:val="24"/>
+                <w:szCs w:val="24"/>
+                <w:rtl w:val="0"/>
+              </w:rPr>
+              <w:t xml:space="preserve">Fluxo Principal: </w:t>
+            </w:r>
+          </w:p>
+          <w:p>
+            <w:pPr>
+              <w:widowControl w:val="0"/>
+              <w:spacing w:line="240" w:lineRule="auto"/>
+              <w:rPr>
+                <w:sz w:val="24"/>
+                <w:szCs w:val="24"/>
+              </w:rPr>
+            </w:pPr>
+            <w:r>
+              <w:rPr>
+                <w:rtl w:val="0"/>
+              </w:rPr>
+            </w:r>
+          </w:p>
+          <w:p>
+            <w:pPr>
+              <w:widowControl w:val="0"/>
+              <w:spacing w:line="240" w:lineRule="auto"/>
+              <w:rPr>
+                <w:sz w:val="24"/>
+                <w:szCs w:val="24"/>
+              </w:rPr>
+            </w:pPr>
+            <w:r>
+              <w:rPr>
+                <w:sz w:val="24"/>
+                <w:szCs w:val="24"/>
+                <w:rtl w:val="0"/>
+              </w:rPr>
+              <w:t xml:space="preserve">1. O cliente informa o CEP de destino ou seleciona um endereço cadastrado</w:t>
+            </w:r>
+          </w:p>
+          <w:p>
+            <w:pPr>
+              <w:widowControl w:val="0"/>
+              <w:spacing w:line="240" w:lineRule="auto"/>
+              <w:rPr>
+                <w:sz w:val="24"/>
+                <w:szCs w:val="24"/>
+              </w:rPr>
+            </w:pPr>
+            <w:r>
+              <w:rPr>
+                <w:rtl w:val="0"/>
+              </w:rPr>
+            </w:r>
+          </w:p>
+          <w:p>
+            <w:pPr>
+              <w:widowControl w:val="0"/>
+              <w:spacing w:line="240" w:lineRule="auto"/>
+              <w:rPr>
+                <w:sz w:val="24"/>
+                <w:szCs w:val="24"/>
+              </w:rPr>
+            </w:pPr>
+            <w:r>
+              <w:rPr>
+                <w:rtl w:val="0"/>
+              </w:rPr>
+            </w:r>
+          </w:p>
+          <w:p>
+            <w:pPr>
+              <w:widowControl w:val="0"/>
+              <w:spacing w:line="240" w:lineRule="auto"/>
+              <w:rPr>
+                <w:sz w:val="24"/>
+                <w:szCs w:val="24"/>
+              </w:rPr>
+            </w:pPr>
+            <w:r>
+              <w:rPr>
+                <w:sz w:val="24"/>
+                <w:szCs w:val="24"/>
+                <w:rtl w:val="0"/>
+              </w:rPr>
+              <w:t xml:space="preserve">2. O sistema consulta as tabelas de CEP e geolocalização via API sob protocolo TLS</w:t>
+            </w:r>
+          </w:p>
+          <w:p>
+            <w:pPr>
+              <w:widowControl w:val="0"/>
+              <w:spacing w:line="240" w:lineRule="auto"/>
+              <w:rPr>
+                <w:sz w:val="24"/>
+                <w:szCs w:val="24"/>
+              </w:rPr>
+            </w:pPr>
+            <w:r>
+              <w:rPr>
+                <w:rtl w:val="0"/>
+              </w:rPr>
+            </w:r>
+          </w:p>
+          <w:p>
+            <w:pPr>
+              <w:widowControl w:val="0"/>
+              <w:spacing w:line="240" w:lineRule="auto"/>
+              <w:rPr>
+                <w:sz w:val="24"/>
+                <w:szCs w:val="24"/>
+              </w:rPr>
+            </w:pPr>
+            <w:r>
+              <w:rPr>
+                <w:rtl w:val="0"/>
+              </w:rPr>
+            </w:r>
+          </w:p>
+          <w:p>
+            <w:pPr>
+              <w:widowControl w:val="0"/>
+              <w:spacing w:line="240" w:lineRule="auto"/>
+              <w:rPr>
+                <w:sz w:val="24"/>
+                <w:szCs w:val="24"/>
+              </w:rPr>
+            </w:pPr>
+            <w:r>
+              <w:rPr>
+                <w:sz w:val="24"/>
+                <w:szCs w:val="24"/>
+                <w:rtl w:val="0"/>
+              </w:rPr>
+              <w:t xml:space="preserve">3. O sistema verifica a elegibilidade para gratuidade regional ou do programa de fidelidade.</w:t>
+            </w:r>
+          </w:p>
+          <w:p>
+            <w:pPr>
+              <w:widowControl w:val="0"/>
+              <w:spacing w:line="240" w:lineRule="auto"/>
+              <w:rPr>
+                <w:sz w:val="24"/>
+                <w:szCs w:val="24"/>
+              </w:rPr>
+            </w:pPr>
+            <w:r>
+              <w:rPr>
+                <w:rtl w:val="0"/>
+              </w:rPr>
+            </w:r>
+          </w:p>
+          <w:p>
+            <w:pPr>
+              <w:widowControl w:val="0"/>
+              <w:spacing w:line="240" w:lineRule="auto"/>
+              <w:rPr>
+                <w:sz w:val="24"/>
+                <w:szCs w:val="24"/>
+              </w:rPr>
+            </w:pPr>
+            <w:r>
+              <w:rPr>
+                <w:rtl w:val="0"/>
+              </w:rPr>
+            </w:r>
+          </w:p>
+          <w:p>
+            <w:pPr>
+              <w:widowControl w:val="0"/>
+              <w:spacing w:line="240" w:lineRule="auto"/>
+              <w:rPr>
+                <w:sz w:val="24"/>
+                <w:szCs w:val="24"/>
+              </w:rPr>
+            </w:pPr>
+            <w:r>
+              <w:rPr>
+                <w:sz w:val="24"/>
+                <w:szCs w:val="24"/>
+                <w:rtl w:val="0"/>
+              </w:rPr>
+              <w:t xml:space="preserve">4. O sistema calcula o valor final do frete em até 1,5 segundos e o exibe no resumo da compra </w:t>
+            </w:r>
+          </w:p>
+          <w:p>
+            <w:pPr>
+              <w:widowControl w:val="0"/>
+              <w:spacing w:line="240" w:lineRule="auto"/>
+              <w:rPr>
+                <w:sz w:val="24"/>
+                <w:szCs w:val="24"/>
+              </w:rPr>
+            </w:pPr>
+            <w:r>
+              <w:rPr>
+                <w:rtl w:val="0"/>
+              </w:rPr>
+            </w:r>
+          </w:p>
+          <w:p>
+            <w:pPr>
+              <w:widowControl w:val="0"/>
+              <w:spacing w:line="240" w:lineRule="auto"/>
+              <w:rPr>
+                <w:sz w:val="24"/>
+                <w:szCs w:val="24"/>
+              </w:rPr>
+            </w:pPr>
+            <w:r>
+              <w:rPr>
+                <w:sz w:val="24"/>
+                <w:szCs w:val="24"/>
+                <w:rtl w:val="0"/>
+              </w:rPr>
+              <w:t xml:space="preserve">Fluxos Alternativos: </w:t>
+            </w:r>
+          </w:p>
+          <w:p>
+            <w:pPr>
+              <w:widowControl w:val="0"/>
+              <w:spacing w:line="240" w:lineRule="auto"/>
+              <w:rPr>
+                <w:sz w:val="24"/>
+                <w:szCs w:val="24"/>
+              </w:rPr>
+            </w:pPr>
+            <w:r>
+              <w:rPr>
+                <w:rtl w:val="0"/>
+              </w:rPr>
+            </w:r>
+          </w:p>
+          <w:p>
+            <w:pPr>
+              <w:widowControl w:val="0"/>
+              <w:spacing w:line="240" w:lineRule="auto"/>
+              <w:rPr>
+                <w:sz w:val="24"/>
+                <w:szCs w:val="24"/>
+              </w:rPr>
+            </w:pPr>
+            <w:r>
+              <w:rPr>
+                <w:sz w:val="24"/>
+                <w:szCs w:val="24"/>
+                <w:rtl w:val="0"/>
+              </w:rPr>
+              <w:t xml:space="preserve">FA01 - Aplicação de Frete Grátis:</w:t>
+            </w:r>
+          </w:p>
+          <w:p>
+            <w:pPr>
+              <w:widowControl w:val="0"/>
+              <w:spacing w:line="240" w:lineRule="auto"/>
+              <w:rPr>
+                <w:sz w:val="24"/>
+                <w:szCs w:val="24"/>
+              </w:rPr>
+            </w:pPr>
+            <w:r>
+              <w:rPr>
+                <w:rtl w:val="0"/>
+              </w:rPr>
+            </w:r>
+          </w:p>
+          <w:p>
+            <w:pPr>
+              <w:widowControl w:val="0"/>
+              <w:spacing w:line="240" w:lineRule="auto"/>
+              <w:rPr>
+                <w:sz w:val="24"/>
+                <w:szCs w:val="24"/>
+              </w:rPr>
+            </w:pPr>
+            <w:r>
+              <w:rPr>
+                <w:rtl w:val="0"/>
+              </w:rPr>
+            </w:r>
+          </w:p>
+          <w:p>
+            <w:pPr>
+              <w:widowControl w:val="0"/>
+              <w:spacing w:line="240" w:lineRule="auto"/>
+              <w:rPr>
+                <w:sz w:val="24"/>
+                <w:szCs w:val="24"/>
+              </w:rPr>
+            </w:pPr>
+            <w:r>
+              <w:rPr>
+                <w:sz w:val="24"/>
+                <w:szCs w:val="24"/>
+                <w:rtl w:val="0"/>
+              </w:rPr>
+              <w:t xml:space="preserve">3a. O sistema identifica que o CEP pertence à mesma região metropolitana do CD ou que o cliente é membro ativo do programa de fidelidade. </w:t>
+            </w:r>
+          </w:p>
+          <w:p>
+            <w:pPr>
+              <w:widowControl w:val="0"/>
+              <w:spacing w:line="240" w:lineRule="auto"/>
+              <w:rPr>
+                <w:sz w:val="24"/>
+                <w:szCs w:val="24"/>
+              </w:rPr>
+            </w:pPr>
+            <w:r>
+              <w:rPr>
+                <w:rtl w:val="0"/>
+              </w:rPr>
+            </w:r>
+          </w:p>
+          <w:p>
+            <w:pPr>
+              <w:widowControl w:val="0"/>
+              <w:spacing w:line="240" w:lineRule="auto"/>
+              <w:rPr>
+                <w:sz w:val="24"/>
+                <w:szCs w:val="24"/>
+              </w:rPr>
+            </w:pPr>
+            <w:r>
+              <w:rPr>
+                <w:rtl w:val="0"/>
+              </w:rPr>
+            </w:r>
+          </w:p>
+          <w:p>
+            <w:pPr>
+              <w:widowControl w:val="0"/>
+              <w:spacing w:line="240" w:lineRule="auto"/>
+              <w:rPr>
+                <w:sz w:val="24"/>
+                <w:szCs w:val="24"/>
+              </w:rPr>
+            </w:pPr>
+            <w:r>
+              <w:rPr>
+                <w:sz w:val="24"/>
+                <w:szCs w:val="24"/>
+                <w:rtl w:val="0"/>
+              </w:rPr>
+              <w:t xml:space="preserve">3b. O sistema aplica isenção total de frete (R$ 0,00) ao carrinho. </w:t>
+            </w:r>
+          </w:p>
+          <w:p>
+            <w:pPr>
+              <w:widowControl w:val="0"/>
+              <w:spacing w:line="240" w:lineRule="auto"/>
+              <w:rPr>
+                <w:sz w:val="24"/>
+                <w:szCs w:val="24"/>
+              </w:rPr>
+            </w:pPr>
+            <w:r>
+              <w:rPr>
+                <w:rtl w:val="0"/>
+              </w:rPr>
+            </w:r>
+          </w:p>
+          <w:p>
+            <w:pPr>
+              <w:widowControl w:val="0"/>
+              <w:spacing w:line="240" w:lineRule="auto"/>
+              <w:rPr>
+                <w:sz w:val="24"/>
+                <w:szCs w:val="24"/>
+              </w:rPr>
+            </w:pPr>
+            <w:r>
+              <w:rPr>
+                <w:rtl w:val="0"/>
+              </w:rPr>
+            </w:r>
+          </w:p>
+          <w:p>
+            <w:pPr>
+              <w:widowControl w:val="0"/>
+              <w:spacing w:line="240" w:lineRule="auto"/>
+              <w:rPr>
+                <w:sz w:val="24"/>
+                <w:szCs w:val="24"/>
+              </w:rPr>
+            </w:pPr>
+            <w:r>
+              <w:rPr>
+                <w:sz w:val="24"/>
+                <w:szCs w:val="24"/>
+                <w:rtl w:val="0"/>
+              </w:rPr>
+              <w:t xml:space="preserve">Fluxos de Exceção: </w:t>
+            </w:r>
+          </w:p>
+          <w:p>
+            <w:pPr>
+              <w:widowControl w:val="0"/>
+              <w:spacing w:line="240" w:lineRule="auto"/>
+              <w:rPr>
+                <w:sz w:val="24"/>
+                <w:szCs w:val="24"/>
+              </w:rPr>
+            </w:pPr>
+            <w:r>
+              <w:rPr>
+                <w:rtl w:val="0"/>
+              </w:rPr>
+            </w:r>
+          </w:p>
+          <w:p>
+            <w:pPr>
+              <w:widowControl w:val="0"/>
+              <w:spacing w:line="240" w:lineRule="auto"/>
+              <w:rPr>
+                <w:sz w:val="24"/>
+                <w:szCs w:val="24"/>
+              </w:rPr>
+            </w:pPr>
+            <w:r>
+              <w:rPr>
+                <w:sz w:val="24"/>
+                <w:szCs w:val="24"/>
+                <w:rtl w:val="0"/>
+              </w:rPr>
+              <w:t xml:space="preserve">FE01 - Indisponibilidade na API da Transportadora:</w:t>
+            </w:r>
+          </w:p>
+          <w:p>
+            <w:pPr>
+              <w:widowControl w:val="0"/>
+              <w:spacing w:line="240" w:lineRule="auto"/>
+              <w:rPr>
+                <w:sz w:val="24"/>
+                <w:szCs w:val="24"/>
+              </w:rPr>
+            </w:pPr>
+            <w:r>
+              <w:rPr>
+                <w:rtl w:val="0"/>
+              </w:rPr>
+            </w:r>
+          </w:p>
+          <w:p>
+            <w:pPr>
+              <w:widowControl w:val="0"/>
+              <w:spacing w:line="240" w:lineRule="auto"/>
+              <w:rPr>
+                <w:sz w:val="24"/>
+                <w:szCs w:val="24"/>
+              </w:rPr>
+            </w:pPr>
+            <w:r>
+              <w:rPr>
+                <w:rtl w:val="0"/>
+              </w:rPr>
+            </w:r>
+          </w:p>
+          <w:p>
+            <w:pPr>
+              <w:widowControl w:val="0"/>
+              <w:spacing w:line="240" w:lineRule="auto"/>
+              <w:rPr>
+                <w:sz w:val="24"/>
+                <w:szCs w:val="24"/>
+              </w:rPr>
+            </w:pPr>
+            <w:r>
+              <w:rPr>
+                <w:sz w:val="24"/>
+                <w:szCs w:val="24"/>
+                <w:rtl w:val="0"/>
+              </w:rPr>
+              <w:t xml:space="preserve">2a. A API de cálculo da transportadora não responde no tempo limite. </w:t>
+            </w:r>
+          </w:p>
+          <w:p>
+            <w:pPr>
+              <w:widowControl w:val="0"/>
+              <w:spacing w:line="240" w:lineRule="auto"/>
+              <w:rPr>
+                <w:sz w:val="24"/>
+                <w:szCs w:val="24"/>
+              </w:rPr>
+            </w:pPr>
+            <w:r>
+              <w:rPr>
+                <w:rtl w:val="0"/>
+              </w:rPr>
+            </w:r>
+          </w:p>
+          <w:p>
+            <w:pPr>
+              <w:widowControl w:val="0"/>
+              <w:spacing w:line="240" w:lineRule="auto"/>
+              <w:rPr>
+                <w:sz w:val="24"/>
+                <w:szCs w:val="24"/>
+              </w:rPr>
+            </w:pPr>
+            <w:r>
+              <w:rPr>
+                <w:rtl w:val="0"/>
+              </w:rPr>
+            </w:r>
+          </w:p>
+          <w:p>
+            <w:pPr>
+              <w:widowControl w:val="0"/>
+              <w:spacing w:line="240" w:lineRule="auto"/>
+              <w:rPr>
+                <w:sz w:val="24"/>
+                <w:szCs w:val="24"/>
+              </w:rPr>
+            </w:pPr>
+            <w:r>
+              <w:rPr>
+                <w:sz w:val="24"/>
+                <w:szCs w:val="24"/>
+                <w:rtl w:val="0"/>
+              </w:rPr>
+              <w:t xml:space="preserve">2b. O sistema utiliza a tabela de contingência offline de frete estimado e exibe aviso ao usuário. (Pode ter alteração no valor - Deve ser consultado posteriormente)</w:t>
+            </w:r>
+          </w:p>
+          <w:p>
+            <w:pPr>
+              <w:widowControl w:val="0"/>
+              <w:spacing w:line="240" w:lineRule="auto"/>
+              <w:rPr>
+                <w:sz w:val="24"/>
+                <w:szCs w:val="24"/>
+              </w:rPr>
+            </w:pPr>
+            <w:r>
+              <w:rPr>
+                <w:rtl w:val="0"/>
+              </w:rPr>
+            </w:r>
+          </w:p>
+          <w:p>
+            <w:pPr>
+              <w:widowControl w:val="0"/>
+              <w:spacing w:line="240" w:lineRule="auto"/>
+              <w:rPr>
+                <w:sz w:val="24"/>
+                <w:szCs w:val="24"/>
+              </w:rPr>
+            </w:pPr>
+            <w:r>
+              <w:rPr>
+                <w:sz w:val="24"/>
+                <w:szCs w:val="24"/>
+                <w:rtl w:val="0"/>
+              </w:rPr>
+              <w:t xml:space="preserve">Relações de Regras de Negócio: </w:t>
+            </w:r>
+          </w:p>
+          <w:p>
+            <w:pPr>
+              <w:widowControl w:val="0"/>
+              <w:spacing w:line="240" w:lineRule="auto"/>
+              <w:rPr>
+                <w:sz w:val="24"/>
+                <w:szCs w:val="24"/>
+              </w:rPr>
+            </w:pPr>
+            <w:r>
+              <w:rPr>
+                <w:rtl w:val="0"/>
+              </w:rPr>
+            </w:r>
+          </w:p>
+          <w:p>
+            <w:pPr>
+              <w:widowControl w:val="0"/>
+              <w:spacing w:line="240" w:lineRule="auto"/>
+              <w:rPr>
+                <w:sz w:val="24"/>
+                <w:szCs w:val="24"/>
+              </w:rPr>
+            </w:pPr>
+            <w:r>
+              <w:rPr>
+                <w:sz w:val="24"/>
+                <w:szCs w:val="24"/>
+                <w:rtl w:val="0"/>
+              </w:rPr>
+              <w:t xml:space="preserve">RN03 </w:t>
+            </w:r>
+          </w:p>
+          <w:p>
+            <w:pPr>
+              <w:widowControl w:val="0"/>
+              <w:spacing w:line="240" w:lineRule="auto"/>
+              <w:rPr>
+                <w:sz w:val="24"/>
+                <w:szCs w:val="24"/>
+              </w:rPr>
+            </w:pPr>
+            <w:r>
+              <w:rPr>
+                <w:rtl w:val="0"/>
+              </w:rPr>
+            </w:r>
+          </w:p>
+          <w:p>
+            <w:pPr>
+              <w:widowControl w:val="0"/>
+              <w:spacing w:line="240" w:lineRule="auto"/>
+              <w:rPr>
+                <w:sz w:val="24"/>
+                <w:szCs w:val="24"/>
+              </w:rPr>
+            </w:pPr>
+            <w:r>
+              <w:rPr>
+                <w:rtl w:val="0"/>
+              </w:rPr>
+            </w:r>
+          </w:p>
+          <w:p>
+            <w:pPr>
+              <w:widowControl w:val="0"/>
+              <w:spacing w:line="240" w:lineRule="auto"/>
+              <w:rPr>
+                <w:sz w:val="24"/>
+                <w:szCs w:val="24"/>
+              </w:rPr>
+            </w:pPr>
+            <w:r>
+              <w:rPr>
+                <w:sz w:val="24"/>
+                <w:szCs w:val="24"/>
+                <w:rtl w:val="0"/>
+              </w:rPr>
+              <w:t xml:space="preserve">RF02 </w:t>
             </w:r>
           </w:p>
           <w:p>
@@ -8203,33 +11580,209 @@
               <w:widowControl w:val="0"/>
               <w:numPr>
                 <w:ilvl w:val="0"/>
-                <w:numId w:val="1"/>
+                <w:numId w:val="2"/>
               </w:numPr>
-              <w:spacing w:after="240" w:before="0" w:beforeAutospacing="0" w:line="240" w:lineRule="auto"/>
+              <w:spacing w:line="240" w:lineRule="auto"/>
               <w:ind w:left="720" w:hanging="360"/>
-            </w:pPr>
-            <w:r>
-              <w:rPr>
-                <w:b w:val="1"/>
-                <w:bCs w:val="1"/>
-                <w:sz w:val="24"/>
-                <w:szCs w:val="24"/>
-                <w:rtl w:val="0"/>
-              </w:rPr>
-              <w:t xml:space="preserve">[RN04] Tarifas Internacionais:</w:t>
-            </w:r>
-            <w:r>
-              <w:rPr>
-                <w:sz w:val="24"/>
-                <w:szCs w:val="24"/>
-                <w:rtl w:val="0"/>
-              </w:rPr>
-              <w:t xml:space="preserve"> Caso o mercado parceiro selecionado esteja localizado em uma zona alfandegária ou país vizinho (compras transfronteiriças), o sistema deve aplicar uma taxa fixa de importação/internacional sobre o frete base determinado.</w:t>
-            </w:r>
-            <w:r>
-              <w:rPr>
-                <w:rtl w:val="0"/>
-              </w:rPr>
+              <w:rPr>
+                <w:sz w:val="24"/>
+                <w:szCs w:val="24"/>
+              </w:rPr>
+            </w:pPr>
+            <w:r>
+              <w:rPr>
+                <w:b w:val="1"/>
+                <w:bCs w:val="1"/>
+                <w:sz w:val="24"/>
+                <w:szCs w:val="24"/>
+                <w:rtl w:val="0"/>
+              </w:rPr>
+              <w:t xml:space="preserve">2a.</w:t>
+            </w:r>
+            <w:r>
+              <w:rPr>
+                <w:sz w:val="24"/>
+                <w:szCs w:val="24"/>
+                <w:rtl w:val="0"/>
+              </w:rPr>
+              <w:t xml:space="preserve"> A API de cálculo da transportadora não responde no tempo limite. </w:t>
+            </w:r>
+          </w:p>
+          <w:p>
+            <w:pPr>
+              <w:widowControl w:val="0"/>
+              <w:spacing w:line="240" w:lineRule="auto"/>
+              <w:ind w:left="720" w:firstLine="0"/>
+              <w:rPr>
+                <w:sz w:val="24"/>
+                <w:szCs w:val="24"/>
+              </w:rPr>
+            </w:pPr>
+            <w:r>
+              <w:rPr>
+                <w:rtl w:val="0"/>
+              </w:rPr>
+            </w:r>
+          </w:p>
+          <w:p>
+            <w:pPr>
+              <w:widowControl w:val="0"/>
+              <w:numPr>
+                <w:ilvl w:val="0"/>
+                <w:numId w:val="2"/>
+              </w:numPr>
+              <w:spacing w:line="240" w:lineRule="auto"/>
+              <w:ind w:left="720" w:hanging="360"/>
+              <w:rPr>
+                <w:sz w:val="24"/>
+                <w:szCs w:val="24"/>
+              </w:rPr>
+            </w:pPr>
+            <w:r>
+              <w:rPr>
+                <w:b w:val="1"/>
+                <w:bCs w:val="1"/>
+                <w:sz w:val="24"/>
+                <w:szCs w:val="24"/>
+                <w:rtl w:val="0"/>
+              </w:rPr>
+              <w:t xml:space="preserve">2b.</w:t>
+            </w:r>
+            <w:r>
+              <w:rPr>
+                <w:sz w:val="24"/>
+                <w:szCs w:val="24"/>
+                <w:rtl w:val="0"/>
+              </w:rPr>
+              <w:t xml:space="preserve"> O sistema utiliza a tabela de contingência offline de frete estimado e exibe aviso ao usuário. (Pode ter alteração no valor - Deve ser consultado posteriormente)</w:t>
+            </w:r>
+          </w:p>
+        </w:tc>
+      </w:tr>
+      <w:tr>
+        <w:trPr>
+          <w:cantSplit w:val="0"/>
+          <w:tblHeader w:val="0"/>
+        </w:trPr>
+        <w:tc>
+          <w:tcPr>
+            <w:shd w:fill="999999" w:val="clear"/>
+            <w:tcMar>
+              <w:top w:w="100.0" w:type="dxa"/>
+              <w:left w:w="100.0" w:type="dxa"/>
+              <w:bottom w:w="100.0" w:type="dxa"/>
+              <w:right w:w="100.0" w:type="dxa"/>
+            </w:tcMar>
+            <w:vAlign w:val="top"/>
+          </w:tcPr>
+          <w:p>
+            <w:pPr>
+              <w:widowControl w:val="0"/>
+              <w:spacing w:line="240" w:lineRule="auto"/>
+              <w:rPr>
+                <w:b w:val="1"/>
+                <w:bCs w:val="1"/>
+                <w:sz w:val="24"/>
+                <w:szCs w:val="24"/>
+              </w:rPr>
+            </w:pPr>
+            <w:r>
+              <w:rPr>
+                <w:b w:val="1"/>
+                <w:bCs w:val="1"/>
+                <w:sz w:val="24"/>
+                <w:szCs w:val="24"/>
+                <w:rtl w:val="0"/>
+              </w:rPr>
+              <w:t xml:space="preserve">Relações de Regras de Negócio: </w:t>
+            </w:r>
+          </w:p>
+        </w:tc>
+        <w:tc>
+          <w:tcPr>
+            <w:shd w:fill="auto" w:val="clear"/>
+            <w:tcMar>
+              <w:top w:w="100.0" w:type="dxa"/>
+              <w:left w:w="100.0" w:type="dxa"/>
+              <w:bottom w:w="100.0" w:type="dxa"/>
+              <w:right w:w="100.0" w:type="dxa"/>
+            </w:tcMar>
+            <w:vAlign w:val="top"/>
+          </w:tcPr>
+          <w:p>
+            <w:pPr>
+              <w:widowControl w:val="0"/>
+              <w:numPr>
+                <w:ilvl w:val="0"/>
+                <w:numId w:val="8"/>
+              </w:numPr>
+              <w:spacing w:line="240" w:lineRule="auto"/>
+              <w:ind w:left="720" w:hanging="360"/>
+              <w:rPr>
+                <w:sz w:val="24"/>
+                <w:szCs w:val="24"/>
+              </w:rPr>
+            </w:pPr>
+            <w:r>
+              <w:rPr>
+                <w:b w:val="1"/>
+                <w:bCs w:val="1"/>
+                <w:sz w:val="24"/>
+                <w:szCs w:val="24"/>
+                <w:rtl w:val="0"/>
+              </w:rPr>
+              <w:t xml:space="preserve">RN03</w:t>
+            </w:r>
+            <w:r>
+              <w:rPr>
+                <w:sz w:val="24"/>
+                <w:szCs w:val="24"/>
+                <w:rtl w:val="0"/>
+              </w:rPr>
+              <w:t xml:space="preserve"> </w:t>
+            </w:r>
+          </w:p>
+          <w:p>
+            <w:pPr>
+              <w:widowControl w:val="0"/>
+              <w:spacing w:line="240" w:lineRule="auto"/>
+              <w:ind w:left="720" w:firstLine="0"/>
+              <w:rPr>
+                <w:sz w:val="24"/>
+                <w:szCs w:val="24"/>
+              </w:rPr>
+            </w:pPr>
+            <w:r>
+              <w:rPr>
+                <w:rtl w:val="0"/>
+              </w:rPr>
+            </w:r>
+          </w:p>
+          <w:p>
+            <w:pPr>
+              <w:widowControl w:val="0"/>
+              <w:numPr>
+                <w:ilvl w:val="0"/>
+                <w:numId w:val="8"/>
+              </w:numPr>
+              <w:spacing w:line="240" w:lineRule="auto"/>
+              <w:ind w:left="720" w:hanging="360"/>
+              <w:rPr>
+                <w:b w:val="1"/>
+                <w:bCs w:val="1"/>
+                <w:sz w:val="24"/>
+                <w:szCs w:val="24"/>
+              </w:rPr>
+            </w:pPr>
+            <w:r>
+              <w:rPr>
+                <w:b w:val="1"/>
+                <w:bCs w:val="1"/>
+                <w:sz w:val="24"/>
+                <w:szCs w:val="24"/>
+                <w:rtl w:val="0"/>
+              </w:rPr>
+              <w:t xml:space="preserve">RF02 </w:t>
             </w:r>
           </w:p>
         </w:tc>
@@ -8239,6 +11792,34 @@
       <w:pPr>
         <w:spacing w:line="360" w:lineRule="auto"/>
         <w:jc w:val="both"/>
+        <w:rPr>
+          <w:sz w:val="24"/>
+          <w:szCs w:val="24"/>
+        </w:rPr>
+      </w:pPr>
+      <w:r>
+        <w:rPr>
+          <w:rtl w:val="0"/>
+        </w:rPr>
+      </w:r>
+    </w:p>
+    <w:p>
+      <w:pPr>
+        <w:spacing w:line="360" w:lineRule="auto"/>
+        <w:jc w:val="both"/>
+        <w:rPr>
+          <w:sz w:val="24"/>
+          <w:szCs w:val="24"/>
+        </w:rPr>
+      </w:pPr>
+      <w:r>
+        <w:rPr>
+          <w:rtl w:val="0"/>
+        </w:rPr>
+      </w:r>
+    </w:p>
+    <w:p>
+      <w:pPr>
         <w:rPr/>
       </w:pPr>
       <w:r>
@@ -8457,707 +12038,6 @@
         <w:jc w:val="both"/>
         <w:rPr/>
       </w:pPr>
-      <w:r>
-        <w:rPr>
-          <w:rtl w:val="0"/>
-        </w:rPr>
-      </w:r>
-    </w:p>
-    <w:p>
-      <w:pPr>
-        <w:spacing w:line="360" w:lineRule="auto"/>
-        <w:jc w:val="both"/>
-        <w:rPr/>
-      </w:pPr>
-      <w:r>
-        <w:rPr>
-          <w:rtl w:val="0"/>
-        </w:rPr>
-      </w:r>
-    </w:p>
-    <w:p>
-      <w:pPr>
-        <w:spacing w:line="360" w:lineRule="auto"/>
-        <w:jc w:val="both"/>
-        <w:rPr/>
-      </w:pPr>
-      <w:r>
-        <w:rPr>
-          <w:rtl w:val="0"/>
-        </w:rPr>
-      </w:r>
-    </w:p>
-    <w:p>
-      <w:pPr>
-        <w:spacing w:line="360" w:lineRule="auto"/>
-        <w:jc w:val="both"/>
-        <w:rPr/>
-      </w:pPr>
-      <w:r>
-        <w:rPr>
-          <w:rtl w:val="0"/>
-        </w:rPr>
-      </w:r>
-    </w:p>
-    <w:p>
-      <w:pPr>
-        <w:spacing w:line="360" w:lineRule="auto"/>
-        <w:jc w:val="both"/>
-        <w:rPr/>
-      </w:pPr>
-      <w:r>
-        <w:rPr>
-          <w:rtl w:val="0"/>
-        </w:rPr>
-      </w:r>
-    </w:p>
-    <w:p>
-      <w:pPr>
-        <w:spacing w:line="360" w:lineRule="auto"/>
-        <w:jc w:val="both"/>
-        <w:rPr/>
-      </w:pPr>
-      <w:r>
-        <w:rPr>
-          <w:rtl w:val="0"/>
-        </w:rPr>
-      </w:r>
-    </w:p>
-    <w:p>
-      <w:pPr>
-        <w:spacing w:line="360" w:lineRule="auto"/>
-        <w:jc w:val="both"/>
-        <w:rPr/>
-      </w:pPr>
-      <w:r>
-        <w:rPr>
-          <w:rtl w:val="0"/>
-        </w:rPr>
-      </w:r>
-    </w:p>
-    <w:p>
-      <w:pPr>
-        <w:spacing w:line="360" w:lineRule="auto"/>
-        <w:jc w:val="both"/>
-        <w:rPr/>
-      </w:pPr>
-      <w:r>
-        <w:rPr>
-          <w:rtl w:val="0"/>
-        </w:rPr>
-      </w:r>
-    </w:p>
-    <w:p>
-      <w:pPr>
-        <w:spacing w:line="360" w:lineRule="auto"/>
-        <w:jc w:val="both"/>
-        <w:rPr/>
-      </w:pPr>
-      <w:r>
-        <w:rPr>
-          <w:rtl w:val="0"/>
-        </w:rPr>
-      </w:r>
-    </w:p>
-    <w:p>
-      <w:pPr>
-        <w:spacing w:line="360" w:lineRule="auto"/>
-        <w:jc w:val="both"/>
-        <w:rPr/>
-      </w:pPr>
-      <w:r>
-        <w:rPr>
-          <w:rtl w:val="0"/>
-        </w:rPr>
-      </w:r>
-    </w:p>
-    <w:p>
-      <w:pPr>
-        <w:spacing w:after="180" w:before="360" w:line="360" w:lineRule="auto"/>
-        <w:jc w:val="both"/>
-        <w:rPr>
-          <w:sz w:val="30"/>
-          <w:szCs w:val="30"/>
-        </w:rPr>
-      </w:pPr>
-      <w:r>
-        <w:rPr>
-          <w:sz w:val="30"/>
-          <w:szCs w:val="30"/>
-          <w:rtl w:val="0"/>
-        </w:rPr>
-        <w:t xml:space="preserve">Caso de Uso Expandido: UC03 – Localizar Mercados e Compra Expressa</w:t>
-      </w:r>
-    </w:p>
-    <w:p>
-      <w:pPr>
-        <w:numPr>
-          <w:ilvl w:val="0"/>
-          <w:numId w:val="4"/>
-        </w:numPr>
-        <w:spacing w:after="0" w:afterAutospacing="0" w:before="180" w:line="360" w:lineRule="auto"/>
-        <w:ind w:left="720" w:hanging="360"/>
-      </w:pPr>
-      <w:r>
-        <w:rPr>
-          <w:b w:val="1"/>
-          <w:bCs w:val="1"/>
-          <w:sz w:val="24"/>
-          <w:szCs w:val="24"/>
-          <w:rtl w:val="0"/>
-        </w:rPr>
-        <w:t xml:space="preserve">Atores Principais:</w:t>
-      </w:r>
-      <w:r>
-        <w:rPr>
-          <w:sz w:val="24"/>
-          <w:szCs w:val="24"/>
-          <w:rtl w:val="0"/>
-        </w:rPr>
-        <w:t xml:space="preserve"> Cliente (Usuário do app).</w:t>
-      </w:r>
-    </w:p>
-    <w:p>
-      <w:pPr>
-        <w:numPr>
-          <w:ilvl w:val="0"/>
-          <w:numId w:val="4"/>
-        </w:numPr>
-        <w:spacing w:after="0" w:afterAutospacing="0" w:before="0" w:beforeAutospacing="0" w:line="360" w:lineRule="auto"/>
-        <w:ind w:left="720" w:hanging="360"/>
-      </w:pPr>
-      <w:r>
-        <w:rPr>
-          <w:b w:val="1"/>
-          <w:bCs w:val="1"/>
-          <w:sz w:val="24"/>
-          <w:szCs w:val="24"/>
-          <w:rtl w:val="0"/>
-        </w:rPr>
-        <w:t xml:space="preserve">Atores Secundários:</w:t>
-      </w:r>
-      <w:r>
-        <w:rPr>
-          <w:sz w:val="24"/>
-          <w:szCs w:val="24"/>
-          <w:rtl w:val="0"/>
-        </w:rPr>
-        <w:t xml:space="preserve"> API de Geolocalização (ex: Google Maps / CoreLocation), Sistema de Inventário dos Mercados.</w:t>
-      </w:r>
-    </w:p>
-    <w:p>
-      <w:pPr>
-        <w:numPr>
-          <w:ilvl w:val="0"/>
-          <w:numId w:val="4"/>
-        </w:numPr>
-        <w:spacing w:after="0" w:afterAutospacing="0" w:before="0" w:beforeAutospacing="0" w:line="360" w:lineRule="auto"/>
-        <w:ind w:left="720" w:hanging="360"/>
-      </w:pPr>
-      <w:r>
-        <w:rPr>
-          <w:b w:val="1"/>
-          <w:bCs w:val="1"/>
-          <w:sz w:val="24"/>
-          <w:szCs w:val="24"/>
-          <w:rtl w:val="0"/>
-        </w:rPr>
-        <w:t xml:space="preserve">Pré-condições:</w:t>
-      </w:r>
-      <w:r>
-        <w:rPr>
-          <w:sz w:val="24"/>
-          <w:szCs w:val="24"/>
-          <w:rtl w:val="0"/>
-        </w:rPr>
-        <w:t xml:space="preserve"> O Cliente deve estar autenticado no sistema e o dispositivo deve estar com o GPS ativado.</w:t>
-      </w:r>
-    </w:p>
-    <w:p>
-      <w:pPr>
-        <w:numPr>
-          <w:ilvl w:val="0"/>
-          <w:numId w:val="4"/>
-        </w:numPr>
-        <w:spacing w:after="240" w:before="0" w:beforeAutospacing="0" w:line="360" w:lineRule="auto"/>
-        <w:ind w:left="720" w:hanging="360"/>
-      </w:pPr>
-      <w:r>
-        <w:rPr>
-          <w:b w:val="1"/>
-          <w:bCs w:val="1"/>
-          <w:sz w:val="24"/>
-          <w:szCs w:val="24"/>
-          <w:rtl w:val="0"/>
-        </w:rPr>
-        <w:t xml:space="preserve">Pós-condições:</w:t>
-      </w:r>
-      <w:r>
-        <w:rPr>
-          <w:sz w:val="24"/>
-          <w:szCs w:val="24"/>
-          <w:rtl w:val="0"/>
-        </w:rPr>
-        <w:t xml:space="preserve"> Os mercados próximos são exibidos e os itens selecionados são inseridos com sucesso no carrinho de compras.</w:t>
-      </w:r>
-    </w:p>
-    <w:p>
-      <w:pPr>
-        <w:spacing w:after="180" w:before="360" w:line="360" w:lineRule="auto"/>
-        <w:jc w:val="both"/>
-        <w:rPr>
-          <w:b w:val="1"/>
-          <w:bCs w:val="1"/>
-          <w:sz w:val="24"/>
-          <w:szCs w:val="24"/>
-        </w:rPr>
-      </w:pPr>
-      <w:r>
-        <w:rPr>
-          <w:b w:val="1"/>
-          <w:bCs w:val="1"/>
-          <w:sz w:val="24"/>
-          <w:szCs w:val="24"/>
-          <w:rtl w:val="0"/>
-        </w:rPr>
-        <w:t xml:space="preserve">Fluxo Principal (Cenário de Sucesso)</w:t>
-      </w:r>
-    </w:p>
-    <w:p>
-      <w:pPr>
-        <w:numPr>
-          <w:ilvl w:val="0"/>
-          <w:numId w:val="3"/>
-        </w:numPr>
-        <w:spacing w:after="0" w:afterAutospacing="0" w:before="180" w:line="360" w:lineRule="auto"/>
-        <w:ind w:left="720" w:hanging="360"/>
-      </w:pPr>
-      <w:r>
-        <w:rPr>
-          <w:sz w:val="24"/>
-          <w:szCs w:val="24"/>
-          <w:rtl w:val="0"/>
-        </w:rPr>
-        <w:t xml:space="preserve">O Cliente acessa a tela de busca de ingredientes ou a área de compras do sistema.</w:t>
-      </w:r>
-    </w:p>
-    <w:p>
-      <w:pPr>
-        <w:numPr>
-          <w:ilvl w:val="0"/>
-          <w:numId w:val="3"/>
-        </w:numPr>
-        <w:spacing w:after="0" w:afterAutospacing="0" w:before="0" w:beforeAutospacing="0" w:line="360" w:lineRule="auto"/>
-        <w:ind w:left="720" w:hanging="360"/>
-      </w:pPr>
-      <w:r>
-        <w:rPr>
-          <w:sz w:val="24"/>
-          <w:szCs w:val="24"/>
-          <w:rtl w:val="0"/>
-        </w:rPr>
-        <w:t xml:space="preserve">O sistema solicita a geolocalização atual do dispositivo do Cliente através da API de GPS.</w:t>
-      </w:r>
-    </w:p>
-    <w:p>
-      <w:pPr>
-        <w:numPr>
-          <w:ilvl w:val="0"/>
-          <w:numId w:val="3"/>
-        </w:numPr>
-        <w:spacing w:after="0" w:afterAutospacing="0" w:before="0" w:beforeAutospacing="0" w:line="360" w:lineRule="auto"/>
-        <w:ind w:left="720" w:hanging="360"/>
-      </w:pPr>
-      <w:r>
-        <w:rPr>
-          <w:sz w:val="24"/>
-          <w:szCs w:val="24"/>
-          <w:rtl w:val="0"/>
-        </w:rPr>
-        <w:t xml:space="preserve">O sistema recebe as coordenadas com uma </w:t>
-      </w:r>
-      <w:r>
-        <w:rPr>
-          <w:b w:val="1"/>
-          <w:bCs w:val="1"/>
-          <w:sz w:val="24"/>
-          <w:szCs w:val="24"/>
-          <w:rtl w:val="0"/>
-        </w:rPr>
-        <w:t xml:space="preserve">precisão de raio inferior a 50 metros [RFN 03.01]</w:t>
-      </w:r>
-      <w:r>
-        <w:rPr>
-          <w:sz w:val="24"/>
-          <w:szCs w:val="24"/>
-          <w:rtl w:val="0"/>
-        </w:rPr>
-        <w:t xml:space="preserve">.</w:t>
-      </w:r>
-    </w:p>
-    <w:p>
-      <w:pPr>
-        <w:numPr>
-          <w:ilvl w:val="0"/>
-          <w:numId w:val="3"/>
-        </w:numPr>
-        <w:spacing w:after="0" w:afterAutospacing="0" w:before="0" w:beforeAutospacing="0" w:line="360" w:lineRule="auto"/>
-        <w:ind w:left="720" w:hanging="360"/>
-      </w:pPr>
-      <w:r>
-        <w:rPr>
-          <w:sz w:val="24"/>
-          <w:szCs w:val="24"/>
-          <w:rtl w:val="0"/>
-        </w:rPr>
-        <w:t xml:space="preserve">O sistema consulta a base de dados e identifica os supermercados parceiros credenciados que estão no raio de cobertura daquela localização.</w:t>
-      </w:r>
-    </w:p>
-    <w:p>
-      <w:pPr>
-        <w:numPr>
-          <w:ilvl w:val="0"/>
-          <w:numId w:val="3"/>
-        </w:numPr>
-        <w:spacing w:after="0" w:afterAutospacing="0" w:before="0" w:beforeAutospacing="0" w:line="360" w:lineRule="auto"/>
-        <w:ind w:left="720" w:hanging="360"/>
-      </w:pPr>
-      <w:r>
-        <w:rPr>
-          <w:sz w:val="24"/>
-          <w:szCs w:val="24"/>
-          <w:rtl w:val="0"/>
-        </w:rPr>
-        <w:t xml:space="preserve">O sistema apresenta ao Cliente a lista de mercados parceiros mais próximos e os produtos/ingredientes disponíveis neles.</w:t>
-      </w:r>
-    </w:p>
-    <w:p>
-      <w:pPr>
-        <w:numPr>
-          <w:ilvl w:val="0"/>
-          <w:numId w:val="3"/>
-        </w:numPr>
-        <w:spacing w:after="0" w:afterAutospacing="0" w:before="0" w:beforeAutospacing="0" w:line="360" w:lineRule="auto"/>
-        <w:ind w:left="720" w:hanging="360"/>
-      </w:pPr>
-      <w:r>
-        <w:rPr>
-          <w:sz w:val="24"/>
-          <w:szCs w:val="24"/>
-          <w:rtl w:val="0"/>
-        </w:rPr>
-        <w:t xml:space="preserve">O Cliente seleciona os ingredientes faltantes que deseja adquirir.</w:t>
-      </w:r>
-    </w:p>
-    <w:p>
-      <w:pPr>
-        <w:numPr>
-          <w:ilvl w:val="0"/>
-          <w:numId w:val="3"/>
-        </w:numPr>
-        <w:spacing w:after="0" w:afterAutospacing="0" w:before="0" w:beforeAutospacing="0" w:line="360" w:lineRule="auto"/>
-        <w:ind w:left="720" w:hanging="360"/>
-      </w:pPr>
-      <w:r>
-        <w:rPr>
-          <w:sz w:val="24"/>
-          <w:szCs w:val="24"/>
-          <w:rtl w:val="0"/>
-        </w:rPr>
-        <w:t xml:space="preserve">O Cliente clica na opção de "Compra Expressa" (Adicionar ao carrinho).</w:t>
-      </w:r>
-    </w:p>
-    <w:p>
-      <w:pPr>
-        <w:numPr>
-          <w:ilvl w:val="0"/>
-          <w:numId w:val="3"/>
-        </w:numPr>
-        <w:spacing w:after="420" w:before="0" w:beforeAutospacing="0" w:line="360" w:lineRule="auto"/>
-        <w:ind w:left="720" w:hanging="360"/>
-      </w:pPr>
-      <w:r>
-        <w:rPr>
-          <w:sz w:val="24"/>
-          <w:szCs w:val="24"/>
-          <w:rtl w:val="0"/>
-        </w:rPr>
-        <w:t xml:space="preserve">O sistema valida o estoque do item no mercado selecionado e adiciona os produtos ao carrinho de compras do Cliente.</w:t>
-      </w:r>
-    </w:p>
-    <w:p>
-      <w:pPr>
-        <w:spacing w:after="180" w:before="360" w:line="360" w:lineRule="auto"/>
-        <w:jc w:val="both"/>
-        <w:rPr>
-          <w:b w:val="1"/>
-          <w:bCs w:val="1"/>
-          <w:sz w:val="24"/>
-          <w:szCs w:val="24"/>
-        </w:rPr>
-      </w:pPr>
-      <w:r>
-        <w:rPr>
-          <w:b w:val="1"/>
-          <w:bCs w:val="1"/>
-          <w:sz w:val="24"/>
-          <w:szCs w:val="24"/>
-          <w:rtl w:val="0"/>
-        </w:rPr>
-        <w:t xml:space="preserve">Fluxos Alternativos e de Exceção</w:t>
-      </w:r>
-    </w:p>
-    <w:p>
-      <w:pPr>
-        <w:numPr>
-          <w:ilvl w:val="0"/>
-          <w:numId w:val="5"/>
-        </w:numPr>
-        <w:spacing w:after="0" w:afterAutospacing="0" w:before="180" w:line="360" w:lineRule="auto"/>
-        <w:ind w:left="720" w:hanging="360"/>
-      </w:pPr>
-      <w:r>
-        <w:rPr>
-          <w:b w:val="1"/>
-          <w:bCs w:val="1"/>
-          <w:sz w:val="24"/>
-          <w:szCs w:val="24"/>
-          <w:rtl w:val="0"/>
-        </w:rPr>
-        <w:t xml:space="preserve">Fluxo Alternativo 2a: Permissão de GPS negada pelo usuário</w:t>
-      </w:r>
-    </w:p>
-    <w:p>
-      <w:pPr>
-        <w:numPr>
-          <w:ilvl w:val="1"/>
-          <w:numId w:val="5"/>
-        </w:numPr>
-        <w:spacing w:after="0" w:afterAutospacing="0" w:before="0" w:beforeAutospacing="0" w:line="360" w:lineRule="auto"/>
-        <w:ind w:left="1440" w:hanging="360"/>
-      </w:pPr>
-      <w:r>
-        <w:rPr>
-          <w:sz w:val="24"/>
-          <w:szCs w:val="24"/>
-          <w:rtl w:val="0"/>
-        </w:rPr>
-        <w:t xml:space="preserve">O sistema identifica que a permissão de localização foi recusada.</w:t>
-      </w:r>
-    </w:p>
-    <w:p>
-      <w:pPr>
-        <w:numPr>
-          <w:ilvl w:val="1"/>
-          <w:numId w:val="5"/>
-        </w:numPr>
-        <w:spacing w:after="0" w:afterAutospacing="0" w:before="0" w:beforeAutospacing="0" w:line="360" w:lineRule="auto"/>
-        <w:ind w:left="1440" w:hanging="360"/>
-      </w:pPr>
-      <w:r>
-        <w:rPr>
-          <w:sz w:val="24"/>
-          <w:szCs w:val="24"/>
-          <w:rtl w:val="0"/>
-        </w:rPr>
-        <w:t xml:space="preserve">O sistema exibe uma mensagem solicitando que o Cliente insira um endereço manualmente (Ex: CEP ou Nome da Rua).</w:t>
-      </w:r>
-    </w:p>
-    <w:p>
-      <w:pPr>
-        <w:numPr>
-          <w:ilvl w:val="1"/>
-          <w:numId w:val="5"/>
-        </w:numPr>
-        <w:spacing w:after="0" w:afterAutospacing="0" w:before="0" w:beforeAutospacing="0" w:line="360" w:lineRule="auto"/>
-        <w:ind w:left="1440" w:hanging="360"/>
-      </w:pPr>
-      <w:r>
-        <w:rPr>
-          <w:sz w:val="24"/>
-          <w:szCs w:val="24"/>
-          <w:rtl w:val="0"/>
-        </w:rPr>
-        <w:t xml:space="preserve">O Cliente insira o endereço.</w:t>
-      </w:r>
-    </w:p>
-    <w:p>
-      <w:pPr>
-        <w:numPr>
-          <w:ilvl w:val="1"/>
-          <w:numId w:val="5"/>
-        </w:numPr>
-        <w:spacing w:after="0" w:afterAutospacing="0" w:before="0" w:beforeAutospacing="0" w:line="360" w:lineRule="auto"/>
-        <w:ind w:left="1440" w:hanging="360"/>
-      </w:pPr>
-      <w:r>
-        <w:rPr>
-          <w:sz w:val="24"/>
-          <w:szCs w:val="24"/>
-          <w:rtl w:val="0"/>
-        </w:rPr>
-        <w:t xml:space="preserve">O sistema valida o endereço e prossegue para o passo 4 do fluxo principal.</w:t>
-      </w:r>
-    </w:p>
-    <w:p>
-      <w:pPr>
-        <w:numPr>
-          <w:ilvl w:val="0"/>
-          <w:numId w:val="5"/>
-        </w:numPr>
-        <w:spacing w:after="0" w:afterAutospacing="0" w:before="0" w:beforeAutospacing="0" w:line="360" w:lineRule="auto"/>
-        <w:ind w:left="720" w:hanging="360"/>
-      </w:pPr>
-      <w:r>
-        <w:rPr>
-          <w:b w:val="1"/>
-          <w:bCs w:val="1"/>
-          <w:sz w:val="24"/>
-          <w:szCs w:val="24"/>
-          <w:rtl w:val="0"/>
-        </w:rPr>
-        <w:t xml:space="preserve">Fluxo de Exceção 3a: Baixa precisão do sinal de GPS (Raio maior que 50 metros)</w:t>
-      </w:r>
-    </w:p>
-    <w:p>
-      <w:pPr>
-        <w:numPr>
-          <w:ilvl w:val="1"/>
-          <w:numId w:val="5"/>
-        </w:numPr>
-        <w:spacing w:after="0" w:afterAutospacing="0" w:before="0" w:beforeAutospacing="0" w:line="360" w:lineRule="auto"/>
-        <w:ind w:left="1440" w:hanging="360"/>
-      </w:pPr>
-      <w:r>
-        <w:rPr>
-          <w:sz w:val="24"/>
-          <w:szCs w:val="24"/>
-          <w:rtl w:val="0"/>
-        </w:rPr>
-        <w:t xml:space="preserve">O sistema detecta que o sinal do GPS está fraco ou impreciso.</w:t>
-      </w:r>
-    </w:p>
-    <w:p>
-      <w:pPr>
-        <w:numPr>
-          <w:ilvl w:val="1"/>
-          <w:numId w:val="5"/>
-        </w:numPr>
-        <w:spacing w:after="0" w:afterAutospacing="0" w:before="0" w:beforeAutospacing="0" w:line="360" w:lineRule="auto"/>
-        <w:ind w:left="1440" w:hanging="360"/>
-      </w:pPr>
-      <w:r>
-        <w:rPr>
-          <w:sz w:val="24"/>
-          <w:szCs w:val="24"/>
-          <w:rtl w:val="0"/>
-        </w:rPr>
-        <w:t xml:space="preserve">O sistema tenta utilizar métodos complementares (como redes Wi-Fi ou triangulação de antenas) para refinar a posição.</w:t>
-      </w:r>
-    </w:p>
-    <w:p>
-      <w:pPr>
-        <w:numPr>
-          <w:ilvl w:val="1"/>
-          <w:numId w:val="5"/>
-        </w:numPr>
-        <w:spacing w:after="0" w:afterAutospacing="0" w:before="0" w:beforeAutospacing="0" w:line="360" w:lineRule="auto"/>
-        <w:ind w:left="1440" w:hanging="360"/>
-      </w:pPr>
-      <w:r>
-        <w:rPr>
-          <w:sz w:val="24"/>
-          <w:szCs w:val="24"/>
-          <w:rtl w:val="0"/>
-        </w:rPr>
-        <w:t xml:space="preserve">Se ainda assim não atingir a precisão exigida, o sistema notifica o Cliente e solicita a confirmação do endereço na tela antes de prosseguir.</w:t>
-      </w:r>
-    </w:p>
-    <w:p>
-      <w:pPr>
-        <w:numPr>
-          <w:ilvl w:val="0"/>
-          <w:numId w:val="5"/>
-        </w:numPr>
-        <w:spacing w:after="0" w:afterAutospacing="0" w:before="0" w:beforeAutospacing="0" w:line="360" w:lineRule="auto"/>
-        <w:ind w:left="720" w:hanging="360"/>
-      </w:pPr>
-      <w:r>
-        <w:rPr>
-          <w:b w:val="1"/>
-          <w:bCs w:val="1"/>
-          <w:sz w:val="24"/>
-          <w:szCs w:val="24"/>
-          <w:rtl w:val="0"/>
-        </w:rPr>
-        <w:t xml:space="preserve">Fluxo de Exceção 8a: Item indisponível no estoque do mercado parceiro</w:t>
-      </w:r>
-    </w:p>
-    <w:p>
-      <w:pPr>
-        <w:numPr>
-          <w:ilvl w:val="1"/>
-          <w:numId w:val="5"/>
-        </w:numPr>
-        <w:spacing w:after="0" w:afterAutospacing="0" w:before="0" w:beforeAutospacing="0" w:line="360" w:lineRule="auto"/>
-        <w:ind w:left="1440" w:hanging="360"/>
-      </w:pPr>
-      <w:r>
-        <w:rPr>
-          <w:sz w:val="24"/>
-          <w:szCs w:val="24"/>
-          <w:rtl w:val="0"/>
-        </w:rPr>
-        <w:t xml:space="preserve">O sistema identifica que o ingrediente escolhido esgotou no mercado selecionado.</w:t>
-      </w:r>
-    </w:p>
-    <w:p>
-      <w:pPr>
-        <w:numPr>
-          <w:ilvl w:val="1"/>
-          <w:numId w:val="5"/>
-        </w:numPr>
-        <w:spacing w:after="0" w:afterAutospacing="0" w:before="0" w:beforeAutospacing="0" w:line="360" w:lineRule="auto"/>
-        <w:ind w:left="1440" w:hanging="360"/>
-      </w:pPr>
-      <w:r>
-        <w:rPr>
-          <w:sz w:val="24"/>
-          <w:szCs w:val="24"/>
-          <w:rtl w:val="0"/>
-        </w:rPr>
-        <w:t xml:space="preserve">O sistema exibe um aviso informando a indisponibilidade.</w:t>
-      </w:r>
-    </w:p>
-    <w:p>
-      <w:pPr>
-        <w:numPr>
-          <w:ilvl w:val="1"/>
-          <w:numId w:val="5"/>
-        </w:numPr>
-        <w:spacing w:after="480" w:before="0" w:beforeAutospacing="0" w:line="360" w:lineRule="auto"/>
-        <w:ind w:left="1440" w:hanging="360"/>
-      </w:pPr>
-      <w:r>
-        <w:rPr>
-          <w:sz w:val="24"/>
-          <w:szCs w:val="24"/>
-          <w:rtl w:val="0"/>
-        </w:rPr>
-        <w:t xml:space="preserve">O sistema sugere o mercado parceiro mais próximo subsequente que possua o item em estoque.</w:t>
-      </w:r>
-    </w:p>
-    <w:p>
-      <w:pPr>
-        <w:spacing w:line="360" w:lineRule="auto"/>
-        <w:jc w:val="both"/>
-        <w:rPr/>
-      </w:pPr>
-      <w:r>
-        <w:pict>
-          <v:rect style="width:0.0pt;height:1.5pt" o:hr="t" o:hrstd="t" o:hralign="center" fillcolor="#A0A0A0" stroked="f"/>
-        </w:pict>
-      </w:r>
       <w:r>
         <w:rPr>
           <w:rtl w:val="0"/>
@@ -9321,6 +12201,226 @@
         <w:ind w:left="720" w:hanging="360"/>
       </w:pPr>
       <w:rPr>
+        <w:u w:val="none"/>
+      </w:rPr>
+    </w:lvl>
+    <w:lvl w:ilvl="1">
+      <w:start w:val="1"/>
+      <w:numFmt w:val="bullet"/>
+      <w:lvlText w:val="○"/>
+      <w:lvlJc w:val="left"/>
+      <w:pPr>
+        <w:ind w:left="1440" w:hanging="360"/>
+      </w:pPr>
+      <w:rPr>
+        <w:u w:val="none"/>
+      </w:rPr>
+    </w:lvl>
+    <w:lvl w:ilvl="2">
+      <w:start w:val="1"/>
+      <w:numFmt w:val="bullet"/>
+      <w:lvlText w:val="■"/>
+      <w:lvlJc w:val="left"/>
+      <w:pPr>
+        <w:ind w:left="2160" w:hanging="360"/>
+      </w:pPr>
+      <w:rPr>
+        <w:u w:val="none"/>
+      </w:rPr>
+    </w:lvl>
+    <w:lvl w:ilvl="3">
+      <w:start w:val="1"/>
+      <w:numFmt w:val="bullet"/>
+      <w:lvlText w:val="●"/>
+      <w:lvlJc w:val="left"/>
+      <w:pPr>
+        <w:ind w:left="2880" w:hanging="360"/>
+      </w:pPr>
+      <w:rPr>
+        <w:u w:val="none"/>
+      </w:rPr>
+    </w:lvl>
+    <w:lvl w:ilvl="4">
+      <w:start w:val="1"/>
+      <w:numFmt w:val="bullet"/>
+      <w:lvlText w:val="○"/>
+      <w:lvlJc w:val="left"/>
+      <w:pPr>
+        <w:ind w:left="3600" w:hanging="360"/>
+      </w:pPr>
+      <w:rPr>
+        <w:u w:val="none"/>
+      </w:rPr>
+    </w:lvl>
+    <w:lvl w:ilvl="5">
+      <w:start w:val="1"/>
+      <w:numFmt w:val="bullet"/>
+      <w:lvlText w:val="■"/>
+      <w:lvlJc w:val="left"/>
+      <w:pPr>
+        <w:ind w:left="4320" w:hanging="360"/>
+      </w:pPr>
+      <w:rPr>
+        <w:u w:val="none"/>
+      </w:rPr>
+    </w:lvl>
+    <w:lvl w:ilvl="6">
+      <w:start w:val="1"/>
+      <w:numFmt w:val="bullet"/>
+      <w:lvlText w:val="●"/>
+      <w:lvlJc w:val="left"/>
+      <w:pPr>
+        <w:ind w:left="5040" w:hanging="360"/>
+      </w:pPr>
+      <w:rPr>
+        <w:u w:val="none"/>
+      </w:rPr>
+    </w:lvl>
+    <w:lvl w:ilvl="7">
+      <w:start w:val="1"/>
+      <w:numFmt w:val="bullet"/>
+      <w:lvlText w:val="○"/>
+      <w:lvlJc w:val="left"/>
+      <w:pPr>
+        <w:ind w:left="5760" w:hanging="360"/>
+      </w:pPr>
+      <w:rPr>
+        <w:u w:val="none"/>
+      </w:rPr>
+    </w:lvl>
+    <w:lvl w:ilvl="8">
+      <w:start w:val="1"/>
+      <w:numFmt w:val="bullet"/>
+      <w:lvlText w:val="■"/>
+      <w:lvlJc w:val="left"/>
+      <w:pPr>
+        <w:ind w:left="6480" w:hanging="360"/>
+      </w:pPr>
+      <w:rPr>
+        <w:u w:val="none"/>
+      </w:rPr>
+    </w:lvl>
+  </w:abstractNum>
+  <w:abstractNum w:abstractNumId="2">
+    <w:lvl w:ilvl="0">
+      <w:start w:val="1"/>
+      <w:numFmt w:val="bullet"/>
+      <w:lvlText w:val="●"/>
+      <w:lvlJc w:val="left"/>
+      <w:pPr>
+        <w:ind w:left="720" w:hanging="360"/>
+      </w:pPr>
+      <w:rPr>
+        <w:u w:val="none"/>
+      </w:rPr>
+    </w:lvl>
+    <w:lvl w:ilvl="1">
+      <w:start w:val="1"/>
+      <w:numFmt w:val="bullet"/>
+      <w:lvlText w:val="○"/>
+      <w:lvlJc w:val="left"/>
+      <w:pPr>
+        <w:ind w:left="1440" w:hanging="360"/>
+      </w:pPr>
+      <w:rPr>
+        <w:u w:val="none"/>
+      </w:rPr>
+    </w:lvl>
+    <w:lvl w:ilvl="2">
+      <w:start w:val="1"/>
+      <w:numFmt w:val="bullet"/>
+      <w:lvlText w:val="■"/>
+      <w:lvlJc w:val="left"/>
+      <w:pPr>
+        <w:ind w:left="2160" w:hanging="360"/>
+      </w:pPr>
+      <w:rPr>
+        <w:u w:val="none"/>
+      </w:rPr>
+    </w:lvl>
+    <w:lvl w:ilvl="3">
+      <w:start w:val="1"/>
+      <w:numFmt w:val="bullet"/>
+      <w:lvlText w:val="●"/>
+      <w:lvlJc w:val="left"/>
+      <w:pPr>
+        <w:ind w:left="2880" w:hanging="360"/>
+      </w:pPr>
+      <w:rPr>
+        <w:u w:val="none"/>
+      </w:rPr>
+    </w:lvl>
+    <w:lvl w:ilvl="4">
+      <w:start w:val="1"/>
+      <w:numFmt w:val="bullet"/>
+      <w:lvlText w:val="○"/>
+      <w:lvlJc w:val="left"/>
+      <w:pPr>
+        <w:ind w:left="3600" w:hanging="360"/>
+      </w:pPr>
+      <w:rPr>
+        <w:u w:val="none"/>
+      </w:rPr>
+    </w:lvl>
+    <w:lvl w:ilvl="5">
+      <w:start w:val="1"/>
+      <w:numFmt w:val="bullet"/>
+      <w:lvlText w:val="■"/>
+      <w:lvlJc w:val="left"/>
+      <w:pPr>
+        <w:ind w:left="4320" w:hanging="360"/>
+      </w:pPr>
+      <w:rPr>
+        <w:u w:val="none"/>
+      </w:rPr>
+    </w:lvl>
+    <w:lvl w:ilvl="6">
+      <w:start w:val="1"/>
+      <w:numFmt w:val="bullet"/>
+      <w:lvlText w:val="●"/>
+      <w:lvlJc w:val="left"/>
+      <w:pPr>
+        <w:ind w:left="5040" w:hanging="360"/>
+      </w:pPr>
+      <w:rPr>
+        <w:u w:val="none"/>
+      </w:rPr>
+    </w:lvl>
+    <w:lvl w:ilvl="7">
+      <w:start w:val="1"/>
+      <w:numFmt w:val="bullet"/>
+      <w:lvlText w:val="○"/>
+      <w:lvlJc w:val="left"/>
+      <w:pPr>
+        <w:ind w:left="5760" w:hanging="360"/>
+      </w:pPr>
+      <w:rPr>
+        <w:u w:val="none"/>
+      </w:rPr>
+    </w:lvl>
+    <w:lvl w:ilvl="8">
+      <w:start w:val="1"/>
+      <w:numFmt w:val="bullet"/>
+      <w:lvlText w:val="■"/>
+      <w:lvlJc w:val="left"/>
+      <w:pPr>
+        <w:ind w:left="6480" w:hanging="360"/>
+      </w:pPr>
+      <w:rPr>
+        <w:u w:val="none"/>
+      </w:rPr>
+    </w:lvl>
+  </w:abstractNum>
+  <w:abstractNum w:abstractNumId="3">
+    <w:lvl w:ilvl="0">
+      <w:start w:val="1"/>
+      <w:numFmt w:val="bullet"/>
+      <w:lvlText w:val="●"/>
+      <w:lvlJc w:val="left"/>
+      <w:pPr>
+        <w:ind w:left="720" w:hanging="360"/>
+      </w:pPr>
+      <w:rPr>
         <w:rFonts w:ascii="Arial" w:cs="Arial" w:eastAsia="Arial" w:hAnsi="Arial"/>
         <w:b w:val="0"/>
         <w:bCs w:val="0"/>
@@ -9427,7 +12527,7 @@
       </w:rPr>
     </w:lvl>
   </w:abstractNum>
-  <w:abstractNum w:abstractNumId="2">
+  <w:abstractNum w:abstractNumId="4">
     <w:lvl w:ilvl="0">
       <w:start w:val="1"/>
       <w:numFmt w:val="bullet"/>
@@ -9537,7 +12637,117 @@
       </w:rPr>
     </w:lvl>
   </w:abstractNum>
-  <w:abstractNum w:abstractNumId="3">
+  <w:abstractNum w:abstractNumId="5">
+    <w:lvl w:ilvl="0">
+      <w:start w:val="1"/>
+      <w:numFmt w:val="decimal"/>
+      <w:lvlText w:val="%1."/>
+      <w:lvlJc w:val="left"/>
+      <w:pPr>
+        <w:ind w:left="720" w:hanging="360"/>
+      </w:pPr>
+      <w:rPr>
+        <w:u w:val="none"/>
+      </w:rPr>
+    </w:lvl>
+    <w:lvl w:ilvl="1">
+      <w:start w:val="1"/>
+      <w:numFmt w:val="lowerLetter"/>
+      <w:lvlText w:val="%2."/>
+      <w:lvlJc w:val="left"/>
+      <w:pPr>
+        <w:ind w:left="1440" w:hanging="360"/>
+      </w:pPr>
+      <w:rPr>
+        <w:u w:val="none"/>
+      </w:rPr>
+    </w:lvl>
+    <w:lvl w:ilvl="2">
+      <w:start w:val="1"/>
+      <w:numFmt w:val="lowerRoman"/>
+      <w:lvlText w:val="%3."/>
+      <w:lvlJc w:val="left"/>
+      <w:pPr>
+        <w:ind w:left="2160" w:hanging="360"/>
+      </w:pPr>
+      <w:rPr>
+        <w:u w:val="none"/>
+      </w:rPr>
+    </w:lvl>
+    <w:lvl w:ilvl="3">
+      <w:start w:val="1"/>
+      <w:numFmt w:val="decimal"/>
+      <w:lvlText w:val="%4."/>
+      <w:lvlJc w:val="left"/>
+      <w:pPr>
+        <w:ind w:left="2880" w:hanging="360"/>
+      </w:pPr>
+      <w:rPr>
+        <w:u w:val="none"/>
+      </w:rPr>
+    </w:lvl>
+    <w:lvl w:ilvl="4">
+      <w:start w:val="1"/>
+      <w:numFmt w:val="lowerLetter"/>
+      <w:lvlText w:val="%5."/>
+      <w:lvlJc w:val="left"/>
+      <w:pPr>
+        <w:ind w:left="3600" w:hanging="360"/>
+      </w:pPr>
+      <w:rPr>
+        <w:u w:val="none"/>
+      </w:rPr>
+    </w:lvl>
+    <w:lvl w:ilvl="5">
+      <w:start w:val="1"/>
+      <w:numFmt w:val="lowerRoman"/>
+      <w:lvlText w:val="%6."/>
+      <w:lvlJc w:val="left"/>
+      <w:pPr>
+        <w:ind w:left="4320" w:hanging="360"/>
+      </w:pPr>
+      <w:rPr>
+        <w:u w:val="none"/>
+      </w:rPr>
+    </w:lvl>
+    <w:lvl w:ilvl="6">
+      <w:start w:val="1"/>
+      <w:numFmt w:val="decimal"/>
+      <w:lvlText w:val="%7."/>
+      <w:lvlJc w:val="left"/>
+      <w:pPr>
+        <w:ind w:left="5040" w:hanging="360"/>
+      </w:pPr>
+      <w:rPr>
+        <w:u w:val="none"/>
+      </w:rPr>
+    </w:lvl>
+    <w:lvl w:ilvl="7">
+      <w:start w:val="1"/>
+      <w:numFmt w:val="lowerLetter"/>
+      <w:lvlText w:val="%8."/>
+      <w:lvlJc w:val="left"/>
+      <w:pPr>
+        <w:ind w:left="5760" w:hanging="360"/>
+      </w:pPr>
+      <w:rPr>
+        <w:u w:val="none"/>
+      </w:rPr>
+    </w:lvl>
+    <w:lvl w:ilvl="8">
+      <w:start w:val="1"/>
+      <w:numFmt w:val="lowerRoman"/>
+      <w:lvlText w:val="%9."/>
+      <w:lvlJc w:val="left"/>
+      <w:pPr>
+        <w:ind w:left="6480" w:hanging="360"/>
+      </w:pPr>
+      <w:rPr>
+        <w:u w:val="none"/>
+      </w:rPr>
+    </w:lvl>
+  </w:abstractNum>
+  <w:abstractNum w:abstractNumId="6">
     <w:lvl w:ilvl="0">
       <w:start w:val="1"/>
       <w:numFmt w:val="decimal"/>
@@ -9653,7 +12863,123 @@
       </w:rPr>
     </w:lvl>
   </w:abstractNum>
-  <w:abstractNum w:abstractNumId="4">
+  <w:abstractNum w:abstractNumId="7">
+    <w:lvl w:ilvl="0">
+      <w:start w:val="1"/>
+      <w:numFmt w:val="decimal"/>
+      <w:lvlText w:val="%1."/>
+      <w:lvlJc w:val="left"/>
+      <w:pPr>
+        <w:ind w:left="720" w:hanging="360"/>
+      </w:pPr>
+      <w:rPr>
+        <w:rFonts w:ascii="Arial" w:cs="Arial" w:eastAsia="Arial" w:hAnsi="Arial"/>
+        <w:b w:val="1"/>
+        <w:bCs w:val="1"/>
+        <w:strike w:val="0"/>
+        <w:sz w:val="24"/>
+        <w:szCs w:val="24"/>
+        <w:u w:val="none"/>
+      </w:rPr>
+    </w:lvl>
+    <w:lvl w:ilvl="1">
+      <w:start w:val="1"/>
+      <w:numFmt w:val="lowerLetter"/>
+      <w:lvlText w:val="%2."/>
+      <w:lvlJc w:val="left"/>
+      <w:pPr>
+        <w:ind w:left="1440" w:hanging="360"/>
+      </w:pPr>
+      <w:rPr>
+        <w:u w:val="none"/>
+      </w:rPr>
+    </w:lvl>
+    <w:lvl w:ilvl="2">
+      <w:start w:val="1"/>
+      <w:numFmt w:val="lowerRoman"/>
+      <w:lvlText w:val="%3."/>
+      <w:lvlJc w:val="left"/>
+      <w:pPr>
+        <w:ind w:left="2160" w:hanging="360"/>
+      </w:pPr>
+      <w:rPr>
+        <w:u w:val="none"/>
+      </w:rPr>
+    </w:lvl>
+    <w:lvl w:ilvl="3">
+      <w:start w:val="1"/>
+      <w:numFmt w:val="decimal"/>
+      <w:lvlText w:val="%4."/>
+      <w:lvlJc w:val="left"/>
+      <w:pPr>
+        <w:ind w:left="2880" w:hanging="360"/>
+      </w:pPr>
+      <w:rPr>
+        <w:u w:val="none"/>
+      </w:rPr>
+    </w:lvl>
+    <w:lvl w:ilvl="4">
+      <w:start w:val="1"/>
+      <w:numFmt w:val="lowerLetter"/>
+      <w:lvlText w:val="%5."/>
+      <w:lvlJc w:val="left"/>
+      <w:pPr>
+        <w:ind w:left="3600" w:hanging="360"/>
+      </w:pPr>
+      <w:rPr>
+        <w:u w:val="none"/>
+      </w:rPr>
+    </w:lvl>
+    <w:lvl w:ilvl="5">
+      <w:start w:val="1"/>
+      <w:numFmt w:val="lowerRoman"/>
+      <w:lvlText w:val="%6."/>
+      <w:lvlJc w:val="left"/>
+      <w:pPr>
+        <w:ind w:left="4320" w:hanging="360"/>
+      </w:pPr>
+      <w:rPr>
+        <w:u w:val="none"/>
+      </w:rPr>
+    </w:lvl>
+    <w:lvl w:ilvl="6">
+      <w:start w:val="1"/>
+      <w:numFmt w:val="decimal"/>
+      <w:lvlText w:val="%7."/>
+      <w:lvlJc w:val="left"/>
+      <w:pPr>
+        <w:ind w:left="5040" w:hanging="360"/>
+      </w:pPr>
+      <w:rPr>
+        <w:u w:val="none"/>
+      </w:rPr>
+    </w:lvl>
+    <w:lvl w:ilvl="7">
+      <w:start w:val="1"/>
+      <w:numFmt w:val="lowerLetter"/>
+      <w:lvlText w:val="%8."/>
+      <w:lvlJc w:val="left"/>
+      <w:pPr>
+        <w:ind w:left="5760" w:hanging="360"/>
+      </w:pPr>
+      <w:rPr>
+        <w:u w:val="none"/>
+      </w:rPr>
+    </w:lvl>
+    <w:lvl w:ilvl="8">
+      <w:start w:val="1"/>
+      <w:numFmt w:val="lowerRoman"/>
+      <w:lvlText w:val="%9."/>
+      <w:lvlJc w:val="left"/>
+      <w:pPr>
+        <w:ind w:left="6480" w:hanging="360"/>
+      </w:pPr>
+      <w:rPr>
+        <w:u w:val="none"/>
+      </w:rPr>
+    </w:lvl>
+  </w:abstractNum>
+  <w:abstractNum w:abstractNumId="8">
     <w:lvl w:ilvl="0">
       <w:start w:val="1"/>
       <w:numFmt w:val="bullet"/>
@@ -9663,12 +12989,6 @@
         <w:ind w:left="720" w:hanging="360"/>
       </w:pPr>
       <w:rPr>
-        <w:rFonts w:ascii="Arial" w:cs="Arial" w:eastAsia="Arial" w:hAnsi="Arial"/>
-        <w:b w:val="0"/>
-        <w:bCs w:val="0"/>
-        <w:strike w:val="0"/>
-        <w:sz w:val="24"/>
-        <w:szCs w:val="24"/>
         <w:u w:val="none"/>
       </w:rPr>
     </w:lvl>
@@ -9769,7 +13089,7 @@
       </w:rPr>
     </w:lvl>
   </w:abstractNum>
-  <w:abstractNum w:abstractNumId="5">
+  <w:abstractNum w:abstractNumId="9">
     <w:lvl w:ilvl="0">
       <w:start w:val="1"/>
       <w:numFmt w:val="bullet"/>
@@ -9905,6 +13225,18 @@
   </w:num>
   <w:num w:numId="5">
     <w:abstractNumId w:val="5"/>
+  </w:num>
+  <w:num w:numId="6">
+    <w:abstractNumId w:val="6"/>
+  </w:num>
+  <w:num w:numId="7">
+    <w:abstractNumId w:val="7"/>
+  </w:num>
+  <w:num w:numId="8">
+    <w:abstractNumId w:val="8"/>
+  </w:num>
+  <w:num w:numId="9">
+    <w:abstractNumId w:val="9"/>
   </w:num>
 </w:numbering>
 </file>
@@ -10110,6 +13442,27 @@
     </w:tblPr>
   </w:style>
   <w:style w:type="table" w:styleId="Table6">
+    <w:basedOn w:val="TableNormal"/>
+    <w:tblPr>
+      <w:tblStyleRowBandSize w:val="1"/>
+      <w:tblStyleColBandSize w:val="1"/>
+    </w:tblPr>
+  </w:style>
+  <w:style w:type="table" w:styleId="Table7">
+    <w:basedOn w:val="TableNormal"/>
+    <w:tblPr>
+      <w:tblStyleRowBandSize w:val="1"/>
+      <w:tblStyleColBandSize w:val="1"/>
+    </w:tblPr>
+  </w:style>
+  <w:style w:type="table" w:styleId="Table8">
+    <w:basedOn w:val="TableNormal"/>
+    <w:tblPr>
+      <w:tblStyleRowBandSize w:val="1"/>
+      <w:tblStyleColBandSize w:val="1"/>
+    </w:tblPr>
+  </w:style>
+  <w:style w:type="table" w:styleId="Table9">
     <w:basedOn w:val="TableNormal"/>
     <w:tblPr>
       <w:tblStyleRowBandSize w:val="1"/>

--- a/essencial receitas.docx
+++ b/essencial receitas.docx
@@ -1645,15 +1645,7 @@
           <w:szCs w:val="24"/>
           <w:rtl w:val="0"/>
         </w:rPr>
-        <w:t xml:space="preserve">: </w:t>
-      </w:r>
-      <w:r>
-        <w:rPr>
-          <w:sz w:val="24"/>
-          <w:szCs w:val="24"/>
-          <w:rtl w:val="0"/>
-        </w:rPr>
-        <w:t xml:space="preserve">Cruzar os dados dos alimentos da despensa para sugerir receitas compatíveis e sugerir ingredientes substitutos quando e despensa.</w:t>
+        <w:t xml:space="preserve">: Cruzar os dados dos alimentos da despensa para sugerir receitas compatíveis e sugerir ingredientes substitutos quando e despensa.</w:t>
       </w:r>
     </w:p>
     <w:p>
@@ -1684,11 +1676,6 @@
         </w:rPr>
         <w:t xml:space="preserve"> Localizar os supermercados parceiros mais proximo a partir do cep/gps e permitir a adição dos itens faltantes ao carrinho.</w:t>
       </w:r>
-      <w:r>
-        <w:rPr>
-          <w:rtl w:val="0"/>
-        </w:rPr>
-      </w:r>
     </w:p>
     <w:p>
       <w:pPr>
@@ -1763,11 +1750,6 @@
         </w:rPr>
         <w:t xml:space="preserve">  Calcular a disponibilizar a rota de entrega mais rápida para o entregador do mercado parceiro ou agendar a retirada </w:t>
       </w:r>
-      <w:r>
-        <w:rPr>
-          <w:rtl w:val="0"/>
-        </w:rPr>
-      </w:r>
     </w:p>
     <w:p>
       <w:pPr>
@@ -1801,23 +1783,7 @@
     <w:p>
       <w:pPr>
         <w:spacing w:after="240" w:before="240" w:lineRule="auto"/>
-        <w:ind w:left="720" w:right="600" w:firstLine="0"/>
-        <w:jc w:val="both"/>
-        <w:rPr>
-          <w:sz w:val="24"/>
-          <w:szCs w:val="24"/>
-        </w:rPr>
-      </w:pPr>
-      <w:r>
-        <w:rPr>
-          <w:rtl w:val="0"/>
-        </w:rPr>
-      </w:r>
-    </w:p>
-    <w:p>
-      <w:pPr>
-        <w:spacing w:after="240" w:before="240" w:lineRule="auto"/>
-        <w:ind w:left="720" w:right="600" w:firstLine="0"/>
+        <w:ind w:left="0" w:right="600" w:firstLine="0"/>
         <w:jc w:val="both"/>
         <w:rPr>
           <w:sz w:val="24"/>
@@ -2271,126 +2237,6 @@
           <w:rtl w:val="0"/>
         </w:rPr>
         <w:t xml:space="preserve">Atendimento via Chat Bot integrado na central de ajuda, e-mail de suporte e canal direto com o supermercado durante o envio do pedido.</w:t>
-      </w:r>
-    </w:p>
-    <w:p>
-      <w:pPr>
-        <w:rPr/>
-      </w:pPr>
-      <w:r>
-        <w:rPr>
-          <w:rtl w:val="0"/>
-        </w:rPr>
-      </w:r>
-    </w:p>
-    <w:p>
-      <w:pPr>
-        <w:rPr/>
-      </w:pPr>
-      <w:r>
-        <w:rPr>
-          <w:rtl w:val="0"/>
-        </w:rPr>
-      </w:r>
-    </w:p>
-    <w:p>
-      <w:pPr>
-        <w:rPr/>
-      </w:pPr>
-      <w:r>
-        <w:rPr>
-          <w:rtl w:val="0"/>
-        </w:rPr>
-      </w:r>
-    </w:p>
-    <w:p>
-      <w:pPr>
-        <w:rPr/>
-      </w:pPr>
-      <w:r>
-        <w:rPr>
-          <w:rtl w:val="0"/>
-        </w:rPr>
-      </w:r>
-    </w:p>
-    <w:p>
-      <w:pPr>
-        <w:rPr/>
-      </w:pPr>
-      <w:r>
-        <w:rPr>
-          <w:rtl w:val="0"/>
-        </w:rPr>
-      </w:r>
-    </w:p>
-    <w:p>
-      <w:pPr>
-        <w:rPr/>
-      </w:pPr>
-      <w:r>
-        <w:rPr>
-          <w:rtl w:val="0"/>
-        </w:rPr>
-      </w:r>
-    </w:p>
-    <w:p>
-      <w:pPr>
-        <w:rPr/>
-      </w:pPr>
-      <w:r>
-        <w:rPr>
-          <w:rtl w:val="0"/>
-        </w:rPr>
-      </w:r>
-    </w:p>
-    <w:p>
-      <w:pPr>
-        <w:rPr/>
-      </w:pPr>
-      <w:r>
-        <w:rPr>
-          <w:rtl w:val="0"/>
-        </w:rPr>
-      </w:r>
-    </w:p>
-    <w:p>
-      <w:pPr>
-        <w:rPr/>
-      </w:pPr>
-      <w:r>
-        <w:rPr>
-          <w:rtl w:val="0"/>
-        </w:rPr>
-      </w:r>
-    </w:p>
-    <w:p>
-      <w:pPr>
-        <w:rPr/>
-      </w:pPr>
-      <w:r>
-        <w:rPr>
-          <w:rtl w:val="0"/>
-        </w:rPr>
-      </w:r>
-    </w:p>
-    <w:p>
-      <w:pPr>
-        <w:rPr/>
-      </w:pPr>
-      <w:r>
-        <w:rPr>
-          <w:rtl w:val="0"/>
-        </w:rPr>
-      </w:r>
-    </w:p>
-    <w:p>
-      <w:pPr>
-        <w:rPr/>
-      </w:pPr>
-      <w:r>
-        <w:rPr>
-          <w:rtl w:val="0"/>
-        </w:rPr>
       </w:r>
     </w:p>
     <w:p>
@@ -2466,6 +2312,926 @@
     <w:tbl>
       <w:tblPr>
         <w:tblStyle w:val="Table1"/>
+        <w:tblW w:w="11880.0" w:type="dxa"/>
+        <w:jc w:val="left"/>
+        <w:tblBorders>
+          <w:top w:color="000000" w:space="0" w:sz="8" w:val="single"/>
+          <w:left w:color="000000" w:space="0" w:sz="8" w:val="single"/>
+          <w:bottom w:color="000000" w:space="0" w:sz="8" w:val="single"/>
+          <w:right w:color="000000" w:space="0" w:sz="8" w:val="single"/>
+          <w:insideH w:color="000000" w:space="0" w:sz="8" w:val="single"/>
+          <w:insideV w:color="000000" w:space="0" w:sz="8" w:val="single"/>
+        </w:tblBorders>
+        <w:tblLayout w:type="fixed"/>
+        <w:tblLook w:val="0600"/>
+      </w:tblPr>
+      <w:tblGrid>
+        <w:gridCol w:w="2700"/>
+        <w:gridCol w:w="3345"/>
+        <w:gridCol w:w="1725"/>
+        <w:gridCol w:w="1845"/>
+        <w:gridCol w:w="2265"/>
+        <w:tblGridChange w:id="0">
+          <w:tblGrid>
+            <w:gridCol w:w="2700"/>
+            <w:gridCol w:w="3345"/>
+            <w:gridCol w:w="1725"/>
+            <w:gridCol w:w="1845"/>
+            <w:gridCol w:w="2265"/>
+          </w:tblGrid>
+        </w:tblGridChange>
+      </w:tblGrid>
+      <w:tr>
+        <w:trPr>
+          <w:cantSplit w:val="0"/>
+          <w:trHeight w:val="458.96484375" w:hRule="atLeast"/>
+          <w:tblHeader w:val="0"/>
+        </w:trPr>
+        <w:tc>
+          <w:tcPr>
+            <w:gridSpan w:val="3"/>
+            <w:shd w:fill="b7b7b7" w:val="clear"/>
+            <w:tcMar>
+              <w:top w:w="100.0" w:type="dxa"/>
+              <w:left w:w="100.0" w:type="dxa"/>
+              <w:bottom w:w="100.0" w:type="dxa"/>
+              <w:right w:w="100.0" w:type="dxa"/>
+            </w:tcMar>
+            <w:vAlign w:val="top"/>
+          </w:tcPr>
+          <w:p>
+            <w:pPr>
+              <w:spacing w:line="360" w:lineRule="auto"/>
+              <w:jc w:val="both"/>
+              <w:rPr>
+                <w:b w:val="1"/>
+                <w:bCs w:val="1"/>
+                <w:sz w:val="24"/>
+                <w:szCs w:val="24"/>
+              </w:rPr>
+            </w:pPr>
+            <w:r>
+              <w:rPr>
+                <w:b w:val="1"/>
+                <w:bCs w:val="1"/>
+                <w:sz w:val="24"/>
+                <w:szCs w:val="24"/>
+                <w:rtl w:val="0"/>
+              </w:rPr>
+              <w:t xml:space="preserve">RF01 -                     Gestão de Cadastro e Despensa Virtual</w:t>
+            </w:r>
+          </w:p>
+        </w:tc>
+        <w:tc>
+          <w:tcPr>
+            <w:shd w:fill="auto" w:val="clear"/>
+            <w:tcMar>
+              <w:top w:w="100.0" w:type="dxa"/>
+              <w:left w:w="100.0" w:type="dxa"/>
+              <w:bottom w:w="100.0" w:type="dxa"/>
+              <w:right w:w="100.0" w:type="dxa"/>
+            </w:tcMar>
+            <w:vAlign w:val="top"/>
+          </w:tcPr>
+          <w:p>
+            <w:pPr>
+              <w:widowControl w:val="0"/>
+              <w:spacing w:line="240" w:lineRule="auto"/>
+              <w:rPr>
+                <w:b w:val="1"/>
+                <w:bCs w:val="1"/>
+                <w:sz w:val="24"/>
+                <w:szCs w:val="24"/>
+              </w:rPr>
+            </w:pPr>
+            <w:r>
+              <w:rPr>
+                <w:b w:val="1"/>
+                <w:bCs w:val="1"/>
+                <w:sz w:val="24"/>
+                <w:szCs w:val="24"/>
+                <w:rtl w:val="0"/>
+              </w:rPr>
+              <w:t xml:space="preserve">Evidente ( X )</w:t>
+            </w:r>
+          </w:p>
+        </w:tc>
+        <w:tc>
+          <w:tcPr>
+            <w:shd w:fill="auto" w:val="clear"/>
+            <w:tcMar>
+              <w:top w:w="100.0" w:type="dxa"/>
+              <w:left w:w="100.0" w:type="dxa"/>
+              <w:bottom w:w="100.0" w:type="dxa"/>
+              <w:right w:w="100.0" w:type="dxa"/>
+            </w:tcMar>
+            <w:vAlign w:val="top"/>
+          </w:tcPr>
+          <w:p>
+            <w:pPr>
+              <w:widowControl w:val="0"/>
+              <w:spacing w:line="240" w:lineRule="auto"/>
+              <w:rPr>
+                <w:b w:val="1"/>
+                <w:bCs w:val="1"/>
+                <w:sz w:val="24"/>
+                <w:szCs w:val="24"/>
+              </w:rPr>
+            </w:pPr>
+            <w:r>
+              <w:rPr>
+                <w:b w:val="1"/>
+                <w:bCs w:val="1"/>
+                <w:sz w:val="24"/>
+                <w:szCs w:val="24"/>
+                <w:rtl w:val="0"/>
+              </w:rPr>
+              <w:t xml:space="preserve">Oculto (     )</w:t>
+            </w:r>
+          </w:p>
+        </w:tc>
+      </w:tr>
+      <w:tr>
+        <w:trPr>
+          <w:cantSplit w:val="0"/>
+          <w:trHeight w:val="440" w:hRule="atLeast"/>
+          <w:tblHeader w:val="0"/>
+        </w:trPr>
+        <w:tc>
+          <w:tcPr>
+            <w:gridSpan w:val="5"/>
+            <w:shd w:fill="auto" w:val="clear"/>
+            <w:tcMar>
+              <w:top w:w="100.0" w:type="dxa"/>
+              <w:left w:w="100.0" w:type="dxa"/>
+              <w:bottom w:w="100.0" w:type="dxa"/>
+              <w:right w:w="100.0" w:type="dxa"/>
+            </w:tcMar>
+            <w:vAlign w:val="top"/>
+          </w:tcPr>
+          <w:p>
+            <w:pPr>
+              <w:widowControl w:val="0"/>
+              <w:spacing w:line="240" w:lineRule="auto"/>
+              <w:jc w:val="both"/>
+              <w:rPr>
+                <w:b w:val="1"/>
+                <w:bCs w:val="1"/>
+                <w:sz w:val="24"/>
+                <w:szCs w:val="24"/>
+              </w:rPr>
+            </w:pPr>
+            <w:r>
+              <w:rPr>
+                <w:b w:val="1"/>
+                <w:bCs w:val="1"/>
+                <w:sz w:val="24"/>
+                <w:szCs w:val="24"/>
+                <w:rtl w:val="0"/>
+              </w:rPr>
+              <w:t xml:space="preserve">Descrição:O sistema deve permitir o cadastro de usuários e a gestão de sua despensa virtual, possibilitando</w:t>
+            </w:r>
+          </w:p>
+          <w:p>
+            <w:pPr>
+              <w:widowControl w:val="0"/>
+              <w:spacing w:line="240" w:lineRule="auto"/>
+              <w:jc w:val="both"/>
+              <w:rPr>
+                <w:b w:val="1"/>
+                <w:bCs w:val="1"/>
+                <w:sz w:val="24"/>
+                <w:szCs w:val="24"/>
+              </w:rPr>
+            </w:pPr>
+            <w:r>
+              <w:rPr>
+                <w:b w:val="1"/>
+                <w:bCs w:val="1"/>
+                <w:sz w:val="24"/>
+                <w:szCs w:val="24"/>
+                <w:rtl w:val="0"/>
+              </w:rPr>
+              <w:t xml:space="preserve">Adicionar e remover ingredientes para o cruzamento de receitas.</w:t>
+            </w:r>
+          </w:p>
+          <w:p>
+            <w:pPr>
+              <w:widowControl w:val="0"/>
+              <w:spacing w:line="240" w:lineRule="auto"/>
+              <w:jc w:val="both"/>
+              <w:rPr>
+                <w:b w:val="1"/>
+                <w:bCs w:val="1"/>
+                <w:sz w:val="24"/>
+                <w:szCs w:val="24"/>
+              </w:rPr>
+            </w:pPr>
+            <w:r>
+              <w:rPr>
+                <w:rtl w:val="0"/>
+              </w:rPr>
+            </w:r>
+          </w:p>
+        </w:tc>
+      </w:tr>
+      <w:tr>
+        <w:trPr>
+          <w:cantSplit w:val="0"/>
+          <w:trHeight w:val="440" w:hRule="atLeast"/>
+          <w:tblHeader w:val="0"/>
+        </w:trPr>
+        <w:tc>
+          <w:tcPr>
+            <w:gridSpan w:val="5"/>
+            <w:shd w:fill="b7b7b7" w:val="clear"/>
+            <w:tcMar>
+              <w:top w:w="100.0" w:type="dxa"/>
+              <w:left w:w="100.0" w:type="dxa"/>
+              <w:bottom w:w="100.0" w:type="dxa"/>
+              <w:right w:w="100.0" w:type="dxa"/>
+            </w:tcMar>
+            <w:vAlign w:val="top"/>
+          </w:tcPr>
+          <w:p>
+            <w:pPr>
+              <w:widowControl w:val="0"/>
+              <w:spacing w:line="240" w:lineRule="auto"/>
+              <w:rPr>
+                <w:b w:val="1"/>
+                <w:bCs w:val="1"/>
+                <w:sz w:val="24"/>
+                <w:szCs w:val="24"/>
+              </w:rPr>
+            </w:pPr>
+            <w:r>
+              <w:rPr>
+                <w:b w:val="1"/>
+                <w:bCs w:val="1"/>
+                <w:sz w:val="24"/>
+                <w:szCs w:val="24"/>
+                <w:rtl w:val="0"/>
+              </w:rPr>
+              <w:t xml:space="preserve">Requisitos Não-Funcionais</w:t>
+            </w:r>
+          </w:p>
+        </w:tc>
+      </w:tr>
+      <w:tr>
+        <w:trPr>
+          <w:cantSplit w:val="0"/>
+          <w:tblHeader w:val="0"/>
+        </w:trPr>
+        <w:tc>
+          <w:tcPr>
+            <w:shd w:fill="b7b7b7" w:val="clear"/>
+            <w:tcMar>
+              <w:top w:w="100.0" w:type="dxa"/>
+              <w:left w:w="100.0" w:type="dxa"/>
+              <w:bottom w:w="100.0" w:type="dxa"/>
+              <w:right w:w="100.0" w:type="dxa"/>
+            </w:tcMar>
+            <w:vAlign w:val="top"/>
+          </w:tcPr>
+          <w:p>
+            <w:pPr>
+              <w:widowControl w:val="0"/>
+              <w:spacing w:line="240" w:lineRule="auto"/>
+              <w:jc w:val="both"/>
+              <w:rPr>
+                <w:b w:val="1"/>
+                <w:bCs w:val="1"/>
+                <w:sz w:val="24"/>
+                <w:szCs w:val="24"/>
+              </w:rPr>
+            </w:pPr>
+            <w:r>
+              <w:rPr>
+                <w:b w:val="1"/>
+                <w:bCs w:val="1"/>
+                <w:sz w:val="24"/>
+                <w:szCs w:val="24"/>
+                <w:rtl w:val="0"/>
+              </w:rPr>
+              <w:t xml:space="preserve">Nome</w:t>
+            </w:r>
+          </w:p>
+        </w:tc>
+        <w:tc>
+          <w:tcPr>
+            <w:shd w:fill="b7b7b7" w:val="clear"/>
+            <w:tcMar>
+              <w:top w:w="100.0" w:type="dxa"/>
+              <w:left w:w="100.0" w:type="dxa"/>
+              <w:bottom w:w="100.0" w:type="dxa"/>
+              <w:right w:w="100.0" w:type="dxa"/>
+            </w:tcMar>
+            <w:vAlign w:val="top"/>
+          </w:tcPr>
+          <w:p>
+            <w:pPr>
+              <w:widowControl w:val="0"/>
+              <w:spacing w:line="240" w:lineRule="auto"/>
+              <w:rPr>
+                <w:b w:val="1"/>
+                <w:bCs w:val="1"/>
+                <w:sz w:val="24"/>
+                <w:szCs w:val="24"/>
+              </w:rPr>
+            </w:pPr>
+            <w:r>
+              <w:rPr>
+                <w:b w:val="1"/>
+                <w:bCs w:val="1"/>
+                <w:sz w:val="24"/>
+                <w:szCs w:val="24"/>
+                <w:rtl w:val="0"/>
+              </w:rPr>
+              <w:t xml:space="preserve">Restrição</w:t>
+            </w:r>
+          </w:p>
+        </w:tc>
+        <w:tc>
+          <w:tcPr>
+            <w:shd w:fill="b7b7b7" w:val="clear"/>
+            <w:tcMar>
+              <w:top w:w="100.0" w:type="dxa"/>
+              <w:left w:w="100.0" w:type="dxa"/>
+              <w:bottom w:w="100.0" w:type="dxa"/>
+              <w:right w:w="100.0" w:type="dxa"/>
+            </w:tcMar>
+            <w:vAlign w:val="top"/>
+          </w:tcPr>
+          <w:p>
+            <w:pPr>
+              <w:widowControl w:val="0"/>
+              <w:spacing w:line="240" w:lineRule="auto"/>
+              <w:rPr>
+                <w:b w:val="1"/>
+                <w:bCs w:val="1"/>
+                <w:sz w:val="24"/>
+                <w:szCs w:val="24"/>
+              </w:rPr>
+            </w:pPr>
+            <w:r>
+              <w:rPr>
+                <w:b w:val="1"/>
+                <w:bCs w:val="1"/>
+                <w:sz w:val="24"/>
+                <w:szCs w:val="24"/>
+                <w:rtl w:val="0"/>
+              </w:rPr>
+              <w:t xml:space="preserve">Categoria</w:t>
+            </w:r>
+          </w:p>
+        </w:tc>
+        <w:tc>
+          <w:tcPr>
+            <w:shd w:fill="b7b7b7" w:val="clear"/>
+            <w:tcMar>
+              <w:top w:w="100.0" w:type="dxa"/>
+              <w:left w:w="100.0" w:type="dxa"/>
+              <w:bottom w:w="100.0" w:type="dxa"/>
+              <w:right w:w="100.0" w:type="dxa"/>
+            </w:tcMar>
+            <w:vAlign w:val="top"/>
+          </w:tcPr>
+          <w:p>
+            <w:pPr>
+              <w:widowControl w:val="0"/>
+              <w:spacing w:line="240" w:lineRule="auto"/>
+              <w:rPr>
+                <w:b w:val="1"/>
+                <w:bCs w:val="1"/>
+                <w:sz w:val="24"/>
+                <w:szCs w:val="24"/>
+              </w:rPr>
+            </w:pPr>
+            <w:r>
+              <w:rPr>
+                <w:b w:val="1"/>
+                <w:bCs w:val="1"/>
+                <w:sz w:val="24"/>
+                <w:szCs w:val="24"/>
+                <w:rtl w:val="0"/>
+              </w:rPr>
+              <w:t xml:space="preserve">Desejável</w:t>
+            </w:r>
+          </w:p>
+        </w:tc>
+        <w:tc>
+          <w:tcPr>
+            <w:shd w:fill="b7b7b7" w:val="clear"/>
+            <w:tcMar>
+              <w:top w:w="100.0" w:type="dxa"/>
+              <w:left w:w="100.0" w:type="dxa"/>
+              <w:bottom w:w="100.0" w:type="dxa"/>
+              <w:right w:w="100.0" w:type="dxa"/>
+            </w:tcMar>
+            <w:vAlign w:val="top"/>
+          </w:tcPr>
+          <w:p>
+            <w:pPr>
+              <w:widowControl w:val="0"/>
+              <w:spacing w:line="240" w:lineRule="auto"/>
+              <w:rPr>
+                <w:b w:val="1"/>
+                <w:bCs w:val="1"/>
+                <w:sz w:val="24"/>
+                <w:szCs w:val="24"/>
+              </w:rPr>
+            </w:pPr>
+            <w:r>
+              <w:rPr>
+                <w:b w:val="1"/>
+                <w:bCs w:val="1"/>
+                <w:sz w:val="24"/>
+                <w:szCs w:val="24"/>
+                <w:rtl w:val="0"/>
+              </w:rPr>
+              <w:t xml:space="preserve">Estável</w:t>
+            </w:r>
+          </w:p>
+        </w:tc>
+      </w:tr>
+      <w:tr>
+        <w:trPr>
+          <w:cantSplit w:val="0"/>
+          <w:tblHeader w:val="0"/>
+        </w:trPr>
+        <w:tc>
+          <w:tcPr>
+            <w:shd w:fill="auto" w:val="clear"/>
+            <w:tcMar>
+              <w:top w:w="100.0" w:type="dxa"/>
+              <w:left w:w="100.0" w:type="dxa"/>
+              <w:bottom w:w="100.0" w:type="dxa"/>
+              <w:right w:w="100.0" w:type="dxa"/>
+            </w:tcMar>
+            <w:vAlign w:val="top"/>
+          </w:tcPr>
+          <w:p>
+            <w:pPr>
+              <w:widowControl w:val="0"/>
+              <w:spacing w:line="240" w:lineRule="auto"/>
+              <w:jc w:val="both"/>
+              <w:rPr>
+                <w:b w:val="1"/>
+                <w:bCs w:val="1"/>
+                <w:sz w:val="24"/>
+                <w:szCs w:val="24"/>
+              </w:rPr>
+            </w:pPr>
+            <w:r>
+              <w:rPr>
+                <w:b w:val="1"/>
+                <w:bCs w:val="1"/>
+                <w:sz w:val="24"/>
+                <w:szCs w:val="24"/>
+                <w:rtl w:val="0"/>
+              </w:rPr>
+              <w:t xml:space="preserve">RFN 01.01 -  </w:t>
+            </w:r>
+          </w:p>
+        </w:tc>
+        <w:tc>
+          <w:tcPr>
+            <w:shd w:fill="auto" w:val="clear"/>
+            <w:tcMar>
+              <w:top w:w="100.0" w:type="dxa"/>
+              <w:left w:w="100.0" w:type="dxa"/>
+              <w:bottom w:w="100.0" w:type="dxa"/>
+              <w:right w:w="100.0" w:type="dxa"/>
+            </w:tcMar>
+            <w:vAlign w:val="top"/>
+          </w:tcPr>
+          <w:p>
+            <w:pPr>
+              <w:widowControl w:val="0"/>
+              <w:spacing w:line="240" w:lineRule="auto"/>
+              <w:jc w:val="both"/>
+              <w:rPr>
+                <w:b w:val="1"/>
+                <w:bCs w:val="1"/>
+                <w:sz w:val="24"/>
+                <w:szCs w:val="24"/>
+              </w:rPr>
+            </w:pPr>
+            <w:r>
+              <w:rPr>
+                <w:b w:val="1"/>
+                <w:bCs w:val="1"/>
+                <w:sz w:val="24"/>
+                <w:szCs w:val="24"/>
+                <w:rtl w:val="0"/>
+              </w:rPr>
+              <w:t xml:space="preserve">Os dados pessoais (CPF, e-mail) devem ser armazenados com criptografia AES-256 em conformidade com a LGPD.</w:t>
+            </w:r>
+          </w:p>
+          <w:p>
+            <w:pPr>
+              <w:widowControl w:val="0"/>
+              <w:spacing w:line="240" w:lineRule="auto"/>
+              <w:jc w:val="both"/>
+              <w:rPr>
+                <w:b w:val="1"/>
+                <w:bCs w:val="1"/>
+                <w:sz w:val="24"/>
+                <w:szCs w:val="24"/>
+              </w:rPr>
+            </w:pPr>
+            <w:r>
+              <w:rPr>
+                <w:rtl w:val="0"/>
+              </w:rPr>
+            </w:r>
+          </w:p>
+        </w:tc>
+        <w:tc>
+          <w:tcPr>
+            <w:shd w:fill="auto" w:val="clear"/>
+            <w:tcMar>
+              <w:top w:w="100.0" w:type="dxa"/>
+              <w:left w:w="100.0" w:type="dxa"/>
+              <w:bottom w:w="100.0" w:type="dxa"/>
+              <w:right w:w="100.0" w:type="dxa"/>
+            </w:tcMar>
+            <w:vAlign w:val="top"/>
+          </w:tcPr>
+          <w:p>
+            <w:pPr>
+              <w:widowControl w:val="0"/>
+              <w:spacing w:line="240" w:lineRule="auto"/>
+              <w:jc w:val="center"/>
+              <w:rPr>
+                <w:b w:val="1"/>
+                <w:bCs w:val="1"/>
+                <w:sz w:val="24"/>
+                <w:szCs w:val="24"/>
+              </w:rPr>
+            </w:pPr>
+            <w:r>
+              <w:rPr>
+                <w:b w:val="1"/>
+                <w:bCs w:val="1"/>
+                <w:sz w:val="24"/>
+                <w:szCs w:val="24"/>
+                <w:rtl w:val="0"/>
+              </w:rPr>
+              <w:t xml:space="preserve">Cadastro/Usabilidade</w:t>
+            </w:r>
+          </w:p>
+        </w:tc>
+        <w:tc>
+          <w:tcPr>
+            <w:shd w:fill="auto" w:val="clear"/>
+            <w:tcMar>
+              <w:top w:w="100.0" w:type="dxa"/>
+              <w:left w:w="100.0" w:type="dxa"/>
+              <w:bottom w:w="100.0" w:type="dxa"/>
+              <w:right w:w="100.0" w:type="dxa"/>
+            </w:tcMar>
+            <w:vAlign w:val="top"/>
+          </w:tcPr>
+          <w:p>
+            <w:pPr>
+              <w:widowControl w:val="0"/>
+              <w:spacing w:line="240" w:lineRule="auto"/>
+              <w:jc w:val="center"/>
+              <w:rPr>
+                <w:b w:val="1"/>
+                <w:bCs w:val="1"/>
+                <w:sz w:val="24"/>
+                <w:szCs w:val="24"/>
+              </w:rPr>
+            </w:pPr>
+            <w:r>
+              <w:rPr>
+                <w:b w:val="1"/>
+                <w:bCs w:val="1"/>
+                <w:sz w:val="24"/>
+                <w:szCs w:val="24"/>
+                <w:rtl w:val="0"/>
+              </w:rPr>
+              <w:t xml:space="preserve">nao</w:t>
+            </w:r>
+          </w:p>
+        </w:tc>
+        <w:tc>
+          <w:tcPr>
+            <w:shd w:fill="auto" w:val="clear"/>
+            <w:tcMar>
+              <w:top w:w="100.0" w:type="dxa"/>
+              <w:left w:w="100.0" w:type="dxa"/>
+              <w:bottom w:w="100.0" w:type="dxa"/>
+              <w:right w:w="100.0" w:type="dxa"/>
+            </w:tcMar>
+            <w:vAlign w:val="top"/>
+          </w:tcPr>
+          <w:p>
+            <w:pPr>
+              <w:widowControl w:val="0"/>
+              <w:spacing w:line="240" w:lineRule="auto"/>
+              <w:jc w:val="center"/>
+              <w:rPr>
+                <w:b w:val="1"/>
+                <w:bCs w:val="1"/>
+                <w:sz w:val="24"/>
+                <w:szCs w:val="24"/>
+              </w:rPr>
+            </w:pPr>
+            <w:r>
+              <w:rPr>
+                <w:b w:val="1"/>
+                <w:bCs w:val="1"/>
+                <w:sz w:val="24"/>
+                <w:szCs w:val="24"/>
+                <w:rtl w:val="0"/>
+              </w:rPr>
+              <w:t xml:space="preserve">sim</w:t>
+            </w:r>
+          </w:p>
+        </w:tc>
+      </w:tr>
+      <w:tr>
+        <w:trPr>
+          <w:cantSplit w:val="0"/>
+          <w:tblHeader w:val="0"/>
+        </w:trPr>
+        <w:tc>
+          <w:tcPr>
+            <w:shd w:fill="auto" w:val="clear"/>
+            <w:tcMar>
+              <w:top w:w="100.0" w:type="dxa"/>
+              <w:left w:w="100.0" w:type="dxa"/>
+              <w:bottom w:w="100.0" w:type="dxa"/>
+              <w:right w:w="100.0" w:type="dxa"/>
+            </w:tcMar>
+            <w:vAlign w:val="top"/>
+          </w:tcPr>
+          <w:p>
+            <w:pPr>
+              <w:widowControl w:val="0"/>
+              <w:spacing w:line="240" w:lineRule="auto"/>
+              <w:jc w:val="both"/>
+              <w:rPr>
+                <w:b w:val="1"/>
+                <w:bCs w:val="1"/>
+                <w:sz w:val="24"/>
+                <w:szCs w:val="24"/>
+              </w:rPr>
+            </w:pPr>
+            <w:r>
+              <w:rPr>
+                <w:b w:val="1"/>
+                <w:bCs w:val="1"/>
+                <w:sz w:val="24"/>
+                <w:szCs w:val="24"/>
+                <w:rtl w:val="0"/>
+              </w:rPr>
+              <w:t xml:space="preserve">RFN 01.02 -</w:t>
+            </w:r>
+          </w:p>
+        </w:tc>
+        <w:tc>
+          <w:tcPr>
+            <w:shd w:fill="auto" w:val="clear"/>
+            <w:tcMar>
+              <w:top w:w="100.0" w:type="dxa"/>
+              <w:left w:w="100.0" w:type="dxa"/>
+              <w:bottom w:w="100.0" w:type="dxa"/>
+              <w:right w:w="100.0" w:type="dxa"/>
+            </w:tcMar>
+            <w:vAlign w:val="top"/>
+          </w:tcPr>
+          <w:p>
+            <w:pPr>
+              <w:widowControl w:val="0"/>
+              <w:spacing w:line="240" w:lineRule="auto"/>
+              <w:jc w:val="both"/>
+              <w:rPr>
+                <w:b w:val="1"/>
+                <w:bCs w:val="1"/>
+                <w:sz w:val="24"/>
+                <w:szCs w:val="24"/>
+              </w:rPr>
+            </w:pPr>
+            <w:r>
+              <w:rPr>
+                <w:b w:val="1"/>
+                <w:bCs w:val="1"/>
+                <w:sz w:val="24"/>
+                <w:szCs w:val="24"/>
+                <w:rtl w:val="0"/>
+              </w:rPr>
+              <w:t xml:space="preserve">A busca e adição autocompletada de novos ingredientes na despensa deve responder em no máximo 300 milissegundos</w:t>
+            </w:r>
+          </w:p>
+          <w:p>
+            <w:pPr>
+              <w:widowControl w:val="0"/>
+              <w:spacing w:line="240" w:lineRule="auto"/>
+              <w:jc w:val="both"/>
+              <w:rPr>
+                <w:b w:val="1"/>
+                <w:bCs w:val="1"/>
+                <w:sz w:val="24"/>
+                <w:szCs w:val="24"/>
+              </w:rPr>
+            </w:pPr>
+            <w:r>
+              <w:rPr>
+                <w:rtl w:val="0"/>
+              </w:rPr>
+            </w:r>
+          </w:p>
+        </w:tc>
+        <w:tc>
+          <w:tcPr>
+            <w:shd w:fill="auto" w:val="clear"/>
+            <w:tcMar>
+              <w:top w:w="100.0" w:type="dxa"/>
+              <w:left w:w="100.0" w:type="dxa"/>
+              <w:bottom w:w="100.0" w:type="dxa"/>
+              <w:right w:w="100.0" w:type="dxa"/>
+            </w:tcMar>
+            <w:vAlign w:val="top"/>
+          </w:tcPr>
+          <w:p>
+            <w:pPr>
+              <w:widowControl w:val="0"/>
+              <w:spacing w:line="240" w:lineRule="auto"/>
+              <w:jc w:val="center"/>
+              <w:rPr>
+                <w:b w:val="1"/>
+                <w:bCs w:val="1"/>
+                <w:sz w:val="24"/>
+                <w:szCs w:val="24"/>
+              </w:rPr>
+            </w:pPr>
+            <w:r>
+              <w:rPr>
+                <w:rtl w:val="0"/>
+              </w:rPr>
+            </w:r>
+          </w:p>
+        </w:tc>
+        <w:tc>
+          <w:tcPr>
+            <w:shd w:fill="auto" w:val="clear"/>
+            <w:tcMar>
+              <w:top w:w="100.0" w:type="dxa"/>
+              <w:left w:w="100.0" w:type="dxa"/>
+              <w:bottom w:w="100.0" w:type="dxa"/>
+              <w:right w:w="100.0" w:type="dxa"/>
+            </w:tcMar>
+            <w:vAlign w:val="top"/>
+          </w:tcPr>
+          <w:p>
+            <w:pPr>
+              <w:widowControl w:val="0"/>
+              <w:spacing w:line="240" w:lineRule="auto"/>
+              <w:jc w:val="center"/>
+              <w:rPr>
+                <w:b w:val="1"/>
+                <w:bCs w:val="1"/>
+                <w:sz w:val="24"/>
+                <w:szCs w:val="24"/>
+              </w:rPr>
+            </w:pPr>
+            <w:r>
+              <w:rPr>
+                <w:rtl w:val="0"/>
+              </w:rPr>
+            </w:r>
+          </w:p>
+        </w:tc>
+        <w:tc>
+          <w:tcPr>
+            <w:shd w:fill="auto" w:val="clear"/>
+            <w:tcMar>
+              <w:top w:w="100.0" w:type="dxa"/>
+              <w:left w:w="100.0" w:type="dxa"/>
+              <w:bottom w:w="100.0" w:type="dxa"/>
+              <w:right w:w="100.0" w:type="dxa"/>
+            </w:tcMar>
+            <w:vAlign w:val="top"/>
+          </w:tcPr>
+          <w:p>
+            <w:pPr>
+              <w:widowControl w:val="0"/>
+              <w:spacing w:line="240" w:lineRule="auto"/>
+              <w:jc w:val="center"/>
+              <w:rPr>
+                <w:b w:val="1"/>
+                <w:bCs w:val="1"/>
+                <w:sz w:val="24"/>
+                <w:szCs w:val="24"/>
+              </w:rPr>
+            </w:pPr>
+            <w:r>
+              <w:rPr>
+                <w:rtl w:val="0"/>
+              </w:rPr>
+            </w:r>
+          </w:p>
+        </w:tc>
+      </w:tr>
+    </w:tbl>
+    <w:p>
+      <w:pPr>
+        <w:spacing w:line="360" w:lineRule="auto"/>
+        <w:jc w:val="both"/>
+        <w:rPr>
+          <w:sz w:val="24"/>
+          <w:szCs w:val="24"/>
+        </w:rPr>
+      </w:pPr>
+      <w:r>
+        <w:rPr>
+          <w:rtl w:val="0"/>
+        </w:rPr>
+      </w:r>
+    </w:p>
+    <w:p>
+      <w:pPr>
+        <w:spacing w:line="360" w:lineRule="auto"/>
+        <w:jc w:val="both"/>
+        <w:rPr>
+          <w:sz w:val="24"/>
+          <w:szCs w:val="24"/>
+        </w:rPr>
+      </w:pPr>
+      <w:r>
+        <w:rPr>
+          <w:rtl w:val="0"/>
+        </w:rPr>
+      </w:r>
+    </w:p>
+    <w:p>
+      <w:pPr>
+        <w:spacing w:line="360" w:lineRule="auto"/>
+        <w:jc w:val="both"/>
+        <w:rPr>
+          <w:sz w:val="24"/>
+          <w:szCs w:val="24"/>
+        </w:rPr>
+      </w:pPr>
+      <w:r>
+        <w:rPr>
+          <w:rtl w:val="0"/>
+        </w:rPr>
+      </w:r>
+    </w:p>
+    <w:p>
+      <w:pPr>
+        <w:spacing w:line="360" w:lineRule="auto"/>
+        <w:jc w:val="both"/>
+        <w:rPr>
+          <w:sz w:val="24"/>
+          <w:szCs w:val="24"/>
+        </w:rPr>
+      </w:pPr>
+      <w:r>
+        <w:rPr>
+          <w:rtl w:val="0"/>
+        </w:rPr>
+      </w:r>
+    </w:p>
+    <w:p>
+      <w:pPr>
+        <w:spacing w:line="360" w:lineRule="auto"/>
+        <w:jc w:val="both"/>
+        <w:rPr>
+          <w:sz w:val="24"/>
+          <w:szCs w:val="24"/>
+        </w:rPr>
+      </w:pPr>
+      <w:r>
+        <w:rPr>
+          <w:rtl w:val="0"/>
+        </w:rPr>
+      </w:r>
+    </w:p>
+    <w:p>
+      <w:pPr>
+        <w:spacing w:line="360" w:lineRule="auto"/>
+        <w:jc w:val="both"/>
+        <w:rPr>
+          <w:sz w:val="24"/>
+          <w:szCs w:val="24"/>
+        </w:rPr>
+      </w:pPr>
+      <w:r>
+        <w:rPr>
+          <w:rtl w:val="0"/>
+        </w:rPr>
+      </w:r>
+    </w:p>
+    <w:tbl>
+      <w:tblPr>
+        <w:tblStyle w:val="Table2"/>
+        <w:tblpPr w:leftFromText="180" w:rightFromText="180" w:topFromText="180" w:bottomFromText="180" w:vertAnchor="text" w:horzAnchor="text" w:tblpX="0" w:tblpY="0"/>
         <w:tblW w:w="14025.0" w:type="dxa"/>
         <w:jc w:val="left"/>
         <w:tblBorders>
@@ -2505,13 +3271,6 @@
           <w:tcPr>
             <w:gridSpan w:val="3"/>
             <w:shd w:fill="b7b7b7" w:val="clear"/>
-            <w:tcMar>
-              <w:top w:w="100.0" w:type="dxa"/>
-              <w:left w:w="100.0" w:type="dxa"/>
-              <w:bottom w:w="100.0" w:type="dxa"/>
-              <w:right w:w="100.0" w:type="dxa"/>
-            </w:tcMar>
-            <w:vAlign w:val="top"/>
           </w:tcPr>
           <w:p>
             <w:pPr>
@@ -2532,55 +3291,37 @@
                 <w:szCs w:val="24"/>
                 <w:rtl w:val="0"/>
               </w:rPr>
-              <w:t xml:space="preserve">RF01 -                            Gestão de Cadastro e Despensa Virtual</w:t>
-            </w:r>
-          </w:p>
-        </w:tc>
-        <w:tc>
-          <w:tcPr>
-            <w:shd w:fill="auto" w:val="clear"/>
-            <w:tcMar>
-              <w:top w:w="100.0" w:type="dxa"/>
-              <w:left w:w="100.0" w:type="dxa"/>
-              <w:bottom w:w="100.0" w:type="dxa"/>
-              <w:right w:w="100.0" w:type="dxa"/>
-            </w:tcMar>
-            <w:vAlign w:val="top"/>
-          </w:tcPr>
-          <w:p>
-            <w:pPr>
-              <w:widowControl w:val="0"/>
-              <w:spacing w:line="240" w:lineRule="auto"/>
-              <w:rPr>
-                <w:b w:val="1"/>
-                <w:bCs w:val="1"/>
-                <w:sz w:val="24"/>
-                <w:szCs w:val="24"/>
-              </w:rPr>
-            </w:pPr>
-            <w:r>
-              <w:rPr>
-                <w:b w:val="1"/>
-                <w:bCs w:val="1"/>
-                <w:sz w:val="24"/>
-                <w:szCs w:val="24"/>
-                <w:rtl w:val="0"/>
-              </w:rPr>
-              <w:t xml:space="preserve">Evidente ( X )</w:t>
-            </w:r>
-          </w:p>
-        </w:tc>
-        <w:tc>
-          <w:tcPr>
-            <w:shd w:fill="auto" w:val="clear"/>
-            <w:tcMar>
-              <w:top w:w="100.0" w:type="dxa"/>
-              <w:left w:w="100.0" w:type="dxa"/>
-              <w:bottom w:w="100.0" w:type="dxa"/>
-              <w:right w:w="100.0" w:type="dxa"/>
-            </w:tcMar>
-            <w:vAlign w:val="top"/>
-          </w:tcPr>
+              <w:t xml:space="preserve">RF02 -                            Algoritmo de Busca e Match de Receitas</w:t>
+            </w:r>
+          </w:p>
+        </w:tc>
+        <w:tc>
+          <w:tcPr/>
+          <w:p>
+            <w:pPr>
+              <w:widowControl w:val="0"/>
+              <w:spacing w:line="240" w:lineRule="auto"/>
+              <w:rPr>
+                <w:b w:val="1"/>
+                <w:bCs w:val="1"/>
+                <w:sz w:val="24"/>
+                <w:szCs w:val="24"/>
+              </w:rPr>
+            </w:pPr>
+            <w:r>
+              <w:rPr>
+                <w:b w:val="1"/>
+                <w:bCs w:val="1"/>
+                <w:sz w:val="24"/>
+                <w:szCs w:val="24"/>
+                <w:rtl w:val="0"/>
+              </w:rPr>
+              <w:t xml:space="preserve">Evidente (X )</w:t>
+            </w:r>
+          </w:p>
+        </w:tc>
+        <w:tc>
+          <w:tcPr/>
           <w:p>
             <w:pPr>
               <w:widowControl w:val="0"/>
@@ -2614,14 +3355,6 @@
         <w:tc>
           <w:tcPr>
             <w:gridSpan w:val="5"/>
-            <w:shd w:fill="auto" w:val="clear"/>
-            <w:tcMar>
-              <w:top w:w="100.0" w:type="dxa"/>
-              <w:left w:w="100.0" w:type="dxa"/>
-              <w:bottom w:w="100.0" w:type="dxa"/>
-              <w:right w:w="100.0" w:type="dxa"/>
-            </w:tcMar>
-            <w:vAlign w:val="top"/>
           </w:tcPr>
           <w:p>
             <w:pPr>
@@ -2643,7 +3376,7 @@
                 <w:szCs w:val="24"/>
                 <w:rtl w:val="0"/>
               </w:rPr>
-              <w:t xml:space="preserve">Descrição:O sistema deve permitir o cadastro de usuários e a gestão de sua despensa virtual, possibilitando</w:t>
+              <w:t xml:space="preserve">Descrição:O sistema deve analisar os itens cadastrados na despensa e sugerir receitas viáveis, oferecendo</w:t>
             </w:r>
           </w:p>
           <w:p>
@@ -2666,7 +3399,7 @@
                 <w:szCs w:val="24"/>
                 <w:rtl w:val="0"/>
               </w:rPr>
-              <w:t xml:space="preserve">adicionar e remover ingredientes para o cruzamento de receitas.</w:t>
+              <w:t xml:space="preserve">substitutos viáveis para ingredientes ausentes.</w:t>
             </w:r>
           </w:p>
           <w:p>
@@ -2699,13 +3432,6 @@
           <w:tcPr>
             <w:gridSpan w:val="5"/>
             <w:shd w:fill="b7b7b7" w:val="clear"/>
-            <w:tcMar>
-              <w:top w:w="100.0" w:type="dxa"/>
-              <w:left w:w="100.0" w:type="dxa"/>
-              <w:bottom w:w="100.0" w:type="dxa"/>
-              <w:right w:w="100.0" w:type="dxa"/>
-            </w:tcMar>
-            <w:vAlign w:val="top"/>
           </w:tcPr>
           <w:p>
             <w:pPr>
@@ -2739,13 +3465,6 @@
         <w:tc>
           <w:tcPr>
             <w:shd w:fill="b7b7b7" w:val="clear"/>
-            <w:tcMar>
-              <w:top w:w="100.0" w:type="dxa"/>
-              <w:left w:w="100.0" w:type="dxa"/>
-              <w:bottom w:w="100.0" w:type="dxa"/>
-              <w:right w:w="100.0" w:type="dxa"/>
-            </w:tcMar>
-            <w:vAlign w:val="top"/>
           </w:tcPr>
           <w:p>
             <w:pPr>
@@ -2774,13 +3493,6 @@
         <w:tc>
           <w:tcPr>
             <w:shd w:fill="b7b7b7" w:val="clear"/>
-            <w:tcMar>
-              <w:top w:w="100.0" w:type="dxa"/>
-              <w:left w:w="100.0" w:type="dxa"/>
-              <w:bottom w:w="100.0" w:type="dxa"/>
-              <w:right w:w="100.0" w:type="dxa"/>
-            </w:tcMar>
-            <w:vAlign w:val="top"/>
           </w:tcPr>
           <w:p>
             <w:pPr>
@@ -2808,13 +3520,6 @@
         <w:tc>
           <w:tcPr>
             <w:shd w:fill="b7b7b7" w:val="clear"/>
-            <w:tcMar>
-              <w:top w:w="100.0" w:type="dxa"/>
-              <w:left w:w="100.0" w:type="dxa"/>
-              <w:bottom w:w="100.0" w:type="dxa"/>
-              <w:right w:w="100.0" w:type="dxa"/>
-            </w:tcMar>
-            <w:vAlign w:val="top"/>
           </w:tcPr>
           <w:p>
             <w:pPr>
@@ -2842,13 +3547,6 @@
         <w:tc>
           <w:tcPr>
             <w:shd w:fill="b7b7b7" w:val="clear"/>
-            <w:tcMar>
-              <w:top w:w="100.0" w:type="dxa"/>
-              <w:left w:w="100.0" w:type="dxa"/>
-              <w:bottom w:w="100.0" w:type="dxa"/>
-              <w:right w:w="100.0" w:type="dxa"/>
-            </w:tcMar>
-            <w:vAlign w:val="top"/>
           </w:tcPr>
           <w:p>
             <w:pPr>
@@ -2876,13 +3574,6 @@
         <w:tc>
           <w:tcPr>
             <w:shd w:fill="b7b7b7" w:val="clear"/>
-            <w:tcMar>
-              <w:top w:w="100.0" w:type="dxa"/>
-              <w:left w:w="100.0" w:type="dxa"/>
-              <w:bottom w:w="100.0" w:type="dxa"/>
-              <w:right w:w="100.0" w:type="dxa"/>
-            </w:tcMar>
-            <w:vAlign w:val="top"/>
           </w:tcPr>
           <w:p>
             <w:pPr>
@@ -2911,19 +3602,11 @@
       <w:tr>
         <w:trPr>
           <w:cantSplit w:val="0"/>
+          <w:trHeight w:val="2430" w:hRule="atLeast"/>
           <w:tblHeader w:val="0"/>
         </w:trPr>
         <w:tc>
-          <w:tcPr>
-            <w:shd w:fill="auto" w:val="clear"/>
-            <w:tcMar>
-              <w:top w:w="100.0" w:type="dxa"/>
-              <w:left w:w="100.0" w:type="dxa"/>
-              <w:bottom w:w="100.0" w:type="dxa"/>
-              <w:right w:w="100.0" w:type="dxa"/>
-            </w:tcMar>
-            <w:vAlign w:val="top"/>
-          </w:tcPr>
+          <w:tcPr/>
           <w:p>
             <w:pPr>
               <w:widowControl w:val="0"/>
@@ -2944,21 +3627,12 @@
                 <w:szCs w:val="24"/>
                 <w:rtl w:val="0"/>
               </w:rPr>
-              <w:t xml:space="preserve">RFN 01.01 -  </w:t>
-            </w:r>
-          </w:p>
-        </w:tc>
-        <w:tc>
-          <w:tcPr>
-            <w:shd w:fill="auto" w:val="clear"/>
-            <w:tcMar>
-              <w:top w:w="100.0" w:type="dxa"/>
-              <w:left w:w="100.0" w:type="dxa"/>
-              <w:bottom w:w="100.0" w:type="dxa"/>
-              <w:right w:w="100.0" w:type="dxa"/>
-            </w:tcMar>
-            <w:vAlign w:val="top"/>
-          </w:tcPr>
+              <w:t xml:space="preserve">RFN 02.01 -  </w:t>
+            </w:r>
+          </w:p>
+        </w:tc>
+        <w:tc>
+          <w:tcPr/>
           <w:p>
             <w:pPr>
               <w:widowControl w:val="0"/>
@@ -2979,7 +3653,7 @@
                 <w:szCs w:val="24"/>
                 <w:rtl w:val="0"/>
               </w:rPr>
-              <w:t xml:space="preserve">Os dados pessoais (CPF, e-mail) devem ser armazenados com criptografia AES-256 em conformidade com a LGPD.</w:t>
+              <w:t xml:space="preserve">O processamento da matriz de combinação entre a despensa e o banco de receitas deve rodar em no máximo 1,5 segundos.</w:t>
             </w:r>
           </w:p>
           <w:p>
@@ -3002,16 +3676,7 @@
           </w:p>
         </w:tc>
         <w:tc>
-          <w:tcPr>
-            <w:shd w:fill="auto" w:val="clear"/>
-            <w:tcMar>
-              <w:top w:w="100.0" w:type="dxa"/>
-              <w:left w:w="100.0" w:type="dxa"/>
-              <w:bottom w:w="100.0" w:type="dxa"/>
-              <w:right w:w="100.0" w:type="dxa"/>
-            </w:tcMar>
-            <w:vAlign w:val="top"/>
-          </w:tcPr>
+          <w:tcPr/>
           <w:p>
             <w:pPr>
               <w:widowControl w:val="0"/>
@@ -3032,21 +3697,9 @@
                 <w:szCs w:val="24"/>
                 <w:rtl w:val="0"/>
               </w:rPr>
-              <w:t xml:space="preserve">Cadastro/Usabilidade</w:t>
-            </w:r>
-          </w:p>
-        </w:tc>
-        <w:tc>
-          <w:tcPr>
-            <w:shd w:fill="auto" w:val="clear"/>
-            <w:tcMar>
-              <w:top w:w="100.0" w:type="dxa"/>
-              <w:left w:w="100.0" w:type="dxa"/>
-              <w:bottom w:w="100.0" w:type="dxa"/>
-              <w:right w:w="100.0" w:type="dxa"/>
-            </w:tcMar>
-            <w:vAlign w:val="top"/>
-          </w:tcPr>
+              <w:t xml:space="preserve">inteligencia/ core loop</w:t>
+            </w:r>
+          </w:p>
           <w:p>
             <w:pPr>
               <w:widowControl w:val="0"/>
@@ -3061,27 +3714,13 @@
             </w:pPr>
             <w:r>
               <w:rPr>
-                <w:b w:val="1"/>
-                <w:bCs w:val="1"/>
-                <w:sz w:val="24"/>
-                <w:szCs w:val="24"/>
-                <w:rtl w:val="0"/>
-              </w:rPr>
-              <w:t xml:space="preserve">nao</w:t>
-            </w:r>
-          </w:p>
-        </w:tc>
-        <w:tc>
-          <w:tcPr>
-            <w:shd w:fill="auto" w:val="clear"/>
-            <w:tcMar>
-              <w:top w:w="100.0" w:type="dxa"/>
-              <w:left w:w="100.0" w:type="dxa"/>
-              <w:bottom w:w="100.0" w:type="dxa"/>
-              <w:right w:w="100.0" w:type="dxa"/>
-            </w:tcMar>
-            <w:vAlign w:val="top"/>
-          </w:tcPr>
+                <w:rtl w:val="0"/>
+              </w:rPr>
+            </w:r>
+          </w:p>
+        </w:tc>
+        <w:tc>
+          <w:tcPr/>
           <w:p>
             <w:pPr>
               <w:widowControl w:val="0"/>
@@ -3102,115 +3741,12 @@
                 <w:szCs w:val="24"/>
                 <w:rtl w:val="0"/>
               </w:rPr>
-              <w:t xml:space="preserve">sim</w:t>
-            </w:r>
-          </w:p>
-        </w:tc>
-      </w:tr>
-      <w:tr>
-        <w:trPr>
-          <w:cantSplit w:val="0"/>
-          <w:tblHeader w:val="0"/>
-        </w:trPr>
-        <w:tc>
-          <w:tcPr>
-            <w:shd w:fill="auto" w:val="clear"/>
-            <w:tcMar>
-              <w:top w:w="100.0" w:type="dxa"/>
-              <w:left w:w="100.0" w:type="dxa"/>
-              <w:bottom w:w="100.0" w:type="dxa"/>
-              <w:right w:w="100.0" w:type="dxa"/>
-            </w:tcMar>
-            <w:vAlign w:val="top"/>
-          </w:tcPr>
-          <w:p>
-            <w:pPr>
-              <w:widowControl w:val="0"/>
-              <w:spacing w:line="240" w:lineRule="auto"/>
-              <w:jc w:val="both"/>
-              <w:rPr>
-                <w:b w:val="1"/>
-                <w:bCs w:val="1"/>
-                <w:sz w:val="24"/>
-                <w:szCs w:val="24"/>
-              </w:rPr>
-            </w:pPr>
-            <w:r>
-              <w:rPr>
-                <w:b w:val="1"/>
-                <w:bCs w:val="1"/>
-                <w:sz w:val="24"/>
-                <w:szCs w:val="24"/>
-                <w:rtl w:val="0"/>
-              </w:rPr>
-              <w:t xml:space="preserve">RFN 01.02 -</w:t>
-            </w:r>
-          </w:p>
-        </w:tc>
-        <w:tc>
-          <w:tcPr>
-            <w:shd w:fill="auto" w:val="clear"/>
-            <w:tcMar>
-              <w:top w:w="100.0" w:type="dxa"/>
-              <w:left w:w="100.0" w:type="dxa"/>
-              <w:bottom w:w="100.0" w:type="dxa"/>
-              <w:right w:w="100.0" w:type="dxa"/>
-            </w:tcMar>
-            <w:vAlign w:val="top"/>
-          </w:tcPr>
-          <w:p>
-            <w:pPr>
-              <w:widowControl w:val="0"/>
-              <w:spacing w:line="240" w:lineRule="auto"/>
-              <w:jc w:val="both"/>
-              <w:rPr>
-                <w:b w:val="1"/>
-                <w:bCs w:val="1"/>
-                <w:sz w:val="24"/>
-                <w:szCs w:val="24"/>
-              </w:rPr>
-            </w:pPr>
-            <w:r>
-              <w:rPr>
-                <w:b w:val="1"/>
-                <w:bCs w:val="1"/>
-                <w:sz w:val="24"/>
-                <w:szCs w:val="24"/>
-                <w:rtl w:val="0"/>
-              </w:rPr>
-              <w:t xml:space="preserve">A busca e adição autocompletada de novos ingredientes na despensa deve responder em no máximo 300 milissegundos</w:t>
-            </w:r>
-          </w:p>
-          <w:p>
-            <w:pPr>
-              <w:widowControl w:val="0"/>
-              <w:spacing w:line="240" w:lineRule="auto"/>
-              <w:jc w:val="both"/>
-              <w:rPr>
-                <w:b w:val="1"/>
-                <w:bCs w:val="1"/>
-                <w:sz w:val="24"/>
-                <w:szCs w:val="24"/>
-              </w:rPr>
-            </w:pPr>
-            <w:r>
-              <w:rPr>
-                <w:rtl w:val="0"/>
-              </w:rPr>
-            </w:r>
-          </w:p>
-        </w:tc>
-        <w:tc>
-          <w:tcPr>
-            <w:shd w:fill="auto" w:val="clear"/>
-            <w:tcMar>
-              <w:top w:w="100.0" w:type="dxa"/>
-              <w:left w:w="100.0" w:type="dxa"/>
-              <w:bottom w:w="100.0" w:type="dxa"/>
-              <w:right w:w="100.0" w:type="dxa"/>
-            </w:tcMar>
-            <w:vAlign w:val="top"/>
-          </w:tcPr>
+              <w:t xml:space="preserve">Nao</w:t>
+            </w:r>
+          </w:p>
+        </w:tc>
+        <w:tc>
+          <w:tcPr/>
           <w:p>
             <w:pPr>
               <w:widowControl w:val="0"/>
@@ -3225,68 +3761,13 @@
             </w:pPr>
             <w:r>
               <w:rPr>
-                <w:rtl w:val="0"/>
-              </w:rPr>
-            </w:r>
-          </w:p>
-        </w:tc>
-        <w:tc>
-          <w:tcPr>
-            <w:shd w:fill="auto" w:val="clear"/>
-            <w:tcMar>
-              <w:top w:w="100.0" w:type="dxa"/>
-              <w:left w:w="100.0" w:type="dxa"/>
-              <w:bottom w:w="100.0" w:type="dxa"/>
-              <w:right w:w="100.0" w:type="dxa"/>
-            </w:tcMar>
-            <w:vAlign w:val="top"/>
-          </w:tcPr>
-          <w:p>
-            <w:pPr>
-              <w:widowControl w:val="0"/>
-              <w:spacing w:line="240" w:lineRule="auto"/>
-              <w:jc w:val="center"/>
-              <w:rPr>
-                <w:b w:val="1"/>
-                <w:bCs w:val="1"/>
-                <w:sz w:val="24"/>
-                <w:szCs w:val="24"/>
-              </w:rPr>
-            </w:pPr>
-            <w:r>
-              <w:rPr>
-                <w:rtl w:val="0"/>
-              </w:rPr>
-            </w:r>
-          </w:p>
-        </w:tc>
-        <w:tc>
-          <w:tcPr>
-            <w:shd w:fill="auto" w:val="clear"/>
-            <w:tcMar>
-              <w:top w:w="100.0" w:type="dxa"/>
-              <w:left w:w="100.0" w:type="dxa"/>
-              <w:bottom w:w="100.0" w:type="dxa"/>
-              <w:right w:w="100.0" w:type="dxa"/>
-            </w:tcMar>
-            <w:vAlign w:val="top"/>
-          </w:tcPr>
-          <w:p>
-            <w:pPr>
-              <w:widowControl w:val="0"/>
-              <w:spacing w:line="240" w:lineRule="auto"/>
-              <w:jc w:val="center"/>
-              <w:rPr>
-                <w:b w:val="1"/>
-                <w:bCs w:val="1"/>
-                <w:sz w:val="24"/>
-                <w:szCs w:val="24"/>
-              </w:rPr>
-            </w:pPr>
-            <w:r>
-              <w:rPr>
-                <w:rtl w:val="0"/>
-              </w:rPr>
+                <w:b w:val="1"/>
+                <w:bCs w:val="1"/>
+                <w:sz w:val="24"/>
+                <w:szCs w:val="24"/>
+                <w:rtl w:val="0"/>
+              </w:rPr>
+              <w:t xml:space="preserve">Sim</w:t>
             </w:r>
           </w:p>
         </w:tc>
@@ -3339,27 +3820,47 @@
     </w:p>
     <w:p>
       <w:pPr>
-        <w:spacing w:line="360" w:lineRule="auto"/>
-        <w:jc w:val="both"/>
-        <w:rPr>
-          <w:sz w:val="24"/>
-          <w:szCs w:val="24"/>
-        </w:rPr>
-      </w:pPr>
-      <w:r>
-        <w:rPr>
-          <w:rtl w:val="0"/>
-        </w:rPr>
-      </w:r>
-    </w:p>
-    <w:p>
-      <w:pPr>
-        <w:spacing w:line="360" w:lineRule="auto"/>
-        <w:jc w:val="both"/>
-        <w:rPr>
-          <w:sz w:val="24"/>
-          <w:szCs w:val="24"/>
-        </w:rPr>
+        <w:rPr/>
+      </w:pPr>
+      <w:r>
+        <w:rPr>
+          <w:rtl w:val="0"/>
+        </w:rPr>
+      </w:r>
+    </w:p>
+    <w:p>
+      <w:pPr>
+        <w:rPr/>
+      </w:pPr>
+      <w:r>
+        <w:rPr>
+          <w:rtl w:val="0"/>
+        </w:rPr>
+      </w:r>
+    </w:p>
+    <w:p>
+      <w:pPr>
+        <w:rPr/>
+      </w:pPr>
+      <w:r>
+        <w:rPr>
+          <w:rtl w:val="0"/>
+        </w:rPr>
+      </w:r>
+    </w:p>
+    <w:p>
+      <w:pPr>
+        <w:rPr/>
+      </w:pPr>
+      <w:r>
+        <w:rPr>
+          <w:rtl w:val="0"/>
+        </w:rPr>
+      </w:r>
+    </w:p>
+    <w:p>
+      <w:pPr>
+        <w:rPr/>
       </w:pPr>
       <w:r>
         <w:rPr>
@@ -3384,9 +3885,8 @@
     </w:p>
     <w:tbl>
       <w:tblPr>
-        <w:tblStyle w:val="Table2"/>
-        <w:tblpPr w:leftFromText="180" w:rightFromText="180" w:topFromText="180" w:bottomFromText="180" w:vertAnchor="text" w:horzAnchor="text" w:tblpX="-80.78740157480354" w:tblpY="0"/>
-        <w:tblW w:w="14025.0" w:type="dxa"/>
+        <w:tblStyle w:val="Table3"/>
+        <w:tblW w:w="11850.0" w:type="dxa"/>
         <w:jc w:val="left"/>
         <w:tblBorders>
           <w:top w:color="000000" w:space="0" w:sz="8" w:val="single"/>
@@ -3400,18 +3900,18 @@
         <w:tblLook w:val="0600"/>
       </w:tblPr>
       <w:tblGrid>
-        <w:gridCol w:w="3705"/>
-        <w:gridCol w:w="4590"/>
-        <w:gridCol w:w="1995"/>
-        <w:gridCol w:w="1920"/>
-        <w:gridCol w:w="1815"/>
+        <w:gridCol w:w="2700"/>
+        <w:gridCol w:w="3360"/>
+        <w:gridCol w:w="1770"/>
+        <w:gridCol w:w="1830"/>
+        <w:gridCol w:w="2190"/>
         <w:tblGridChange w:id="0">
           <w:tblGrid>
-            <w:gridCol w:w="3705"/>
-            <w:gridCol w:w="4590"/>
-            <w:gridCol w:w="1995"/>
-            <w:gridCol w:w="1920"/>
-            <w:gridCol w:w="1815"/>
+            <w:gridCol w:w="2700"/>
+            <w:gridCol w:w="3360"/>
+            <w:gridCol w:w="1770"/>
+            <w:gridCol w:w="1830"/>
+            <w:gridCol w:w="2190"/>
           </w:tblGrid>
         </w:tblGridChange>
       </w:tblGrid>
@@ -3419,12 +3919,19 @@
         <w:trPr>
           <w:cantSplit w:val="0"/>
           <w:trHeight w:val="458.96484375" w:hRule="atLeast"/>
-          <w:tblHeader w:val="0"/>
+          <w:tblHeader w:val="1"/>
         </w:trPr>
         <w:tc>
           <w:tcPr>
             <w:gridSpan w:val="3"/>
             <w:shd w:fill="b7b7b7" w:val="clear"/>
+            <w:tcMar>
+              <w:top w:w="100.0" w:type="dxa"/>
+              <w:left w:w="100.0" w:type="dxa"/>
+              <w:bottom w:w="100.0" w:type="dxa"/>
+              <w:right w:w="100.0" w:type="dxa"/>
+            </w:tcMar>
+            <w:vAlign w:val="top"/>
           </w:tcPr>
           <w:p>
             <w:pPr>
@@ -3445,37 +3952,55 @@
                 <w:szCs w:val="24"/>
                 <w:rtl w:val="0"/>
               </w:rPr>
-              <w:t xml:space="preserve">RF02 -                            Algoritmo de Busca e Match de Receitas</w:t>
-            </w:r>
-          </w:p>
-        </w:tc>
-        <w:tc>
-          <w:tcPr/>
-          <w:p>
-            <w:pPr>
-              <w:widowControl w:val="0"/>
-              <w:spacing w:line="240" w:lineRule="auto"/>
-              <w:rPr>
-                <w:b w:val="1"/>
-                <w:bCs w:val="1"/>
-                <w:sz w:val="24"/>
-                <w:szCs w:val="24"/>
-              </w:rPr>
-            </w:pPr>
-            <w:r>
-              <w:rPr>
-                <w:b w:val="1"/>
-                <w:bCs w:val="1"/>
-                <w:sz w:val="24"/>
-                <w:szCs w:val="24"/>
-                <w:rtl w:val="0"/>
-              </w:rPr>
-              <w:t xml:space="preserve">Evidente (X )</w:t>
-            </w:r>
-          </w:p>
-        </w:tc>
-        <w:tc>
-          <w:tcPr/>
+              <w:t xml:space="preserve">RF03 -               Localização de Mercados e Compra Expressa</w:t>
+            </w:r>
+          </w:p>
+        </w:tc>
+        <w:tc>
+          <w:tcPr>
+            <w:shd w:fill="auto" w:val="clear"/>
+            <w:tcMar>
+              <w:top w:w="100.0" w:type="dxa"/>
+              <w:left w:w="100.0" w:type="dxa"/>
+              <w:bottom w:w="100.0" w:type="dxa"/>
+              <w:right w:w="100.0" w:type="dxa"/>
+            </w:tcMar>
+            <w:vAlign w:val="top"/>
+          </w:tcPr>
+          <w:p>
+            <w:pPr>
+              <w:widowControl w:val="0"/>
+              <w:spacing w:line="240" w:lineRule="auto"/>
+              <w:rPr>
+                <w:b w:val="1"/>
+                <w:bCs w:val="1"/>
+                <w:sz w:val="24"/>
+                <w:szCs w:val="24"/>
+              </w:rPr>
+            </w:pPr>
+            <w:r>
+              <w:rPr>
+                <w:b w:val="1"/>
+                <w:bCs w:val="1"/>
+                <w:sz w:val="24"/>
+                <w:szCs w:val="24"/>
+                <w:rtl w:val="0"/>
+              </w:rPr>
+              <w:t xml:space="preserve">Evidente ( X )</w:t>
+            </w:r>
+          </w:p>
+        </w:tc>
+        <w:tc>
+          <w:tcPr>
+            <w:shd w:fill="auto" w:val="clear"/>
+            <w:tcMar>
+              <w:top w:w="100.0" w:type="dxa"/>
+              <w:left w:w="100.0" w:type="dxa"/>
+              <w:bottom w:w="100.0" w:type="dxa"/>
+              <w:right w:w="100.0" w:type="dxa"/>
+            </w:tcMar>
+            <w:vAlign w:val="top"/>
+          </w:tcPr>
           <w:p>
             <w:pPr>
               <w:widowControl w:val="0"/>
@@ -3504,11 +4029,19 @@
         <w:trPr>
           <w:cantSplit w:val="0"/>
           <w:trHeight w:val="440" w:hRule="atLeast"/>
-          <w:tblHeader w:val="0"/>
+          <w:tblHeader w:val="1"/>
         </w:trPr>
         <w:tc>
           <w:tcPr>
             <w:gridSpan w:val="5"/>
+            <w:shd w:fill="auto" w:val="clear"/>
+            <w:tcMar>
+              <w:top w:w="100.0" w:type="dxa"/>
+              <w:left w:w="100.0" w:type="dxa"/>
+              <w:bottom w:w="100.0" w:type="dxa"/>
+              <w:right w:w="100.0" w:type="dxa"/>
+            </w:tcMar>
+            <w:vAlign w:val="top"/>
           </w:tcPr>
           <w:p>
             <w:pPr>
@@ -3530,30 +4063,7 @@
                 <w:szCs w:val="24"/>
                 <w:rtl w:val="0"/>
               </w:rPr>
-              <w:t xml:space="preserve">Descrição:O sistema deve analisar os itens cadastrados na despensa e sugerir receitas viáveis, oferecendo</w:t>
-            </w:r>
-          </w:p>
-          <w:p>
-            <w:pPr>
-              <w:widowControl w:val="0"/>
-              <w:spacing w:line="240" w:lineRule="auto"/>
-              <w:jc w:val="both"/>
-              <w:rPr>
-                <w:b w:val="1"/>
-                <w:bCs w:val="1"/>
-                <w:sz w:val="24"/>
-                <w:szCs w:val="24"/>
-              </w:rPr>
-            </w:pPr>
-            <w:r>
-              <w:rPr>
-                <w:b w:val="1"/>
-                <w:bCs w:val="1"/>
-                <w:sz w:val="24"/>
-                <w:szCs w:val="24"/>
-                <w:rtl w:val="0"/>
-              </w:rPr>
-              <w:t xml:space="preserve">substitutos viáveis para ingredientes ausentes.</w:t>
+              <w:t xml:space="preserve">Descrição: O sistema deve permitir o cadastro de usuários e a gestão de sua despensa virtual, possibilitando adicionar e remover ingredientes para o cruzamento de receitas.</w:t>
             </w:r>
           </w:p>
           <w:p>
@@ -3580,12 +4090,19 @@
         <w:trPr>
           <w:cantSplit w:val="0"/>
           <w:trHeight w:val="440" w:hRule="atLeast"/>
-          <w:tblHeader w:val="0"/>
+          <w:tblHeader w:val="1"/>
         </w:trPr>
         <w:tc>
           <w:tcPr>
             <w:gridSpan w:val="5"/>
             <w:shd w:fill="b7b7b7" w:val="clear"/>
+            <w:tcMar>
+              <w:top w:w="100.0" w:type="dxa"/>
+              <w:left w:w="100.0" w:type="dxa"/>
+              <w:bottom w:w="100.0" w:type="dxa"/>
+              <w:right w:w="100.0" w:type="dxa"/>
+            </w:tcMar>
+            <w:vAlign w:val="top"/>
           </w:tcPr>
           <w:p>
             <w:pPr>
@@ -3614,11 +4131,18 @@
       <w:tr>
         <w:trPr>
           <w:cantSplit w:val="0"/>
-          <w:tblHeader w:val="0"/>
+          <w:tblHeader w:val="1"/>
         </w:trPr>
         <w:tc>
           <w:tcPr>
             <w:shd w:fill="b7b7b7" w:val="clear"/>
+            <w:tcMar>
+              <w:top w:w="100.0" w:type="dxa"/>
+              <w:left w:w="100.0" w:type="dxa"/>
+              <w:bottom w:w="100.0" w:type="dxa"/>
+              <w:right w:w="100.0" w:type="dxa"/>
+            </w:tcMar>
+            <w:vAlign w:val="top"/>
           </w:tcPr>
           <w:p>
             <w:pPr>
@@ -3640,40 +4164,54 @@
                 <w:szCs w:val="24"/>
                 <w:rtl w:val="0"/>
               </w:rPr>
-              <w:t xml:space="preserve">Nome</w:t>
+              <w:t xml:space="preserve">RFN03.01:</w:t>
             </w:r>
           </w:p>
         </w:tc>
         <w:tc>
           <w:tcPr>
             <w:shd w:fill="b7b7b7" w:val="clear"/>
-          </w:tcPr>
-          <w:p>
-            <w:pPr>
-              <w:widowControl w:val="0"/>
-              <w:spacing w:line="240" w:lineRule="auto"/>
-              <w:rPr>
-                <w:b w:val="1"/>
-                <w:bCs w:val="1"/>
-                <w:sz w:val="24"/>
-                <w:szCs w:val="24"/>
-              </w:rPr>
-            </w:pPr>
-            <w:r>
-              <w:rPr>
-                <w:b w:val="1"/>
-                <w:bCs w:val="1"/>
-                <w:sz w:val="24"/>
-                <w:szCs w:val="24"/>
-                <w:rtl w:val="0"/>
-              </w:rPr>
-              <w:t xml:space="preserve">Restrição</w:t>
+            <w:tcMar>
+              <w:top w:w="100.0" w:type="dxa"/>
+              <w:left w:w="100.0" w:type="dxa"/>
+              <w:bottom w:w="100.0" w:type="dxa"/>
+              <w:right w:w="100.0" w:type="dxa"/>
+            </w:tcMar>
+            <w:vAlign w:val="top"/>
+          </w:tcPr>
+          <w:p>
+            <w:pPr>
+              <w:widowControl w:val="0"/>
+              <w:spacing w:line="240" w:lineRule="auto"/>
+              <w:rPr>
+                <w:b w:val="1"/>
+                <w:bCs w:val="1"/>
+                <w:sz w:val="24"/>
+                <w:szCs w:val="24"/>
+              </w:rPr>
+            </w:pPr>
+            <w:r>
+              <w:rPr>
+                <w:b w:val="1"/>
+                <w:bCs w:val="1"/>
+                <w:sz w:val="24"/>
+                <w:szCs w:val="24"/>
+                <w:rtl w:val="0"/>
+              </w:rPr>
+              <w:t xml:space="preserve">Descrição</w:t>
             </w:r>
           </w:p>
         </w:tc>
         <w:tc>
           <w:tcPr>
             <w:shd w:fill="b7b7b7" w:val="clear"/>
+            <w:tcMar>
+              <w:top w:w="100.0" w:type="dxa"/>
+              <w:left w:w="100.0" w:type="dxa"/>
+              <w:bottom w:w="100.0" w:type="dxa"/>
+              <w:right w:w="100.0" w:type="dxa"/>
+            </w:tcMar>
+            <w:vAlign w:val="top"/>
           </w:tcPr>
           <w:p>
             <w:pPr>
@@ -3701,6 +4239,13 @@
         <w:tc>
           <w:tcPr>
             <w:shd w:fill="b7b7b7" w:val="clear"/>
+            <w:tcMar>
+              <w:top w:w="100.0" w:type="dxa"/>
+              <w:left w:w="100.0" w:type="dxa"/>
+              <w:bottom w:w="100.0" w:type="dxa"/>
+              <w:right w:w="100.0" w:type="dxa"/>
+            </w:tcMar>
+            <w:vAlign w:val="top"/>
           </w:tcPr>
           <w:p>
             <w:pPr>
@@ -3728,6 +4273,13 @@
         <w:tc>
           <w:tcPr>
             <w:shd w:fill="b7b7b7" w:val="clear"/>
+            <w:tcMar>
+              <w:top w:w="100.0" w:type="dxa"/>
+              <w:left w:w="100.0" w:type="dxa"/>
+              <w:bottom w:w="100.0" w:type="dxa"/>
+              <w:right w:w="100.0" w:type="dxa"/>
+            </w:tcMar>
+            <w:vAlign w:val="top"/>
           </w:tcPr>
           <w:p>
             <w:pPr>
@@ -3756,10 +4308,19 @@
       <w:tr>
         <w:trPr>
           <w:cantSplit w:val="0"/>
-          <w:tblHeader w:val="0"/>
+          <w:tblHeader w:val="1"/>
         </w:trPr>
         <w:tc>
-          <w:tcPr/>
+          <w:tcPr>
+            <w:shd w:fill="auto" w:val="clear"/>
+            <w:tcMar>
+              <w:top w:w="100.0" w:type="dxa"/>
+              <w:left w:w="100.0" w:type="dxa"/>
+              <w:bottom w:w="100.0" w:type="dxa"/>
+              <w:right w:w="100.0" w:type="dxa"/>
+            </w:tcMar>
+            <w:vAlign w:val="top"/>
+          </w:tcPr>
           <w:p>
             <w:pPr>
               <w:widowControl w:val="0"/>
@@ -3780,12 +4341,21 @@
                 <w:szCs w:val="24"/>
                 <w:rtl w:val="0"/>
               </w:rPr>
-              <w:t xml:space="preserve">RFN 02.01 -  </w:t>
-            </w:r>
-          </w:p>
-        </w:tc>
-        <w:tc>
-          <w:tcPr/>
+              <w:t xml:space="preserve">A API de consulta de geolocalização do GPS deve ter precição de raio inferior a 50 metros.</w:t>
+            </w:r>
+          </w:p>
+        </w:tc>
+        <w:tc>
+          <w:tcPr>
+            <w:shd w:fill="auto" w:val="clear"/>
+            <w:tcMar>
+              <w:top w:w="100.0" w:type="dxa"/>
+              <w:left w:w="100.0" w:type="dxa"/>
+              <w:bottom w:w="100.0" w:type="dxa"/>
+              <w:right w:w="100.0" w:type="dxa"/>
+            </w:tcMar>
+            <w:vAlign w:val="top"/>
+          </w:tcPr>
           <w:p>
             <w:pPr>
               <w:widowControl w:val="0"/>
@@ -3800,13 +4370,8 @@
             </w:pPr>
             <w:r>
               <w:rPr>
-                <w:b w:val="1"/>
-                <w:bCs w:val="1"/>
-                <w:sz w:val="24"/>
-                <w:szCs w:val="24"/>
-                <w:rtl w:val="0"/>
-              </w:rPr>
-              <w:t xml:space="preserve">O processamento da matriz de combinação entre a despensa e o banco de receitas deve rodar em no máximo 1,5 segundos.</w:t>
+                <w:rtl w:val="0"/>
+              </w:rPr>
             </w:r>
           </w:p>
           <w:p>
@@ -3829,7 +4394,16 @@
           </w:p>
         </w:tc>
         <w:tc>
-          <w:tcPr/>
+          <w:tcPr>
+            <w:shd w:fill="auto" w:val="clear"/>
+            <w:tcMar>
+              <w:top w:w="100.0" w:type="dxa"/>
+              <w:left w:w="100.0" w:type="dxa"/>
+              <w:bottom w:w="100.0" w:type="dxa"/>
+              <w:right w:w="100.0" w:type="dxa"/>
+            </w:tcMar>
+            <w:vAlign w:val="top"/>
+          </w:tcPr>
           <w:p>
             <w:pPr>
               <w:widowControl w:val="0"/>
@@ -3850,12 +4424,21 @@
                 <w:szCs w:val="24"/>
                 <w:rtl w:val="0"/>
               </w:rPr>
-              <w:t xml:space="preserve">Logística/Comerce</w:t>
-            </w:r>
-          </w:p>
-        </w:tc>
-        <w:tc>
-          <w:tcPr/>
+              <w:t xml:space="preserve">logistica / E-commerce</w:t>
+            </w:r>
+          </w:p>
+        </w:tc>
+        <w:tc>
+          <w:tcPr>
+            <w:shd w:fill="auto" w:val="clear"/>
+            <w:tcMar>
+              <w:top w:w="100.0" w:type="dxa"/>
+              <w:left w:w="100.0" w:type="dxa"/>
+              <w:bottom w:w="100.0" w:type="dxa"/>
+              <w:right w:w="100.0" w:type="dxa"/>
+            </w:tcMar>
+            <w:vAlign w:val="top"/>
+          </w:tcPr>
           <w:p>
             <w:pPr>
               <w:widowControl w:val="0"/>
@@ -3876,12 +4459,21 @@
                 <w:szCs w:val="24"/>
                 <w:rtl w:val="0"/>
               </w:rPr>
-              <w:t xml:space="preserve">Nao</w:t>
-            </w:r>
-          </w:p>
-        </w:tc>
-        <w:tc>
-          <w:tcPr/>
+              <w:t xml:space="preserve">nao</w:t>
+            </w:r>
+          </w:p>
+        </w:tc>
+        <w:tc>
+          <w:tcPr>
+            <w:shd w:fill="auto" w:val="clear"/>
+            <w:tcMar>
+              <w:top w:w="100.0" w:type="dxa"/>
+              <w:left w:w="100.0" w:type="dxa"/>
+              <w:bottom w:w="100.0" w:type="dxa"/>
+              <w:right w:w="100.0" w:type="dxa"/>
+            </w:tcMar>
+            <w:vAlign w:val="top"/>
+          </w:tcPr>
           <w:p>
             <w:pPr>
               <w:widowControl w:val="0"/>
@@ -3902,7 +4494,7 @@
                 <w:szCs w:val="24"/>
                 <w:rtl w:val="0"/>
               </w:rPr>
-              <w:t xml:space="preserve">Sim</w:t>
+              <w:t xml:space="preserve">sim</w:t>
             </w:r>
           </w:p>
         </w:tc>
@@ -3912,10 +4504,7 @@
       <w:pPr>
         <w:spacing w:line="360" w:lineRule="auto"/>
         <w:jc w:val="both"/>
-        <w:rPr>
-          <w:sz w:val="24"/>
-          <w:szCs w:val="24"/>
-        </w:rPr>
+        <w:rPr/>
       </w:pPr>
       <w:r>
         <w:rPr>
@@ -3955,177 +4544,117 @@
     </w:p>
     <w:p>
       <w:pPr>
-        <w:rPr/>
-      </w:pPr>
-      <w:r>
-        <w:rPr>
-          <w:rtl w:val="0"/>
-        </w:rPr>
-      </w:r>
-    </w:p>
-    <w:p>
-      <w:pPr>
-        <w:rPr/>
-      </w:pPr>
-      <w:r>
-        <w:rPr>
-          <w:rtl w:val="0"/>
-        </w:rPr>
-      </w:r>
-    </w:p>
-    <w:p>
-      <w:pPr>
-        <w:rPr/>
-      </w:pPr>
-      <w:r>
-        <w:rPr>
-          <w:rtl w:val="0"/>
-        </w:rPr>
-      </w:r>
-    </w:p>
-    <w:p>
-      <w:pPr>
-        <w:rPr/>
-      </w:pPr>
-      <w:r>
-        <w:rPr>
-          <w:rtl w:val="0"/>
-        </w:rPr>
-      </w:r>
-    </w:p>
-    <w:p>
-      <w:pPr>
-        <w:rPr/>
-      </w:pPr>
-      <w:r>
-        <w:rPr>
-          <w:rtl w:val="0"/>
-        </w:rPr>
-      </w:r>
-    </w:p>
-    <w:p>
-      <w:pPr>
-        <w:rPr/>
-      </w:pPr>
-      <w:r>
-        <w:rPr>
-          <w:rtl w:val="0"/>
-        </w:rPr>
-      </w:r>
-    </w:p>
-    <w:p>
-      <w:pPr>
-        <w:rPr/>
-      </w:pPr>
-      <w:r>
-        <w:rPr>
-          <w:rtl w:val="0"/>
-        </w:rPr>
-      </w:r>
-    </w:p>
-    <w:p>
-      <w:pPr>
-        <w:rPr/>
-      </w:pPr>
-      <w:r>
-        <w:rPr>
-          <w:rtl w:val="0"/>
-        </w:rPr>
-      </w:r>
-    </w:p>
-    <w:p>
-      <w:pPr>
-        <w:rPr/>
-      </w:pPr>
-      <w:r>
-        <w:rPr>
-          <w:rtl w:val="0"/>
-        </w:rPr>
-      </w:r>
-    </w:p>
-    <w:p>
-      <w:pPr>
-        <w:rPr/>
-      </w:pPr>
-      <w:r>
-        <w:rPr>
-          <w:rtl w:val="0"/>
-        </w:rPr>
-      </w:r>
-    </w:p>
-    <w:p>
-      <w:pPr>
-        <w:rPr/>
-      </w:pPr>
-      <w:r>
-        <w:rPr>
-          <w:rtl w:val="0"/>
-        </w:rPr>
-      </w:r>
-    </w:p>
-    <w:p>
-      <w:pPr>
-        <w:rPr/>
-      </w:pPr>
-      <w:r>
-        <w:rPr>
-          <w:rtl w:val="0"/>
-        </w:rPr>
-      </w:r>
-    </w:p>
-    <w:p>
-      <w:pPr>
-        <w:rPr/>
-      </w:pPr>
-      <w:r>
-        <w:rPr>
-          <w:rtl w:val="0"/>
-        </w:rPr>
-      </w:r>
-    </w:p>
-    <w:p>
-      <w:pPr>
-        <w:rPr/>
-      </w:pPr>
-      <w:r>
-        <w:rPr>
-          <w:rtl w:val="0"/>
-        </w:rPr>
-      </w:r>
-    </w:p>
-    <w:p>
-      <w:pPr>
-        <w:rPr/>
-      </w:pPr>
-      <w:r>
-        <w:rPr>
-          <w:rtl w:val="0"/>
-        </w:rPr>
-      </w:r>
-    </w:p>
-    <w:p>
-      <w:pPr>
-        <w:rPr/>
-      </w:pPr>
-      <w:r>
-        <w:rPr>
-          <w:rtl w:val="0"/>
-        </w:rPr>
-      </w:r>
-    </w:p>
-    <w:p>
-      <w:pPr>
-        <w:rPr/>
-      </w:pPr>
-      <w:r>
-        <w:rPr>
-          <w:rtl w:val="0"/>
-        </w:rPr>
-      </w:r>
-    </w:p>
-    <w:p>
-      <w:pPr>
-        <w:rPr/>
+        <w:spacing w:line="360" w:lineRule="auto"/>
+        <w:jc w:val="both"/>
+        <w:rPr>
+          <w:sz w:val="24"/>
+          <w:szCs w:val="24"/>
+        </w:rPr>
+      </w:pPr>
+      <w:r>
+        <w:rPr>
+          <w:rtl w:val="0"/>
+        </w:rPr>
+      </w:r>
+    </w:p>
+    <w:p>
+      <w:pPr>
+        <w:spacing w:line="360" w:lineRule="auto"/>
+        <w:jc w:val="both"/>
+        <w:rPr>
+          <w:sz w:val="24"/>
+          <w:szCs w:val="24"/>
+        </w:rPr>
+      </w:pPr>
+      <w:r>
+        <w:rPr>
+          <w:rtl w:val="0"/>
+        </w:rPr>
+      </w:r>
+    </w:p>
+    <w:p>
+      <w:pPr>
+        <w:spacing w:line="360" w:lineRule="auto"/>
+        <w:jc w:val="both"/>
+        <w:rPr>
+          <w:sz w:val="24"/>
+          <w:szCs w:val="24"/>
+        </w:rPr>
+      </w:pPr>
+      <w:r>
+        <w:rPr>
+          <w:rtl w:val="0"/>
+        </w:rPr>
+      </w:r>
+    </w:p>
+    <w:p>
+      <w:pPr>
+        <w:spacing w:line="360" w:lineRule="auto"/>
+        <w:jc w:val="both"/>
+        <w:rPr>
+          <w:sz w:val="24"/>
+          <w:szCs w:val="24"/>
+        </w:rPr>
+      </w:pPr>
+      <w:r>
+        <w:rPr>
+          <w:rtl w:val="0"/>
+        </w:rPr>
+      </w:r>
+    </w:p>
+    <w:p>
+      <w:pPr>
+        <w:spacing w:line="360" w:lineRule="auto"/>
+        <w:jc w:val="both"/>
+        <w:rPr>
+          <w:sz w:val="24"/>
+          <w:szCs w:val="24"/>
+        </w:rPr>
+      </w:pPr>
+      <w:r>
+        <w:rPr>
+          <w:rtl w:val="0"/>
+        </w:rPr>
+      </w:r>
+    </w:p>
+    <w:p>
+      <w:pPr>
+        <w:spacing w:line="360" w:lineRule="auto"/>
+        <w:jc w:val="both"/>
+        <w:rPr>
+          <w:sz w:val="24"/>
+          <w:szCs w:val="24"/>
+        </w:rPr>
+      </w:pPr>
+      <w:r>
+        <w:rPr>
+          <w:rtl w:val="0"/>
+        </w:rPr>
+      </w:r>
+    </w:p>
+    <w:p>
+      <w:pPr>
+        <w:spacing w:line="360" w:lineRule="auto"/>
+        <w:jc w:val="both"/>
+        <w:rPr>
+          <w:sz w:val="24"/>
+          <w:szCs w:val="24"/>
+        </w:rPr>
+      </w:pPr>
+      <w:r>
+        <w:rPr>
+          <w:rtl w:val="0"/>
+        </w:rPr>
+      </w:r>
+    </w:p>
+    <w:p>
+      <w:pPr>
+        <w:spacing w:line="360" w:lineRule="auto"/>
+        <w:jc w:val="both"/>
+        <w:rPr>
+          <w:sz w:val="24"/>
+          <w:szCs w:val="24"/>
+        </w:rPr>
       </w:pPr>
       <w:r>
         <w:rPr>
@@ -4150,8 +4679,8 @@
     </w:p>
     <w:tbl>
       <w:tblPr>
-        <w:tblStyle w:val="Table3"/>
-        <w:tblW w:w="14025.0" w:type="dxa"/>
+        <w:tblStyle w:val="Table4"/>
+        <w:tblW w:w="12285.0" w:type="dxa"/>
         <w:jc w:val="left"/>
         <w:tblBorders>
           <w:top w:color="000000" w:space="0" w:sz="8" w:val="single"/>
@@ -4165,30 +4694,27 @@
         <w:tblLook w:val="0600"/>
       </w:tblPr>
       <w:tblGrid>
-        <w:gridCol w:w="3705"/>
-        <w:gridCol w:w="4590"/>
-        <w:gridCol w:w="1995"/>
-        <w:gridCol w:w="1920"/>
-        <w:gridCol w:w="1815"/>
+        <w:gridCol w:w="3180"/>
+        <w:gridCol w:w="4785"/>
+        <w:gridCol w:w="1980"/>
+        <w:gridCol w:w="2340"/>
         <w:tblGridChange w:id="0">
           <w:tblGrid>
-            <w:gridCol w:w="3705"/>
-            <w:gridCol w:w="4590"/>
-            <w:gridCol w:w="1995"/>
-            <w:gridCol w:w="1920"/>
-            <w:gridCol w:w="1815"/>
+            <w:gridCol w:w="3180"/>
+            <w:gridCol w:w="4785"/>
+            <w:gridCol w:w="1980"/>
+            <w:gridCol w:w="2340"/>
           </w:tblGrid>
         </w:tblGridChange>
       </w:tblGrid>
       <w:tr>
         <w:trPr>
           <w:cantSplit w:val="0"/>
-          <w:trHeight w:val="458.96484375" w:hRule="atLeast"/>
           <w:tblHeader w:val="0"/>
         </w:trPr>
         <w:tc>
           <w:tcPr>
-            <w:gridSpan w:val="3"/>
+            <w:gridSpan w:val="2"/>
             <w:shd w:fill="b7b7b7" w:val="clear"/>
             <w:tcMar>
               <w:top w:w="100.0" w:type="dxa"/>
@@ -4217,7 +4743,7 @@
                 <w:szCs w:val="24"/>
                 <w:rtl w:val="0"/>
               </w:rPr>
-              <w:t xml:space="preserve">RF03 -                             Localização de Mercados e Compra Expressa</w:t>
+              <w:t xml:space="preserve">RF04 -                                            Gestão de Parcerias e Descontos</w:t>
             </w:r>
           </w:p>
         </w:tc>
@@ -4298,7 +4824,7 @@
         </w:trPr>
         <w:tc>
           <w:tcPr>
-            <w:gridSpan w:val="5"/>
+            <w:gridSpan w:val="4"/>
             <w:shd w:fill="auto" w:val="clear"/>
             <w:tcMar>
               <w:top w:w="100.0" w:type="dxa"/>
@@ -4328,30 +4854,7 @@
                 <w:szCs w:val="24"/>
                 <w:rtl w:val="0"/>
               </w:rPr>
-              <w:t xml:space="preserve">Descrição:O sistema deve permitir o cadastro de usuários e a gestão de sua despensa virtual, possibilitando</w:t>
-            </w:r>
-          </w:p>
-          <w:p>
-            <w:pPr>
-              <w:widowControl w:val="0"/>
-              <w:spacing w:line="240" w:lineRule="auto"/>
-              <w:jc w:val="both"/>
-              <w:rPr>
-                <w:b w:val="1"/>
-                <w:bCs w:val="1"/>
-                <w:sz w:val="24"/>
-                <w:szCs w:val="24"/>
-              </w:rPr>
-            </w:pPr>
-            <w:r>
-              <w:rPr>
-                <w:b w:val="1"/>
-                <w:bCs w:val="1"/>
-                <w:sz w:val="24"/>
-                <w:szCs w:val="24"/>
-                <w:rtl w:val="0"/>
-              </w:rPr>
-              <w:t xml:space="preserve">adicionar e remover ingredientes para o cruzamento de receitas.</w:t>
+              <w:t xml:space="preserve">Descrição: O sistema deve permitir o credenciamento de supermercados e realizar a validação e abatimento de cupons de desconto no valor total dos itens.</w:t>
             </w:r>
           </w:p>
           <w:p>
@@ -4382,7 +4885,7 @@
         </w:trPr>
         <w:tc>
           <w:tcPr>
-            <w:gridSpan w:val="5"/>
+            <w:gridSpan w:val="4"/>
             <w:shd w:fill="b7b7b7" w:val="clear"/>
             <w:tcMar>
               <w:top w:w="100.0" w:type="dxa"/>
@@ -4419,6 +4922,7 @@
       <w:tr>
         <w:trPr>
           <w:cantSplit w:val="0"/>
+          <w:trHeight w:val="440" w:hRule="atLeast"/>
           <w:tblHeader w:val="0"/>
         </w:trPr>
         <w:tc>
@@ -4452,41 +4956,7 @@
                 <w:szCs w:val="24"/>
                 <w:rtl w:val="0"/>
               </w:rPr>
-              <w:t xml:space="preserve">Nome</w:t>
-            </w:r>
-          </w:p>
-        </w:tc>
-        <w:tc>
-          <w:tcPr>
-            <w:shd w:fill="b7b7b7" w:val="clear"/>
-            <w:tcMar>
-              <w:top w:w="100.0" w:type="dxa"/>
-              <w:left w:w="100.0" w:type="dxa"/>
-              <w:bottom w:w="100.0" w:type="dxa"/>
-              <w:right w:w="100.0" w:type="dxa"/>
-            </w:tcMar>
-            <w:vAlign w:val="top"/>
-          </w:tcPr>
-          <w:p>
-            <w:pPr>
-              <w:widowControl w:val="0"/>
-              <w:spacing w:line="240" w:lineRule="auto"/>
-              <w:rPr>
-                <w:b w:val="1"/>
-                <w:bCs w:val="1"/>
-                <w:sz w:val="24"/>
-                <w:szCs w:val="24"/>
-              </w:rPr>
-            </w:pPr>
-            <w:r>
-              <w:rPr>
-                <w:b w:val="1"/>
-                <w:bCs w:val="1"/>
-                <w:sz w:val="24"/>
-                <w:szCs w:val="24"/>
-                <w:rtl w:val="0"/>
-              </w:rPr>
-              <w:t xml:space="preserve">Restrição</w:t>
+              <w:t xml:space="preserve">RFN 04.01 </w:t>
             </w:r>
           </w:p>
         </w:tc>
@@ -4596,6 +5066,7 @@
       <w:tr>
         <w:trPr>
           <w:cantSplit w:val="0"/>
+          <w:trHeight w:val="440" w:hRule="atLeast"/>
           <w:tblHeader w:val="0"/>
         </w:trPr>
         <w:tc>
@@ -4629,7 +5100,48 @@
                 <w:szCs w:val="24"/>
                 <w:rtl w:val="0"/>
               </w:rPr>
-              <w:t xml:space="preserve">RFN 01.01 -  </w:t>
+              <w:t xml:space="preserve"> A validação e cálculo do desconto do cupom na sacola de compras deve levar menos de 500</w:t>
+            </w:r>
+          </w:p>
+          <w:p>
+            <w:pPr>
+              <w:widowControl w:val="0"/>
+              <w:spacing w:line="240" w:lineRule="auto"/>
+              <w:jc w:val="both"/>
+              <w:rPr>
+                <w:b w:val="1"/>
+                <w:bCs w:val="1"/>
+                <w:sz w:val="24"/>
+                <w:szCs w:val="24"/>
+              </w:rPr>
+            </w:pPr>
+            <w:r>
+              <w:rPr>
+                <w:b w:val="1"/>
+                <w:bCs w:val="1"/>
+                <w:sz w:val="24"/>
+                <w:szCs w:val="24"/>
+                <w:rtl w:val="0"/>
+              </w:rPr>
+              <w:t xml:space="preserve">milissegundos.</w:t>
+            </w:r>
+          </w:p>
+          <w:p>
+            <w:pPr>
+              <w:widowControl w:val="0"/>
+              <w:spacing w:line="240" w:lineRule="auto"/>
+              <w:jc w:val="both"/>
+              <w:rPr>
+                <w:b w:val="1"/>
+                <w:bCs w:val="1"/>
+                <w:sz w:val="24"/>
+                <w:szCs w:val="24"/>
+              </w:rPr>
+            </w:pPr>
+            <w:r>
+              <w:rPr>
+                <w:rtl w:val="0"/>
+              </w:rPr>
             </w:r>
           </w:p>
         </w:tc>
@@ -4648,41 +5160,23 @@
             <w:pPr>
               <w:widowControl w:val="0"/>
               <w:spacing w:line="240" w:lineRule="auto"/>
-              <w:jc w:val="both"/>
-              <w:rPr>
-                <w:b w:val="1"/>
-                <w:bCs w:val="1"/>
-                <w:sz w:val="24"/>
-                <w:szCs w:val="24"/>
-              </w:rPr>
-            </w:pPr>
-            <w:r>
-              <w:rPr>
-                <w:b w:val="1"/>
-                <w:bCs w:val="1"/>
-                <w:sz w:val="24"/>
-                <w:szCs w:val="24"/>
-                <w:rtl w:val="0"/>
-              </w:rPr>
-              <w:t xml:space="preserve">Os dados pessoais (CPF, e-mail) devem ser armazenados com criptografia AES-256 em conformidade com a LGPD.</w:t>
-            </w:r>
-          </w:p>
-          <w:p>
-            <w:pPr>
-              <w:widowControl w:val="0"/>
-              <w:spacing w:line="240" w:lineRule="auto"/>
-              <w:jc w:val="both"/>
-              <w:rPr>
-                <w:b w:val="1"/>
-                <w:bCs w:val="1"/>
-                <w:sz w:val="24"/>
-                <w:szCs w:val="24"/>
-              </w:rPr>
-            </w:pPr>
-            <w:r>
-              <w:rPr>
-                <w:rtl w:val="0"/>
-              </w:rPr>
+              <w:jc w:val="center"/>
+              <w:rPr>
+                <w:b w:val="1"/>
+                <w:bCs w:val="1"/>
+                <w:sz w:val="24"/>
+                <w:szCs w:val="24"/>
+              </w:rPr>
+            </w:pPr>
+            <w:r>
+              <w:rPr>
+                <w:b w:val="1"/>
+                <w:bCs w:val="1"/>
+                <w:sz w:val="24"/>
+                <w:szCs w:val="24"/>
+                <w:rtl w:val="0"/>
+              </w:rPr>
+              <w:t xml:space="preserve">Comercial / Financeiro</w:t>
             </w:r>
           </w:p>
         </w:tc>
@@ -4717,7 +5211,7 @@
                 <w:szCs w:val="24"/>
                 <w:rtl w:val="0"/>
               </w:rPr>
-              <w:t xml:space="preserve">Cadastro/Usabilidade</w:t>
+              <w:t xml:space="preserve">sim</w:t>
             </w:r>
           </w:p>
         </w:tc>
@@ -4752,226 +5246,7 @@
                 <w:szCs w:val="24"/>
                 <w:rtl w:val="0"/>
               </w:rPr>
-              <w:t xml:space="preserve">nao</w:t>
-            </w:r>
-          </w:p>
-        </w:tc>
-        <w:tc>
-          <w:tcPr>
-            <w:shd w:fill="auto" w:val="clear"/>
-            <w:tcMar>
-              <w:top w:w="100.0" w:type="dxa"/>
-              <w:left w:w="100.0" w:type="dxa"/>
-              <w:bottom w:w="100.0" w:type="dxa"/>
-              <w:right w:w="100.0" w:type="dxa"/>
-            </w:tcMar>
-            <w:vAlign w:val="top"/>
-          </w:tcPr>
-          <w:p>
-            <w:pPr>
-              <w:widowControl w:val="0"/>
-              <w:spacing w:line="240" w:lineRule="auto"/>
-              <w:jc w:val="center"/>
-              <w:rPr>
-                <w:b w:val="1"/>
-                <w:bCs w:val="1"/>
-                <w:sz w:val="24"/>
-                <w:szCs w:val="24"/>
-              </w:rPr>
-            </w:pPr>
-            <w:r>
-              <w:rPr>
-                <w:b w:val="1"/>
-                <w:bCs w:val="1"/>
-                <w:sz w:val="24"/>
-                <w:szCs w:val="24"/>
-                <w:rtl w:val="0"/>
-              </w:rPr>
               <w:t xml:space="preserve">sim</w:t>
-            </w:r>
-          </w:p>
-        </w:tc>
-      </w:tr>
-      <w:tr>
-        <w:trPr>
-          <w:cantSplit w:val="0"/>
-          <w:tblHeader w:val="0"/>
-        </w:trPr>
-        <w:tc>
-          <w:tcPr>
-            <w:shd w:fill="auto" w:val="clear"/>
-            <w:tcMar>
-              <w:top w:w="100.0" w:type="dxa"/>
-              <w:left w:w="100.0" w:type="dxa"/>
-              <w:bottom w:w="100.0" w:type="dxa"/>
-              <w:right w:w="100.0" w:type="dxa"/>
-            </w:tcMar>
-            <w:vAlign w:val="top"/>
-          </w:tcPr>
-          <w:p>
-            <w:pPr>
-              <w:widowControl w:val="0"/>
-              <w:spacing w:line="240" w:lineRule="auto"/>
-              <w:jc w:val="both"/>
-              <w:rPr>
-                <w:b w:val="1"/>
-                <w:bCs w:val="1"/>
-                <w:sz w:val="24"/>
-                <w:szCs w:val="24"/>
-              </w:rPr>
-            </w:pPr>
-            <w:r>
-              <w:rPr>
-                <w:b w:val="1"/>
-                <w:bCs w:val="1"/>
-                <w:sz w:val="24"/>
-                <w:szCs w:val="24"/>
-                <w:rtl w:val="0"/>
-              </w:rPr>
-              <w:t xml:space="preserve">RFN 01.02 -</w:t>
-            </w:r>
-          </w:p>
-        </w:tc>
-        <w:tc>
-          <w:tcPr>
-            <w:shd w:fill="auto" w:val="clear"/>
-            <w:tcMar>
-              <w:top w:w="100.0" w:type="dxa"/>
-              <w:left w:w="100.0" w:type="dxa"/>
-              <w:bottom w:w="100.0" w:type="dxa"/>
-              <w:right w:w="100.0" w:type="dxa"/>
-            </w:tcMar>
-            <w:vAlign w:val="top"/>
-          </w:tcPr>
-          <w:p>
-            <w:pPr>
-              <w:widowControl w:val="0"/>
-              <w:spacing w:line="240" w:lineRule="auto"/>
-              <w:jc w:val="both"/>
-              <w:rPr>
-                <w:b w:val="1"/>
-                <w:bCs w:val="1"/>
-                <w:sz w:val="24"/>
-                <w:szCs w:val="24"/>
-              </w:rPr>
-            </w:pPr>
-            <w:r>
-              <w:rPr>
-                <w:b w:val="1"/>
-                <w:bCs w:val="1"/>
-                <w:sz w:val="24"/>
-                <w:szCs w:val="24"/>
-                <w:rtl w:val="0"/>
-              </w:rPr>
-              <w:t xml:space="preserve">A busca e adição autocompletada de novos ingredientes na despensa deve responder em no máximo 300 milissegundos</w:t>
-            </w:r>
-          </w:p>
-          <w:p>
-            <w:pPr>
-              <w:widowControl w:val="0"/>
-              <w:spacing w:line="240" w:lineRule="auto"/>
-              <w:jc w:val="both"/>
-              <w:rPr>
-                <w:b w:val="1"/>
-                <w:bCs w:val="1"/>
-                <w:sz w:val="24"/>
-                <w:szCs w:val="24"/>
-              </w:rPr>
-            </w:pPr>
-            <w:r>
-              <w:rPr>
-                <w:rtl w:val="0"/>
-              </w:rPr>
-            </w:r>
-          </w:p>
-        </w:tc>
-        <w:tc>
-          <w:tcPr>
-            <w:shd w:fill="auto" w:val="clear"/>
-            <w:tcMar>
-              <w:top w:w="100.0" w:type="dxa"/>
-              <w:left w:w="100.0" w:type="dxa"/>
-              <w:bottom w:w="100.0" w:type="dxa"/>
-              <w:right w:w="100.0" w:type="dxa"/>
-            </w:tcMar>
-            <w:vAlign w:val="top"/>
-          </w:tcPr>
-          <w:p>
-            <w:pPr>
-              <w:widowControl w:val="0"/>
-              <w:spacing w:line="240" w:lineRule="auto"/>
-              <w:jc w:val="center"/>
-              <w:rPr>
-                <w:b w:val="1"/>
-                <w:bCs w:val="1"/>
-                <w:sz w:val="24"/>
-                <w:szCs w:val="24"/>
-              </w:rPr>
-            </w:pPr>
-            <w:r>
-              <w:rPr>
-                <w:rtl w:val="0"/>
-              </w:rPr>
-            </w:r>
-          </w:p>
-        </w:tc>
-        <w:tc>
-          <w:tcPr>
-            <w:shd w:fill="auto" w:val="clear"/>
-            <w:tcMar>
-              <w:top w:w="100.0" w:type="dxa"/>
-              <w:left w:w="100.0" w:type="dxa"/>
-              <w:bottom w:w="100.0" w:type="dxa"/>
-              <w:right w:w="100.0" w:type="dxa"/>
-            </w:tcMar>
-            <w:vAlign w:val="top"/>
-          </w:tcPr>
-          <w:p>
-            <w:pPr>
-              <w:widowControl w:val="0"/>
-              <w:spacing w:line="240" w:lineRule="auto"/>
-              <w:jc w:val="center"/>
-              <w:rPr>
-                <w:b w:val="1"/>
-                <w:bCs w:val="1"/>
-                <w:sz w:val="24"/>
-                <w:szCs w:val="24"/>
-              </w:rPr>
-            </w:pPr>
-            <w:r>
-              <w:rPr>
-                <w:rtl w:val="0"/>
-              </w:rPr>
-            </w:r>
-          </w:p>
-        </w:tc>
-        <w:tc>
-          <w:tcPr>
-            <w:shd w:fill="auto" w:val="clear"/>
-            <w:tcMar>
-              <w:top w:w="100.0" w:type="dxa"/>
-              <w:left w:w="100.0" w:type="dxa"/>
-              <w:bottom w:w="100.0" w:type="dxa"/>
-              <w:right w:w="100.0" w:type="dxa"/>
-            </w:tcMar>
-            <w:vAlign w:val="top"/>
-          </w:tcPr>
-          <w:p>
-            <w:pPr>
-              <w:widowControl w:val="0"/>
-              <w:spacing w:line="240" w:lineRule="auto"/>
-              <w:jc w:val="center"/>
-              <w:rPr>
-                <w:b w:val="1"/>
-                <w:bCs w:val="1"/>
-                <w:sz w:val="24"/>
-                <w:szCs w:val="24"/>
-              </w:rPr>
-            </w:pPr>
-            <w:r>
-              <w:rPr>
-                <w:rtl w:val="0"/>
-              </w:rPr>
             </w:r>
           </w:p>
         </w:tc>
@@ -5041,6 +5316,42 @@
       <w:pPr>
         <w:spacing w:line="360" w:lineRule="auto"/>
         <w:jc w:val="both"/>
+        <w:rPr/>
+      </w:pPr>
+      <w:r>
+        <w:rPr>
+          <w:rtl w:val="0"/>
+        </w:rPr>
+      </w:r>
+    </w:p>
+    <w:p>
+      <w:pPr>
+        <w:spacing w:line="360" w:lineRule="auto"/>
+        <w:jc w:val="both"/>
+        <w:rPr/>
+      </w:pPr>
+      <w:r>
+        <w:rPr>
+          <w:rtl w:val="0"/>
+        </w:rPr>
+      </w:r>
+    </w:p>
+    <w:p>
+      <w:pPr>
+        <w:spacing w:line="360" w:lineRule="auto"/>
+        <w:jc w:val="both"/>
+        <w:rPr/>
+      </w:pPr>
+      <w:r>
+        <w:rPr>
+          <w:rtl w:val="0"/>
+        </w:rPr>
+      </w:r>
+    </w:p>
+    <w:p>
+      <w:pPr>
+        <w:spacing w:line="360" w:lineRule="auto"/>
+        <w:jc w:val="both"/>
         <w:rPr>
           <w:sz w:val="24"/>
           <w:szCs w:val="24"/>
@@ -5054,8 +5365,8 @@
     </w:p>
     <w:tbl>
       <w:tblPr>
-        <w:tblStyle w:val="Table4"/>
-        <w:tblW w:w="13350.0" w:type="dxa"/>
+        <w:tblStyle w:val="Table5"/>
+        <w:tblW w:w="12045.0" w:type="dxa"/>
         <w:jc w:val="left"/>
         <w:tblBorders>
           <w:top w:color="000000" w:space="0" w:sz="8" w:val="single"/>
@@ -5069,16 +5380,16 @@
         <w:tblLook w:val="0600"/>
       </w:tblPr>
       <w:tblGrid>
-        <w:gridCol w:w="3705"/>
-        <w:gridCol w:w="4740"/>
-        <w:gridCol w:w="2415"/>
-        <w:gridCol w:w="2490"/>
+        <w:gridCol w:w="3330"/>
+        <w:gridCol w:w="4380"/>
+        <w:gridCol w:w="2145"/>
+        <w:gridCol w:w="2190"/>
         <w:tblGridChange w:id="0">
           <w:tblGrid>
-            <w:gridCol w:w="3705"/>
-            <w:gridCol w:w="4740"/>
-            <w:gridCol w:w="2415"/>
-            <w:gridCol w:w="2490"/>
+            <w:gridCol w:w="3330"/>
+            <w:gridCol w:w="4380"/>
+            <w:gridCol w:w="2145"/>
+            <w:gridCol w:w="2190"/>
           </w:tblGrid>
         </w:tblGridChange>
       </w:tblGrid>
@@ -5118,7 +5429,7 @@
                 <w:szCs w:val="24"/>
                 <w:rtl w:val="0"/>
               </w:rPr>
-              <w:t xml:space="preserve">RF04 -                                            Gestão de Parcerias e Descontos</w:t>
+              <w:t xml:space="preserve">RF05-                  Roteamentos logísticos para entrega</w:t>
             </w:r>
           </w:p>
         </w:tc>
@@ -5152,7 +5463,7 @@
                 <w:szCs w:val="24"/>
                 <w:rtl w:val="0"/>
               </w:rPr>
-              <w:t xml:space="preserve">Evidente ( X )</w:t>
+              <w:t xml:space="preserve">Evidente (  )</w:t>
             </w:r>
           </w:p>
         </w:tc>
@@ -5186,7 +5497,7 @@
                 <w:szCs w:val="24"/>
                 <w:rtl w:val="0"/>
               </w:rPr>
-              <w:t xml:space="preserve">Oculto (     )</w:t>
+              <w:t xml:space="preserve">Oculto ( X )</w:t>
             </w:r>
           </w:p>
         </w:tc>
@@ -5229,30 +5540,7 @@
                 <w:szCs w:val="24"/>
                 <w:rtl w:val="0"/>
               </w:rPr>
-              <w:t xml:space="preserve">Descrição: O sistema deve permitir o credenciamento de supermercados e realizar a validação e abatimento de</w:t>
-            </w:r>
-          </w:p>
-          <w:p>
-            <w:pPr>
-              <w:widowControl w:val="0"/>
-              <w:spacing w:line="240" w:lineRule="auto"/>
-              <w:jc w:val="both"/>
-              <w:rPr>
-                <w:b w:val="1"/>
-                <w:bCs w:val="1"/>
-                <w:sz w:val="24"/>
-                <w:szCs w:val="24"/>
-              </w:rPr>
-            </w:pPr>
-            <w:r>
-              <w:rPr>
-                <w:b w:val="1"/>
-                <w:bCs w:val="1"/>
-                <w:sz w:val="24"/>
-                <w:szCs w:val="24"/>
-                <w:rtl w:val="0"/>
-              </w:rPr>
-              <w:t xml:space="preserve">cupons de desconto no valor total dos itens.</w:t>
+              <w:t xml:space="preserve">Descrição:O sistema deve integrar-se a serviços de mapas para gerar a rota mais otimizada para o entregador até o endereço de entrega do cliente.</w:t>
             </w:r>
           </w:p>
           <w:p>
@@ -5354,7 +5642,7 @@
                 <w:szCs w:val="24"/>
                 <w:rtl w:val="0"/>
               </w:rPr>
-              <w:t xml:space="preserve">Nome</w:t>
+              <w:t xml:space="preserve">RFN 05.01:</w:t>
             </w:r>
           </w:p>
         </w:tc>
@@ -5498,7 +5786,7 @@
                 <w:szCs w:val="24"/>
                 <w:rtl w:val="0"/>
               </w:rPr>
-              <w:t xml:space="preserve">RFN 04.01 -  A validação e cálculo do desconto do cupom na sacola de compras deve levar menos de 500</w:t>
+              <w:t xml:space="preserve">A recalculagem dinâmica da rota em caso de desvio do motoboy deve responderem menos de 2,0 segundos</w:t>
             </w:r>
           </w:p>
           <w:p>
@@ -5515,13 +5803,8 @@
             </w:pPr>
             <w:r>
               <w:rPr>
-                <w:b w:val="1"/>
-                <w:bCs w:val="1"/>
-                <w:sz w:val="24"/>
-                <w:szCs w:val="24"/>
-                <w:rtl w:val="0"/>
-              </w:rPr>
-              <w:t xml:space="preserve">milissegundos.</w:t>
+                <w:rtl w:val="0"/>
+              </w:rPr>
             </w:r>
           </w:p>
           <w:p>
@@ -5542,6 +5825,24 @@
               </w:rPr>
             </w:r>
           </w:p>
+          <w:p>
+            <w:pPr>
+              <w:widowControl w:val="0"/>
+              <w:spacing w:line="240" w:lineRule="auto"/>
+              <w:jc w:val="both"/>
+              <w:rPr>
+                <w:b w:val="1"/>
+                <w:bCs w:val="1"/>
+                <w:sz w:val="24"/>
+                <w:szCs w:val="24"/>
+              </w:rPr>
+            </w:pPr>
+            <w:r>
+              <w:rPr>
+                <w:rtl w:val="0"/>
+              </w:rPr>
+            </w:r>
+          </w:p>
         </w:tc>
         <w:tc>
           <w:tcPr>
@@ -5574,7 +5875,7 @@
                 <w:szCs w:val="24"/>
                 <w:rtl w:val="0"/>
               </w:rPr>
-              <w:t xml:space="preserve">Comercial / Financeiro</w:t>
+              <w:t xml:space="preserve">Geolocalização / Logística</w:t>
             </w:r>
           </w:p>
         </w:tc>
@@ -5609,7 +5910,7 @@
                 <w:szCs w:val="24"/>
                 <w:rtl w:val="0"/>
               </w:rPr>
-              <w:t xml:space="preserve">nao</w:t>
+              <w:t xml:space="preserve">não</w:t>
             </w:r>
           </w:p>
         </w:tc>
@@ -5714,723 +6015,14 @@
       <w:pPr>
         <w:spacing w:line="360" w:lineRule="auto"/>
         <w:jc w:val="both"/>
-        <w:rPr>
-          <w:sz w:val="24"/>
-          <w:szCs w:val="24"/>
-        </w:rPr>
-      </w:pPr>
-      <w:r>
-        <w:rPr>
-          <w:rtl w:val="0"/>
-        </w:rPr>
-      </w:r>
-    </w:p>
-    <w:tbl>
-      <w:tblPr>
-        <w:tblStyle w:val="Table5"/>
-        <w:tblW w:w="13350.0" w:type="dxa"/>
-        <w:jc w:val="left"/>
-        <w:tblBorders>
-          <w:top w:color="000000" w:space="0" w:sz="8" w:val="single"/>
-          <w:left w:color="000000" w:space="0" w:sz="8" w:val="single"/>
-          <w:bottom w:color="000000" w:space="0" w:sz="8" w:val="single"/>
-          <w:right w:color="000000" w:space="0" w:sz="8" w:val="single"/>
-          <w:insideH w:color="000000" w:space="0" w:sz="8" w:val="single"/>
-          <w:insideV w:color="000000" w:space="0" w:sz="8" w:val="single"/>
-        </w:tblBorders>
-        <w:tblLayout w:type="fixed"/>
-        <w:tblLook w:val="0600"/>
-      </w:tblPr>
-      <w:tblGrid>
-        <w:gridCol w:w="3705"/>
-        <w:gridCol w:w="4740"/>
-        <w:gridCol w:w="2415"/>
-        <w:gridCol w:w="2490"/>
-        <w:tblGridChange w:id="0">
-          <w:tblGrid>
-            <w:gridCol w:w="3705"/>
-            <w:gridCol w:w="4740"/>
-            <w:gridCol w:w="2415"/>
-            <w:gridCol w:w="2490"/>
-          </w:tblGrid>
-        </w:tblGridChange>
-      </w:tblGrid>
-      <w:tr>
-        <w:trPr>
-          <w:cantSplit w:val="0"/>
-          <w:tblHeader w:val="0"/>
-        </w:trPr>
-        <w:tc>
-          <w:tcPr>
-            <w:gridSpan w:val="2"/>
-            <w:shd w:fill="b7b7b7" w:val="clear"/>
-            <w:tcMar>
-              <w:top w:w="100.0" w:type="dxa"/>
-              <w:left w:w="100.0" w:type="dxa"/>
-              <w:bottom w:w="100.0" w:type="dxa"/>
-              <w:right w:w="100.0" w:type="dxa"/>
-            </w:tcMar>
-            <w:vAlign w:val="top"/>
-          </w:tcPr>
-          <w:p>
-            <w:pPr>
-              <w:spacing w:line="360" w:lineRule="auto"/>
-              <w:jc w:val="both"/>
-              <w:rPr>
-                <w:b w:val="1"/>
-                <w:bCs w:val="1"/>
-                <w:sz w:val="24"/>
-                <w:szCs w:val="24"/>
-              </w:rPr>
-            </w:pPr>
-            <w:r>
-              <w:rPr>
-                <w:b w:val="1"/>
-                <w:bCs w:val="1"/>
-                <w:sz w:val="24"/>
-                <w:szCs w:val="24"/>
-                <w:rtl w:val="0"/>
-              </w:rPr>
-              <w:t xml:space="preserve">RF05-                  Roteamentos logisticos para entrega</w:t>
-            </w:r>
-          </w:p>
-        </w:tc>
-        <w:tc>
-          <w:tcPr>
-            <w:shd w:fill="auto" w:val="clear"/>
-            <w:tcMar>
-              <w:top w:w="100.0" w:type="dxa"/>
-              <w:left w:w="100.0" w:type="dxa"/>
-              <w:bottom w:w="100.0" w:type="dxa"/>
-              <w:right w:w="100.0" w:type="dxa"/>
-            </w:tcMar>
-            <w:vAlign w:val="top"/>
-          </w:tcPr>
-          <w:p>
-            <w:pPr>
-              <w:widowControl w:val="0"/>
-              <w:spacing w:line="240" w:lineRule="auto"/>
-              <w:rPr>
-                <w:b w:val="1"/>
-                <w:bCs w:val="1"/>
-                <w:sz w:val="24"/>
-                <w:szCs w:val="24"/>
-              </w:rPr>
-            </w:pPr>
-            <w:r>
-              <w:rPr>
-                <w:b w:val="1"/>
-                <w:bCs w:val="1"/>
-                <w:sz w:val="24"/>
-                <w:szCs w:val="24"/>
-                <w:rtl w:val="0"/>
-              </w:rPr>
-              <w:t xml:space="preserve">Evidente (  )</w:t>
-            </w:r>
-          </w:p>
-        </w:tc>
-        <w:tc>
-          <w:tcPr>
-            <w:shd w:fill="auto" w:val="clear"/>
-            <w:tcMar>
-              <w:top w:w="100.0" w:type="dxa"/>
-              <w:left w:w="100.0" w:type="dxa"/>
-              <w:bottom w:w="100.0" w:type="dxa"/>
-              <w:right w:w="100.0" w:type="dxa"/>
-            </w:tcMar>
-            <w:vAlign w:val="top"/>
-          </w:tcPr>
-          <w:p>
-            <w:pPr>
-              <w:widowControl w:val="0"/>
-              <w:spacing w:line="240" w:lineRule="auto"/>
-              <w:rPr>
-                <w:b w:val="1"/>
-                <w:bCs w:val="1"/>
-                <w:sz w:val="24"/>
-                <w:szCs w:val="24"/>
-              </w:rPr>
-            </w:pPr>
-            <w:r>
-              <w:rPr>
-                <w:b w:val="1"/>
-                <w:bCs w:val="1"/>
-                <w:sz w:val="24"/>
-                <w:szCs w:val="24"/>
-                <w:rtl w:val="0"/>
-              </w:rPr>
-              <w:t xml:space="preserve">Oculto ( X )</w:t>
-            </w:r>
-          </w:p>
-        </w:tc>
-      </w:tr>
-      <w:tr>
-        <w:trPr>
-          <w:cantSplit w:val="0"/>
-          <w:trHeight w:val="440" w:hRule="atLeast"/>
-          <w:tblHeader w:val="0"/>
-        </w:trPr>
-        <w:tc>
-          <w:tcPr>
-            <w:gridSpan w:val="4"/>
-            <w:shd w:fill="auto" w:val="clear"/>
-            <w:tcMar>
-              <w:top w:w="100.0" w:type="dxa"/>
-              <w:left w:w="100.0" w:type="dxa"/>
-              <w:bottom w:w="100.0" w:type="dxa"/>
-              <w:right w:w="100.0" w:type="dxa"/>
-            </w:tcMar>
-            <w:vAlign w:val="top"/>
-          </w:tcPr>
-          <w:p>
-            <w:pPr>
-              <w:widowControl w:val="0"/>
-              <w:spacing w:line="240" w:lineRule="auto"/>
-              <w:jc w:val="both"/>
-              <w:rPr>
-                <w:b w:val="1"/>
-                <w:bCs w:val="1"/>
-                <w:sz w:val="24"/>
-                <w:szCs w:val="24"/>
-              </w:rPr>
-            </w:pPr>
-            <w:r>
-              <w:rPr>
-                <w:b w:val="1"/>
-                <w:bCs w:val="1"/>
-                <w:sz w:val="24"/>
-                <w:szCs w:val="24"/>
-                <w:rtl w:val="0"/>
-              </w:rPr>
-              <w:t xml:space="preserve">Descrição:O sistema deve integrar-se a serviços de mapas para gerar a rota mais otimizada para o entregador</w:t>
-            </w:r>
-          </w:p>
-          <w:p>
-            <w:pPr>
-              <w:widowControl w:val="0"/>
-              <w:spacing w:line="240" w:lineRule="auto"/>
-              <w:jc w:val="both"/>
-              <w:rPr>
-                <w:b w:val="1"/>
-                <w:bCs w:val="1"/>
-                <w:sz w:val="24"/>
-                <w:szCs w:val="24"/>
-              </w:rPr>
-            </w:pPr>
-            <w:r>
-              <w:rPr>
-                <w:b w:val="1"/>
-                <w:bCs w:val="1"/>
-                <w:sz w:val="24"/>
-                <w:szCs w:val="24"/>
-                <w:rtl w:val="0"/>
-              </w:rPr>
-              <w:t xml:space="preserve">até o endereço de entrega do cliente.</w:t>
-            </w:r>
-          </w:p>
-          <w:p>
-            <w:pPr>
-              <w:widowControl w:val="0"/>
-              <w:spacing w:line="240" w:lineRule="auto"/>
-              <w:jc w:val="both"/>
-              <w:rPr>
-                <w:b w:val="1"/>
-                <w:bCs w:val="1"/>
-                <w:sz w:val="24"/>
-                <w:szCs w:val="24"/>
-              </w:rPr>
-            </w:pPr>
-            <w:r>
-              <w:rPr>
-                <w:rtl w:val="0"/>
-              </w:rPr>
-            </w:r>
-          </w:p>
-        </w:tc>
-      </w:tr>
-      <w:tr>
-        <w:trPr>
-          <w:cantSplit w:val="0"/>
-          <w:trHeight w:val="440" w:hRule="atLeast"/>
-          <w:tblHeader w:val="0"/>
-        </w:trPr>
-        <w:tc>
-          <w:tcPr>
-            <w:gridSpan w:val="4"/>
-            <w:shd w:fill="b7b7b7" w:val="clear"/>
-            <w:tcMar>
-              <w:top w:w="100.0" w:type="dxa"/>
-              <w:left w:w="100.0" w:type="dxa"/>
-              <w:bottom w:w="100.0" w:type="dxa"/>
-              <w:right w:w="100.0" w:type="dxa"/>
-            </w:tcMar>
-            <w:vAlign w:val="top"/>
-          </w:tcPr>
-          <w:p>
-            <w:pPr>
-              <w:widowControl w:val="0"/>
-              <w:spacing w:line="240" w:lineRule="auto"/>
-              <w:rPr>
-                <w:b w:val="1"/>
-                <w:bCs w:val="1"/>
-                <w:sz w:val="24"/>
-                <w:szCs w:val="24"/>
-              </w:rPr>
-            </w:pPr>
-            <w:r>
-              <w:rPr>
-                <w:b w:val="1"/>
-                <w:bCs w:val="1"/>
-                <w:sz w:val="24"/>
-                <w:szCs w:val="24"/>
-                <w:rtl w:val="0"/>
-              </w:rPr>
-              <w:t xml:space="preserve">Requisitos Não-Funcionais</w:t>
-            </w:r>
-          </w:p>
-        </w:tc>
-      </w:tr>
-      <w:tr>
-        <w:trPr>
-          <w:cantSplit w:val="0"/>
-          <w:trHeight w:val="440" w:hRule="atLeast"/>
-          <w:tblHeader w:val="0"/>
-        </w:trPr>
-        <w:tc>
-          <w:tcPr>
-            <w:shd w:fill="b7b7b7" w:val="clear"/>
-            <w:tcMar>
-              <w:top w:w="100.0" w:type="dxa"/>
-              <w:left w:w="100.0" w:type="dxa"/>
-              <w:bottom w:w="100.0" w:type="dxa"/>
-              <w:right w:w="100.0" w:type="dxa"/>
-            </w:tcMar>
-            <w:vAlign w:val="top"/>
-          </w:tcPr>
-          <w:p>
-            <w:pPr>
-              <w:widowControl w:val="0"/>
-              <w:spacing w:line="240" w:lineRule="auto"/>
-              <w:jc w:val="both"/>
-              <w:rPr>
-                <w:b w:val="1"/>
-                <w:bCs w:val="1"/>
-                <w:sz w:val="24"/>
-                <w:szCs w:val="24"/>
-              </w:rPr>
-            </w:pPr>
-            <w:r>
-              <w:rPr>
-                <w:b w:val="1"/>
-                <w:bCs w:val="1"/>
-                <w:sz w:val="24"/>
-                <w:szCs w:val="24"/>
-                <w:rtl w:val="0"/>
-              </w:rPr>
-              <w:t xml:space="preserve">Descrição</w:t>
-            </w:r>
-          </w:p>
-        </w:tc>
-        <w:tc>
-          <w:tcPr>
-            <w:shd w:fill="b7b7b7" w:val="clear"/>
-            <w:tcMar>
-              <w:top w:w="100.0" w:type="dxa"/>
-              <w:left w:w="100.0" w:type="dxa"/>
-              <w:bottom w:w="100.0" w:type="dxa"/>
-              <w:right w:w="100.0" w:type="dxa"/>
-            </w:tcMar>
-            <w:vAlign w:val="top"/>
-          </w:tcPr>
-          <w:p>
-            <w:pPr>
-              <w:widowControl w:val="0"/>
-              <w:spacing w:line="240" w:lineRule="auto"/>
-              <w:rPr>
-                <w:b w:val="1"/>
-                <w:bCs w:val="1"/>
-                <w:sz w:val="24"/>
-                <w:szCs w:val="24"/>
-              </w:rPr>
-            </w:pPr>
-            <w:r>
-              <w:rPr>
-                <w:b w:val="1"/>
-                <w:bCs w:val="1"/>
-                <w:sz w:val="24"/>
-                <w:szCs w:val="24"/>
-                <w:rtl w:val="0"/>
-              </w:rPr>
-              <w:t xml:space="preserve">Categoria</w:t>
-            </w:r>
-          </w:p>
-        </w:tc>
-        <w:tc>
-          <w:tcPr>
-            <w:shd w:fill="b7b7b7" w:val="clear"/>
-            <w:tcMar>
-              <w:top w:w="100.0" w:type="dxa"/>
-              <w:left w:w="100.0" w:type="dxa"/>
-              <w:bottom w:w="100.0" w:type="dxa"/>
-              <w:right w:w="100.0" w:type="dxa"/>
-            </w:tcMar>
-            <w:vAlign w:val="top"/>
-          </w:tcPr>
-          <w:p>
-            <w:pPr>
-              <w:widowControl w:val="0"/>
-              <w:spacing w:line="240" w:lineRule="auto"/>
-              <w:rPr>
-                <w:b w:val="1"/>
-                <w:bCs w:val="1"/>
-                <w:sz w:val="24"/>
-                <w:szCs w:val="24"/>
-              </w:rPr>
-            </w:pPr>
-            <w:r>
-              <w:rPr>
-                <w:b w:val="1"/>
-                <w:bCs w:val="1"/>
-                <w:sz w:val="24"/>
-                <w:szCs w:val="24"/>
-                <w:rtl w:val="0"/>
-              </w:rPr>
-              <w:t xml:space="preserve">Desejável</w:t>
-            </w:r>
-          </w:p>
-        </w:tc>
-        <w:tc>
-          <w:tcPr>
-            <w:shd w:fill="b7b7b7" w:val="clear"/>
-            <w:tcMar>
-              <w:top w:w="100.0" w:type="dxa"/>
-              <w:left w:w="100.0" w:type="dxa"/>
-              <w:bottom w:w="100.0" w:type="dxa"/>
-              <w:right w:w="100.0" w:type="dxa"/>
-            </w:tcMar>
-            <w:vAlign w:val="top"/>
-          </w:tcPr>
-          <w:p>
-            <w:pPr>
-              <w:widowControl w:val="0"/>
-              <w:spacing w:line="240" w:lineRule="auto"/>
-              <w:rPr>
-                <w:b w:val="1"/>
-                <w:bCs w:val="1"/>
-                <w:sz w:val="24"/>
-                <w:szCs w:val="24"/>
-              </w:rPr>
-            </w:pPr>
-            <w:r>
-              <w:rPr>
-                <w:b w:val="1"/>
-                <w:bCs w:val="1"/>
-                <w:sz w:val="24"/>
-                <w:szCs w:val="24"/>
-                <w:rtl w:val="0"/>
-              </w:rPr>
-              <w:t xml:space="preserve">Estável</w:t>
-            </w:r>
-          </w:p>
-        </w:tc>
-      </w:tr>
-      <w:tr>
-        <w:trPr>
-          <w:cantSplit w:val="0"/>
-          <w:trHeight w:val="440" w:hRule="atLeast"/>
-          <w:tblHeader w:val="0"/>
-        </w:trPr>
-        <w:tc>
-          <w:tcPr>
-            <w:shd w:fill="auto" w:val="clear"/>
-            <w:tcMar>
-              <w:top w:w="100.0" w:type="dxa"/>
-              <w:left w:w="100.0" w:type="dxa"/>
-              <w:bottom w:w="100.0" w:type="dxa"/>
-              <w:right w:w="100.0" w:type="dxa"/>
-            </w:tcMar>
-            <w:vAlign w:val="top"/>
-          </w:tcPr>
-          <w:p>
-            <w:pPr>
-              <w:widowControl w:val="0"/>
-              <w:spacing w:line="240" w:lineRule="auto"/>
-              <w:jc w:val="both"/>
-              <w:rPr>
-                <w:b w:val="1"/>
-                <w:bCs w:val="1"/>
-                <w:sz w:val="24"/>
-                <w:szCs w:val="24"/>
-              </w:rPr>
-            </w:pPr>
-            <w:r>
-              <w:rPr>
-                <w:b w:val="1"/>
-                <w:bCs w:val="1"/>
-                <w:sz w:val="24"/>
-                <w:szCs w:val="24"/>
-                <w:rtl w:val="0"/>
-              </w:rPr>
-              <w:t xml:space="preserve">O sistema deve integrar-se a serviços de mapas para gerar a rota mais otimizada para o entregador até o endereço de entrega do cliente.</w:t>
-            </w:r>
-          </w:p>
-          <w:p>
-            <w:pPr>
-              <w:widowControl w:val="0"/>
-              <w:spacing w:line="240" w:lineRule="auto"/>
-              <w:jc w:val="both"/>
-              <w:rPr>
-                <w:b w:val="1"/>
-                <w:bCs w:val="1"/>
-                <w:sz w:val="24"/>
-                <w:szCs w:val="24"/>
-              </w:rPr>
-            </w:pPr>
-            <w:r>
-              <w:rPr>
-                <w:rtl w:val="0"/>
-              </w:rPr>
-            </w:r>
-          </w:p>
-          <w:p>
-            <w:pPr>
-              <w:widowControl w:val="0"/>
-              <w:spacing w:line="240" w:lineRule="auto"/>
-              <w:jc w:val="both"/>
-              <w:rPr>
-                <w:b w:val="1"/>
-                <w:bCs w:val="1"/>
-                <w:sz w:val="24"/>
-                <w:szCs w:val="24"/>
-              </w:rPr>
-            </w:pPr>
-            <w:r>
-              <w:rPr>
-                <w:rtl w:val="0"/>
-              </w:rPr>
-            </w:r>
-          </w:p>
-          <w:p>
-            <w:pPr>
-              <w:widowControl w:val="0"/>
-              <w:spacing w:line="240" w:lineRule="auto"/>
-              <w:jc w:val="both"/>
-              <w:rPr>
-                <w:b w:val="1"/>
-                <w:bCs w:val="1"/>
-                <w:sz w:val="24"/>
-                <w:szCs w:val="24"/>
-              </w:rPr>
-            </w:pPr>
-            <w:r>
-              <w:rPr>
-                <w:rtl w:val="0"/>
-              </w:rPr>
-            </w:r>
-          </w:p>
-        </w:tc>
-        <w:tc>
-          <w:tcPr>
-            <w:shd w:fill="auto" w:val="clear"/>
-            <w:tcMar>
-              <w:top w:w="100.0" w:type="dxa"/>
-              <w:left w:w="100.0" w:type="dxa"/>
-              <w:bottom w:w="100.0" w:type="dxa"/>
-              <w:right w:w="100.0" w:type="dxa"/>
-            </w:tcMar>
-            <w:vAlign w:val="top"/>
-          </w:tcPr>
-          <w:p>
-            <w:pPr>
-              <w:widowControl w:val="0"/>
-              <w:spacing w:line="240" w:lineRule="auto"/>
-              <w:jc w:val="center"/>
-              <w:rPr>
-                <w:b w:val="1"/>
-                <w:bCs w:val="1"/>
-                <w:sz w:val="24"/>
-                <w:szCs w:val="24"/>
-              </w:rPr>
-            </w:pPr>
-            <w:r>
-              <w:rPr>
-                <w:b w:val="1"/>
-                <w:bCs w:val="1"/>
-                <w:sz w:val="24"/>
-                <w:szCs w:val="24"/>
-                <w:rtl w:val="0"/>
-              </w:rPr>
-              <w:t xml:space="preserve">Geolocalização / Logística</w:t>
-            </w:r>
-          </w:p>
-        </w:tc>
-        <w:tc>
-          <w:tcPr>
-            <w:shd w:fill="auto" w:val="clear"/>
-            <w:tcMar>
-              <w:top w:w="100.0" w:type="dxa"/>
-              <w:left w:w="100.0" w:type="dxa"/>
-              <w:bottom w:w="100.0" w:type="dxa"/>
-              <w:right w:w="100.0" w:type="dxa"/>
-            </w:tcMar>
-            <w:vAlign w:val="top"/>
-          </w:tcPr>
-          <w:p>
-            <w:pPr>
-              <w:widowControl w:val="0"/>
-              <w:spacing w:line="240" w:lineRule="auto"/>
-              <w:jc w:val="center"/>
-              <w:rPr>
-                <w:b w:val="1"/>
-                <w:bCs w:val="1"/>
-                <w:sz w:val="24"/>
-                <w:szCs w:val="24"/>
-              </w:rPr>
-            </w:pPr>
-            <w:r>
-              <w:rPr>
-                <w:b w:val="1"/>
-                <w:bCs w:val="1"/>
-                <w:sz w:val="24"/>
-                <w:szCs w:val="24"/>
-                <w:rtl w:val="0"/>
-              </w:rPr>
-              <w:t xml:space="preserve">Sim</w:t>
-            </w:r>
-          </w:p>
-        </w:tc>
-        <w:tc>
-          <w:tcPr>
-            <w:shd w:fill="auto" w:val="clear"/>
-            <w:tcMar>
-              <w:top w:w="100.0" w:type="dxa"/>
-              <w:left w:w="100.0" w:type="dxa"/>
-              <w:bottom w:w="100.0" w:type="dxa"/>
-              <w:right w:w="100.0" w:type="dxa"/>
-            </w:tcMar>
-            <w:vAlign w:val="top"/>
-          </w:tcPr>
-          <w:p>
-            <w:pPr>
-              <w:widowControl w:val="0"/>
-              <w:spacing w:line="240" w:lineRule="auto"/>
-              <w:jc w:val="center"/>
-              <w:rPr>
-                <w:b w:val="1"/>
-                <w:bCs w:val="1"/>
-                <w:sz w:val="24"/>
-                <w:szCs w:val="24"/>
-              </w:rPr>
-            </w:pPr>
-            <w:r>
-              <w:rPr>
-                <w:b w:val="1"/>
-                <w:bCs w:val="1"/>
-                <w:sz w:val="24"/>
-                <w:szCs w:val="24"/>
-                <w:rtl w:val="0"/>
-              </w:rPr>
-              <w:t xml:space="preserve">N</w:t>
-            </w:r>
-          </w:p>
-        </w:tc>
-      </w:tr>
-      <w:tr>
-        <w:trPr>
-          <w:cantSplit w:val="0"/>
-          <w:trHeight w:val="440" w:hRule="atLeast"/>
-          <w:tblHeader w:val="0"/>
-        </w:trPr>
-        <w:tc>
-          <w:tcPr>
-            <w:shd w:fill="auto" w:val="clear"/>
-            <w:tcMar>
-              <w:top w:w="100.0" w:type="dxa"/>
-              <w:left w:w="100.0" w:type="dxa"/>
-              <w:bottom w:w="100.0" w:type="dxa"/>
-              <w:right w:w="100.0" w:type="dxa"/>
-            </w:tcMar>
-            <w:vAlign w:val="top"/>
-          </w:tcPr>
-          <w:p>
-            <w:pPr>
-              <w:widowControl w:val="0"/>
-              <w:spacing w:line="240" w:lineRule="auto"/>
-              <w:jc w:val="both"/>
-              <w:rPr>
-                <w:b w:val="1"/>
-                <w:bCs w:val="1"/>
-                <w:sz w:val="24"/>
-                <w:szCs w:val="24"/>
-              </w:rPr>
-            </w:pPr>
-            <w:r>
-              <w:rPr>
-                <w:b w:val="1"/>
-                <w:bCs w:val="1"/>
-                <w:sz w:val="24"/>
-                <w:szCs w:val="24"/>
-                <w:rtl w:val="0"/>
-              </w:rPr>
-              <w:t xml:space="preserve">RFN 05.01:</w:t>
-            </w:r>
-          </w:p>
-        </w:tc>
-        <w:tc>
-          <w:tcPr>
-            <w:gridSpan w:val="3"/>
-            <w:shd w:fill="auto" w:val="clear"/>
-            <w:tcMar>
-              <w:top w:w="100.0" w:type="dxa"/>
-              <w:left w:w="100.0" w:type="dxa"/>
-              <w:bottom w:w="100.0" w:type="dxa"/>
-              <w:right w:w="100.0" w:type="dxa"/>
-            </w:tcMar>
-            <w:vAlign w:val="top"/>
-          </w:tcPr>
-          <w:p>
-            <w:pPr>
-              <w:widowControl w:val="0"/>
-              <w:spacing w:line="240" w:lineRule="auto"/>
-              <w:rPr>
-                <w:b w:val="1"/>
-                <w:bCs w:val="1"/>
-                <w:sz w:val="24"/>
-                <w:szCs w:val="24"/>
-              </w:rPr>
-            </w:pPr>
-            <w:r>
-              <w:rPr>
-                <w:b w:val="1"/>
-                <w:bCs w:val="1"/>
-                <w:sz w:val="24"/>
-                <w:szCs w:val="24"/>
-                <w:rtl w:val="0"/>
-              </w:rPr>
-              <w:t xml:space="preserve">A recalculagem dinâmica da rota em caso de desvio do motoboy deve responder em menos de 2,0 segundos.</w:t>
-            </w:r>
-          </w:p>
-          <w:p>
-            <w:pPr>
-              <w:widowControl w:val="0"/>
-              <w:spacing w:line="240" w:lineRule="auto"/>
-              <w:jc w:val="left"/>
-              <w:rPr>
-                <w:b w:val="1"/>
-                <w:bCs w:val="1"/>
-                <w:sz w:val="24"/>
-                <w:szCs w:val="24"/>
-              </w:rPr>
-            </w:pPr>
-            <w:r>
-              <w:rPr>
-                <w:rtl w:val="0"/>
-              </w:rPr>
-            </w:r>
-          </w:p>
-        </w:tc>
-      </w:tr>
-    </w:tbl>
+        <w:rPr/>
+      </w:pPr>
+      <w:r>
+        <w:rPr>
+          <w:rtl w:val="0"/>
+        </w:rPr>
+      </w:r>
+    </w:p>
     <w:p>
       <w:pPr>
         <w:spacing w:line="360" w:lineRule="auto"/>
@@ -6460,69 +6052,6 @@
         <w:spacing w:line="360" w:lineRule="auto"/>
         <w:jc w:val="both"/>
         <w:rPr/>
-      </w:pPr>
-      <w:r>
-        <w:rPr>
-          <w:rtl w:val="0"/>
-        </w:rPr>
-      </w:r>
-    </w:p>
-    <w:p>
-      <w:pPr>
-        <w:spacing w:line="360" w:lineRule="auto"/>
-        <w:jc w:val="both"/>
-        <w:rPr/>
-      </w:pPr>
-      <w:r>
-        <w:rPr>
-          <w:rtl w:val="0"/>
-        </w:rPr>
-      </w:r>
-    </w:p>
-    <w:p>
-      <w:pPr>
-        <w:spacing w:line="360" w:lineRule="auto"/>
-        <w:jc w:val="both"/>
-        <w:rPr/>
-      </w:pPr>
-      <w:r>
-        <w:rPr>
-          <w:rtl w:val="0"/>
-        </w:rPr>
-      </w:r>
-    </w:p>
-    <w:p>
-      <w:pPr>
-        <w:spacing w:line="360" w:lineRule="auto"/>
-        <w:jc w:val="both"/>
-        <w:rPr/>
-      </w:pPr>
-      <w:r>
-        <w:rPr>
-          <w:rtl w:val="0"/>
-        </w:rPr>
-      </w:r>
-    </w:p>
-    <w:p>
-      <w:pPr>
-        <w:spacing w:line="360" w:lineRule="auto"/>
-        <w:jc w:val="both"/>
-        <w:rPr/>
-      </w:pPr>
-      <w:r>
-        <w:rPr>
-          <w:rtl w:val="0"/>
-        </w:rPr>
-      </w:r>
-    </w:p>
-    <w:p>
-      <w:pPr>
-        <w:spacing w:line="360" w:lineRule="auto"/>
-        <w:jc w:val="both"/>
-        <w:rPr>
-          <w:sz w:val="24"/>
-          <w:szCs w:val="24"/>
-        </w:rPr>
       </w:pPr>
       <w:r>
         <w:rPr>
@@ -6533,7 +6062,7 @@
     <w:tbl>
       <w:tblPr>
         <w:tblStyle w:val="Table6"/>
-        <w:tblW w:w="13320.0" w:type="dxa"/>
+        <w:tblW w:w="11490.0" w:type="dxa"/>
         <w:jc w:val="left"/>
         <w:tblInd w:w="30.0" w:type="dxa"/>
         <w:tblBorders>
@@ -6548,16 +6077,16 @@
         <w:tblLook w:val="0600"/>
       </w:tblPr>
       <w:tblGrid>
-        <w:gridCol w:w="3675"/>
-        <w:gridCol w:w="4740"/>
-        <w:gridCol w:w="2415"/>
-        <w:gridCol w:w="2490"/>
+        <w:gridCol w:w="3690"/>
+        <w:gridCol w:w="3570"/>
+        <w:gridCol w:w="2145"/>
+        <w:gridCol w:w="2085"/>
         <w:tblGridChange w:id="0">
           <w:tblGrid>
-            <w:gridCol w:w="3675"/>
-            <w:gridCol w:w="4740"/>
-            <w:gridCol w:w="2415"/>
-            <w:gridCol w:w="2490"/>
+            <w:gridCol w:w="3690"/>
+            <w:gridCol w:w="3570"/>
+            <w:gridCol w:w="2145"/>
+            <w:gridCol w:w="2085"/>
           </w:tblGrid>
         </w:tblGridChange>
       </w:tblGrid>
@@ -7070,7 +6599,7 @@
                 <w:szCs w:val="24"/>
                 <w:rtl w:val="0"/>
               </w:rPr>
-              <w:t xml:space="preserve">Nao</w:t>
+              <w:t xml:space="preserve">sim</w:t>
             </w:r>
           </w:p>
         </w:tc>
@@ -7078,7 +6607,7 @@
       <w:tr>
         <w:trPr>
           <w:cantSplit w:val="0"/>
-          <w:trHeight w:val="440" w:hRule="atLeast"/>
+          <w:trHeight w:val="1058.90625" w:hRule="atLeast"/>
           <w:tblHeader w:val="0"/>
         </w:trPr>
         <w:tc>
@@ -7197,7 +6726,10 @@
       <w:pPr>
         <w:spacing w:line="360" w:lineRule="auto"/>
         <w:jc w:val="both"/>
-        <w:rPr/>
+        <w:rPr>
+          <w:sz w:val="24"/>
+          <w:szCs w:val="24"/>
+        </w:rPr>
       </w:pPr>
       <w:r>
         <w:rPr>
@@ -7209,7 +6741,10 @@
       <w:pPr>
         <w:spacing w:line="360" w:lineRule="auto"/>
         <w:jc w:val="both"/>
-        <w:rPr/>
+        <w:rPr>
+          <w:sz w:val="24"/>
+          <w:szCs w:val="24"/>
+        </w:rPr>
       </w:pPr>
       <w:r>
         <w:rPr>
@@ -7221,7 +6756,25 @@
       <w:pPr>
         <w:spacing w:line="360" w:lineRule="auto"/>
         <w:jc w:val="both"/>
-        <w:rPr/>
+        <w:rPr>
+          <w:sz w:val="24"/>
+          <w:szCs w:val="24"/>
+        </w:rPr>
+      </w:pPr>
+      <w:r>
+        <w:rPr>
+          <w:rtl w:val="0"/>
+        </w:rPr>
+      </w:r>
+    </w:p>
+    <w:p>
+      <w:pPr>
+        <w:spacing w:line="360" w:lineRule="auto"/>
+        <w:jc w:val="both"/>
+        <w:rPr>
+          <w:sz w:val="24"/>
+          <w:szCs w:val="24"/>
+        </w:rPr>
       </w:pPr>
       <w:r>
         <w:rPr>
@@ -7295,7 +6848,7 @@
     <w:tbl>
       <w:tblPr>
         <w:tblStyle w:val="Table7"/>
-        <w:tblW w:w="14010.0" w:type="dxa"/>
+        <w:tblW w:w="12045.0" w:type="dxa"/>
         <w:jc w:val="left"/>
         <w:tblBorders>
           <w:top w:color="000000" w:space="0" w:sz="8" w:val="single"/>
@@ -7309,12 +6862,12 @@
         <w:tblLook w:val="0600"/>
       </w:tblPr>
       <w:tblGrid>
-        <w:gridCol w:w="2535"/>
-        <w:gridCol w:w="11475"/>
+        <w:gridCol w:w="1845"/>
+        <w:gridCol w:w="10200"/>
         <w:tblGridChange w:id="0">
           <w:tblGrid>
-            <w:gridCol w:w="2535"/>
-            <w:gridCol w:w="11475"/>
+            <w:gridCol w:w="1845"/>
+            <w:gridCol w:w="10200"/>
           </w:tblGrid>
         </w:tblGridChange>
       </w:tblGrid>
@@ -7779,11 +7332,16 @@
             <w:pPr>
               <w:numPr>
                 <w:ilvl w:val="0"/>
-                <w:numId w:val="7"/>
+                <w:numId w:val="1"/>
               </w:numPr>
               <w:spacing w:after="0" w:afterAutospacing="0" w:before="180" w:lineRule="auto"/>
               <w:ind w:left="720" w:hanging="360"/>
-              <w:rPr/>
+              <w:rPr>
+                <w:b w:val="1"/>
+                <w:bCs w:val="1"/>
+                <w:sz w:val="24"/>
+                <w:szCs w:val="24"/>
+              </w:rPr>
             </w:pPr>
             <w:r>
               <w:rPr>
@@ -7798,11 +7356,16 @@
             <w:pPr>
               <w:numPr>
                 <w:ilvl w:val="0"/>
-                <w:numId w:val="7"/>
+                <w:numId w:val="1"/>
               </w:numPr>
               <w:spacing w:after="0" w:afterAutospacing="0" w:before="0" w:beforeAutospacing="0" w:lineRule="auto"/>
               <w:ind w:left="720" w:hanging="360"/>
-              <w:rPr/>
+              <w:rPr>
+                <w:b w:val="1"/>
+                <w:bCs w:val="1"/>
+                <w:sz w:val="24"/>
+                <w:szCs w:val="24"/>
+              </w:rPr>
             </w:pPr>
             <w:r>
               <w:rPr>
@@ -7817,11 +7380,16 @@
             <w:pPr>
               <w:numPr>
                 <w:ilvl w:val="0"/>
-                <w:numId w:val="7"/>
+                <w:numId w:val="1"/>
               </w:numPr>
               <w:spacing w:after="0" w:afterAutospacing="0" w:before="0" w:beforeAutospacing="0" w:lineRule="auto"/>
               <w:ind w:left="720" w:hanging="360"/>
-              <w:rPr/>
+              <w:rPr>
+                <w:b w:val="1"/>
+                <w:bCs w:val="1"/>
+                <w:sz w:val="24"/>
+                <w:szCs w:val="24"/>
+              </w:rPr>
             </w:pPr>
             <w:r>
               <w:rPr>
@@ -7836,11 +7404,16 @@
             <w:pPr>
               <w:numPr>
                 <w:ilvl w:val="0"/>
-                <w:numId w:val="7"/>
+                <w:numId w:val="1"/>
               </w:numPr>
               <w:spacing w:after="0" w:afterAutospacing="0" w:before="0" w:beforeAutospacing="0" w:lineRule="auto"/>
               <w:ind w:left="720" w:hanging="360"/>
-              <w:rPr/>
+              <w:rPr>
+                <w:b w:val="1"/>
+                <w:bCs w:val="1"/>
+                <w:sz w:val="24"/>
+                <w:szCs w:val="24"/>
+              </w:rPr>
             </w:pPr>
             <w:r>
               <w:rPr>
@@ -7855,11 +7428,16 @@
             <w:pPr>
               <w:numPr>
                 <w:ilvl w:val="0"/>
-                <w:numId w:val="7"/>
+                <w:numId w:val="1"/>
               </w:numPr>
               <w:spacing w:after="0" w:afterAutospacing="0" w:before="0" w:beforeAutospacing="0" w:lineRule="auto"/>
               <w:ind w:left="720" w:hanging="360"/>
-              <w:rPr/>
+              <w:rPr>
+                <w:b w:val="1"/>
+                <w:bCs w:val="1"/>
+                <w:sz w:val="24"/>
+                <w:szCs w:val="24"/>
+              </w:rPr>
             </w:pPr>
             <w:r>
               <w:rPr>
@@ -7874,11 +7452,16 @@
             <w:pPr>
               <w:numPr>
                 <w:ilvl w:val="0"/>
-                <w:numId w:val="7"/>
+                <w:numId w:val="1"/>
               </w:numPr>
               <w:spacing w:after="0" w:afterAutospacing="0" w:before="0" w:beforeAutospacing="0" w:lineRule="auto"/>
               <w:ind w:left="720" w:hanging="360"/>
-              <w:rPr/>
+              <w:rPr>
+                <w:b w:val="1"/>
+                <w:bCs w:val="1"/>
+                <w:sz w:val="24"/>
+                <w:szCs w:val="24"/>
+              </w:rPr>
             </w:pPr>
             <w:r>
               <w:rPr>
@@ -7893,11 +7476,16 @@
             <w:pPr>
               <w:numPr>
                 <w:ilvl w:val="0"/>
-                <w:numId w:val="7"/>
+                <w:numId w:val="1"/>
               </w:numPr>
               <w:spacing w:after="0" w:afterAutospacing="0" w:before="0" w:beforeAutospacing="0" w:lineRule="auto"/>
               <w:ind w:left="720" w:hanging="360"/>
-              <w:rPr/>
+              <w:rPr>
+                <w:b w:val="1"/>
+                <w:bCs w:val="1"/>
+                <w:sz w:val="24"/>
+                <w:szCs w:val="24"/>
+              </w:rPr>
             </w:pPr>
             <w:r>
               <w:rPr>
@@ -7912,11 +7500,16 @@
             <w:pPr>
               <w:numPr>
                 <w:ilvl w:val="0"/>
-                <w:numId w:val="7"/>
+                <w:numId w:val="1"/>
               </w:numPr>
               <w:spacing w:after="420" w:before="0" w:beforeAutospacing="0" w:lineRule="auto"/>
               <w:ind w:left="720" w:hanging="360"/>
-              <w:rPr/>
+              <w:rPr>
+                <w:b w:val="1"/>
+                <w:bCs w:val="1"/>
+                <w:sz w:val="24"/>
+                <w:szCs w:val="24"/>
+              </w:rPr>
             </w:pPr>
             <w:r>
               <w:rPr>
@@ -7986,13 +7579,137 @@
           </w:tcPr>
           <w:p>
             <w:pPr>
-              <w:rPr>
-                <w:b w:val="1"/>
-                <w:bCs w:val="1"/>
-                <w:sz w:val="24"/>
-                <w:szCs w:val="24"/>
-              </w:rPr>
-            </w:pPr>
+              <w:numPr>
+                <w:ilvl w:val="0"/>
+                <w:numId w:val="5"/>
+              </w:numPr>
+              <w:spacing w:after="0" w:afterAutospacing="0" w:before="180" w:lineRule="auto"/>
+              <w:ind w:left="720" w:hanging="360"/>
+            </w:pPr>
+            <w:r>
+              <w:rPr>
+                <w:sz w:val="24"/>
+                <w:szCs w:val="24"/>
+                <w:rtl w:val="0"/>
+              </w:rPr>
+              <w:t xml:space="preserve">O sistema identifica que o usuário não possui o ingrediente  exigido por uma receita, mas possui o ingrediente em sua despensa.</w:t>
+            </w:r>
+          </w:p>
+          <w:p>
+            <w:pPr>
+              <w:numPr>
+                <w:ilvl w:val="0"/>
+                <w:numId w:val="5"/>
+              </w:numPr>
+              <w:spacing w:after="0" w:afterAutospacing="0" w:before="0" w:beforeAutospacing="0" w:lineRule="auto"/>
+              <w:ind w:left="720" w:hanging="360"/>
+            </w:pPr>
+            <w:r>
+              <w:rPr>
+                <w:sz w:val="24"/>
+                <w:szCs w:val="24"/>
+                <w:rtl w:val="0"/>
+              </w:rPr>
+              <w:t xml:space="preserve">O sistema consulta a </w:t>
+            </w:r>
+            <w:r>
+              <w:rPr>
+                <w:b w:val="1"/>
+                <w:bCs w:val="1"/>
+                <w:sz w:val="24"/>
+                <w:szCs w:val="24"/>
+                <w:rtl w:val="0"/>
+              </w:rPr>
+              <w:t xml:space="preserve">RN03 </w:t>
+            </w:r>
+            <w:r>
+              <w:rPr>
+                <w:sz w:val="24"/>
+                <w:szCs w:val="24"/>
+                <w:rtl w:val="0"/>
+              </w:rPr>
+              <w:t xml:space="preserve">e confirma que “Y” é um substituto válido para "X".</w:t>
+            </w:r>
+          </w:p>
+          <w:p>
+            <w:pPr>
+              <w:numPr>
+                <w:ilvl w:val="0"/>
+                <w:numId w:val="5"/>
+              </w:numPr>
+              <w:spacing w:after="0" w:afterAutospacing="0" w:before="0" w:beforeAutospacing="0" w:lineRule="auto"/>
+              <w:ind w:left="720" w:hanging="360"/>
+            </w:pPr>
+            <w:r>
+              <w:rPr>
+                <w:sz w:val="24"/>
+                <w:szCs w:val="24"/>
+                <w:rtl w:val="0"/>
+              </w:rPr>
+              <w:t xml:space="preserve">O sistema calcula a conversão proporcional da quantidade (se aplicável) e inclui a receita na lista de resultados viáveis.</w:t>
+            </w:r>
+          </w:p>
+          <w:p>
+            <w:pPr>
+              <w:numPr>
+                <w:ilvl w:val="0"/>
+                <w:numId w:val="5"/>
+              </w:numPr>
+              <w:spacing w:after="0" w:afterAutospacing="0" w:before="0" w:beforeAutospacing="0" w:lineRule="auto"/>
+              <w:ind w:left="720" w:hanging="360"/>
+            </w:pPr>
+            <w:r>
+              <w:rPr>
+                <w:sz w:val="24"/>
+                <w:szCs w:val="24"/>
+                <w:rtl w:val="0"/>
+              </w:rPr>
+              <w:t xml:space="preserve">Ao exibir as receitas na tela, o sistema aciona o componente visual </w:t>
+            </w:r>
+            <w:r>
+              <w:rPr>
+                <w:b w:val="1"/>
+                <w:bCs w:val="1"/>
+                <w:sz w:val="24"/>
+                <w:szCs w:val="24"/>
+                <w:rtl w:val="0"/>
+              </w:rPr>
+              <w:t xml:space="preserve">RF02 </w:t>
+            </w:r>
+            <w:r>
+              <w:rPr>
+                <w:sz w:val="24"/>
+                <w:szCs w:val="24"/>
+                <w:rtl w:val="0"/>
+              </w:rPr>
+              <w:t xml:space="preserve">junto à receita, notificando o usuário:</w:t>
+            </w:r>
+            <w:r>
+              <w:rPr>
+                <w:sz w:val="24"/>
+                <w:szCs w:val="24"/>
+                <w:rtl w:val="0"/>
+              </w:rPr>
+              <w:t xml:space="preserve"> "Você não tem Ingrediente X, mas sugerimos substituir por Ingrediente Y".</w:t>
+            </w:r>
+          </w:p>
+          <w:p>
+            <w:pPr>
+              <w:numPr>
+                <w:ilvl w:val="0"/>
+                <w:numId w:val="5"/>
+              </w:numPr>
+              <w:spacing w:after="420" w:before="0" w:beforeAutospacing="0" w:lineRule="auto"/>
+              <w:ind w:left="720" w:hanging="360"/>
+            </w:pPr>
+            <w:r>
+              <w:rPr>
+                <w:sz w:val="24"/>
+                <w:szCs w:val="24"/>
+                <w:rtl w:val="0"/>
+              </w:rPr>
+              <w:t xml:space="preserve">O caso de uso retorna ao Passo 8 do Fluxo Principal.</w:t>
+            </w:r>
             <w:r>
               <w:rPr>
                 <w:rtl w:val="0"/>
@@ -8078,11 +7795,6 @@
               </w:rPr>
               <w:t xml:space="preserve">Se o cruzamento de dados estipulado no Passo 7 exceder 1,5 segundos, o sistema interrompe a operação e exibe mensagem de erro amigável.</w:t>
             </w:r>
-            <w:r>
-              <w:rPr>
-                <w:rtl w:val="0"/>
-              </w:rPr>
-            </w:r>
           </w:p>
         </w:tc>
       </w:tr>
@@ -8141,7 +7853,7 @@
               <w:widowControl w:val="0"/>
               <w:numPr>
                 <w:ilvl w:val="0"/>
-                <w:numId w:val="4"/>
+                <w:numId w:val="3"/>
               </w:numPr>
               <w:spacing w:line="240" w:lineRule="auto"/>
               <w:ind w:left="720" w:hanging="360"/>
@@ -8190,7 +7902,7 @@
               <w:widowControl w:val="0"/>
               <w:numPr>
                 <w:ilvl w:val="0"/>
-                <w:numId w:val="4"/>
+                <w:numId w:val="3"/>
               </w:numPr>
               <w:spacing w:line="240" w:lineRule="auto"/>
               <w:ind w:left="720" w:hanging="360"/>
@@ -8323,139 +8035,10 @@
       <w:pPr>
         <w:spacing w:line="360" w:lineRule="auto"/>
         <w:jc w:val="both"/>
-        <w:rPr/>
-      </w:pPr>
-      <w:r>
-        <w:rPr>
-          <w:rtl w:val="0"/>
-        </w:rPr>
-      </w:r>
-    </w:p>
-    <w:p>
-      <w:pPr>
-        <w:spacing w:line="360" w:lineRule="auto"/>
-        <w:jc w:val="both"/>
-        <w:rPr/>
-      </w:pPr>
-      <w:r>
-        <w:rPr>
-          <w:rtl w:val="0"/>
-        </w:rPr>
-      </w:r>
-    </w:p>
-    <w:p>
-      <w:pPr>
-        <w:spacing w:line="360" w:lineRule="auto"/>
-        <w:jc w:val="both"/>
-        <w:rPr/>
-      </w:pPr>
-      <w:r>
-        <w:rPr>
-          <w:rtl w:val="0"/>
-        </w:rPr>
-      </w:r>
-    </w:p>
-    <w:p>
-      <w:pPr>
-        <w:spacing w:line="360" w:lineRule="auto"/>
-        <w:jc w:val="both"/>
-        <w:rPr/>
-      </w:pPr>
-      <w:r>
-        <w:rPr>
-          <w:rtl w:val="0"/>
-        </w:rPr>
-      </w:r>
-    </w:p>
-    <w:p>
-      <w:pPr>
-        <w:spacing w:line="360" w:lineRule="auto"/>
-        <w:jc w:val="both"/>
-        <w:rPr/>
-      </w:pPr>
-      <w:r>
-        <w:rPr>
-          <w:rtl w:val="0"/>
-        </w:rPr>
-      </w:r>
-    </w:p>
-    <w:p>
-      <w:pPr>
-        <w:spacing w:line="360" w:lineRule="auto"/>
-        <w:jc w:val="both"/>
-        <w:rPr/>
-      </w:pPr>
-      <w:r>
-        <w:rPr>
-          <w:rtl w:val="0"/>
-        </w:rPr>
-      </w:r>
-    </w:p>
-    <w:p>
-      <w:pPr>
-        <w:spacing w:line="360" w:lineRule="auto"/>
-        <w:jc w:val="both"/>
-        <w:rPr/>
-      </w:pPr>
-      <w:r>
-        <w:rPr>
-          <w:rtl w:val="0"/>
-        </w:rPr>
-      </w:r>
-    </w:p>
-    <w:p>
-      <w:pPr>
-        <w:spacing w:line="360" w:lineRule="auto"/>
-        <w:jc w:val="both"/>
-        <w:rPr/>
-      </w:pPr>
-      <w:r>
-        <w:rPr>
-          <w:rtl w:val="0"/>
-        </w:rPr>
-      </w:r>
-    </w:p>
-    <w:p>
-      <w:pPr>
-        <w:spacing w:line="360" w:lineRule="auto"/>
-        <w:jc w:val="both"/>
-        <w:rPr/>
-      </w:pPr>
-      <w:r>
-        <w:rPr>
-          <w:rtl w:val="0"/>
-        </w:rPr>
-      </w:r>
-    </w:p>
-    <w:p>
-      <w:pPr>
-        <w:spacing w:line="360" w:lineRule="auto"/>
-        <w:jc w:val="both"/>
-        <w:rPr/>
-      </w:pPr>
-      <w:r>
-        <w:rPr>
-          <w:rtl w:val="0"/>
-        </w:rPr>
-      </w:r>
-    </w:p>
-    <w:p>
-      <w:pPr>
-        <w:spacing w:line="360" w:lineRule="auto"/>
-        <w:jc w:val="both"/>
-        <w:rPr/>
-      </w:pPr>
-      <w:r>
-        <w:rPr>
-          <w:rtl w:val="0"/>
-        </w:rPr>
-      </w:r>
-    </w:p>
-    <w:p>
-      <w:pPr>
-        <w:spacing w:line="360" w:lineRule="auto"/>
-        <w:jc w:val="both"/>
-        <w:rPr/>
+        <w:rPr>
+          <w:sz w:val="24"/>
+          <w:szCs w:val="24"/>
+        </w:rPr>
       </w:pPr>
       <w:r>
         <w:rPr>
@@ -8463,16 +8046,6 @@
         </w:rPr>
         <w:t xml:space="preserve">Nathan arthur folletto dos santos</w:t>
       </w:r>
-    </w:p>
-    <w:p>
-      <w:pPr>
-        <w:spacing w:line="360" w:lineRule="auto"/>
-        <w:jc w:val="both"/>
-        <w:rPr>
-          <w:sz w:val="24"/>
-          <w:szCs w:val="24"/>
-        </w:rPr>
-      </w:pPr>
       <w:r>
         <w:rPr>
           <w:rtl w:val="0"/>
@@ -8482,7 +8055,7 @@
     <w:tbl>
       <w:tblPr>
         <w:tblStyle w:val="Table8"/>
-        <w:tblW w:w="14010.0" w:type="dxa"/>
+        <w:tblW w:w="11610.0" w:type="dxa"/>
         <w:jc w:val="left"/>
         <w:tblBorders>
           <w:top w:color="000000" w:space="0" w:sz="8" w:val="single"/>
@@ -8496,12 +8069,12 @@
         <w:tblLook w:val="0600"/>
       </w:tblPr>
       <w:tblGrid>
-        <w:gridCol w:w="2535"/>
-        <w:gridCol w:w="11475"/>
+        <w:gridCol w:w="1845"/>
+        <w:gridCol w:w="9765"/>
         <w:tblGridChange w:id="0">
           <w:tblGrid>
-            <w:gridCol w:w="2535"/>
-            <w:gridCol w:w="11475"/>
+            <w:gridCol w:w="1845"/>
+            <w:gridCol w:w="9765"/>
           </w:tblGrid>
         </w:tblGridChange>
       </w:tblGrid>
@@ -8916,6 +8489,148 @@
             <w:pPr>
               <w:numPr>
                 <w:ilvl w:val="0"/>
+                <w:numId w:val="4"/>
+              </w:numPr>
+              <w:spacing w:after="0" w:afterAutospacing="0" w:before="180" w:line="360" w:lineRule="auto"/>
+              <w:ind w:left="720" w:hanging="360"/>
+            </w:pPr>
+            <w:r>
+              <w:rPr>
+                <w:sz w:val="24"/>
+                <w:szCs w:val="24"/>
+                <w:rtl w:val="0"/>
+              </w:rPr>
+              <w:t xml:space="preserve">O Cliente acessa a tela de busca de ingredientes ou a área de compras do sistema.</w:t>
+            </w:r>
+          </w:p>
+          <w:p>
+            <w:pPr>
+              <w:numPr>
+                <w:ilvl w:val="0"/>
+                <w:numId w:val="4"/>
+              </w:numPr>
+              <w:spacing w:after="0" w:afterAutospacing="0" w:before="0" w:beforeAutospacing="0" w:line="360" w:lineRule="auto"/>
+              <w:ind w:left="720" w:hanging="360"/>
+            </w:pPr>
+            <w:r>
+              <w:rPr>
+                <w:sz w:val="24"/>
+                <w:szCs w:val="24"/>
+                <w:rtl w:val="0"/>
+              </w:rPr>
+              <w:t xml:space="preserve">O sistema solicita a geolocalização atual do dispositivo do Cliente através da API de GPS.</w:t>
+            </w:r>
+          </w:p>
+          <w:p>
+            <w:pPr>
+              <w:numPr>
+                <w:ilvl w:val="0"/>
+                <w:numId w:val="4"/>
+              </w:numPr>
+              <w:spacing w:after="0" w:afterAutospacing="0" w:before="0" w:beforeAutospacing="0" w:line="360" w:lineRule="auto"/>
+              <w:ind w:left="720" w:hanging="360"/>
+            </w:pPr>
+            <w:r>
+              <w:rPr>
+                <w:sz w:val="24"/>
+                <w:szCs w:val="24"/>
+                <w:rtl w:val="0"/>
+              </w:rPr>
+              <w:t xml:space="preserve">O sistema recebe as coordenadas com uma </w:t>
+            </w:r>
+            <w:r>
+              <w:rPr>
+                <w:b w:val="1"/>
+                <w:bCs w:val="1"/>
+                <w:sz w:val="24"/>
+                <w:szCs w:val="24"/>
+                <w:rtl w:val="0"/>
+              </w:rPr>
+              <w:t xml:space="preserve">precisão de raio inferior a 50 metros [RFN 03.01]</w:t>
+            </w:r>
+            <w:r>
+              <w:rPr>
+                <w:sz w:val="24"/>
+                <w:szCs w:val="24"/>
+                <w:rtl w:val="0"/>
+              </w:rPr>
+              <w:t xml:space="preserve">.</w:t>
+            </w:r>
+          </w:p>
+          <w:p>
+            <w:pPr>
+              <w:numPr>
+                <w:ilvl w:val="0"/>
+                <w:numId w:val="4"/>
+              </w:numPr>
+              <w:spacing w:after="420" w:before="0" w:beforeAutospacing="0" w:line="360" w:lineRule="auto"/>
+              <w:ind w:left="720" w:hanging="360"/>
+            </w:pPr>
+            <w:r>
+              <w:rPr>
+                <w:sz w:val="24"/>
+                <w:szCs w:val="24"/>
+                <w:rtl w:val="0"/>
+              </w:rPr>
+              <w:t xml:space="preserve">O sistema consulta a base de dados e identifica os supermercados parceiros credenciados que estão no raio de cobertura daquela localização.</w:t>
+            </w:r>
+          </w:p>
+        </w:tc>
+      </w:tr>
+      <w:tr>
+        <w:trPr>
+          <w:cantSplit w:val="0"/>
+          <w:tblHeader w:val="0"/>
+        </w:trPr>
+        <w:tc>
+          <w:tcPr>
+            <w:shd w:fill="999999" w:val="clear"/>
+            <w:tcMar>
+              <w:top w:w="100.0" w:type="dxa"/>
+              <w:left w:w="100.0" w:type="dxa"/>
+              <w:bottom w:w="100.0" w:type="dxa"/>
+              <w:right w:w="100.0" w:type="dxa"/>
+            </w:tcMar>
+            <w:vAlign w:val="top"/>
+          </w:tcPr>
+          <w:p>
+            <w:pPr>
+              <w:widowControl w:val="0"/>
+              <w:spacing w:line="240" w:lineRule="auto"/>
+              <w:rPr>
+                <w:b w:val="1"/>
+                <w:bCs w:val="1"/>
+                <w:sz w:val="24"/>
+                <w:szCs w:val="24"/>
+              </w:rPr>
+            </w:pPr>
+            <w:r>
+              <w:rPr>
+                <w:b w:val="1"/>
+                <w:bCs w:val="1"/>
+                <w:sz w:val="24"/>
+                <w:szCs w:val="24"/>
+                <w:rtl w:val="0"/>
+              </w:rPr>
+              <w:t xml:space="preserve">Fluxos Alternativos: </w:t>
+            </w:r>
+          </w:p>
+        </w:tc>
+        <w:tc>
+          <w:tcPr>
+            <w:shd w:fill="auto" w:val="clear"/>
+            <w:tcMar>
+              <w:top w:w="100.0" w:type="dxa"/>
+              <w:left w:w="100.0" w:type="dxa"/>
+              <w:bottom w:w="100.0" w:type="dxa"/>
+              <w:right w:w="100.0" w:type="dxa"/>
+            </w:tcMar>
+            <w:vAlign w:val="top"/>
+          </w:tcPr>
+          <w:p>
+            <w:pPr>
+              <w:numPr>
+                <w:ilvl w:val="0"/>
                 <w:numId w:val="6"/>
               </w:numPr>
               <w:spacing w:after="0" w:afterAutospacing="0" w:before="180" w:line="360" w:lineRule="auto"/>
@@ -8923,11 +8638,85 @@
             </w:pPr>
             <w:r>
               <w:rPr>
-                <w:sz w:val="24"/>
-                <w:szCs w:val="24"/>
-                <w:rtl w:val="0"/>
-              </w:rPr>
-              <w:t xml:space="preserve">O Cliente acessa a tela de busca de ingredientes ou a área de compras do sistema.</w:t>
+                <w:b w:val="1"/>
+                <w:bCs w:val="1"/>
+                <w:sz w:val="24"/>
+                <w:szCs w:val="24"/>
+                <w:rtl w:val="0"/>
+              </w:rPr>
+              <w:t xml:space="preserve">Fluxo Alternativo 2a: Permissão de GPS negada pelo usuário</w:t>
+            </w:r>
+          </w:p>
+          <w:p>
+            <w:pPr>
+              <w:numPr>
+                <w:ilvl w:val="1"/>
+                <w:numId w:val="6"/>
+              </w:numPr>
+              <w:spacing w:after="0" w:afterAutospacing="0" w:before="0" w:beforeAutospacing="0" w:line="360" w:lineRule="auto"/>
+              <w:ind w:left="1440" w:hanging="360"/>
+            </w:pPr>
+            <w:r>
+              <w:rPr>
+                <w:sz w:val="24"/>
+                <w:szCs w:val="24"/>
+                <w:rtl w:val="0"/>
+              </w:rPr>
+              <w:t xml:space="preserve">O sistema identifica que a permissão de localização foi recusada.</w:t>
+            </w:r>
+          </w:p>
+          <w:p>
+            <w:pPr>
+              <w:numPr>
+                <w:ilvl w:val="1"/>
+                <w:numId w:val="6"/>
+              </w:numPr>
+              <w:spacing w:after="0" w:afterAutospacing="0" w:before="0" w:beforeAutospacing="0" w:line="360" w:lineRule="auto"/>
+              <w:ind w:left="1440" w:hanging="360"/>
+            </w:pPr>
+            <w:r>
+              <w:rPr>
+                <w:sz w:val="24"/>
+                <w:szCs w:val="24"/>
+                <w:rtl w:val="0"/>
+              </w:rPr>
+              <w:t xml:space="preserve">O sistema exibe uma mensagem solicitando que o Cliente insira um endereço manualmente (Ex: CEP ou Nome da Rua).</w:t>
+            </w:r>
+          </w:p>
+          <w:p>
+            <w:pPr>
+              <w:numPr>
+                <w:ilvl w:val="1"/>
+                <w:numId w:val="6"/>
+              </w:numPr>
+              <w:spacing w:after="0" w:afterAutospacing="0" w:before="0" w:beforeAutospacing="0" w:line="360" w:lineRule="auto"/>
+              <w:ind w:left="1440" w:hanging="360"/>
+            </w:pPr>
+            <w:r>
+              <w:rPr>
+                <w:sz w:val="24"/>
+                <w:szCs w:val="24"/>
+                <w:rtl w:val="0"/>
+              </w:rPr>
+              <w:t xml:space="preserve">O Cliente insira o endereço.</w:t>
+            </w:r>
+          </w:p>
+          <w:p>
+            <w:pPr>
+              <w:numPr>
+                <w:ilvl w:val="1"/>
+                <w:numId w:val="6"/>
+              </w:numPr>
+              <w:spacing w:after="0" w:afterAutospacing="0" w:before="0" w:beforeAutospacing="0" w:line="360" w:lineRule="auto"/>
+              <w:ind w:left="1440" w:hanging="360"/>
+            </w:pPr>
+            <w:r>
+              <w:rPr>
+                <w:sz w:val="24"/>
+                <w:szCs w:val="24"/>
+                <w:rtl w:val="0"/>
+              </w:rPr>
+              <w:t xml:space="preserve">O sistema valida o endereço e prossegue para o passo 4 do fluxo principal.</w:t>
             </w:r>
           </w:p>
           <w:p>
@@ -8941,65 +8730,31 @@
             </w:pPr>
             <w:r>
               <w:rPr>
-                <w:sz w:val="24"/>
-                <w:szCs w:val="24"/>
-                <w:rtl w:val="0"/>
-              </w:rPr>
-              <w:t xml:space="preserve">O sistema solicita a geolocalização atual do dispositivo do Cliente através da API de GPS.</w:t>
+                <w:b w:val="1"/>
+                <w:bCs w:val="1"/>
+                <w:sz w:val="24"/>
+                <w:szCs w:val="24"/>
+                <w:rtl w:val="0"/>
+              </w:rPr>
+              <w:t xml:space="preserve">Fluxo de Exceção 3a: Baixa precisão do sinal de GPS (Raio maior que 50 metros)</w:t>
             </w:r>
           </w:p>
           <w:p>
             <w:pPr>
               <w:numPr>
-                <w:ilvl w:val="0"/>
+                <w:ilvl w:val="1"/>
                 <w:numId w:val="6"/>
               </w:numPr>
-              <w:spacing w:after="0" w:afterAutospacing="0" w:before="0" w:beforeAutospacing="0" w:line="360" w:lineRule="auto"/>
-              <w:ind w:left="720" w:hanging="360"/>
-            </w:pPr>
-            <w:r>
-              <w:rPr>
-                <w:sz w:val="24"/>
-                <w:szCs w:val="24"/>
-                <w:rtl w:val="0"/>
-              </w:rPr>
-              <w:t xml:space="preserve">O sistema recebe as coordenadas com uma </w:t>
-            </w:r>
-            <w:r>
-              <w:rPr>
-                <w:b w:val="1"/>
-                <w:bCs w:val="1"/>
-                <w:sz w:val="24"/>
-                <w:szCs w:val="24"/>
-                <w:rtl w:val="0"/>
-              </w:rPr>
-              <w:t xml:space="preserve">precisão de raio inferior a 50 metros [RFN 03.01]</w:t>
-            </w:r>
-            <w:r>
-              <w:rPr>
-                <w:sz w:val="24"/>
-                <w:szCs w:val="24"/>
-                <w:rtl w:val="0"/>
-              </w:rPr>
-              <w:t xml:space="preserve">.</w:t>
-            </w:r>
-          </w:p>
-          <w:p>
-            <w:pPr>
-              <w:numPr>
-                <w:ilvl w:val="0"/>
-                <w:numId w:val="6"/>
-              </w:numPr>
-              <w:spacing w:after="420" w:before="0" w:beforeAutospacing="0" w:line="360" w:lineRule="auto"/>
-              <w:ind w:left="720" w:hanging="360"/>
-            </w:pPr>
-            <w:r>
-              <w:rPr>
-                <w:sz w:val="24"/>
-                <w:szCs w:val="24"/>
-                <w:rtl w:val="0"/>
-              </w:rPr>
-              <w:t xml:space="preserve">O sistema consulta a base de dados e identifica os supermercados parceiros credenciados que estão no raio de cobertura daquela localização.</w:t>
+              <w:spacing w:after="840" w:before="0" w:beforeAutospacing="0" w:line="360" w:lineRule="auto"/>
+              <w:ind w:left="1440" w:hanging="360"/>
+            </w:pPr>
+            <w:r>
+              <w:rPr>
+                <w:sz w:val="24"/>
+                <w:szCs w:val="24"/>
+                <w:rtl w:val="0"/>
+              </w:rPr>
+              <w:t xml:space="preserve">O sistema detecta que o sinal do GPS está fraco ou impreciso.</w:t>
             </w:r>
           </w:p>
         </w:tc>
@@ -9039,7 +8794,7 @@
                 <w:szCs w:val="24"/>
                 <w:rtl w:val="0"/>
               </w:rPr>
-              <w:t xml:space="preserve">Fluxos Alternativos: </w:t>
+              <w:t xml:space="preserve">Fluxos de Exceção: </w:t>
             </w:r>
           </w:p>
         </w:tc>
@@ -9058,7 +8813,7 @@
             <w:pPr>
               <w:numPr>
                 <w:ilvl w:val="0"/>
-                <w:numId w:val="9"/>
+                <w:numId w:val="6"/>
               </w:numPr>
               <w:spacing w:after="0" w:afterAutospacing="0" w:before="180" w:line="360" w:lineRule="auto"/>
               <w:ind w:left="720" w:hanging="360"/>
@@ -9078,7 +8833,7 @@
             <w:pPr>
               <w:numPr>
                 <w:ilvl w:val="1"/>
-                <w:numId w:val="9"/>
+                <w:numId w:val="6"/>
               </w:numPr>
               <w:spacing w:after="0" w:afterAutospacing="0" w:before="0" w:beforeAutospacing="0" w:line="360" w:lineRule="auto"/>
               <w:ind w:left="1440" w:hanging="360"/>
@@ -9096,7 +8851,7 @@
             <w:pPr>
               <w:numPr>
                 <w:ilvl w:val="1"/>
-                <w:numId w:val="9"/>
+                <w:numId w:val="6"/>
               </w:numPr>
               <w:spacing w:after="0" w:afterAutospacing="0" w:before="0" w:beforeAutospacing="0" w:line="360" w:lineRule="auto"/>
               <w:ind w:left="1440" w:hanging="360"/>
@@ -9114,7 +8869,7 @@
             <w:pPr>
               <w:numPr>
                 <w:ilvl w:val="1"/>
-                <w:numId w:val="9"/>
+                <w:numId w:val="6"/>
               </w:numPr>
               <w:spacing w:after="0" w:afterAutospacing="0" w:before="0" w:beforeAutospacing="0" w:line="360" w:lineRule="auto"/>
               <w:ind w:left="1440" w:hanging="360"/>
@@ -9132,9 +8887,9 @@
             <w:pPr>
               <w:numPr>
                 <w:ilvl w:val="1"/>
-                <w:numId w:val="9"/>
+                <w:numId w:val="6"/>
               </w:numPr>
-              <w:spacing w:after="0" w:afterAutospacing="0" w:before="0" w:beforeAutospacing="0" w:line="360" w:lineRule="auto"/>
+              <w:spacing w:after="660" w:before="0" w:beforeAutospacing="0" w:line="360" w:lineRule="auto"/>
               <w:ind w:left="1440" w:hanging="360"/>
             </w:pPr>
             <w:r>
@@ -9143,45 +8898,7 @@
                 <w:szCs w:val="24"/>
                 <w:rtl w:val="0"/>
               </w:rPr>
-              <w:t xml:space="preserve">O sistema valida o endereço e prossegue para o passo 4 do fluxo principal.</w:t>
-            </w:r>
-          </w:p>
-          <w:p>
-            <w:pPr>
-              <w:numPr>
-                <w:ilvl w:val="0"/>
-                <w:numId w:val="9"/>
-              </w:numPr>
-              <w:spacing w:after="0" w:afterAutospacing="0" w:before="0" w:beforeAutospacing="0" w:line="360" w:lineRule="auto"/>
-              <w:ind w:left="720" w:hanging="360"/>
-            </w:pPr>
-            <w:r>
-              <w:rPr>
-                <w:b w:val="1"/>
-                <w:bCs w:val="1"/>
-                <w:sz w:val="24"/>
-                <w:szCs w:val="24"/>
-                <w:rtl w:val="0"/>
-              </w:rPr>
-              <w:t xml:space="preserve">Fluxo de Exceção 3a: Baixa precisão do sinal de GPS (Raio maior que 50 metros)</w:t>
-            </w:r>
-          </w:p>
-          <w:p>
-            <w:pPr>
-              <w:numPr>
-                <w:ilvl w:val="1"/>
-                <w:numId w:val="9"/>
-              </w:numPr>
-              <w:spacing w:after="840" w:before="0" w:beforeAutospacing="0" w:line="360" w:lineRule="auto"/>
-              <w:ind w:left="1440" w:hanging="360"/>
-            </w:pPr>
-            <w:r>
-              <w:rPr>
-                <w:sz w:val="24"/>
-                <w:szCs w:val="24"/>
-                <w:rtl w:val="0"/>
-              </w:rPr>
-              <w:t xml:space="preserve">O sistema detecta que o sinal do GPS está fraco ou impreciso.</w:t>
+              <w:t xml:space="preserve">O sistema valida o endereço e prossegue para o passo 4 do fluxo principal</w:t>
             </w:r>
           </w:p>
         </w:tc>
@@ -9221,7 +8938,7 @@
                 <w:szCs w:val="24"/>
                 <w:rtl w:val="0"/>
               </w:rPr>
-              <w:t xml:space="preserve">Fluxos de Exceção: </w:t>
+              <w:t xml:space="preserve">Relações de Regras de Negócio: </w:t>
             </w:r>
           </w:p>
         </w:tc>
@@ -9236,2345 +8953,6 @@
             </w:tcMar>
             <w:vAlign w:val="top"/>
           </w:tcPr>
-          <w:p>
-            <w:pPr>
-              <w:numPr>
-                <w:ilvl w:val="0"/>
-                <w:numId w:val="9"/>
-              </w:numPr>
-              <w:spacing w:after="0" w:afterAutospacing="0" w:before="180" w:line="360" w:lineRule="auto"/>
-              <w:ind w:left="720" w:hanging="360"/>
-            </w:pPr>
-            <w:r>
-              <w:rPr>
-                <w:b w:val="1"/>
-                <w:bCs w:val="1"/>
-                <w:sz w:val="24"/>
-                <w:szCs w:val="24"/>
-                <w:rtl w:val="0"/>
-              </w:rPr>
-              <w:t xml:space="preserve">Fluxo Alternativo 2a: Permissão de GPS negada pelo usuário</w:t>
-            </w:r>
-          </w:p>
-          <w:p>
-            <w:pPr>
-              <w:numPr>
-                <w:ilvl w:val="1"/>
-                <w:numId w:val="9"/>
-              </w:numPr>
-              <w:spacing w:after="0" w:afterAutospacing="0" w:before="0" w:beforeAutospacing="0" w:line="360" w:lineRule="auto"/>
-              <w:ind w:left="1440" w:hanging="360"/>
-            </w:pPr>
-            <w:r>
-              <w:rPr>
-                <w:sz w:val="24"/>
-                <w:szCs w:val="24"/>
-                <w:rtl w:val="0"/>
-              </w:rPr>
-              <w:t xml:space="preserve">O sistema identifica que a permissão de localização foi recusada.</w:t>
-            </w:r>
-          </w:p>
-          <w:p>
-            <w:pPr>
-              <w:numPr>
-                <w:ilvl w:val="1"/>
-                <w:numId w:val="9"/>
-              </w:numPr>
-              <w:spacing w:after="0" w:afterAutospacing="0" w:before="0" w:beforeAutospacing="0" w:line="360" w:lineRule="auto"/>
-              <w:ind w:left="1440" w:hanging="360"/>
-            </w:pPr>
-            <w:r>
-              <w:rPr>
-                <w:sz w:val="24"/>
-                <w:szCs w:val="24"/>
-                <w:rtl w:val="0"/>
-              </w:rPr>
-              <w:t xml:space="preserve">O sistema exibe uma mensagem solicitando que o Cliente insira um endereço manualmente (Ex: CEP ou Nome da Rua).</w:t>
-            </w:r>
-          </w:p>
-          <w:p>
-            <w:pPr>
-              <w:numPr>
-                <w:ilvl w:val="1"/>
-                <w:numId w:val="9"/>
-              </w:numPr>
-              <w:spacing w:after="0" w:afterAutospacing="0" w:before="0" w:beforeAutospacing="0" w:line="360" w:lineRule="auto"/>
-              <w:ind w:left="1440" w:hanging="360"/>
-            </w:pPr>
-            <w:r>
-              <w:rPr>
-                <w:sz w:val="24"/>
-                <w:szCs w:val="24"/>
-                <w:rtl w:val="0"/>
-              </w:rPr>
-              <w:t xml:space="preserve">O Cliente insira o endereço.</w:t>
-            </w:r>
-          </w:p>
-          <w:p>
-            <w:pPr>
-              <w:numPr>
-                <w:ilvl w:val="1"/>
-                <w:numId w:val="9"/>
-              </w:numPr>
-              <w:spacing w:after="660" w:before="0" w:beforeAutospacing="0" w:line="360" w:lineRule="auto"/>
-              <w:ind w:left="1440" w:hanging="360"/>
-            </w:pPr>
-            <w:r>
-              <w:rPr>
-                <w:sz w:val="24"/>
-                <w:szCs w:val="24"/>
-                <w:rtl w:val="0"/>
-              </w:rPr>
-              <w:t xml:space="preserve">O sistema valida o endereço e prossegue para o passo 4 do fluxo principal</w:t>
-            </w:r>
-          </w:p>
-        </w:tc>
-      </w:tr>
-      <w:tr>
-        <w:trPr>
-          <w:cantSplit w:val="0"/>
-          <w:tblHeader w:val="0"/>
-        </w:trPr>
-        <w:tc>
-          <w:tcPr>
-            <w:shd w:fill="999999" w:val="clear"/>
-            <w:tcMar>
-              <w:top w:w="100.0" w:type="dxa"/>
-              <w:left w:w="100.0" w:type="dxa"/>
-              <w:bottom w:w="100.0" w:type="dxa"/>
-              <w:right w:w="100.0" w:type="dxa"/>
-            </w:tcMar>
-            <w:vAlign w:val="top"/>
-          </w:tcPr>
-          <w:p>
-            <w:pPr>
-              <w:widowControl w:val="0"/>
-              <w:spacing w:line="240" w:lineRule="auto"/>
-              <w:rPr>
-                <w:b w:val="1"/>
-                <w:bCs w:val="1"/>
-                <w:sz w:val="24"/>
-                <w:szCs w:val="24"/>
-              </w:rPr>
-            </w:pPr>
-            <w:r>
-              <w:rPr>
-                <w:b w:val="1"/>
-                <w:bCs w:val="1"/>
-                <w:sz w:val="24"/>
-                <w:szCs w:val="24"/>
-                <w:rtl w:val="0"/>
-              </w:rPr>
-              <w:t xml:space="preserve">Relações de Regras de Negócio: </w:t>
-            </w:r>
-          </w:p>
-        </w:tc>
-        <w:tc>
-          <w:tcPr>
-            <w:shd w:fill="auto" w:val="clear"/>
-            <w:tcMar>
-              <w:top w:w="100.0" w:type="dxa"/>
-              <w:left w:w="100.0" w:type="dxa"/>
-              <w:bottom w:w="100.0" w:type="dxa"/>
-              <w:right w:w="100.0" w:type="dxa"/>
-            </w:tcMar>
-            <w:vAlign w:val="top"/>
-          </w:tcPr>
-          <w:p>
-            <w:pPr>
-              <w:widowControl w:val="0"/>
-              <w:numPr>
-                <w:ilvl w:val="0"/>
-                <w:numId w:val="3"/>
-              </w:numPr>
-              <w:spacing w:after="0" w:afterAutospacing="0" w:before="180" w:line="240" w:lineRule="auto"/>
-              <w:ind w:left="720" w:hanging="360"/>
-            </w:pPr>
-            <w:r>
-              <w:rPr>
-                <w:b w:val="1"/>
-                <w:bCs w:val="1"/>
-                <w:sz w:val="24"/>
-                <w:szCs w:val="24"/>
-                <w:rtl w:val="0"/>
-              </w:rPr>
-              <w:t xml:space="preserve">[RN01] Raio de Cobertura:</w:t>
-            </w:r>
-            <w:r>
-              <w:rPr>
-                <w:sz w:val="24"/>
-                <w:szCs w:val="24"/>
-                <w:rtl w:val="0"/>
-              </w:rPr>
-              <w:t xml:space="preserve"> Um mercado parceiro só será elegível para exibição se a distância linear até as coordenadas do cliente for menor ou igual ao raio máximo de entrega cadastrado pelo estabelecimento.</w:t>
-            </w:r>
-          </w:p>
-          <w:p>
-            <w:pPr>
-              <w:widowControl w:val="0"/>
-              <w:numPr>
-                <w:ilvl w:val="0"/>
-                <w:numId w:val="3"/>
-              </w:numPr>
-              <w:spacing w:after="0" w:afterAutospacing="0" w:before="0" w:beforeAutospacing="0" w:line="240" w:lineRule="auto"/>
-              <w:ind w:left="720" w:hanging="360"/>
-            </w:pPr>
-            <w:r>
-              <w:rPr>
-                <w:b w:val="1"/>
-                <w:bCs w:val="1"/>
-                <w:sz w:val="24"/>
-                <w:szCs w:val="24"/>
-                <w:rtl w:val="0"/>
-              </w:rPr>
-              <w:t xml:space="preserve">[RN02] Cálculo do Frete Base:</w:t>
-            </w:r>
-            <w:r>
-              <w:rPr>
-                <w:sz w:val="24"/>
-                <w:szCs w:val="24"/>
-                <w:rtl w:val="0"/>
-              </w:rPr>
-              <w:t xml:space="preserve"> O frete base é composto por um valor fixo de partida mais um valor variável por quilômetro rodado estimado de rota entre o mercado e o destino.</w:t>
-            </w:r>
-          </w:p>
-          <w:p>
-            <w:pPr>
-              <w:widowControl w:val="0"/>
-              <w:numPr>
-                <w:ilvl w:val="0"/>
-                <w:numId w:val="3"/>
-              </w:numPr>
-              <w:spacing w:after="0" w:afterAutospacing="0" w:before="0" w:beforeAutospacing="0" w:line="240" w:lineRule="auto"/>
-              <w:ind w:left="720" w:hanging="360"/>
-            </w:pPr>
-            <w:r>
-              <w:rPr>
-                <w:b w:val="1"/>
-                <w:bCs w:val="1"/>
-                <w:sz w:val="24"/>
-                <w:szCs w:val="24"/>
-                <w:rtl w:val="0"/>
-              </w:rPr>
-              <w:t xml:space="preserve">[RN03] Isenção por Fidelidade e Região:</w:t>
-            </w:r>
-            <w:r>
-              <w:rPr>
-                <w:sz w:val="24"/>
-                <w:szCs w:val="24"/>
-                <w:rtl w:val="0"/>
-              </w:rPr>
-              <w:t xml:space="preserve"> Se o cliente pertencer a um programa de fidelidade premium (ex: Clube de Vantagens) ou se o endereço estiver em uma zona promocional ativa, o valor do frete calculado no passo anterior deve ser zerado (R$ 0,00).</w:t>
-            </w:r>
-          </w:p>
-          <w:p>
-            <w:pPr>
-              <w:widowControl w:val="0"/>
-              <w:numPr>
-                <w:ilvl w:val="0"/>
-                <w:numId w:val="3"/>
-              </w:numPr>
-              <w:spacing w:after="240" w:before="0" w:beforeAutospacing="0" w:line="240" w:lineRule="auto"/>
-              <w:ind w:left="720" w:hanging="360"/>
-            </w:pPr>
-            <w:r>
-              <w:rPr>
-                <w:b w:val="1"/>
-                <w:bCs w:val="1"/>
-                <w:sz w:val="24"/>
-                <w:szCs w:val="24"/>
-                <w:rtl w:val="0"/>
-              </w:rPr>
-              <w:t xml:space="preserve">[RN04] Tarifas Internacionais:</w:t>
-            </w:r>
-            <w:r>
-              <w:rPr>
-                <w:sz w:val="24"/>
-                <w:szCs w:val="24"/>
-                <w:rtl w:val="0"/>
-              </w:rPr>
-              <w:t xml:space="preserve"> Caso o mercado parceiro selecionado esteja localizado em uma zona alfandegária ou país vizinho (compras transfronteiriças), o sistema deve aplicar uma taxa fixa de importação/internacional sobre o frete base determinado.</w:t>
-            </w:r>
-            <w:r>
-              <w:rPr>
-                <w:rtl w:val="0"/>
-              </w:rPr>
-            </w:r>
-          </w:p>
-        </w:tc>
-      </w:tr>
-    </w:tbl>
-    <w:p>
-      <w:pPr>
-        <w:spacing w:line="360" w:lineRule="auto"/>
-        <w:jc w:val="both"/>
-        <w:rPr/>
-      </w:pPr>
-      <w:r>
-        <w:rPr>
-          <w:rtl w:val="0"/>
-        </w:rPr>
-      </w:r>
-    </w:p>
-    <w:p>
-      <w:pPr>
-        <w:spacing w:line="360" w:lineRule="auto"/>
-        <w:jc w:val="both"/>
-        <w:rPr/>
-      </w:pPr>
-      <w:r>
-        <w:rPr>
-          <w:rtl w:val="0"/>
-        </w:rPr>
-      </w:r>
-    </w:p>
-    <w:p>
-      <w:pPr>
-        <w:spacing w:line="360" w:lineRule="auto"/>
-        <w:jc w:val="both"/>
-        <w:rPr/>
-      </w:pPr>
-      <w:r>
-        <w:rPr>
-          <w:rtl w:val="0"/>
-        </w:rPr>
-      </w:r>
-    </w:p>
-    <w:p>
-      <w:pPr>
-        <w:spacing w:line="360" w:lineRule="auto"/>
-        <w:jc w:val="both"/>
-        <w:rPr/>
-      </w:pPr>
-      <w:r>
-        <w:rPr>
-          <w:rtl w:val="0"/>
-        </w:rPr>
-      </w:r>
-    </w:p>
-    <w:p>
-      <w:pPr>
-        <w:spacing w:line="360" w:lineRule="auto"/>
-        <w:jc w:val="both"/>
-        <w:rPr/>
-      </w:pPr>
-      <w:r>
-        <w:rPr>
-          <w:rtl w:val="0"/>
-        </w:rPr>
-      </w:r>
-    </w:p>
-    <w:p>
-      <w:pPr>
-        <w:spacing w:line="360" w:lineRule="auto"/>
-        <w:jc w:val="both"/>
-        <w:rPr/>
-      </w:pPr>
-      <w:r>
-        <w:rPr>
-          <w:rtl w:val="0"/>
-        </w:rPr>
-      </w:r>
-    </w:p>
-    <w:p>
-      <w:pPr>
-        <w:spacing w:line="360" w:lineRule="auto"/>
-        <w:jc w:val="both"/>
-        <w:rPr/>
-      </w:pPr>
-      <w:r>
-        <w:rPr>
-          <w:rtl w:val="0"/>
-        </w:rPr>
-      </w:r>
-    </w:p>
-    <w:p>
-      <w:pPr>
-        <w:spacing w:line="360" w:lineRule="auto"/>
-        <w:jc w:val="both"/>
-        <w:rPr/>
-      </w:pPr>
-      <w:r>
-        <w:rPr>
-          <w:rtl w:val="0"/>
-        </w:rPr>
-      </w:r>
-    </w:p>
-    <w:p>
-      <w:pPr>
-        <w:spacing w:line="360" w:lineRule="auto"/>
-        <w:jc w:val="both"/>
-        <w:rPr/>
-      </w:pPr>
-      <w:r>
-        <w:rPr>
-          <w:rtl w:val="0"/>
-        </w:rPr>
-      </w:r>
-    </w:p>
-    <w:p>
-      <w:pPr>
-        <w:spacing w:line="360" w:lineRule="auto"/>
-        <w:jc w:val="both"/>
-        <w:rPr/>
-      </w:pPr>
-      <w:r>
-        <w:rPr>
-          <w:rtl w:val="0"/>
-        </w:rPr>
-      </w:r>
-    </w:p>
-    <w:p>
-      <w:pPr>
-        <w:spacing w:line="360" w:lineRule="auto"/>
-        <w:jc w:val="both"/>
-        <w:rPr/>
-      </w:pPr>
-      <w:r>
-        <w:rPr>
-          <w:rtl w:val="0"/>
-        </w:rPr>
-      </w:r>
-    </w:p>
-    <w:p>
-      <w:pPr>
-        <w:spacing w:line="360" w:lineRule="auto"/>
-        <w:jc w:val="both"/>
-        <w:rPr/>
-      </w:pPr>
-      <w:r>
-        <w:rPr>
-          <w:rtl w:val="0"/>
-        </w:rPr>
-      </w:r>
-    </w:p>
-    <w:p>
-      <w:pPr>
-        <w:spacing w:line="360" w:lineRule="auto"/>
-        <w:jc w:val="both"/>
-        <w:rPr/>
-      </w:pPr>
-      <w:r>
-        <w:rPr>
-          <w:rtl w:val="0"/>
-        </w:rPr>
-      </w:r>
-    </w:p>
-    <w:p>
-      <w:pPr>
-        <w:spacing w:line="360" w:lineRule="auto"/>
-        <w:jc w:val="both"/>
-        <w:rPr/>
-      </w:pPr>
-      <w:r>
-        <w:rPr>
-          <w:rtl w:val="0"/>
-        </w:rPr>
-      </w:r>
-    </w:p>
-    <w:p>
-      <w:pPr>
-        <w:spacing w:line="360" w:lineRule="auto"/>
-        <w:jc w:val="both"/>
-        <w:rPr/>
-      </w:pPr>
-      <w:r>
-        <w:rPr>
-          <w:rtl w:val="0"/>
-        </w:rPr>
-      </w:r>
-    </w:p>
-    <w:p>
-      <w:pPr>
-        <w:spacing w:line="360" w:lineRule="auto"/>
-        <w:jc w:val="both"/>
-        <w:rPr/>
-      </w:pPr>
-      <w:r>
-        <w:rPr>
-          <w:rtl w:val="0"/>
-        </w:rPr>
-      </w:r>
-    </w:p>
-    <w:p>
-      <w:pPr>
-        <w:spacing w:line="360" w:lineRule="auto"/>
-        <w:jc w:val="both"/>
-        <w:rPr/>
-      </w:pPr>
-      <w:r>
-        <w:rPr>
-          <w:rtl w:val="0"/>
-        </w:rPr>
-      </w:r>
-    </w:p>
-    <w:p>
-      <w:pPr>
-        <w:spacing w:line="360" w:lineRule="auto"/>
-        <w:jc w:val="both"/>
-        <w:rPr/>
-      </w:pPr>
-      <w:r>
-        <w:rPr>
-          <w:rtl w:val="0"/>
-        </w:rPr>
-      </w:r>
-    </w:p>
-    <w:p>
-      <w:pPr>
-        <w:spacing w:line="360" w:lineRule="auto"/>
-        <w:jc w:val="both"/>
-        <w:rPr/>
-      </w:pPr>
-      <w:r>
-        <w:rPr>
-          <w:rtl w:val="0"/>
-        </w:rPr>
-        <w:t xml:space="preserve">brayan narloch ferreira </w:t>
-      </w:r>
-    </w:p>
-    <w:p>
-      <w:pPr>
-        <w:spacing w:line="360" w:lineRule="auto"/>
-        <w:jc w:val="both"/>
-        <w:rPr/>
-      </w:pPr>
-      <w:r>
-        <w:rPr>
-          <w:rtl w:val="0"/>
-        </w:rPr>
-      </w:r>
-    </w:p>
-    <w:p>
-      <w:pPr>
-        <w:spacing w:line="360" w:lineRule="auto"/>
-        <w:jc w:val="both"/>
-        <w:rPr>
-          <w:sz w:val="24"/>
-          <w:szCs w:val="24"/>
-        </w:rPr>
-      </w:pPr>
-      <w:r>
-        <w:rPr>
-          <w:rtl w:val="0"/>
-        </w:rPr>
-      </w:r>
-    </w:p>
-    <w:tbl>
-      <w:tblPr>
-        <w:tblStyle w:val="Table9"/>
-        <w:tblW w:w="14010.0" w:type="dxa"/>
-        <w:jc w:val="left"/>
-        <w:tblBorders>
-          <w:top w:color="000000" w:space="0" w:sz="8" w:val="single"/>
-          <w:left w:color="000000" w:space="0" w:sz="8" w:val="single"/>
-          <w:bottom w:color="000000" w:space="0" w:sz="8" w:val="single"/>
-          <w:right w:color="000000" w:space="0" w:sz="8" w:val="single"/>
-          <w:insideH w:color="000000" w:space="0" w:sz="8" w:val="single"/>
-          <w:insideV w:color="000000" w:space="0" w:sz="8" w:val="single"/>
-        </w:tblBorders>
-        <w:tblLayout w:type="fixed"/>
-        <w:tblLook w:val="0600"/>
-      </w:tblPr>
-      <w:tblGrid>
-        <w:gridCol w:w="2535"/>
-        <w:gridCol w:w="11475"/>
-        <w:tblGridChange w:id="0">
-          <w:tblGrid>
-            <w:gridCol w:w="2535"/>
-            <w:gridCol w:w="11475"/>
-          </w:tblGrid>
-        </w:tblGridChange>
-      </w:tblGrid>
-      <w:tr>
-        <w:trPr>
-          <w:cantSplit w:val="0"/>
-          <w:tblHeader w:val="0"/>
-        </w:trPr>
-        <w:tc>
-          <w:tcPr>
-            <w:shd w:fill="999999" w:val="clear"/>
-            <w:tcMar>
-              <w:top w:w="100.0" w:type="dxa"/>
-              <w:left w:w="100.0" w:type="dxa"/>
-              <w:bottom w:w="100.0" w:type="dxa"/>
-              <w:right w:w="100.0" w:type="dxa"/>
-            </w:tcMar>
-            <w:vAlign w:val="top"/>
-          </w:tcPr>
-          <w:p>
-            <w:pPr>
-              <w:widowControl w:val="0"/>
-              <w:spacing w:line="240" w:lineRule="auto"/>
-              <w:rPr>
-                <w:b w:val="1"/>
-                <w:bCs w:val="1"/>
-                <w:sz w:val="24"/>
-                <w:szCs w:val="24"/>
-              </w:rPr>
-            </w:pPr>
-            <w:r>
-              <w:rPr>
-                <w:b w:val="1"/>
-                <w:bCs w:val="1"/>
-                <w:sz w:val="24"/>
-                <w:szCs w:val="24"/>
-                <w:rtl w:val="0"/>
-              </w:rPr>
-              <w:t xml:space="preserve">CASO DE USO EXPANDIDO - 001</w:t>
-            </w:r>
-          </w:p>
-        </w:tc>
-        <w:tc>
-          <w:tcPr>
-            <w:shd w:fill="999999" w:val="clear"/>
-            <w:tcMar>
-              <w:top w:w="100.0" w:type="dxa"/>
-              <w:left w:w="100.0" w:type="dxa"/>
-              <w:bottom w:w="100.0" w:type="dxa"/>
-              <w:right w:w="100.0" w:type="dxa"/>
-            </w:tcMar>
-            <w:vAlign w:val="top"/>
-          </w:tcPr>
-          <w:p>
-            <w:pPr>
-              <w:spacing w:line="360" w:lineRule="auto"/>
-              <w:jc w:val="both"/>
-              <w:rPr>
-                <w:b w:val="1"/>
-                <w:bCs w:val="1"/>
-                <w:sz w:val="24"/>
-                <w:szCs w:val="24"/>
-              </w:rPr>
-            </w:pPr>
-            <w:r>
-              <w:rPr>
-                <w:b w:val="1"/>
-                <w:bCs w:val="1"/>
-                <w:sz w:val="24"/>
-                <w:szCs w:val="24"/>
-                <w:rtl w:val="0"/>
-              </w:rPr>
-              <w:t xml:space="preserve">Roteamentos logisticos para entrega e </w:t>
-            </w:r>
-          </w:p>
-        </w:tc>
-      </w:tr>
-      <w:tr>
-        <w:trPr>
-          <w:cantSplit w:val="0"/>
-          <w:tblHeader w:val="0"/>
-        </w:trPr>
-        <w:tc>
-          <w:tcPr>
-            <w:shd w:fill="999999" w:val="clear"/>
-            <w:tcMar>
-              <w:top w:w="100.0" w:type="dxa"/>
-              <w:left w:w="100.0" w:type="dxa"/>
-              <w:bottom w:w="100.0" w:type="dxa"/>
-              <w:right w:w="100.0" w:type="dxa"/>
-            </w:tcMar>
-            <w:vAlign w:val="top"/>
-          </w:tcPr>
-          <w:p>
-            <w:pPr>
-              <w:widowControl w:val="0"/>
-              <w:spacing w:line="240" w:lineRule="auto"/>
-              <w:rPr>
-                <w:b w:val="1"/>
-                <w:bCs w:val="1"/>
-                <w:sz w:val="24"/>
-                <w:szCs w:val="24"/>
-              </w:rPr>
-            </w:pPr>
-            <w:r>
-              <w:rPr>
-                <w:b w:val="1"/>
-                <w:bCs w:val="1"/>
-                <w:sz w:val="24"/>
-                <w:szCs w:val="24"/>
-                <w:rtl w:val="0"/>
-              </w:rPr>
-              <w:t xml:space="preserve">Ator Principal: </w:t>
-            </w:r>
-          </w:p>
-        </w:tc>
-        <w:tc>
-          <w:tcPr>
-            <w:shd w:fill="auto" w:val="clear"/>
-            <w:tcMar>
-              <w:top w:w="100.0" w:type="dxa"/>
-              <w:left w:w="100.0" w:type="dxa"/>
-              <w:bottom w:w="100.0" w:type="dxa"/>
-              <w:right w:w="100.0" w:type="dxa"/>
-            </w:tcMar>
-            <w:vAlign w:val="top"/>
-          </w:tcPr>
-          <w:p>
-            <w:pPr>
-              <w:widowControl w:val="0"/>
-              <w:spacing w:line="240" w:lineRule="auto"/>
-              <w:rPr>
-                <w:sz w:val="24"/>
-                <w:szCs w:val="24"/>
-              </w:rPr>
-            </w:pPr>
-            <w:r>
-              <w:rPr>
-                <w:color w:val="0d0d0d"/>
-                <w:sz w:val="24"/>
-                <w:szCs w:val="24"/>
-                <w:shd w:fill="fcfcfc" w:val="clear"/>
-                <w:rtl w:val="0"/>
-              </w:rPr>
-              <w:t xml:space="preserve">Usuário</w:t>
-            </w:r>
-            <w:r>
-              <w:rPr>
-                <w:rtl w:val="0"/>
-              </w:rPr>
-            </w:r>
-          </w:p>
-        </w:tc>
-      </w:tr>
-      <w:tr>
-        <w:trPr>
-          <w:cantSplit w:val="0"/>
-          <w:tblHeader w:val="0"/>
-        </w:trPr>
-        <w:tc>
-          <w:tcPr>
-            <w:shd w:fill="999999" w:val="clear"/>
-            <w:tcMar>
-              <w:top w:w="100.0" w:type="dxa"/>
-              <w:left w:w="100.0" w:type="dxa"/>
-              <w:bottom w:w="100.0" w:type="dxa"/>
-              <w:right w:w="100.0" w:type="dxa"/>
-            </w:tcMar>
-            <w:vAlign w:val="top"/>
-          </w:tcPr>
-          <w:p>
-            <w:pPr>
-              <w:widowControl w:val="0"/>
-              <w:spacing w:line="240" w:lineRule="auto"/>
-              <w:rPr>
-                <w:b w:val="1"/>
-                <w:bCs w:val="1"/>
-                <w:sz w:val="24"/>
-                <w:szCs w:val="24"/>
-              </w:rPr>
-            </w:pPr>
-            <w:r>
-              <w:rPr>
-                <w:b w:val="1"/>
-                <w:bCs w:val="1"/>
-                <w:sz w:val="24"/>
-                <w:szCs w:val="24"/>
-                <w:rtl w:val="0"/>
-              </w:rPr>
-              <w:t xml:space="preserve">Resumo: </w:t>
-            </w:r>
-          </w:p>
-        </w:tc>
-        <w:tc>
-          <w:tcPr>
-            <w:shd w:fill="auto" w:val="clear"/>
-            <w:tcMar>
-              <w:top w:w="100.0" w:type="dxa"/>
-              <w:left w:w="100.0" w:type="dxa"/>
-              <w:bottom w:w="100.0" w:type="dxa"/>
-              <w:right w:w="100.0" w:type="dxa"/>
-            </w:tcMar>
-            <w:vAlign w:val="top"/>
-          </w:tcPr>
-          <w:p>
-            <w:pPr>
-              <w:widowControl w:val="0"/>
-              <w:shd w:fill="fcfcfc" w:val="clear"/>
-              <w:spacing w:after="180" w:before="180" w:line="240" w:lineRule="auto"/>
-              <w:rPr>
-                <w:sz w:val="24"/>
-                <w:szCs w:val="24"/>
-              </w:rPr>
-            </w:pPr>
-            <w:r>
-              <w:rPr>
-                <w:color w:val="0d0d0d"/>
-                <w:sz w:val="24"/>
-                <w:szCs w:val="24"/>
-                <w:rtl w:val="0"/>
-              </w:rPr>
-              <w:t xml:space="preserve">Este caso de uso descreve o processo pelo qual um usuário interage com o sistema para gerenciar receitas culinárias. O usuário pode registrar novas receitas, informando dados como nome, ingredientes, quantidades, modo de preparo, tempo de execução, rendimento e categoria. O sistema valida as informações fornecidas e armazena os dados para permitir consultas e futuras alterações.</w:t>
-            </w:r>
-            <w:r>
-              <w:rPr>
-                <w:rtl w:val="0"/>
-              </w:rPr>
-            </w:r>
-          </w:p>
-        </w:tc>
-      </w:tr>
-      <w:tr>
-        <w:trPr>
-          <w:cantSplit w:val="0"/>
-          <w:tblHeader w:val="0"/>
-        </w:trPr>
-        <w:tc>
-          <w:tcPr>
-            <w:shd w:fill="999999" w:val="clear"/>
-            <w:tcMar>
-              <w:top w:w="100.0" w:type="dxa"/>
-              <w:left w:w="100.0" w:type="dxa"/>
-              <w:bottom w:w="100.0" w:type="dxa"/>
-              <w:right w:w="100.0" w:type="dxa"/>
-            </w:tcMar>
-            <w:vAlign w:val="top"/>
-          </w:tcPr>
-          <w:p>
-            <w:pPr>
-              <w:widowControl w:val="0"/>
-              <w:spacing w:line="240" w:lineRule="auto"/>
-              <w:rPr>
-                <w:b w:val="1"/>
-                <w:bCs w:val="1"/>
-                <w:sz w:val="24"/>
-                <w:szCs w:val="24"/>
-              </w:rPr>
-            </w:pPr>
-            <w:r>
-              <w:rPr>
-                <w:b w:val="1"/>
-                <w:bCs w:val="1"/>
-                <w:sz w:val="24"/>
-                <w:szCs w:val="24"/>
-                <w:rtl w:val="0"/>
-              </w:rPr>
-              <w:t xml:space="preserve">Pré-condições: </w:t>
-            </w:r>
-          </w:p>
-        </w:tc>
-        <w:tc>
-          <w:tcPr>
-            <w:shd w:fill="auto" w:val="clear"/>
-            <w:tcMar>
-              <w:top w:w="100.0" w:type="dxa"/>
-              <w:left w:w="100.0" w:type="dxa"/>
-              <w:bottom w:w="100.0" w:type="dxa"/>
-              <w:right w:w="100.0" w:type="dxa"/>
-            </w:tcMar>
-            <w:vAlign w:val="top"/>
-          </w:tcPr>
-          <w:p>
-            <w:pPr>
-              <w:widowControl w:val="0"/>
-              <w:shd w:fill="fcfcfc" w:val="clear"/>
-              <w:spacing w:after="180" w:before="180" w:line="240" w:lineRule="auto"/>
-              <w:rPr>
-                <w:sz w:val="24"/>
-                <w:szCs w:val="24"/>
-              </w:rPr>
-            </w:pPr>
-            <w:r>
-              <w:rPr>
-                <w:color w:val="0d0d0d"/>
-                <w:sz w:val="24"/>
-                <w:szCs w:val="24"/>
-                <w:rtl w:val="0"/>
-              </w:rPr>
-              <w:t xml:space="preserve">O sistema deve estar disponível para uso.</w:t>
-            </w:r>
-            <w:r>
-              <w:rPr>
-                <w:rtl w:val="0"/>
-              </w:rPr>
-            </w:r>
-          </w:p>
-        </w:tc>
-      </w:tr>
-      <w:tr>
-        <w:trPr>
-          <w:cantSplit w:val="0"/>
-          <w:tblHeader w:val="0"/>
-        </w:trPr>
-        <w:tc>
-          <w:tcPr>
-            <w:shd w:fill="999999" w:val="clear"/>
-            <w:tcMar>
-              <w:top w:w="100.0" w:type="dxa"/>
-              <w:left w:w="100.0" w:type="dxa"/>
-              <w:bottom w:w="100.0" w:type="dxa"/>
-              <w:right w:w="100.0" w:type="dxa"/>
-            </w:tcMar>
-            <w:vAlign w:val="top"/>
-          </w:tcPr>
-          <w:p>
-            <w:pPr>
-              <w:widowControl w:val="0"/>
-              <w:spacing w:line="240" w:lineRule="auto"/>
-              <w:rPr>
-                <w:b w:val="1"/>
-                <w:bCs w:val="1"/>
-                <w:sz w:val="24"/>
-                <w:szCs w:val="24"/>
-              </w:rPr>
-            </w:pPr>
-            <w:r>
-              <w:rPr>
-                <w:b w:val="1"/>
-                <w:bCs w:val="1"/>
-                <w:sz w:val="24"/>
-                <w:szCs w:val="24"/>
-                <w:rtl w:val="0"/>
-              </w:rPr>
-              <w:t xml:space="preserve">Pós-condições: </w:t>
-            </w:r>
-          </w:p>
-        </w:tc>
-        <w:tc>
-          <w:tcPr>
-            <w:shd w:fill="auto" w:val="clear"/>
-            <w:tcMar>
-              <w:top w:w="100.0" w:type="dxa"/>
-              <w:left w:w="100.0" w:type="dxa"/>
-              <w:bottom w:w="100.0" w:type="dxa"/>
-              <w:right w:w="100.0" w:type="dxa"/>
-            </w:tcMar>
-            <w:vAlign w:val="top"/>
-          </w:tcPr>
-          <w:p>
-            <w:pPr>
-              <w:widowControl w:val="0"/>
-              <w:shd w:fill="fcfcfc" w:val="clear"/>
-              <w:spacing w:after="180" w:before="180" w:line="240" w:lineRule="auto"/>
-              <w:rPr>
-                <w:sz w:val="24"/>
-                <w:szCs w:val="24"/>
-              </w:rPr>
-            </w:pPr>
-            <w:r>
-              <w:rPr>
-                <w:color w:val="0d0d0d"/>
-                <w:sz w:val="24"/>
-                <w:szCs w:val="24"/>
-                <w:rtl w:val="0"/>
-              </w:rPr>
-              <w:t xml:space="preserve">A receita é cadastrada, atualizada, consultada ou excluída conforme a operação realizada.</w:t>
-            </w:r>
-            <w:r>
-              <w:rPr>
-                <w:rtl w:val="0"/>
-              </w:rPr>
-            </w:r>
-          </w:p>
-        </w:tc>
-      </w:tr>
-      <w:tr>
-        <w:trPr>
-          <w:cantSplit w:val="0"/>
-          <w:tblHeader w:val="0"/>
-        </w:trPr>
-        <w:tc>
-          <w:tcPr>
-            <w:shd w:fill="999999" w:val="clear"/>
-            <w:tcMar>
-              <w:top w:w="100.0" w:type="dxa"/>
-              <w:left w:w="100.0" w:type="dxa"/>
-              <w:bottom w:w="100.0" w:type="dxa"/>
-              <w:right w:w="100.0" w:type="dxa"/>
-            </w:tcMar>
-            <w:vAlign w:val="top"/>
-          </w:tcPr>
-          <w:p>
-            <w:pPr>
-              <w:widowControl w:val="0"/>
-              <w:spacing w:line="240" w:lineRule="auto"/>
-              <w:rPr>
-                <w:b w:val="1"/>
-                <w:bCs w:val="1"/>
-                <w:sz w:val="24"/>
-                <w:szCs w:val="24"/>
-              </w:rPr>
-            </w:pPr>
-            <w:r>
-              <w:rPr>
-                <w:b w:val="1"/>
-                <w:bCs w:val="1"/>
-                <w:sz w:val="24"/>
-                <w:szCs w:val="24"/>
-                <w:rtl w:val="0"/>
-              </w:rPr>
-              <w:t xml:space="preserve">Fluxo Principal: </w:t>
-            </w:r>
-          </w:p>
-        </w:tc>
-        <w:tc>
-          <w:tcPr>
-            <w:shd w:fill="auto" w:val="clear"/>
-            <w:tcMar>
-              <w:top w:w="100.0" w:type="dxa"/>
-              <w:left w:w="100.0" w:type="dxa"/>
-              <w:bottom w:w="100.0" w:type="dxa"/>
-              <w:right w:w="100.0" w:type="dxa"/>
-            </w:tcMar>
-            <w:vAlign w:val="top"/>
-          </w:tcPr>
-          <w:p>
-            <w:pPr>
-              <w:widowControl w:val="0"/>
-              <w:numPr>
-                <w:ilvl w:val="0"/>
-                <w:numId w:val="5"/>
-              </w:numPr>
-              <w:shd w:fill="fcfcfc" w:val="clear"/>
-              <w:spacing w:after="0" w:afterAutospacing="0" w:before="180" w:line="240" w:lineRule="auto"/>
-              <w:ind w:left="720" w:hanging="360"/>
-              <w:rPr>
-                <w:color w:val="0d0d0d"/>
-                <w:sz w:val="24"/>
-                <w:szCs w:val="24"/>
-              </w:rPr>
-            </w:pPr>
-            <w:r>
-              <w:rPr>
-                <w:color w:val="0d0d0d"/>
-                <w:sz w:val="24"/>
-                <w:szCs w:val="24"/>
-                <w:rtl w:val="0"/>
-              </w:rPr>
-              <w:t xml:space="preserve">O usuário acessa o sistema de receitas.</w:t>
-            </w:r>
-          </w:p>
-          <w:p>
-            <w:pPr>
-              <w:widowControl w:val="0"/>
-              <w:numPr>
-                <w:ilvl w:val="0"/>
-                <w:numId w:val="5"/>
-              </w:numPr>
-              <w:shd w:fill="fcfcfc" w:val="clear"/>
-              <w:spacing w:after="0" w:afterAutospacing="0" w:before="0" w:beforeAutospacing="0" w:line="240" w:lineRule="auto"/>
-              <w:ind w:left="720" w:hanging="360"/>
-              <w:rPr>
-                <w:color w:val="0d0d0d"/>
-                <w:sz w:val="24"/>
-                <w:szCs w:val="24"/>
-              </w:rPr>
-            </w:pPr>
-            <w:r>
-              <w:rPr>
-                <w:color w:val="0d0d0d"/>
-                <w:sz w:val="24"/>
-                <w:szCs w:val="24"/>
-                <w:rtl w:val="0"/>
-              </w:rPr>
-              <w:t xml:space="preserve">O sistema apresenta a tela principal com as opções disponíveis.</w:t>
-            </w:r>
-          </w:p>
-          <w:p>
-            <w:pPr>
-              <w:widowControl w:val="0"/>
-              <w:numPr>
-                <w:ilvl w:val="0"/>
-                <w:numId w:val="5"/>
-              </w:numPr>
-              <w:shd w:fill="fcfcfc" w:val="clear"/>
-              <w:spacing w:after="0" w:afterAutospacing="0" w:before="0" w:beforeAutospacing="0" w:line="240" w:lineRule="auto"/>
-              <w:ind w:left="720" w:hanging="360"/>
-              <w:rPr>
-                <w:color w:val="0d0d0d"/>
-                <w:sz w:val="24"/>
-                <w:szCs w:val="24"/>
-              </w:rPr>
-            </w:pPr>
-            <w:r>
-              <w:rPr>
-                <w:color w:val="0d0d0d"/>
-                <w:sz w:val="24"/>
-                <w:szCs w:val="24"/>
-                <w:rtl w:val="0"/>
-              </w:rPr>
-              <w:t xml:space="preserve">O usuário seleciona a opção “Cadastrar receita”.</w:t>
-            </w:r>
-          </w:p>
-          <w:p>
-            <w:pPr>
-              <w:widowControl w:val="0"/>
-              <w:numPr>
-                <w:ilvl w:val="0"/>
-                <w:numId w:val="5"/>
-              </w:numPr>
-              <w:shd w:fill="fcfcfc" w:val="clear"/>
-              <w:spacing w:after="180" w:before="0" w:beforeAutospacing="0" w:line="240" w:lineRule="auto"/>
-              <w:ind w:left="720" w:hanging="360"/>
-              <w:rPr>
-                <w:color w:val="0d0d0d"/>
-                <w:sz w:val="24"/>
-                <w:szCs w:val="24"/>
-              </w:rPr>
-            </w:pPr>
-            <w:r>
-              <w:rPr>
-                <w:color w:val="0d0d0d"/>
-                <w:sz w:val="24"/>
-                <w:szCs w:val="24"/>
-                <w:rtl w:val="0"/>
-              </w:rPr>
-              <w:t xml:space="preserve">O sistema apresenta um formulário para preenchimento dos dados da receita.</w:t>
-            </w:r>
-          </w:p>
-          <w:p>
-            <w:pPr>
-              <w:widowControl w:val="0"/>
-              <w:spacing w:line="240" w:lineRule="auto"/>
-              <w:rPr>
-                <w:sz w:val="24"/>
-                <w:szCs w:val="24"/>
-              </w:rPr>
-            </w:pPr>
-            <w:r>
-              <w:rPr>
-                <w:rtl w:val="0"/>
-              </w:rPr>
-            </w:r>
-          </w:p>
-        </w:tc>
-      </w:tr>
-      <w:tr>
-        <w:trPr>
-          <w:cantSplit w:val="0"/>
-          <w:tblHeader w:val="0"/>
-        </w:trPr>
-        <w:tc>
-          <w:tcPr>
-            <w:shd w:fill="999999" w:val="clear"/>
-            <w:tcMar>
-              <w:top w:w="100.0" w:type="dxa"/>
-              <w:left w:w="100.0" w:type="dxa"/>
-              <w:bottom w:w="100.0" w:type="dxa"/>
-              <w:right w:w="100.0" w:type="dxa"/>
-            </w:tcMar>
-            <w:vAlign w:val="top"/>
-          </w:tcPr>
-          <w:p>
-            <w:pPr>
-              <w:widowControl w:val="0"/>
-              <w:spacing w:line="240" w:lineRule="auto"/>
-              <w:rPr>
-                <w:b w:val="1"/>
-                <w:bCs w:val="1"/>
-                <w:sz w:val="24"/>
-                <w:szCs w:val="24"/>
-              </w:rPr>
-            </w:pPr>
-            <w:r>
-              <w:rPr>
-                <w:b w:val="1"/>
-                <w:bCs w:val="1"/>
-                <w:sz w:val="24"/>
-                <w:szCs w:val="24"/>
-                <w:rtl w:val="0"/>
-              </w:rPr>
-              <w:t xml:space="preserve">Fluxos Alternativos: </w:t>
-            </w:r>
-          </w:p>
-        </w:tc>
-        <w:tc>
-          <w:tcPr>
-            <w:shd w:fill="auto" w:val="clear"/>
-            <w:tcMar>
-              <w:top w:w="100.0" w:type="dxa"/>
-              <w:left w:w="100.0" w:type="dxa"/>
-              <w:bottom w:w="100.0" w:type="dxa"/>
-              <w:right w:w="100.0" w:type="dxa"/>
-            </w:tcMar>
-            <w:vAlign w:val="top"/>
-          </w:tcPr>
-          <w:p>
-            <w:pPr>
-              <w:widowControl w:val="0"/>
-              <w:spacing w:line="240" w:lineRule="auto"/>
-              <w:rPr>
-                <w:b w:val="1"/>
-                <w:bCs w:val="1"/>
-                <w:sz w:val="24"/>
-                <w:szCs w:val="24"/>
-              </w:rPr>
-            </w:pPr>
-            <w:r>
-              <w:rPr>
-                <w:b w:val="1"/>
-                <w:bCs w:val="1"/>
-                <w:sz w:val="24"/>
-                <w:szCs w:val="24"/>
-                <w:rtl w:val="0"/>
-              </w:rPr>
-              <w:t xml:space="preserve">FA01 - Aplicação de Frete Grátis:</w:t>
-            </w:r>
-          </w:p>
-          <w:p>
-            <w:pPr>
-              <w:widowControl w:val="0"/>
-              <w:spacing w:line="240" w:lineRule="auto"/>
-              <w:rPr>
-                <w:sz w:val="24"/>
-                <w:szCs w:val="24"/>
-              </w:rPr>
-            </w:pPr>
-            <w:r>
-              <w:rPr>
-                <w:rtl w:val="0"/>
-              </w:rPr>
-            </w:r>
-          </w:p>
-          <w:p>
-            <w:pPr>
-              <w:widowControl w:val="0"/>
-              <w:numPr>
-                <w:ilvl w:val="0"/>
-                <w:numId w:val="1"/>
-              </w:numPr>
-              <w:spacing w:line="240" w:lineRule="auto"/>
-              <w:ind w:left="720" w:hanging="360"/>
-              <w:rPr>
-                <w:sz w:val="24"/>
-                <w:szCs w:val="24"/>
-              </w:rPr>
-            </w:pPr>
-            <w:r>
-              <w:rPr>
-                <w:b w:val="1"/>
-                <w:bCs w:val="1"/>
-                <w:sz w:val="24"/>
-                <w:szCs w:val="24"/>
-                <w:rtl w:val="0"/>
-              </w:rPr>
-              <w:t xml:space="preserve">3a.</w:t>
-            </w:r>
-            <w:r>
-              <w:rPr>
-                <w:sz w:val="24"/>
-                <w:szCs w:val="24"/>
-                <w:rtl w:val="0"/>
-              </w:rPr>
-              <w:t xml:space="preserve"> O sistema identifica que o CEP pertence à mesma região metropolitana do CD ou que o cliente é membro ativo do programa de fidelidade. </w:t>
-            </w:r>
-          </w:p>
-          <w:p>
-            <w:pPr>
-              <w:widowControl w:val="0"/>
-              <w:spacing w:line="240" w:lineRule="auto"/>
-              <w:ind w:left="720" w:firstLine="0"/>
-              <w:rPr>
-                <w:sz w:val="24"/>
-                <w:szCs w:val="24"/>
-              </w:rPr>
-            </w:pPr>
-            <w:r>
-              <w:rPr>
-                <w:rtl w:val="0"/>
-              </w:rPr>
-            </w:r>
-          </w:p>
-          <w:p>
-            <w:pPr>
-              <w:widowControl w:val="0"/>
-              <w:numPr>
-                <w:ilvl w:val="0"/>
-                <w:numId w:val="1"/>
-              </w:numPr>
-              <w:spacing w:line="240" w:lineRule="auto"/>
-              <w:ind w:left="720" w:hanging="360"/>
-              <w:rPr>
-                <w:sz w:val="24"/>
-                <w:szCs w:val="24"/>
-              </w:rPr>
-            </w:pPr>
-            <w:r>
-              <w:rPr>
-                <w:b w:val="1"/>
-                <w:bCs w:val="1"/>
-                <w:sz w:val="24"/>
-                <w:szCs w:val="24"/>
-                <w:rtl w:val="0"/>
-              </w:rPr>
-              <w:t xml:space="preserve">3b.</w:t>
-            </w:r>
-            <w:r>
-              <w:rPr>
-                <w:sz w:val="24"/>
-                <w:szCs w:val="24"/>
-                <w:rtl w:val="0"/>
-              </w:rPr>
-              <w:t xml:space="preserve"> O sistema aplica isenção total de frete (R$ 0,00) ao carrinho. </w:t>
-            </w:r>
-          </w:p>
-          <w:p>
-            <w:pPr>
-              <w:widowControl w:val="0"/>
-              <w:spacing w:line="240" w:lineRule="auto"/>
-              <w:rPr>
-                <w:sz w:val="24"/>
-                <w:szCs w:val="24"/>
-              </w:rPr>
-            </w:pPr>
-            <w:r>
-              <w:rPr>
-                <w:rtl w:val="0"/>
-              </w:rPr>
-            </w:r>
-          </w:p>
-        </w:tc>
-      </w:tr>
-      <w:tr>
-        <w:trPr>
-          <w:cantSplit w:val="0"/>
-          <w:tblHeader w:val="0"/>
-        </w:trPr>
-        <w:tc>
-          <w:tcPr>
-            <w:shd w:fill="999999" w:val="clear"/>
-            <w:tcMar>
-              <w:top w:w="100.0" w:type="dxa"/>
-              <w:left w:w="100.0" w:type="dxa"/>
-              <w:bottom w:w="100.0" w:type="dxa"/>
-              <w:right w:w="100.0" w:type="dxa"/>
-            </w:tcMar>
-            <w:vAlign w:val="top"/>
-          </w:tcPr>
-          <w:p>
-            <w:pPr>
-              <w:widowControl w:val="0"/>
-              <w:spacing w:line="240" w:lineRule="auto"/>
-              <w:rPr>
-                <w:b w:val="1"/>
-                <w:bCs w:val="1"/>
-                <w:sz w:val="24"/>
-                <w:szCs w:val="24"/>
-              </w:rPr>
-            </w:pPr>
-            <w:r>
-              <w:rPr>
-                <w:b w:val="1"/>
-                <w:bCs w:val="1"/>
-                <w:sz w:val="24"/>
-                <w:szCs w:val="24"/>
-                <w:rtl w:val="0"/>
-              </w:rPr>
-              <w:t xml:space="preserve">Fluxos de Exceção: </w:t>
-            </w:r>
-          </w:p>
-        </w:tc>
-        <w:tc>
-          <w:tcPr>
-            <w:shd w:fill="auto" w:val="clear"/>
-            <w:tcMar>
-              <w:top w:w="100.0" w:type="dxa"/>
-              <w:left w:w="100.0" w:type="dxa"/>
-              <w:bottom w:w="100.0" w:type="dxa"/>
-              <w:right w:w="100.0" w:type="dxa"/>
-            </w:tcMar>
-            <w:vAlign w:val="top"/>
-          </w:tcPr>
-          <w:p>
-            <w:pPr>
-              <w:widowControl w:val="0"/>
-              <w:spacing w:line="240" w:lineRule="auto"/>
-              <w:rPr>
-                <w:b w:val="1"/>
-                <w:bCs w:val="1"/>
-                <w:sz w:val="24"/>
-                <w:szCs w:val="24"/>
-              </w:rPr>
-            </w:pPr>
-            <w:r>
-              <w:rPr>
-                <w:b w:val="1"/>
-                <w:bCs w:val="1"/>
-                <w:sz w:val="24"/>
-                <w:szCs w:val="24"/>
-                <w:rtl w:val="0"/>
-              </w:rPr>
-              <w:t xml:space="preserve">FE01 - Indisponibilidade na API da Transportadora:</w:t>
-            </w:r>
-          </w:p>
-          <w:p>
-            <w:pPr>
-              <w:widowControl w:val="0"/>
-              <w:spacing w:line="240" w:lineRule="auto"/>
-              <w:rPr>
-                <w:sz w:val="24"/>
-                <w:szCs w:val="24"/>
-              </w:rPr>
-            </w:pPr>
-            <w:r>
-              <w:rPr>
-                <w:sz w:val="24"/>
-                <w:szCs w:val="24"/>
-                <w:rtl w:val="0"/>
-              </w:rPr>
-              <w:t xml:space="preserve">CASO DE USO EXPANDIDO - 001</w:t>
-            </w:r>
-          </w:p>
-          <w:p>
-            <w:pPr>
-              <w:widowControl w:val="0"/>
-              <w:spacing w:line="240" w:lineRule="auto"/>
-              <w:rPr>
-                <w:sz w:val="24"/>
-                <w:szCs w:val="24"/>
-              </w:rPr>
-            </w:pPr>
-            <w:r>
-              <w:rPr>
-                <w:rtl w:val="0"/>
-              </w:rPr>
-            </w:r>
-          </w:p>
-          <w:p>
-            <w:pPr>
-              <w:widowControl w:val="0"/>
-              <w:spacing w:line="240" w:lineRule="auto"/>
-              <w:rPr>
-                <w:sz w:val="24"/>
-                <w:szCs w:val="24"/>
-              </w:rPr>
-            </w:pPr>
-            <w:r>
-              <w:rPr>
-                <w:sz w:val="24"/>
-                <w:szCs w:val="24"/>
-                <w:rtl w:val="0"/>
-              </w:rPr>
-              <w:t xml:space="preserve">Calcular Frete Regional e Internacional </w:t>
-            </w:r>
-          </w:p>
-          <w:p>
-            <w:pPr>
-              <w:widowControl w:val="0"/>
-              <w:spacing w:line="240" w:lineRule="auto"/>
-              <w:rPr>
-                <w:sz w:val="24"/>
-                <w:szCs w:val="24"/>
-              </w:rPr>
-            </w:pPr>
-            <w:r>
-              <w:rPr>
-                <w:rtl w:val="0"/>
-              </w:rPr>
-            </w:r>
-          </w:p>
-          <w:p>
-            <w:pPr>
-              <w:widowControl w:val="0"/>
-              <w:spacing w:line="240" w:lineRule="auto"/>
-              <w:rPr>
-                <w:sz w:val="24"/>
-                <w:szCs w:val="24"/>
-              </w:rPr>
-            </w:pPr>
-            <w:r>
-              <w:rPr>
-                <w:sz w:val="24"/>
-                <w:szCs w:val="24"/>
-                <w:rtl w:val="0"/>
-              </w:rPr>
-              <w:t xml:space="preserve">Ator Principal: </w:t>
-            </w:r>
-          </w:p>
-          <w:p>
-            <w:pPr>
-              <w:widowControl w:val="0"/>
-              <w:spacing w:line="240" w:lineRule="auto"/>
-              <w:rPr>
-                <w:sz w:val="24"/>
-                <w:szCs w:val="24"/>
-              </w:rPr>
-            </w:pPr>
-            <w:r>
-              <w:rPr>
-                <w:rtl w:val="0"/>
-              </w:rPr>
-            </w:r>
-          </w:p>
-          <w:p>
-            <w:pPr>
-              <w:widowControl w:val="0"/>
-              <w:spacing w:line="240" w:lineRule="auto"/>
-              <w:rPr>
-                <w:sz w:val="24"/>
-                <w:szCs w:val="24"/>
-              </w:rPr>
-            </w:pPr>
-            <w:r>
-              <w:rPr>
-                <w:sz w:val="24"/>
-                <w:szCs w:val="24"/>
-                <w:rtl w:val="0"/>
-              </w:rPr>
-              <w:t xml:space="preserve">Cliente / Comprador </w:t>
-            </w:r>
-          </w:p>
-          <w:p>
-            <w:pPr>
-              <w:widowControl w:val="0"/>
-              <w:spacing w:line="240" w:lineRule="auto"/>
-              <w:rPr>
-                <w:sz w:val="24"/>
-                <w:szCs w:val="24"/>
-              </w:rPr>
-            </w:pPr>
-            <w:r>
-              <w:rPr>
-                <w:rtl w:val="0"/>
-              </w:rPr>
-            </w:r>
-          </w:p>
-          <w:p>
-            <w:pPr>
-              <w:widowControl w:val="0"/>
-              <w:spacing w:line="240" w:lineRule="auto"/>
-              <w:rPr>
-                <w:sz w:val="24"/>
-                <w:szCs w:val="24"/>
-              </w:rPr>
-            </w:pPr>
-            <w:r>
-              <w:rPr>
-                <w:sz w:val="24"/>
-                <w:szCs w:val="24"/>
-                <w:rtl w:val="0"/>
-              </w:rPr>
-              <w:t xml:space="preserve">Resumo: </w:t>
-            </w:r>
-          </w:p>
-          <w:p>
-            <w:pPr>
-              <w:widowControl w:val="0"/>
-              <w:spacing w:line="240" w:lineRule="auto"/>
-              <w:rPr>
-                <w:sz w:val="24"/>
-                <w:szCs w:val="24"/>
-              </w:rPr>
-            </w:pPr>
-            <w:r>
-              <w:rPr>
-                <w:rtl w:val="0"/>
-              </w:rPr>
-            </w:r>
-          </w:p>
-          <w:p>
-            <w:pPr>
-              <w:widowControl w:val="0"/>
-              <w:spacing w:line="240" w:lineRule="auto"/>
-              <w:rPr>
-                <w:sz w:val="24"/>
-                <w:szCs w:val="24"/>
-              </w:rPr>
-            </w:pPr>
-            <w:r>
-              <w:rPr>
-                <w:sz w:val="24"/>
-                <w:szCs w:val="24"/>
-                <w:rtl w:val="0"/>
-              </w:rPr>
-              <w:t xml:space="preserve">Permitir o cálculo dinâmico do valor de envio do pedido aplicando isenção regional/fidelidade ou tarifas internacionais. </w:t>
-            </w:r>
-          </w:p>
-          <w:p>
-            <w:pPr>
-              <w:widowControl w:val="0"/>
-              <w:spacing w:line="240" w:lineRule="auto"/>
-              <w:rPr>
-                <w:sz w:val="24"/>
-                <w:szCs w:val="24"/>
-              </w:rPr>
-            </w:pPr>
-            <w:r>
-              <w:rPr>
-                <w:rtl w:val="0"/>
-              </w:rPr>
-            </w:r>
-          </w:p>
-          <w:p>
-            <w:pPr>
-              <w:widowControl w:val="0"/>
-              <w:spacing w:line="240" w:lineRule="auto"/>
-              <w:rPr>
-                <w:sz w:val="24"/>
-                <w:szCs w:val="24"/>
-              </w:rPr>
-            </w:pPr>
-            <w:r>
-              <w:rPr>
-                <w:sz w:val="24"/>
-                <w:szCs w:val="24"/>
-                <w:rtl w:val="0"/>
-              </w:rPr>
-              <w:t xml:space="preserve">Pré-condições: </w:t>
-            </w:r>
-          </w:p>
-          <w:p>
-            <w:pPr>
-              <w:widowControl w:val="0"/>
-              <w:spacing w:line="240" w:lineRule="auto"/>
-              <w:rPr>
-                <w:sz w:val="24"/>
-                <w:szCs w:val="24"/>
-              </w:rPr>
-            </w:pPr>
-            <w:r>
-              <w:rPr>
-                <w:rtl w:val="0"/>
-              </w:rPr>
-            </w:r>
-          </w:p>
-          <w:p>
-            <w:pPr>
-              <w:widowControl w:val="0"/>
-              <w:spacing w:line="240" w:lineRule="auto"/>
-              <w:rPr>
-                <w:sz w:val="24"/>
-                <w:szCs w:val="24"/>
-              </w:rPr>
-            </w:pPr>
-            <w:r>
-              <w:rPr>
-                <w:sz w:val="24"/>
-                <w:szCs w:val="24"/>
-                <w:rtl w:val="0"/>
-              </w:rPr>
-              <w:t xml:space="preserve">Cliente com itens no carrinho e CEP/endereço de entrega informado. </w:t>
-            </w:r>
-          </w:p>
-          <w:p>
-            <w:pPr>
-              <w:widowControl w:val="0"/>
-              <w:spacing w:line="240" w:lineRule="auto"/>
-              <w:rPr>
-                <w:sz w:val="24"/>
-                <w:szCs w:val="24"/>
-              </w:rPr>
-            </w:pPr>
-            <w:r>
-              <w:rPr>
-                <w:rtl w:val="0"/>
-              </w:rPr>
-            </w:r>
-          </w:p>
-          <w:p>
-            <w:pPr>
-              <w:widowControl w:val="0"/>
-              <w:spacing w:line="240" w:lineRule="auto"/>
-              <w:rPr>
-                <w:sz w:val="24"/>
-                <w:szCs w:val="24"/>
-              </w:rPr>
-            </w:pPr>
-            <w:r>
-              <w:rPr>
-                <w:sz w:val="24"/>
-                <w:szCs w:val="24"/>
-                <w:rtl w:val="0"/>
-              </w:rPr>
-              <w:t xml:space="preserve">Pós-condições: </w:t>
-            </w:r>
-          </w:p>
-          <w:p>
-            <w:pPr>
-              <w:widowControl w:val="0"/>
-              <w:spacing w:line="240" w:lineRule="auto"/>
-              <w:rPr>
-                <w:sz w:val="24"/>
-                <w:szCs w:val="24"/>
-              </w:rPr>
-            </w:pPr>
-            <w:r>
-              <w:rPr>
-                <w:rtl w:val="0"/>
-              </w:rPr>
-            </w:r>
-          </w:p>
-          <w:p>
-            <w:pPr>
-              <w:widowControl w:val="0"/>
-              <w:spacing w:line="240" w:lineRule="auto"/>
-              <w:rPr>
-                <w:sz w:val="24"/>
-                <w:szCs w:val="24"/>
-              </w:rPr>
-            </w:pPr>
-            <w:r>
-              <w:rPr>
-                <w:sz w:val="24"/>
-                <w:szCs w:val="24"/>
-                <w:rtl w:val="0"/>
-              </w:rPr>
-              <w:t xml:space="preserve">Valor do frete calculado e adicionado ao total do pedido </w:t>
-            </w:r>
-          </w:p>
-          <w:p>
-            <w:pPr>
-              <w:widowControl w:val="0"/>
-              <w:spacing w:line="240" w:lineRule="auto"/>
-              <w:rPr>
-                <w:sz w:val="24"/>
-                <w:szCs w:val="24"/>
-              </w:rPr>
-            </w:pPr>
-            <w:r>
-              <w:rPr>
-                <w:rtl w:val="0"/>
-              </w:rPr>
-            </w:r>
-          </w:p>
-          <w:p>
-            <w:pPr>
-              <w:widowControl w:val="0"/>
-              <w:spacing w:line="240" w:lineRule="auto"/>
-              <w:rPr>
-                <w:sz w:val="24"/>
-                <w:szCs w:val="24"/>
-              </w:rPr>
-            </w:pPr>
-            <w:r>
-              <w:rPr>
-                <w:sz w:val="24"/>
-                <w:szCs w:val="24"/>
-                <w:rtl w:val="0"/>
-              </w:rPr>
-              <w:t xml:space="preserve">Fluxo Principal: </w:t>
-            </w:r>
-          </w:p>
-          <w:p>
-            <w:pPr>
-              <w:widowControl w:val="0"/>
-              <w:spacing w:line="240" w:lineRule="auto"/>
-              <w:rPr>
-                <w:sz w:val="24"/>
-                <w:szCs w:val="24"/>
-              </w:rPr>
-            </w:pPr>
-            <w:r>
-              <w:rPr>
-                <w:rtl w:val="0"/>
-              </w:rPr>
-            </w:r>
-          </w:p>
-          <w:p>
-            <w:pPr>
-              <w:widowControl w:val="0"/>
-              <w:spacing w:line="240" w:lineRule="auto"/>
-              <w:rPr>
-                <w:sz w:val="24"/>
-                <w:szCs w:val="24"/>
-              </w:rPr>
-            </w:pPr>
-            <w:r>
-              <w:rPr>
-                <w:sz w:val="24"/>
-                <w:szCs w:val="24"/>
-                <w:rtl w:val="0"/>
-              </w:rPr>
-              <w:t xml:space="preserve">1. O cliente informa o CEP de destino ou seleciona um endereço cadastrado</w:t>
-            </w:r>
-          </w:p>
-          <w:p>
-            <w:pPr>
-              <w:widowControl w:val="0"/>
-              <w:spacing w:line="240" w:lineRule="auto"/>
-              <w:rPr>
-                <w:sz w:val="24"/>
-                <w:szCs w:val="24"/>
-              </w:rPr>
-            </w:pPr>
-            <w:r>
-              <w:rPr>
-                <w:rtl w:val="0"/>
-              </w:rPr>
-            </w:r>
-          </w:p>
-          <w:p>
-            <w:pPr>
-              <w:widowControl w:val="0"/>
-              <w:spacing w:line="240" w:lineRule="auto"/>
-              <w:rPr>
-                <w:sz w:val="24"/>
-                <w:szCs w:val="24"/>
-              </w:rPr>
-            </w:pPr>
-            <w:r>
-              <w:rPr>
-                <w:rtl w:val="0"/>
-              </w:rPr>
-            </w:r>
-          </w:p>
-          <w:p>
-            <w:pPr>
-              <w:widowControl w:val="0"/>
-              <w:spacing w:line="240" w:lineRule="auto"/>
-              <w:rPr>
-                <w:sz w:val="24"/>
-                <w:szCs w:val="24"/>
-              </w:rPr>
-            </w:pPr>
-            <w:r>
-              <w:rPr>
-                <w:sz w:val="24"/>
-                <w:szCs w:val="24"/>
-                <w:rtl w:val="0"/>
-              </w:rPr>
-              <w:t xml:space="preserve">2. O sistema consulta as tabelas de CEP e geolocalização via API sob protocolo TLS</w:t>
-            </w:r>
-          </w:p>
-          <w:p>
-            <w:pPr>
-              <w:widowControl w:val="0"/>
-              <w:spacing w:line="240" w:lineRule="auto"/>
-              <w:rPr>
-                <w:sz w:val="24"/>
-                <w:szCs w:val="24"/>
-              </w:rPr>
-            </w:pPr>
-            <w:r>
-              <w:rPr>
-                <w:rtl w:val="0"/>
-              </w:rPr>
-            </w:r>
-          </w:p>
-          <w:p>
-            <w:pPr>
-              <w:widowControl w:val="0"/>
-              <w:spacing w:line="240" w:lineRule="auto"/>
-              <w:rPr>
-                <w:sz w:val="24"/>
-                <w:szCs w:val="24"/>
-              </w:rPr>
-            </w:pPr>
-            <w:r>
-              <w:rPr>
-                <w:rtl w:val="0"/>
-              </w:rPr>
-            </w:r>
-          </w:p>
-          <w:p>
-            <w:pPr>
-              <w:widowControl w:val="0"/>
-              <w:spacing w:line="240" w:lineRule="auto"/>
-              <w:rPr>
-                <w:sz w:val="24"/>
-                <w:szCs w:val="24"/>
-              </w:rPr>
-            </w:pPr>
-            <w:r>
-              <w:rPr>
-                <w:sz w:val="24"/>
-                <w:szCs w:val="24"/>
-                <w:rtl w:val="0"/>
-              </w:rPr>
-              <w:t xml:space="preserve">3. O sistema verifica a elegibilidade para gratuidade regional ou do programa de fidelidade.</w:t>
-            </w:r>
-          </w:p>
-          <w:p>
-            <w:pPr>
-              <w:widowControl w:val="0"/>
-              <w:spacing w:line="240" w:lineRule="auto"/>
-              <w:rPr>
-                <w:sz w:val="24"/>
-                <w:szCs w:val="24"/>
-              </w:rPr>
-            </w:pPr>
-            <w:r>
-              <w:rPr>
-                <w:rtl w:val="0"/>
-              </w:rPr>
-            </w:r>
-          </w:p>
-          <w:p>
-            <w:pPr>
-              <w:widowControl w:val="0"/>
-              <w:spacing w:line="240" w:lineRule="auto"/>
-              <w:rPr>
-                <w:sz w:val="24"/>
-                <w:szCs w:val="24"/>
-              </w:rPr>
-            </w:pPr>
-            <w:r>
-              <w:rPr>
-                <w:rtl w:val="0"/>
-              </w:rPr>
-            </w:r>
-          </w:p>
-          <w:p>
-            <w:pPr>
-              <w:widowControl w:val="0"/>
-              <w:spacing w:line="240" w:lineRule="auto"/>
-              <w:rPr>
-                <w:sz w:val="24"/>
-                <w:szCs w:val="24"/>
-              </w:rPr>
-            </w:pPr>
-            <w:r>
-              <w:rPr>
-                <w:sz w:val="24"/>
-                <w:szCs w:val="24"/>
-                <w:rtl w:val="0"/>
-              </w:rPr>
-              <w:t xml:space="preserve">4. O sistema calcula o valor final do frete em até 1,5 segundos e o exibe no resumo da compra </w:t>
-            </w:r>
-          </w:p>
-          <w:p>
-            <w:pPr>
-              <w:widowControl w:val="0"/>
-              <w:spacing w:line="240" w:lineRule="auto"/>
-              <w:rPr>
-                <w:sz w:val="24"/>
-                <w:szCs w:val="24"/>
-              </w:rPr>
-            </w:pPr>
-            <w:r>
-              <w:rPr>
-                <w:rtl w:val="0"/>
-              </w:rPr>
-            </w:r>
-          </w:p>
-          <w:p>
-            <w:pPr>
-              <w:widowControl w:val="0"/>
-              <w:spacing w:line="240" w:lineRule="auto"/>
-              <w:rPr>
-                <w:sz w:val="24"/>
-                <w:szCs w:val="24"/>
-              </w:rPr>
-            </w:pPr>
-            <w:r>
-              <w:rPr>
-                <w:sz w:val="24"/>
-                <w:szCs w:val="24"/>
-                <w:rtl w:val="0"/>
-              </w:rPr>
-              <w:t xml:space="preserve">Fluxos Alternativos: </w:t>
-            </w:r>
-          </w:p>
-          <w:p>
-            <w:pPr>
-              <w:widowControl w:val="0"/>
-              <w:spacing w:line="240" w:lineRule="auto"/>
-              <w:rPr>
-                <w:sz w:val="24"/>
-                <w:szCs w:val="24"/>
-              </w:rPr>
-            </w:pPr>
-            <w:r>
-              <w:rPr>
-                <w:rtl w:val="0"/>
-              </w:rPr>
-            </w:r>
-          </w:p>
-          <w:p>
-            <w:pPr>
-              <w:widowControl w:val="0"/>
-              <w:spacing w:line="240" w:lineRule="auto"/>
-              <w:rPr>
-                <w:sz w:val="24"/>
-                <w:szCs w:val="24"/>
-              </w:rPr>
-            </w:pPr>
-            <w:r>
-              <w:rPr>
-                <w:sz w:val="24"/>
-                <w:szCs w:val="24"/>
-                <w:rtl w:val="0"/>
-              </w:rPr>
-              <w:t xml:space="preserve">FA01 - Aplicação de Frete Grátis:</w:t>
-            </w:r>
-          </w:p>
-          <w:p>
-            <w:pPr>
-              <w:widowControl w:val="0"/>
-              <w:spacing w:line="240" w:lineRule="auto"/>
-              <w:rPr>
-                <w:sz w:val="24"/>
-                <w:szCs w:val="24"/>
-              </w:rPr>
-            </w:pPr>
-            <w:r>
-              <w:rPr>
-                <w:rtl w:val="0"/>
-              </w:rPr>
-            </w:r>
-          </w:p>
-          <w:p>
-            <w:pPr>
-              <w:widowControl w:val="0"/>
-              <w:spacing w:line="240" w:lineRule="auto"/>
-              <w:rPr>
-                <w:sz w:val="24"/>
-                <w:szCs w:val="24"/>
-              </w:rPr>
-            </w:pPr>
-            <w:r>
-              <w:rPr>
-                <w:rtl w:val="0"/>
-              </w:rPr>
-            </w:r>
-          </w:p>
-          <w:p>
-            <w:pPr>
-              <w:widowControl w:val="0"/>
-              <w:spacing w:line="240" w:lineRule="auto"/>
-              <w:rPr>
-                <w:sz w:val="24"/>
-                <w:szCs w:val="24"/>
-              </w:rPr>
-            </w:pPr>
-            <w:r>
-              <w:rPr>
-                <w:sz w:val="24"/>
-                <w:szCs w:val="24"/>
-                <w:rtl w:val="0"/>
-              </w:rPr>
-              <w:t xml:space="preserve">3a. O sistema identifica que o CEP pertence à mesma região metropolitana do CD ou que o cliente é membro ativo do programa de fidelidade. </w:t>
-            </w:r>
-          </w:p>
-          <w:p>
-            <w:pPr>
-              <w:widowControl w:val="0"/>
-              <w:spacing w:line="240" w:lineRule="auto"/>
-              <w:rPr>
-                <w:sz w:val="24"/>
-                <w:szCs w:val="24"/>
-              </w:rPr>
-            </w:pPr>
-            <w:r>
-              <w:rPr>
-                <w:rtl w:val="0"/>
-              </w:rPr>
-            </w:r>
-          </w:p>
-          <w:p>
-            <w:pPr>
-              <w:widowControl w:val="0"/>
-              <w:spacing w:line="240" w:lineRule="auto"/>
-              <w:rPr>
-                <w:sz w:val="24"/>
-                <w:szCs w:val="24"/>
-              </w:rPr>
-            </w:pPr>
-            <w:r>
-              <w:rPr>
-                <w:rtl w:val="0"/>
-              </w:rPr>
-            </w:r>
-          </w:p>
-          <w:p>
-            <w:pPr>
-              <w:widowControl w:val="0"/>
-              <w:spacing w:line="240" w:lineRule="auto"/>
-              <w:rPr>
-                <w:sz w:val="24"/>
-                <w:szCs w:val="24"/>
-              </w:rPr>
-            </w:pPr>
-            <w:r>
-              <w:rPr>
-                <w:sz w:val="24"/>
-                <w:szCs w:val="24"/>
-                <w:rtl w:val="0"/>
-              </w:rPr>
-              <w:t xml:space="preserve">3b. O sistema aplica isenção total de frete (R$ 0,00) ao carrinho. </w:t>
-            </w:r>
-          </w:p>
-          <w:p>
-            <w:pPr>
-              <w:widowControl w:val="0"/>
-              <w:spacing w:line="240" w:lineRule="auto"/>
-              <w:rPr>
-                <w:sz w:val="24"/>
-                <w:szCs w:val="24"/>
-              </w:rPr>
-            </w:pPr>
-            <w:r>
-              <w:rPr>
-                <w:rtl w:val="0"/>
-              </w:rPr>
-            </w:r>
-          </w:p>
-          <w:p>
-            <w:pPr>
-              <w:widowControl w:val="0"/>
-              <w:spacing w:line="240" w:lineRule="auto"/>
-              <w:rPr>
-                <w:sz w:val="24"/>
-                <w:szCs w:val="24"/>
-              </w:rPr>
-            </w:pPr>
-            <w:r>
-              <w:rPr>
-                <w:rtl w:val="0"/>
-              </w:rPr>
-            </w:r>
-          </w:p>
-          <w:p>
-            <w:pPr>
-              <w:widowControl w:val="0"/>
-              <w:spacing w:line="240" w:lineRule="auto"/>
-              <w:rPr>
-                <w:sz w:val="24"/>
-                <w:szCs w:val="24"/>
-              </w:rPr>
-            </w:pPr>
-            <w:r>
-              <w:rPr>
-                <w:sz w:val="24"/>
-                <w:szCs w:val="24"/>
-                <w:rtl w:val="0"/>
-              </w:rPr>
-              <w:t xml:space="preserve">Fluxos de Exceção: </w:t>
-            </w:r>
-          </w:p>
-          <w:p>
-            <w:pPr>
-              <w:widowControl w:val="0"/>
-              <w:spacing w:line="240" w:lineRule="auto"/>
-              <w:rPr>
-                <w:sz w:val="24"/>
-                <w:szCs w:val="24"/>
-              </w:rPr>
-            </w:pPr>
-            <w:r>
-              <w:rPr>
-                <w:rtl w:val="0"/>
-              </w:rPr>
-            </w:r>
-          </w:p>
-          <w:p>
-            <w:pPr>
-              <w:widowControl w:val="0"/>
-              <w:spacing w:line="240" w:lineRule="auto"/>
-              <w:rPr>
-                <w:sz w:val="24"/>
-                <w:szCs w:val="24"/>
-              </w:rPr>
-            </w:pPr>
-            <w:r>
-              <w:rPr>
-                <w:sz w:val="24"/>
-                <w:szCs w:val="24"/>
-                <w:rtl w:val="0"/>
-              </w:rPr>
-              <w:t xml:space="preserve">FE01 - Indisponibilidade na API da Transportadora:</w:t>
-            </w:r>
-          </w:p>
-          <w:p>
-            <w:pPr>
-              <w:widowControl w:val="0"/>
-              <w:spacing w:line="240" w:lineRule="auto"/>
-              <w:rPr>
-                <w:sz w:val="24"/>
-                <w:szCs w:val="24"/>
-              </w:rPr>
-            </w:pPr>
-            <w:r>
-              <w:rPr>
-                <w:rtl w:val="0"/>
-              </w:rPr>
-            </w:r>
-          </w:p>
-          <w:p>
-            <w:pPr>
-              <w:widowControl w:val="0"/>
-              <w:spacing w:line="240" w:lineRule="auto"/>
-              <w:rPr>
-                <w:sz w:val="24"/>
-                <w:szCs w:val="24"/>
-              </w:rPr>
-            </w:pPr>
-            <w:r>
-              <w:rPr>
-                <w:rtl w:val="0"/>
-              </w:rPr>
-            </w:r>
-          </w:p>
-          <w:p>
-            <w:pPr>
-              <w:widowControl w:val="0"/>
-              <w:spacing w:line="240" w:lineRule="auto"/>
-              <w:rPr>
-                <w:sz w:val="24"/>
-                <w:szCs w:val="24"/>
-              </w:rPr>
-            </w:pPr>
-            <w:r>
-              <w:rPr>
-                <w:sz w:val="24"/>
-                <w:szCs w:val="24"/>
-                <w:rtl w:val="0"/>
-              </w:rPr>
-              <w:t xml:space="preserve">2a. A API de cálculo da transportadora não responde no tempo limite. </w:t>
-            </w:r>
-          </w:p>
-          <w:p>
-            <w:pPr>
-              <w:widowControl w:val="0"/>
-              <w:spacing w:line="240" w:lineRule="auto"/>
-              <w:rPr>
-                <w:sz w:val="24"/>
-                <w:szCs w:val="24"/>
-              </w:rPr>
-            </w:pPr>
-            <w:r>
-              <w:rPr>
-                <w:rtl w:val="0"/>
-              </w:rPr>
-            </w:r>
-          </w:p>
-          <w:p>
-            <w:pPr>
-              <w:widowControl w:val="0"/>
-              <w:spacing w:line="240" w:lineRule="auto"/>
-              <w:rPr>
-                <w:sz w:val="24"/>
-                <w:szCs w:val="24"/>
-              </w:rPr>
-            </w:pPr>
-            <w:r>
-              <w:rPr>
-                <w:rtl w:val="0"/>
-              </w:rPr>
-            </w:r>
-          </w:p>
-          <w:p>
-            <w:pPr>
-              <w:widowControl w:val="0"/>
-              <w:spacing w:line="240" w:lineRule="auto"/>
-              <w:rPr>
-                <w:sz w:val="24"/>
-                <w:szCs w:val="24"/>
-              </w:rPr>
-            </w:pPr>
-            <w:r>
-              <w:rPr>
-                <w:sz w:val="24"/>
-                <w:szCs w:val="24"/>
-                <w:rtl w:val="0"/>
-              </w:rPr>
-              <w:t xml:space="preserve">2b. O sistema utiliza a tabela de contingência offline de frete estimado e exibe aviso ao usuário. (Pode ter alteração no valor - Deve ser consultado posteriormente)</w:t>
-            </w:r>
-          </w:p>
-          <w:p>
-            <w:pPr>
-              <w:widowControl w:val="0"/>
-              <w:spacing w:line="240" w:lineRule="auto"/>
-              <w:rPr>
-                <w:sz w:val="24"/>
-                <w:szCs w:val="24"/>
-              </w:rPr>
-            </w:pPr>
-            <w:r>
-              <w:rPr>
-                <w:rtl w:val="0"/>
-              </w:rPr>
-            </w:r>
-          </w:p>
-          <w:p>
-            <w:pPr>
-              <w:widowControl w:val="0"/>
-              <w:spacing w:line="240" w:lineRule="auto"/>
-              <w:rPr>
-                <w:sz w:val="24"/>
-                <w:szCs w:val="24"/>
-              </w:rPr>
-            </w:pPr>
-            <w:r>
-              <w:rPr>
-                <w:sz w:val="24"/>
-                <w:szCs w:val="24"/>
-                <w:rtl w:val="0"/>
-              </w:rPr>
-              <w:t xml:space="preserve">Relações de Regras de Negócio: </w:t>
-            </w:r>
-          </w:p>
-          <w:p>
-            <w:pPr>
-              <w:widowControl w:val="0"/>
-              <w:spacing w:line="240" w:lineRule="auto"/>
-              <w:rPr>
-                <w:sz w:val="24"/>
-                <w:szCs w:val="24"/>
-              </w:rPr>
-            </w:pPr>
-            <w:r>
-              <w:rPr>
-                <w:rtl w:val="0"/>
-              </w:rPr>
-            </w:r>
-          </w:p>
-          <w:p>
-            <w:pPr>
-              <w:widowControl w:val="0"/>
-              <w:spacing w:line="240" w:lineRule="auto"/>
-              <w:rPr>
-                <w:sz w:val="24"/>
-                <w:szCs w:val="24"/>
-              </w:rPr>
-            </w:pPr>
-            <w:r>
-              <w:rPr>
-                <w:sz w:val="24"/>
-                <w:szCs w:val="24"/>
-                <w:rtl w:val="0"/>
-              </w:rPr>
-              <w:t xml:space="preserve">RN03 </w:t>
-            </w:r>
-          </w:p>
-          <w:p>
-            <w:pPr>
-              <w:widowControl w:val="0"/>
-              <w:spacing w:line="240" w:lineRule="auto"/>
-              <w:rPr>
-                <w:sz w:val="24"/>
-                <w:szCs w:val="24"/>
-              </w:rPr>
-            </w:pPr>
-            <w:r>
-              <w:rPr>
-                <w:rtl w:val="0"/>
-              </w:rPr>
-            </w:r>
-          </w:p>
-          <w:p>
-            <w:pPr>
-              <w:widowControl w:val="0"/>
-              <w:spacing w:line="240" w:lineRule="auto"/>
-              <w:rPr>
-                <w:sz w:val="24"/>
-                <w:szCs w:val="24"/>
-              </w:rPr>
-            </w:pPr>
-            <w:r>
-              <w:rPr>
-                <w:rtl w:val="0"/>
-              </w:rPr>
-            </w:r>
-          </w:p>
-          <w:p>
-            <w:pPr>
-              <w:widowControl w:val="0"/>
-              <w:spacing w:line="240" w:lineRule="auto"/>
-              <w:rPr>
-                <w:sz w:val="24"/>
-                <w:szCs w:val="24"/>
-              </w:rPr>
-            </w:pPr>
-            <w:r>
-              <w:rPr>
-                <w:sz w:val="24"/>
-                <w:szCs w:val="24"/>
-                <w:rtl w:val="0"/>
-              </w:rPr>
-              <w:t xml:space="preserve">RF02 </w:t>
-            </w:r>
-          </w:p>
           <w:p>
             <w:pPr>
               <w:widowControl w:val="0"/>
@@ -11582,46 +8960,26 @@
                 <w:ilvl w:val="0"/>
                 <w:numId w:val="2"/>
               </w:numPr>
-              <w:spacing w:line="240" w:lineRule="auto"/>
+              <w:spacing w:after="0" w:afterAutospacing="0" w:before="180" w:line="240" w:lineRule="auto"/>
               <w:ind w:left="720" w:hanging="360"/>
-              <w:rPr>
-                <w:sz w:val="24"/>
-                <w:szCs w:val="24"/>
-              </w:rPr>
-            </w:pPr>
-            <w:r>
-              <w:rPr>
-                <w:b w:val="1"/>
-                <w:bCs w:val="1"/>
-                <w:sz w:val="24"/>
-                <w:szCs w:val="24"/>
-                <w:rtl w:val="0"/>
-              </w:rPr>
-              <w:t xml:space="preserve">2a.</w:t>
-            </w:r>
-            <w:r>
-              <w:rPr>
-                <w:sz w:val="24"/>
-                <w:szCs w:val="24"/>
-                <w:rtl w:val="0"/>
-              </w:rPr>
-              <w:t xml:space="preserve"> A API de cálculo da transportadora não responde no tempo limite. </w:t>
-            </w:r>
-          </w:p>
-          <w:p>
-            <w:pPr>
-              <w:widowControl w:val="0"/>
-              <w:spacing w:line="240" w:lineRule="auto"/>
-              <w:ind w:left="720" w:firstLine="0"/>
-              <w:rPr>
-                <w:sz w:val="24"/>
-                <w:szCs w:val="24"/>
-              </w:rPr>
-            </w:pPr>
-            <w:r>
-              <w:rPr>
-                <w:rtl w:val="0"/>
-              </w:rPr>
+            </w:pPr>
+            <w:r>
+              <w:rPr>
+                <w:b w:val="1"/>
+                <w:bCs w:val="1"/>
+                <w:sz w:val="24"/>
+                <w:szCs w:val="24"/>
+                <w:rtl w:val="0"/>
+              </w:rPr>
+              <w:t xml:space="preserve">[RN01] Raio de Cobertura:</w:t>
+            </w:r>
+            <w:r>
+              <w:rPr>
+                <w:sz w:val="24"/>
+                <w:szCs w:val="24"/>
+                <w:rtl w:val="0"/>
+              </w:rPr>
+              <w:t xml:space="preserve"> Um mercado parceiro só será elegível para exibição se a distância linear até as coordenadas do cliente for menor ou igual ao raio máximo de entrega cadastrado pelo estabelecimento.</w:t>
             </w:r>
           </w:p>
           <w:p>
@@ -11631,131 +8989,55 @@
                 <w:ilvl w:val="0"/>
                 <w:numId w:val="2"/>
               </w:numPr>
-              <w:spacing w:line="240" w:lineRule="auto"/>
+              <w:spacing w:after="0" w:afterAutospacing="0" w:before="0" w:beforeAutospacing="0" w:line="240" w:lineRule="auto"/>
               <w:ind w:left="720" w:hanging="360"/>
-              <w:rPr>
-                <w:sz w:val="24"/>
-                <w:szCs w:val="24"/>
-              </w:rPr>
-            </w:pPr>
-            <w:r>
-              <w:rPr>
-                <w:b w:val="1"/>
-                <w:bCs w:val="1"/>
-                <w:sz w:val="24"/>
-                <w:szCs w:val="24"/>
-                <w:rtl w:val="0"/>
-              </w:rPr>
-              <w:t xml:space="preserve">2b.</w:t>
-            </w:r>
-            <w:r>
-              <w:rPr>
-                <w:sz w:val="24"/>
-                <w:szCs w:val="24"/>
-                <w:rtl w:val="0"/>
-              </w:rPr>
-              <w:t xml:space="preserve"> O sistema utiliza a tabela de contingência offline de frete estimado e exibe aviso ao usuário. (Pode ter alteração no valor - Deve ser consultado posteriormente)</w:t>
-            </w:r>
-          </w:p>
-        </w:tc>
-      </w:tr>
-      <w:tr>
-        <w:trPr>
-          <w:cantSplit w:val="0"/>
-          <w:tblHeader w:val="0"/>
-        </w:trPr>
-        <w:tc>
-          <w:tcPr>
-            <w:shd w:fill="999999" w:val="clear"/>
-            <w:tcMar>
-              <w:top w:w="100.0" w:type="dxa"/>
-              <w:left w:w="100.0" w:type="dxa"/>
-              <w:bottom w:w="100.0" w:type="dxa"/>
-              <w:right w:w="100.0" w:type="dxa"/>
-            </w:tcMar>
-            <w:vAlign w:val="top"/>
-          </w:tcPr>
-          <w:p>
-            <w:pPr>
-              <w:widowControl w:val="0"/>
-              <w:spacing w:line="240" w:lineRule="auto"/>
-              <w:rPr>
-                <w:b w:val="1"/>
-                <w:bCs w:val="1"/>
-                <w:sz w:val="24"/>
-                <w:szCs w:val="24"/>
-              </w:rPr>
-            </w:pPr>
-            <w:r>
-              <w:rPr>
-                <w:b w:val="1"/>
-                <w:bCs w:val="1"/>
-                <w:sz w:val="24"/>
-                <w:szCs w:val="24"/>
-                <w:rtl w:val="0"/>
-              </w:rPr>
-              <w:t xml:space="preserve">Relações de Regras de Negócio: </w:t>
-            </w:r>
-          </w:p>
-        </w:tc>
-        <w:tc>
-          <w:tcPr>
-            <w:shd w:fill="auto" w:val="clear"/>
-            <w:tcMar>
-              <w:top w:w="100.0" w:type="dxa"/>
-              <w:left w:w="100.0" w:type="dxa"/>
-              <w:bottom w:w="100.0" w:type="dxa"/>
-              <w:right w:w="100.0" w:type="dxa"/>
-            </w:tcMar>
-            <w:vAlign w:val="top"/>
-          </w:tcPr>
+            </w:pPr>
+            <w:r>
+              <w:rPr>
+                <w:b w:val="1"/>
+                <w:bCs w:val="1"/>
+                <w:sz w:val="24"/>
+                <w:szCs w:val="24"/>
+                <w:rtl w:val="0"/>
+              </w:rPr>
+              <w:t xml:space="preserve">[RN02] Cálculo do Frete Base:</w:t>
+            </w:r>
+            <w:r>
+              <w:rPr>
+                <w:sz w:val="24"/>
+                <w:szCs w:val="24"/>
+                <w:rtl w:val="0"/>
+              </w:rPr>
+              <w:t xml:space="preserve"> O frete base é composto por um valor fixo de partida mais um valor variável por quilômetro rodado estimado de rota entre o mercado e o destino.</w:t>
+            </w:r>
+          </w:p>
           <w:p>
             <w:pPr>
               <w:widowControl w:val="0"/>
               <w:numPr>
                 <w:ilvl w:val="0"/>
-                <w:numId w:val="8"/>
+                <w:numId w:val="2"/>
               </w:numPr>
-              <w:spacing w:line="240" w:lineRule="auto"/>
+              <w:spacing w:after="0" w:afterAutospacing="0" w:before="0" w:beforeAutospacing="0" w:line="240" w:lineRule="auto"/>
               <w:ind w:left="720" w:hanging="360"/>
-              <w:rPr>
-                <w:sz w:val="24"/>
-                <w:szCs w:val="24"/>
-              </w:rPr>
-            </w:pPr>
-            <w:r>
-              <w:rPr>
-                <w:b w:val="1"/>
-                <w:bCs w:val="1"/>
-                <w:sz w:val="24"/>
-                <w:szCs w:val="24"/>
-                <w:rtl w:val="0"/>
-              </w:rPr>
-              <w:t xml:space="preserve">RN03</w:t>
-            </w:r>
-            <w:r>
-              <w:rPr>
-                <w:sz w:val="24"/>
-                <w:szCs w:val="24"/>
-                <w:rtl w:val="0"/>
-              </w:rPr>
-              <w:t xml:space="preserve"> </w:t>
-            </w:r>
-          </w:p>
-          <w:p>
-            <w:pPr>
-              <w:widowControl w:val="0"/>
-              <w:spacing w:line="240" w:lineRule="auto"/>
-              <w:ind w:left="720" w:firstLine="0"/>
-              <w:rPr>
-                <w:sz w:val="24"/>
-                <w:szCs w:val="24"/>
-              </w:rPr>
-            </w:pPr>
-            <w:r>
-              <w:rPr>
-                <w:rtl w:val="0"/>
-              </w:rPr>
+            </w:pPr>
+            <w:r>
+              <w:rPr>
+                <w:b w:val="1"/>
+                <w:bCs w:val="1"/>
+                <w:sz w:val="24"/>
+                <w:szCs w:val="24"/>
+                <w:rtl w:val="0"/>
+              </w:rPr>
+              <w:t xml:space="preserve">[RN03] Isenção por Fidelidade e Região:</w:t>
+            </w:r>
+            <w:r>
+              <w:rPr>
+                <w:sz w:val="24"/>
+                <w:szCs w:val="24"/>
+                <w:rtl w:val="0"/>
+              </w:rPr>
+              <w:t xml:space="preserve"> Se o cliente pertencer a um programa de fidelidade premium (ex: Clube de Vantagens) ou se o endereço estiver em uma zona promocional ativa, o valor do frete calculado no passo anterior deve ser zerado (R$ 0,00).</w:t>
             </w:r>
           </w:p>
           <w:p>
@@ -11763,215 +9045,38 @@
               <w:widowControl w:val="0"/>
               <w:numPr>
                 <w:ilvl w:val="0"/>
-                <w:numId w:val="8"/>
+                <w:numId w:val="2"/>
               </w:numPr>
-              <w:spacing w:line="240" w:lineRule="auto"/>
+              <w:spacing w:after="240" w:before="0" w:beforeAutospacing="0" w:line="240" w:lineRule="auto"/>
               <w:ind w:left="720" w:hanging="360"/>
-              <w:rPr>
-                <w:b w:val="1"/>
-                <w:bCs w:val="1"/>
-                <w:sz w:val="24"/>
-                <w:szCs w:val="24"/>
-              </w:rPr>
-            </w:pPr>
-            <w:r>
-              <w:rPr>
-                <w:b w:val="1"/>
-                <w:bCs w:val="1"/>
-                <w:sz w:val="24"/>
-                <w:szCs w:val="24"/>
-                <w:rtl w:val="0"/>
-              </w:rPr>
-              <w:t xml:space="preserve">RF02 </w:t>
+            </w:pPr>
+            <w:r>
+              <w:rPr>
+                <w:b w:val="1"/>
+                <w:bCs w:val="1"/>
+                <w:sz w:val="24"/>
+                <w:szCs w:val="24"/>
+                <w:rtl w:val="0"/>
+              </w:rPr>
+              <w:t xml:space="preserve">[RN04] Tarifas Internacionais:</w:t>
+            </w:r>
+            <w:r>
+              <w:rPr>
+                <w:sz w:val="24"/>
+                <w:szCs w:val="24"/>
+                <w:rtl w:val="0"/>
+              </w:rPr>
+              <w:t xml:space="preserve"> Caso o mercado parceiro selecionado esteja localizado em uma zona alfandegária ou país vizinho (compras transfronteiriças), o sistema deve aplicar uma taxa fixa de importação/internacional sobre o frete base determinado.</w:t>
+            </w:r>
+            <w:r>
+              <w:rPr>
+                <w:rtl w:val="0"/>
+              </w:rPr>
             </w:r>
           </w:p>
         </w:tc>
       </w:tr>
     </w:tbl>
-    <w:p>
-      <w:pPr>
-        <w:spacing w:line="360" w:lineRule="auto"/>
-        <w:jc w:val="both"/>
-        <w:rPr>
-          <w:sz w:val="24"/>
-          <w:szCs w:val="24"/>
-        </w:rPr>
-      </w:pPr>
-      <w:r>
-        <w:rPr>
-          <w:rtl w:val="0"/>
-        </w:rPr>
-      </w:r>
-    </w:p>
-    <w:p>
-      <w:pPr>
-        <w:spacing w:line="360" w:lineRule="auto"/>
-        <w:jc w:val="both"/>
-        <w:rPr>
-          <w:sz w:val="24"/>
-          <w:szCs w:val="24"/>
-        </w:rPr>
-      </w:pPr>
-      <w:r>
-        <w:rPr>
-          <w:rtl w:val="0"/>
-        </w:rPr>
-      </w:r>
-    </w:p>
-    <w:p>
-      <w:pPr>
-        <w:rPr/>
-      </w:pPr>
-      <w:r>
-        <w:rPr>
-          <w:rtl w:val="0"/>
-        </w:rPr>
-      </w:r>
-    </w:p>
-    <w:p>
-      <w:pPr>
-        <w:spacing w:line="360" w:lineRule="auto"/>
-        <w:jc w:val="both"/>
-        <w:rPr/>
-      </w:pPr>
-      <w:r>
-        <w:rPr>
-          <w:rtl w:val="0"/>
-        </w:rPr>
-      </w:r>
-    </w:p>
-    <w:p>
-      <w:pPr>
-        <w:spacing w:line="360" w:lineRule="auto"/>
-        <w:jc w:val="both"/>
-        <w:rPr/>
-      </w:pPr>
-      <w:r>
-        <w:rPr>
-          <w:rtl w:val="0"/>
-        </w:rPr>
-      </w:r>
-    </w:p>
-    <w:p>
-      <w:pPr>
-        <w:spacing w:line="360" w:lineRule="auto"/>
-        <w:jc w:val="both"/>
-        <w:rPr/>
-      </w:pPr>
-      <w:r>
-        <w:rPr>
-          <w:rtl w:val="0"/>
-        </w:rPr>
-      </w:r>
-    </w:p>
-    <w:p>
-      <w:pPr>
-        <w:spacing w:line="360" w:lineRule="auto"/>
-        <w:jc w:val="both"/>
-        <w:rPr/>
-      </w:pPr>
-      <w:r>
-        <w:rPr>
-          <w:rtl w:val="0"/>
-        </w:rPr>
-      </w:r>
-    </w:p>
-    <w:p>
-      <w:pPr>
-        <w:spacing w:line="360" w:lineRule="auto"/>
-        <w:jc w:val="both"/>
-        <w:rPr/>
-      </w:pPr>
-      <w:r>
-        <w:rPr>
-          <w:rtl w:val="0"/>
-        </w:rPr>
-      </w:r>
-    </w:p>
-    <w:p>
-      <w:pPr>
-        <w:spacing w:line="360" w:lineRule="auto"/>
-        <w:jc w:val="both"/>
-        <w:rPr/>
-      </w:pPr>
-      <w:r>
-        <w:rPr>
-          <w:rtl w:val="0"/>
-        </w:rPr>
-      </w:r>
-    </w:p>
-    <w:p>
-      <w:pPr>
-        <w:spacing w:line="360" w:lineRule="auto"/>
-        <w:jc w:val="both"/>
-        <w:rPr/>
-      </w:pPr>
-      <w:r>
-        <w:rPr>
-          <w:rtl w:val="0"/>
-        </w:rPr>
-      </w:r>
-    </w:p>
-    <w:p>
-      <w:pPr>
-        <w:spacing w:line="360" w:lineRule="auto"/>
-        <w:jc w:val="both"/>
-        <w:rPr/>
-      </w:pPr>
-      <w:r>
-        <w:rPr>
-          <w:rtl w:val="0"/>
-        </w:rPr>
-      </w:r>
-    </w:p>
-    <w:p>
-      <w:pPr>
-        <w:spacing w:line="360" w:lineRule="auto"/>
-        <w:jc w:val="both"/>
-        <w:rPr/>
-      </w:pPr>
-      <w:r>
-        <w:rPr>
-          <w:rtl w:val="0"/>
-        </w:rPr>
-      </w:r>
-    </w:p>
-    <w:p>
-      <w:pPr>
-        <w:spacing w:line="360" w:lineRule="auto"/>
-        <w:jc w:val="both"/>
-        <w:rPr/>
-      </w:pPr>
-      <w:r>
-        <w:rPr>
-          <w:rtl w:val="0"/>
-        </w:rPr>
-      </w:r>
-    </w:p>
-    <w:p>
-      <w:pPr>
-        <w:spacing w:line="360" w:lineRule="auto"/>
-        <w:jc w:val="both"/>
-        <w:rPr/>
-      </w:pPr>
-      <w:r>
-        <w:rPr>
-          <w:rtl w:val="0"/>
-        </w:rPr>
-      </w:r>
-    </w:p>
-    <w:p>
-      <w:pPr>
-        <w:spacing w:line="360" w:lineRule="auto"/>
-        <w:jc w:val="both"/>
-        <w:rPr/>
-      </w:pPr>
-      <w:r>
-        <w:rPr>
-          <w:rtl w:val="0"/>
-        </w:rPr>
-      </w:r>
-    </w:p>
     <w:p>
       <w:pPr>
         <w:spacing w:line="360" w:lineRule="auto"/>
@@ -12194,8 +9299,8 @@
   <w:abstractNum w:abstractNumId="1">
     <w:lvl w:ilvl="0">
       <w:start w:val="1"/>
-      <w:numFmt w:val="bullet"/>
-      <w:lvlText w:val="●"/>
+      <w:numFmt w:val="decimal"/>
+      <w:lvlText w:val="%1."/>
       <w:lvlJc w:val="left"/>
       <w:pPr>
         <w:ind w:left="720" w:hanging="360"/>
@@ -12206,8 +9311,8 @@
     </w:lvl>
     <w:lvl w:ilvl="1">
       <w:start w:val="1"/>
-      <w:numFmt w:val="bullet"/>
-      <w:lvlText w:val="○"/>
+      <w:numFmt w:val="lowerLetter"/>
+      <w:lvlText w:val="%2."/>
       <w:lvlJc w:val="left"/>
       <w:pPr>
         <w:ind w:left="1440" w:hanging="360"/>
@@ -12218,8 +9323,8 @@
     </w:lvl>
     <w:lvl w:ilvl="2">
       <w:start w:val="1"/>
-      <w:numFmt w:val="bullet"/>
-      <w:lvlText w:val="■"/>
+      <w:numFmt w:val="lowerRoman"/>
+      <w:lvlText w:val="%3."/>
       <w:lvlJc w:val="left"/>
       <w:pPr>
         <w:ind w:left="2160" w:hanging="360"/>
@@ -12230,8 +9335,8 @@
     </w:lvl>
     <w:lvl w:ilvl="3">
       <w:start w:val="1"/>
-      <w:numFmt w:val="bullet"/>
-      <w:lvlText w:val="●"/>
+      <w:numFmt w:val="decimal"/>
+      <w:lvlText w:val="%4."/>
       <w:lvlJc w:val="left"/>
       <w:pPr>
         <w:ind w:left="2880" w:hanging="360"/>
@@ -12242,8 +9347,8 @@
     </w:lvl>
     <w:lvl w:ilvl="4">
       <w:start w:val="1"/>
-      <w:numFmt w:val="bullet"/>
-      <w:lvlText w:val="○"/>
+      <w:numFmt w:val="lowerLetter"/>
+      <w:lvlText w:val="%5."/>
       <w:lvlJc w:val="left"/>
       <w:pPr>
         <w:ind w:left="3600" w:hanging="360"/>
@@ -12254,8 +9359,8 @@
     </w:lvl>
     <w:lvl w:ilvl="5">
       <w:start w:val="1"/>
-      <w:numFmt w:val="bullet"/>
-      <w:lvlText w:val="■"/>
+      <w:numFmt w:val="lowerRoman"/>
+      <w:lvlText w:val="%6."/>
       <w:lvlJc w:val="left"/>
       <w:pPr>
         <w:ind w:left="4320" w:hanging="360"/>
@@ -12266,8 +9371,8 @@
     </w:lvl>
     <w:lvl w:ilvl="6">
       <w:start w:val="1"/>
-      <w:numFmt w:val="bullet"/>
-      <w:lvlText w:val="●"/>
+      <w:numFmt w:val="decimal"/>
+      <w:lvlText w:val="%7."/>
       <w:lvlJc w:val="left"/>
       <w:pPr>
         <w:ind w:left="5040" w:hanging="360"/>
@@ -12278,8 +9383,8 @@
     </w:lvl>
     <w:lvl w:ilvl="7">
       <w:start w:val="1"/>
-      <w:numFmt w:val="bullet"/>
-      <w:lvlText w:val="○"/>
+      <w:numFmt w:val="lowerLetter"/>
+      <w:lvlText w:val="%8."/>
       <w:lvlJc w:val="left"/>
       <w:pPr>
         <w:ind w:left="5760" w:hanging="360"/>
@@ -12290,8 +9395,8 @@
     </w:lvl>
     <w:lvl w:ilvl="8">
       <w:start w:val="1"/>
-      <w:numFmt w:val="bullet"/>
-      <w:lvlText w:val="■"/>
+      <w:numFmt w:val="lowerRoman"/>
+      <w:lvlText w:val="%9."/>
       <w:lvlJc w:val="left"/>
       <w:pPr>
         <w:ind w:left="6480" w:hanging="360"/>
@@ -12302,116 +9407,6 @@
     </w:lvl>
   </w:abstractNum>
   <w:abstractNum w:abstractNumId="2">
-    <w:lvl w:ilvl="0">
-      <w:start w:val="1"/>
-      <w:numFmt w:val="bullet"/>
-      <w:lvlText w:val="●"/>
-      <w:lvlJc w:val="left"/>
-      <w:pPr>
-        <w:ind w:left="720" w:hanging="360"/>
-      </w:pPr>
-      <w:rPr>
-        <w:u w:val="none"/>
-      </w:rPr>
-    </w:lvl>
-    <w:lvl w:ilvl="1">
-      <w:start w:val="1"/>
-      <w:numFmt w:val="bullet"/>
-      <w:lvlText w:val="○"/>
-      <w:lvlJc w:val="left"/>
-      <w:pPr>
-        <w:ind w:left="1440" w:hanging="360"/>
-      </w:pPr>
-      <w:rPr>
-        <w:u w:val="none"/>
-      </w:rPr>
-    </w:lvl>
-    <w:lvl w:ilvl="2">
-      <w:start w:val="1"/>
-      <w:numFmt w:val="bullet"/>
-      <w:lvlText w:val="■"/>
-      <w:lvlJc w:val="left"/>
-      <w:pPr>
-        <w:ind w:left="2160" w:hanging="360"/>
-      </w:pPr>
-      <w:rPr>
-        <w:u w:val="none"/>
-      </w:rPr>
-    </w:lvl>
-    <w:lvl w:ilvl="3">
-      <w:start w:val="1"/>
-      <w:numFmt w:val="bullet"/>
-      <w:lvlText w:val="●"/>
-      <w:lvlJc w:val="left"/>
-      <w:pPr>
-        <w:ind w:left="2880" w:hanging="360"/>
-      </w:pPr>
-      <w:rPr>
-        <w:u w:val="none"/>
-      </w:rPr>
-    </w:lvl>
-    <w:lvl w:ilvl="4">
-      <w:start w:val="1"/>
-      <w:numFmt w:val="bullet"/>
-      <w:lvlText w:val="○"/>
-      <w:lvlJc w:val="left"/>
-      <w:pPr>
-        <w:ind w:left="3600" w:hanging="360"/>
-      </w:pPr>
-      <w:rPr>
-        <w:u w:val="none"/>
-      </w:rPr>
-    </w:lvl>
-    <w:lvl w:ilvl="5">
-      <w:start w:val="1"/>
-      <w:numFmt w:val="bullet"/>
-      <w:lvlText w:val="■"/>
-      <w:lvlJc w:val="left"/>
-      <w:pPr>
-        <w:ind w:left="4320" w:hanging="360"/>
-      </w:pPr>
-      <w:rPr>
-        <w:u w:val="none"/>
-      </w:rPr>
-    </w:lvl>
-    <w:lvl w:ilvl="6">
-      <w:start w:val="1"/>
-      <w:numFmt w:val="bullet"/>
-      <w:lvlText w:val="●"/>
-      <w:lvlJc w:val="left"/>
-      <w:pPr>
-        <w:ind w:left="5040" w:hanging="360"/>
-      </w:pPr>
-      <w:rPr>
-        <w:u w:val="none"/>
-      </w:rPr>
-    </w:lvl>
-    <w:lvl w:ilvl="7">
-      <w:start w:val="1"/>
-      <w:numFmt w:val="bullet"/>
-      <w:lvlText w:val="○"/>
-      <w:lvlJc w:val="left"/>
-      <w:pPr>
-        <w:ind w:left="5760" w:hanging="360"/>
-      </w:pPr>
-      <w:rPr>
-        <w:u w:val="none"/>
-      </w:rPr>
-    </w:lvl>
-    <w:lvl w:ilvl="8">
-      <w:start w:val="1"/>
-      <w:numFmt w:val="bullet"/>
-      <w:lvlText w:val="■"/>
-      <w:lvlJc w:val="left"/>
-      <w:pPr>
-        <w:ind w:left="6480" w:hanging="360"/>
-      </w:pPr>
-      <w:rPr>
-        <w:u w:val="none"/>
-      </w:rPr>
-    </w:lvl>
-  </w:abstractNum>
-  <w:abstractNum w:abstractNumId="3">
     <w:lvl w:ilvl="0">
       <w:start w:val="1"/>
       <w:numFmt w:val="bullet"/>
@@ -12527,7 +9522,7 @@
       </w:rPr>
     </w:lvl>
   </w:abstractNum>
-  <w:abstractNum w:abstractNumId="4">
+  <w:abstractNum w:abstractNumId="3">
     <w:lvl w:ilvl="0">
       <w:start w:val="1"/>
       <w:numFmt w:val="bullet"/>
@@ -12637,117 +9632,7 @@
       </w:rPr>
     </w:lvl>
   </w:abstractNum>
-  <w:abstractNum w:abstractNumId="5">
-    <w:lvl w:ilvl="0">
-      <w:start w:val="1"/>
-      <w:numFmt w:val="decimal"/>
-      <w:lvlText w:val="%1."/>
-      <w:lvlJc w:val="left"/>
-      <w:pPr>
-        <w:ind w:left="720" w:hanging="360"/>
-      </w:pPr>
-      <w:rPr>
-        <w:u w:val="none"/>
-      </w:rPr>
-    </w:lvl>
-    <w:lvl w:ilvl="1">
-      <w:start w:val="1"/>
-      <w:numFmt w:val="lowerLetter"/>
-      <w:lvlText w:val="%2."/>
-      <w:lvlJc w:val="left"/>
-      <w:pPr>
-        <w:ind w:left="1440" w:hanging="360"/>
-      </w:pPr>
-      <w:rPr>
-        <w:u w:val="none"/>
-      </w:rPr>
-    </w:lvl>
-    <w:lvl w:ilvl="2">
-      <w:start w:val="1"/>
-      <w:numFmt w:val="lowerRoman"/>
-      <w:lvlText w:val="%3."/>
-      <w:lvlJc w:val="left"/>
-      <w:pPr>
-        <w:ind w:left="2160" w:hanging="360"/>
-      </w:pPr>
-      <w:rPr>
-        <w:u w:val="none"/>
-      </w:rPr>
-    </w:lvl>
-    <w:lvl w:ilvl="3">
-      <w:start w:val="1"/>
-      <w:numFmt w:val="decimal"/>
-      <w:lvlText w:val="%4."/>
-      <w:lvlJc w:val="left"/>
-      <w:pPr>
-        <w:ind w:left="2880" w:hanging="360"/>
-      </w:pPr>
-      <w:rPr>
-        <w:u w:val="none"/>
-      </w:rPr>
-    </w:lvl>
-    <w:lvl w:ilvl="4">
-      <w:start w:val="1"/>
-      <w:numFmt w:val="lowerLetter"/>
-      <w:lvlText w:val="%5."/>
-      <w:lvlJc w:val="left"/>
-      <w:pPr>
-        <w:ind w:left="3600" w:hanging="360"/>
-      </w:pPr>
-      <w:rPr>
-        <w:u w:val="none"/>
-      </w:rPr>
-    </w:lvl>
-    <w:lvl w:ilvl="5">
-      <w:start w:val="1"/>
-      <w:numFmt w:val="lowerRoman"/>
-      <w:lvlText w:val="%6."/>
-      <w:lvlJc w:val="left"/>
-      <w:pPr>
-        <w:ind w:left="4320" w:hanging="360"/>
-      </w:pPr>
-      <w:rPr>
-        <w:u w:val="none"/>
-      </w:rPr>
-    </w:lvl>
-    <w:lvl w:ilvl="6">
-      <w:start w:val="1"/>
-      <w:numFmt w:val="decimal"/>
-      <w:lvlText w:val="%7."/>
-      <w:lvlJc w:val="left"/>
-      <w:pPr>
-        <w:ind w:left="5040" w:hanging="360"/>
-      </w:pPr>
-      <w:rPr>
-        <w:u w:val="none"/>
-      </w:rPr>
-    </w:lvl>
-    <w:lvl w:ilvl="7">
-      <w:start w:val="1"/>
-      <w:numFmt w:val="lowerLetter"/>
-      <w:lvlText w:val="%8."/>
-      <w:lvlJc w:val="left"/>
-      <w:pPr>
-        <w:ind w:left="5760" w:hanging="360"/>
-      </w:pPr>
-      <w:rPr>
-        <w:u w:val="none"/>
-      </w:rPr>
-    </w:lvl>
-    <w:lvl w:ilvl="8">
-      <w:start w:val="1"/>
-      <w:numFmt w:val="lowerRoman"/>
-      <w:lvlText w:val="%9."/>
-      <w:lvlJc w:val="left"/>
-      <w:pPr>
-        <w:ind w:left="6480" w:hanging="360"/>
-      </w:pPr>
-      <w:rPr>
-        <w:u w:val="none"/>
-      </w:rPr>
-    </w:lvl>
-  </w:abstractNum>
-  <w:abstractNum w:abstractNumId="6">
+  <w:abstractNum w:abstractNumId="4">
     <w:lvl w:ilvl="0">
       <w:start w:val="1"/>
       <w:numFmt w:val="decimal"/>
@@ -12863,7 +9748,7 @@
       </w:rPr>
     </w:lvl>
   </w:abstractNum>
-  <w:abstractNum w:abstractNumId="7">
+  <w:abstractNum w:abstractNumId="5">
     <w:lvl w:ilvl="0">
       <w:start w:val="1"/>
       <w:numFmt w:val="decimal"/>
@@ -12874,8 +9759,8 @@
       </w:pPr>
       <w:rPr>
         <w:rFonts w:ascii="Arial" w:cs="Arial" w:eastAsia="Arial" w:hAnsi="Arial"/>
-        <w:b w:val="1"/>
-        <w:bCs w:val="1"/>
+        <w:b w:val="0"/>
+        <w:bCs w:val="0"/>
         <w:strike w:val="0"/>
         <w:sz w:val="24"/>
         <w:szCs w:val="24"/>
@@ -12979,117 +9864,7 @@
       </w:rPr>
     </w:lvl>
   </w:abstractNum>
-  <w:abstractNum w:abstractNumId="8">
-    <w:lvl w:ilvl="0">
-      <w:start w:val="1"/>
-      <w:numFmt w:val="bullet"/>
-      <w:lvlText w:val="●"/>
-      <w:lvlJc w:val="left"/>
-      <w:pPr>
-        <w:ind w:left="720" w:hanging="360"/>
-      </w:pPr>
-      <w:rPr>
-        <w:u w:val="none"/>
-      </w:rPr>
-    </w:lvl>
-    <w:lvl w:ilvl="1">
-      <w:start w:val="1"/>
-      <w:numFmt w:val="bullet"/>
-      <w:lvlText w:val="○"/>
-      <w:lvlJc w:val="left"/>
-      <w:pPr>
-        <w:ind w:left="1440" w:hanging="360"/>
-      </w:pPr>
-      <w:rPr>
-        <w:u w:val="none"/>
-      </w:rPr>
-    </w:lvl>
-    <w:lvl w:ilvl="2">
-      <w:start w:val="1"/>
-      <w:numFmt w:val="bullet"/>
-      <w:lvlText w:val="■"/>
-      <w:lvlJc w:val="left"/>
-      <w:pPr>
-        <w:ind w:left="2160" w:hanging="360"/>
-      </w:pPr>
-      <w:rPr>
-        <w:u w:val="none"/>
-      </w:rPr>
-    </w:lvl>
-    <w:lvl w:ilvl="3">
-      <w:start w:val="1"/>
-      <w:numFmt w:val="bullet"/>
-      <w:lvlText w:val="●"/>
-      <w:lvlJc w:val="left"/>
-      <w:pPr>
-        <w:ind w:left="2880" w:hanging="360"/>
-      </w:pPr>
-      <w:rPr>
-        <w:u w:val="none"/>
-      </w:rPr>
-    </w:lvl>
-    <w:lvl w:ilvl="4">
-      <w:start w:val="1"/>
-      <w:numFmt w:val="bullet"/>
-      <w:lvlText w:val="○"/>
-      <w:lvlJc w:val="left"/>
-      <w:pPr>
-        <w:ind w:left="3600" w:hanging="360"/>
-      </w:pPr>
-      <w:rPr>
-        <w:u w:val="none"/>
-      </w:rPr>
-    </w:lvl>
-    <w:lvl w:ilvl="5">
-      <w:start w:val="1"/>
-      <w:numFmt w:val="bullet"/>
-      <w:lvlText w:val="■"/>
-      <w:lvlJc w:val="left"/>
-      <w:pPr>
-        <w:ind w:left="4320" w:hanging="360"/>
-      </w:pPr>
-      <w:rPr>
-        <w:u w:val="none"/>
-      </w:rPr>
-    </w:lvl>
-    <w:lvl w:ilvl="6">
-      <w:start w:val="1"/>
-      <w:numFmt w:val="bullet"/>
-      <w:lvlText w:val="●"/>
-      <w:lvlJc w:val="left"/>
-      <w:pPr>
-        <w:ind w:left="5040" w:hanging="360"/>
-      </w:pPr>
-      <w:rPr>
-        <w:u w:val="none"/>
-      </w:rPr>
-    </w:lvl>
-    <w:lvl w:ilvl="7">
-      <w:start w:val="1"/>
-      <w:numFmt w:val="bullet"/>
-      <w:lvlText w:val="○"/>
-      <w:lvlJc w:val="left"/>
-      <w:pPr>
-        <w:ind w:left="5760" w:hanging="360"/>
-      </w:pPr>
-      <w:rPr>
-        <w:u w:val="none"/>
-      </w:rPr>
-    </w:lvl>
-    <w:lvl w:ilvl="8">
-      <w:start w:val="1"/>
-      <w:numFmt w:val="bullet"/>
-      <w:lvlText w:val="■"/>
-      <w:lvlJc w:val="left"/>
-      <w:pPr>
-        <w:ind w:left="6480" w:hanging="360"/>
-      </w:pPr>
-      <w:rPr>
-        <w:u w:val="none"/>
-      </w:rPr>
-    </w:lvl>
-  </w:abstractNum>
-  <w:abstractNum w:abstractNumId="9">
+  <w:abstractNum w:abstractNumId="6">
     <w:lvl w:ilvl="0">
       <w:start w:val="1"/>
       <w:numFmt w:val="bullet"/>
@@ -13228,15 +10003,6 @@
   </w:num>
   <w:num w:numId="6">
     <w:abstractNumId w:val="6"/>
-  </w:num>
-  <w:num w:numId="7">
-    <w:abstractNumId w:val="7"/>
-  </w:num>
-  <w:num w:numId="8">
-    <w:abstractNumId w:val="8"/>
-  </w:num>
-  <w:num w:numId="9">
-    <w:abstractNumId w:val="9"/>
   </w:num>
 </w:numbering>
 </file>
@@ -13456,13 +10222,6 @@
     </w:tblPr>
   </w:style>
   <w:style w:type="table" w:styleId="Table8">
-    <w:basedOn w:val="TableNormal"/>
-    <w:tblPr>
-      <w:tblStyleRowBandSize w:val="1"/>
-      <w:tblStyleColBandSize w:val="1"/>
-    </w:tblPr>
-  </w:style>
-  <w:style w:type="table" w:styleId="Table9">
     <w:basedOn w:val="TableNormal"/>
     <w:tblPr>
       <w:tblStyleRowBandSize w:val="1"/>
